--- a/patients/templates/patients/docs/card_OMS_template.docx
+++ b/patients/templates/patients/docs/card_OMS_template.docx
@@ -10,6 +10,128 @@
           <w:szCs w:val="16"/>
         </w:rPr>
       </w:pPr>
+      <w:r>
+        <w:rPr>
+          <w:noProof/>
+          <w:sz w:val="16"/>
+          <w:szCs w:val="16"/>
+        </w:rPr>
+        <mc:AlternateContent>
+          <mc:Choice Requires="wps">
+            <w:drawing>
+              <wp:anchor distT="45720" distB="45720" distL="114300" distR="114300" simplePos="0" relativeHeight="251659264" behindDoc="0" locked="0" layoutInCell="1" allowOverlap="1" wp14:anchorId="113CF45D" wp14:editId="1ECC3762">
+                <wp:simplePos x="0" y="0"/>
+                <wp:positionH relativeFrom="margin">
+                  <wp:posOffset>-59690</wp:posOffset>
+                </wp:positionH>
+                <wp:positionV relativeFrom="paragraph">
+                  <wp:posOffset>0</wp:posOffset>
+                </wp:positionV>
+                <wp:extent cx="1136015" cy="1404620"/>
+                <wp:effectExtent l="0" t="0" r="6985" b="5080"/>
+                <wp:wrapSquare wrapText="bothSides"/>
+                <wp:docPr id="217" name="Надпись 2"/>
+                <wp:cNvGraphicFramePr>
+                  <a:graphicFrameLocks xmlns:a="http://schemas.openxmlformats.org/drawingml/2006/main"/>
+                </wp:cNvGraphicFramePr>
+                <a:graphic xmlns:a="http://schemas.openxmlformats.org/drawingml/2006/main">
+                  <a:graphicData uri="http://schemas.microsoft.com/office/word/2010/wordprocessingShape">
+                    <wps:wsp>
+                      <wps:cNvSpPr txBox="1">
+                        <a:spLocks noChangeArrowheads="1"/>
+                      </wps:cNvSpPr>
+                      <wps:spPr bwMode="auto">
+                        <a:xfrm>
+                          <a:off x="0" y="0"/>
+                          <a:ext cx="1136015" cy="1404620"/>
+                        </a:xfrm>
+                        <a:prstGeom prst="rect">
+                          <a:avLst/>
+                        </a:prstGeom>
+                        <a:solidFill>
+                          <a:srgbClr val="FFFFFF"/>
+                        </a:solidFill>
+                        <a:ln w="9525">
+                          <a:noFill/>
+                          <a:miter lim="800000"/>
+                          <a:headEnd/>
+                          <a:tailEnd/>
+                        </a:ln>
+                      </wps:spPr>
+                      <wps:txbx>
+                        <w:txbxContent>
+                          <w:p>
+                            <w:pPr>
+                              <w:rPr>
+                                <w:b/>
+                                <w:bCs/>
+                                <w:sz w:val="56"/>
+                                <w:szCs w:val="56"/>
+                              </w:rPr>
+                            </w:pPr>
+                            <w:r>
+                              <w:rPr>
+                                <w:b/>
+                                <w:bCs/>
+                                <w:sz w:val="56"/>
+                                <w:szCs w:val="56"/>
+                              </w:rPr>
+                              <w:t>ОМС</w:t>
+                            </w:r>
+                          </w:p>
+                        </w:txbxContent>
+                      </wps:txbx>
+                      <wps:bodyPr rot="0" vert="horz" wrap="square" lIns="91440" tIns="45720" rIns="91440" bIns="45720" anchor="t" anchorCtr="0">
+                        <a:spAutoFit/>
+                      </wps:bodyPr>
+                    </wps:wsp>
+                  </a:graphicData>
+                </a:graphic>
+                <wp14:sizeRelH relativeFrom="margin">
+                  <wp14:pctWidth>0</wp14:pctWidth>
+                </wp14:sizeRelH>
+                <wp14:sizeRelV relativeFrom="margin">
+                  <wp14:pctHeight>20000</wp14:pctHeight>
+                </wp14:sizeRelV>
+              </wp:anchor>
+            </w:drawing>
+          </mc:Choice>
+          <mc:Fallback>
+            <w:pict>
+              <v:shapetype w14:anchorId="113CF45D" id="_x0000_t202" coordsize="21600,21600" o:spt="202" path="m,l,21600r21600,l21600,xe">
+                <v:stroke joinstyle="miter"/>
+                <v:path gradientshapeok="t" o:connecttype="rect"/>
+              </v:shapetype>
+              <v:shape id="Надпись 2" o:spid="_x0000_s1026" type="#_x0000_t202" style="position:absolute;left:0;text-align:left;margin-left:-4.7pt;margin-top:0;width:89.45pt;height:110.6pt;z-index:251659264;visibility:visible;mso-wrap-style:square;mso-width-percent:0;mso-height-percent:200;mso-wrap-distance-left:9pt;mso-wrap-distance-top:3.6pt;mso-wrap-distance-right:9pt;mso-wrap-distance-bottom:3.6pt;mso-position-horizontal:absolute;mso-position-horizontal-relative:margin;mso-position-vertical:absolute;mso-position-vertical-relative:text;mso-width-percent:0;mso-height-percent:200;mso-width-relative:margin;mso-height-relative:margin;v-text-anchor:top" o:gfxdata="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" stroked="f">
+                <v:textbox style="mso-fit-shape-to-text:t">
+                  <w:txbxContent>
+                    <w:p>
+                      <w:pPr>
+                        <w:rPr>
+                          <w:b/>
+                          <w:bCs/>
+                          <w:sz w:val="56"/>
+                          <w:szCs w:val="56"/>
+                        </w:rPr>
+                      </w:pPr>
+                      <w:r>
+                        <w:rPr>
+                          <w:b/>
+                          <w:bCs/>
+                          <w:sz w:val="56"/>
+                          <w:szCs w:val="56"/>
+                        </w:rPr>
+                        <w:t>ОМС</w:t>
+                      </w:r>
+                    </w:p>
+                  </w:txbxContent>
+                </v:textbox>
+                <w10:wrap type="square" anchorx="margin"/>
+              </v:shape>
+            </w:pict>
+          </mc:Fallback>
+        </mc:AlternateContent>
+      </w:r>
       <w:r>
         <w:rPr>
           <w:sz w:val="16"/>
@@ -127,7 +249,23 @@
                 <w:b/>
                 <w:bCs/>
               </w:rPr>
-              <w:t>Общество с ограниченной ответственностью Медицинский центр «РевмаМед»</w:t>
+              <w:t>Общество с ограниченной ответственностью Медицинский центр «</w:t>
+            </w:r>
+            <w:proofErr w:type="spellStart"/>
+            <w:r>
+              <w:rPr>
+                <w:b/>
+                <w:bCs/>
+              </w:rPr>
+              <w:t>РевмаМед</w:t>
+            </w:r>
+            <w:proofErr w:type="spellEnd"/>
+            <w:r>
+              <w:rPr>
+                <w:b/>
+                <w:bCs/>
+              </w:rPr>
+              <w:t>»</w:t>
             </w:r>
           </w:p>
           <w:p/>
@@ -583,6 +721,7 @@
               </w:rPr>
               <w:t xml:space="preserve"> </w:t>
             </w:r>
+            <w:proofErr w:type="gramStart"/>
             <w:r>
               <w:rPr>
                 <w:b/>
@@ -590,7 +729,37 @@
                 <w:szCs w:val="28"/>
                 <w:u w:val="single"/>
               </w:rPr>
-              <w:t>{{ card_number }}</w:t>
+              <w:t xml:space="preserve">{{ </w:t>
+            </w:r>
+            <w:proofErr w:type="spellStart"/>
+            <w:r>
+              <w:rPr>
+                <w:b/>
+                <w:sz w:val="28"/>
+                <w:szCs w:val="28"/>
+                <w:u w:val="single"/>
+              </w:rPr>
+              <w:t>card</w:t>
+            </w:r>
+            <w:proofErr w:type="gramEnd"/>
+            <w:r>
+              <w:rPr>
+                <w:b/>
+                <w:sz w:val="28"/>
+                <w:szCs w:val="28"/>
+                <w:u w:val="single"/>
+              </w:rPr>
+              <w:t>_number</w:t>
+            </w:r>
+            <w:proofErr w:type="spellEnd"/>
+            <w:r>
+              <w:rPr>
+                <w:b/>
+                <w:sz w:val="28"/>
+                <w:szCs w:val="28"/>
+                <w:u w:val="single"/>
+              </w:rPr>
+              <w:t xml:space="preserve"> }}</w:t>
             </w:r>
           </w:p>
         </w:tc>
@@ -746,13 +915,41 @@
                 <w:szCs w:val="20"/>
               </w:rPr>
             </w:pPr>
-            <w:r>
-              <w:rPr>
-                <w:sz w:val="20"/>
-                <w:szCs w:val="20"/>
-                <w:lang w:val="en-US"/>
-              </w:rPr>
-              <w:t>{{ c_day }}</w:t>
+            <w:proofErr w:type="gramStart"/>
+            <w:r>
+              <w:rPr>
+                <w:sz w:val="20"/>
+                <w:szCs w:val="20"/>
+                <w:lang w:val="en-US"/>
+              </w:rPr>
+              <w:t xml:space="preserve">{{ </w:t>
+            </w:r>
+            <w:proofErr w:type="spellStart"/>
+            <w:r>
+              <w:rPr>
+                <w:sz w:val="20"/>
+                <w:szCs w:val="20"/>
+                <w:lang w:val="en-US"/>
+              </w:rPr>
+              <w:t>c</w:t>
+            </w:r>
+            <w:proofErr w:type="gramEnd"/>
+            <w:r>
+              <w:rPr>
+                <w:sz w:val="20"/>
+                <w:szCs w:val="20"/>
+                <w:lang w:val="en-US"/>
+              </w:rPr>
+              <w:t>_day</w:t>
+            </w:r>
+            <w:proofErr w:type="spellEnd"/>
+            <w:r>
+              <w:rPr>
+                <w:sz w:val="20"/>
+                <w:szCs w:val="20"/>
+                <w:lang w:val="en-US"/>
+              </w:rPr>
+              <w:t xml:space="preserve"> }}</w:t>
             </w:r>
           </w:p>
         </w:tc>
@@ -797,14 +994,25 @@
                 <w:lang w:val="en-US"/>
               </w:rPr>
             </w:pPr>
-            <w:r>
-              <w:rPr>
-                <w:sz w:val="20"/>
-                <w:szCs w:val="20"/>
-                <w:lang w:val="en-US"/>
-              </w:rPr>
-              <w:t>{{ cur</w:t>
-            </w:r>
+            <w:proofErr w:type="gramStart"/>
+            <w:r>
+              <w:rPr>
+                <w:sz w:val="20"/>
+                <w:szCs w:val="20"/>
+                <w:lang w:val="en-US"/>
+              </w:rPr>
+              <w:t xml:space="preserve">{{ </w:t>
+            </w:r>
+            <w:proofErr w:type="spellStart"/>
+            <w:r>
+              <w:rPr>
+                <w:sz w:val="20"/>
+                <w:szCs w:val="20"/>
+                <w:lang w:val="en-US"/>
+              </w:rPr>
+              <w:t>cur</w:t>
+            </w:r>
+            <w:proofErr w:type="gramEnd"/>
             <w:r>
               <w:rPr>
                 <w:sz w:val="20"/>
@@ -819,7 +1027,16 @@
                 <w:szCs w:val="20"/>
                 <w:lang w:val="en-US"/>
               </w:rPr>
-              <w:t>month_ru }}</w:t>
+              <w:t>month_ru</w:t>
+            </w:r>
+            <w:proofErr w:type="spellEnd"/>
+            <w:r>
+              <w:rPr>
+                <w:sz w:val="20"/>
+                <w:szCs w:val="20"/>
+                <w:lang w:val="en-US"/>
+              </w:rPr>
+              <w:t xml:space="preserve"> }}</w:t>
             </w:r>
           </w:p>
         </w:tc>
@@ -864,13 +1081,41 @@
                 <w:lang w:val="en-US"/>
               </w:rPr>
             </w:pPr>
-            <w:r>
-              <w:rPr>
-                <w:sz w:val="20"/>
-                <w:szCs w:val="20"/>
-                <w:lang w:val="en-US"/>
-              </w:rPr>
-              <w:t>{{ current_year }}</w:t>
+            <w:proofErr w:type="gramStart"/>
+            <w:r>
+              <w:rPr>
+                <w:sz w:val="20"/>
+                <w:szCs w:val="20"/>
+                <w:lang w:val="en-US"/>
+              </w:rPr>
+              <w:t xml:space="preserve">{{ </w:t>
+            </w:r>
+            <w:proofErr w:type="spellStart"/>
+            <w:r>
+              <w:rPr>
+                <w:sz w:val="20"/>
+                <w:szCs w:val="20"/>
+                <w:lang w:val="en-US"/>
+              </w:rPr>
+              <w:t>current</w:t>
+            </w:r>
+            <w:proofErr w:type="gramEnd"/>
+            <w:r>
+              <w:rPr>
+                <w:sz w:val="20"/>
+                <w:szCs w:val="20"/>
+                <w:lang w:val="en-US"/>
+              </w:rPr>
+              <w:t>_year</w:t>
+            </w:r>
+            <w:proofErr w:type="spellEnd"/>
+            <w:r>
+              <w:rPr>
+                <w:sz w:val="20"/>
+                <w:szCs w:val="20"/>
+                <w:lang w:val="en-US"/>
+              </w:rPr>
+              <w:t xml:space="preserve"> }}</w:t>
             </w:r>
           </w:p>
         </w:tc>
@@ -923,13 +1168,131 @@
                 <w:lang w:val="en-US"/>
               </w:rPr>
             </w:pPr>
-            <w:r>
-              <w:rPr>
-                <w:sz w:val="20"/>
-                <w:szCs w:val="20"/>
-                <w:lang w:val="en-US"/>
-              </w:rPr>
-              <w:t xml:space="preserve">{{ surname }} {{ first_name }} {{ last_name }} </w:t>
+            <w:proofErr w:type="gramStart"/>
+            <w:r>
+              <w:rPr>
+                <w:sz w:val="20"/>
+                <w:szCs w:val="20"/>
+                <w:lang w:val="en-US"/>
+              </w:rPr>
+              <w:t>{{ surname</w:t>
+            </w:r>
+            <w:proofErr w:type="gramEnd"/>
+            <w:r>
+              <w:rPr>
+                <w:sz w:val="20"/>
+                <w:szCs w:val="20"/>
+                <w:lang w:val="en-US"/>
+              </w:rPr>
+              <w:t xml:space="preserve"> }} </w:t>
+            </w:r>
+            <w:proofErr w:type="gramStart"/>
+            <w:r>
+              <w:rPr>
+                <w:sz w:val="20"/>
+                <w:szCs w:val="20"/>
+                <w:lang w:val="en-US"/>
+              </w:rPr>
+              <w:t xml:space="preserve">{{ </w:t>
+            </w:r>
+            <w:proofErr w:type="spellStart"/>
+            <w:r>
+              <w:rPr>
+                <w:sz w:val="20"/>
+                <w:szCs w:val="20"/>
+                <w:lang w:val="en-US"/>
+              </w:rPr>
+              <w:t>first</w:t>
+            </w:r>
+            <w:proofErr w:type="gramEnd"/>
+            <w:r>
+              <w:rPr>
+                <w:sz w:val="20"/>
+                <w:szCs w:val="20"/>
+                <w:lang w:val="en-US"/>
+              </w:rPr>
+              <w:t>_</w:t>
+            </w:r>
+            <w:proofErr w:type="gramStart"/>
+            <w:r>
+              <w:rPr>
+                <w:sz w:val="20"/>
+                <w:szCs w:val="20"/>
+                <w:lang w:val="en-US"/>
+              </w:rPr>
+              <w:t>name</w:t>
+            </w:r>
+            <w:proofErr w:type="spellEnd"/>
+            <w:r>
+              <w:rPr>
+                <w:sz w:val="20"/>
+                <w:szCs w:val="20"/>
+                <w:lang w:val="en-US"/>
+              </w:rPr>
+              <w:t xml:space="preserve"> }</w:t>
+            </w:r>
+            <w:proofErr w:type="gramEnd"/>
+            <w:r>
+              <w:rPr>
+                <w:sz w:val="20"/>
+                <w:szCs w:val="20"/>
+                <w:lang w:val="en-US"/>
+              </w:rPr>
+              <w:t xml:space="preserve">} </w:t>
+            </w:r>
+            <w:proofErr w:type="gramStart"/>
+            <w:r>
+              <w:rPr>
+                <w:sz w:val="20"/>
+                <w:szCs w:val="20"/>
+                <w:lang w:val="en-US"/>
+              </w:rPr>
+              <w:t xml:space="preserve">{{ </w:t>
+            </w:r>
+            <w:proofErr w:type="spellStart"/>
+            <w:r>
+              <w:rPr>
+                <w:sz w:val="20"/>
+                <w:szCs w:val="20"/>
+                <w:lang w:val="en-US"/>
+              </w:rPr>
+              <w:t>last</w:t>
+            </w:r>
+            <w:proofErr w:type="gramEnd"/>
+            <w:r>
+              <w:rPr>
+                <w:sz w:val="20"/>
+                <w:szCs w:val="20"/>
+                <w:lang w:val="en-US"/>
+              </w:rPr>
+              <w:t>_</w:t>
+            </w:r>
+            <w:proofErr w:type="gramStart"/>
+            <w:r>
+              <w:rPr>
+                <w:sz w:val="20"/>
+                <w:szCs w:val="20"/>
+                <w:lang w:val="en-US"/>
+              </w:rPr>
+              <w:t>name</w:t>
+            </w:r>
+            <w:proofErr w:type="spellEnd"/>
+            <w:r>
+              <w:rPr>
+                <w:sz w:val="20"/>
+                <w:szCs w:val="20"/>
+                <w:lang w:val="en-US"/>
+              </w:rPr>
+              <w:t xml:space="preserve"> }</w:t>
+            </w:r>
+            <w:proofErr w:type="gramEnd"/>
+            <w:r>
+              <w:rPr>
+                <w:sz w:val="20"/>
+                <w:szCs w:val="20"/>
+                <w:lang w:val="en-US"/>
+              </w:rPr>
+              <w:t xml:space="preserve">} </w:t>
             </w:r>
           </w:p>
         </w:tc>
@@ -989,6 +1352,7 @@
                 <w:lang w:val="en-US"/>
               </w:rPr>
             </w:pPr>
+            <w:proofErr w:type="gramStart"/>
             <w:r>
               <w:rPr>
                 <w:sz w:val="20"/>
@@ -997,13 +1361,23 @@
               </w:rPr>
               <w:t xml:space="preserve">{{ </w:t>
             </w:r>
-            <w:r>
-              <w:rPr>
-                <w:sz w:val="20"/>
-                <w:szCs w:val="20"/>
-              </w:rPr>
-              <w:t>b_day</w:t>
-            </w:r>
+            <w:proofErr w:type="spellStart"/>
+            <w:r>
+              <w:rPr>
+                <w:sz w:val="20"/>
+                <w:szCs w:val="20"/>
+              </w:rPr>
+              <w:t>b</w:t>
+            </w:r>
+            <w:proofErr w:type="gramEnd"/>
+            <w:r>
+              <w:rPr>
+                <w:sz w:val="20"/>
+                <w:szCs w:val="20"/>
+              </w:rPr>
+              <w:t>_day</w:t>
+            </w:r>
+            <w:proofErr w:type="spellEnd"/>
             <w:r>
               <w:rPr>
                 <w:sz w:val="20"/>
@@ -1052,6 +1426,7 @@
                 <w:lang w:val="en-US"/>
               </w:rPr>
             </w:pPr>
+            <w:proofErr w:type="gramStart"/>
             <w:r>
               <w:rPr>
                 <w:sz w:val="20"/>
@@ -1060,13 +1435,23 @@
               </w:rPr>
               <w:t xml:space="preserve">{{ </w:t>
             </w:r>
-            <w:r>
-              <w:rPr>
-                <w:sz w:val="20"/>
-                <w:szCs w:val="20"/>
-              </w:rPr>
-              <w:t>b_month_name</w:t>
-            </w:r>
+            <w:proofErr w:type="spellStart"/>
+            <w:r>
+              <w:rPr>
+                <w:sz w:val="20"/>
+                <w:szCs w:val="20"/>
+              </w:rPr>
+              <w:t>b</w:t>
+            </w:r>
+            <w:proofErr w:type="gramEnd"/>
+            <w:r>
+              <w:rPr>
+                <w:sz w:val="20"/>
+                <w:szCs w:val="20"/>
+              </w:rPr>
+              <w:t>_month_name</w:t>
+            </w:r>
+            <w:proofErr w:type="spellEnd"/>
             <w:r>
               <w:rPr>
                 <w:sz w:val="20"/>
@@ -1111,13 +1496,41 @@
                 <w:lang w:val="en-US"/>
               </w:rPr>
             </w:pPr>
-            <w:r>
-              <w:rPr>
-                <w:sz w:val="20"/>
-                <w:szCs w:val="20"/>
-                <w:lang w:val="en-US"/>
-              </w:rPr>
-              <w:t>{{ b_year }}</w:t>
+            <w:proofErr w:type="gramStart"/>
+            <w:r>
+              <w:rPr>
+                <w:sz w:val="20"/>
+                <w:szCs w:val="20"/>
+                <w:lang w:val="en-US"/>
+              </w:rPr>
+              <w:t xml:space="preserve">{{ </w:t>
+            </w:r>
+            <w:proofErr w:type="spellStart"/>
+            <w:r>
+              <w:rPr>
+                <w:sz w:val="20"/>
+                <w:szCs w:val="20"/>
+                <w:lang w:val="en-US"/>
+              </w:rPr>
+              <w:t>b</w:t>
+            </w:r>
+            <w:proofErr w:type="gramEnd"/>
+            <w:r>
+              <w:rPr>
+                <w:sz w:val="20"/>
+                <w:szCs w:val="20"/>
+                <w:lang w:val="en-US"/>
+              </w:rPr>
+              <w:t>_year</w:t>
+            </w:r>
+            <w:proofErr w:type="spellEnd"/>
+            <w:r>
+              <w:rPr>
+                <w:sz w:val="20"/>
+                <w:szCs w:val="20"/>
+                <w:lang w:val="en-US"/>
+              </w:rPr>
+              <w:t xml:space="preserve"> }}</w:t>
             </w:r>
           </w:p>
         </w:tc>
@@ -1139,7 +1552,15 @@
                 <w:sz w:val="20"/>
                 <w:szCs w:val="20"/>
               </w:rPr>
-              <w:t xml:space="preserve"> г. Пол: </w:t>
+              <w:t xml:space="preserve"> г. </w:t>
+            </w:r>
+            <w:proofErr w:type="gramStart"/>
+            <w:r>
+              <w:rPr>
+                <w:sz w:val="20"/>
+                <w:szCs w:val="20"/>
+              </w:rPr>
+              <w:t xml:space="preserve">Пол: </w:t>
             </w:r>
             <w:r>
               <w:rPr>
@@ -1148,7 +1569,37 @@
                 <w:u w:val="single"/>
                 <w:lang w:val="en-US"/>
               </w:rPr>
-              <w:t xml:space="preserve">     {{ gender }}      </w:t>
+              <w:t xml:space="preserve">     {{ gender</w:t>
+            </w:r>
+            <w:proofErr w:type="gramEnd"/>
+            <w:r>
+              <w:rPr>
+                <w:sz w:val="20"/>
+                <w:szCs w:val="20"/>
+                <w:u w:val="single"/>
+                <w:lang w:val="en-US"/>
+              </w:rPr>
+              <w:t xml:space="preserve"> </w:t>
+            </w:r>
+            <w:proofErr w:type="gramStart"/>
+            <w:r>
+              <w:rPr>
+                <w:sz w:val="20"/>
+                <w:szCs w:val="20"/>
+                <w:u w:val="single"/>
+                <w:lang w:val="en-US"/>
+              </w:rPr>
+              <w:t xml:space="preserve">}}   </w:t>
+            </w:r>
+            <w:proofErr w:type="gramEnd"/>
+            <w:r>
+              <w:rPr>
+                <w:sz w:val="20"/>
+                <w:szCs w:val="20"/>
+                <w:u w:val="single"/>
+                <w:lang w:val="en-US"/>
+              </w:rPr>
+              <w:t xml:space="preserve">   </w:t>
             </w:r>
             <w:r>
               <w:rPr>
@@ -1241,6 +1692,7 @@
                 <w:lang w:val="en-US"/>
               </w:rPr>
             </w:pPr>
+            <w:proofErr w:type="gramStart"/>
             <w:r>
               <w:rPr>
                 <w:sz w:val="20"/>
@@ -1249,9 +1701,12 @@
               </w:rPr>
               <w:t xml:space="preserve">{{ </w:t>
             </w:r>
+            <w:proofErr w:type="spellStart"/>
             <w:r>
               <w:t>passport</w:t>
             </w:r>
+            <w:proofErr w:type="spellEnd"/>
+            <w:proofErr w:type="gramEnd"/>
             <w:r>
               <w:rPr>
                 <w:lang w:val="en-US"/>
@@ -1299,6 +1754,7 @@
                 <w:szCs w:val="20"/>
               </w:rPr>
             </w:pPr>
+            <w:proofErr w:type="gramStart"/>
             <w:r>
               <w:rPr>
                 <w:sz w:val="20"/>
@@ -1307,13 +1763,23 @@
               </w:rPr>
               <w:t xml:space="preserve">{{ </w:t>
             </w:r>
-            <w:r>
-              <w:rPr>
-                <w:sz w:val="20"/>
-                <w:szCs w:val="20"/>
-              </w:rPr>
-              <w:t>p_series</w:t>
-            </w:r>
+            <w:proofErr w:type="spellStart"/>
+            <w:r>
+              <w:rPr>
+                <w:sz w:val="20"/>
+                <w:szCs w:val="20"/>
+              </w:rPr>
+              <w:t>p</w:t>
+            </w:r>
+            <w:proofErr w:type="gramEnd"/>
+            <w:r>
+              <w:rPr>
+                <w:sz w:val="20"/>
+                <w:szCs w:val="20"/>
+              </w:rPr>
+              <w:t>_series</w:t>
+            </w:r>
+            <w:proofErr w:type="spellEnd"/>
             <w:r>
               <w:rPr>
                 <w:sz w:val="20"/>
@@ -1364,6 +1830,7 @@
                 <w:lang w:val="en-US"/>
               </w:rPr>
             </w:pPr>
+            <w:proofErr w:type="gramStart"/>
             <w:r>
               <w:rPr>
                 <w:sz w:val="20"/>
@@ -1372,13 +1839,23 @@
               </w:rPr>
               <w:t xml:space="preserve">{{ </w:t>
             </w:r>
-            <w:r>
-              <w:rPr>
-                <w:sz w:val="20"/>
-                <w:szCs w:val="20"/>
-              </w:rPr>
-              <w:t>p_number</w:t>
-            </w:r>
+            <w:proofErr w:type="spellStart"/>
+            <w:r>
+              <w:rPr>
+                <w:sz w:val="20"/>
+                <w:szCs w:val="20"/>
+              </w:rPr>
+              <w:t>p</w:t>
+            </w:r>
+            <w:proofErr w:type="gramEnd"/>
+            <w:r>
+              <w:rPr>
+                <w:sz w:val="20"/>
+                <w:szCs w:val="20"/>
+              </w:rPr>
+              <w:t>_number</w:t>
+            </w:r>
+            <w:proofErr w:type="spellEnd"/>
             <w:r>
               <w:rPr>
                 <w:sz w:val="20"/>
@@ -1438,6 +1915,7 @@
                 <w:lang w:val="en-US"/>
               </w:rPr>
             </w:pPr>
+            <w:proofErr w:type="gramStart"/>
             <w:r>
               <w:rPr>
                 <w:sz w:val="20"/>
@@ -1446,13 +1924,23 @@
               </w:rPr>
               <w:t xml:space="preserve">{{ </w:t>
             </w:r>
-            <w:r>
-              <w:rPr>
-                <w:sz w:val="20"/>
-                <w:szCs w:val="20"/>
-              </w:rPr>
-              <w:t>phone_number</w:t>
-            </w:r>
+            <w:proofErr w:type="spellStart"/>
+            <w:r>
+              <w:rPr>
+                <w:sz w:val="20"/>
+                <w:szCs w:val="20"/>
+              </w:rPr>
+              <w:t>phone</w:t>
+            </w:r>
+            <w:proofErr w:type="gramEnd"/>
+            <w:r>
+              <w:rPr>
+                <w:sz w:val="20"/>
+                <w:szCs w:val="20"/>
+              </w:rPr>
+              <w:t>_number</w:t>
+            </w:r>
+            <w:proofErr w:type="spellEnd"/>
             <w:r>
               <w:rPr>
                 <w:sz w:val="20"/>
@@ -1553,6 +2041,7 @@
                 <w:lang w:val="en-US"/>
               </w:rPr>
             </w:pPr>
+            <w:proofErr w:type="gramStart"/>
             <w:r>
               <w:rPr>
                 <w:sz w:val="20"/>
@@ -1561,6 +2050,7 @@
               </w:rPr>
               <w:t xml:space="preserve">{{ </w:t>
             </w:r>
+            <w:proofErr w:type="spellStart"/>
             <w:r>
               <w:rPr>
                 <w:sz w:val="20"/>
@@ -1568,6 +2058,8 @@
               </w:rPr>
               <w:t>area</w:t>
             </w:r>
+            <w:proofErr w:type="spellEnd"/>
+            <w:proofErr w:type="gramEnd"/>
             <w:r>
               <w:rPr>
                 <w:sz w:val="20"/>
@@ -1623,6 +2115,7 @@
                 <w:lang w:val="en-US"/>
               </w:rPr>
             </w:pPr>
+            <w:proofErr w:type="gramStart"/>
             <w:r>
               <w:rPr>
                 <w:sz w:val="20"/>
@@ -1631,6 +2124,7 @@
               </w:rPr>
               <w:t xml:space="preserve">{{ </w:t>
             </w:r>
+            <w:proofErr w:type="spellStart"/>
             <w:r>
               <w:rPr>
                 <w:sz w:val="20"/>
@@ -1638,6 +2132,8 @@
               </w:rPr>
               <w:t>district</w:t>
             </w:r>
+            <w:proofErr w:type="spellEnd"/>
+            <w:proofErr w:type="gramEnd"/>
             <w:r>
               <w:rPr>
                 <w:sz w:val="20"/>
@@ -1688,6 +2184,7 @@
                 <w:lang w:val="en-US"/>
               </w:rPr>
             </w:pPr>
+            <w:proofErr w:type="gramStart"/>
             <w:r>
               <w:rPr>
                 <w:sz w:val="20"/>
@@ -1696,6 +2193,7 @@
               </w:rPr>
               <w:t xml:space="preserve">{{ </w:t>
             </w:r>
+            <w:proofErr w:type="spellStart"/>
             <w:r>
               <w:rPr>
                 <w:sz w:val="20"/>
@@ -1703,6 +2201,8 @@
               </w:rPr>
               <w:t>locality</w:t>
             </w:r>
+            <w:proofErr w:type="spellEnd"/>
+            <w:proofErr w:type="gramEnd"/>
             <w:r>
               <w:rPr>
                 <w:sz w:val="20"/>
@@ -1756,6 +2256,7 @@
             <w:pPr>
               <w:jc w:val="center"/>
             </w:pPr>
+            <w:proofErr w:type="gramStart"/>
             <w:r>
               <w:rPr>
                 <w:sz w:val="20"/>
@@ -1764,9 +2265,12 @@
               </w:rPr>
               <w:t xml:space="preserve">{{ </w:t>
             </w:r>
+            <w:proofErr w:type="spellStart"/>
             <w:r>
               <w:t>street</w:t>
             </w:r>
+            <w:proofErr w:type="spellEnd"/>
+            <w:proofErr w:type="gramEnd"/>
             <w:r>
               <w:t xml:space="preserve"> </w:t>
             </w:r>
@@ -1815,6 +2319,7 @@
             <w:pPr>
               <w:jc w:val="center"/>
             </w:pPr>
+            <w:proofErr w:type="gramStart"/>
             <w:r>
               <w:rPr>
                 <w:sz w:val="20"/>
@@ -1823,9 +2328,12 @@
               </w:rPr>
               <w:t xml:space="preserve">{{ </w:t>
             </w:r>
+            <w:proofErr w:type="spellStart"/>
             <w:r>
               <w:t>home</w:t>
             </w:r>
+            <w:proofErr w:type="spellEnd"/>
+            <w:proofErr w:type="gramEnd"/>
             <w:r>
               <w:t xml:space="preserve"> </w:t>
             </w:r>
@@ -1875,6 +2383,7 @@
             <w:pPr>
               <w:jc w:val="center"/>
             </w:pPr>
+            <w:proofErr w:type="gramStart"/>
             <w:r>
               <w:rPr>
                 <w:sz w:val="20"/>
@@ -1883,9 +2392,12 @@
               </w:rPr>
               <w:t xml:space="preserve">{{ </w:t>
             </w:r>
+            <w:proofErr w:type="spellStart"/>
             <w:r>
               <w:t>building</w:t>
             </w:r>
+            <w:proofErr w:type="spellEnd"/>
+            <w:proofErr w:type="gramEnd"/>
             <w:r>
               <w:t xml:space="preserve"> </w:t>
             </w:r>
@@ -1937,6 +2449,7 @@
                 <w:lang w:val="en-US"/>
               </w:rPr>
             </w:pPr>
+            <w:proofErr w:type="gramStart"/>
             <w:r>
               <w:rPr>
                 <w:sz w:val="20"/>
@@ -1945,9 +2458,12 @@
               </w:rPr>
               <w:t xml:space="preserve">{{ </w:t>
             </w:r>
+            <w:proofErr w:type="spellStart"/>
             <w:r>
               <w:t>apartment</w:t>
             </w:r>
+            <w:proofErr w:type="spellEnd"/>
+            <w:proofErr w:type="gramEnd"/>
             <w:r>
               <w:rPr>
                 <w:lang w:val="en-US"/>
@@ -2406,6 +2922,7 @@
                 <w:lang w:val="en-US"/>
               </w:rPr>
             </w:pPr>
+            <w:proofErr w:type="gramStart"/>
             <w:r>
               <w:rPr>
                 <w:sz w:val="20"/>
@@ -2414,14 +2931,25 @@
               </w:rPr>
               <w:t xml:space="preserve">{{ </w:t>
             </w:r>
-            <w:r>
-              <w:rPr>
-                <w:sz w:val="20"/>
-                <w:szCs w:val="20"/>
-                <w:lang w:val="en-US"/>
-              </w:rPr>
-              <w:t>polis_oms</w:t>
-            </w:r>
+            <w:proofErr w:type="spellStart"/>
+            <w:r>
+              <w:rPr>
+                <w:sz w:val="20"/>
+                <w:szCs w:val="20"/>
+                <w:lang w:val="en-US"/>
+              </w:rPr>
+              <w:t>polis</w:t>
+            </w:r>
+            <w:proofErr w:type="gramEnd"/>
+            <w:r>
+              <w:rPr>
+                <w:sz w:val="20"/>
+                <w:szCs w:val="20"/>
+                <w:lang w:val="en-US"/>
+              </w:rPr>
+              <w:t>_oms</w:t>
+            </w:r>
+            <w:proofErr w:type="spellEnd"/>
             <w:r>
               <w:rPr>
                 <w:sz w:val="20"/>
@@ -3007,12 +3535,21 @@
                 <w:szCs w:val="20"/>
               </w:rPr>
             </w:pPr>
-            <w:r>
-              <w:rPr>
-                <w:sz w:val="20"/>
-                <w:szCs w:val="20"/>
-              </w:rPr>
-              <w:t>щийся — 4, не работает — 5, прочее — 6</w:t>
+            <w:proofErr w:type="spellStart"/>
+            <w:r>
+              <w:rPr>
+                <w:sz w:val="20"/>
+                <w:szCs w:val="20"/>
+              </w:rPr>
+              <w:t>щийся</w:t>
+            </w:r>
+            <w:proofErr w:type="spellEnd"/>
+            <w:r>
+              <w:rPr>
+                <w:sz w:val="20"/>
+                <w:szCs w:val="20"/>
+              </w:rPr>
+              <w:t xml:space="preserve"> — 4, не работает — 5, прочее — 6</w:t>
             </w:r>
           </w:p>
         </w:tc>
@@ -5080,8 +5617,17 @@
                 <w:sz w:val="20"/>
                 <w:szCs w:val="20"/>
               </w:rPr>
-              <w:t>антиген К1 системы Kell</w:t>
-            </w:r>
+              <w:t xml:space="preserve">антиген К1 системы </w:t>
+            </w:r>
+            <w:proofErr w:type="spellStart"/>
+            <w:r>
+              <w:rPr>
+                <w:sz w:val="20"/>
+                <w:szCs w:val="20"/>
+              </w:rPr>
+              <w:t>Kell</w:t>
+            </w:r>
+            <w:proofErr w:type="spellEnd"/>
           </w:p>
         </w:tc>
         <w:tc>
@@ -5231,7 +5777,23 @@
           <w:sz w:val="20"/>
           <w:szCs w:val="20"/>
         </w:rPr>
-        <w:t>иные виды непереносимости в анаамнезе,</w:t>
+        <w:t xml:space="preserve">иные виды непереносимости в </w:t>
+      </w:r>
+      <w:proofErr w:type="spellStart"/>
+      <w:r>
+        <w:rPr>
+          <w:sz w:val="20"/>
+          <w:szCs w:val="20"/>
+        </w:rPr>
+        <w:t>анаамнезе</w:t>
+      </w:r>
+      <w:proofErr w:type="spellEnd"/>
+      <w:r>
+        <w:rPr>
+          <w:sz w:val="20"/>
+          <w:szCs w:val="20"/>
+        </w:rPr>
+        <w:t>,</w:t>
       </w:r>
       <w:r>
         <w:rPr>
@@ -5341,7 +5903,6 @@
       </w:pPr>
     </w:p>
     <w:sectPr>
-      <w:headerReference w:type="default" r:id="rId7"/>
       <w:pgSz w:w="11906" w:h="16838"/>
       <w:pgMar w:top="851" w:right="567" w:bottom="567" w:left="1134" w:header="397" w:footer="397" w:gutter="0"/>
       <w:cols w:space="708"/>
@@ -5387,29 +5948,6 @@
     </w:p>
   </w:footnote>
 </w:footnotes>
-</file>
-
-<file path=word/header1.xml><?xml version="1.0" encoding="utf-8"?>
-<w:hdr xmlns:wpc="http://schemas.microsoft.com/office/word/2010/wordprocessingCanvas" xmlns:cx="http://schemas.microsoft.com/office/drawing/2014/chartex" xmlns:cx1="http://schemas.microsoft.com/office/drawing/2015/9/8/chartex" xmlns:cx2="http://schemas.microsoft.com/office/drawing/2015/10/21/chartex" xmlns:cx3="http://schemas.microsoft.com/office/drawing/2016/5/9/chartex" xmlns:cx4="http://schemas.microsoft.com/office/drawing/2016/5/10/chartex" xmlns:cx5="http://schemas.microsoft.com/office/drawing/2016/5/11/chartex" xmlns:cx6="http://schemas.microsoft.com/office/drawing/2016/5/12/chartex" xmlns:cx7="http://schemas.microsoft.com/office/drawing/2016/5/13/chartex" xmlns:cx8="http://schemas.microsoft.com/office/drawing/2016/5/14/chartex" xmlns:mc="http://schemas.openxmlformats.org/markup-compatibility/2006" xmlns:aink="http://schemas.microsoft.com/office/drawing/2016/ink" xmlns:am3d="http://schemas.microsoft.com/office/drawing/2017/model3d" xmlns:o="urn:schemas-microsoft-com:office:office" xmlns:oel="http://schemas.microsoft.com/office/2019/extlst" xmlns:r="http://schemas.openxmlformats.org/officeDocument/2006/relationships" xmlns:m="http://schemas.openxmlformats.org/officeDocument/2006/math" xmlns:v="urn:schemas-microsoft-com:vml" xmlns:wp14="http://schemas.microsoft.com/office/word/2010/wordprocessingDrawing" xmlns:wp="http://schemas.openxmlformats.org/drawingml/2006/wordprocessingDrawing" xmlns:w10="urn:schemas-microsoft-com:office:word" xmlns:w="http://schemas.openxmlformats.org/wordprocessingml/2006/main" xmlns:w14="http://schemas.microsoft.com/office/word/2010/wordml" xmlns:w15="http://schemas.microsoft.com/office/word/2012/wordml" xmlns:w16cex="http://schemas.microsoft.com/office/word/2018/wordml/cex" xmlns:w16cid="http://schemas.microsoft.com/office/word/2016/wordml/cid" xmlns:w16="http://schemas.microsoft.com/office/word/2018/wordml" xmlns:w16du="http://schemas.microsoft.com/office/word/2023/wordml/word16du" xmlns:w16sdtdh="http://schemas.microsoft.com/office/word/2020/wordml/sdtdatahash" xmlns:w16sdtfl="http://schemas.microsoft.com/office/word/2024/wordml/sdtformatlock" xmlns:w16se="http://schemas.microsoft.com/office/word/2015/wordml/symex" xmlns:wpg="http://schemas.microsoft.com/office/word/2010/wordprocessingGroup" xmlns:wpi="http://schemas.microsoft.com/office/word/2010/wordprocessingInk" xmlns:wne="http://schemas.microsoft.com/office/word/2006/wordml" xmlns:wps="http://schemas.microsoft.com/office/word/2010/wordprocessingShape" mc:Ignorable="w14 w15 w16se w16cid w16 w16cex w16sdtdh w16sdtfl w16du wp14">
-  <w:p>
-    <w:pPr>
-      <w:pStyle w:val="a9"/>
-      <w:rPr>
-        <w:rFonts w:ascii="Arial" w:hAnsi="Arial" w:cs="Arial"/>
-        <w:sz w:val="12"/>
-        <w:szCs w:val="12"/>
-      </w:rPr>
-    </w:pPr>
-    <w:r>
-      <w:rPr>
-        <w:rFonts w:ascii="Arial" w:hAnsi="Arial" w:cs="Arial"/>
-        <w:sz w:val="12"/>
-        <w:szCs w:val="12"/>
-      </w:rPr>
-      <w:t>Подготовлено с использованием системы ГАРАНТ</w:t>
-    </w:r>
-  </w:p>
-</w:hdr>
 </file>
 
 <file path=word/styles.xml><?xml version="1.0" encoding="utf-8"?>
@@ -5834,6 +6372,7 @@
   <w:style w:type="character" w:default="1" w:styleId="a0">
     <w:name w:val="Default Paragraph Font"/>
     <w:uiPriority w:val="1"/>
+    <w:semiHidden/>
     <w:unhideWhenUsed/>
   </w:style>
   <w:style w:type="table" w:default="1" w:styleId="a1">

--- a/patients/templates/patients/docs/card_OMS_template.docx
+++ b/patients/templates/patients/docs/card_OMS_template.docx
@@ -5902,9 +5902,2079 @@
         </w:rPr>
       </w:pPr>
     </w:p>
+    <w:p>
+      <w:pPr>
+        <w:rPr>
+          <w:sz w:val="20"/>
+          <w:szCs w:val="20"/>
+        </w:rPr>
+      </w:pPr>
+    </w:p>
+    <w:p>
+      <w:pPr>
+        <w:rPr>
+          <w:sz w:val="20"/>
+          <w:szCs w:val="20"/>
+        </w:rPr>
+      </w:pPr>
+    </w:p>
+    <w:p>
+      <w:pPr>
+        <w:rPr>
+          <w:sz w:val="20"/>
+          <w:szCs w:val="20"/>
+        </w:rPr>
+      </w:pPr>
+      <w:r>
+        <w:rPr>
+          <w:sz w:val="20"/>
+          <w:szCs w:val="20"/>
+        </w:rPr>
+        <w:br w:type="page"/>
+      </w:r>
+    </w:p>
+    <w:p>
+      <w:pPr>
+        <w:pStyle w:val="af3"/>
+        <w:tabs>
+          <w:tab w:val="left" w:pos="765"/>
+          <w:tab w:val="left" w:pos="1725"/>
+          <w:tab w:val="left" w:leader="underscore" w:pos="7372"/>
+        </w:tabs>
+        <w:spacing w:line="100" w:lineRule="atLeast"/>
+        <w:rPr>
+          <w:rStyle w:val="11"/>
+          <w:rFonts w:ascii="Times New Roman" w:hAnsi="Times New Roman"/>
+          <w:b/>
+          <w:bCs/>
+          <w:color w:val="000000"/>
+          <w:lang w:val="ru-RU"/>
+        </w:rPr>
+      </w:pPr>
+      <w:r>
+        <w:rPr>
+          <w:noProof/>
+          <w:sz w:val="26"/>
+          <w:szCs w:val="26"/>
+        </w:rPr>
+        <w:lastRenderedPageBreak/>
+        <w:drawing>
+          <wp:anchor distT="0" distB="0" distL="114300" distR="114300" simplePos="0" relativeHeight="251661312" behindDoc="1" locked="0" layoutInCell="1" allowOverlap="1" wp14:anchorId="6656D6D2" wp14:editId="2C7C1287">
+            <wp:simplePos x="0" y="0"/>
+            <wp:positionH relativeFrom="column">
+              <wp:posOffset>59690</wp:posOffset>
+            </wp:positionH>
+            <wp:positionV relativeFrom="paragraph">
+              <wp:posOffset>0</wp:posOffset>
+            </wp:positionV>
+            <wp:extent cx="6705600" cy="748665"/>
+            <wp:effectExtent l="0" t="0" r="0" b="0"/>
+            <wp:wrapTight wrapText="bothSides">
+              <wp:wrapPolygon edited="0">
+                <wp:start x="798" y="1099"/>
+                <wp:lineTo x="368" y="6046"/>
+                <wp:lineTo x="368" y="10992"/>
+                <wp:lineTo x="736" y="11542"/>
+                <wp:lineTo x="245" y="19786"/>
+                <wp:lineTo x="20311" y="19786"/>
+                <wp:lineTo x="20434" y="3298"/>
+                <wp:lineTo x="1657" y="1099"/>
+                <wp:lineTo x="798" y="1099"/>
+              </wp:wrapPolygon>
+            </wp:wrapTight>
+            <wp:docPr id="2" name="Рисунок 2"/>
+            <wp:cNvGraphicFramePr/>
+            <a:graphic xmlns:a="http://schemas.openxmlformats.org/drawingml/2006/main">
+              <a:graphicData uri="http://schemas.openxmlformats.org/drawingml/2006/picture">
+                <pic:pic xmlns:pic="http://schemas.openxmlformats.org/drawingml/2006/picture">
+                  <pic:nvPicPr>
+                    <pic:cNvPr id="2" name="Рисунок 2"/>
+                    <pic:cNvPicPr/>
+                  </pic:nvPicPr>
+                  <pic:blipFill>
+                    <a:blip r:embed="rId8" cstate="print">
+                      <a:extLst>
+                        <a:ext uri="{28A0092B-C50C-407E-A947-70E740481C1C}">
+                          <a14:useLocalDpi xmlns:a14="http://schemas.microsoft.com/office/drawing/2010/main" val="0"/>
+                        </a:ext>
+                      </a:extLst>
+                    </a:blip>
+                    <a:stretch>
+                      <a:fillRect/>
+                    </a:stretch>
+                  </pic:blipFill>
+                  <pic:spPr>
+                    <a:xfrm>
+                      <a:off x="0" y="0"/>
+                      <a:ext cx="6705600" cy="748665"/>
+                    </a:xfrm>
+                    <a:prstGeom prst="rect">
+                      <a:avLst/>
+                    </a:prstGeom>
+                  </pic:spPr>
+                </pic:pic>
+              </a:graphicData>
+            </a:graphic>
+          </wp:anchor>
+        </w:drawing>
+      </w:r>
+    </w:p>
+    <w:p>
+      <w:pPr>
+        <w:pStyle w:val="af3"/>
+        <w:tabs>
+          <w:tab w:val="left" w:pos="765"/>
+          <w:tab w:val="left" w:pos="1725"/>
+          <w:tab w:val="left" w:leader="underscore" w:pos="7372"/>
+        </w:tabs>
+        <w:spacing w:line="100" w:lineRule="atLeast"/>
+        <w:ind w:firstLine="360"/>
+        <w:jc w:val="center"/>
+        <w:rPr>
+          <w:b/>
+          <w:bCs/>
+          <w:lang w:val="ru-RU"/>
+        </w:rPr>
+      </w:pPr>
+      <w:r>
+        <w:rPr>
+          <w:rStyle w:val="11"/>
+          <w:rFonts w:ascii="Times New Roman" w:hAnsi="Times New Roman"/>
+          <w:b/>
+          <w:bCs/>
+          <w:color w:val="000000"/>
+          <w:lang w:val="ru-RU"/>
+        </w:rPr>
+        <w:t>Информированное добровольное согласие на обработку персональных данных</w:t>
+      </w:r>
+    </w:p>
+    <w:p>
+      <w:pPr>
+        <w:pStyle w:val="af3"/>
+        <w:tabs>
+          <w:tab w:val="left" w:pos="163"/>
+        </w:tabs>
+        <w:spacing w:after="0" w:line="312" w:lineRule="auto"/>
+        <w:ind w:firstLineChars="200" w:firstLine="440"/>
+        <w:jc w:val="both"/>
+        <w:rPr>
+          <w:sz w:val="22"/>
+          <w:szCs w:val="22"/>
+          <w:lang w:val="ru-RU"/>
+        </w:rPr>
+      </w:pPr>
+      <w:r>
+        <w:rPr>
+          <w:rFonts w:ascii="Times New Roman" w:hAnsi="Times New Roman"/>
+          <w:sz w:val="22"/>
+          <w:szCs w:val="22"/>
+          <w:lang w:val="ru-RU"/>
+        </w:rPr>
+        <w:t xml:space="preserve">В соответствии с требованиями статьи 9 федерального закона от 27.07.06 г. «О персональных данных» № 152-ФЗ я, </w:t>
+      </w:r>
+      <w:r>
+        <w:rPr>
+          <w:rFonts w:ascii="Times New Roman" w:hAnsi="Times New Roman"/>
+          <w:b/>
+          <w:bCs/>
+          <w:sz w:val="22"/>
+          <w:szCs w:val="22"/>
+          <w:lang w:val="ru-RU"/>
+        </w:rPr>
+        <w:t xml:space="preserve">{{ </w:t>
+      </w:r>
+      <w:proofErr w:type="spellStart"/>
+      <w:r>
+        <w:rPr>
+          <w:rFonts w:ascii="Times New Roman" w:hAnsi="Times New Roman"/>
+          <w:b/>
+          <w:bCs/>
+          <w:sz w:val="22"/>
+          <w:szCs w:val="22"/>
+          <w:lang w:val="ru-RU"/>
+        </w:rPr>
+        <w:t>surname</w:t>
+      </w:r>
+      <w:proofErr w:type="spellEnd"/>
+      <w:r>
+        <w:rPr>
+          <w:rFonts w:ascii="Times New Roman" w:hAnsi="Times New Roman"/>
+          <w:b/>
+          <w:bCs/>
+          <w:sz w:val="22"/>
+          <w:szCs w:val="22"/>
+          <w:lang w:val="ru-RU"/>
+        </w:rPr>
+        <w:t xml:space="preserve"> }} {{ </w:t>
+      </w:r>
+      <w:proofErr w:type="spellStart"/>
+      <w:r>
+        <w:rPr>
+          <w:rFonts w:ascii="Times New Roman" w:hAnsi="Times New Roman"/>
+          <w:b/>
+          <w:bCs/>
+          <w:sz w:val="22"/>
+          <w:szCs w:val="22"/>
+          <w:lang w:val="ru-RU"/>
+        </w:rPr>
+        <w:t>first_name</w:t>
+      </w:r>
+      <w:proofErr w:type="spellEnd"/>
+      <w:r>
+        <w:rPr>
+          <w:rFonts w:ascii="Times New Roman" w:hAnsi="Times New Roman"/>
+          <w:b/>
+          <w:bCs/>
+          <w:sz w:val="22"/>
+          <w:szCs w:val="22"/>
+          <w:lang w:val="ru-RU"/>
+        </w:rPr>
+        <w:t xml:space="preserve"> }} {{ </w:t>
+      </w:r>
+      <w:proofErr w:type="spellStart"/>
+      <w:r>
+        <w:rPr>
+          <w:rFonts w:ascii="Times New Roman" w:hAnsi="Times New Roman"/>
+          <w:b/>
+          <w:bCs/>
+          <w:sz w:val="22"/>
+          <w:szCs w:val="22"/>
+          <w:lang w:val="ru-RU"/>
+        </w:rPr>
+        <w:t>last_name</w:t>
+      </w:r>
+      <w:proofErr w:type="spellEnd"/>
+      <w:r>
+        <w:rPr>
+          <w:rFonts w:ascii="Times New Roman" w:hAnsi="Times New Roman"/>
+          <w:b/>
+          <w:bCs/>
+          <w:sz w:val="22"/>
+          <w:szCs w:val="22"/>
+          <w:lang w:val="ru-RU"/>
+        </w:rPr>
+        <w:t xml:space="preserve"> }}</w:t>
+      </w:r>
+      <w:r>
+        <w:rPr>
+          <w:rFonts w:ascii="Times New Roman" w:hAnsi="Times New Roman"/>
+          <w:b/>
+          <w:bCs/>
+          <w:sz w:val="22"/>
+          <w:szCs w:val="22"/>
+          <w:lang w:val="ru-RU"/>
+        </w:rPr>
+        <w:t>,</w:t>
+      </w:r>
+      <w:r>
+        <w:rPr>
+          <w:rFonts w:ascii="Times New Roman" w:hAnsi="Times New Roman"/>
+          <w:sz w:val="22"/>
+          <w:szCs w:val="22"/>
+          <w:lang w:val="ru-RU"/>
+        </w:rPr>
+        <w:t xml:space="preserve"> подтверждаю своё согласие на обработку ООО МЦ «</w:t>
+      </w:r>
+      <w:proofErr w:type="spellStart"/>
+      <w:r>
+        <w:rPr>
+          <w:rFonts w:ascii="Times New Roman" w:hAnsi="Times New Roman"/>
+          <w:sz w:val="22"/>
+          <w:szCs w:val="22"/>
+          <w:lang w:val="ru-RU"/>
+        </w:rPr>
+        <w:t>РевмаМед</w:t>
+      </w:r>
+      <w:proofErr w:type="spellEnd"/>
+      <w:r>
+        <w:rPr>
+          <w:rFonts w:ascii="Times New Roman" w:hAnsi="Times New Roman"/>
+          <w:sz w:val="22"/>
+          <w:szCs w:val="22"/>
+          <w:lang w:val="ru-RU"/>
+        </w:rPr>
+        <w:t>» (далее - Оператор) моих персональных данных, включающих фамилию, имя, отчество, пол, дату рождения, адрес места жительства, профессия, образование, семейное положение, контактный(е) телефон(ы), реквизиты полиса ОМС (ДМС), страховой номер индивидуального лицевого счёта в Пенсионном фонде России (СНИЛС), данные о состоянии здоровья, заболеваниях, случаях обращения за медицинской помощью — в медико-профилактических целях, в целях установления медицинского диагноза и оказания медицинских услуг при условии, что их обработка осуществляется лицом, профессионально занимающимся медицинской деятельностью и обязанным сохранять врачебную тайну. В процессе оказания Оператором медицинской помощи я предоставляю право медицинским работникам передавать мои персональные данные, содержащие сведения, составляющие врачебную тайну, другим должностным лицам Оператора, в интересах моего обследования и лечения (обследования и лечения несовершеннолетнего пациента/лица, признанного недееспособным). Предоставляю Оператору право осуществлять все действия (операции) с моими персональными данными, включая сбор, систематизацию, накопление, хранение, обновление, изменение, использование, обезличивание, блокирование, уничтожение. Оператор вправе обрабатывать вышеуказанные персональные данные посредством внесения их в электронную базу данных, включения в списки (реестры) и отчётные формы, предусмотренные документами, регламентирующими предоставление отчётных данных (документов) по ОМС (договором ДМС).</w:t>
+      </w:r>
+    </w:p>
+    <w:p>
+      <w:pPr>
+        <w:pStyle w:val="af3"/>
+        <w:tabs>
+          <w:tab w:val="left" w:pos="163"/>
+        </w:tabs>
+        <w:spacing w:after="0" w:line="312" w:lineRule="auto"/>
+        <w:ind w:firstLineChars="200" w:firstLine="440"/>
+        <w:jc w:val="both"/>
+        <w:rPr>
+          <w:rStyle w:val="blk"/>
+          <w:rFonts w:ascii="Times New Roman" w:hAnsi="Times New Roman"/>
+          <w:sz w:val="22"/>
+          <w:szCs w:val="22"/>
+          <w:lang w:val="ru-RU"/>
+        </w:rPr>
+      </w:pPr>
+      <w:r>
+        <w:rPr>
+          <w:rFonts w:ascii="Times New Roman" w:hAnsi="Times New Roman"/>
+          <w:sz w:val="22"/>
+          <w:szCs w:val="22"/>
+          <w:lang w:val="ru-RU"/>
+        </w:rPr>
+        <w:t xml:space="preserve">Я даю своё согласие на то, что вышеуказанные персональные данные могут быть переданы в Минздрав РК, Росздравнадзор, Роспотребнадзор, страховые медицинские организации, в иные ЛПУ и другие организации как с применением средств автоматизации, так и без их применения в связи с организацией оказания медицинской помощи, осуществления контроля качества ее оказания, а также в соответствии с действующим законодательством в Фонд социального страхования России и в медицинскую организацию, выбранную мной согласно ст. 21 Федерального закона "Об основах охраны здоровья граждан в Российской Федерации" от 21.11.2011 N 323-ФЗ </w:t>
+      </w:r>
+      <w:r>
+        <w:rPr>
+          <w:rStyle w:val="blk"/>
+          <w:rFonts w:ascii="Times New Roman" w:hAnsi="Times New Roman"/>
+          <w:sz w:val="22"/>
+          <w:szCs w:val="22"/>
+          <w:lang w:val="ru-RU"/>
+        </w:rPr>
+        <w:t xml:space="preserve">для получения первичной медико-санитарной помощи в рамках ОМС. </w:t>
+      </w:r>
+    </w:p>
+    <w:p>
+      <w:pPr>
+        <w:pStyle w:val="af3"/>
+        <w:tabs>
+          <w:tab w:val="left" w:pos="163"/>
+        </w:tabs>
+        <w:spacing w:after="0" w:line="312" w:lineRule="auto"/>
+        <w:ind w:firstLineChars="200" w:firstLine="440"/>
+        <w:jc w:val="both"/>
+        <w:rPr>
+          <w:sz w:val="22"/>
+          <w:szCs w:val="22"/>
+          <w:lang w:val="ru-RU"/>
+        </w:rPr>
+      </w:pPr>
+      <w:r>
+        <w:rPr>
+          <w:rStyle w:val="blk"/>
+          <w:rFonts w:ascii="Times New Roman" w:hAnsi="Times New Roman"/>
+          <w:sz w:val="22"/>
+          <w:szCs w:val="22"/>
+          <w:lang w:val="ru-RU"/>
+        </w:rPr>
+        <w:t>Подтверждаю, что до заключения договора об оказании платных услуг мне была предоставлена информация о возможности получения соответствующих видов и объёмов медицинской помощи без взимания платы в рамках программы государственных гарантий бесплатного оказания гражданам медицинской помощи и территориальной программы государственных гарантий бесплатного оказания гражданам медицинской помощи.</w:t>
+      </w:r>
+    </w:p>
+    <w:p>
+      <w:pPr>
+        <w:pStyle w:val="af3"/>
+        <w:tabs>
+          <w:tab w:val="left" w:pos="163"/>
+        </w:tabs>
+        <w:spacing w:after="0" w:line="312" w:lineRule="auto"/>
+        <w:ind w:firstLineChars="200" w:firstLine="440"/>
+        <w:jc w:val="both"/>
+        <w:rPr>
+          <w:rFonts w:ascii="Times New Roman" w:hAnsi="Times New Roman"/>
+          <w:sz w:val="22"/>
+          <w:szCs w:val="22"/>
+          <w:lang w:val="ru-RU"/>
+        </w:rPr>
+      </w:pPr>
+      <w:r>
+        <w:rPr>
+          <w:rFonts w:ascii="Times New Roman" w:hAnsi="Times New Roman"/>
+          <w:sz w:val="22"/>
+          <w:szCs w:val="22"/>
+          <w:lang w:val="ru-RU"/>
+        </w:rPr>
+        <w:t>Настоящее согласие на обработку персональных данных дано мной и действует с</w:t>
+      </w:r>
+      <w:r>
+        <w:rPr>
+          <w:rFonts w:ascii="Times New Roman" w:hAnsi="Times New Roman"/>
+          <w:sz w:val="22"/>
+          <w:szCs w:val="22"/>
+          <w:lang w:val="ru-RU"/>
+        </w:rPr>
+        <w:t xml:space="preserve"> </w:t>
+      </w:r>
+    </w:p>
+    <w:p>
+      <w:pPr>
+        <w:pStyle w:val="af3"/>
+        <w:tabs>
+          <w:tab w:val="left" w:pos="163"/>
+        </w:tabs>
+        <w:spacing w:after="0" w:line="312" w:lineRule="auto"/>
+        <w:jc w:val="both"/>
+        <w:rPr>
+          <w:rFonts w:ascii="Times New Roman" w:hAnsi="Times New Roman"/>
+          <w:sz w:val="22"/>
+          <w:szCs w:val="22"/>
+          <w:lang w:val="ru-RU"/>
+        </w:rPr>
+      </w:pPr>
+      <w:r>
+        <w:rPr>
+          <w:rFonts w:ascii="Times New Roman" w:hAnsi="Times New Roman"/>
+          <w:sz w:val="22"/>
+          <w:szCs w:val="22"/>
+          <w:lang w:val="ru-RU"/>
+        </w:rPr>
+        <w:t>«</w:t>
+      </w:r>
+      <w:proofErr w:type="gramStart"/>
+      <w:r>
+        <w:rPr>
+          <w:rFonts w:ascii="Times New Roman" w:hAnsi="Times New Roman"/>
+          <w:sz w:val="22"/>
+          <w:szCs w:val="22"/>
+          <w:lang w:val="ru-RU"/>
+        </w:rPr>
+        <w:t xml:space="preserve">{{ </w:t>
+      </w:r>
+      <w:r>
+        <w:rPr>
+          <w:rFonts w:ascii="Times New Roman" w:hAnsi="Times New Roman"/>
+          <w:sz w:val="22"/>
+          <w:szCs w:val="22"/>
+        </w:rPr>
+        <w:t>c</w:t>
+      </w:r>
+      <w:proofErr w:type="gramEnd"/>
+      <w:r>
+        <w:rPr>
+          <w:rFonts w:ascii="Times New Roman" w:hAnsi="Times New Roman"/>
+          <w:sz w:val="22"/>
+          <w:szCs w:val="22"/>
+          <w:lang w:val="ru-RU"/>
+        </w:rPr>
+        <w:t>_</w:t>
+      </w:r>
+      <w:proofErr w:type="gramStart"/>
+      <w:r>
+        <w:rPr>
+          <w:rFonts w:ascii="Times New Roman" w:hAnsi="Times New Roman"/>
+          <w:sz w:val="22"/>
+          <w:szCs w:val="22"/>
+        </w:rPr>
+        <w:t>day</w:t>
+      </w:r>
+      <w:r>
+        <w:rPr>
+          <w:rFonts w:ascii="Times New Roman" w:hAnsi="Times New Roman"/>
+          <w:sz w:val="22"/>
+          <w:szCs w:val="22"/>
+          <w:lang w:val="ru-RU"/>
+        </w:rPr>
+        <w:t xml:space="preserve"> }</w:t>
+      </w:r>
+      <w:proofErr w:type="gramEnd"/>
+      <w:r>
+        <w:rPr>
+          <w:rFonts w:ascii="Times New Roman" w:hAnsi="Times New Roman"/>
+          <w:sz w:val="22"/>
+          <w:szCs w:val="22"/>
+          <w:lang w:val="ru-RU"/>
+        </w:rPr>
+        <w:t xml:space="preserve">}» </w:t>
+      </w:r>
+      <w:proofErr w:type="gramStart"/>
+      <w:r>
+        <w:rPr>
+          <w:rFonts w:ascii="Times New Roman" w:hAnsi="Times New Roman"/>
+          <w:sz w:val="22"/>
+          <w:szCs w:val="22"/>
+          <w:lang w:val="ru-RU"/>
+        </w:rPr>
+        <w:t xml:space="preserve">{{ </w:t>
+      </w:r>
+      <w:r>
+        <w:rPr>
+          <w:rFonts w:ascii="Times New Roman" w:hAnsi="Times New Roman"/>
+          <w:sz w:val="22"/>
+          <w:szCs w:val="22"/>
+        </w:rPr>
+        <w:t>cur</w:t>
+      </w:r>
+      <w:proofErr w:type="gramEnd"/>
+      <w:r>
+        <w:rPr>
+          <w:rFonts w:ascii="Times New Roman" w:hAnsi="Times New Roman"/>
+          <w:sz w:val="22"/>
+          <w:szCs w:val="22"/>
+          <w:lang w:val="ru-RU"/>
+        </w:rPr>
+        <w:t>_</w:t>
+      </w:r>
+      <w:r>
+        <w:rPr>
+          <w:rFonts w:ascii="Times New Roman" w:hAnsi="Times New Roman"/>
+          <w:sz w:val="22"/>
+          <w:szCs w:val="22"/>
+        </w:rPr>
+        <w:t>month</w:t>
+      </w:r>
+      <w:r>
+        <w:rPr>
+          <w:rFonts w:ascii="Times New Roman" w:hAnsi="Times New Roman"/>
+          <w:sz w:val="22"/>
+          <w:szCs w:val="22"/>
+          <w:lang w:val="ru-RU"/>
+        </w:rPr>
+        <w:t>_</w:t>
+      </w:r>
+      <w:proofErr w:type="spellStart"/>
+      <w:proofErr w:type="gramStart"/>
+      <w:r>
+        <w:rPr>
+          <w:rFonts w:ascii="Times New Roman" w:hAnsi="Times New Roman"/>
+          <w:sz w:val="22"/>
+          <w:szCs w:val="22"/>
+        </w:rPr>
+        <w:t>ru</w:t>
+      </w:r>
+      <w:proofErr w:type="spellEnd"/>
+      <w:r>
+        <w:rPr>
+          <w:rFonts w:ascii="Times New Roman" w:hAnsi="Times New Roman"/>
+          <w:sz w:val="22"/>
+          <w:szCs w:val="22"/>
+          <w:lang w:val="ru-RU"/>
+        </w:rPr>
+        <w:t xml:space="preserve"> }</w:t>
+      </w:r>
+      <w:proofErr w:type="gramEnd"/>
+      <w:r>
+        <w:rPr>
+          <w:rFonts w:ascii="Times New Roman" w:hAnsi="Times New Roman"/>
+          <w:sz w:val="22"/>
+          <w:szCs w:val="22"/>
+          <w:lang w:val="ru-RU"/>
+        </w:rPr>
+        <w:t xml:space="preserve">} </w:t>
+      </w:r>
+      <w:proofErr w:type="gramStart"/>
+      <w:r>
+        <w:rPr>
+          <w:rFonts w:ascii="Times New Roman" w:hAnsi="Times New Roman"/>
+          <w:sz w:val="22"/>
+          <w:szCs w:val="22"/>
+          <w:lang w:val="ru-RU"/>
+        </w:rPr>
+        <w:t xml:space="preserve">{{ </w:t>
+      </w:r>
+      <w:r>
+        <w:rPr>
+          <w:rFonts w:ascii="Times New Roman" w:hAnsi="Times New Roman"/>
+          <w:sz w:val="22"/>
+          <w:szCs w:val="22"/>
+        </w:rPr>
+        <w:t>current</w:t>
+      </w:r>
+      <w:proofErr w:type="gramEnd"/>
+      <w:r>
+        <w:rPr>
+          <w:rFonts w:ascii="Times New Roman" w:hAnsi="Times New Roman"/>
+          <w:sz w:val="22"/>
+          <w:szCs w:val="22"/>
+          <w:lang w:val="ru-RU"/>
+        </w:rPr>
+        <w:t>_</w:t>
+      </w:r>
+      <w:proofErr w:type="gramStart"/>
+      <w:r>
+        <w:rPr>
+          <w:rFonts w:ascii="Times New Roman" w:hAnsi="Times New Roman"/>
+          <w:sz w:val="22"/>
+          <w:szCs w:val="22"/>
+        </w:rPr>
+        <w:t>year</w:t>
+      </w:r>
+      <w:r>
+        <w:rPr>
+          <w:rFonts w:ascii="Times New Roman" w:hAnsi="Times New Roman"/>
+          <w:sz w:val="22"/>
+          <w:szCs w:val="22"/>
+          <w:lang w:val="ru-RU"/>
+        </w:rPr>
+        <w:t xml:space="preserve"> }}</w:t>
+      </w:r>
+      <w:r>
+        <w:rPr>
+          <w:rFonts w:ascii="Times New Roman" w:hAnsi="Times New Roman"/>
+          <w:sz w:val="22"/>
+          <w:szCs w:val="22"/>
+          <w:lang w:val="ru-RU"/>
+        </w:rPr>
+        <w:t>г</w:t>
+      </w:r>
+      <w:r>
+        <w:rPr>
+          <w:rFonts w:ascii="Times New Roman" w:hAnsi="Times New Roman"/>
+          <w:sz w:val="22"/>
+          <w:szCs w:val="22"/>
+          <w:lang w:val="ru-RU"/>
+        </w:rPr>
+        <w:t>.</w:t>
+      </w:r>
+      <w:proofErr w:type="gramEnd"/>
+      <w:r>
+        <w:rPr>
+          <w:rFonts w:ascii="Times New Roman" w:hAnsi="Times New Roman"/>
+          <w:sz w:val="22"/>
+          <w:szCs w:val="22"/>
+          <w:lang w:val="ru-RU"/>
+        </w:rPr>
+        <w:t xml:space="preserve"> </w:t>
+      </w:r>
+      <w:r>
+        <w:rPr>
+          <w:rFonts w:ascii="Times New Roman" w:hAnsi="Times New Roman"/>
+          <w:sz w:val="22"/>
+          <w:szCs w:val="22"/>
+          <w:lang w:val="ru-RU"/>
+        </w:rPr>
+        <w:t>до</w:t>
+      </w:r>
+      <w:r>
+        <w:rPr>
+          <w:rFonts w:ascii="Times New Roman" w:hAnsi="Times New Roman"/>
+          <w:sz w:val="22"/>
+          <w:szCs w:val="22"/>
+          <w:lang w:val="ru-RU"/>
+        </w:rPr>
+        <w:t xml:space="preserve"> </w:t>
+      </w:r>
+      <w:r>
+        <w:rPr>
+          <w:rFonts w:ascii="Times New Roman" w:hAnsi="Times New Roman"/>
+          <w:sz w:val="22"/>
+          <w:szCs w:val="22"/>
+          <w:lang w:val="ru-RU"/>
+        </w:rPr>
+        <w:t>минования</w:t>
+      </w:r>
+      <w:r>
+        <w:rPr>
+          <w:rFonts w:ascii="Times New Roman" w:hAnsi="Times New Roman"/>
+          <w:sz w:val="22"/>
+          <w:szCs w:val="22"/>
+          <w:lang w:val="ru-RU"/>
+        </w:rPr>
+        <w:t xml:space="preserve"> </w:t>
+      </w:r>
+      <w:r>
+        <w:rPr>
+          <w:rFonts w:ascii="Times New Roman" w:hAnsi="Times New Roman"/>
+          <w:sz w:val="22"/>
+          <w:szCs w:val="22"/>
+          <w:lang w:val="ru-RU"/>
+        </w:rPr>
+        <w:t>надобности</w:t>
+      </w:r>
+      <w:r>
+        <w:rPr>
+          <w:rFonts w:ascii="Times New Roman" w:hAnsi="Times New Roman"/>
+          <w:sz w:val="22"/>
+          <w:szCs w:val="22"/>
+          <w:lang w:val="ru-RU"/>
+        </w:rPr>
+        <w:t xml:space="preserve">. </w:t>
+      </w:r>
+      <w:r>
+        <w:rPr>
+          <w:rFonts w:ascii="Times New Roman" w:hAnsi="Times New Roman"/>
+          <w:sz w:val="22"/>
+          <w:szCs w:val="22"/>
+          <w:lang w:val="ru-RU"/>
+        </w:rPr>
+        <w:t xml:space="preserve">Я оставляю за собой право отозвать своё согласие на обработку персональных данных посредством составления соответствующего письменного документа, который может быть направлен мной в адрес Оператора по почте заказным письмом с уведомлением о вручении либо вручён лично под расписку представителю Оператора. В случае получения моего письменного заявления об отзыве настоящего согласия на обработку персональных данных Оператор обязан прекратить их обработку в течение периода времени, необходимого для завершения взаиморасчетов </w:t>
+      </w:r>
+      <w:proofErr w:type="gramStart"/>
+      <w:r>
+        <w:rPr>
+          <w:rFonts w:ascii="Times New Roman" w:hAnsi="Times New Roman"/>
+          <w:sz w:val="22"/>
+          <w:szCs w:val="22"/>
+          <w:lang w:val="ru-RU"/>
+        </w:rPr>
+        <w:t>по оплате</w:t>
+      </w:r>
+      <w:proofErr w:type="gramEnd"/>
+      <w:r>
+        <w:rPr>
+          <w:rFonts w:ascii="Times New Roman" w:hAnsi="Times New Roman"/>
+          <w:sz w:val="22"/>
+          <w:szCs w:val="22"/>
+          <w:lang w:val="ru-RU"/>
+        </w:rPr>
+        <w:t xml:space="preserve"> оказанной мне (несовершеннолетнему пациенту/лицу, признанному недееспособным) до этого медицинской помощи.</w:t>
+      </w:r>
+    </w:p>
+    <w:p>
+      <w:pPr>
+        <w:pStyle w:val="af3"/>
+        <w:tabs>
+          <w:tab w:val="left" w:pos="163"/>
+        </w:tabs>
+        <w:spacing w:after="0" w:line="312" w:lineRule="auto"/>
+        <w:jc w:val="both"/>
+        <w:rPr>
+          <w:rFonts w:ascii="Times New Roman" w:hAnsi="Times New Roman"/>
+          <w:sz w:val="22"/>
+          <w:szCs w:val="22"/>
+          <w:lang w:val="ru-RU"/>
+        </w:rPr>
+      </w:pPr>
+    </w:p>
+    <w:tbl>
+      <w:tblPr>
+        <w:tblStyle w:val="ad"/>
+        <w:tblW w:w="0" w:type="auto"/>
+        <w:tblBorders>
+          <w:top w:val="none" w:sz="0" w:space="0" w:color="auto"/>
+          <w:left w:val="none" w:sz="0" w:space="0" w:color="auto"/>
+          <w:bottom w:val="none" w:sz="0" w:space="0" w:color="auto"/>
+          <w:right w:val="none" w:sz="0" w:space="0" w:color="auto"/>
+          <w:insideH w:val="none" w:sz="0" w:space="0" w:color="auto"/>
+          <w:insideV w:val="none" w:sz="0" w:space="0" w:color="auto"/>
+        </w:tblBorders>
+        <w:tblLook w:val="04A0" w:firstRow="1" w:lastRow="0" w:firstColumn="1" w:lastColumn="0" w:noHBand="0" w:noVBand="1"/>
+      </w:tblPr>
+      <w:tblGrid>
+        <w:gridCol w:w="3387"/>
+        <w:gridCol w:w="7101"/>
+      </w:tblGrid>
+      <w:tr>
+        <w:tc>
+          <w:tcPr>
+            <w:tcW w:w="3402" w:type="dxa"/>
+          </w:tcPr>
+          <w:p>
+            <w:pPr>
+              <w:pStyle w:val="af3"/>
+              <w:shd w:val="clear" w:color="auto" w:fill="auto"/>
+              <w:tabs>
+                <w:tab w:val="left" w:pos="163"/>
+              </w:tabs>
+              <w:spacing w:after="0" w:line="240" w:lineRule="auto"/>
+              <w:jc w:val="both"/>
+            </w:pPr>
+            <w:proofErr w:type="gramStart"/>
+            <w:r>
+              <w:rPr>
+                <w:rFonts w:ascii="Times New Roman" w:hAnsi="Times New Roman"/>
+                <w:lang w:val="ru-RU"/>
+              </w:rPr>
+              <w:t xml:space="preserve">{{ </w:t>
+            </w:r>
+            <w:proofErr w:type="spellStart"/>
+            <w:r>
+              <w:rPr>
+                <w:rFonts w:ascii="Times New Roman" w:hAnsi="Times New Roman"/>
+                <w:lang w:val="ru-RU"/>
+              </w:rPr>
+              <w:t>appointment</w:t>
+            </w:r>
+            <w:proofErr w:type="gramEnd"/>
+            <w:r>
+              <w:rPr>
+                <w:rFonts w:ascii="Times New Roman" w:hAnsi="Times New Roman"/>
+                <w:lang w:val="ru-RU"/>
+              </w:rPr>
+              <w:t>_date</w:t>
+            </w:r>
+            <w:proofErr w:type="spellEnd"/>
+            <w:r>
+              <w:rPr>
+                <w:rFonts w:ascii="Times New Roman" w:hAnsi="Times New Roman"/>
+                <w:lang w:val="ru-RU"/>
+              </w:rPr>
+              <w:t>}} года.</w:t>
+            </w:r>
+          </w:p>
+        </w:tc>
+        <w:tc>
+          <w:tcPr>
+            <w:tcW w:w="7130" w:type="dxa"/>
+          </w:tcPr>
+          <w:p>
+            <w:pPr>
+              <w:pStyle w:val="af3"/>
+              <w:shd w:val="clear" w:color="auto" w:fill="auto"/>
+              <w:tabs>
+                <w:tab w:val="left" w:pos="163"/>
+              </w:tabs>
+              <w:spacing w:after="0" w:line="240" w:lineRule="auto"/>
+              <w:jc w:val="both"/>
+            </w:pPr>
+            <w:r>
+              <w:rPr>
+                <w:rFonts w:ascii="Times New Roman" w:hAnsi="Times New Roman"/>
+                <w:lang w:val="ru-RU"/>
+              </w:rPr>
+              <w:t>Подпись</w:t>
+            </w:r>
+            <w:r>
+              <w:rPr>
+                <w:rFonts w:ascii="Times New Roman" w:hAnsi="Times New Roman"/>
+              </w:rPr>
+              <w:t xml:space="preserve"> </w:t>
+            </w:r>
+            <w:r>
+              <w:rPr>
+                <w:rFonts w:ascii="Times New Roman" w:hAnsi="Times New Roman"/>
+                <w:lang w:val="ru-RU"/>
+              </w:rPr>
+              <w:t>пациента/законного представителя__</w:t>
+            </w:r>
+            <w:r>
+              <w:rPr>
+                <w:rFonts w:ascii="Times New Roman" w:hAnsi="Times New Roman"/>
+              </w:rPr>
+              <w:t>_________</w:t>
+            </w:r>
+            <w:r>
+              <w:rPr>
+                <w:rFonts w:ascii="Times New Roman" w:hAnsi="Times New Roman"/>
+                <w:lang w:val="ru-RU"/>
+              </w:rPr>
+              <w:t>_______</w:t>
+            </w:r>
+            <w:r>
+              <w:rPr>
+                <w:rFonts w:ascii="Times New Roman" w:hAnsi="Times New Roman"/>
+              </w:rPr>
+              <w:t>________</w:t>
+            </w:r>
+          </w:p>
+        </w:tc>
+      </w:tr>
+    </w:tbl>
+    <w:p>
+      <w:pPr>
+        <w:pStyle w:val="af3"/>
+        <w:tabs>
+          <w:tab w:val="left" w:pos="163"/>
+        </w:tabs>
+        <w:spacing w:after="0" w:line="312" w:lineRule="auto"/>
+        <w:ind w:firstLineChars="200" w:firstLine="420"/>
+        <w:jc w:val="both"/>
+        <w:rPr>
+          <w:rFonts w:ascii="Times New Roman" w:hAnsi="Times New Roman"/>
+          <w:lang w:val="ru-RU"/>
+        </w:rPr>
+      </w:pPr>
+    </w:p>
+    <w:p>
+      <w:pPr>
+        <w:pStyle w:val="af3"/>
+        <w:tabs>
+          <w:tab w:val="left" w:pos="163"/>
+        </w:tabs>
+        <w:spacing w:line="100" w:lineRule="atLeast"/>
+        <w:jc w:val="center"/>
+        <w:rPr>
+          <w:sz w:val="22"/>
+          <w:szCs w:val="22"/>
+          <w:lang w:val="ru-RU"/>
+        </w:rPr>
+      </w:pPr>
+      <w:r>
+        <w:rPr>
+          <w:noProof/>
+          <w:sz w:val="26"/>
+          <w:szCs w:val="26"/>
+        </w:rPr>
+        <w:drawing>
+          <wp:anchor distT="0" distB="0" distL="114300" distR="114300" simplePos="0" relativeHeight="251662336" behindDoc="1" locked="0" layoutInCell="1" allowOverlap="1" wp14:anchorId="2EDF8F86" wp14:editId="5191D049">
+            <wp:simplePos x="0" y="0"/>
+            <wp:positionH relativeFrom="column">
+              <wp:posOffset>97790</wp:posOffset>
+            </wp:positionH>
+            <wp:positionV relativeFrom="paragraph">
+              <wp:posOffset>-266065</wp:posOffset>
+            </wp:positionV>
+            <wp:extent cx="6705600" cy="748665"/>
+            <wp:effectExtent l="0" t="0" r="0" b="0"/>
+            <wp:wrapTight wrapText="bothSides">
+              <wp:wrapPolygon edited="0">
+                <wp:start x="798" y="2198"/>
+                <wp:lineTo x="368" y="6046"/>
+                <wp:lineTo x="368" y="10992"/>
+                <wp:lineTo x="798" y="10992"/>
+                <wp:lineTo x="245" y="18687"/>
+                <wp:lineTo x="307" y="19786"/>
+                <wp:lineTo x="20250" y="19786"/>
+                <wp:lineTo x="20373" y="3847"/>
+                <wp:lineTo x="1595" y="2198"/>
+                <wp:lineTo x="798" y="2198"/>
+              </wp:wrapPolygon>
+            </wp:wrapTight>
+            <wp:docPr id="1" name="Рисунок 2"/>
+            <wp:cNvGraphicFramePr/>
+            <a:graphic xmlns:a="http://schemas.openxmlformats.org/drawingml/2006/main">
+              <a:graphicData uri="http://schemas.openxmlformats.org/drawingml/2006/picture">
+                <pic:pic xmlns:pic="http://schemas.openxmlformats.org/drawingml/2006/picture">
+                  <pic:nvPicPr>
+                    <pic:cNvPr id="1" name="Рисунок 2"/>
+                    <pic:cNvPicPr/>
+                  </pic:nvPicPr>
+                  <pic:blipFill>
+                    <a:blip r:embed="rId8" cstate="print">
+                      <a:extLst>
+                        <a:ext uri="{28A0092B-C50C-407E-A947-70E740481C1C}">
+                          <a14:useLocalDpi xmlns:a14="http://schemas.microsoft.com/office/drawing/2010/main" val="0"/>
+                        </a:ext>
+                      </a:extLst>
+                    </a:blip>
+                    <a:stretch>
+                      <a:fillRect/>
+                    </a:stretch>
+                  </pic:blipFill>
+                  <pic:spPr>
+                    <a:xfrm>
+                      <a:off x="0" y="0"/>
+                      <a:ext cx="6705600" cy="748665"/>
+                    </a:xfrm>
+                    <a:prstGeom prst="rect">
+                      <a:avLst/>
+                    </a:prstGeom>
+                  </pic:spPr>
+                </pic:pic>
+              </a:graphicData>
+            </a:graphic>
+          </wp:anchor>
+        </w:drawing>
+      </w:r>
+      <w:r>
+        <w:rPr>
+          <w:rStyle w:val="11"/>
+          <w:rFonts w:ascii="Times New Roman" w:hAnsi="Times New Roman"/>
+          <w:b/>
+          <w:bCs/>
+          <w:color w:val="000000"/>
+          <w:lang w:val="ru-RU"/>
+        </w:rPr>
+        <w:t>Информированное добровольное согласие на медицинское вмешательство</w:t>
+      </w:r>
+    </w:p>
+    <w:p>
+      <w:pPr>
+        <w:pStyle w:val="af3"/>
+        <w:tabs>
+          <w:tab w:val="left" w:pos="163"/>
+        </w:tabs>
+        <w:spacing w:after="0" w:line="240" w:lineRule="auto"/>
+        <w:ind w:firstLineChars="200" w:firstLine="420"/>
+        <w:jc w:val="both"/>
+        <w:rPr>
+          <w:i/>
+          <w:iCs/>
+          <w:lang w:val="ru-RU"/>
+        </w:rPr>
+      </w:pPr>
+      <w:r>
+        <w:rPr>
+          <w:rStyle w:val="11"/>
+          <w:rFonts w:ascii="Times New Roman" w:hAnsi="Times New Roman"/>
+          <w:color w:val="000000"/>
+          <w:lang w:val="ru-RU"/>
+        </w:rPr>
+        <w:t xml:space="preserve">Я, </w:t>
+      </w:r>
+      <w:r>
+        <w:rPr>
+          <w:rStyle w:val="11"/>
+          <w:rFonts w:ascii="Times New Roman" w:hAnsi="Times New Roman"/>
+          <w:b/>
+          <w:bCs/>
+          <w:color w:val="000000"/>
+          <w:lang w:val="ru-RU"/>
+        </w:rPr>
+        <w:t xml:space="preserve">{{ </w:t>
+      </w:r>
+      <w:proofErr w:type="spellStart"/>
+      <w:r>
+        <w:rPr>
+          <w:rStyle w:val="11"/>
+          <w:rFonts w:ascii="Times New Roman" w:hAnsi="Times New Roman"/>
+          <w:b/>
+          <w:bCs/>
+          <w:color w:val="000000"/>
+          <w:lang w:val="ru-RU"/>
+        </w:rPr>
+        <w:t>surname</w:t>
+      </w:r>
+      <w:proofErr w:type="spellEnd"/>
+      <w:r>
+        <w:rPr>
+          <w:rStyle w:val="11"/>
+          <w:rFonts w:ascii="Times New Roman" w:hAnsi="Times New Roman"/>
+          <w:b/>
+          <w:bCs/>
+          <w:color w:val="000000"/>
+          <w:lang w:val="ru-RU"/>
+        </w:rPr>
+        <w:t xml:space="preserve"> }} {{ </w:t>
+      </w:r>
+      <w:proofErr w:type="spellStart"/>
+      <w:r>
+        <w:rPr>
+          <w:rStyle w:val="11"/>
+          <w:rFonts w:ascii="Times New Roman" w:hAnsi="Times New Roman"/>
+          <w:b/>
+          <w:bCs/>
+          <w:color w:val="000000"/>
+          <w:lang w:val="ru-RU"/>
+        </w:rPr>
+        <w:t>first_name</w:t>
+      </w:r>
+      <w:proofErr w:type="spellEnd"/>
+      <w:r>
+        <w:rPr>
+          <w:rStyle w:val="11"/>
+          <w:rFonts w:ascii="Times New Roman" w:hAnsi="Times New Roman"/>
+          <w:b/>
+          <w:bCs/>
+          <w:color w:val="000000"/>
+          <w:lang w:val="ru-RU"/>
+        </w:rPr>
+        <w:t xml:space="preserve"> }} {{ </w:t>
+      </w:r>
+      <w:proofErr w:type="spellStart"/>
+      <w:r>
+        <w:rPr>
+          <w:rStyle w:val="11"/>
+          <w:rFonts w:ascii="Times New Roman" w:hAnsi="Times New Roman"/>
+          <w:b/>
+          <w:bCs/>
+          <w:color w:val="000000"/>
+          <w:lang w:val="ru-RU"/>
+        </w:rPr>
+        <w:t>last_name</w:t>
+      </w:r>
+      <w:proofErr w:type="spellEnd"/>
+      <w:r>
+        <w:rPr>
+          <w:rStyle w:val="11"/>
+          <w:rFonts w:ascii="Times New Roman" w:hAnsi="Times New Roman"/>
+          <w:b/>
+          <w:bCs/>
+          <w:color w:val="000000"/>
+          <w:lang w:val="ru-RU"/>
+        </w:rPr>
+        <w:t xml:space="preserve"> }}, </w:t>
+      </w:r>
+      <w:r>
+        <w:rPr>
+          <w:rStyle w:val="11"/>
+          <w:rFonts w:ascii="Times New Roman" w:hAnsi="Times New Roman"/>
+          <w:color w:val="000000"/>
+          <w:lang w:val="ru-RU"/>
+        </w:rPr>
+        <w:t xml:space="preserve">добровольно даю свое согласие на проведение опроса, в том числе выявления жалоб, сбор анамнеза; осмотр, в том числе пальпацию, перкуссию, аускультацию, риноскопию, фарингоскопию, ректальные исследования (на приёме гастроэнтеролога — при клинической потребности), антропометрические исследования, термометрию, тонометрию, исследования нервной системы (чувствительной и двигательной сферы), неинвазивные исследования органа слуха и слуховых функций, лабораторные методы исследования, в том числе клинические, биохимические, бактериологические, вирусологические, серологические, иммунологические, функциональные методы исследования, в том числе ЭКГ,  </w:t>
+      </w:r>
+      <w:proofErr w:type="spellStart"/>
+      <w:r>
+        <w:rPr>
+          <w:rStyle w:val="11"/>
+          <w:rFonts w:ascii="Times New Roman" w:hAnsi="Times New Roman"/>
+          <w:color w:val="000000"/>
+          <w:lang w:val="ru-RU"/>
+        </w:rPr>
+        <w:t>пикфлуометрию</w:t>
+      </w:r>
+      <w:proofErr w:type="spellEnd"/>
+      <w:r>
+        <w:rPr>
+          <w:rStyle w:val="11"/>
+          <w:rFonts w:ascii="Times New Roman" w:hAnsi="Times New Roman"/>
+          <w:color w:val="000000"/>
+          <w:lang w:val="ru-RU"/>
+        </w:rPr>
+        <w:t xml:space="preserve">, ультразвуковые исследования и </w:t>
+      </w:r>
+      <w:proofErr w:type="spellStart"/>
+      <w:r>
+        <w:rPr>
+          <w:rStyle w:val="11"/>
+          <w:rFonts w:ascii="Times New Roman" w:hAnsi="Times New Roman"/>
+          <w:color w:val="000000"/>
+          <w:lang w:val="ru-RU"/>
+        </w:rPr>
+        <w:t>доплерографические</w:t>
+      </w:r>
+      <w:proofErr w:type="spellEnd"/>
+      <w:r>
+        <w:rPr>
+          <w:rStyle w:val="11"/>
+          <w:rFonts w:ascii="Times New Roman" w:hAnsi="Times New Roman"/>
+          <w:color w:val="000000"/>
+          <w:lang w:val="ru-RU"/>
+        </w:rPr>
+        <w:t xml:space="preserve"> исследования; введение лекарственных препаратов по назначению врача, в том числе внутримышечно, внутривенно, подкожно, внутрикожно; медицинский массаж, для получения мною первичной медико-санитарной помощи / получения первичной медико-санитарной помощи лицом, законным  представителем которого я  являюсь,  в </w:t>
+      </w:r>
+      <w:r>
+        <w:rPr>
+          <w:rFonts w:ascii="Times New Roman" w:hAnsi="Times New Roman"/>
+          <w:lang w:val="ru-RU"/>
+        </w:rPr>
+        <w:t>обработку ООО МЦ «</w:t>
+      </w:r>
+      <w:proofErr w:type="spellStart"/>
+      <w:r>
+        <w:rPr>
+          <w:rFonts w:ascii="Times New Roman" w:hAnsi="Times New Roman"/>
+          <w:lang w:val="ru-RU"/>
+        </w:rPr>
+        <w:t>РевмаМед</w:t>
+      </w:r>
+      <w:proofErr w:type="spellEnd"/>
+      <w:r>
+        <w:rPr>
+          <w:rFonts w:ascii="Times New Roman" w:hAnsi="Times New Roman"/>
+          <w:lang w:val="ru-RU"/>
+        </w:rPr>
+        <w:t>».</w:t>
+      </w:r>
+    </w:p>
+    <w:p>
+      <w:pPr>
+        <w:pStyle w:val="af3"/>
+        <w:tabs>
+          <w:tab w:val="left" w:pos="163"/>
+        </w:tabs>
+        <w:spacing w:after="0" w:line="240" w:lineRule="auto"/>
+        <w:ind w:firstLineChars="200" w:firstLine="420"/>
+        <w:jc w:val="both"/>
+        <w:rPr>
+          <w:lang w:val="ru-RU"/>
+        </w:rPr>
+      </w:pPr>
+      <w:r>
+        <w:rPr>
+          <w:rStyle w:val="11"/>
+          <w:rFonts w:ascii="Times New Roman" w:hAnsi="Times New Roman"/>
+          <w:color w:val="000000"/>
+          <w:lang w:val="ru-RU"/>
+        </w:rPr>
+        <w:t xml:space="preserve"> Необходимость других методов обследования и лечения будет мне разъяснена дополнительно;</w:t>
+      </w:r>
+    </w:p>
+    <w:p>
+      <w:pPr>
+        <w:pStyle w:val="af3"/>
+        <w:numPr>
+          <w:ilvl w:val="0"/>
+          <w:numId w:val="1"/>
+        </w:numPr>
+        <w:tabs>
+          <w:tab w:val="left" w:pos="163"/>
+        </w:tabs>
+        <w:ind w:left="0" w:firstLineChars="200" w:firstLine="420"/>
+        <w:jc w:val="both"/>
+        <w:rPr>
+          <w:rFonts w:ascii="Times New Roman" w:hAnsi="Times New Roman"/>
+          <w:shd w:val="clear" w:color="auto" w:fill="FFFFFF"/>
+        </w:rPr>
+      </w:pPr>
+      <w:r>
+        <w:rPr>
+          <w:rFonts w:ascii="Times New Roman" w:hAnsi="Times New Roman"/>
+          <w:color w:val="000000"/>
+          <w:shd w:val="clear" w:color="auto" w:fill="FFFFFF"/>
+          <w:lang w:val="ru-RU"/>
+        </w:rPr>
+        <w:t>Медицинским</w:t>
+      </w:r>
+      <w:r>
+        <w:rPr>
+          <w:rFonts w:ascii="Times New Roman" w:hAnsi="Times New Roman"/>
+          <w:color w:val="000000"/>
+          <w:shd w:val="clear" w:color="auto" w:fill="FFFFFF"/>
+        </w:rPr>
+        <w:t xml:space="preserve"> </w:t>
+      </w:r>
+      <w:r>
+        <w:rPr>
+          <w:rFonts w:ascii="Times New Roman" w:hAnsi="Times New Roman"/>
+          <w:color w:val="000000"/>
+          <w:shd w:val="clear" w:color="auto" w:fill="FFFFFF"/>
+          <w:lang w:val="ru-RU"/>
+        </w:rPr>
+        <w:t>работником</w:t>
+      </w:r>
+      <w:r>
+        <w:rPr>
+          <w:rFonts w:ascii="Times New Roman" w:hAnsi="Times New Roman"/>
+          <w:color w:val="000000"/>
+          <w:shd w:val="clear" w:color="auto" w:fill="FFFFFF"/>
+        </w:rPr>
+        <w:t xml:space="preserve"> </w:t>
+      </w:r>
+      <w:proofErr w:type="gramStart"/>
+      <w:r>
+        <w:rPr>
+          <w:rFonts w:ascii="Times New Roman" w:hAnsi="Times New Roman"/>
+          <w:b/>
+          <w:bCs/>
+          <w:color w:val="000000"/>
+          <w:shd w:val="clear" w:color="auto" w:fill="FFFFFF"/>
+        </w:rPr>
+        <w:t xml:space="preserve">{{  </w:t>
+      </w:r>
+      <w:proofErr w:type="spellStart"/>
+      <w:proofErr w:type="gramEnd"/>
+      <w:r>
+        <w:rPr>
+          <w:rFonts w:ascii="Times New Roman" w:hAnsi="Times New Roman"/>
+          <w:b/>
+          <w:bCs/>
+          <w:color w:val="000000"/>
+          <w:shd w:val="clear" w:color="auto" w:fill="FFFFFF"/>
+        </w:rPr>
+        <w:t>doctor_</w:t>
+      </w:r>
+      <w:proofErr w:type="gramStart"/>
+      <w:r>
+        <w:rPr>
+          <w:rFonts w:ascii="Times New Roman" w:hAnsi="Times New Roman"/>
+          <w:b/>
+          <w:bCs/>
+          <w:color w:val="000000"/>
+          <w:shd w:val="clear" w:color="auto" w:fill="FFFFFF"/>
+        </w:rPr>
+        <w:t>name</w:t>
+      </w:r>
+      <w:proofErr w:type="spellEnd"/>
+      <w:r>
+        <w:rPr>
+          <w:rFonts w:ascii="Times New Roman" w:hAnsi="Times New Roman"/>
+          <w:b/>
+          <w:bCs/>
+          <w:color w:val="000000"/>
+          <w:shd w:val="clear" w:color="auto" w:fill="FFFFFF"/>
+        </w:rPr>
+        <w:t xml:space="preserve"> }</w:t>
+      </w:r>
+      <w:proofErr w:type="gramEnd"/>
+      <w:r>
+        <w:rPr>
+          <w:rFonts w:ascii="Times New Roman" w:hAnsi="Times New Roman"/>
+          <w:b/>
+          <w:bCs/>
+          <w:color w:val="000000"/>
+          <w:shd w:val="clear" w:color="auto" w:fill="FFFFFF"/>
+        </w:rPr>
+        <w:t xml:space="preserve">} </w:t>
+      </w:r>
+      <w:r>
+        <w:rPr>
+          <w:rFonts w:ascii="Times New Roman" w:hAnsi="Times New Roman"/>
+          <w:b/>
+          <w:bCs/>
+          <w:color w:val="000000"/>
+          <w:shd w:val="clear" w:color="auto" w:fill="FFFFFF"/>
+          <w:lang w:val="ru-RU"/>
+        </w:rPr>
+        <w:t>врач</w:t>
+      </w:r>
+      <w:r>
+        <w:rPr>
+          <w:rFonts w:ascii="Times New Roman" w:hAnsi="Times New Roman"/>
+          <w:b/>
+          <w:bCs/>
+          <w:color w:val="000000"/>
+          <w:shd w:val="clear" w:color="auto" w:fill="FFFFFF"/>
+        </w:rPr>
+        <w:t xml:space="preserve"> </w:t>
+      </w:r>
+      <w:proofErr w:type="gramStart"/>
+      <w:r>
+        <w:rPr>
+          <w:rFonts w:ascii="Times New Roman" w:hAnsi="Times New Roman"/>
+          <w:b/>
+          <w:bCs/>
+          <w:color w:val="000000"/>
+          <w:shd w:val="clear" w:color="auto" w:fill="FFFFFF"/>
+        </w:rPr>
+        <w:t xml:space="preserve">{{ </w:t>
+      </w:r>
+      <w:proofErr w:type="spellStart"/>
+      <w:r>
+        <w:rPr>
+          <w:rFonts w:ascii="Times New Roman" w:hAnsi="Times New Roman"/>
+          <w:b/>
+          <w:bCs/>
+          <w:shd w:val="clear" w:color="auto" w:fill="FFFFFF"/>
+        </w:rPr>
+        <w:t>doctor</w:t>
+      </w:r>
+      <w:proofErr w:type="gramEnd"/>
+      <w:r>
+        <w:rPr>
+          <w:rFonts w:ascii="Times New Roman" w:hAnsi="Times New Roman"/>
+          <w:b/>
+          <w:bCs/>
+          <w:shd w:val="clear" w:color="auto" w:fill="FFFFFF"/>
+        </w:rPr>
+        <w:t>_</w:t>
+      </w:r>
+      <w:proofErr w:type="gramStart"/>
+      <w:r>
+        <w:rPr>
+          <w:rFonts w:ascii="Times New Roman" w:hAnsi="Times New Roman"/>
+          <w:b/>
+          <w:bCs/>
+          <w:shd w:val="clear" w:color="auto" w:fill="FFFFFF"/>
+        </w:rPr>
+        <w:t>specialization</w:t>
+      </w:r>
+      <w:proofErr w:type="spellEnd"/>
+      <w:r>
+        <w:rPr>
+          <w:rFonts w:ascii="Times New Roman" w:hAnsi="Times New Roman"/>
+          <w:b/>
+          <w:bCs/>
+          <w:shd w:val="clear" w:color="auto" w:fill="FFFFFF"/>
+        </w:rPr>
+        <w:t xml:space="preserve"> }</w:t>
+      </w:r>
+      <w:proofErr w:type="gramEnd"/>
+      <w:r>
+        <w:rPr>
+          <w:rFonts w:ascii="Times New Roman" w:hAnsi="Times New Roman"/>
+          <w:b/>
+          <w:bCs/>
+          <w:shd w:val="clear" w:color="auto" w:fill="FFFFFF"/>
+        </w:rPr>
+        <w:t>}</w:t>
+      </w:r>
+      <w:r>
+        <w:rPr>
+          <w:rFonts w:ascii="Times New Roman" w:hAnsi="Times New Roman"/>
+          <w:color w:val="000000"/>
+          <w:shd w:val="clear" w:color="auto" w:fill="FFFFFF"/>
+        </w:rPr>
+        <w:t xml:space="preserve">         </w:t>
+      </w:r>
+    </w:p>
+    <w:p>
+      <w:pPr>
+        <w:pStyle w:val="af3"/>
+        <w:tabs>
+          <w:tab w:val="left" w:pos="163"/>
+        </w:tabs>
+        <w:spacing w:after="0" w:line="240" w:lineRule="auto"/>
+        <w:ind w:firstLineChars="200" w:firstLine="420"/>
+        <w:jc w:val="both"/>
+        <w:rPr>
+          <w:lang w:val="ru-RU"/>
+        </w:rPr>
+      </w:pPr>
+      <w:r>
+        <w:rPr>
+          <w:rFonts w:ascii="Times New Roman" w:hAnsi="Times New Roman"/>
+          <w:color w:val="000000"/>
+          <w:shd w:val="clear" w:color="auto" w:fill="FFFFFF"/>
+        </w:rPr>
+        <w:t xml:space="preserve">           </w:t>
+      </w:r>
+      <w:r>
+        <w:rPr>
+          <w:rFonts w:ascii="Times New Roman" w:hAnsi="Times New Roman"/>
+          <w:color w:val="000000"/>
+          <w:shd w:val="clear" w:color="auto" w:fill="FFFFFF"/>
+          <w:lang w:val="ru-RU"/>
+        </w:rPr>
+        <w:t xml:space="preserve">в доступной для меня форме мне разъяснены цели, методы оказания медицинской </w:t>
+      </w:r>
+      <w:proofErr w:type="gramStart"/>
+      <w:r>
+        <w:rPr>
+          <w:rFonts w:ascii="Times New Roman" w:hAnsi="Times New Roman"/>
+          <w:color w:val="000000"/>
+          <w:shd w:val="clear" w:color="auto" w:fill="FFFFFF"/>
+          <w:lang w:val="ru-RU"/>
+        </w:rPr>
+        <w:t xml:space="preserve">помощи,   </w:t>
+      </w:r>
+      <w:proofErr w:type="gramEnd"/>
+      <w:r>
+        <w:rPr>
+          <w:rFonts w:ascii="Times New Roman" w:hAnsi="Times New Roman"/>
+          <w:color w:val="000000"/>
+          <w:shd w:val="clear" w:color="auto" w:fill="FFFFFF"/>
+          <w:lang w:val="ru-RU"/>
+        </w:rPr>
+        <w:t xml:space="preserve">    связанный с ними риск, возможные варианты медицинских вмешательств, их последствия, в том числе вероятность развития осложнений, а также предполагаемые результаты оказания медицинской помощи. Мне разъяснено, что я имею право отказаться от одного или нескольких видов медицинских вмешательств, включенных в Перечень определенных видов медицинских вмешательств, на которые граждане дают информированное добровольное согласие при выборе врача и медицинской организации для получения первичной медико-санитарной помощи, утвержденный приказом Министерства здравоохранения и социального развития Российской Федерации от 23 апреля 2012 г. </w:t>
+      </w:r>
+      <w:r>
+        <w:rPr>
+          <w:rFonts w:ascii="Times New Roman" w:hAnsi="Times New Roman"/>
+          <w:color w:val="000000"/>
+          <w:shd w:val="clear" w:color="auto" w:fill="FFFFFF"/>
+        </w:rPr>
+        <w:t>N</w:t>
+      </w:r>
+      <w:r>
+        <w:rPr>
+          <w:rFonts w:ascii="Times New Roman" w:hAnsi="Times New Roman"/>
+          <w:color w:val="000000"/>
+          <w:shd w:val="clear" w:color="auto" w:fill="FFFFFF"/>
+          <w:lang w:val="ru-RU"/>
+        </w:rPr>
+        <w:t xml:space="preserve"> 390н  (зарегистрирован Министерством юстиции Российской Федерации 5 мая 2012 г. </w:t>
+      </w:r>
+      <w:r>
+        <w:rPr>
+          <w:rFonts w:ascii="Times New Roman" w:hAnsi="Times New Roman"/>
+          <w:color w:val="000000"/>
+          <w:shd w:val="clear" w:color="auto" w:fill="FFFFFF"/>
+        </w:rPr>
+        <w:t>N</w:t>
+      </w:r>
+      <w:r>
+        <w:rPr>
+          <w:rFonts w:ascii="Times New Roman" w:hAnsi="Times New Roman"/>
+          <w:color w:val="000000"/>
+          <w:shd w:val="clear" w:color="auto" w:fill="FFFFFF"/>
+          <w:lang w:val="ru-RU"/>
+        </w:rPr>
+        <w:t xml:space="preserve"> 24082) или потребовать его (их) прекращения, за исключением случаев, предусмотренных частью 9 статьи 20 Федерального закона от 21 ноября 2011 г. </w:t>
+      </w:r>
+      <w:r>
+        <w:rPr>
+          <w:rFonts w:ascii="Times New Roman" w:hAnsi="Times New Roman"/>
+          <w:color w:val="000000"/>
+          <w:shd w:val="clear" w:color="auto" w:fill="FFFFFF"/>
+        </w:rPr>
+        <w:t>N</w:t>
+      </w:r>
+      <w:r>
+        <w:rPr>
+          <w:rFonts w:ascii="Times New Roman" w:hAnsi="Times New Roman"/>
+          <w:color w:val="000000"/>
+          <w:shd w:val="clear" w:color="auto" w:fill="FFFFFF"/>
+          <w:lang w:val="ru-RU"/>
+        </w:rPr>
+        <w:t xml:space="preserve"> 323-ФЗ "Об основах охраны здоровья граждан в Российской Федерации".</w:t>
+      </w:r>
+    </w:p>
+    <w:p>
+      <w:pPr>
+        <w:pStyle w:val="af3"/>
+        <w:tabs>
+          <w:tab w:val="left" w:pos="163"/>
+        </w:tabs>
+        <w:spacing w:after="0" w:line="240" w:lineRule="auto"/>
+        <w:ind w:firstLineChars="200" w:firstLine="420"/>
+        <w:jc w:val="both"/>
+        <w:rPr>
+          <w:lang w:val="ru-RU"/>
+        </w:rPr>
+      </w:pPr>
+      <w:r>
+        <w:rPr>
+          <w:rFonts w:ascii="Times New Roman" w:hAnsi="Times New Roman"/>
+          <w:color w:val="000000"/>
+          <w:shd w:val="clear" w:color="auto" w:fill="FFFFFF"/>
+          <w:lang w:val="ru-RU"/>
+        </w:rPr>
+        <w:t xml:space="preserve">Я </w:t>
+      </w:r>
+      <w:r>
+        <w:rPr>
+          <w:rStyle w:val="11"/>
+          <w:rFonts w:ascii="Times New Roman" w:hAnsi="Times New Roman"/>
+          <w:color w:val="000000"/>
+          <w:lang w:val="ru-RU"/>
+        </w:rPr>
+        <w:t>извещен (извещена) о том, что мне (представляемому) необходимо регулярно принимать назначенные препараты и другие методы лечения, немедленно сообщать врачу о любом ухудшении самочувствия, согласовывать с врачом прием любых, не прописанных лекарств;</w:t>
+      </w:r>
+    </w:p>
+    <w:p>
+      <w:pPr>
+        <w:pStyle w:val="af3"/>
+        <w:tabs>
+          <w:tab w:val="left" w:pos="163"/>
+        </w:tabs>
+        <w:spacing w:after="0" w:line="240" w:lineRule="auto"/>
+        <w:ind w:firstLineChars="200" w:firstLine="420"/>
+        <w:jc w:val="both"/>
+        <w:rPr>
+          <w:lang w:val="ru-RU"/>
+        </w:rPr>
+      </w:pPr>
+      <w:r>
+        <w:rPr>
+          <w:rStyle w:val="af5"/>
+          <w:rFonts w:ascii="Times New Roman" w:hAnsi="Times New Roman"/>
+          <w:i w:val="0"/>
+          <w:iCs w:val="0"/>
+          <w:color w:val="000000"/>
+          <w:lang w:val="ru-RU"/>
+        </w:rPr>
+        <w:t>Я</w:t>
+      </w:r>
+      <w:r>
+        <w:rPr>
+          <w:rStyle w:val="11"/>
+          <w:rFonts w:ascii="Times New Roman" w:hAnsi="Times New Roman"/>
+          <w:i/>
+          <w:color w:val="000000"/>
+          <w:lang w:val="ru-RU"/>
+        </w:rPr>
+        <w:t xml:space="preserve"> </w:t>
+      </w:r>
+      <w:r>
+        <w:rPr>
+          <w:rStyle w:val="11"/>
+          <w:rFonts w:ascii="Times New Roman" w:hAnsi="Times New Roman"/>
+          <w:color w:val="000000"/>
+          <w:lang w:val="ru-RU"/>
+        </w:rPr>
+        <w:t>предупрежден (предупреждена) и осознаю, что отказ от лечения, несоблюдение лечебно-охранительного режима, рекомендаций медицинских работников, режима приёма препаратов, самовольное использование медицинского инструментария и оборудования, бесконтрольное самолечение могут осложнить процесс лечения и отрицательно сказаться на состоянии здоровья;</w:t>
+      </w:r>
+    </w:p>
+    <w:p>
+      <w:pPr>
+        <w:pStyle w:val="af3"/>
+        <w:tabs>
+          <w:tab w:val="left" w:pos="163"/>
+        </w:tabs>
+        <w:spacing w:after="0" w:line="240" w:lineRule="auto"/>
+        <w:ind w:firstLineChars="200" w:firstLine="420"/>
+        <w:jc w:val="both"/>
+        <w:rPr>
+          <w:lang w:val="ru-RU"/>
+        </w:rPr>
+      </w:pPr>
+      <w:r>
+        <w:rPr>
+          <w:rStyle w:val="11"/>
+          <w:rFonts w:ascii="Times New Roman" w:hAnsi="Times New Roman"/>
+          <w:color w:val="000000"/>
+          <w:lang w:val="ru-RU"/>
+        </w:rPr>
+        <w:t>Я поставил (поставила) в известность врача обо всех проблемах, связанных со здоровьем, в том числе об аллергических проявлениях или индивидуальной непереносимости лекарственных препаратов, обо всех перенесенных мною (представляемым) и известных мне травмах, операциях, заболеваниях, об экологических и производственных факторах физической, химической или биологической природы, воздействующих на меня (представляемого) во время жизнедеятельности, о принимаемых лекарственных средствах. Я сообщил (сообщила) правдивые сведения о наследственности, а также об употреблении алкоголя, наркотических и токсических средств.</w:t>
+      </w:r>
+    </w:p>
+    <w:p>
+      <w:pPr>
+        <w:pStyle w:val="af3"/>
+        <w:tabs>
+          <w:tab w:val="left" w:pos="163"/>
+        </w:tabs>
+        <w:spacing w:after="0" w:line="240" w:lineRule="auto"/>
+        <w:ind w:firstLineChars="200" w:firstLine="420"/>
+        <w:jc w:val="both"/>
+        <w:rPr>
+          <w:lang w:val="ru-RU"/>
+        </w:rPr>
+      </w:pPr>
+      <w:r>
+        <w:rPr>
+          <w:rStyle w:val="11"/>
+          <w:rFonts w:ascii="Times New Roman" w:hAnsi="Times New Roman"/>
+          <w:color w:val="000000"/>
+          <w:lang w:val="ru-RU"/>
+        </w:rPr>
+        <w:t>Я ознакомлен (ознакомлена) и согласен (согласна) со всеми пунктами настоящего документа, положения которого мне разъяснены, мною поняты и добровольно даю свое согласие на обследование и лечение в предложенном объеме;</w:t>
+      </w:r>
+    </w:p>
+    <w:p>
+      <w:pPr>
+        <w:pStyle w:val="af3"/>
+        <w:tabs>
+          <w:tab w:val="left" w:pos="163"/>
+        </w:tabs>
+        <w:spacing w:after="0" w:line="240" w:lineRule="auto"/>
+        <w:ind w:firstLineChars="200" w:firstLine="420"/>
+        <w:rPr>
+          <w:rStyle w:val="11"/>
+          <w:rFonts w:ascii="Times New Roman" w:hAnsi="Times New Roman"/>
+          <w:color w:val="C9211E"/>
+          <w:lang w:val="ru-RU"/>
+        </w:rPr>
+      </w:pPr>
+    </w:p>
+    <w:p>
+      <w:pPr>
+        <w:pStyle w:val="af3"/>
+        <w:tabs>
+          <w:tab w:val="left" w:pos="163"/>
+        </w:tabs>
+        <w:spacing w:after="0" w:line="240" w:lineRule="auto"/>
+        <w:ind w:firstLineChars="200" w:firstLine="420"/>
+        <w:rPr>
+          <w:rStyle w:val="11"/>
+          <w:rFonts w:ascii="Times New Roman" w:hAnsi="Times New Roman"/>
+          <w:color w:val="C9211E"/>
+          <w:lang w:val="ru-RU"/>
+        </w:rPr>
+      </w:pPr>
+      <w:r>
+        <w:rPr>
+          <w:rStyle w:val="11"/>
+          <w:rFonts w:ascii="Times New Roman" w:hAnsi="Times New Roman"/>
+          <w:color w:val="C9211E"/>
+          <w:lang w:val="ru-RU"/>
+        </w:rPr>
+        <w:t>Разрешаю, в случае необходимости, предоставить информацию о моем диагнозе (диагнозе представляемого), степени и характере моего заболевания (заболевания представляемого) моим родственникам, законным представителям, гражданам:_____________________________________________________________________________________________________________________________________________________________________________________________</w:t>
+      </w:r>
+    </w:p>
+    <w:p>
+      <w:pPr>
+        <w:pStyle w:val="af3"/>
+        <w:tabs>
+          <w:tab w:val="left" w:pos="163"/>
+        </w:tabs>
+        <w:spacing w:after="0" w:line="240" w:lineRule="auto"/>
+        <w:ind w:firstLineChars="200" w:firstLine="420"/>
+        <w:rPr>
+          <w:rFonts w:ascii="Times New Roman" w:hAnsi="Times New Roman" w:cs="Sylfaen"/>
+          <w:color w:val="C9211E"/>
+          <w:lang w:val="ru-RU"/>
+        </w:rPr>
+      </w:pPr>
+    </w:p>
+    <w:p>
+      <w:pPr>
+        <w:pStyle w:val="af3"/>
+        <w:tabs>
+          <w:tab w:val="left" w:pos="163"/>
+        </w:tabs>
+        <w:spacing w:after="0" w:line="240" w:lineRule="auto"/>
+        <w:ind w:firstLineChars="200" w:firstLine="420"/>
+        <w:jc w:val="both"/>
+        <w:rPr>
+          <w:rFonts w:ascii="Times New Roman" w:hAnsi="Times New Roman"/>
+          <w:lang w:val="ru-RU"/>
+        </w:rPr>
+      </w:pPr>
+      <w:r>
+        <w:rPr>
+          <w:rFonts w:ascii="Times New Roman" w:hAnsi="Times New Roman"/>
+          <w:lang w:val="ru-RU"/>
+        </w:rPr>
+        <w:t xml:space="preserve">Настоящее информированное добровольное согласие действует в течение всего срока оказания мне (представляемому) медицинской помощи </w:t>
+      </w:r>
+      <w:proofErr w:type="gramStart"/>
+      <w:r>
+        <w:rPr>
+          <w:rFonts w:ascii="Times New Roman" w:hAnsi="Times New Roman"/>
+          <w:lang w:val="ru-RU"/>
+        </w:rPr>
+        <w:t>в  ООО</w:t>
+      </w:r>
+      <w:proofErr w:type="gramEnd"/>
+      <w:r>
+        <w:rPr>
+          <w:rFonts w:ascii="Times New Roman" w:hAnsi="Times New Roman"/>
+          <w:lang w:val="ru-RU"/>
+        </w:rPr>
+        <w:t xml:space="preserve"> МЦ «</w:t>
+      </w:r>
+      <w:proofErr w:type="spellStart"/>
+      <w:r>
+        <w:rPr>
+          <w:rFonts w:ascii="Times New Roman" w:hAnsi="Times New Roman"/>
+          <w:lang w:val="ru-RU"/>
+        </w:rPr>
+        <w:t>РевмаМед</w:t>
+      </w:r>
+      <w:proofErr w:type="spellEnd"/>
+      <w:r>
+        <w:rPr>
+          <w:rFonts w:ascii="Times New Roman" w:hAnsi="Times New Roman"/>
+          <w:lang w:val="ru-RU"/>
+        </w:rPr>
+        <w:t xml:space="preserve">» или до момента отзыва мною настоящего согласия. </w:t>
+      </w:r>
+    </w:p>
+    <w:p>
+      <w:pPr>
+        <w:pStyle w:val="af3"/>
+        <w:tabs>
+          <w:tab w:val="left" w:pos="163"/>
+        </w:tabs>
+        <w:spacing w:after="0" w:line="240" w:lineRule="auto"/>
+        <w:jc w:val="both"/>
+        <w:rPr>
+          <w:rFonts w:ascii="Times New Roman" w:hAnsi="Times New Roman"/>
+          <w:lang w:val="ru-RU"/>
+        </w:rPr>
+      </w:pPr>
+    </w:p>
+    <w:tbl>
+      <w:tblPr>
+        <w:tblStyle w:val="ad"/>
+        <w:tblW w:w="0" w:type="auto"/>
+        <w:tblBorders>
+          <w:top w:val="none" w:sz="0" w:space="0" w:color="auto"/>
+          <w:left w:val="none" w:sz="0" w:space="0" w:color="auto"/>
+          <w:bottom w:val="none" w:sz="0" w:space="0" w:color="auto"/>
+          <w:right w:val="none" w:sz="0" w:space="0" w:color="auto"/>
+          <w:insideH w:val="none" w:sz="0" w:space="0" w:color="auto"/>
+          <w:insideV w:val="none" w:sz="0" w:space="0" w:color="auto"/>
+        </w:tblBorders>
+        <w:tblLook w:val="04A0" w:firstRow="1" w:lastRow="0" w:firstColumn="1" w:lastColumn="0" w:noHBand="0" w:noVBand="1"/>
+      </w:tblPr>
+      <w:tblGrid>
+        <w:gridCol w:w="3387"/>
+        <w:gridCol w:w="7101"/>
+      </w:tblGrid>
+      <w:tr>
+        <w:tc>
+          <w:tcPr>
+            <w:tcW w:w="3402" w:type="dxa"/>
+          </w:tcPr>
+          <w:p>
+            <w:pPr>
+              <w:pStyle w:val="af3"/>
+              <w:tabs>
+                <w:tab w:val="left" w:pos="163"/>
+              </w:tabs>
+              <w:spacing w:after="0" w:line="312" w:lineRule="auto"/>
+              <w:jc w:val="both"/>
+            </w:pPr>
+            <w:proofErr w:type="gramStart"/>
+            <w:r>
+              <w:rPr>
+                <w:rFonts w:ascii="Times New Roman" w:hAnsi="Times New Roman"/>
+                <w:lang w:val="ru-RU"/>
+              </w:rPr>
+              <w:t xml:space="preserve">{{ </w:t>
+            </w:r>
+            <w:proofErr w:type="spellStart"/>
+            <w:r>
+              <w:rPr>
+                <w:rFonts w:ascii="Times New Roman" w:hAnsi="Times New Roman"/>
+                <w:lang w:val="ru-RU"/>
+              </w:rPr>
+              <w:t>appointment</w:t>
+            </w:r>
+            <w:proofErr w:type="gramEnd"/>
+            <w:r>
+              <w:rPr>
+                <w:rFonts w:ascii="Times New Roman" w:hAnsi="Times New Roman"/>
+                <w:lang w:val="ru-RU"/>
+              </w:rPr>
+              <w:t>_date</w:t>
+            </w:r>
+            <w:proofErr w:type="spellEnd"/>
+            <w:r>
+              <w:rPr>
+                <w:rFonts w:ascii="Times New Roman" w:hAnsi="Times New Roman"/>
+                <w:lang w:val="ru-RU"/>
+              </w:rPr>
+              <w:t>}} года.</w:t>
+            </w:r>
+          </w:p>
+        </w:tc>
+        <w:tc>
+          <w:tcPr>
+            <w:tcW w:w="7130" w:type="dxa"/>
+          </w:tcPr>
+          <w:p>
+            <w:pPr>
+              <w:pStyle w:val="af3"/>
+              <w:shd w:val="clear" w:color="auto" w:fill="auto"/>
+              <w:tabs>
+                <w:tab w:val="left" w:pos="163"/>
+              </w:tabs>
+              <w:spacing w:after="0" w:line="240" w:lineRule="auto"/>
+              <w:jc w:val="both"/>
+            </w:pPr>
+            <w:r>
+              <w:rPr>
+                <w:rFonts w:ascii="Times New Roman" w:hAnsi="Times New Roman"/>
+                <w:lang w:val="ru-RU"/>
+              </w:rPr>
+              <w:t>Подпись</w:t>
+            </w:r>
+            <w:r>
+              <w:rPr>
+                <w:rFonts w:ascii="Times New Roman" w:hAnsi="Times New Roman"/>
+              </w:rPr>
+              <w:t xml:space="preserve"> </w:t>
+            </w:r>
+            <w:r>
+              <w:rPr>
+                <w:rFonts w:ascii="Times New Roman" w:hAnsi="Times New Roman"/>
+                <w:lang w:val="ru-RU"/>
+              </w:rPr>
+              <w:t>пациента/законного представителя__</w:t>
+            </w:r>
+            <w:r>
+              <w:rPr>
+                <w:rFonts w:ascii="Times New Roman" w:hAnsi="Times New Roman"/>
+              </w:rPr>
+              <w:t>_________</w:t>
+            </w:r>
+            <w:r>
+              <w:rPr>
+                <w:rFonts w:ascii="Times New Roman" w:hAnsi="Times New Roman"/>
+                <w:lang w:val="ru-RU"/>
+              </w:rPr>
+              <w:t>_______</w:t>
+            </w:r>
+            <w:r>
+              <w:rPr>
+                <w:rFonts w:ascii="Times New Roman" w:hAnsi="Times New Roman"/>
+              </w:rPr>
+              <w:t>________</w:t>
+            </w:r>
+          </w:p>
+        </w:tc>
+      </w:tr>
+    </w:tbl>
+    <w:p>
+      <w:pPr>
+        <w:pStyle w:val="af3"/>
+        <w:tabs>
+          <w:tab w:val="left" w:pos="163"/>
+        </w:tabs>
+        <w:spacing w:after="0" w:line="240" w:lineRule="auto"/>
+        <w:jc w:val="both"/>
+        <w:rPr>
+          <w:lang w:val="ru-RU"/>
+        </w:rPr>
+      </w:pPr>
+    </w:p>
+    <w:p>
+      <w:pPr>
+        <w:pStyle w:val="af3"/>
+        <w:tabs>
+          <w:tab w:val="left" w:pos="163"/>
+        </w:tabs>
+        <w:spacing w:after="0" w:line="240" w:lineRule="auto"/>
+        <w:jc w:val="both"/>
+        <w:rPr>
+          <w:rFonts w:ascii="Times New Roman" w:hAnsi="Times New Roman"/>
+        </w:rPr>
+      </w:pPr>
+      <w:r>
+        <w:rPr>
+          <w:rFonts w:ascii="Times New Roman" w:hAnsi="Times New Roman"/>
+        </w:rPr>
+        <w:t xml:space="preserve">  </w:t>
+      </w:r>
+      <w:r>
+        <w:rPr>
+          <w:rFonts w:ascii="Times New Roman" w:hAnsi="Times New Roman"/>
+          <w:lang w:val="ru-RU"/>
+        </w:rPr>
+        <w:t>Расписался в моем присутствии:</w:t>
+      </w:r>
+    </w:p>
+    <w:p>
+      <w:pPr>
+        <w:pStyle w:val="af3"/>
+        <w:tabs>
+          <w:tab w:val="left" w:pos="163"/>
+        </w:tabs>
+        <w:spacing w:after="0" w:line="240" w:lineRule="auto"/>
+        <w:ind w:firstLineChars="200" w:firstLine="420"/>
+        <w:jc w:val="both"/>
+        <w:rPr>
+          <w:rFonts w:ascii="Times New Roman" w:hAnsi="Times New Roman"/>
+        </w:rPr>
+      </w:pPr>
+    </w:p>
+    <w:tbl>
+      <w:tblPr>
+        <w:tblStyle w:val="ad"/>
+        <w:tblW w:w="0" w:type="auto"/>
+        <w:tblBorders>
+          <w:top w:val="none" w:sz="0" w:space="0" w:color="auto"/>
+          <w:left w:val="none" w:sz="0" w:space="0" w:color="auto"/>
+          <w:bottom w:val="none" w:sz="0" w:space="0" w:color="auto"/>
+          <w:right w:val="none" w:sz="0" w:space="0" w:color="auto"/>
+          <w:insideH w:val="none" w:sz="0" w:space="0" w:color="auto"/>
+          <w:insideV w:val="none" w:sz="0" w:space="0" w:color="auto"/>
+        </w:tblBorders>
+        <w:tblLook w:val="04A0" w:firstRow="1" w:lastRow="0" w:firstColumn="1" w:lastColumn="0" w:noHBand="0" w:noVBand="1"/>
+      </w:tblPr>
+      <w:tblGrid>
+        <w:gridCol w:w="5200"/>
+        <w:gridCol w:w="5288"/>
+      </w:tblGrid>
+      <w:tr>
+        <w:tc>
+          <w:tcPr>
+            <w:tcW w:w="5266" w:type="dxa"/>
+          </w:tcPr>
+          <w:p>
+            <w:pPr>
+              <w:pStyle w:val="af3"/>
+              <w:shd w:val="clear" w:color="auto" w:fill="auto"/>
+              <w:tabs>
+                <w:tab w:val="left" w:pos="163"/>
+              </w:tabs>
+              <w:spacing w:after="0" w:line="240" w:lineRule="auto"/>
+              <w:jc w:val="both"/>
+            </w:pPr>
+            <w:r>
+              <w:rPr>
+                <w:rFonts w:ascii="Times New Roman" w:hAnsi="Times New Roman"/>
+                <w:lang w:val="ru-RU"/>
+              </w:rPr>
+              <w:t>Врач</w:t>
+            </w:r>
+            <w:r>
+              <w:rPr>
+                <w:rFonts w:ascii="Times New Roman" w:hAnsi="Times New Roman"/>
+              </w:rPr>
+              <w:t xml:space="preserve"> </w:t>
+            </w:r>
+            <w:proofErr w:type="gramStart"/>
+            <w:r>
+              <w:rPr>
+                <w:rFonts w:ascii="Times New Roman" w:hAnsi="Times New Roman"/>
+                <w:color w:val="000000"/>
+                <w:shd w:val="clear" w:color="auto" w:fill="FFFFFF"/>
+              </w:rPr>
+              <w:t xml:space="preserve">{{ </w:t>
+            </w:r>
+            <w:proofErr w:type="spellStart"/>
+            <w:r>
+              <w:rPr>
+                <w:rFonts w:ascii="Times New Roman" w:hAnsi="Times New Roman"/>
+                <w:shd w:val="clear" w:color="auto" w:fill="FFFFFF"/>
+              </w:rPr>
+              <w:t>doctor</w:t>
+            </w:r>
+            <w:proofErr w:type="gramEnd"/>
+            <w:r>
+              <w:rPr>
+                <w:rFonts w:ascii="Times New Roman" w:hAnsi="Times New Roman"/>
+                <w:shd w:val="clear" w:color="auto" w:fill="FFFFFF"/>
+              </w:rPr>
+              <w:t>_</w:t>
+            </w:r>
+            <w:proofErr w:type="gramStart"/>
+            <w:r>
+              <w:rPr>
+                <w:rFonts w:ascii="Times New Roman" w:hAnsi="Times New Roman"/>
+                <w:shd w:val="clear" w:color="auto" w:fill="FFFFFF"/>
+              </w:rPr>
+              <w:t>specialization</w:t>
+            </w:r>
+            <w:proofErr w:type="spellEnd"/>
+            <w:r>
+              <w:rPr>
+                <w:rFonts w:ascii="Times New Roman" w:hAnsi="Times New Roman"/>
+                <w:shd w:val="clear" w:color="auto" w:fill="FFFFFF"/>
+              </w:rPr>
+              <w:t xml:space="preserve"> }</w:t>
+            </w:r>
+            <w:proofErr w:type="gramEnd"/>
+            <w:r>
+              <w:rPr>
+                <w:rFonts w:ascii="Times New Roman" w:hAnsi="Times New Roman"/>
+                <w:shd w:val="clear" w:color="auto" w:fill="FFFFFF"/>
+              </w:rPr>
+              <w:t>}</w:t>
+            </w:r>
+            <w:r>
+              <w:rPr>
+                <w:rFonts w:ascii="Times New Roman" w:hAnsi="Times New Roman"/>
+                <w:color w:val="000000"/>
+                <w:shd w:val="clear" w:color="auto" w:fill="FFFFFF"/>
+              </w:rPr>
+              <w:t xml:space="preserve"> </w:t>
+            </w:r>
+            <w:proofErr w:type="gramStart"/>
+            <w:r>
+              <w:rPr>
+                <w:rFonts w:ascii="Times New Roman" w:hAnsi="Times New Roman"/>
+                <w:color w:val="000000"/>
+                <w:shd w:val="clear" w:color="auto" w:fill="FFFFFF"/>
+              </w:rPr>
+              <w:t xml:space="preserve">{{  </w:t>
+            </w:r>
+            <w:proofErr w:type="spellStart"/>
+            <w:proofErr w:type="gramEnd"/>
+            <w:r>
+              <w:rPr>
+                <w:rFonts w:ascii="Times New Roman" w:hAnsi="Times New Roman"/>
+                <w:color w:val="000000"/>
+                <w:shd w:val="clear" w:color="auto" w:fill="FFFFFF"/>
+              </w:rPr>
+              <w:t>doctor_name</w:t>
+            </w:r>
+            <w:proofErr w:type="spellEnd"/>
+            <w:r>
+              <w:rPr>
+                <w:rFonts w:ascii="Times New Roman" w:hAnsi="Times New Roman"/>
+                <w:color w:val="000000"/>
+                <w:shd w:val="clear" w:color="auto" w:fill="FFFFFF"/>
+              </w:rPr>
+              <w:t xml:space="preserve"> </w:t>
+            </w:r>
+            <w:r>
+              <w:rPr>
+                <w:rFonts w:ascii="Times New Roman" w:hAnsi="Times New Roman"/>
+                <w:color w:val="000000"/>
+                <w:shd w:val="clear" w:color="auto" w:fill="FFFFFF"/>
+              </w:rPr>
+              <w:t>}}</w:t>
+            </w:r>
+          </w:p>
+        </w:tc>
+        <w:tc>
+          <w:tcPr>
+            <w:tcW w:w="5266" w:type="dxa"/>
+          </w:tcPr>
+          <w:p>
+            <w:pPr>
+              <w:pStyle w:val="af3"/>
+              <w:shd w:val="clear" w:color="auto" w:fill="auto"/>
+              <w:tabs>
+                <w:tab w:val="left" w:pos="163"/>
+              </w:tabs>
+              <w:spacing w:after="0" w:line="240" w:lineRule="auto"/>
+              <w:jc w:val="both"/>
+            </w:pPr>
+            <w:r>
+              <w:rPr>
+                <w:rFonts w:ascii="Times New Roman" w:hAnsi="Times New Roman"/>
+              </w:rPr>
+              <w:t>(</w:t>
+            </w:r>
+            <w:r>
+              <w:rPr>
+                <w:rFonts w:ascii="Times New Roman" w:hAnsi="Times New Roman"/>
+                <w:lang w:val="ru-RU"/>
+              </w:rPr>
+              <w:t>подпись</w:t>
+            </w:r>
+            <w:r>
+              <w:rPr>
+                <w:rFonts w:ascii="Times New Roman" w:hAnsi="Times New Roman"/>
+              </w:rPr>
+              <w:t>)____________________________________</w:t>
+            </w:r>
+            <w:r>
+              <w:rPr>
+                <w:rFonts w:ascii="Times New Roman" w:hAnsi="Times New Roman"/>
+              </w:rPr>
+              <w:t>____</w:t>
+            </w:r>
+          </w:p>
+        </w:tc>
+      </w:tr>
+    </w:tbl>
+    <w:p>
+      <w:pPr>
+        <w:rPr>
+          <w:sz w:val="20"/>
+          <w:szCs w:val="20"/>
+        </w:rPr>
+      </w:pPr>
+    </w:p>
     <w:sectPr>
       <w:pgSz w:w="11906" w:h="16838"/>
-      <w:pgMar w:top="851" w:right="567" w:bottom="567" w:left="1134" w:header="397" w:footer="397" w:gutter="0"/>
+      <w:pgMar w:top="851" w:right="567" w:bottom="567" w:left="851" w:header="397" w:footer="397" w:gutter="0"/>
       <w:cols w:space="708"/>
       <w:docGrid w:linePitch="360"/>
     </w:sectPr>
@@ -5948,6 +8018,271 @@
     </w:p>
   </w:footnote>
 </w:footnotes>
+</file>
+
+<file path=word/numbering.xml><?xml version="1.0" encoding="utf-8"?>
+<w:numbering xmlns:wpc="http://schemas.microsoft.com/office/word/2010/wordprocessingCanvas" xmlns:cx="http://schemas.microsoft.com/office/drawing/2014/chartex" xmlns:cx1="http://schemas.microsoft.com/office/drawing/2015/9/8/chartex" xmlns:cx2="http://schemas.microsoft.com/office/drawing/2015/10/21/chartex" xmlns:cx3="http://schemas.microsoft.com/office/drawing/2016/5/9/chartex" xmlns:cx4="http://schemas.microsoft.com/office/drawing/2016/5/10/chartex" xmlns:cx5="http://schemas.microsoft.com/office/drawing/2016/5/11/chartex" xmlns:cx6="http://schemas.microsoft.com/office/drawing/2016/5/12/chartex" xmlns:cx7="http://schemas.microsoft.com/office/drawing/2016/5/13/chartex" xmlns:cx8="http://schemas.microsoft.com/office/drawing/2016/5/14/chartex" xmlns:mc="http://schemas.openxmlformats.org/markup-compatibility/2006" xmlns:aink="http://schemas.microsoft.com/office/drawing/2016/ink" xmlns:am3d="http://schemas.microsoft.com/office/drawing/2017/model3d" xmlns:o="urn:schemas-microsoft-com:office:office" xmlns:oel="http://schemas.microsoft.com/office/2019/extlst" xmlns:r="http://schemas.openxmlformats.org/officeDocument/2006/relationships" xmlns:m="http://schemas.openxmlformats.org/officeDocument/2006/math" xmlns:v="urn:schemas-microsoft-com:vml" xmlns:wp14="http://schemas.microsoft.com/office/word/2010/wordprocessingDrawing" xmlns:wp="http://schemas.openxmlformats.org/drawingml/2006/wordprocessingDrawing" xmlns:w10="urn:schemas-microsoft-com:office:word" xmlns:w="http://schemas.openxmlformats.org/wordprocessingml/2006/main" xmlns:w14="http://schemas.microsoft.com/office/word/2010/wordml" xmlns:w15="http://schemas.microsoft.com/office/word/2012/wordml" xmlns:w16cex="http://schemas.microsoft.com/office/word/2018/wordml/cex" xmlns:w16cid="http://schemas.microsoft.com/office/word/2016/wordml/cid" xmlns:w16="http://schemas.microsoft.com/office/word/2018/wordml" xmlns:w16du="http://schemas.microsoft.com/office/word/2023/wordml/word16du" xmlns:w16sdtdh="http://schemas.microsoft.com/office/word/2020/wordml/sdtdatahash" xmlns:w16sdtfl="http://schemas.microsoft.com/office/word/2024/wordml/sdtformatlock" xmlns:w16se="http://schemas.microsoft.com/office/word/2015/wordml/symex" xmlns:wpg="http://schemas.microsoft.com/office/word/2010/wordprocessingGroup" xmlns:wpi="http://schemas.microsoft.com/office/word/2010/wordprocessingInk" xmlns:wne="http://schemas.microsoft.com/office/word/2006/wordml" xmlns:wps="http://schemas.microsoft.com/office/word/2010/wordprocessingShape" mc:Ignorable="w14 w15 w16se w16cid w16 w16cex w16sdtdh w16sdtfl w16du wp14">
+  <w:abstractNum w:abstractNumId="0" w15:restartNumberingAfterBreak="0">
+    <w:nsid w:val="0053208E"/>
+    <w:multiLevelType w:val="multilevel"/>
+    <w:tmpl w:val="0053208E"/>
+    <w:lvl w:ilvl="0">
+      <w:start w:val="1"/>
+      <w:numFmt w:val="bullet"/>
+      <w:lvlText w:val="-"/>
+      <w:lvlJc w:val="left"/>
+      <w:pPr>
+        <w:tabs>
+          <w:tab w:val="left" w:pos="0"/>
+        </w:tabs>
+        <w:ind w:left="720" w:hanging="360"/>
+      </w:pPr>
+      <w:rPr>
+        <w:rFonts w:ascii="Sylfaen" w:hAnsi="Sylfaen" w:cs="Sylfaen" w:hint="default"/>
+        <w:b w:val="0"/>
+        <w:i w:val="0"/>
+        <w:caps w:val="0"/>
+        <w:smallCaps w:val="0"/>
+        <w:strike w:val="0"/>
+        <w:dstrike w:val="0"/>
+        <w:color w:val="000000"/>
+        <w:spacing w:val="0"/>
+        <w:w w:val="100"/>
+        <w:position w:val="0"/>
+        <w:sz w:val="21"/>
+        <w:u w:val="none"/>
+        <w:vertAlign w:val="baseline"/>
+      </w:rPr>
+    </w:lvl>
+    <w:lvl w:ilvl="1">
+      <w:start w:val="1"/>
+      <w:numFmt w:val="bullet"/>
+      <w:lvlText w:val="-"/>
+      <w:lvlJc w:val="left"/>
+      <w:pPr>
+        <w:tabs>
+          <w:tab w:val="left" w:pos="0"/>
+        </w:tabs>
+        <w:ind w:left="1080" w:hanging="360"/>
+      </w:pPr>
+      <w:rPr>
+        <w:rFonts w:ascii="Sylfaen" w:hAnsi="Sylfaen" w:cs="Sylfaen" w:hint="default"/>
+        <w:b w:val="0"/>
+        <w:i w:val="0"/>
+        <w:caps w:val="0"/>
+        <w:smallCaps w:val="0"/>
+        <w:strike w:val="0"/>
+        <w:dstrike w:val="0"/>
+        <w:color w:val="000000"/>
+        <w:spacing w:val="0"/>
+        <w:w w:val="100"/>
+        <w:position w:val="0"/>
+        <w:sz w:val="21"/>
+        <w:u w:val="none"/>
+        <w:vertAlign w:val="baseline"/>
+      </w:rPr>
+    </w:lvl>
+    <w:lvl w:ilvl="2">
+      <w:start w:val="1"/>
+      <w:numFmt w:val="bullet"/>
+      <w:lvlText w:val="-"/>
+      <w:lvlJc w:val="left"/>
+      <w:pPr>
+        <w:tabs>
+          <w:tab w:val="left" w:pos="0"/>
+        </w:tabs>
+        <w:ind w:left="1440" w:hanging="360"/>
+      </w:pPr>
+      <w:rPr>
+        <w:rFonts w:ascii="Sylfaen" w:hAnsi="Sylfaen" w:cs="Sylfaen" w:hint="default"/>
+        <w:b w:val="0"/>
+        <w:i w:val="0"/>
+        <w:caps w:val="0"/>
+        <w:smallCaps w:val="0"/>
+        <w:strike w:val="0"/>
+        <w:dstrike w:val="0"/>
+        <w:color w:val="000000"/>
+        <w:spacing w:val="0"/>
+        <w:w w:val="100"/>
+        <w:position w:val="0"/>
+        <w:sz w:val="21"/>
+        <w:u w:val="none"/>
+        <w:vertAlign w:val="baseline"/>
+      </w:rPr>
+    </w:lvl>
+    <w:lvl w:ilvl="3">
+      <w:start w:val="1"/>
+      <w:numFmt w:val="bullet"/>
+      <w:lvlText w:val="-"/>
+      <w:lvlJc w:val="left"/>
+      <w:pPr>
+        <w:tabs>
+          <w:tab w:val="left" w:pos="0"/>
+        </w:tabs>
+        <w:ind w:left="1800" w:hanging="360"/>
+      </w:pPr>
+      <w:rPr>
+        <w:rFonts w:ascii="Sylfaen" w:hAnsi="Sylfaen" w:cs="Sylfaen" w:hint="default"/>
+        <w:b w:val="0"/>
+        <w:i w:val="0"/>
+        <w:caps w:val="0"/>
+        <w:smallCaps w:val="0"/>
+        <w:strike w:val="0"/>
+        <w:dstrike w:val="0"/>
+        <w:color w:val="000000"/>
+        <w:spacing w:val="0"/>
+        <w:w w:val="100"/>
+        <w:position w:val="0"/>
+        <w:sz w:val="21"/>
+        <w:u w:val="none"/>
+        <w:vertAlign w:val="baseline"/>
+      </w:rPr>
+    </w:lvl>
+    <w:lvl w:ilvl="4">
+      <w:start w:val="1"/>
+      <w:numFmt w:val="bullet"/>
+      <w:lvlText w:val="-"/>
+      <w:lvlJc w:val="left"/>
+      <w:pPr>
+        <w:tabs>
+          <w:tab w:val="left" w:pos="0"/>
+        </w:tabs>
+        <w:ind w:left="2160" w:hanging="360"/>
+      </w:pPr>
+      <w:rPr>
+        <w:rFonts w:ascii="Sylfaen" w:hAnsi="Sylfaen" w:cs="Sylfaen" w:hint="default"/>
+        <w:b w:val="0"/>
+        <w:i w:val="0"/>
+        <w:caps w:val="0"/>
+        <w:smallCaps w:val="0"/>
+        <w:strike w:val="0"/>
+        <w:dstrike w:val="0"/>
+        <w:color w:val="000000"/>
+        <w:spacing w:val="0"/>
+        <w:w w:val="100"/>
+        <w:position w:val="0"/>
+        <w:sz w:val="21"/>
+        <w:u w:val="none"/>
+        <w:vertAlign w:val="baseline"/>
+      </w:rPr>
+    </w:lvl>
+    <w:lvl w:ilvl="5">
+      <w:start w:val="1"/>
+      <w:numFmt w:val="bullet"/>
+      <w:lvlText w:val="-"/>
+      <w:lvlJc w:val="left"/>
+      <w:pPr>
+        <w:tabs>
+          <w:tab w:val="left" w:pos="0"/>
+        </w:tabs>
+        <w:ind w:left="2520" w:hanging="360"/>
+      </w:pPr>
+      <w:rPr>
+        <w:rFonts w:ascii="Sylfaen" w:hAnsi="Sylfaen" w:cs="Sylfaen" w:hint="default"/>
+        <w:b w:val="0"/>
+        <w:i w:val="0"/>
+        <w:caps w:val="0"/>
+        <w:smallCaps w:val="0"/>
+        <w:strike w:val="0"/>
+        <w:dstrike w:val="0"/>
+        <w:color w:val="000000"/>
+        <w:spacing w:val="0"/>
+        <w:w w:val="100"/>
+        <w:position w:val="0"/>
+        <w:sz w:val="21"/>
+        <w:u w:val="none"/>
+        <w:vertAlign w:val="baseline"/>
+      </w:rPr>
+    </w:lvl>
+    <w:lvl w:ilvl="6">
+      <w:start w:val="1"/>
+      <w:numFmt w:val="bullet"/>
+      <w:lvlText w:val="-"/>
+      <w:lvlJc w:val="left"/>
+      <w:pPr>
+        <w:tabs>
+          <w:tab w:val="left" w:pos="0"/>
+        </w:tabs>
+        <w:ind w:left="2880" w:hanging="360"/>
+      </w:pPr>
+      <w:rPr>
+        <w:rFonts w:ascii="Sylfaen" w:hAnsi="Sylfaen" w:cs="Sylfaen" w:hint="default"/>
+        <w:b w:val="0"/>
+        <w:i w:val="0"/>
+        <w:caps w:val="0"/>
+        <w:smallCaps w:val="0"/>
+        <w:strike w:val="0"/>
+        <w:dstrike w:val="0"/>
+        <w:color w:val="000000"/>
+        <w:spacing w:val="0"/>
+        <w:w w:val="100"/>
+        <w:position w:val="0"/>
+        <w:sz w:val="21"/>
+        <w:u w:val="none"/>
+        <w:vertAlign w:val="baseline"/>
+      </w:rPr>
+    </w:lvl>
+    <w:lvl w:ilvl="7">
+      <w:start w:val="1"/>
+      <w:numFmt w:val="bullet"/>
+      <w:lvlText w:val="-"/>
+      <w:lvlJc w:val="left"/>
+      <w:pPr>
+        <w:tabs>
+          <w:tab w:val="left" w:pos="0"/>
+        </w:tabs>
+        <w:ind w:left="3240" w:hanging="360"/>
+      </w:pPr>
+      <w:rPr>
+        <w:rFonts w:ascii="Sylfaen" w:hAnsi="Sylfaen" w:cs="Sylfaen" w:hint="default"/>
+        <w:b w:val="0"/>
+        <w:i w:val="0"/>
+        <w:caps w:val="0"/>
+        <w:smallCaps w:val="0"/>
+        <w:strike w:val="0"/>
+        <w:dstrike w:val="0"/>
+        <w:color w:val="000000"/>
+        <w:spacing w:val="0"/>
+        <w:w w:val="100"/>
+        <w:position w:val="0"/>
+        <w:sz w:val="21"/>
+        <w:u w:val="none"/>
+        <w:vertAlign w:val="baseline"/>
+      </w:rPr>
+    </w:lvl>
+    <w:lvl w:ilvl="8">
+      <w:start w:val="1"/>
+      <w:numFmt w:val="bullet"/>
+      <w:lvlText w:val="-"/>
+      <w:lvlJc w:val="left"/>
+      <w:pPr>
+        <w:tabs>
+          <w:tab w:val="left" w:pos="0"/>
+        </w:tabs>
+        <w:ind w:left="3600" w:hanging="360"/>
+      </w:pPr>
+      <w:rPr>
+        <w:rFonts w:ascii="Sylfaen" w:hAnsi="Sylfaen" w:cs="Sylfaen" w:hint="default"/>
+        <w:b w:val="0"/>
+        <w:i w:val="0"/>
+        <w:caps w:val="0"/>
+        <w:smallCaps w:val="0"/>
+        <w:strike w:val="0"/>
+        <w:dstrike w:val="0"/>
+        <w:color w:val="000000"/>
+        <w:spacing w:val="0"/>
+        <w:w w:val="100"/>
+        <w:position w:val="0"/>
+        <w:sz w:val="21"/>
+        <w:u w:val="none"/>
+        <w:vertAlign w:val="baseline"/>
+      </w:rPr>
+    </w:lvl>
+  </w:abstractNum>
+  <w:num w:numId="1" w16cid:durableId="1421486750">
+    <w:abstractNumId w:val="0"/>
+  </w:num>
+</w:numbering>
 </file>
 
 <file path=word/styles.xml><?xml version="1.0" encoding="utf-8"?>
@@ -6028,7 +8363,7 @@
     <w:lsdException w:name="Closing" w:semiHidden="1" w:unhideWhenUsed="1"/>
     <w:lsdException w:name="Signature" w:semiHidden="1" w:unhideWhenUsed="1"/>
     <w:lsdException w:name="Default Paragraph Font" w:semiHidden="1" w:uiPriority="1" w:unhideWhenUsed="1" w:qFormat="1"/>
-    <w:lsdException w:name="Body Text" w:semiHidden="1" w:unhideWhenUsed="1"/>
+    <w:lsdException w:name="Body Text" w:semiHidden="1" w:uiPriority="0" w:unhideWhenUsed="1" w:qFormat="1"/>
     <w:lsdException w:name="Body Text Indent" w:semiHidden="1" w:unhideWhenUsed="1"/>
     <w:lsdException w:name="List Continue" w:semiHidden="1" w:unhideWhenUsed="1"/>
     <w:lsdException w:name="List Continue 2" w:semiHidden="1" w:unhideWhenUsed="1"/>
@@ -6116,7 +8451,7 @@
     <w:lsdException w:name="Table Web 2" w:semiHidden="1" w:unhideWhenUsed="1"/>
     <w:lsdException w:name="Table Web 3" w:semiHidden="1" w:unhideWhenUsed="1"/>
     <w:lsdException w:name="Balloon Text" w:semiHidden="1" w:unhideWhenUsed="1" w:qFormat="1"/>
-    <w:lsdException w:name="Table Grid" w:qFormat="1"/>
+    <w:lsdException w:name="Table Grid" w:uiPriority="39" w:qFormat="1"/>
     <w:lsdException w:name="Table Theme" w:semiHidden="1" w:unhideWhenUsed="1"/>
     <w:lsdException w:name="Placeholder Text" w:semiHidden="1" w:unhideWhenUsed="1"/>
     <w:lsdException w:name="No Spacing" w:semiHidden="1" w:unhideWhenUsed="1"/>
@@ -6473,7 +8808,7 @@
   <w:style w:type="table" w:styleId="ad">
     <w:name w:val="Table Grid"/>
     <w:basedOn w:val="a1"/>
-    <w:uiPriority w:val="99"/>
+    <w:uiPriority w:val="39"/>
     <w:qFormat/>
     <w:tblPr>
       <w:tblBorders>
@@ -6641,6 +8976,72 @@
     <w:rPr>
       <w:rFonts w:ascii="Consolas" w:hAnsi="Consolas"/>
     </w:rPr>
+  </w:style>
+  <w:style w:type="paragraph" w:styleId="af3">
+    <w:name w:val="Body Text"/>
+    <w:basedOn w:val="a"/>
+    <w:link w:val="af4"/>
+    <w:qFormat/>
+    <w:rsid w:val="001F6FB3"/>
+    <w:pPr>
+      <w:widowControl w:val="0"/>
+      <w:shd w:val="clear" w:color="auto" w:fill="FFFFFF"/>
+      <w:suppressAutoHyphens/>
+      <w:spacing w:after="120" w:line="264" w:lineRule="exact"/>
+    </w:pPr>
+    <w:rPr>
+      <w:rFonts w:ascii="Sylfaen" w:hAnsi="Sylfaen"/>
+      <w:color w:val="00000A"/>
+      <w:kern w:val="2"/>
+      <w:sz w:val="21"/>
+      <w:szCs w:val="21"/>
+      <w:lang w:val="en-US" w:eastAsia="en-US"/>
+    </w:rPr>
+  </w:style>
+  <w:style w:type="character" w:customStyle="1" w:styleId="af4">
+    <w:name w:val="Основной текст Знак"/>
+    <w:basedOn w:val="a0"/>
+    <w:link w:val="af3"/>
+    <w:rsid w:val="001F6FB3"/>
+    <w:rPr>
+      <w:rFonts w:ascii="Sylfaen" w:hAnsi="Sylfaen"/>
+      <w:color w:val="00000A"/>
+      <w:kern w:val="2"/>
+      <w:sz w:val="21"/>
+      <w:szCs w:val="21"/>
+      <w:shd w:val="clear" w:color="auto" w:fill="FFFFFF"/>
+      <w:lang w:val="en-US" w:eastAsia="en-US"/>
+    </w:rPr>
+  </w:style>
+  <w:style w:type="character" w:customStyle="1" w:styleId="11">
+    <w:name w:val="Основной текст Знак1"/>
+    <w:qFormat/>
+    <w:rsid w:val="001F6FB3"/>
+    <w:rPr>
+      <w:rFonts w:ascii="Sylfaen" w:hAnsi="Sylfaen" w:cs="Sylfaen"/>
+      <w:sz w:val="21"/>
+      <w:szCs w:val="21"/>
+      <w:u w:val="none"/>
+    </w:rPr>
+  </w:style>
+  <w:style w:type="character" w:customStyle="1" w:styleId="af5">
+    <w:name w:val="Основной текст + Курсив"/>
+    <w:qFormat/>
+    <w:rsid w:val="001F6FB3"/>
+    <w:rPr>
+      <w:rFonts w:ascii="Sylfaen" w:hAnsi="Sylfaen" w:cs="Sylfaen"/>
+      <w:i/>
+      <w:iCs/>
+      <w:sz w:val="21"/>
+      <w:szCs w:val="21"/>
+      <w:u w:val="none"/>
+    </w:rPr>
+  </w:style>
+  <w:style w:type="character" w:customStyle="1" w:styleId="blk">
+    <w:name w:val="blk"/>
+    <w:basedOn w:val="a0"/>
+    <w:qFormat/>
+    <w:rsid w:val="001F6FB3"/>
   </w:style>
 </w:styles>
 </file>

--- a/patients/templates/patients/docs/card_OMS_template.docx
+++ b/patients/templates/patients/docs/card_OMS_template.docx
@@ -19,16 +19,16 @@
         <mc:AlternateContent>
           <mc:Choice Requires="wps">
             <w:drawing>
-              <wp:anchor distT="45720" distB="45720" distL="114300" distR="114300" simplePos="0" relativeHeight="251659264" behindDoc="0" locked="0" layoutInCell="1" allowOverlap="1" wp14:anchorId="113CF45D" wp14:editId="1ECC3762">
+              <wp:anchor distT="45720" distB="45720" distL="114300" distR="114300" simplePos="0" relativeHeight="251664384" behindDoc="0" locked="0" layoutInCell="1" allowOverlap="1" wp14:anchorId="58AE0666" wp14:editId="7BCFCA14">
                 <wp:simplePos x="0" y="0"/>
-                <wp:positionH relativeFrom="margin">
-                  <wp:posOffset>-59690</wp:posOffset>
+                <wp:positionH relativeFrom="column">
+                  <wp:posOffset>-362593</wp:posOffset>
                 </wp:positionH>
                 <wp:positionV relativeFrom="paragraph">
-                  <wp:posOffset>0</wp:posOffset>
+                  <wp:posOffset>-347</wp:posOffset>
                 </wp:positionV>
-                <wp:extent cx="1136015" cy="1404620"/>
-                <wp:effectExtent l="0" t="0" r="6985" b="5080"/>
+                <wp:extent cx="1365250" cy="1404620"/>
+                <wp:effectExtent l="0" t="0" r="6350" b="2540"/>
                 <wp:wrapSquare wrapText="bothSides"/>
                 <wp:docPr id="217" name="Надпись 2"/>
                 <wp:cNvGraphicFramePr>
@@ -43,7 +43,7 @@
                       <wps:spPr bwMode="auto">
                         <a:xfrm>
                           <a:off x="0" y="0"/>
-                          <a:ext cx="1136015" cy="1404620"/>
+                          <a:ext cx="1365250" cy="1404620"/>
                         </a:xfrm>
                         <a:prstGeom prst="rect">
                           <a:avLst/>
@@ -65,16 +65,16 @@
                               <w:rPr>
                                 <w:b/>
                                 <w:bCs/>
-                                <w:sz w:val="56"/>
-                                <w:szCs w:val="56"/>
+                                <w:sz w:val="72"/>
+                                <w:szCs w:val="72"/>
                               </w:rPr>
                             </w:pPr>
                             <w:r>
                               <w:rPr>
                                 <w:b/>
                                 <w:bCs/>
-                                <w:sz w:val="56"/>
-                                <w:szCs w:val="56"/>
+                                <w:sz w:val="72"/>
+                                <w:szCs w:val="72"/>
                               </w:rPr>
                               <w:t>ОМС</w:t>
                             </w:r>
@@ -91,18 +91,18 @@
                   <wp14:pctWidth>0</wp14:pctWidth>
                 </wp14:sizeRelH>
                 <wp14:sizeRelV relativeFrom="margin">
-                  <wp14:pctHeight>20000</wp14:pctHeight>
+                  <wp14:pctHeight>0</wp14:pctHeight>
                 </wp14:sizeRelV>
               </wp:anchor>
             </w:drawing>
           </mc:Choice>
           <mc:Fallback>
             <w:pict>
-              <v:shapetype w14:anchorId="113CF45D" id="_x0000_t202" coordsize="21600,21600" o:spt="202" path="m,l,21600r21600,l21600,xe">
+              <v:shapetype w14:anchorId="58AE0666" id="_x0000_t202" coordsize="21600,21600" o:spt="202" path="m,l,21600r21600,l21600,xe">
                 <v:stroke joinstyle="miter"/>
                 <v:path gradientshapeok="t" o:connecttype="rect"/>
               </v:shapetype>
-              <v:shape id="Надпись 2" o:spid="_x0000_s1026" type="#_x0000_t202" style="position:absolute;left:0;text-align:left;margin-left:-4.7pt;margin-top:0;width:89.45pt;height:110.6pt;z-index:251659264;visibility:visible;mso-wrap-style:square;mso-width-percent:0;mso-height-percent:200;mso-wrap-distance-left:9pt;mso-wrap-distance-top:3.6pt;mso-wrap-distance-right:9pt;mso-wrap-distance-bottom:3.6pt;mso-position-horizontal:absolute;mso-position-horizontal-relative:margin;mso-position-vertical:absolute;mso-position-vertical-relative:text;mso-width-percent:0;mso-height-percent:200;mso-width-relative:margin;mso-height-relative:margin;v-text-anchor:top" o:gfxdata="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" stroked="f">
+              <v:shape id="Надпись 2" o:spid="_x0000_s1026" type="#_x0000_t202" style="position:absolute;left:0;text-align:left;margin-left:-28.55pt;margin-top:-.05pt;width:107.5pt;height:110.6pt;z-index:251664384;visibility:visible;mso-wrap-style:square;mso-width-percent:0;mso-height-percent:0;mso-wrap-distance-left:9pt;mso-wrap-distance-top:3.6pt;mso-wrap-distance-right:9pt;mso-wrap-distance-bottom:3.6pt;mso-position-horizontal:absolute;mso-position-horizontal-relative:text;mso-position-vertical:absolute;mso-position-vertical-relative:text;mso-width-percent:0;mso-height-percent:0;mso-width-relative:margin;mso-height-relative:margin;v-text-anchor:top" o:gfxdata="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" stroked="f">
                 <v:textbox style="mso-fit-shape-to-text:t">
                   <w:txbxContent>
                     <w:p>
@@ -110,23 +110,23 @@
                         <w:rPr>
                           <w:b/>
                           <w:bCs/>
-                          <w:sz w:val="56"/>
-                          <w:szCs w:val="56"/>
+                          <w:sz w:val="72"/>
+                          <w:szCs w:val="72"/>
                         </w:rPr>
                       </w:pPr>
                       <w:r>
                         <w:rPr>
                           <w:b/>
                           <w:bCs/>
-                          <w:sz w:val="56"/>
-                          <w:szCs w:val="56"/>
+                          <w:sz w:val="72"/>
+                          <w:szCs w:val="72"/>
                         </w:rPr>
                         <w:t>ОМС</w:t>
                       </w:r>
                     </w:p>
                   </w:txbxContent>
                 </v:textbox>
-                <w10:wrap type="square" anchorx="margin"/>
+                <w10:wrap type="square"/>
               </v:shape>
             </w:pict>
           </mc:Fallback>
@@ -208,8 +208,8 @@
     <w:tbl>
       <w:tblPr>
         <w:tblStyle w:val="ad"/>
-        <w:tblW w:w="10191" w:type="dxa"/>
-        <w:tblInd w:w="14" w:type="dxa"/>
+        <w:tblW w:w="10918" w:type="dxa"/>
+        <w:tblInd w:w="-572" w:type="dxa"/>
         <w:tblBorders>
           <w:top w:val="none" w:sz="0" w:space="0" w:color="auto"/>
           <w:left w:val="none" w:sz="0" w:space="0" w:color="auto"/>
@@ -225,55 +225,68 @@
         <w:tblLook w:val="04A0" w:firstRow="1" w:lastRow="0" w:firstColumn="1" w:lastColumn="0" w:noHBand="0" w:noVBand="1"/>
       </w:tblPr>
       <w:tblGrid>
-        <w:gridCol w:w="5110"/>
-        <w:gridCol w:w="1119"/>
+        <w:gridCol w:w="6530"/>
+        <w:gridCol w:w="426"/>
         <w:gridCol w:w="3962"/>
       </w:tblGrid>
       <w:tr>
         <w:tc>
           <w:tcPr>
-            <w:tcW w:w="5110" w:type="dxa"/>
-            <w:vMerge w:val="restart"/>
-            <w:vAlign w:val="bottom"/>
-          </w:tcPr>
-          <w:p>
-            <w:pPr>
-              <w:jc w:val="center"/>
+            <w:tcW w:w="6530" w:type="dxa"/>
+            <w:vAlign w:val="bottom"/>
+          </w:tcPr>
+          <w:p>
+            <w:pPr>
               <w:rPr>
                 <w:b/>
                 <w:bCs/>
+                <w:sz w:val="16"/>
+                <w:szCs w:val="16"/>
               </w:rPr>
             </w:pPr>
             <w:r>
               <w:rPr>
                 <w:b/>
                 <w:bCs/>
-              </w:rPr>
-              <w:t>Общество с ограниченной ответственностью Медицинский центр «</w:t>
-            </w:r>
-            <w:proofErr w:type="spellStart"/>
+                <w:sz w:val="16"/>
+                <w:szCs w:val="16"/>
+              </w:rPr>
+              <w:t xml:space="preserve">  </w:t>
+            </w:r>
             <w:r>
               <w:rPr>
                 <w:b/>
                 <w:bCs/>
-              </w:rPr>
-              <w:t>РевмаМед</w:t>
-            </w:r>
-            <w:proofErr w:type="spellEnd"/>
+                <w:sz w:val="16"/>
+                <w:szCs w:val="16"/>
+              </w:rPr>
+              <w:t>Общество с ограниченной ответственностью Медицинский центр «</w:t>
+            </w:r>
+            <w:proofErr w:type="spellStart"/>
             <w:r>
               <w:rPr>
                 <w:b/>
                 <w:bCs/>
+                <w:sz w:val="16"/>
+                <w:szCs w:val="16"/>
+              </w:rPr>
+              <w:t>РевмаМед</w:t>
+            </w:r>
+            <w:proofErr w:type="spellEnd"/>
+            <w:r>
+              <w:rPr>
+                <w:b/>
+                <w:bCs/>
+                <w:sz w:val="16"/>
+                <w:szCs w:val="16"/>
               </w:rPr>
               <w:t>»</w:t>
             </w:r>
           </w:p>
-          <w:p/>
-        </w:tc>
-        <w:tc>
-          <w:tcPr>
-            <w:tcW w:w="1119" w:type="dxa"/>
-            <w:vMerge w:val="restart"/>
+        </w:tc>
+        <w:tc>
+          <w:tcPr>
+            <w:tcW w:w="426" w:type="dxa"/>
             <w:vAlign w:val="bottom"/>
           </w:tcPr>
           <w:p>
@@ -283,8 +296,8 @@
               </w:tabs>
               <w:jc w:val="center"/>
               <w:rPr>
-                <w:sz w:val="20"/>
-                <w:szCs w:val="20"/>
+                <w:sz w:val="16"/>
+                <w:szCs w:val="16"/>
               </w:rPr>
             </w:pPr>
           </w:p>
@@ -298,14 +311,14 @@
             <w:pPr>
               <w:jc w:val="center"/>
               <w:rPr>
-                <w:sz w:val="20"/>
-                <w:szCs w:val="20"/>
-              </w:rPr>
-            </w:pPr>
-            <w:r>
-              <w:rPr>
-                <w:sz w:val="20"/>
-                <w:szCs w:val="20"/>
+                <w:sz w:val="16"/>
+                <w:szCs w:val="16"/>
+              </w:rPr>
+            </w:pPr>
+            <w:r>
+              <w:rPr>
+                <w:sz w:val="16"/>
+                <w:szCs w:val="16"/>
               </w:rPr>
               <w:t>Медицинская документация</w:t>
             </w:r>
@@ -315,16 +328,35 @@
       <w:tr>
         <w:tc>
           <w:tcPr>
-            <w:tcW w:w="5110" w:type="dxa"/>
-            <w:vMerge/>
-            <w:vAlign w:val="bottom"/>
-          </w:tcPr>
-          <w:p/>
-        </w:tc>
-        <w:tc>
-          <w:tcPr>
-            <w:tcW w:w="1119" w:type="dxa"/>
-            <w:vMerge/>
+            <w:tcW w:w="6530" w:type="dxa"/>
+            <w:vAlign w:val="bottom"/>
+          </w:tcPr>
+          <w:p>
+            <w:pPr>
+              <w:rPr>
+                <w:sz w:val="16"/>
+                <w:szCs w:val="16"/>
+              </w:rPr>
+            </w:pPr>
+            <w:r>
+              <w:rPr>
+                <w:sz w:val="16"/>
+                <w:szCs w:val="16"/>
+              </w:rPr>
+              <w:t xml:space="preserve">  </w:t>
+            </w:r>
+            <w:r>
+              <w:rPr>
+                <w:sz w:val="16"/>
+                <w:szCs w:val="16"/>
+              </w:rPr>
+              <w:t>Республика Коми, г. Сыктывкар, ул. Орджоникидзе, 51/1</w:t>
+            </w:r>
+          </w:p>
+        </w:tc>
+        <w:tc>
+          <w:tcPr>
+            <w:tcW w:w="426" w:type="dxa"/>
             <w:vAlign w:val="bottom"/>
           </w:tcPr>
           <w:p>
@@ -334,8 +366,8 @@
               </w:tabs>
               <w:jc w:val="center"/>
               <w:rPr>
-                <w:sz w:val="20"/>
-                <w:szCs w:val="20"/>
+                <w:sz w:val="16"/>
+                <w:szCs w:val="16"/>
               </w:rPr>
             </w:pPr>
           </w:p>
@@ -349,8 +381,8 @@
             <w:pPr>
               <w:jc w:val="center"/>
               <w:rPr>
-                <w:sz w:val="20"/>
-                <w:szCs w:val="20"/>
+                <w:sz w:val="16"/>
+                <w:szCs w:val="16"/>
               </w:rPr>
             </w:pPr>
           </w:p>
@@ -359,16 +391,35 @@
       <w:tr>
         <w:tc>
           <w:tcPr>
-            <w:tcW w:w="5110" w:type="dxa"/>
-            <w:vMerge/>
-            <w:vAlign w:val="bottom"/>
-          </w:tcPr>
-          <w:p/>
-        </w:tc>
-        <w:tc>
-          <w:tcPr>
-            <w:tcW w:w="1119" w:type="dxa"/>
-            <w:vMerge/>
+            <w:tcW w:w="6530" w:type="dxa"/>
+            <w:vAlign w:val="bottom"/>
+          </w:tcPr>
+          <w:p>
+            <w:pPr>
+              <w:rPr>
+                <w:sz w:val="16"/>
+                <w:szCs w:val="16"/>
+              </w:rPr>
+            </w:pPr>
+            <w:r>
+              <w:rPr>
+                <w:sz w:val="16"/>
+                <w:szCs w:val="16"/>
+              </w:rPr>
+              <w:t xml:space="preserve">  </w:t>
+            </w:r>
+            <w:r>
+              <w:rPr>
+                <w:sz w:val="16"/>
+                <w:szCs w:val="16"/>
+              </w:rPr>
+              <w:t>ОГРН 1081101001860</w:t>
+            </w:r>
+          </w:p>
+        </w:tc>
+        <w:tc>
+          <w:tcPr>
+            <w:tcW w:w="426" w:type="dxa"/>
             <w:vAlign w:val="bottom"/>
           </w:tcPr>
           <w:p>
@@ -378,8 +429,8 @@
               </w:tabs>
               <w:jc w:val="center"/>
               <w:rPr>
-                <w:sz w:val="20"/>
-                <w:szCs w:val="20"/>
+                <w:sz w:val="16"/>
+                <w:szCs w:val="16"/>
               </w:rPr>
             </w:pPr>
           </w:p>
@@ -393,14 +444,14 @@
             <w:pPr>
               <w:jc w:val="center"/>
               <w:rPr>
-                <w:sz w:val="20"/>
-                <w:szCs w:val="20"/>
-              </w:rPr>
-            </w:pPr>
-            <w:r>
-              <w:rPr>
-                <w:sz w:val="20"/>
-                <w:szCs w:val="20"/>
+                <w:sz w:val="16"/>
+                <w:szCs w:val="16"/>
+              </w:rPr>
+            </w:pPr>
+            <w:r>
+              <w:rPr>
+                <w:sz w:val="16"/>
+                <w:szCs w:val="16"/>
               </w:rPr>
               <w:t>Учетная форма № 025/у</w:t>
             </w:r>
@@ -410,16 +461,35 @@
       <w:tr>
         <w:tc>
           <w:tcPr>
-            <w:tcW w:w="5110" w:type="dxa"/>
-            <w:vMerge/>
-            <w:vAlign w:val="bottom"/>
-          </w:tcPr>
-          <w:p/>
-        </w:tc>
-        <w:tc>
-          <w:tcPr>
-            <w:tcW w:w="1119" w:type="dxa"/>
-            <w:vMerge/>
+            <w:tcW w:w="6530" w:type="dxa"/>
+            <w:vAlign w:val="bottom"/>
+          </w:tcPr>
+          <w:p>
+            <w:pPr>
+              <w:rPr>
+                <w:sz w:val="16"/>
+                <w:szCs w:val="16"/>
+              </w:rPr>
+            </w:pPr>
+            <w:r>
+              <w:rPr>
+                <w:sz w:val="16"/>
+                <w:szCs w:val="16"/>
+              </w:rPr>
+              <w:t xml:space="preserve">  </w:t>
+            </w:r>
+            <w:r>
+              <w:rPr>
+                <w:sz w:val="16"/>
+                <w:szCs w:val="16"/>
+              </w:rPr>
+              <w:t>ИНН 1101135944</w:t>
+            </w:r>
+          </w:p>
+        </w:tc>
+        <w:tc>
+          <w:tcPr>
+            <w:tcW w:w="426" w:type="dxa"/>
             <w:vAlign w:val="bottom"/>
           </w:tcPr>
           <w:p>
@@ -429,8 +499,8 @@
               </w:tabs>
               <w:jc w:val="center"/>
               <w:rPr>
-                <w:sz w:val="20"/>
-                <w:szCs w:val="20"/>
+                <w:sz w:val="16"/>
+                <w:szCs w:val="16"/>
               </w:rPr>
             </w:pPr>
           </w:p>
@@ -444,151 +514,8 @@
             <w:pPr>
               <w:jc w:val="center"/>
               <w:rPr>
-                <w:sz w:val="20"/>
-                <w:szCs w:val="20"/>
-              </w:rPr>
-            </w:pPr>
-          </w:p>
-        </w:tc>
-      </w:tr>
-      <w:tr>
-        <w:tc>
-          <w:tcPr>
-            <w:tcW w:w="5110" w:type="dxa"/>
-            <w:vMerge/>
-            <w:vAlign w:val="bottom"/>
-          </w:tcPr>
-          <w:p/>
-        </w:tc>
-        <w:tc>
-          <w:tcPr>
-            <w:tcW w:w="1119" w:type="dxa"/>
-            <w:vMerge/>
-            <w:vAlign w:val="bottom"/>
-          </w:tcPr>
-          <w:p>
-            <w:pPr>
-              <w:tabs>
-                <w:tab w:val="left" w:pos="1217"/>
-              </w:tabs>
-              <w:jc w:val="center"/>
-              <w:rPr>
-                <w:sz w:val="20"/>
-                <w:szCs w:val="20"/>
-              </w:rPr>
-            </w:pPr>
-          </w:p>
-        </w:tc>
-        <w:tc>
-          <w:tcPr>
-            <w:tcW w:w="3962" w:type="dxa"/>
-            <w:vAlign w:val="bottom"/>
-          </w:tcPr>
-          <w:p>
-            <w:pPr>
-              <w:jc w:val="center"/>
-              <w:rPr>
-                <w:sz w:val="20"/>
-                <w:szCs w:val="20"/>
-              </w:rPr>
-            </w:pPr>
-          </w:p>
-        </w:tc>
-      </w:tr>
-      <w:tr>
-        <w:tc>
-          <w:tcPr>
-            <w:tcW w:w="5110" w:type="dxa"/>
-            <w:tcBorders>
-              <w:bottom w:val="single" w:sz="4" w:space="0" w:color="auto"/>
-            </w:tcBorders>
-            <w:vAlign w:val="bottom"/>
-          </w:tcPr>
-          <w:p>
-            <w:r>
-              <w:t>ОГРН 1081101001860</w:t>
-            </w:r>
-          </w:p>
-        </w:tc>
-        <w:tc>
-          <w:tcPr>
-            <w:tcW w:w="1119" w:type="dxa"/>
-            <w:vAlign w:val="bottom"/>
-          </w:tcPr>
-          <w:p>
-            <w:pPr>
-              <w:tabs>
-                <w:tab w:val="left" w:pos="1217"/>
-              </w:tabs>
-              <w:jc w:val="center"/>
-              <w:rPr>
-                <w:sz w:val="20"/>
-                <w:szCs w:val="20"/>
-              </w:rPr>
-            </w:pPr>
-          </w:p>
-        </w:tc>
-        <w:tc>
-          <w:tcPr>
-            <w:tcW w:w="3962" w:type="dxa"/>
-            <w:vAlign w:val="bottom"/>
-          </w:tcPr>
-          <w:p>
-            <w:pPr>
-              <w:jc w:val="center"/>
-              <w:rPr>
-                <w:sz w:val="20"/>
-                <w:szCs w:val="20"/>
-              </w:rPr>
-            </w:pPr>
-          </w:p>
-        </w:tc>
-      </w:tr>
-      <w:tr>
-        <w:tc>
-          <w:tcPr>
-            <w:tcW w:w="5110" w:type="dxa"/>
-            <w:tcBorders>
-              <w:top w:val="single" w:sz="4" w:space="0" w:color="auto"/>
-              <w:bottom w:val="single" w:sz="4" w:space="0" w:color="auto"/>
-            </w:tcBorders>
-            <w:vAlign w:val="bottom"/>
-          </w:tcPr>
-          <w:p>
-            <w:r>
-              <w:t>ИНН 1101135944</w:t>
-            </w:r>
-          </w:p>
-        </w:tc>
-        <w:tc>
-          <w:tcPr>
-            <w:tcW w:w="1119" w:type="dxa"/>
-            <w:vAlign w:val="bottom"/>
-          </w:tcPr>
-          <w:p>
-            <w:pPr>
-              <w:tabs>
-                <w:tab w:val="left" w:pos="1217"/>
-              </w:tabs>
-              <w:jc w:val="center"/>
-              <w:rPr>
-                <w:sz w:val="20"/>
-                <w:szCs w:val="20"/>
-              </w:rPr>
-            </w:pPr>
-          </w:p>
-        </w:tc>
-        <w:tc>
-          <w:tcPr>
-            <w:tcW w:w="3962" w:type="dxa"/>
-            <w:vAlign w:val="bottom"/>
-          </w:tcPr>
-          <w:p>
-            <w:pPr>
-              <w:jc w:val="center"/>
-              <w:rPr>
-                <w:sz w:val="20"/>
-                <w:szCs w:val="20"/>
+                <w:sz w:val="16"/>
+                <w:szCs w:val="16"/>
               </w:rPr>
             </w:pPr>
           </w:p>
@@ -598,16 +525,8 @@
     <w:p>
       <w:pPr>
         <w:rPr>
-          <w:sz w:val="20"/>
-          <w:szCs w:val="20"/>
-        </w:rPr>
-      </w:pPr>
-    </w:p>
-    <w:p>
-      <w:pPr>
-        <w:rPr>
-          <w:sz w:val="20"/>
-          <w:szCs w:val="20"/>
+          <w:sz w:val="16"/>
+          <w:szCs w:val="16"/>
         </w:rPr>
       </w:pPr>
     </w:p>
@@ -626,16 +545,16 @@
         <w:rPr>
           <w:b/>
           <w:spacing w:val="40"/>
-          <w:sz w:val="28"/>
-          <w:szCs w:val="28"/>
+          <w:sz w:val="20"/>
+          <w:szCs w:val="20"/>
         </w:rPr>
       </w:pPr>
       <w:r>
         <w:rPr>
           <w:b/>
           <w:spacing w:val="40"/>
-          <w:sz w:val="28"/>
-          <w:szCs w:val="28"/>
+          <w:sz w:val="20"/>
+          <w:szCs w:val="20"/>
         </w:rPr>
         <w:t>МЕДИЦИНСКАЯ КАРТА</w:t>
       </w:r>
@@ -643,8 +562,8 @@
         <w:rPr>
           <w:b/>
           <w:spacing w:val="40"/>
-          <w:sz w:val="28"/>
-          <w:szCs w:val="28"/>
+          <w:sz w:val="20"/>
+          <w:szCs w:val="20"/>
         </w:rPr>
         <w:br/>
         <w:t>ПАЦИЕНТА, ПОЛУЧАЮЩЕГО МЕДИЦИНСКУЮ ПОМОЩЬ</w:t>
@@ -653,7 +572,7 @@
     <w:tbl>
       <w:tblPr>
         <w:tblStyle w:val="ad"/>
-        <w:tblW w:w="8790" w:type="dxa"/>
+        <w:tblW w:w="7601" w:type="dxa"/>
         <w:jc w:val="center"/>
         <w:tblBorders>
           <w:top w:val="none" w:sz="0" w:space="0" w:color="auto"/>
@@ -671,17 +590,17 @@
         <w:tblLook w:val="04A0" w:firstRow="1" w:lastRow="0" w:firstColumn="1" w:lastColumn="0" w:noHBand="0" w:noVBand="1"/>
       </w:tblPr>
       <w:tblGrid>
-        <w:gridCol w:w="8770"/>
-        <w:gridCol w:w="20"/>
+        <w:gridCol w:w="4510"/>
+        <w:gridCol w:w="3091"/>
       </w:tblGrid>
       <w:tr>
         <w:trPr>
-          <w:trHeight w:val="267"/>
+          <w:trHeight w:val="240"/>
           <w:jc w:val="center"/>
         </w:trPr>
         <w:tc>
           <w:tcPr>
-            <w:tcW w:w="8770" w:type="dxa"/>
+            <w:tcW w:w="4510" w:type="dxa"/>
             <w:tcMar>
               <w:left w:w="0" w:type="dxa"/>
               <w:right w:w="0" w:type="dxa"/>
@@ -692,42 +611,48 @@
             <w:pPr>
               <w:rPr>
                 <w:b/>
-                <w:sz w:val="28"/>
-                <w:szCs w:val="28"/>
+                <w:sz w:val="20"/>
+                <w:szCs w:val="20"/>
               </w:rPr>
             </w:pPr>
             <w:r>
               <w:rPr>
                 <w:b/>
                 <w:spacing w:val="40"/>
-                <w:sz w:val="28"/>
-                <w:szCs w:val="28"/>
+                <w:sz w:val="20"/>
+                <w:szCs w:val="20"/>
               </w:rPr>
               <w:t>В АМБУЛАТОРНЫХ УСЛОВИЯХ</w:t>
             </w:r>
             <w:r>
               <w:rPr>
                 <w:b/>
-                <w:sz w:val="28"/>
-                <w:szCs w:val="28"/>
+                <w:sz w:val="20"/>
+                <w:szCs w:val="20"/>
               </w:rPr>
               <w:t xml:space="preserve"> №</w:t>
             </w:r>
-            <w:r>
+          </w:p>
+        </w:tc>
+        <w:tc>
+          <w:tcPr>
+            <w:tcW w:w="3091" w:type="dxa"/>
+            <w:vAlign w:val="bottom"/>
+          </w:tcPr>
+          <w:p>
+            <w:pPr>
               <w:rPr>
                 <w:b/>
-                <w:sz w:val="28"/>
-                <w:szCs w:val="28"/>
-              </w:rPr>
-              <w:t xml:space="preserve"> </w:t>
-            </w:r>
+                <w:sz w:val="20"/>
+                <w:szCs w:val="20"/>
+              </w:rPr>
+            </w:pPr>
             <w:proofErr w:type="gramStart"/>
             <w:r>
               <w:rPr>
                 <w:b/>
-                <w:sz w:val="28"/>
-                <w:szCs w:val="28"/>
-                <w:u w:val="single"/>
+                <w:sz w:val="20"/>
+                <w:szCs w:val="20"/>
               </w:rPr>
               <w:t xml:space="preserve">{{ </w:t>
             </w:r>
@@ -735,9 +660,8 @@
             <w:r>
               <w:rPr>
                 <w:b/>
-                <w:sz w:val="28"/>
-                <w:szCs w:val="28"/>
-                <w:u w:val="single"/>
+                <w:sz w:val="20"/>
+                <w:szCs w:val="20"/>
               </w:rPr>
               <w:t>card</w:t>
             </w:r>
@@ -745,9 +669,8 @@
             <w:r>
               <w:rPr>
                 <w:b/>
-                <w:sz w:val="28"/>
-                <w:szCs w:val="28"/>
-                <w:u w:val="single"/>
+                <w:sz w:val="20"/>
+                <w:szCs w:val="20"/>
               </w:rPr>
               <w:t>_number</w:t>
             </w:r>
@@ -755,31 +678,11 @@
             <w:r>
               <w:rPr>
                 <w:b/>
-                <w:sz w:val="28"/>
-                <w:szCs w:val="28"/>
-                <w:u w:val="single"/>
+                <w:sz w:val="20"/>
+                <w:szCs w:val="20"/>
               </w:rPr>
               <w:t xml:space="preserve"> }}</w:t>
             </w:r>
-          </w:p>
-        </w:tc>
-        <w:tc>
-          <w:tcPr>
-            <w:tcW w:w="20" w:type="dxa"/>
-            <w:tcBorders>
-              <w:bottom w:val="single" w:sz="4" w:space="0" w:color="auto"/>
-            </w:tcBorders>
-            <w:vAlign w:val="bottom"/>
-          </w:tcPr>
-          <w:p>
-            <w:pPr>
-              <w:jc w:val="center"/>
-              <w:rPr>
-                <w:b/>
-                <w:sz w:val="28"/>
-                <w:szCs w:val="28"/>
-              </w:rPr>
-            </w:pPr>
           </w:p>
         </w:tc>
       </w:tr>
@@ -787,112 +690,83 @@
     <w:p>
       <w:pPr>
         <w:rPr>
-          <w:sz w:val="20"/>
-          <w:szCs w:val="20"/>
-        </w:rPr>
-      </w:pPr>
-    </w:p>
-    <w:p>
-      <w:pPr>
-        <w:rPr>
-          <w:sz w:val="20"/>
-          <w:szCs w:val="20"/>
-        </w:rPr>
-      </w:pPr>
-    </w:p>
-    <w:p>
-      <w:pPr>
-        <w:rPr>
-          <w:sz w:val="20"/>
-          <w:szCs w:val="20"/>
-        </w:rPr>
-      </w:pPr>
-    </w:p>
-    <w:p>
-      <w:pPr>
-        <w:rPr>
-          <w:sz w:val="20"/>
-          <w:szCs w:val="20"/>
+          <w:sz w:val="16"/>
+          <w:szCs w:val="16"/>
         </w:rPr>
       </w:pPr>
     </w:p>
     <w:tbl>
       <w:tblPr>
         <w:tblStyle w:val="ad"/>
-        <w:tblW w:w="10191" w:type="dxa"/>
-        <w:tblInd w:w="14" w:type="dxa"/>
-        <w:tblBorders>
-          <w:top w:val="none" w:sz="0" w:space="0" w:color="auto"/>
-          <w:left w:val="none" w:sz="0" w:space="0" w:color="auto"/>
-          <w:bottom w:val="none" w:sz="0" w:space="0" w:color="auto"/>
-          <w:right w:val="none" w:sz="0" w:space="0" w:color="auto"/>
-          <w:insideH w:val="none" w:sz="0" w:space="0" w:color="auto"/>
-          <w:insideV w:val="none" w:sz="0" w:space="0" w:color="auto"/>
-        </w:tblBorders>
+        <w:tblW w:w="11057" w:type="dxa"/>
+        <w:tblInd w:w="-601" w:type="dxa"/>
         <w:tblLayout w:type="fixed"/>
-        <w:tblCellMar>
-          <w:left w:w="0" w:type="dxa"/>
-          <w:right w:w="0" w:type="dxa"/>
-        </w:tblCellMar>
         <w:tblLook w:val="04A0" w:firstRow="1" w:lastRow="0" w:firstColumn="1" w:lastColumn="0" w:noHBand="0" w:noVBand="1"/>
       </w:tblPr>
       <w:tblGrid>
-        <w:gridCol w:w="643"/>
-        <w:gridCol w:w="41"/>
-        <w:gridCol w:w="842"/>
-        <w:gridCol w:w="206"/>
-        <w:gridCol w:w="200"/>
-        <w:gridCol w:w="238"/>
-        <w:gridCol w:w="1284"/>
-        <w:gridCol w:w="46"/>
-        <w:gridCol w:w="66"/>
-        <w:gridCol w:w="238"/>
-        <w:gridCol w:w="172"/>
+        <w:gridCol w:w="707"/>
+        <w:gridCol w:w="704"/>
+        <w:gridCol w:w="432"/>
+        <w:gridCol w:w="419"/>
         <w:gridCol w:w="290"/>
-        <w:gridCol w:w="32"/>
-        <w:gridCol w:w="136"/>
-        <w:gridCol w:w="228"/>
-        <w:gridCol w:w="219"/>
-        <w:gridCol w:w="467"/>
-        <w:gridCol w:w="42"/>
-        <w:gridCol w:w="210"/>
-        <w:gridCol w:w="251"/>
-        <w:gridCol w:w="234"/>
-        <w:gridCol w:w="196"/>
-        <w:gridCol w:w="634"/>
-        <w:gridCol w:w="14"/>
-        <w:gridCol w:w="566"/>
-        <w:gridCol w:w="190"/>
-        <w:gridCol w:w="276"/>
-        <w:gridCol w:w="74"/>
-        <w:gridCol w:w="304"/>
-        <w:gridCol w:w="126"/>
-        <w:gridCol w:w="438"/>
-        <w:gridCol w:w="462"/>
-        <w:gridCol w:w="826"/>
+        <w:gridCol w:w="417"/>
+        <w:gridCol w:w="279"/>
+        <w:gridCol w:w="290"/>
+        <w:gridCol w:w="290"/>
+        <w:gridCol w:w="135"/>
+        <w:gridCol w:w="143"/>
+        <w:gridCol w:w="21"/>
+        <w:gridCol w:w="112"/>
+        <w:gridCol w:w="6"/>
+        <w:gridCol w:w="285"/>
+        <w:gridCol w:w="283"/>
+        <w:gridCol w:w="45"/>
+        <w:gridCol w:w="99"/>
+        <w:gridCol w:w="141"/>
+        <w:gridCol w:w="140"/>
+        <w:gridCol w:w="856"/>
+        <w:gridCol w:w="411"/>
+        <w:gridCol w:w="16"/>
+        <w:gridCol w:w="284"/>
+        <w:gridCol w:w="144"/>
+        <w:gridCol w:w="416"/>
+        <w:gridCol w:w="425"/>
+        <w:gridCol w:w="476"/>
+        <w:gridCol w:w="98"/>
+        <w:gridCol w:w="425"/>
+        <w:gridCol w:w="142"/>
+        <w:gridCol w:w="284"/>
+        <w:gridCol w:w="1133"/>
+        <w:gridCol w:w="675"/>
+        <w:gridCol w:w="34"/>
       </w:tblGrid>
       <w:tr>
         <w:trPr>
-          <w:gridAfter w:val="2"/>
-          <w:wAfter w:w="1288" w:type="dxa"/>
+          <w:gridAfter w:val="1"/>
+          <w:wAfter w:w="34" w:type="dxa"/>
         </w:trPr>
         <w:tc>
           <w:tcPr>
-            <w:tcW w:w="3976" w:type="dxa"/>
-            <w:gridSpan w:val="11"/>
-            <w:vAlign w:val="bottom"/>
-          </w:tcPr>
-          <w:p>
-            <w:pPr>
-              <w:rPr>
-                <w:sz w:val="20"/>
-                <w:szCs w:val="20"/>
-              </w:rPr>
-            </w:pPr>
-            <w:r>
-              <w:rPr>
-                <w:sz w:val="20"/>
-                <w:szCs w:val="20"/>
+            <w:tcW w:w="3248" w:type="dxa"/>
+            <w:gridSpan w:val="7"/>
+            <w:tcBorders>
+              <w:top w:val="nil"/>
+              <w:left w:val="nil"/>
+              <w:bottom w:val="nil"/>
+              <w:right w:val="nil"/>
+            </w:tcBorders>
+          </w:tcPr>
+          <w:p>
+            <w:pPr>
+              <w:rPr>
+                <w:sz w:val="16"/>
+                <w:szCs w:val="16"/>
+              </w:rPr>
+            </w:pPr>
+            <w:r>
+              <w:rPr>
+                <w:sz w:val="16"/>
+                <w:szCs w:val="16"/>
               </w:rPr>
               <w:t>Дата заполнения медицинской карты: число</w:t>
             </w:r>
@@ -900,26 +774,108 @@
         </w:tc>
         <w:tc>
           <w:tcPr>
-            <w:tcW w:w="686" w:type="dxa"/>
+            <w:tcW w:w="991" w:type="dxa"/>
+            <w:gridSpan w:val="6"/>
+            <w:tcBorders>
+              <w:top w:val="nil"/>
+              <w:left w:val="nil"/>
+              <w:right w:val="nil"/>
+            </w:tcBorders>
+          </w:tcPr>
+          <w:p>
+            <w:pPr>
+              <w:rPr>
+                <w:sz w:val="16"/>
+                <w:szCs w:val="16"/>
+              </w:rPr>
+            </w:pPr>
+            <w:proofErr w:type="gramStart"/>
+            <w:r>
+              <w:rPr>
+                <w:sz w:val="16"/>
+                <w:szCs w:val="16"/>
+                <w:lang w:val="en-US"/>
+              </w:rPr>
+              <w:t xml:space="preserve">{{ </w:t>
+            </w:r>
+            <w:proofErr w:type="spellStart"/>
+            <w:r>
+              <w:rPr>
+                <w:sz w:val="16"/>
+                <w:szCs w:val="16"/>
+                <w:lang w:val="en-US"/>
+              </w:rPr>
+              <w:t>c</w:t>
+            </w:r>
+            <w:proofErr w:type="gramEnd"/>
+            <w:r>
+              <w:rPr>
+                <w:sz w:val="16"/>
+                <w:szCs w:val="16"/>
+                <w:lang w:val="en-US"/>
+              </w:rPr>
+              <w:t>_day</w:t>
+            </w:r>
+            <w:proofErr w:type="spellEnd"/>
+            <w:r>
+              <w:rPr>
+                <w:sz w:val="16"/>
+                <w:szCs w:val="16"/>
+                <w:lang w:val="en-US"/>
+              </w:rPr>
+              <w:t xml:space="preserve"> }}</w:t>
+            </w:r>
+          </w:p>
+        </w:tc>
+        <w:tc>
+          <w:tcPr>
+            <w:tcW w:w="619" w:type="dxa"/>
             <w:gridSpan w:val="4"/>
             <w:tcBorders>
-              <w:bottom w:val="single" w:sz="4" w:space="0" w:color="auto"/>
-            </w:tcBorders>
-            <w:vAlign w:val="bottom"/>
-          </w:tcPr>
-          <w:p>
-            <w:pPr>
-              <w:jc w:val="center"/>
-              <w:rPr>
-                <w:sz w:val="20"/>
-                <w:szCs w:val="20"/>
+              <w:top w:val="nil"/>
+              <w:left w:val="nil"/>
+              <w:bottom w:val="nil"/>
+              <w:right w:val="nil"/>
+            </w:tcBorders>
+          </w:tcPr>
+          <w:p>
+            <w:pPr>
+              <w:rPr>
+                <w:sz w:val="16"/>
+                <w:szCs w:val="16"/>
+              </w:rPr>
+            </w:pPr>
+            <w:r>
+              <w:rPr>
+                <w:sz w:val="16"/>
+                <w:szCs w:val="16"/>
+              </w:rPr>
+              <w:t>месяц</w:t>
+            </w:r>
+          </w:p>
+        </w:tc>
+        <w:tc>
+          <w:tcPr>
+            <w:tcW w:w="1647" w:type="dxa"/>
+            <w:gridSpan w:val="5"/>
+            <w:tcBorders>
+              <w:top w:val="nil"/>
+              <w:left w:val="nil"/>
+              <w:right w:val="nil"/>
+            </w:tcBorders>
+          </w:tcPr>
+          <w:p>
+            <w:pPr>
+              <w:rPr>
+                <w:sz w:val="16"/>
+                <w:szCs w:val="16"/>
               </w:rPr>
             </w:pPr>
             <w:proofErr w:type="gramStart"/>
             <w:r>
               <w:rPr>
-                <w:sz w:val="20"/>
-                <w:szCs w:val="20"/>
+                <w:sz w:val="16"/>
+                <w:szCs w:val="16"/>
                 <w:lang w:val="en-US"/>
               </w:rPr>
               <w:t xml:space="preserve">{{ </w:t>
@@ -927,26 +883,26 @@
             <w:proofErr w:type="spellStart"/>
             <w:r>
               <w:rPr>
-                <w:sz w:val="20"/>
-                <w:szCs w:val="20"/>
-                <w:lang w:val="en-US"/>
-              </w:rPr>
-              <w:t>c</w:t>
+                <w:sz w:val="16"/>
+                <w:szCs w:val="16"/>
+                <w:lang w:val="en-US"/>
+              </w:rPr>
+              <w:t>cur</w:t>
             </w:r>
             <w:proofErr w:type="gramEnd"/>
             <w:r>
               <w:rPr>
-                <w:sz w:val="20"/>
-                <w:szCs w:val="20"/>
-                <w:lang w:val="en-US"/>
-              </w:rPr>
-              <w:t>_day</w:t>
+                <w:sz w:val="16"/>
+                <w:szCs w:val="16"/>
+                <w:lang w:val="en-US"/>
+              </w:rPr>
+              <w:t>_month_ru</w:t>
             </w:r>
             <w:proofErr w:type="spellEnd"/>
             <w:r>
               <w:rPr>
-                <w:sz w:val="20"/>
-                <w:szCs w:val="20"/>
+                <w:sz w:val="16"/>
+                <w:szCs w:val="16"/>
                 <w:lang w:val="en-US"/>
               </w:rPr>
               <w:t xml:space="preserve"> }}</w:t>
@@ -955,50 +911,53 @@
         </w:tc>
         <w:tc>
           <w:tcPr>
-            <w:tcW w:w="728" w:type="dxa"/>
+            <w:tcW w:w="444" w:type="dxa"/>
             <w:gridSpan w:val="3"/>
-            <w:vAlign w:val="bottom"/>
-          </w:tcPr>
-          <w:p>
-            <w:pPr>
-              <w:jc w:val="center"/>
-              <w:rPr>
-                <w:sz w:val="20"/>
-                <w:szCs w:val="20"/>
-              </w:rPr>
-            </w:pPr>
-            <w:r>
-              <w:rPr>
-                <w:sz w:val="20"/>
-                <w:szCs w:val="20"/>
-              </w:rPr>
-              <w:t>месяц</w:t>
-            </w:r>
-          </w:p>
-        </w:tc>
-        <w:tc>
-          <w:tcPr>
-            <w:tcW w:w="2105" w:type="dxa"/>
-            <w:gridSpan w:val="7"/>
-            <w:tcBorders>
-              <w:bottom w:val="single" w:sz="4" w:space="0" w:color="auto"/>
-            </w:tcBorders>
-            <w:vAlign w:val="bottom"/>
-          </w:tcPr>
-          <w:p>
-            <w:pPr>
-              <w:jc w:val="center"/>
-              <w:rPr>
-                <w:sz w:val="20"/>
-                <w:szCs w:val="20"/>
-                <w:lang w:val="en-US"/>
+            <w:tcBorders>
+              <w:top w:val="nil"/>
+              <w:left w:val="nil"/>
+              <w:bottom w:val="nil"/>
+              <w:right w:val="nil"/>
+            </w:tcBorders>
+          </w:tcPr>
+          <w:p>
+            <w:pPr>
+              <w:rPr>
+                <w:sz w:val="16"/>
+                <w:szCs w:val="16"/>
+              </w:rPr>
+            </w:pPr>
+            <w:r>
+              <w:rPr>
+                <w:sz w:val="16"/>
+                <w:szCs w:val="16"/>
+              </w:rPr>
+              <w:t>год</w:t>
+            </w:r>
+          </w:p>
+        </w:tc>
+        <w:tc>
+          <w:tcPr>
+            <w:tcW w:w="4074" w:type="dxa"/>
+            <w:gridSpan w:val="9"/>
+            <w:tcBorders>
+              <w:top w:val="nil"/>
+              <w:left w:val="nil"/>
+              <w:right w:val="nil"/>
+            </w:tcBorders>
+          </w:tcPr>
+          <w:p>
+            <w:pPr>
+              <w:rPr>
+                <w:sz w:val="16"/>
+                <w:szCs w:val="16"/>
               </w:rPr>
             </w:pPr>
             <w:proofErr w:type="gramStart"/>
             <w:r>
               <w:rPr>
-                <w:sz w:val="20"/>
-                <w:szCs w:val="20"/>
+                <w:sz w:val="16"/>
+                <w:szCs w:val="16"/>
                 <w:lang w:val="en-US"/>
               </w:rPr>
               <w:t xml:space="preserve">{{ </w:t>
@@ -1006,113 +965,26 @@
             <w:proofErr w:type="spellStart"/>
             <w:r>
               <w:rPr>
-                <w:sz w:val="20"/>
-                <w:szCs w:val="20"/>
-                <w:lang w:val="en-US"/>
-              </w:rPr>
-              <w:t>cur</w:t>
+                <w:sz w:val="16"/>
+                <w:szCs w:val="16"/>
+                <w:lang w:val="en-US"/>
+              </w:rPr>
+              <w:t>current</w:t>
             </w:r>
             <w:proofErr w:type="gramEnd"/>
             <w:r>
               <w:rPr>
-                <w:sz w:val="20"/>
-                <w:szCs w:val="20"/>
-                <w:lang w:val="en-US"/>
-              </w:rPr>
-              <w:t>_</w:t>
-            </w:r>
-            <w:r>
-              <w:rPr>
-                <w:sz w:val="20"/>
-                <w:szCs w:val="20"/>
-                <w:lang w:val="en-US"/>
-              </w:rPr>
-              <w:t>month_ru</w:t>
+                <w:sz w:val="16"/>
+                <w:szCs w:val="16"/>
+                <w:lang w:val="en-US"/>
+              </w:rPr>
+              <w:t>_year</w:t>
             </w:r>
             <w:proofErr w:type="spellEnd"/>
             <w:r>
               <w:rPr>
-                <w:sz w:val="20"/>
-                <w:szCs w:val="20"/>
-                <w:lang w:val="en-US"/>
-              </w:rPr>
-              <w:t xml:space="preserve"> }}</w:t>
-            </w:r>
-          </w:p>
-        </w:tc>
-        <w:tc>
-          <w:tcPr>
-            <w:tcW w:w="466" w:type="dxa"/>
-            <w:gridSpan w:val="2"/>
-            <w:vAlign w:val="bottom"/>
-          </w:tcPr>
-          <w:p>
-            <w:pPr>
-              <w:jc w:val="center"/>
-              <w:rPr>
-                <w:sz w:val="20"/>
-                <w:szCs w:val="20"/>
-              </w:rPr>
-            </w:pPr>
-            <w:r>
-              <w:rPr>
-                <w:sz w:val="20"/>
-                <w:szCs w:val="20"/>
-              </w:rPr>
-              <w:t>год</w:t>
-            </w:r>
-          </w:p>
-        </w:tc>
-        <w:tc>
-          <w:tcPr>
-            <w:tcW w:w="942" w:type="dxa"/>
-            <w:gridSpan w:val="4"/>
-            <w:tcBorders>
-              <w:bottom w:val="single" w:sz="4" w:space="0" w:color="auto"/>
-            </w:tcBorders>
-            <w:vAlign w:val="bottom"/>
-          </w:tcPr>
-          <w:p>
-            <w:pPr>
-              <w:jc w:val="center"/>
-              <w:rPr>
-                <w:sz w:val="20"/>
-                <w:szCs w:val="20"/>
-                <w:lang w:val="en-US"/>
-              </w:rPr>
-            </w:pPr>
-            <w:proofErr w:type="gramStart"/>
-            <w:r>
-              <w:rPr>
-                <w:sz w:val="20"/>
-                <w:szCs w:val="20"/>
-                <w:lang w:val="en-US"/>
-              </w:rPr>
-              <w:t xml:space="preserve">{{ </w:t>
-            </w:r>
-            <w:proofErr w:type="spellStart"/>
-            <w:r>
-              <w:rPr>
-                <w:sz w:val="20"/>
-                <w:szCs w:val="20"/>
-                <w:lang w:val="en-US"/>
-              </w:rPr>
-              <w:t>current</w:t>
-            </w:r>
-            <w:proofErr w:type="gramEnd"/>
-            <w:r>
-              <w:rPr>
-                <w:sz w:val="20"/>
-                <w:szCs w:val="20"/>
-                <w:lang w:val="en-US"/>
-              </w:rPr>
-              <w:t>_year</w:t>
-            </w:r>
-            <w:proofErr w:type="spellEnd"/>
-            <w:r>
-              <w:rPr>
-                <w:sz w:val="20"/>
-                <w:szCs w:val="20"/>
+                <w:sz w:val="16"/>
+                <w:szCs w:val="16"/>
                 <w:lang w:val="en-US"/>
               </w:rPr>
               <w:t xml:space="preserve"> }}</w:t>
@@ -1122,29 +994,32 @@
       </w:tr>
       <w:tr>
         <w:trPr>
-          <w:trHeight w:val="284"/>
+          <w:gridAfter w:val="1"/>
+          <w:wAfter w:w="34" w:type="dxa"/>
         </w:trPr>
         <w:tc>
           <w:tcPr>
-            <w:tcW w:w="4298" w:type="dxa"/>
-            <w:gridSpan w:val="13"/>
-            <w:tcMar>
-              <w:left w:w="0" w:type="dxa"/>
-              <w:right w:w="0" w:type="dxa"/>
-            </w:tcMar>
-            <w:vAlign w:val="bottom"/>
-          </w:tcPr>
-          <w:p>
-            <w:pPr>
-              <w:rPr>
-                <w:sz w:val="20"/>
-                <w:szCs w:val="20"/>
-              </w:rPr>
-            </w:pPr>
-            <w:r>
-              <w:rPr>
-                <w:sz w:val="20"/>
-                <w:szCs w:val="20"/>
+            <w:tcW w:w="3538" w:type="dxa"/>
+            <w:gridSpan w:val="8"/>
+            <w:tcBorders>
+              <w:top w:val="nil"/>
+              <w:left w:val="nil"/>
+              <w:bottom w:val="nil"/>
+              <w:right w:val="nil"/>
+            </w:tcBorders>
+            <w:vAlign w:val="bottom"/>
+          </w:tcPr>
+          <w:p>
+            <w:pPr>
+              <w:rPr>
+                <w:sz w:val="16"/>
+                <w:szCs w:val="16"/>
+              </w:rPr>
+            </w:pPr>
+            <w:r>
+              <w:rPr>
+                <w:sz w:val="16"/>
+                <w:szCs w:val="16"/>
               </w:rPr>
               <w:t>Фамилия, имя, отчество (при наличии) пациента</w:t>
             </w:r>
@@ -1152,27 +1027,28 @@
         </w:tc>
         <w:tc>
           <w:tcPr>
-            <w:tcW w:w="5893" w:type="dxa"/>
-            <w:gridSpan w:val="20"/>
-            <w:tcBorders>
-              <w:bottom w:val="single" w:sz="4" w:space="0" w:color="auto"/>
-            </w:tcBorders>
-            <w:vAlign w:val="bottom"/>
-          </w:tcPr>
-          <w:p>
-            <w:pPr>
-              <w:jc w:val="center"/>
-              <w:rPr>
-                <w:sz w:val="20"/>
-                <w:szCs w:val="20"/>
+            <w:tcW w:w="7485" w:type="dxa"/>
+            <w:gridSpan w:val="26"/>
+            <w:tcBorders>
+              <w:top w:val="nil"/>
+              <w:left w:val="nil"/>
+              <w:right w:val="nil"/>
+            </w:tcBorders>
+            <w:vAlign w:val="bottom"/>
+          </w:tcPr>
+          <w:p>
+            <w:pPr>
+              <w:rPr>
+                <w:sz w:val="16"/>
+                <w:szCs w:val="16"/>
                 <w:lang w:val="en-US"/>
               </w:rPr>
             </w:pPr>
             <w:proofErr w:type="gramStart"/>
             <w:r>
               <w:rPr>
-                <w:sz w:val="20"/>
-                <w:szCs w:val="20"/>
+                <w:sz w:val="16"/>
+                <w:szCs w:val="16"/>
                 <w:lang w:val="en-US"/>
               </w:rPr>
               <w:t>{{ surname</w:t>
@@ -1180,8 +1056,8 @@
             <w:proofErr w:type="gramEnd"/>
             <w:r>
               <w:rPr>
-                <w:sz w:val="20"/>
-                <w:szCs w:val="20"/>
+                <w:sz w:val="16"/>
+                <w:szCs w:val="16"/>
                 <w:lang w:val="en-US"/>
               </w:rPr>
               <w:t xml:space="preserve"> }} </w:t>
@@ -1189,8 +1065,8 @@
             <w:proofErr w:type="gramStart"/>
             <w:r>
               <w:rPr>
-                <w:sz w:val="20"/>
-                <w:szCs w:val="20"/>
+                <w:sz w:val="16"/>
+                <w:szCs w:val="16"/>
                 <w:lang w:val="en-US"/>
               </w:rPr>
               <w:t xml:space="preserve">{{ </w:t>
@@ -1198,8 +1074,8 @@
             <w:proofErr w:type="spellStart"/>
             <w:r>
               <w:rPr>
-                <w:sz w:val="20"/>
-                <w:szCs w:val="20"/>
+                <w:sz w:val="16"/>
+                <w:szCs w:val="16"/>
                 <w:lang w:val="en-US"/>
               </w:rPr>
               <w:t>first</w:t>
@@ -1207,8 +1083,8 @@
             <w:proofErr w:type="gramEnd"/>
             <w:r>
               <w:rPr>
-                <w:sz w:val="20"/>
-                <w:szCs w:val="20"/>
+                <w:sz w:val="16"/>
+                <w:szCs w:val="16"/>
                 <w:lang w:val="en-US"/>
               </w:rPr>
               <w:t>_</w:t>
@@ -1216,8 +1092,8 @@
             <w:proofErr w:type="gramStart"/>
             <w:r>
               <w:rPr>
-                <w:sz w:val="20"/>
-                <w:szCs w:val="20"/>
+                <w:sz w:val="16"/>
+                <w:szCs w:val="16"/>
                 <w:lang w:val="en-US"/>
               </w:rPr>
               <w:t>name</w:t>
@@ -1225,8 +1101,8 @@
             <w:proofErr w:type="spellEnd"/>
             <w:r>
               <w:rPr>
-                <w:sz w:val="20"/>
-                <w:szCs w:val="20"/>
+                <w:sz w:val="16"/>
+                <w:szCs w:val="16"/>
                 <w:lang w:val="en-US"/>
               </w:rPr>
               <w:t xml:space="preserve"> }</w:t>
@@ -1234,8 +1110,8 @@
             <w:proofErr w:type="gramEnd"/>
             <w:r>
               <w:rPr>
-                <w:sz w:val="20"/>
-                <w:szCs w:val="20"/>
+                <w:sz w:val="16"/>
+                <w:szCs w:val="16"/>
                 <w:lang w:val="en-US"/>
               </w:rPr>
               <w:t xml:space="preserve">} </w:t>
@@ -1243,8 +1119,8 @@
             <w:proofErr w:type="gramStart"/>
             <w:r>
               <w:rPr>
-                <w:sz w:val="20"/>
-                <w:szCs w:val="20"/>
+                <w:sz w:val="16"/>
+                <w:szCs w:val="16"/>
                 <w:lang w:val="en-US"/>
               </w:rPr>
               <w:t xml:space="preserve">{{ </w:t>
@@ -1252,8 +1128,8 @@
             <w:proofErr w:type="spellStart"/>
             <w:r>
               <w:rPr>
-                <w:sz w:val="20"/>
-                <w:szCs w:val="20"/>
+                <w:sz w:val="16"/>
+                <w:szCs w:val="16"/>
                 <w:lang w:val="en-US"/>
               </w:rPr>
               <w:t>last</w:t>
@@ -1261,8 +1137,8 @@
             <w:proofErr w:type="gramEnd"/>
             <w:r>
               <w:rPr>
-                <w:sz w:val="20"/>
-                <w:szCs w:val="20"/>
+                <w:sz w:val="16"/>
+                <w:szCs w:val="16"/>
                 <w:lang w:val="en-US"/>
               </w:rPr>
               <w:t>_</w:t>
@@ -1270,8 +1146,8 @@
             <w:proofErr w:type="gramStart"/>
             <w:r>
               <w:rPr>
-                <w:sz w:val="20"/>
-                <w:szCs w:val="20"/>
+                <w:sz w:val="16"/>
+                <w:szCs w:val="16"/>
                 <w:lang w:val="en-US"/>
               </w:rPr>
               <w:t>name</w:t>
@@ -1279,8 +1155,8 @@
             <w:proofErr w:type="spellEnd"/>
             <w:r>
               <w:rPr>
-                <w:sz w:val="20"/>
-                <w:szCs w:val="20"/>
+                <w:sz w:val="16"/>
+                <w:szCs w:val="16"/>
                 <w:lang w:val="en-US"/>
               </w:rPr>
               <w:t xml:space="preserve"> }</w:t>
@@ -1288,8 +1164,8 @@
             <w:proofErr w:type="gramEnd"/>
             <w:r>
               <w:rPr>
-                <w:sz w:val="20"/>
-                <w:szCs w:val="20"/>
+                <w:sz w:val="16"/>
+                <w:szCs w:val="16"/>
                 <w:lang w:val="en-US"/>
               </w:rPr>
               <w:t xml:space="preserve">} </w:t>
@@ -1299,64 +1175,171 @@
       </w:tr>
       <w:tr>
         <w:trPr>
-          <w:trHeight w:val="493"/>
+          <w:gridAfter w:val="1"/>
+          <w:wAfter w:w="34" w:type="dxa"/>
         </w:trPr>
         <w:tc>
           <w:tcPr>
-            <w:tcW w:w="1526" w:type="dxa"/>
-            <w:gridSpan w:val="3"/>
-            <w:vAlign w:val="bottom"/>
-          </w:tcPr>
-          <w:p>
-            <w:pPr>
-              <w:tabs>
-                <w:tab w:val="right" w:pos="1512"/>
-              </w:tabs>
-              <w:rPr>
-                <w:sz w:val="20"/>
-                <w:szCs w:val="20"/>
-              </w:rPr>
-            </w:pPr>
-            <w:r>
-              <w:rPr>
-                <w:sz w:val="20"/>
-                <w:szCs w:val="20"/>
+            <w:tcW w:w="1411" w:type="dxa"/>
+            <w:gridSpan w:val="2"/>
+            <w:tcBorders>
+              <w:top w:val="nil"/>
+              <w:left w:val="nil"/>
+              <w:bottom w:val="nil"/>
+              <w:right w:val="nil"/>
+            </w:tcBorders>
+            <w:vAlign w:val="bottom"/>
+          </w:tcPr>
+          <w:p>
+            <w:pPr>
+              <w:rPr>
+                <w:sz w:val="16"/>
+                <w:szCs w:val="16"/>
+              </w:rPr>
+            </w:pPr>
+            <w:r>
+              <w:rPr>
+                <w:sz w:val="16"/>
+                <w:szCs w:val="16"/>
               </w:rPr>
               <w:t>Дата рождения:</w:t>
             </w:r>
             <w:r>
               <w:rPr>
-                <w:sz w:val="20"/>
-                <w:szCs w:val="20"/>
-              </w:rPr>
-              <w:tab/>
+                <w:sz w:val="16"/>
+                <w:szCs w:val="16"/>
+              </w:rPr>
+              <w:t xml:space="preserve"> </w:t>
+            </w:r>
+          </w:p>
+        </w:tc>
+        <w:tc>
+          <w:tcPr>
+            <w:tcW w:w="851" w:type="dxa"/>
+            <w:gridSpan w:val="2"/>
+            <w:tcBorders>
+              <w:top w:val="nil"/>
+              <w:left w:val="nil"/>
+              <w:bottom w:val="single" w:sz="4" w:space="0" w:color="auto"/>
+              <w:right w:val="nil"/>
+            </w:tcBorders>
+            <w:vAlign w:val="bottom"/>
+          </w:tcPr>
+          <w:p>
+            <w:pPr>
+              <w:rPr>
+                <w:sz w:val="16"/>
+                <w:szCs w:val="16"/>
+              </w:rPr>
+            </w:pPr>
+            <w:proofErr w:type="gramStart"/>
+            <w:r>
+              <w:rPr>
+                <w:sz w:val="16"/>
+                <w:szCs w:val="16"/>
+              </w:rPr>
               <w:t>«</w:t>
             </w:r>
-          </w:p>
-        </w:tc>
-        <w:tc>
-          <w:tcPr>
-            <w:tcW w:w="406" w:type="dxa"/>
-            <w:gridSpan w:val="2"/>
-            <w:tcBorders>
-              <w:bottom w:val="single" w:sz="4" w:space="0" w:color="auto"/>
-            </w:tcBorders>
-            <w:vAlign w:val="bottom"/>
-          </w:tcPr>
-          <w:p>
-            <w:pPr>
-              <w:jc w:val="center"/>
-              <w:rPr>
-                <w:sz w:val="20"/>
-                <w:szCs w:val="20"/>
-                <w:lang w:val="en-US"/>
-              </w:rPr>
-            </w:pPr>
+            <w:r>
+              <w:rPr>
+                <w:sz w:val="16"/>
+                <w:szCs w:val="16"/>
+              </w:rPr>
+              <w:t xml:space="preserve">  </w:t>
+            </w:r>
+            <w:r>
+              <w:rPr>
+                <w:sz w:val="16"/>
+                <w:szCs w:val="16"/>
+                <w:lang w:val="en-US"/>
+              </w:rPr>
+              <w:t xml:space="preserve">{{ </w:t>
+            </w:r>
+            <w:proofErr w:type="spellStart"/>
+            <w:r>
+              <w:rPr>
+                <w:sz w:val="16"/>
+                <w:szCs w:val="16"/>
+              </w:rPr>
+              <w:t>b</w:t>
+            </w:r>
+            <w:proofErr w:type="gramEnd"/>
+            <w:r>
+              <w:rPr>
+                <w:sz w:val="16"/>
+                <w:szCs w:val="16"/>
+              </w:rPr>
+              <w:t>_</w:t>
+            </w:r>
             <w:proofErr w:type="gramStart"/>
             <w:r>
               <w:rPr>
-                <w:sz w:val="20"/>
-                <w:szCs w:val="20"/>
+                <w:sz w:val="16"/>
+                <w:szCs w:val="16"/>
+              </w:rPr>
+              <w:t>day</w:t>
+            </w:r>
+            <w:proofErr w:type="spellEnd"/>
+            <w:r>
+              <w:rPr>
+                <w:sz w:val="16"/>
+                <w:szCs w:val="16"/>
+                <w:lang w:val="en-US"/>
+              </w:rPr>
+              <w:t xml:space="preserve"> }</w:t>
+            </w:r>
+            <w:proofErr w:type="gramEnd"/>
+            <w:r>
+              <w:rPr>
+                <w:sz w:val="16"/>
+                <w:szCs w:val="16"/>
+                <w:lang w:val="en-US"/>
+              </w:rPr>
+              <w:t>}</w:t>
+            </w:r>
+            <w:proofErr w:type="gramStart"/>
+            <w:r>
+              <w:rPr>
+                <w:sz w:val="16"/>
+                <w:szCs w:val="16"/>
+              </w:rPr>
+              <w:t xml:space="preserve">  </w:t>
+            </w:r>
+            <w:r>
+              <w:rPr>
+                <w:sz w:val="16"/>
+                <w:szCs w:val="16"/>
+              </w:rPr>
+              <w:t>»</w:t>
+            </w:r>
+            <w:proofErr w:type="gramEnd"/>
+          </w:p>
+        </w:tc>
+        <w:tc>
+          <w:tcPr>
+            <w:tcW w:w="1701" w:type="dxa"/>
+            <w:gridSpan w:val="6"/>
+            <w:tcBorders>
+              <w:top w:val="nil"/>
+              <w:left w:val="nil"/>
+              <w:bottom w:val="single" w:sz="4" w:space="0" w:color="auto"/>
+              <w:right w:val="nil"/>
+            </w:tcBorders>
+            <w:vAlign w:val="bottom"/>
+          </w:tcPr>
+          <w:p>
+            <w:pPr>
+              <w:rPr>
+                <w:sz w:val="16"/>
+                <w:szCs w:val="16"/>
+                <w:lang w:val="en-US"/>
+              </w:rPr>
+            </w:pPr>
+            <w:proofErr w:type="gramStart"/>
+            <w:r>
+              <w:rPr>
+                <w:sz w:val="16"/>
+                <w:szCs w:val="16"/>
                 <w:lang w:val="en-US"/>
               </w:rPr>
               <w:t xml:space="preserve">{{ </w:t>
@@ -1364,24 +1347,24 @@
             <w:proofErr w:type="spellStart"/>
             <w:r>
               <w:rPr>
-                <w:sz w:val="20"/>
-                <w:szCs w:val="20"/>
+                <w:sz w:val="16"/>
+                <w:szCs w:val="16"/>
               </w:rPr>
               <w:t>b</w:t>
             </w:r>
             <w:proofErr w:type="gramEnd"/>
             <w:r>
               <w:rPr>
-                <w:sz w:val="20"/>
-                <w:szCs w:val="20"/>
-              </w:rPr>
-              <w:t>_day</w:t>
+                <w:sz w:val="16"/>
+                <w:szCs w:val="16"/>
+              </w:rPr>
+              <w:t>_month_name</w:t>
             </w:r>
             <w:proofErr w:type="spellEnd"/>
             <w:r>
               <w:rPr>
-                <w:sz w:val="20"/>
-                <w:szCs w:val="20"/>
+                <w:sz w:val="16"/>
+                <w:szCs w:val="16"/>
                 <w:lang w:val="en-US"/>
               </w:rPr>
               <w:t xml:space="preserve"> }}</w:t>
@@ -1390,47 +1373,28 @@
         </w:tc>
         <w:tc>
           <w:tcPr>
-            <w:tcW w:w="238" w:type="dxa"/>
-            <w:vAlign w:val="bottom"/>
-          </w:tcPr>
-          <w:p>
-            <w:pPr>
-              <w:rPr>
-                <w:sz w:val="20"/>
-                <w:szCs w:val="20"/>
-              </w:rPr>
-            </w:pPr>
-            <w:r>
-              <w:rPr>
-                <w:sz w:val="20"/>
-                <w:szCs w:val="20"/>
-              </w:rPr>
-              <w:t>»</w:t>
-            </w:r>
-          </w:p>
-        </w:tc>
-        <w:tc>
-          <w:tcPr>
-            <w:tcW w:w="1284" w:type="dxa"/>
-            <w:tcBorders>
-              <w:bottom w:val="single" w:sz="4" w:space="0" w:color="auto"/>
-            </w:tcBorders>
-            <w:vAlign w:val="bottom"/>
-          </w:tcPr>
-          <w:p>
-            <w:pPr>
-              <w:jc w:val="center"/>
-              <w:rPr>
-                <w:sz w:val="20"/>
-                <w:szCs w:val="20"/>
-                <w:lang w:val="en-US"/>
+            <w:tcW w:w="1275" w:type="dxa"/>
+            <w:gridSpan w:val="10"/>
+            <w:tcBorders>
+              <w:top w:val="nil"/>
+              <w:left w:val="nil"/>
+              <w:bottom w:val="single" w:sz="4" w:space="0" w:color="auto"/>
+              <w:right w:val="nil"/>
+            </w:tcBorders>
+            <w:vAlign w:val="bottom"/>
+          </w:tcPr>
+          <w:p>
+            <w:pPr>
+              <w:rPr>
+                <w:sz w:val="16"/>
+                <w:szCs w:val="16"/>
               </w:rPr>
             </w:pPr>
             <w:proofErr w:type="gramStart"/>
             <w:r>
               <w:rPr>
-                <w:sz w:val="20"/>
-                <w:szCs w:val="20"/>
+                <w:sz w:val="16"/>
+                <w:szCs w:val="16"/>
                 <w:lang w:val="en-US"/>
               </w:rPr>
               <w:t xml:space="preserve">{{ </w:t>
@@ -1438,189 +1402,120 @@
             <w:proofErr w:type="spellStart"/>
             <w:r>
               <w:rPr>
-                <w:sz w:val="20"/>
-                <w:szCs w:val="20"/>
+                <w:sz w:val="16"/>
+                <w:szCs w:val="16"/>
+                <w:lang w:val="en-US"/>
               </w:rPr>
               <w:t>b</w:t>
             </w:r>
             <w:proofErr w:type="gramEnd"/>
             <w:r>
               <w:rPr>
-                <w:sz w:val="20"/>
-                <w:szCs w:val="20"/>
-              </w:rPr>
-              <w:t>_month_name</w:t>
+                <w:sz w:val="16"/>
+                <w:szCs w:val="16"/>
+                <w:lang w:val="en-US"/>
+              </w:rPr>
+              <w:t>_</w:t>
+            </w:r>
+            <w:proofErr w:type="gramStart"/>
+            <w:r>
+              <w:rPr>
+                <w:sz w:val="16"/>
+                <w:szCs w:val="16"/>
+                <w:lang w:val="en-US"/>
+              </w:rPr>
+              <w:t>year</w:t>
             </w:r>
             <w:proofErr w:type="spellEnd"/>
             <w:r>
               <w:rPr>
-                <w:sz w:val="20"/>
-                <w:szCs w:val="20"/>
+                <w:sz w:val="16"/>
+                <w:szCs w:val="16"/>
+                <w:lang w:val="en-US"/>
+              </w:rPr>
+              <w:t xml:space="preserve"> }</w:t>
+            </w:r>
+            <w:proofErr w:type="gramEnd"/>
+            <w:r>
+              <w:rPr>
+                <w:sz w:val="16"/>
+                <w:szCs w:val="16"/>
+                <w:lang w:val="en-US"/>
+              </w:rPr>
+              <w:t>}</w:t>
+            </w:r>
+            <w:r>
+              <w:rPr>
+                <w:sz w:val="16"/>
+                <w:szCs w:val="16"/>
+              </w:rPr>
+              <w:t xml:space="preserve"> г.</w:t>
+            </w:r>
+          </w:p>
+        </w:tc>
+        <w:tc>
+          <w:tcPr>
+            <w:tcW w:w="2552" w:type="dxa"/>
+            <w:gridSpan w:val="7"/>
+            <w:tcBorders>
+              <w:top w:val="nil"/>
+              <w:left w:val="nil"/>
+              <w:bottom w:val="nil"/>
+              <w:right w:val="nil"/>
+            </w:tcBorders>
+            <w:vAlign w:val="bottom"/>
+          </w:tcPr>
+          <w:p>
+            <w:pPr>
+              <w:rPr>
+                <w:sz w:val="16"/>
+                <w:szCs w:val="16"/>
+                <w:lang w:val="en-US"/>
+              </w:rPr>
+            </w:pPr>
+            <w:r>
+              <w:rPr>
+                <w:sz w:val="16"/>
+                <w:szCs w:val="16"/>
+              </w:rPr>
+              <w:t xml:space="preserve">Пол: </w:t>
+            </w:r>
+            <w:proofErr w:type="gramStart"/>
+            <w:r>
+              <w:rPr>
+                <w:sz w:val="16"/>
+                <w:szCs w:val="16"/>
+                <w:lang w:val="en-US"/>
+              </w:rPr>
+              <w:t>{{ gender</w:t>
+            </w:r>
+            <w:proofErr w:type="gramEnd"/>
+            <w:r>
+              <w:rPr>
+                <w:sz w:val="16"/>
+                <w:szCs w:val="16"/>
                 <w:lang w:val="en-US"/>
               </w:rPr>
               <w:t xml:space="preserve"> }}</w:t>
             </w:r>
-          </w:p>
-        </w:tc>
-        <w:tc>
-          <w:tcPr>
-            <w:tcW w:w="112" w:type="dxa"/>
-            <w:gridSpan w:val="2"/>
-            <w:vAlign w:val="bottom"/>
-          </w:tcPr>
-          <w:p>
-            <w:pPr>
-              <w:jc w:val="center"/>
-              <w:rPr>
-                <w:sz w:val="20"/>
-                <w:szCs w:val="20"/>
-              </w:rPr>
-            </w:pPr>
-          </w:p>
-        </w:tc>
-        <w:tc>
-          <w:tcPr>
-            <w:tcW w:w="700" w:type="dxa"/>
-            <w:gridSpan w:val="3"/>
-            <w:tcBorders>
-              <w:bottom w:val="single" w:sz="4" w:space="0" w:color="auto"/>
-            </w:tcBorders>
-            <w:vAlign w:val="bottom"/>
-          </w:tcPr>
-          <w:p>
-            <w:pPr>
-              <w:jc w:val="center"/>
-              <w:rPr>
-                <w:sz w:val="20"/>
-                <w:szCs w:val="20"/>
-                <w:lang w:val="en-US"/>
-              </w:rPr>
-            </w:pPr>
-            <w:proofErr w:type="gramStart"/>
-            <w:r>
-              <w:rPr>
-                <w:sz w:val="20"/>
-                <w:szCs w:val="20"/>
-                <w:lang w:val="en-US"/>
-              </w:rPr>
-              <w:t xml:space="preserve">{{ </w:t>
-            </w:r>
-            <w:proofErr w:type="spellStart"/>
-            <w:r>
-              <w:rPr>
-                <w:sz w:val="20"/>
-                <w:szCs w:val="20"/>
-                <w:lang w:val="en-US"/>
-              </w:rPr>
-              <w:t>b</w:t>
-            </w:r>
-            <w:proofErr w:type="gramEnd"/>
-            <w:r>
-              <w:rPr>
-                <w:sz w:val="20"/>
-                <w:szCs w:val="20"/>
-                <w:lang w:val="en-US"/>
-              </w:rPr>
-              <w:t>_year</w:t>
-            </w:r>
-            <w:proofErr w:type="spellEnd"/>
-            <w:r>
-              <w:rPr>
-                <w:sz w:val="20"/>
-                <w:szCs w:val="20"/>
-                <w:lang w:val="en-US"/>
-              </w:rPr>
-              <w:t xml:space="preserve"> }}</w:t>
-            </w:r>
-          </w:p>
-        </w:tc>
-        <w:tc>
-          <w:tcPr>
-            <w:tcW w:w="3769" w:type="dxa"/>
-            <w:gridSpan w:val="16"/>
-            <w:vAlign w:val="bottom"/>
-          </w:tcPr>
-          <w:p>
-            <w:pPr>
-              <w:rPr>
-                <w:sz w:val="20"/>
-                <w:szCs w:val="20"/>
-              </w:rPr>
-            </w:pPr>
-            <w:r>
-              <w:rPr>
-                <w:sz w:val="20"/>
-                <w:szCs w:val="20"/>
-              </w:rPr>
-              <w:t xml:space="preserve"> г. </w:t>
-            </w:r>
-            <w:proofErr w:type="gramStart"/>
-            <w:r>
-              <w:rPr>
-                <w:sz w:val="20"/>
-                <w:szCs w:val="20"/>
-              </w:rPr>
-              <w:t xml:space="preserve">Пол: </w:t>
-            </w:r>
-            <w:r>
-              <w:rPr>
-                <w:sz w:val="20"/>
-                <w:szCs w:val="20"/>
-                <w:u w:val="single"/>
-                <w:lang w:val="en-US"/>
-              </w:rPr>
-              <w:t xml:space="preserve">     {{ gender</w:t>
-            </w:r>
-            <w:proofErr w:type="gramEnd"/>
-            <w:r>
-              <w:rPr>
-                <w:sz w:val="20"/>
-                <w:szCs w:val="20"/>
-                <w:u w:val="single"/>
-                <w:lang w:val="en-US"/>
-              </w:rPr>
-              <w:t xml:space="preserve"> </w:t>
-            </w:r>
-            <w:proofErr w:type="gramStart"/>
-            <w:r>
-              <w:rPr>
-                <w:sz w:val="20"/>
-                <w:szCs w:val="20"/>
-                <w:u w:val="single"/>
-                <w:lang w:val="en-US"/>
-              </w:rPr>
-              <w:t xml:space="preserve">}}   </w:t>
-            </w:r>
-            <w:proofErr w:type="gramEnd"/>
-            <w:r>
-              <w:rPr>
-                <w:sz w:val="20"/>
-                <w:szCs w:val="20"/>
-                <w:u w:val="single"/>
-                <w:lang w:val="en-US"/>
-              </w:rPr>
-              <w:t xml:space="preserve">   </w:t>
-            </w:r>
-            <w:r>
-              <w:rPr>
-                <w:sz w:val="20"/>
-                <w:szCs w:val="20"/>
-                <w:lang w:val="en-US"/>
-              </w:rPr>
-              <w:t xml:space="preserve">   </w:t>
-            </w:r>
-            <w:r>
-              <w:rPr>
-                <w:sz w:val="20"/>
-                <w:szCs w:val="20"/>
-                <w:lang w:val="en-US"/>
-              </w:rPr>
-              <w:t xml:space="preserve">   </w:t>
-            </w:r>
-            <w:r>
-              <w:rPr>
-                <w:sz w:val="20"/>
-                <w:szCs w:val="20"/>
+            <w:r>
+              <w:rPr>
+                <w:sz w:val="16"/>
+                <w:szCs w:val="16"/>
+              </w:rPr>
+              <w:t>.</w:t>
+            </w:r>
+            <w:r>
+              <w:rPr>
+                <w:sz w:val="16"/>
+                <w:szCs w:val="16"/>
+              </w:rPr>
+              <w:t xml:space="preserve">  </w:t>
+            </w:r>
+            <w:r>
+              <w:rPr>
+                <w:sz w:val="16"/>
+                <w:szCs w:val="16"/>
               </w:rPr>
               <w:t>Гражданство:</w:t>
             </w:r>
@@ -1628,19 +1523,22 @@
         </w:tc>
         <w:tc>
           <w:tcPr>
-            <w:tcW w:w="2156" w:type="dxa"/>
-            <w:gridSpan w:val="5"/>
-            <w:tcBorders>
-              <w:bottom w:val="single" w:sz="4" w:space="0" w:color="auto"/>
-            </w:tcBorders>
-            <w:vAlign w:val="bottom"/>
-          </w:tcPr>
-          <w:p>
-            <w:pPr>
-              <w:jc w:val="center"/>
-              <w:rPr>
-                <w:sz w:val="20"/>
-                <w:szCs w:val="20"/>
+            <w:tcW w:w="3233" w:type="dxa"/>
+            <w:gridSpan w:val="7"/>
+            <w:tcBorders>
+              <w:top w:val="nil"/>
+              <w:left w:val="nil"/>
+              <w:bottom w:val="single" w:sz="4" w:space="0" w:color="auto"/>
+              <w:right w:val="nil"/>
+            </w:tcBorders>
+            <w:vAlign w:val="bottom"/>
+          </w:tcPr>
+          <w:p>
+            <w:pPr>
+              <w:rPr>
+                <w:sz w:val="16"/>
+                <w:szCs w:val="16"/>
+                <w:lang w:val="en-US"/>
               </w:rPr>
             </w:pPr>
           </w:p>
@@ -1648,67 +1546,81 @@
       </w:tr>
       <w:tr>
         <w:trPr>
-          <w:trHeight w:val="284"/>
+          <w:gridAfter w:val="1"/>
+          <w:wAfter w:w="34" w:type="dxa"/>
         </w:trPr>
         <w:tc>
           <w:tcPr>
-            <w:tcW w:w="3500" w:type="dxa"/>
+            <w:tcW w:w="2969" w:type="dxa"/>
+            <w:gridSpan w:val="6"/>
+            <w:tcBorders>
+              <w:top w:val="nil"/>
+              <w:left w:val="nil"/>
+              <w:bottom w:val="nil"/>
+              <w:right w:val="nil"/>
+            </w:tcBorders>
+            <w:vAlign w:val="bottom"/>
+          </w:tcPr>
+          <w:p>
+            <w:pPr>
+              <w:rPr>
+                <w:sz w:val="16"/>
+                <w:szCs w:val="16"/>
+                <w:lang w:val="en-US"/>
+              </w:rPr>
+            </w:pPr>
+            <w:r>
+              <w:rPr>
+                <w:sz w:val="16"/>
+                <w:szCs w:val="16"/>
+              </w:rPr>
+              <w:t>Документ, удостоверяющий личность:</w:t>
+            </w:r>
+          </w:p>
+        </w:tc>
+        <w:tc>
+          <w:tcPr>
+            <w:tcW w:w="1276" w:type="dxa"/>
             <w:gridSpan w:val="8"/>
-            <w:tcMar>
-              <w:left w:w="0" w:type="dxa"/>
-              <w:right w:w="0" w:type="dxa"/>
-            </w:tcMar>
-            <w:vAlign w:val="bottom"/>
-          </w:tcPr>
-          <w:p>
-            <w:pPr>
-              <w:rPr>
-                <w:sz w:val="20"/>
-                <w:szCs w:val="20"/>
-              </w:rPr>
-            </w:pPr>
-            <w:r>
-              <w:rPr>
-                <w:sz w:val="20"/>
-                <w:szCs w:val="20"/>
-              </w:rPr>
-              <w:t>Документ, удостоверяющий личность:</w:t>
-            </w:r>
-          </w:p>
-        </w:tc>
-        <w:tc>
-          <w:tcPr>
-            <w:tcW w:w="2781" w:type="dxa"/>
-            <w:gridSpan w:val="14"/>
-            <w:tcBorders>
-              <w:bottom w:val="single" w:sz="4" w:space="0" w:color="auto"/>
-            </w:tcBorders>
-            <w:vAlign w:val="bottom"/>
-          </w:tcPr>
-          <w:p>
-            <w:pPr>
-              <w:jc w:val="center"/>
-              <w:rPr>
+            <w:tcBorders>
+              <w:top w:val="nil"/>
+              <w:left w:val="nil"/>
+              <w:bottom w:val="single" w:sz="4" w:space="0" w:color="auto"/>
+              <w:right w:val="nil"/>
+            </w:tcBorders>
+            <w:vAlign w:val="bottom"/>
+          </w:tcPr>
+          <w:p>
+            <w:pPr>
+              <w:rPr>
+                <w:sz w:val="16"/>
+                <w:szCs w:val="16"/>
                 <w:lang w:val="en-US"/>
               </w:rPr>
             </w:pPr>
             <w:proofErr w:type="gramStart"/>
             <w:r>
               <w:rPr>
-                <w:sz w:val="20"/>
-                <w:szCs w:val="20"/>
+                <w:sz w:val="16"/>
+                <w:szCs w:val="16"/>
                 <w:lang w:val="en-US"/>
               </w:rPr>
               <w:t xml:space="preserve">{{ </w:t>
             </w:r>
             <w:proofErr w:type="spellStart"/>
             <w:r>
+              <w:rPr>
+                <w:sz w:val="16"/>
+                <w:szCs w:val="16"/>
+              </w:rPr>
               <w:t>passport</w:t>
             </w:r>
             <w:proofErr w:type="spellEnd"/>
             <w:proofErr w:type="gramEnd"/>
             <w:r>
               <w:rPr>
+                <w:sz w:val="16"/>
+                <w:szCs w:val="16"/>
                 <w:lang w:val="en-US"/>
               </w:rPr>
               <w:t xml:space="preserve"> }}</w:t>
@@ -1717,48 +1629,143 @@
         </w:tc>
         <w:tc>
           <w:tcPr>
-            <w:tcW w:w="648" w:type="dxa"/>
+            <w:tcW w:w="712" w:type="dxa"/>
+            <w:gridSpan w:val="4"/>
+            <w:tcBorders>
+              <w:top w:val="nil"/>
+              <w:left w:val="nil"/>
+              <w:bottom w:val="nil"/>
+              <w:right w:val="nil"/>
+            </w:tcBorders>
+            <w:vAlign w:val="bottom"/>
+          </w:tcPr>
+          <w:p>
+            <w:pPr>
+              <w:rPr>
+                <w:sz w:val="16"/>
+                <w:szCs w:val="16"/>
+                <w:lang w:val="en-US"/>
+              </w:rPr>
+            </w:pPr>
+            <w:r>
+              <w:rPr>
+                <w:sz w:val="16"/>
+                <w:szCs w:val="16"/>
+              </w:rPr>
+              <w:t>серия</w:t>
+            </w:r>
+          </w:p>
+        </w:tc>
+        <w:tc>
+          <w:tcPr>
+            <w:tcW w:w="1137" w:type="dxa"/>
+            <w:gridSpan w:val="3"/>
+            <w:tcBorders>
+              <w:top w:val="nil"/>
+              <w:left w:val="nil"/>
+              <w:bottom w:val="single" w:sz="4" w:space="0" w:color="auto"/>
+              <w:right w:val="nil"/>
+            </w:tcBorders>
+            <w:vAlign w:val="bottom"/>
+          </w:tcPr>
+          <w:p>
+            <w:pPr>
+              <w:rPr>
+                <w:sz w:val="16"/>
+                <w:szCs w:val="16"/>
+                <w:lang w:val="en-US"/>
+              </w:rPr>
+            </w:pPr>
+            <w:proofErr w:type="gramStart"/>
+            <w:r>
+              <w:rPr>
+                <w:sz w:val="16"/>
+                <w:szCs w:val="16"/>
+                <w:lang w:val="en-US"/>
+              </w:rPr>
+              <w:t xml:space="preserve">{{ </w:t>
+            </w:r>
+            <w:proofErr w:type="spellStart"/>
+            <w:r>
+              <w:rPr>
+                <w:sz w:val="16"/>
+                <w:szCs w:val="16"/>
+              </w:rPr>
+              <w:t>p</w:t>
+            </w:r>
+            <w:proofErr w:type="gramEnd"/>
+            <w:r>
+              <w:rPr>
+                <w:sz w:val="16"/>
+                <w:szCs w:val="16"/>
+              </w:rPr>
+              <w:t>_series</w:t>
+            </w:r>
+            <w:proofErr w:type="spellEnd"/>
+            <w:r>
+              <w:rPr>
+                <w:sz w:val="16"/>
+                <w:szCs w:val="16"/>
+                <w:lang w:val="en-US"/>
+              </w:rPr>
+              <w:t xml:space="preserve"> }}</w:t>
+            </w:r>
+          </w:p>
+        </w:tc>
+        <w:tc>
+          <w:tcPr>
+            <w:tcW w:w="427" w:type="dxa"/>
             <w:gridSpan w:val="2"/>
-            <w:vAlign w:val="bottom"/>
-          </w:tcPr>
-          <w:p>
-            <w:pPr>
-              <w:rPr>
-                <w:sz w:val="20"/>
-                <w:szCs w:val="20"/>
-              </w:rPr>
-            </w:pPr>
-            <w:r>
-              <w:rPr>
-                <w:sz w:val="20"/>
-                <w:szCs w:val="20"/>
-              </w:rPr>
-              <w:t xml:space="preserve"> серия</w:t>
-            </w:r>
-          </w:p>
-        </w:tc>
-        <w:tc>
-          <w:tcPr>
-            <w:tcW w:w="1032" w:type="dxa"/>
-            <w:gridSpan w:val="3"/>
-            <w:tcBorders>
-              <w:bottom w:val="single" w:sz="4" w:space="0" w:color="auto"/>
-            </w:tcBorders>
-            <w:vAlign w:val="bottom"/>
-          </w:tcPr>
-          <w:p>
-            <w:pPr>
-              <w:jc w:val="center"/>
-              <w:rPr>
-                <w:sz w:val="20"/>
-                <w:szCs w:val="20"/>
+            <w:tcBorders>
+              <w:top w:val="nil"/>
+              <w:left w:val="nil"/>
+              <w:bottom w:val="nil"/>
+              <w:right w:val="nil"/>
+            </w:tcBorders>
+            <w:vAlign w:val="bottom"/>
+          </w:tcPr>
+          <w:p>
+            <w:pPr>
+              <w:rPr>
+                <w:sz w:val="16"/>
+                <w:szCs w:val="16"/>
+                <w:lang w:val="en-US"/>
+              </w:rPr>
+            </w:pPr>
+            <w:r>
+              <w:rPr>
+                <w:sz w:val="16"/>
+                <w:szCs w:val="16"/>
+              </w:rPr>
+              <w:t>№</w:t>
+            </w:r>
+          </w:p>
+        </w:tc>
+        <w:tc>
+          <w:tcPr>
+            <w:tcW w:w="4502" w:type="dxa"/>
+            <w:gridSpan w:val="11"/>
+            <w:tcBorders>
+              <w:top w:val="nil"/>
+              <w:left w:val="nil"/>
+              <w:bottom w:val="single" w:sz="4" w:space="0" w:color="auto"/>
+              <w:right w:val="nil"/>
+            </w:tcBorders>
+            <w:vAlign w:val="bottom"/>
+          </w:tcPr>
+          <w:p>
+            <w:pPr>
+              <w:rPr>
+                <w:sz w:val="16"/>
+                <w:szCs w:val="16"/>
+                <w:lang w:val="en-US"/>
               </w:rPr>
             </w:pPr>
             <w:proofErr w:type="gramStart"/>
             <w:r>
               <w:rPr>
-                <w:sz w:val="20"/>
-                <w:szCs w:val="20"/>
+                <w:sz w:val="16"/>
+                <w:szCs w:val="16"/>
                 <w:lang w:val="en-US"/>
               </w:rPr>
               <w:t xml:space="preserve">{{ </w:t>
@@ -1766,100 +1773,24 @@
             <w:proofErr w:type="spellStart"/>
             <w:r>
               <w:rPr>
-                <w:sz w:val="20"/>
-                <w:szCs w:val="20"/>
+                <w:sz w:val="16"/>
+                <w:szCs w:val="16"/>
               </w:rPr>
               <w:t>p</w:t>
             </w:r>
             <w:proofErr w:type="gramEnd"/>
             <w:r>
               <w:rPr>
-                <w:sz w:val="20"/>
-                <w:szCs w:val="20"/>
-              </w:rPr>
-              <w:t>_series</w:t>
+                <w:sz w:val="16"/>
+                <w:szCs w:val="16"/>
+              </w:rPr>
+              <w:t>_number</w:t>
             </w:r>
             <w:proofErr w:type="spellEnd"/>
             <w:r>
               <w:rPr>
-                <w:sz w:val="20"/>
-                <w:szCs w:val="20"/>
-                <w:lang w:val="en-US"/>
-              </w:rPr>
-              <w:t xml:space="preserve"> }}</w:t>
-            </w:r>
-          </w:p>
-        </w:tc>
-        <w:tc>
-          <w:tcPr>
-            <w:tcW w:w="378" w:type="dxa"/>
-            <w:gridSpan w:val="2"/>
-            <w:vAlign w:val="bottom"/>
-          </w:tcPr>
-          <w:p>
-            <w:pPr>
-              <w:rPr>
-                <w:sz w:val="20"/>
-                <w:szCs w:val="20"/>
-              </w:rPr>
-            </w:pPr>
-            <w:r>
-              <w:rPr>
-                <w:sz w:val="20"/>
-                <w:szCs w:val="20"/>
-              </w:rPr>
-              <w:t xml:space="preserve"> №</w:t>
-            </w:r>
-          </w:p>
-        </w:tc>
-        <w:tc>
-          <w:tcPr>
-            <w:tcW w:w="1852" w:type="dxa"/>
-            <w:gridSpan w:val="4"/>
-            <w:tcBorders>
-              <w:bottom w:val="single" w:sz="4" w:space="0" w:color="auto"/>
-            </w:tcBorders>
-            <w:vAlign w:val="bottom"/>
-          </w:tcPr>
-          <w:p>
-            <w:pPr>
-              <w:jc w:val="center"/>
-              <w:rPr>
-                <w:sz w:val="20"/>
-                <w:szCs w:val="20"/>
-                <w:lang w:val="en-US"/>
-              </w:rPr>
-            </w:pPr>
-            <w:proofErr w:type="gramStart"/>
-            <w:r>
-              <w:rPr>
-                <w:sz w:val="20"/>
-                <w:szCs w:val="20"/>
-                <w:lang w:val="en-US"/>
-              </w:rPr>
-              <w:t xml:space="preserve">{{ </w:t>
-            </w:r>
-            <w:proofErr w:type="spellStart"/>
-            <w:r>
-              <w:rPr>
-                <w:sz w:val="20"/>
-                <w:szCs w:val="20"/>
-              </w:rPr>
-              <w:t>p</w:t>
-            </w:r>
-            <w:proofErr w:type="gramEnd"/>
-            <w:r>
-              <w:rPr>
-                <w:sz w:val="20"/>
-                <w:szCs w:val="20"/>
-              </w:rPr>
-              <w:t>_number</w:t>
-            </w:r>
-            <w:proofErr w:type="spellEnd"/>
-            <w:r>
-              <w:rPr>
-                <w:sz w:val="20"/>
-                <w:szCs w:val="20"/>
+                <w:sz w:val="16"/>
+                <w:szCs w:val="16"/>
                 <w:lang w:val="en-US"/>
               </w:rPr>
               <w:t xml:space="preserve"> }}</w:t>
@@ -1869,29 +1800,33 @@
       </w:tr>
       <w:tr>
         <w:trPr>
-          <w:trHeight w:val="284"/>
+          <w:gridAfter w:val="1"/>
+          <w:wAfter w:w="34" w:type="dxa"/>
         </w:trPr>
         <w:tc>
           <w:tcPr>
-            <w:tcW w:w="1732" w:type="dxa"/>
-            <w:gridSpan w:val="4"/>
-            <w:tcMar>
-              <w:left w:w="0" w:type="dxa"/>
-              <w:right w:w="0" w:type="dxa"/>
-            </w:tcMar>
-            <w:vAlign w:val="bottom"/>
-          </w:tcPr>
-          <w:p>
-            <w:pPr>
-              <w:rPr>
-                <w:sz w:val="20"/>
-                <w:szCs w:val="20"/>
-              </w:rPr>
-            </w:pPr>
-            <w:r>
-              <w:rPr>
-                <w:sz w:val="20"/>
-                <w:szCs w:val="20"/>
+            <w:tcW w:w="1411" w:type="dxa"/>
+            <w:gridSpan w:val="2"/>
+            <w:tcBorders>
+              <w:top w:val="nil"/>
+              <w:left w:val="nil"/>
+              <w:bottom w:val="nil"/>
+              <w:right w:val="nil"/>
+            </w:tcBorders>
+            <w:vAlign w:val="bottom"/>
+          </w:tcPr>
+          <w:p>
+            <w:pPr>
+              <w:rPr>
+                <w:sz w:val="16"/>
+                <w:szCs w:val="16"/>
+                <w:lang w:val="en-US"/>
+              </w:rPr>
+            </w:pPr>
+            <w:r>
+              <w:rPr>
+                <w:sz w:val="16"/>
+                <w:szCs w:val="16"/>
               </w:rPr>
               <w:t>Номер телефона:</w:t>
             </w:r>
@@ -1899,27 +1834,29 @@
         </w:tc>
         <w:tc>
           <w:tcPr>
-            <w:tcW w:w="2702" w:type="dxa"/>
-            <w:gridSpan w:val="10"/>
-            <w:tcBorders>
-              <w:bottom w:val="single" w:sz="4" w:space="0" w:color="auto"/>
-            </w:tcBorders>
-            <w:vAlign w:val="bottom"/>
-          </w:tcPr>
-          <w:p>
-            <w:pPr>
-              <w:jc w:val="center"/>
-              <w:rPr>
-                <w:sz w:val="20"/>
-                <w:szCs w:val="20"/>
+            <w:tcW w:w="3827" w:type="dxa"/>
+            <w:gridSpan w:val="18"/>
+            <w:tcBorders>
+              <w:top w:val="nil"/>
+              <w:left w:val="nil"/>
+              <w:bottom w:val="single" w:sz="4" w:space="0" w:color="auto"/>
+              <w:right w:val="nil"/>
+            </w:tcBorders>
+            <w:vAlign w:val="bottom"/>
+          </w:tcPr>
+          <w:p>
+            <w:pPr>
+              <w:rPr>
+                <w:sz w:val="16"/>
+                <w:szCs w:val="16"/>
                 <w:lang w:val="en-US"/>
               </w:rPr>
             </w:pPr>
             <w:proofErr w:type="gramStart"/>
             <w:r>
               <w:rPr>
-                <w:sz w:val="20"/>
-                <w:szCs w:val="20"/>
+                <w:sz w:val="16"/>
+                <w:szCs w:val="16"/>
                 <w:lang w:val="en-US"/>
               </w:rPr>
               <w:t xml:space="preserve">{{ </w:t>
@@ -1927,24 +1864,24 @@
             <w:proofErr w:type="spellStart"/>
             <w:r>
               <w:rPr>
-                <w:sz w:val="20"/>
-                <w:szCs w:val="20"/>
+                <w:sz w:val="16"/>
+                <w:szCs w:val="16"/>
               </w:rPr>
               <w:t>phone</w:t>
             </w:r>
             <w:proofErr w:type="gramEnd"/>
             <w:r>
               <w:rPr>
-                <w:sz w:val="20"/>
-                <w:szCs w:val="20"/>
+                <w:sz w:val="16"/>
+                <w:szCs w:val="16"/>
               </w:rPr>
               <w:t>_number</w:t>
             </w:r>
             <w:proofErr w:type="spellEnd"/>
             <w:r>
               <w:rPr>
-                <w:sz w:val="20"/>
-                <w:szCs w:val="20"/>
+                <w:sz w:val="16"/>
+                <w:szCs w:val="16"/>
                 <w:lang w:val="en-US"/>
               </w:rPr>
               <w:t xml:space="preserve"> }}</w:t>
@@ -1953,41 +1890,51 @@
         </w:tc>
         <w:tc>
           <w:tcPr>
-            <w:tcW w:w="2481" w:type="dxa"/>
-            <w:gridSpan w:val="9"/>
-            <w:vAlign w:val="bottom"/>
-          </w:tcPr>
-          <w:p>
-            <w:pPr>
-              <w:rPr>
-                <w:sz w:val="20"/>
-                <w:szCs w:val="20"/>
-              </w:rPr>
-            </w:pPr>
-            <w:r>
-              <w:rPr>
-                <w:sz w:val="20"/>
-                <w:szCs w:val="20"/>
-              </w:rPr>
-              <w:t xml:space="preserve"> Адрес электронной почты:</w:t>
-            </w:r>
-          </w:p>
-        </w:tc>
-        <w:tc>
-          <w:tcPr>
-            <w:tcW w:w="3276" w:type="dxa"/>
-            <w:gridSpan w:val="10"/>
-            <w:tcBorders>
-              <w:bottom w:val="single" w:sz="4" w:space="0" w:color="auto"/>
-            </w:tcBorders>
-            <w:vAlign w:val="bottom"/>
-          </w:tcPr>
-          <w:p>
-            <w:pPr>
-              <w:jc w:val="center"/>
-              <w:rPr>
-                <w:sz w:val="20"/>
-                <w:szCs w:val="20"/>
+            <w:tcW w:w="2127" w:type="dxa"/>
+            <w:gridSpan w:val="6"/>
+            <w:tcBorders>
+              <w:top w:val="nil"/>
+              <w:left w:val="nil"/>
+              <w:bottom w:val="nil"/>
+              <w:right w:val="nil"/>
+            </w:tcBorders>
+            <w:vAlign w:val="bottom"/>
+          </w:tcPr>
+          <w:p>
+            <w:pPr>
+              <w:rPr>
+                <w:sz w:val="16"/>
+                <w:szCs w:val="16"/>
+                <w:lang w:val="en-US"/>
+              </w:rPr>
+            </w:pPr>
+            <w:r>
+              <w:rPr>
+                <w:sz w:val="16"/>
+                <w:szCs w:val="16"/>
+              </w:rPr>
+              <w:t>Адрес электронной почты:</w:t>
+            </w:r>
+          </w:p>
+        </w:tc>
+        <w:tc>
+          <w:tcPr>
+            <w:tcW w:w="3658" w:type="dxa"/>
+            <w:gridSpan w:val="8"/>
+            <w:tcBorders>
+              <w:top w:val="nil"/>
+              <w:left w:val="nil"/>
+              <w:bottom w:val="single" w:sz="4" w:space="0" w:color="auto"/>
+              <w:right w:val="nil"/>
+            </w:tcBorders>
+            <w:vAlign w:val="bottom"/>
+          </w:tcPr>
+          <w:p>
+            <w:pPr>
+              <w:rPr>
+                <w:sz w:val="16"/>
+                <w:szCs w:val="16"/>
+                <w:lang w:val="en-US"/>
               </w:rPr>
             </w:pPr>
           </w:p>
@@ -1995,29 +1942,32 @@
       </w:tr>
       <w:tr>
         <w:trPr>
-          <w:trHeight w:val="284"/>
+          <w:gridAfter w:val="1"/>
+          <w:wAfter w:w="34" w:type="dxa"/>
         </w:trPr>
         <w:tc>
           <w:tcPr>
-            <w:tcW w:w="5851" w:type="dxa"/>
-            <w:gridSpan w:val="20"/>
-            <w:tcMar>
-              <w:left w:w="0" w:type="dxa"/>
-              <w:right w:w="0" w:type="dxa"/>
-            </w:tcMar>
-            <w:vAlign w:val="bottom"/>
-          </w:tcPr>
-          <w:p>
-            <w:pPr>
-              <w:rPr>
-                <w:sz w:val="20"/>
-                <w:szCs w:val="20"/>
-              </w:rPr>
-            </w:pPr>
-            <w:r>
-              <w:rPr>
-                <w:sz w:val="20"/>
-                <w:szCs w:val="20"/>
+            <w:tcW w:w="4813" w:type="dxa"/>
+            <w:gridSpan w:val="16"/>
+            <w:tcBorders>
+              <w:top w:val="nil"/>
+              <w:left w:val="nil"/>
+              <w:bottom w:val="nil"/>
+              <w:right w:val="nil"/>
+            </w:tcBorders>
+            <w:vAlign w:val="bottom"/>
+          </w:tcPr>
+          <w:p>
+            <w:pPr>
+              <w:rPr>
+                <w:sz w:val="16"/>
+                <w:szCs w:val="16"/>
+              </w:rPr>
+            </w:pPr>
+            <w:r>
+              <w:rPr>
+                <w:sz w:val="16"/>
+                <w:szCs w:val="16"/>
               </w:rPr>
               <w:t>Регистрация по месту жительства: субъект Российской Федерации</w:t>
             </w:r>
@@ -2025,27 +1975,28 @@
         </w:tc>
         <w:tc>
           <w:tcPr>
-            <w:tcW w:w="4340" w:type="dxa"/>
-            <w:gridSpan w:val="13"/>
-            <w:tcBorders>
-              <w:bottom w:val="single" w:sz="4" w:space="0" w:color="auto"/>
-            </w:tcBorders>
-            <w:vAlign w:val="bottom"/>
-          </w:tcPr>
-          <w:p>
-            <w:pPr>
-              <w:jc w:val="center"/>
-              <w:rPr>
-                <w:sz w:val="20"/>
-                <w:szCs w:val="20"/>
-                <w:lang w:val="en-US"/>
+            <w:tcW w:w="6210" w:type="dxa"/>
+            <w:gridSpan w:val="18"/>
+            <w:tcBorders>
+              <w:top w:val="nil"/>
+              <w:left w:val="nil"/>
+              <w:bottom w:val="single" w:sz="4" w:space="0" w:color="auto"/>
+              <w:right w:val="nil"/>
+            </w:tcBorders>
+            <w:vAlign w:val="bottom"/>
+          </w:tcPr>
+          <w:p>
+            <w:pPr>
+              <w:rPr>
+                <w:sz w:val="16"/>
+                <w:szCs w:val="16"/>
               </w:rPr>
             </w:pPr>
             <w:proofErr w:type="gramStart"/>
             <w:r>
               <w:rPr>
-                <w:sz w:val="20"/>
-                <w:szCs w:val="20"/>
+                <w:sz w:val="16"/>
+                <w:szCs w:val="16"/>
                 <w:lang w:val="en-US"/>
               </w:rPr>
               <w:t xml:space="preserve">{{ </w:t>
@@ -2053,8 +2004,8 @@
             <w:proofErr w:type="spellStart"/>
             <w:r>
               <w:rPr>
-                <w:sz w:val="20"/>
-                <w:szCs w:val="20"/>
+                <w:sz w:val="16"/>
+                <w:szCs w:val="16"/>
               </w:rPr>
               <w:t>area</w:t>
             </w:r>
@@ -2062,8 +2013,8 @@
             <w:proofErr w:type="gramEnd"/>
             <w:r>
               <w:rPr>
-                <w:sz w:val="20"/>
-                <w:szCs w:val="20"/>
+                <w:sz w:val="16"/>
+                <w:szCs w:val="16"/>
                 <w:lang w:val="en-US"/>
               </w:rPr>
               <w:t xml:space="preserve"> }}</w:t>
@@ -2073,25 +2024,31 @@
       </w:tr>
       <w:tr>
         <w:trPr>
-          <w:trHeight w:val="284"/>
+          <w:gridAfter w:val="1"/>
+          <w:wAfter w:w="34" w:type="dxa"/>
         </w:trPr>
         <w:tc>
           <w:tcPr>
-            <w:tcW w:w="684" w:type="dxa"/>
-            <w:gridSpan w:val="2"/>
-            <w:vAlign w:val="bottom"/>
-          </w:tcPr>
-          <w:p>
-            <w:pPr>
-              <w:rPr>
-                <w:sz w:val="20"/>
-                <w:szCs w:val="20"/>
-              </w:rPr>
-            </w:pPr>
-            <w:r>
-              <w:rPr>
-                <w:sz w:val="20"/>
-                <w:szCs w:val="20"/>
+            <w:tcW w:w="707" w:type="dxa"/>
+            <w:tcBorders>
+              <w:top w:val="nil"/>
+              <w:left w:val="nil"/>
+              <w:bottom w:val="nil"/>
+              <w:right w:val="nil"/>
+            </w:tcBorders>
+            <w:vAlign w:val="bottom"/>
+          </w:tcPr>
+          <w:p>
+            <w:pPr>
+              <w:rPr>
+                <w:sz w:val="16"/>
+                <w:szCs w:val="16"/>
+              </w:rPr>
+            </w:pPr>
+            <w:r>
+              <w:rPr>
+                <w:sz w:val="16"/>
+                <w:szCs w:val="16"/>
               </w:rPr>
               <w:t>район</w:t>
             </w:r>
@@ -2099,27 +2056,28 @@
         </w:tc>
         <w:tc>
           <w:tcPr>
-            <w:tcW w:w="3120" w:type="dxa"/>
-            <w:gridSpan w:val="8"/>
-            <w:tcBorders>
-              <w:bottom w:val="single" w:sz="4" w:space="0" w:color="auto"/>
-            </w:tcBorders>
-            <w:vAlign w:val="bottom"/>
-          </w:tcPr>
-          <w:p>
-            <w:pPr>
-              <w:jc w:val="center"/>
-              <w:rPr>
-                <w:sz w:val="20"/>
-                <w:szCs w:val="20"/>
-                <w:lang w:val="en-US"/>
+            <w:tcW w:w="3823" w:type="dxa"/>
+            <w:gridSpan w:val="14"/>
+            <w:tcBorders>
+              <w:top w:val="nil"/>
+              <w:left w:val="nil"/>
+              <w:bottom w:val="single" w:sz="4" w:space="0" w:color="auto"/>
+              <w:right w:val="nil"/>
+            </w:tcBorders>
+            <w:vAlign w:val="bottom"/>
+          </w:tcPr>
+          <w:p>
+            <w:pPr>
+              <w:rPr>
+                <w:sz w:val="16"/>
+                <w:szCs w:val="16"/>
               </w:rPr>
             </w:pPr>
             <w:proofErr w:type="gramStart"/>
             <w:r>
               <w:rPr>
-                <w:sz w:val="20"/>
-                <w:szCs w:val="20"/>
+                <w:sz w:val="16"/>
+                <w:szCs w:val="16"/>
                 <w:lang w:val="en-US"/>
               </w:rPr>
               <w:t xml:space="preserve">{{ </w:t>
@@ -2127,8 +2085,8 @@
             <w:proofErr w:type="spellStart"/>
             <w:r>
               <w:rPr>
-                <w:sz w:val="20"/>
-                <w:szCs w:val="20"/>
+                <w:sz w:val="16"/>
+                <w:szCs w:val="16"/>
               </w:rPr>
               <w:t>district</w:t>
             </w:r>
@@ -2136,8 +2094,8 @@
             <w:proofErr w:type="gramEnd"/>
             <w:r>
               <w:rPr>
-                <w:sz w:val="20"/>
-                <w:szCs w:val="20"/>
+                <w:sz w:val="16"/>
+                <w:szCs w:val="16"/>
                 <w:lang w:val="en-US"/>
               </w:rPr>
               <w:t xml:space="preserve"> }}</w:t>
@@ -2146,49 +2104,56 @@
         </w:tc>
         <w:tc>
           <w:tcPr>
-            <w:tcW w:w="1796" w:type="dxa"/>
-            <w:gridSpan w:val="9"/>
-            <w:vAlign w:val="bottom"/>
-          </w:tcPr>
-          <w:p>
-            <w:pPr>
-              <w:rPr>
-                <w:sz w:val="20"/>
-                <w:szCs w:val="20"/>
-              </w:rPr>
-            </w:pPr>
-            <w:r>
-              <w:rPr>
-                <w:sz w:val="20"/>
-                <w:szCs w:val="20"/>
-              </w:rPr>
-              <w:t xml:space="preserve"> населенный пункт</w:t>
-            </w:r>
-          </w:p>
-        </w:tc>
-        <w:tc>
-          <w:tcPr>
-            <w:tcW w:w="4591" w:type="dxa"/>
-            <w:gridSpan w:val="14"/>
-            <w:tcBorders>
-              <w:bottom w:val="single" w:sz="4" w:space="0" w:color="auto"/>
-            </w:tcBorders>
-            <w:vAlign w:val="bottom"/>
-          </w:tcPr>
-          <w:p>
-            <w:pPr>
-              <w:jc w:val="center"/>
-              <w:rPr>
-                <w:sz w:val="20"/>
-                <w:szCs w:val="20"/>
-                <w:lang w:val="en-US"/>
+            <w:tcW w:w="1564" w:type="dxa"/>
+            <w:gridSpan w:val="6"/>
+            <w:tcBorders>
+              <w:top w:val="nil"/>
+              <w:left w:val="nil"/>
+              <w:bottom w:val="nil"/>
+              <w:right w:val="nil"/>
+            </w:tcBorders>
+            <w:vAlign w:val="bottom"/>
+          </w:tcPr>
+          <w:p>
+            <w:pPr>
+              <w:rPr>
+                <w:sz w:val="16"/>
+                <w:szCs w:val="16"/>
+              </w:rPr>
+            </w:pPr>
+            <w:r>
+              <w:rPr>
+                <w:sz w:val="16"/>
+                <w:szCs w:val="16"/>
+              </w:rPr>
+              <w:t>населенный пункт</w:t>
+            </w:r>
+          </w:p>
+        </w:tc>
+        <w:tc>
+          <w:tcPr>
+            <w:tcW w:w="4929" w:type="dxa"/>
+            <w:gridSpan w:val="13"/>
+            <w:tcBorders>
+              <w:top w:val="nil"/>
+              <w:left w:val="nil"/>
+              <w:bottom w:val="single" w:sz="4" w:space="0" w:color="auto"/>
+              <w:right w:val="nil"/>
+            </w:tcBorders>
+            <w:vAlign w:val="bottom"/>
+          </w:tcPr>
+          <w:p>
+            <w:pPr>
+              <w:rPr>
+                <w:sz w:val="16"/>
+                <w:szCs w:val="16"/>
               </w:rPr>
             </w:pPr>
             <w:proofErr w:type="gramStart"/>
             <w:r>
               <w:rPr>
-                <w:sz w:val="20"/>
-                <w:szCs w:val="20"/>
+                <w:sz w:val="16"/>
+                <w:szCs w:val="16"/>
                 <w:lang w:val="en-US"/>
               </w:rPr>
               <w:t xml:space="preserve">{{ </w:t>
@@ -2196,8 +2161,8 @@
             <w:proofErr w:type="spellStart"/>
             <w:r>
               <w:rPr>
-                <w:sz w:val="20"/>
-                <w:szCs w:val="20"/>
+                <w:sz w:val="16"/>
+                <w:szCs w:val="16"/>
               </w:rPr>
               <w:t>locality</w:t>
             </w:r>
@@ -2205,8 +2170,8 @@
             <w:proofErr w:type="gramEnd"/>
             <w:r>
               <w:rPr>
-                <w:sz w:val="20"/>
-                <w:szCs w:val="20"/>
+                <w:sz w:val="16"/>
+                <w:szCs w:val="16"/>
                 <w:lang w:val="en-US"/>
               </w:rPr>
               <w:t xml:space="preserve"> }}</w:t>
@@ -2216,28 +2181,31 @@
       </w:tr>
       <w:tr>
         <w:trPr>
-          <w:trHeight w:val="284"/>
+          <w:gridAfter w:val="1"/>
+          <w:wAfter w:w="34" w:type="dxa"/>
         </w:trPr>
         <w:tc>
           <w:tcPr>
-            <w:tcW w:w="643" w:type="dxa"/>
-            <w:tcMar>
-              <w:left w:w="0" w:type="dxa"/>
-              <w:right w:w="0" w:type="dxa"/>
-            </w:tcMar>
-            <w:vAlign w:val="bottom"/>
-          </w:tcPr>
-          <w:p>
-            <w:pPr>
-              <w:rPr>
-                <w:sz w:val="20"/>
-                <w:szCs w:val="20"/>
-              </w:rPr>
-            </w:pPr>
-            <w:r>
-              <w:rPr>
-                <w:sz w:val="20"/>
-                <w:szCs w:val="20"/>
+            <w:tcW w:w="707" w:type="dxa"/>
+            <w:tcBorders>
+              <w:top w:val="nil"/>
+              <w:left w:val="nil"/>
+              <w:bottom w:val="nil"/>
+              <w:right w:val="nil"/>
+            </w:tcBorders>
+            <w:vAlign w:val="bottom"/>
+          </w:tcPr>
+          <w:p>
+            <w:pPr>
+              <w:rPr>
+                <w:sz w:val="16"/>
+                <w:szCs w:val="16"/>
+              </w:rPr>
+            </w:pPr>
+            <w:r>
+              <w:rPr>
+                <w:sz w:val="16"/>
+                <w:szCs w:val="16"/>
               </w:rPr>
               <w:t>улица</w:t>
             </w:r>
@@ -2245,39 +2213,53 @@
         </w:tc>
         <w:tc>
           <w:tcPr>
-            <w:tcW w:w="4238" w:type="dxa"/>
-            <w:gridSpan w:val="15"/>
-            <w:tcBorders>
-              <w:bottom w:val="single" w:sz="4" w:space="0" w:color="auto"/>
-            </w:tcBorders>
-            <w:vAlign w:val="bottom"/>
-          </w:tcPr>
-          <w:p>
-            <w:pPr>
-              <w:jc w:val="center"/>
+            <w:tcW w:w="2831" w:type="dxa"/>
+            <w:gridSpan w:val="7"/>
+            <w:tcBorders>
+              <w:top w:val="nil"/>
+              <w:left w:val="nil"/>
+              <w:bottom w:val="single" w:sz="4" w:space="0" w:color="auto"/>
+              <w:right w:val="nil"/>
+            </w:tcBorders>
+            <w:vAlign w:val="bottom"/>
+          </w:tcPr>
+          <w:p>
+            <w:pPr>
+              <w:rPr>
+                <w:sz w:val="16"/>
+                <w:szCs w:val="16"/>
+              </w:rPr>
             </w:pPr>
             <w:proofErr w:type="gramStart"/>
             <w:r>
               <w:rPr>
-                <w:sz w:val="20"/>
-                <w:szCs w:val="20"/>
+                <w:sz w:val="16"/>
+                <w:szCs w:val="16"/>
                 <w:lang w:val="en-US"/>
               </w:rPr>
               <w:t xml:space="preserve">{{ </w:t>
             </w:r>
             <w:proofErr w:type="spellStart"/>
             <w:r>
+              <w:rPr>
+                <w:sz w:val="16"/>
+                <w:szCs w:val="16"/>
+              </w:rPr>
               <w:t>street</w:t>
             </w:r>
             <w:proofErr w:type="spellEnd"/>
             <w:proofErr w:type="gramEnd"/>
             <w:r>
+              <w:rPr>
+                <w:sz w:val="16"/>
+                <w:szCs w:val="16"/>
+              </w:rPr>
               <w:t xml:space="preserve"> </w:t>
             </w:r>
             <w:r>
               <w:rPr>
-                <w:sz w:val="20"/>
-                <w:szCs w:val="20"/>
+                <w:sz w:val="16"/>
+                <w:szCs w:val="16"/>
                 <w:lang w:val="en-US"/>
               </w:rPr>
               <w:t>}}</w:t>
@@ -2286,21 +2268,27 @@
         </w:tc>
         <w:tc>
           <w:tcPr>
-            <w:tcW w:w="467" w:type="dxa"/>
-            <w:vAlign w:val="bottom"/>
-          </w:tcPr>
-          <w:p>
-            <w:pPr>
-              <w:jc w:val="center"/>
-              <w:rPr>
-                <w:sz w:val="20"/>
-                <w:szCs w:val="20"/>
-              </w:rPr>
-            </w:pPr>
-            <w:r>
-              <w:rPr>
-                <w:sz w:val="20"/>
-                <w:szCs w:val="20"/>
+            <w:tcW w:w="589" w:type="dxa"/>
+            <w:gridSpan w:val="4"/>
+            <w:tcBorders>
+              <w:top w:val="nil"/>
+              <w:left w:val="nil"/>
+              <w:bottom w:val="nil"/>
+              <w:right w:val="nil"/>
+            </w:tcBorders>
+            <w:vAlign w:val="bottom"/>
+          </w:tcPr>
+          <w:p>
+            <w:pPr>
+              <w:rPr>
+                <w:sz w:val="16"/>
+                <w:szCs w:val="16"/>
+              </w:rPr>
+            </w:pPr>
+            <w:r>
+              <w:rPr>
+                <w:sz w:val="16"/>
+                <w:szCs w:val="16"/>
               </w:rPr>
               <w:t>дом</w:t>
             </w:r>
@@ -2308,39 +2296,53 @@
         </w:tc>
         <w:tc>
           <w:tcPr>
-            <w:tcW w:w="737" w:type="dxa"/>
-            <w:gridSpan w:val="4"/>
-            <w:tcBorders>
-              <w:bottom w:val="single" w:sz="4" w:space="0" w:color="auto"/>
-            </w:tcBorders>
-            <w:vAlign w:val="bottom"/>
-          </w:tcPr>
-          <w:p>
-            <w:pPr>
-              <w:jc w:val="center"/>
+            <w:tcW w:w="971" w:type="dxa"/>
+            <w:gridSpan w:val="7"/>
+            <w:tcBorders>
+              <w:top w:val="nil"/>
+              <w:left w:val="nil"/>
+              <w:bottom w:val="single" w:sz="4" w:space="0" w:color="auto"/>
+              <w:right w:val="nil"/>
+            </w:tcBorders>
+            <w:vAlign w:val="bottom"/>
+          </w:tcPr>
+          <w:p>
+            <w:pPr>
+              <w:rPr>
+                <w:sz w:val="16"/>
+                <w:szCs w:val="16"/>
+              </w:rPr>
             </w:pPr>
             <w:proofErr w:type="gramStart"/>
             <w:r>
               <w:rPr>
-                <w:sz w:val="20"/>
-                <w:szCs w:val="20"/>
+                <w:sz w:val="16"/>
+                <w:szCs w:val="16"/>
                 <w:lang w:val="en-US"/>
               </w:rPr>
               <w:t xml:space="preserve">{{ </w:t>
             </w:r>
             <w:proofErr w:type="spellStart"/>
             <w:r>
+              <w:rPr>
+                <w:sz w:val="16"/>
+                <w:szCs w:val="16"/>
+              </w:rPr>
               <w:t>home</w:t>
             </w:r>
             <w:proofErr w:type="spellEnd"/>
             <w:proofErr w:type="gramEnd"/>
             <w:r>
+              <w:rPr>
+                <w:sz w:val="16"/>
+                <w:szCs w:val="16"/>
+              </w:rPr>
               <w:t xml:space="preserve"> </w:t>
             </w:r>
             <w:r>
               <w:rPr>
-                <w:sz w:val="20"/>
-                <w:szCs w:val="20"/>
+                <w:sz w:val="16"/>
+                <w:szCs w:val="16"/>
                 <w:lang w:val="en-US"/>
               </w:rPr>
               <w:t>}}</w:t>
@@ -2349,62 +2351,81 @@
         </w:tc>
         <w:tc>
           <w:tcPr>
-            <w:tcW w:w="1600" w:type="dxa"/>
+            <w:tcW w:w="1423" w:type="dxa"/>
+            <w:gridSpan w:val="4"/>
+            <w:tcBorders>
+              <w:top w:val="nil"/>
+              <w:left w:val="nil"/>
+              <w:bottom w:val="nil"/>
+              <w:right w:val="nil"/>
+            </w:tcBorders>
+            <w:vAlign w:val="bottom"/>
+          </w:tcPr>
+          <w:p>
+            <w:pPr>
+              <w:rPr>
+                <w:sz w:val="16"/>
+                <w:szCs w:val="16"/>
+              </w:rPr>
+            </w:pPr>
+            <w:r>
+              <w:rPr>
+                <w:sz w:val="16"/>
+                <w:szCs w:val="16"/>
+              </w:rPr>
+              <w:t>строение/корпус</w:t>
+            </w:r>
+          </w:p>
+        </w:tc>
+        <w:tc>
+          <w:tcPr>
+            <w:tcW w:w="1745" w:type="dxa"/>
             <w:gridSpan w:val="5"/>
-            <w:vAlign w:val="bottom"/>
-          </w:tcPr>
-          <w:p>
-            <w:pPr>
-              <w:jc w:val="center"/>
-              <w:rPr>
-                <w:sz w:val="20"/>
-                <w:szCs w:val="20"/>
-              </w:rPr>
-            </w:pPr>
-            <w:r>
-              <w:rPr>
-                <w:sz w:val="20"/>
-                <w:szCs w:val="20"/>
-              </w:rPr>
-              <w:t>строение/корпус</w:t>
-            </w:r>
-          </w:p>
-        </w:tc>
-        <w:tc>
-          <w:tcPr>
-            <w:tcW w:w="780" w:type="dxa"/>
-            <w:gridSpan w:val="4"/>
-            <w:tcBorders>
-              <w:bottom w:val="single" w:sz="4" w:space="0" w:color="auto"/>
-            </w:tcBorders>
-            <w:vAlign w:val="bottom"/>
-          </w:tcPr>
-          <w:p>
-            <w:pPr>
-              <w:jc w:val="center"/>
+            <w:tcBorders>
+              <w:top w:val="nil"/>
+              <w:left w:val="nil"/>
+              <w:bottom w:val="single" w:sz="4" w:space="0" w:color="auto"/>
+              <w:right w:val="nil"/>
+            </w:tcBorders>
+            <w:vAlign w:val="bottom"/>
+          </w:tcPr>
+          <w:p>
+            <w:pPr>
+              <w:rPr>
+                <w:sz w:val="16"/>
+                <w:szCs w:val="16"/>
+              </w:rPr>
             </w:pPr>
             <w:proofErr w:type="gramStart"/>
             <w:r>
               <w:rPr>
-                <w:sz w:val="20"/>
-                <w:szCs w:val="20"/>
+                <w:sz w:val="16"/>
+                <w:szCs w:val="16"/>
                 <w:lang w:val="en-US"/>
               </w:rPr>
               <w:t xml:space="preserve">{{ </w:t>
             </w:r>
             <w:proofErr w:type="spellStart"/>
             <w:r>
+              <w:rPr>
+                <w:sz w:val="16"/>
+                <w:szCs w:val="16"/>
+              </w:rPr>
               <w:t>building</w:t>
             </w:r>
             <w:proofErr w:type="spellEnd"/>
             <w:proofErr w:type="gramEnd"/>
             <w:r>
+              <w:rPr>
+                <w:sz w:val="16"/>
+                <w:szCs w:val="16"/>
+              </w:rPr>
               <w:t xml:space="preserve"> </w:t>
             </w:r>
             <w:r>
               <w:rPr>
-                <w:sz w:val="20"/>
-                <w:szCs w:val="20"/>
+                <w:sz w:val="16"/>
+                <w:szCs w:val="16"/>
                 <w:lang w:val="en-US"/>
               </w:rPr>
               <w:t>}}</w:t>
@@ -2413,1370 +2434,1588 @@
         </w:tc>
         <w:tc>
           <w:tcPr>
-            <w:tcW w:w="900" w:type="dxa"/>
+            <w:tcW w:w="949" w:type="dxa"/>
+            <w:gridSpan w:val="4"/>
+            <w:tcBorders>
+              <w:top w:val="nil"/>
+              <w:left w:val="nil"/>
+              <w:bottom w:val="nil"/>
+              <w:right w:val="nil"/>
+            </w:tcBorders>
+            <w:vAlign w:val="bottom"/>
+          </w:tcPr>
+          <w:p>
+            <w:pPr>
+              <w:rPr>
+                <w:sz w:val="16"/>
+                <w:szCs w:val="16"/>
+              </w:rPr>
+            </w:pPr>
+            <w:r>
+              <w:rPr>
+                <w:sz w:val="16"/>
+                <w:szCs w:val="16"/>
+              </w:rPr>
+              <w:t>квартира</w:t>
+            </w:r>
+          </w:p>
+        </w:tc>
+        <w:tc>
+          <w:tcPr>
+            <w:tcW w:w="1808" w:type="dxa"/>
             <w:gridSpan w:val="2"/>
-            <w:vAlign w:val="bottom"/>
-          </w:tcPr>
-          <w:p>
-            <w:pPr>
-              <w:jc w:val="center"/>
-              <w:rPr>
-                <w:sz w:val="20"/>
-                <w:szCs w:val="20"/>
-              </w:rPr>
-            </w:pPr>
-            <w:r>
-              <w:rPr>
-                <w:sz w:val="20"/>
-                <w:szCs w:val="20"/>
-              </w:rPr>
-              <w:t>квартира</w:t>
-            </w:r>
-          </w:p>
-        </w:tc>
-        <w:tc>
-          <w:tcPr>
-            <w:tcW w:w="826" w:type="dxa"/>
-            <w:tcBorders>
-              <w:bottom w:val="single" w:sz="4" w:space="0" w:color="auto"/>
-            </w:tcBorders>
-            <w:vAlign w:val="bottom"/>
-          </w:tcPr>
-          <w:p>
-            <w:pPr>
-              <w:jc w:val="center"/>
-              <w:rPr>
-                <w:lang w:val="en-US"/>
+            <w:tcBorders>
+              <w:top w:val="nil"/>
+              <w:left w:val="nil"/>
+              <w:bottom w:val="single" w:sz="4" w:space="0" w:color="auto"/>
+              <w:right w:val="nil"/>
+            </w:tcBorders>
+            <w:vAlign w:val="bottom"/>
+          </w:tcPr>
+          <w:p>
+            <w:pPr>
+              <w:rPr>
+                <w:sz w:val="16"/>
+                <w:szCs w:val="16"/>
               </w:rPr>
             </w:pPr>
             <w:proofErr w:type="gramStart"/>
             <w:r>
               <w:rPr>
-                <w:sz w:val="20"/>
-                <w:szCs w:val="20"/>
+                <w:sz w:val="16"/>
+                <w:szCs w:val="16"/>
                 <w:lang w:val="en-US"/>
               </w:rPr>
               <w:t xml:space="preserve">{{ </w:t>
             </w:r>
             <w:proofErr w:type="spellStart"/>
             <w:r>
+              <w:rPr>
+                <w:sz w:val="16"/>
+                <w:szCs w:val="16"/>
+              </w:rPr>
               <w:t>apartment</w:t>
             </w:r>
             <w:proofErr w:type="spellEnd"/>
             <w:proofErr w:type="gramEnd"/>
             <w:r>
               <w:rPr>
+                <w:sz w:val="16"/>
+                <w:szCs w:val="16"/>
                 <w:lang w:val="en-US"/>
               </w:rPr>
               <w:t xml:space="preserve"> }}</w:t>
             </w:r>
+          </w:p>
+        </w:tc>
+      </w:tr>
+      <w:tr>
+        <w:trPr>
+          <w:gridAfter w:val="1"/>
+          <w:wAfter w:w="34" w:type="dxa"/>
+        </w:trPr>
+        <w:tc>
+          <w:tcPr>
+            <w:tcW w:w="4813" w:type="dxa"/>
+            <w:gridSpan w:val="16"/>
+            <w:tcBorders>
+              <w:top w:val="nil"/>
+              <w:left w:val="nil"/>
+              <w:bottom w:val="nil"/>
+              <w:right w:val="nil"/>
+            </w:tcBorders>
+            <w:vAlign w:val="bottom"/>
+          </w:tcPr>
+          <w:p>
+            <w:pPr>
+              <w:rPr>
+                <w:sz w:val="16"/>
+                <w:szCs w:val="16"/>
+              </w:rPr>
+            </w:pPr>
+            <w:r>
+              <w:rPr>
+                <w:sz w:val="16"/>
+                <w:szCs w:val="16"/>
+              </w:rPr>
+              <w:t>Местность: городская — 1, сельская — 2</w:t>
+            </w:r>
+          </w:p>
+        </w:tc>
+        <w:tc>
+          <w:tcPr>
+            <w:tcW w:w="6210" w:type="dxa"/>
+            <w:gridSpan w:val="18"/>
+            <w:tcBorders>
+              <w:top w:val="nil"/>
+              <w:left w:val="nil"/>
+              <w:bottom w:val="nil"/>
+              <w:right w:val="nil"/>
+            </w:tcBorders>
+            <w:vAlign w:val="bottom"/>
+          </w:tcPr>
+          <w:p>
+            <w:pPr>
+              <w:rPr>
+                <w:sz w:val="16"/>
+                <w:szCs w:val="16"/>
+                <w:lang w:val="en-US"/>
+              </w:rPr>
+            </w:pPr>
+          </w:p>
+        </w:tc>
+      </w:tr>
+      <w:tr>
+        <w:trPr>
+          <w:gridAfter w:val="1"/>
+          <w:wAfter w:w="34" w:type="dxa"/>
+        </w:trPr>
+        <w:tc>
+          <w:tcPr>
+            <w:tcW w:w="4813" w:type="dxa"/>
+            <w:gridSpan w:val="16"/>
+            <w:tcBorders>
+              <w:top w:val="nil"/>
+              <w:left w:val="nil"/>
+              <w:bottom w:val="nil"/>
+              <w:right w:val="nil"/>
+            </w:tcBorders>
+            <w:vAlign w:val="bottom"/>
+          </w:tcPr>
+          <w:p>
+            <w:pPr>
+              <w:rPr>
+                <w:sz w:val="16"/>
+                <w:szCs w:val="16"/>
+              </w:rPr>
+            </w:pPr>
+            <w:r>
+              <w:rPr>
+                <w:sz w:val="16"/>
+                <w:szCs w:val="16"/>
+              </w:rPr>
+              <w:t>Регистрация по месту пребывания: субъект Российской Федерации</w:t>
+            </w:r>
+          </w:p>
+        </w:tc>
+        <w:tc>
+          <w:tcPr>
+            <w:tcW w:w="6210" w:type="dxa"/>
+            <w:gridSpan w:val="18"/>
+            <w:tcBorders>
+              <w:top w:val="nil"/>
+              <w:left w:val="nil"/>
+              <w:bottom w:val="single" w:sz="4" w:space="0" w:color="auto"/>
+              <w:right w:val="nil"/>
+            </w:tcBorders>
+            <w:vAlign w:val="bottom"/>
+          </w:tcPr>
+          <w:p>
+            <w:pPr>
+              <w:rPr>
+                <w:sz w:val="16"/>
+                <w:szCs w:val="16"/>
+              </w:rPr>
+            </w:pPr>
+            <w:proofErr w:type="gramStart"/>
+            <w:r>
+              <w:rPr>
+                <w:sz w:val="16"/>
+                <w:szCs w:val="16"/>
+                <w:lang w:val="en-US"/>
+              </w:rPr>
+              <w:t xml:space="preserve">{{ </w:t>
+            </w:r>
+            <w:proofErr w:type="spellStart"/>
+            <w:r>
+              <w:rPr>
+                <w:sz w:val="16"/>
+                <w:szCs w:val="16"/>
+              </w:rPr>
+              <w:t>area</w:t>
+            </w:r>
+            <w:proofErr w:type="spellEnd"/>
+            <w:proofErr w:type="gramEnd"/>
+            <w:r>
+              <w:rPr>
+                <w:sz w:val="16"/>
+                <w:szCs w:val="16"/>
+                <w:lang w:val="en-US"/>
+              </w:rPr>
+              <w:t xml:space="preserve"> }}</w:t>
+            </w:r>
+          </w:p>
+        </w:tc>
+      </w:tr>
+      <w:tr>
+        <w:trPr>
+          <w:gridAfter w:val="1"/>
+          <w:wAfter w:w="34" w:type="dxa"/>
+        </w:trPr>
+        <w:tc>
+          <w:tcPr>
+            <w:tcW w:w="707" w:type="dxa"/>
+            <w:tcBorders>
+              <w:top w:val="nil"/>
+              <w:left w:val="nil"/>
+              <w:bottom w:val="nil"/>
+              <w:right w:val="nil"/>
+            </w:tcBorders>
+            <w:vAlign w:val="bottom"/>
+          </w:tcPr>
+          <w:p>
+            <w:pPr>
+              <w:rPr>
+                <w:sz w:val="16"/>
+                <w:szCs w:val="16"/>
+              </w:rPr>
+            </w:pPr>
+            <w:r>
+              <w:rPr>
+                <w:sz w:val="16"/>
+                <w:szCs w:val="16"/>
+              </w:rPr>
+              <w:t>район</w:t>
+            </w:r>
+          </w:p>
+        </w:tc>
+        <w:tc>
+          <w:tcPr>
+            <w:tcW w:w="3823" w:type="dxa"/>
+            <w:gridSpan w:val="14"/>
+            <w:tcBorders>
+              <w:top w:val="nil"/>
+              <w:left w:val="nil"/>
+              <w:bottom w:val="single" w:sz="4" w:space="0" w:color="auto"/>
+              <w:right w:val="nil"/>
+            </w:tcBorders>
+            <w:vAlign w:val="bottom"/>
+          </w:tcPr>
+          <w:p>
+            <w:pPr>
+              <w:rPr>
+                <w:sz w:val="16"/>
+                <w:szCs w:val="16"/>
+              </w:rPr>
+            </w:pPr>
+            <w:proofErr w:type="gramStart"/>
+            <w:r>
+              <w:rPr>
+                <w:sz w:val="16"/>
+                <w:szCs w:val="16"/>
+                <w:lang w:val="en-US"/>
+              </w:rPr>
+              <w:t xml:space="preserve">{{ </w:t>
+            </w:r>
+            <w:proofErr w:type="spellStart"/>
+            <w:r>
+              <w:rPr>
+                <w:sz w:val="16"/>
+                <w:szCs w:val="16"/>
+              </w:rPr>
+              <w:t>district</w:t>
+            </w:r>
+            <w:proofErr w:type="spellEnd"/>
+            <w:proofErr w:type="gramEnd"/>
+            <w:r>
+              <w:rPr>
+                <w:sz w:val="16"/>
+                <w:szCs w:val="16"/>
+                <w:lang w:val="en-US"/>
+              </w:rPr>
+              <w:t xml:space="preserve"> }}</w:t>
+            </w:r>
+          </w:p>
+        </w:tc>
+        <w:tc>
+          <w:tcPr>
+            <w:tcW w:w="1564" w:type="dxa"/>
+            <w:gridSpan w:val="6"/>
+            <w:tcBorders>
+              <w:top w:val="nil"/>
+              <w:left w:val="nil"/>
+              <w:bottom w:val="nil"/>
+              <w:right w:val="nil"/>
+            </w:tcBorders>
+            <w:vAlign w:val="bottom"/>
+          </w:tcPr>
+          <w:p>
+            <w:pPr>
+              <w:rPr>
+                <w:sz w:val="16"/>
+                <w:szCs w:val="16"/>
+              </w:rPr>
+            </w:pPr>
+            <w:r>
+              <w:rPr>
+                <w:sz w:val="16"/>
+                <w:szCs w:val="16"/>
+              </w:rPr>
+              <w:t>населенный пункт</w:t>
+            </w:r>
+          </w:p>
+        </w:tc>
+        <w:tc>
+          <w:tcPr>
+            <w:tcW w:w="4929" w:type="dxa"/>
+            <w:gridSpan w:val="13"/>
+            <w:tcBorders>
+              <w:top w:val="nil"/>
+              <w:left w:val="nil"/>
+              <w:bottom w:val="single" w:sz="4" w:space="0" w:color="auto"/>
+              <w:right w:val="nil"/>
+            </w:tcBorders>
+            <w:vAlign w:val="bottom"/>
+          </w:tcPr>
+          <w:p>
+            <w:pPr>
+              <w:rPr>
+                <w:sz w:val="16"/>
+                <w:szCs w:val="16"/>
+              </w:rPr>
+            </w:pPr>
+            <w:proofErr w:type="gramStart"/>
+            <w:r>
+              <w:rPr>
+                <w:sz w:val="16"/>
+                <w:szCs w:val="16"/>
+                <w:lang w:val="en-US"/>
+              </w:rPr>
+              <w:t xml:space="preserve">{{ </w:t>
+            </w:r>
+            <w:proofErr w:type="spellStart"/>
+            <w:r>
+              <w:rPr>
+                <w:sz w:val="16"/>
+                <w:szCs w:val="16"/>
+              </w:rPr>
+              <w:t>locality</w:t>
+            </w:r>
+            <w:proofErr w:type="spellEnd"/>
+            <w:proofErr w:type="gramEnd"/>
+            <w:r>
+              <w:rPr>
+                <w:sz w:val="16"/>
+                <w:szCs w:val="16"/>
+                <w:lang w:val="en-US"/>
+              </w:rPr>
+              <w:t xml:space="preserve"> }}</w:t>
+            </w:r>
+          </w:p>
+        </w:tc>
+      </w:tr>
+      <w:tr>
+        <w:trPr>
+          <w:gridAfter w:val="1"/>
+          <w:wAfter w:w="34" w:type="dxa"/>
+        </w:trPr>
+        <w:tc>
+          <w:tcPr>
+            <w:tcW w:w="707" w:type="dxa"/>
+            <w:tcBorders>
+              <w:top w:val="nil"/>
+              <w:left w:val="nil"/>
+              <w:bottom w:val="nil"/>
+              <w:right w:val="nil"/>
+            </w:tcBorders>
+            <w:vAlign w:val="bottom"/>
+          </w:tcPr>
+          <w:p>
+            <w:pPr>
+              <w:rPr>
+                <w:sz w:val="16"/>
+                <w:szCs w:val="16"/>
+              </w:rPr>
+            </w:pPr>
+            <w:r>
+              <w:rPr>
+                <w:sz w:val="16"/>
+                <w:szCs w:val="16"/>
+              </w:rPr>
+              <w:t>улица</w:t>
+            </w:r>
+          </w:p>
+        </w:tc>
+        <w:tc>
+          <w:tcPr>
+            <w:tcW w:w="2831" w:type="dxa"/>
+            <w:gridSpan w:val="7"/>
+            <w:tcBorders>
+              <w:top w:val="nil"/>
+              <w:left w:val="nil"/>
+              <w:bottom w:val="single" w:sz="4" w:space="0" w:color="auto"/>
+              <w:right w:val="nil"/>
+            </w:tcBorders>
+            <w:vAlign w:val="bottom"/>
+          </w:tcPr>
+          <w:p>
+            <w:pPr>
+              <w:rPr>
+                <w:sz w:val="16"/>
+                <w:szCs w:val="16"/>
+              </w:rPr>
+            </w:pPr>
+            <w:proofErr w:type="gramStart"/>
+            <w:r>
+              <w:rPr>
+                <w:sz w:val="16"/>
+                <w:szCs w:val="16"/>
+                <w:lang w:val="en-US"/>
+              </w:rPr>
+              <w:t xml:space="preserve">{{ </w:t>
+            </w:r>
+            <w:proofErr w:type="spellStart"/>
+            <w:r>
+              <w:rPr>
+                <w:sz w:val="16"/>
+                <w:szCs w:val="16"/>
+              </w:rPr>
+              <w:t>street</w:t>
+            </w:r>
+            <w:proofErr w:type="spellEnd"/>
+            <w:proofErr w:type="gramEnd"/>
+            <w:r>
+              <w:rPr>
+                <w:sz w:val="16"/>
+                <w:szCs w:val="16"/>
+              </w:rPr>
+              <w:t xml:space="preserve"> </w:t>
+            </w:r>
+            <w:r>
+              <w:rPr>
+                <w:sz w:val="16"/>
+                <w:szCs w:val="16"/>
+                <w:lang w:val="en-US"/>
+              </w:rPr>
+              <w:t>}}</w:t>
+            </w:r>
+          </w:p>
+        </w:tc>
+        <w:tc>
+          <w:tcPr>
+            <w:tcW w:w="589" w:type="dxa"/>
+            <w:gridSpan w:val="4"/>
+            <w:tcBorders>
+              <w:top w:val="nil"/>
+              <w:left w:val="nil"/>
+              <w:bottom w:val="nil"/>
+              <w:right w:val="nil"/>
+            </w:tcBorders>
+            <w:vAlign w:val="bottom"/>
+          </w:tcPr>
+          <w:p>
+            <w:pPr>
+              <w:rPr>
+                <w:sz w:val="16"/>
+                <w:szCs w:val="16"/>
+              </w:rPr>
+            </w:pPr>
+            <w:r>
+              <w:rPr>
+                <w:sz w:val="16"/>
+                <w:szCs w:val="16"/>
+              </w:rPr>
+              <w:t>дом</w:t>
+            </w:r>
+          </w:p>
+        </w:tc>
+        <w:tc>
+          <w:tcPr>
+            <w:tcW w:w="971" w:type="dxa"/>
+            <w:gridSpan w:val="7"/>
+            <w:tcBorders>
+              <w:top w:val="nil"/>
+              <w:left w:val="nil"/>
+              <w:bottom w:val="single" w:sz="4" w:space="0" w:color="auto"/>
+              <w:right w:val="nil"/>
+            </w:tcBorders>
+            <w:vAlign w:val="bottom"/>
+          </w:tcPr>
+          <w:p>
+            <w:pPr>
+              <w:rPr>
+                <w:sz w:val="16"/>
+                <w:szCs w:val="16"/>
+              </w:rPr>
+            </w:pPr>
+            <w:proofErr w:type="gramStart"/>
+            <w:r>
+              <w:rPr>
+                <w:sz w:val="16"/>
+                <w:szCs w:val="16"/>
+                <w:lang w:val="en-US"/>
+              </w:rPr>
+              <w:t xml:space="preserve">{{ </w:t>
+            </w:r>
+            <w:proofErr w:type="spellStart"/>
+            <w:r>
+              <w:rPr>
+                <w:sz w:val="16"/>
+                <w:szCs w:val="16"/>
+              </w:rPr>
+              <w:t>home</w:t>
+            </w:r>
+            <w:proofErr w:type="spellEnd"/>
+            <w:proofErr w:type="gramEnd"/>
+            <w:r>
+              <w:rPr>
+                <w:sz w:val="16"/>
+                <w:szCs w:val="16"/>
+              </w:rPr>
+              <w:t xml:space="preserve"> </w:t>
+            </w:r>
+            <w:r>
+              <w:rPr>
+                <w:sz w:val="16"/>
+                <w:szCs w:val="16"/>
+                <w:lang w:val="en-US"/>
+              </w:rPr>
+              <w:t>}}</w:t>
+            </w:r>
+          </w:p>
+        </w:tc>
+        <w:tc>
+          <w:tcPr>
+            <w:tcW w:w="1423" w:type="dxa"/>
+            <w:gridSpan w:val="4"/>
+            <w:tcBorders>
+              <w:top w:val="nil"/>
+              <w:left w:val="nil"/>
+              <w:bottom w:val="nil"/>
+              <w:right w:val="nil"/>
+            </w:tcBorders>
+            <w:vAlign w:val="bottom"/>
+          </w:tcPr>
+          <w:p>
+            <w:pPr>
+              <w:rPr>
+                <w:sz w:val="16"/>
+                <w:szCs w:val="16"/>
+              </w:rPr>
+            </w:pPr>
+            <w:r>
+              <w:rPr>
+                <w:sz w:val="16"/>
+                <w:szCs w:val="16"/>
+              </w:rPr>
+              <w:t>строение/корпус</w:t>
+            </w:r>
+          </w:p>
+        </w:tc>
+        <w:tc>
+          <w:tcPr>
+            <w:tcW w:w="1745" w:type="dxa"/>
+            <w:gridSpan w:val="5"/>
+            <w:tcBorders>
+              <w:top w:val="nil"/>
+              <w:left w:val="nil"/>
+              <w:bottom w:val="single" w:sz="4" w:space="0" w:color="auto"/>
+              <w:right w:val="nil"/>
+            </w:tcBorders>
+            <w:vAlign w:val="bottom"/>
+          </w:tcPr>
+          <w:p>
+            <w:pPr>
+              <w:rPr>
+                <w:sz w:val="16"/>
+                <w:szCs w:val="16"/>
+              </w:rPr>
+            </w:pPr>
+            <w:proofErr w:type="gramStart"/>
+            <w:r>
+              <w:rPr>
+                <w:sz w:val="16"/>
+                <w:szCs w:val="16"/>
+                <w:lang w:val="en-US"/>
+              </w:rPr>
+              <w:t xml:space="preserve">{{ </w:t>
+            </w:r>
+            <w:proofErr w:type="spellStart"/>
+            <w:r>
+              <w:rPr>
+                <w:sz w:val="16"/>
+                <w:szCs w:val="16"/>
+              </w:rPr>
+              <w:t>building</w:t>
+            </w:r>
+            <w:proofErr w:type="spellEnd"/>
+            <w:proofErr w:type="gramEnd"/>
+            <w:r>
+              <w:rPr>
+                <w:sz w:val="16"/>
+                <w:szCs w:val="16"/>
+              </w:rPr>
+              <w:t xml:space="preserve"> </w:t>
+            </w:r>
+            <w:r>
+              <w:rPr>
+                <w:sz w:val="16"/>
+                <w:szCs w:val="16"/>
+                <w:lang w:val="en-US"/>
+              </w:rPr>
+              <w:t>}}</w:t>
+            </w:r>
+          </w:p>
+        </w:tc>
+        <w:tc>
+          <w:tcPr>
+            <w:tcW w:w="949" w:type="dxa"/>
+            <w:gridSpan w:val="4"/>
+            <w:tcBorders>
+              <w:top w:val="nil"/>
+              <w:left w:val="nil"/>
+              <w:bottom w:val="nil"/>
+              <w:right w:val="nil"/>
+            </w:tcBorders>
+            <w:vAlign w:val="bottom"/>
+          </w:tcPr>
+          <w:p>
+            <w:pPr>
+              <w:rPr>
+                <w:sz w:val="16"/>
+                <w:szCs w:val="16"/>
+              </w:rPr>
+            </w:pPr>
+            <w:r>
+              <w:rPr>
+                <w:sz w:val="16"/>
+                <w:szCs w:val="16"/>
+              </w:rPr>
+              <w:t>квартира</w:t>
+            </w:r>
+          </w:p>
+        </w:tc>
+        <w:tc>
+          <w:tcPr>
+            <w:tcW w:w="1808" w:type="dxa"/>
+            <w:gridSpan w:val="2"/>
+            <w:tcBorders>
+              <w:top w:val="nil"/>
+              <w:left w:val="nil"/>
+              <w:bottom w:val="single" w:sz="4" w:space="0" w:color="auto"/>
+              <w:right w:val="nil"/>
+            </w:tcBorders>
+            <w:vAlign w:val="bottom"/>
+          </w:tcPr>
+          <w:p>
+            <w:pPr>
+              <w:rPr>
+                <w:sz w:val="16"/>
+                <w:szCs w:val="16"/>
+              </w:rPr>
+            </w:pPr>
+            <w:proofErr w:type="gramStart"/>
+            <w:r>
+              <w:rPr>
+                <w:sz w:val="16"/>
+                <w:szCs w:val="16"/>
+                <w:lang w:val="en-US"/>
+              </w:rPr>
+              <w:t xml:space="preserve">{{ </w:t>
+            </w:r>
+            <w:proofErr w:type="spellStart"/>
+            <w:r>
+              <w:rPr>
+                <w:sz w:val="16"/>
+                <w:szCs w:val="16"/>
+              </w:rPr>
+              <w:t>apartment</w:t>
+            </w:r>
+            <w:proofErr w:type="spellEnd"/>
+            <w:proofErr w:type="gramEnd"/>
+            <w:r>
+              <w:rPr>
+                <w:sz w:val="16"/>
+                <w:szCs w:val="16"/>
+                <w:lang w:val="en-US"/>
+              </w:rPr>
+              <w:t xml:space="preserve"> }}</w:t>
+            </w:r>
+          </w:p>
+        </w:tc>
+      </w:tr>
+      <w:tr>
+        <w:trPr>
+          <w:gridAfter w:val="1"/>
+          <w:wAfter w:w="34" w:type="dxa"/>
+        </w:trPr>
+        <w:tc>
+          <w:tcPr>
+            <w:tcW w:w="4813" w:type="dxa"/>
+            <w:gridSpan w:val="16"/>
+            <w:tcBorders>
+              <w:top w:val="nil"/>
+              <w:left w:val="nil"/>
+              <w:bottom w:val="nil"/>
+              <w:right w:val="nil"/>
+            </w:tcBorders>
+            <w:vAlign w:val="bottom"/>
+          </w:tcPr>
+          <w:p>
+            <w:pPr>
+              <w:rPr>
+                <w:sz w:val="16"/>
+                <w:szCs w:val="16"/>
+              </w:rPr>
+            </w:pPr>
+            <w:r>
+              <w:rPr>
+                <w:sz w:val="16"/>
+                <w:szCs w:val="16"/>
+              </w:rPr>
+              <w:t>Местность: городская — 1, сельская — 2</w:t>
+            </w:r>
+          </w:p>
+        </w:tc>
+        <w:tc>
+          <w:tcPr>
+            <w:tcW w:w="6210" w:type="dxa"/>
+            <w:gridSpan w:val="18"/>
+            <w:tcBorders>
+              <w:top w:val="nil"/>
+              <w:left w:val="nil"/>
+              <w:bottom w:val="single" w:sz="4" w:space="0" w:color="auto"/>
+              <w:right w:val="nil"/>
+            </w:tcBorders>
+            <w:vAlign w:val="bottom"/>
+          </w:tcPr>
+          <w:p>
+            <w:pPr>
+              <w:rPr>
+                <w:sz w:val="16"/>
+                <w:szCs w:val="16"/>
+                <w:lang w:val="en-US"/>
+              </w:rPr>
+            </w:pPr>
+          </w:p>
+        </w:tc>
+      </w:tr>
+      <w:tr>
+        <w:trPr>
+          <w:gridAfter w:val="1"/>
+          <w:wAfter w:w="34" w:type="dxa"/>
+        </w:trPr>
+        <w:tc>
+          <w:tcPr>
+            <w:tcW w:w="4106" w:type="dxa"/>
+            <w:gridSpan w:val="11"/>
+            <w:tcBorders>
+              <w:top w:val="nil"/>
+              <w:left w:val="nil"/>
+              <w:bottom w:val="nil"/>
+              <w:right w:val="nil"/>
+            </w:tcBorders>
+            <w:vAlign w:val="bottom"/>
+          </w:tcPr>
+          <w:p>
+            <w:pPr>
+              <w:rPr>
+                <w:sz w:val="16"/>
+                <w:szCs w:val="16"/>
+                <w:lang w:val="en-US"/>
+              </w:rPr>
+            </w:pPr>
+            <w:r>
+              <w:rPr>
+                <w:sz w:val="16"/>
+                <w:szCs w:val="16"/>
+              </w:rPr>
+              <w:t>Полис обязательного медицинского страхования:</w:t>
+            </w:r>
+          </w:p>
+        </w:tc>
+        <w:tc>
+          <w:tcPr>
+            <w:tcW w:w="6917" w:type="dxa"/>
+            <w:gridSpan w:val="23"/>
+            <w:tcBorders>
+              <w:top w:val="nil"/>
+              <w:left w:val="nil"/>
+              <w:bottom w:val="single" w:sz="4" w:space="0" w:color="auto"/>
+              <w:right w:val="nil"/>
+            </w:tcBorders>
+            <w:vAlign w:val="bottom"/>
+          </w:tcPr>
+          <w:p>
+            <w:pPr>
+              <w:rPr>
+                <w:sz w:val="16"/>
+                <w:szCs w:val="16"/>
+                <w:lang w:val="en-US"/>
+              </w:rPr>
+            </w:pPr>
+            <w:proofErr w:type="gramStart"/>
+            <w:r>
+              <w:rPr>
+                <w:sz w:val="16"/>
+                <w:szCs w:val="16"/>
+                <w:lang w:val="en-US"/>
+              </w:rPr>
+              <w:t xml:space="preserve">{{ </w:t>
+            </w:r>
+            <w:proofErr w:type="spellStart"/>
+            <w:r>
+              <w:rPr>
+                <w:sz w:val="16"/>
+                <w:szCs w:val="16"/>
+                <w:lang w:val="en-US"/>
+              </w:rPr>
+              <w:t>polis</w:t>
+            </w:r>
+            <w:proofErr w:type="gramEnd"/>
+            <w:r>
+              <w:rPr>
+                <w:sz w:val="16"/>
+                <w:szCs w:val="16"/>
+                <w:lang w:val="en-US"/>
+              </w:rPr>
+              <w:t>_oms</w:t>
+            </w:r>
+            <w:proofErr w:type="spellEnd"/>
+            <w:r>
+              <w:rPr>
+                <w:sz w:val="16"/>
+                <w:szCs w:val="16"/>
+                <w:lang w:val="en-US"/>
+              </w:rPr>
+              <w:t xml:space="preserve"> }}</w:t>
+            </w:r>
+          </w:p>
+        </w:tc>
+      </w:tr>
+      <w:tr>
+        <w:trPr>
+          <w:gridAfter w:val="1"/>
+          <w:wAfter w:w="34" w:type="dxa"/>
+        </w:trPr>
+        <w:tc>
+          <w:tcPr>
+            <w:tcW w:w="4957" w:type="dxa"/>
+            <w:gridSpan w:val="18"/>
+            <w:tcBorders>
+              <w:top w:val="nil"/>
+              <w:left w:val="nil"/>
+              <w:bottom w:val="nil"/>
+              <w:right w:val="nil"/>
+            </w:tcBorders>
+            <w:vAlign w:val="bottom"/>
+          </w:tcPr>
+          <w:p>
+            <w:pPr>
+              <w:rPr>
+                <w:sz w:val="16"/>
+                <w:szCs w:val="16"/>
+              </w:rPr>
+            </w:pPr>
+            <w:r>
+              <w:rPr>
+                <w:sz w:val="16"/>
+                <w:szCs w:val="16"/>
+              </w:rPr>
+              <w:t>дата выдачи полиса обязательного медицинского страхования: число</w:t>
+            </w:r>
+          </w:p>
+        </w:tc>
+        <w:tc>
+          <w:tcPr>
+            <w:tcW w:w="1137" w:type="dxa"/>
+            <w:gridSpan w:val="3"/>
+            <w:tcBorders>
+              <w:top w:val="nil"/>
+              <w:left w:val="nil"/>
+              <w:bottom w:val="single" w:sz="4" w:space="0" w:color="auto"/>
+              <w:right w:val="nil"/>
+            </w:tcBorders>
+            <w:vAlign w:val="bottom"/>
+          </w:tcPr>
+          <w:p>
+            <w:pPr>
+              <w:rPr>
+                <w:sz w:val="16"/>
+                <w:szCs w:val="16"/>
+              </w:rPr>
+            </w:pPr>
+          </w:p>
+        </w:tc>
+        <w:tc>
+          <w:tcPr>
+            <w:tcW w:w="711" w:type="dxa"/>
+            <w:gridSpan w:val="3"/>
+            <w:tcBorders>
+              <w:top w:val="nil"/>
+              <w:left w:val="nil"/>
+              <w:bottom w:val="nil"/>
+              <w:right w:val="nil"/>
+            </w:tcBorders>
+            <w:vAlign w:val="bottom"/>
+          </w:tcPr>
+          <w:p>
+            <w:pPr>
+              <w:rPr>
+                <w:sz w:val="16"/>
+                <w:szCs w:val="16"/>
+              </w:rPr>
+            </w:pPr>
+            <w:r>
+              <w:rPr>
+                <w:sz w:val="16"/>
+                <w:szCs w:val="16"/>
+              </w:rPr>
+              <w:t>месяц</w:t>
+            </w:r>
+          </w:p>
+        </w:tc>
+        <w:tc>
+          <w:tcPr>
+            <w:tcW w:w="1559" w:type="dxa"/>
+            <w:gridSpan w:val="5"/>
+            <w:tcBorders>
+              <w:top w:val="nil"/>
+              <w:left w:val="nil"/>
+              <w:bottom w:val="single" w:sz="4" w:space="0" w:color="auto"/>
+              <w:right w:val="nil"/>
+            </w:tcBorders>
+            <w:vAlign w:val="bottom"/>
+          </w:tcPr>
+          <w:p>
+            <w:pPr>
+              <w:rPr>
+                <w:sz w:val="16"/>
+                <w:szCs w:val="16"/>
+              </w:rPr>
+            </w:pPr>
+          </w:p>
+        </w:tc>
+        <w:tc>
+          <w:tcPr>
+            <w:tcW w:w="567" w:type="dxa"/>
+            <w:gridSpan w:val="2"/>
+            <w:tcBorders>
+              <w:top w:val="nil"/>
+              <w:left w:val="nil"/>
+              <w:bottom w:val="nil"/>
+              <w:right w:val="nil"/>
+            </w:tcBorders>
+            <w:vAlign w:val="bottom"/>
+          </w:tcPr>
+          <w:p>
+            <w:pPr>
+              <w:rPr>
+                <w:sz w:val="16"/>
+                <w:szCs w:val="16"/>
+              </w:rPr>
+            </w:pPr>
+            <w:r>
+              <w:rPr>
+                <w:sz w:val="16"/>
+                <w:szCs w:val="16"/>
+              </w:rPr>
+              <w:t>год</w:t>
+            </w:r>
+          </w:p>
+        </w:tc>
+        <w:tc>
+          <w:tcPr>
+            <w:tcW w:w="2092" w:type="dxa"/>
+            <w:gridSpan w:val="3"/>
+            <w:tcBorders>
+              <w:top w:val="nil"/>
+              <w:left w:val="nil"/>
+              <w:bottom w:val="single" w:sz="4" w:space="0" w:color="auto"/>
+              <w:right w:val="nil"/>
+            </w:tcBorders>
+            <w:vAlign w:val="bottom"/>
+          </w:tcPr>
+          <w:p>
+            <w:pPr>
+              <w:rPr>
+                <w:sz w:val="16"/>
+                <w:szCs w:val="16"/>
+              </w:rPr>
+            </w:pPr>
+          </w:p>
+        </w:tc>
+      </w:tr>
+      <w:tr>
+        <w:trPr>
+          <w:gridAfter w:val="1"/>
+          <w:wAfter w:w="34" w:type="dxa"/>
+        </w:trPr>
+        <w:tc>
+          <w:tcPr>
+            <w:tcW w:w="8789" w:type="dxa"/>
+            <w:gridSpan w:val="30"/>
+            <w:tcBorders>
+              <w:top w:val="nil"/>
+              <w:left w:val="nil"/>
+              <w:bottom w:val="nil"/>
+              <w:right w:val="nil"/>
+            </w:tcBorders>
+            <w:vAlign w:val="bottom"/>
+          </w:tcPr>
+          <w:p>
+            <w:pPr>
+              <w:rPr>
+                <w:sz w:val="16"/>
+                <w:szCs w:val="16"/>
+              </w:rPr>
+            </w:pPr>
+            <w:r>
+              <w:rPr>
+                <w:sz w:val="16"/>
+                <w:szCs w:val="16"/>
+              </w:rPr>
+              <w:t>данные о страховой медицинской организации, выбранной застрахованным лицом или определенной застрахованному</w:t>
+            </w:r>
+            <w:r>
+              <w:rPr>
+                <w:sz w:val="16"/>
+                <w:szCs w:val="16"/>
+              </w:rPr>
+              <w:t xml:space="preserve"> </w:t>
+            </w:r>
+            <w:r>
+              <w:rPr>
+                <w:sz w:val="16"/>
+                <w:szCs w:val="16"/>
+              </w:rPr>
+              <w:t>лицу</w:t>
+            </w:r>
+          </w:p>
+        </w:tc>
+        <w:tc>
+          <w:tcPr>
+            <w:tcW w:w="2234" w:type="dxa"/>
+            <w:gridSpan w:val="4"/>
+            <w:tcBorders>
+              <w:top w:val="nil"/>
+              <w:left w:val="nil"/>
+              <w:bottom w:val="single" w:sz="4" w:space="0" w:color="auto"/>
+              <w:right w:val="nil"/>
+            </w:tcBorders>
+            <w:vAlign w:val="bottom"/>
+          </w:tcPr>
+          <w:p>
+            <w:pPr>
+              <w:rPr>
+                <w:sz w:val="16"/>
+                <w:szCs w:val="16"/>
+              </w:rPr>
+            </w:pPr>
+          </w:p>
+        </w:tc>
+      </w:tr>
+      <w:tr>
+        <w:tc>
+          <w:tcPr>
+            <w:tcW w:w="11057" w:type="dxa"/>
+            <w:gridSpan w:val="35"/>
+            <w:tcBorders>
+              <w:top w:val="nil"/>
+              <w:left w:val="nil"/>
+              <w:bottom w:val="nil"/>
+              <w:right w:val="nil"/>
+            </w:tcBorders>
+            <w:vAlign w:val="bottom"/>
+          </w:tcPr>
+          <w:p>
+            <w:pPr>
+              <w:ind w:right="-248"/>
+              <w:rPr>
+                <w:sz w:val="16"/>
+                <w:szCs w:val="16"/>
+              </w:rPr>
+            </w:pPr>
+            <w:r>
+              <w:rPr>
+                <w:sz w:val="16"/>
+                <w:szCs w:val="16"/>
+              </w:rPr>
+              <w:t>________________________________________________________________________________________________________________________________________</w:t>
+            </w:r>
+          </w:p>
+        </w:tc>
+      </w:tr>
+      <w:tr>
+        <w:trPr>
+          <w:gridAfter w:val="1"/>
+          <w:wAfter w:w="34" w:type="dxa"/>
+        </w:trPr>
+        <w:tc>
+          <w:tcPr>
+            <w:tcW w:w="3828" w:type="dxa"/>
+            <w:gridSpan w:val="9"/>
+            <w:tcBorders>
+              <w:top w:val="nil"/>
+              <w:left w:val="nil"/>
+              <w:bottom w:val="nil"/>
+              <w:right w:val="nil"/>
+            </w:tcBorders>
+            <w:vAlign w:val="bottom"/>
+          </w:tcPr>
+          <w:p>
+            <w:pPr>
+              <w:rPr>
+                <w:sz w:val="16"/>
+                <w:szCs w:val="16"/>
+              </w:rPr>
+            </w:pPr>
+            <w:r>
+              <w:rPr>
+                <w:sz w:val="16"/>
+                <w:szCs w:val="16"/>
+              </w:rPr>
+              <w:t>Страховой номер индивидуального лицевого счёта:</w:t>
+            </w:r>
+          </w:p>
+        </w:tc>
+        <w:tc>
+          <w:tcPr>
+            <w:tcW w:w="7195" w:type="dxa"/>
+            <w:gridSpan w:val="25"/>
+            <w:tcBorders>
+              <w:top w:val="nil"/>
+              <w:left w:val="nil"/>
+              <w:bottom w:val="single" w:sz="4" w:space="0" w:color="auto"/>
+              <w:right w:val="nil"/>
+            </w:tcBorders>
+            <w:vAlign w:val="bottom"/>
+          </w:tcPr>
+          <w:p>
+            <w:pPr>
+              <w:rPr>
+                <w:sz w:val="16"/>
+                <w:szCs w:val="16"/>
+              </w:rPr>
+            </w:pPr>
+          </w:p>
+        </w:tc>
+      </w:tr>
+      <w:tr>
+        <w:trPr>
+          <w:gridAfter w:val="1"/>
+          <w:wAfter w:w="34" w:type="dxa"/>
+        </w:trPr>
+        <w:tc>
+          <w:tcPr>
+            <w:tcW w:w="2552" w:type="dxa"/>
+            <w:gridSpan w:val="5"/>
+            <w:tcBorders>
+              <w:top w:val="nil"/>
+              <w:left w:val="nil"/>
+              <w:bottom w:val="nil"/>
+              <w:right w:val="nil"/>
+            </w:tcBorders>
+            <w:vAlign w:val="bottom"/>
+          </w:tcPr>
+          <w:p>
+            <w:pPr>
+              <w:rPr>
+                <w:sz w:val="16"/>
+                <w:szCs w:val="16"/>
+              </w:rPr>
+            </w:pPr>
+            <w:r>
+              <w:rPr>
+                <w:sz w:val="16"/>
+                <w:szCs w:val="16"/>
+              </w:rPr>
+              <w:t>Код меры социальной поддержки</w:t>
+            </w:r>
+          </w:p>
+        </w:tc>
+        <w:tc>
+          <w:tcPr>
+            <w:tcW w:w="8471" w:type="dxa"/>
+            <w:gridSpan w:val="29"/>
+            <w:tcBorders>
+              <w:top w:val="nil"/>
+              <w:left w:val="nil"/>
+              <w:bottom w:val="single" w:sz="4" w:space="0" w:color="auto"/>
+              <w:right w:val="nil"/>
+            </w:tcBorders>
+            <w:vAlign w:val="bottom"/>
+          </w:tcPr>
+          <w:p>
+            <w:pPr>
+              <w:rPr>
+                <w:sz w:val="16"/>
+                <w:szCs w:val="16"/>
+              </w:rPr>
+            </w:pPr>
+          </w:p>
+        </w:tc>
+      </w:tr>
+      <w:tr>
+        <w:trPr>
+          <w:gridAfter w:val="1"/>
+          <w:wAfter w:w="34" w:type="dxa"/>
+        </w:trPr>
+        <w:tc>
+          <w:tcPr>
+            <w:tcW w:w="6805" w:type="dxa"/>
+            <w:gridSpan w:val="24"/>
+            <w:tcBorders>
+              <w:top w:val="nil"/>
+              <w:left w:val="nil"/>
+              <w:bottom w:val="nil"/>
+              <w:right w:val="nil"/>
+            </w:tcBorders>
+            <w:vAlign w:val="bottom"/>
+          </w:tcPr>
+          <w:p>
+            <w:pPr>
+              <w:autoSpaceDE w:val="0"/>
+              <w:autoSpaceDN w:val="0"/>
+              <w:adjustRightInd w:val="0"/>
+              <w:rPr>
+                <w:sz w:val="16"/>
+                <w:szCs w:val="16"/>
+              </w:rPr>
+            </w:pPr>
+            <w:r>
+              <w:rPr>
+                <w:sz w:val="16"/>
+                <w:szCs w:val="16"/>
+              </w:rPr>
+              <w:t>Сведения о лице, которому может быть передана информация о состоянии здоровья пациента:</w:t>
+            </w:r>
+          </w:p>
+          <w:p>
+            <w:pPr>
+              <w:autoSpaceDE w:val="0"/>
+              <w:autoSpaceDN w:val="0"/>
+              <w:adjustRightInd w:val="0"/>
+              <w:rPr>
+                <w:sz w:val="16"/>
+                <w:szCs w:val="16"/>
+              </w:rPr>
+            </w:pPr>
+            <w:r>
+              <w:rPr>
+                <w:sz w:val="16"/>
+                <w:szCs w:val="16"/>
+              </w:rPr>
+              <w:t>фамилия, имя, отчество (при наличии), номер контактного телефона</w:t>
+            </w:r>
+          </w:p>
+        </w:tc>
+        <w:tc>
+          <w:tcPr>
+            <w:tcW w:w="4218" w:type="dxa"/>
+            <w:gridSpan w:val="10"/>
+            <w:tcBorders>
+              <w:top w:val="nil"/>
+              <w:left w:val="nil"/>
+              <w:bottom w:val="single" w:sz="4" w:space="0" w:color="auto"/>
+              <w:right w:val="nil"/>
+            </w:tcBorders>
+            <w:vAlign w:val="bottom"/>
+          </w:tcPr>
+          <w:p>
+            <w:pPr>
+              <w:autoSpaceDE w:val="0"/>
+              <w:autoSpaceDN w:val="0"/>
+              <w:adjustRightInd w:val="0"/>
+              <w:rPr>
+                <w:sz w:val="16"/>
+                <w:szCs w:val="16"/>
+              </w:rPr>
+            </w:pPr>
+          </w:p>
+        </w:tc>
+      </w:tr>
+      <w:tr>
+        <w:trPr>
+          <w:gridAfter w:val="1"/>
+          <w:wAfter w:w="34" w:type="dxa"/>
+        </w:trPr>
+        <w:tc>
+          <w:tcPr>
+            <w:tcW w:w="10348" w:type="dxa"/>
+            <w:gridSpan w:val="33"/>
+            <w:tcBorders>
+              <w:top w:val="nil"/>
+              <w:left w:val="nil"/>
+              <w:bottom w:val="nil"/>
+              <w:right w:val="nil"/>
+            </w:tcBorders>
+            <w:vAlign w:val="bottom"/>
+          </w:tcPr>
+          <w:p>
+            <w:pPr>
+              <w:rPr>
+                <w:sz w:val="16"/>
+                <w:szCs w:val="16"/>
+              </w:rPr>
+            </w:pPr>
+            <w:r>
+              <w:rPr>
+                <w:sz w:val="16"/>
+                <w:szCs w:val="16"/>
+              </w:rPr>
+              <w:t xml:space="preserve">Занятость: работает — 1, проходит военную и приравненную к ней службу — 2; пенсионер — 3, обучающийся — 4, не работает — </w:t>
+            </w:r>
+            <w:proofErr w:type="gramStart"/>
+            <w:r>
+              <w:rPr>
+                <w:sz w:val="16"/>
+                <w:szCs w:val="16"/>
+              </w:rPr>
+              <w:t xml:space="preserve">5, </w:t>
+            </w:r>
+            <w:r>
+              <w:rPr>
+                <w:sz w:val="16"/>
+                <w:szCs w:val="16"/>
+              </w:rPr>
+              <w:t xml:space="preserve"> </w:t>
+            </w:r>
+            <w:r>
+              <w:rPr>
+                <w:sz w:val="16"/>
+                <w:szCs w:val="16"/>
+              </w:rPr>
+              <w:t>прочее</w:t>
+            </w:r>
+            <w:proofErr w:type="gramEnd"/>
+            <w:r>
+              <w:rPr>
+                <w:sz w:val="16"/>
+                <w:szCs w:val="16"/>
+              </w:rPr>
+              <w:t xml:space="preserve"> — 6</w:t>
+            </w:r>
+            <w:r>
+              <w:rPr>
+                <w:sz w:val="16"/>
+                <w:szCs w:val="16"/>
+              </w:rPr>
+              <w:t xml:space="preserve"> </w:t>
+            </w:r>
+          </w:p>
+        </w:tc>
+        <w:tc>
+          <w:tcPr>
+            <w:tcW w:w="675" w:type="dxa"/>
+            <w:tcBorders>
+              <w:top w:val="nil"/>
+              <w:left w:val="nil"/>
+              <w:bottom w:val="single" w:sz="4" w:space="0" w:color="auto"/>
+              <w:right w:val="nil"/>
+            </w:tcBorders>
+            <w:vAlign w:val="bottom"/>
+          </w:tcPr>
+          <w:p>
+            <w:pPr>
+              <w:rPr>
+                <w:sz w:val="16"/>
+                <w:szCs w:val="16"/>
+              </w:rPr>
+            </w:pPr>
+          </w:p>
+        </w:tc>
+      </w:tr>
+      <w:tr>
+        <w:trPr>
+          <w:gridAfter w:val="1"/>
+          <w:wAfter w:w="34" w:type="dxa"/>
+        </w:trPr>
+        <w:tc>
+          <w:tcPr>
+            <w:tcW w:w="1843" w:type="dxa"/>
+            <w:gridSpan w:val="3"/>
+            <w:tcBorders>
+              <w:top w:val="nil"/>
+              <w:left w:val="nil"/>
+              <w:bottom w:val="nil"/>
+              <w:right w:val="nil"/>
+            </w:tcBorders>
+            <w:vAlign w:val="bottom"/>
+          </w:tcPr>
+          <w:p>
+            <w:pPr>
+              <w:rPr>
+                <w:sz w:val="16"/>
+                <w:szCs w:val="16"/>
+              </w:rPr>
+            </w:pPr>
+            <w:r>
+              <w:rPr>
+                <w:sz w:val="16"/>
+                <w:szCs w:val="16"/>
+              </w:rPr>
+              <w:t>Группа инвалидности</w:t>
+            </w:r>
+          </w:p>
+        </w:tc>
+        <w:tc>
+          <w:tcPr>
+            <w:tcW w:w="9180" w:type="dxa"/>
+            <w:gridSpan w:val="31"/>
+            <w:tcBorders>
+              <w:top w:val="nil"/>
+              <w:left w:val="nil"/>
+              <w:bottom w:val="single" w:sz="4" w:space="0" w:color="auto"/>
+              <w:right w:val="nil"/>
+            </w:tcBorders>
+            <w:vAlign w:val="bottom"/>
+          </w:tcPr>
+          <w:p>
+            <w:pPr>
+              <w:rPr>
+                <w:sz w:val="16"/>
+                <w:szCs w:val="16"/>
+              </w:rPr>
+            </w:pPr>
+          </w:p>
+        </w:tc>
+      </w:tr>
+      <w:tr>
+        <w:trPr>
+          <w:gridAfter w:val="1"/>
+          <w:wAfter w:w="34" w:type="dxa"/>
+        </w:trPr>
+        <w:tc>
+          <w:tcPr>
+            <w:tcW w:w="1843" w:type="dxa"/>
+            <w:gridSpan w:val="3"/>
+            <w:tcBorders>
+              <w:top w:val="nil"/>
+              <w:left w:val="nil"/>
+              <w:bottom w:val="nil"/>
+              <w:right w:val="nil"/>
+            </w:tcBorders>
+            <w:vAlign w:val="bottom"/>
+          </w:tcPr>
+          <w:p>
+            <w:pPr>
+              <w:rPr>
+                <w:sz w:val="16"/>
+                <w:szCs w:val="16"/>
+              </w:rPr>
+            </w:pPr>
+            <w:r>
+              <w:rPr>
+                <w:sz w:val="16"/>
+                <w:szCs w:val="16"/>
+              </w:rPr>
+              <w:t>Место работы, учебы</w:t>
+            </w:r>
+          </w:p>
+        </w:tc>
+        <w:tc>
+          <w:tcPr>
+            <w:tcW w:w="9180" w:type="dxa"/>
+            <w:gridSpan w:val="31"/>
+            <w:tcBorders>
+              <w:top w:val="single" w:sz="4" w:space="0" w:color="auto"/>
+              <w:left w:val="nil"/>
+              <w:bottom w:val="single" w:sz="4" w:space="0" w:color="auto"/>
+              <w:right w:val="nil"/>
+            </w:tcBorders>
+            <w:vAlign w:val="bottom"/>
+          </w:tcPr>
+          <w:p>
+            <w:pPr>
+              <w:rPr>
+                <w:sz w:val="16"/>
+                <w:szCs w:val="16"/>
+              </w:rPr>
+            </w:pPr>
+          </w:p>
+        </w:tc>
+      </w:tr>
+      <w:tr>
+        <w:trPr>
+          <w:gridAfter w:val="1"/>
+          <w:wAfter w:w="34" w:type="dxa"/>
+        </w:trPr>
+        <w:tc>
+          <w:tcPr>
+            <w:tcW w:w="11023" w:type="dxa"/>
+            <w:gridSpan w:val="34"/>
+            <w:tcBorders>
+              <w:top w:val="nil"/>
+              <w:left w:val="nil"/>
+              <w:bottom w:val="nil"/>
+              <w:right w:val="nil"/>
+            </w:tcBorders>
+            <w:vAlign w:val="bottom"/>
+          </w:tcPr>
+          <w:p>
+            <w:pPr>
+              <w:autoSpaceDE w:val="0"/>
+              <w:autoSpaceDN w:val="0"/>
+              <w:adjustRightInd w:val="0"/>
+              <w:rPr>
+                <w:sz w:val="16"/>
+                <w:szCs w:val="16"/>
+              </w:rPr>
+            </w:pPr>
+            <w:r>
+              <w:rPr>
+                <w:sz w:val="16"/>
+                <w:szCs w:val="16"/>
+              </w:rPr>
+              <w:t>Признан нуждающимся в оказании паллиативной медицинской помощи: не признан — 1; признан — 2</w:t>
+            </w:r>
+          </w:p>
+        </w:tc>
+      </w:tr>
+      <w:tr>
+        <w:trPr>
+          <w:gridAfter w:val="1"/>
+          <w:wAfter w:w="34" w:type="dxa"/>
+        </w:trPr>
+        <w:tc>
+          <w:tcPr>
+            <w:tcW w:w="4813" w:type="dxa"/>
+            <w:gridSpan w:val="16"/>
+            <w:tcBorders>
+              <w:top w:val="nil"/>
+              <w:left w:val="nil"/>
+              <w:bottom w:val="nil"/>
+              <w:right w:val="nil"/>
+            </w:tcBorders>
+            <w:vAlign w:val="bottom"/>
+          </w:tcPr>
+          <w:p>
+            <w:pPr>
+              <w:rPr>
+                <w:sz w:val="16"/>
+                <w:szCs w:val="16"/>
+              </w:rPr>
+            </w:pPr>
+          </w:p>
+        </w:tc>
+        <w:tc>
+          <w:tcPr>
+            <w:tcW w:w="6210" w:type="dxa"/>
+            <w:gridSpan w:val="18"/>
+            <w:tcBorders>
+              <w:top w:val="nil"/>
+              <w:left w:val="nil"/>
+              <w:bottom w:val="nil"/>
+              <w:right w:val="nil"/>
+            </w:tcBorders>
+            <w:vAlign w:val="bottom"/>
+          </w:tcPr>
+          <w:p>
+            <w:pPr>
+              <w:rPr>
+                <w:sz w:val="16"/>
+                <w:szCs w:val="16"/>
+              </w:rPr>
+            </w:pPr>
           </w:p>
         </w:tc>
       </w:tr>
     </w:tbl>
     <w:p>
-      <w:pPr>
-        <w:rPr>
-          <w:sz w:val="20"/>
-          <w:szCs w:val="20"/>
-        </w:rPr>
-      </w:pPr>
-      <w:r>
-        <w:rPr>
-          <w:sz w:val="20"/>
-          <w:szCs w:val="20"/>
-        </w:rPr>
-        <w:t>Местность: городская — 1, сельская — 2</w:t>
-      </w:r>
-    </w:p>
-    <w:tbl>
-      <w:tblPr>
-        <w:tblStyle w:val="ad"/>
-        <w:tblW w:w="10191" w:type="dxa"/>
-        <w:tblInd w:w="14" w:type="dxa"/>
-        <w:tblBorders>
-          <w:top w:val="none" w:sz="0" w:space="0" w:color="auto"/>
-          <w:left w:val="none" w:sz="0" w:space="0" w:color="auto"/>
-          <w:bottom w:val="none" w:sz="0" w:space="0" w:color="auto"/>
-          <w:right w:val="none" w:sz="0" w:space="0" w:color="auto"/>
-          <w:insideH w:val="none" w:sz="0" w:space="0" w:color="auto"/>
-          <w:insideV w:val="none" w:sz="0" w:space="0" w:color="auto"/>
-        </w:tblBorders>
-        <w:tblLayout w:type="fixed"/>
-        <w:tblCellMar>
-          <w:left w:w="0" w:type="dxa"/>
-          <w:right w:w="0" w:type="dxa"/>
-        </w:tblCellMar>
-        <w:tblLook w:val="04A0" w:firstRow="1" w:lastRow="0" w:firstColumn="1" w:lastColumn="0" w:noHBand="0" w:noVBand="1"/>
-      </w:tblPr>
-      <w:tblGrid>
-        <w:gridCol w:w="644"/>
-        <w:gridCol w:w="42"/>
-        <w:gridCol w:w="3122"/>
-        <w:gridCol w:w="1077"/>
-        <w:gridCol w:w="477"/>
-        <w:gridCol w:w="252"/>
-        <w:gridCol w:w="475"/>
-        <w:gridCol w:w="420"/>
-        <w:gridCol w:w="1176"/>
-        <w:gridCol w:w="784"/>
-        <w:gridCol w:w="896"/>
-        <w:gridCol w:w="826"/>
-      </w:tblGrid>
-      <w:tr>
-        <w:trPr>
-          <w:trHeight w:val="284"/>
-        </w:trPr>
-        <w:tc>
-          <w:tcPr>
-            <w:tcW w:w="6509" w:type="dxa"/>
-            <w:gridSpan w:val="8"/>
-            <w:tcMar>
-              <w:left w:w="0" w:type="dxa"/>
-              <w:right w:w="0" w:type="dxa"/>
-            </w:tcMar>
-            <w:vAlign w:val="bottom"/>
-          </w:tcPr>
-          <w:p>
-            <w:pPr>
-              <w:rPr>
-                <w:sz w:val="20"/>
-                <w:szCs w:val="20"/>
-              </w:rPr>
-            </w:pPr>
-            <w:r>
-              <w:rPr>
-                <w:sz w:val="20"/>
-                <w:szCs w:val="20"/>
-              </w:rPr>
-              <w:t>Регистрация по месту пребывания: субъект Российской Федерации</w:t>
-            </w:r>
-          </w:p>
-        </w:tc>
-        <w:tc>
-          <w:tcPr>
-            <w:tcW w:w="3682" w:type="dxa"/>
-            <w:gridSpan w:val="4"/>
-            <w:tcBorders>
-              <w:bottom w:val="single" w:sz="4" w:space="0" w:color="auto"/>
-            </w:tcBorders>
-            <w:vAlign w:val="bottom"/>
-          </w:tcPr>
-          <w:p>
-            <w:pPr>
-              <w:jc w:val="center"/>
-              <w:rPr>
-                <w:sz w:val="20"/>
-                <w:szCs w:val="20"/>
-              </w:rPr>
-            </w:pPr>
-          </w:p>
-        </w:tc>
-      </w:tr>
-      <w:tr>
-        <w:trPr>
-          <w:trHeight w:val="284"/>
-        </w:trPr>
-        <w:tc>
-          <w:tcPr>
-            <w:tcW w:w="686" w:type="dxa"/>
-            <w:gridSpan w:val="2"/>
-            <w:vAlign w:val="bottom"/>
-          </w:tcPr>
-          <w:p>
-            <w:pPr>
-              <w:rPr>
-                <w:sz w:val="20"/>
-                <w:szCs w:val="20"/>
-              </w:rPr>
-            </w:pPr>
-            <w:r>
-              <w:rPr>
-                <w:sz w:val="20"/>
-                <w:szCs w:val="20"/>
-              </w:rPr>
-              <w:t>район</w:t>
-            </w:r>
-          </w:p>
-        </w:tc>
-        <w:tc>
-          <w:tcPr>
-            <w:tcW w:w="3122" w:type="dxa"/>
-            <w:tcBorders>
-              <w:bottom w:val="single" w:sz="4" w:space="0" w:color="auto"/>
-            </w:tcBorders>
-            <w:vAlign w:val="bottom"/>
-          </w:tcPr>
-          <w:p>
-            <w:pPr>
-              <w:jc w:val="center"/>
-              <w:rPr>
-                <w:sz w:val="20"/>
-                <w:szCs w:val="20"/>
-              </w:rPr>
-            </w:pPr>
-          </w:p>
-        </w:tc>
-        <w:tc>
-          <w:tcPr>
-            <w:tcW w:w="1806" w:type="dxa"/>
-            <w:gridSpan w:val="3"/>
-            <w:vAlign w:val="bottom"/>
-          </w:tcPr>
-          <w:p>
-            <w:pPr>
-              <w:rPr>
-                <w:sz w:val="20"/>
-                <w:szCs w:val="20"/>
-              </w:rPr>
-            </w:pPr>
-            <w:r>
-              <w:rPr>
-                <w:sz w:val="20"/>
-                <w:szCs w:val="20"/>
-              </w:rPr>
-              <w:t xml:space="preserve"> населенный пункт</w:t>
-            </w:r>
-          </w:p>
-        </w:tc>
-        <w:tc>
-          <w:tcPr>
-            <w:tcW w:w="4577" w:type="dxa"/>
-            <w:gridSpan w:val="6"/>
-            <w:tcBorders>
-              <w:bottom w:val="single" w:sz="4" w:space="0" w:color="auto"/>
-            </w:tcBorders>
-            <w:vAlign w:val="bottom"/>
-          </w:tcPr>
-          <w:p>
-            <w:pPr>
-              <w:jc w:val="center"/>
-              <w:rPr>
-                <w:sz w:val="20"/>
-                <w:szCs w:val="20"/>
-              </w:rPr>
-            </w:pPr>
-          </w:p>
-        </w:tc>
-      </w:tr>
-      <w:tr>
-        <w:trPr>
-          <w:trHeight w:val="284"/>
-        </w:trPr>
-        <w:tc>
-          <w:tcPr>
-            <w:tcW w:w="644" w:type="dxa"/>
-            <w:tcMar>
-              <w:left w:w="0" w:type="dxa"/>
-              <w:right w:w="0" w:type="dxa"/>
-            </w:tcMar>
-            <w:vAlign w:val="bottom"/>
-          </w:tcPr>
-          <w:p>
-            <w:pPr>
-              <w:rPr>
-                <w:sz w:val="20"/>
-                <w:szCs w:val="20"/>
-              </w:rPr>
-            </w:pPr>
-            <w:r>
-              <w:rPr>
-                <w:sz w:val="20"/>
-                <w:szCs w:val="20"/>
-              </w:rPr>
-              <w:t>улица</w:t>
-            </w:r>
-          </w:p>
-        </w:tc>
-        <w:tc>
-          <w:tcPr>
-            <w:tcW w:w="4241" w:type="dxa"/>
-            <w:gridSpan w:val="3"/>
-            <w:tcBorders>
-              <w:bottom w:val="single" w:sz="4" w:space="0" w:color="auto"/>
-            </w:tcBorders>
-            <w:vAlign w:val="bottom"/>
-          </w:tcPr>
-          <w:p>
-            <w:pPr>
-              <w:jc w:val="center"/>
-              <w:rPr>
-                <w:sz w:val="20"/>
-                <w:szCs w:val="20"/>
-              </w:rPr>
-            </w:pPr>
-          </w:p>
-        </w:tc>
-        <w:tc>
-          <w:tcPr>
-            <w:tcW w:w="477" w:type="dxa"/>
-            <w:vAlign w:val="bottom"/>
-          </w:tcPr>
-          <w:p>
-            <w:pPr>
-              <w:jc w:val="center"/>
-              <w:rPr>
-                <w:sz w:val="20"/>
-                <w:szCs w:val="20"/>
-              </w:rPr>
-            </w:pPr>
-            <w:r>
-              <w:rPr>
-                <w:sz w:val="20"/>
-                <w:szCs w:val="20"/>
-              </w:rPr>
-              <w:t>дом</w:t>
-            </w:r>
-          </w:p>
-        </w:tc>
-        <w:tc>
-          <w:tcPr>
-            <w:tcW w:w="727" w:type="dxa"/>
-            <w:gridSpan w:val="2"/>
-            <w:tcBorders>
-              <w:bottom w:val="single" w:sz="4" w:space="0" w:color="auto"/>
-            </w:tcBorders>
-            <w:vAlign w:val="bottom"/>
-          </w:tcPr>
-          <w:p>
-            <w:pPr>
-              <w:jc w:val="center"/>
-              <w:rPr>
-                <w:sz w:val="20"/>
-                <w:szCs w:val="20"/>
-              </w:rPr>
-            </w:pPr>
-          </w:p>
-        </w:tc>
-        <w:tc>
-          <w:tcPr>
-            <w:tcW w:w="1596" w:type="dxa"/>
-            <w:gridSpan w:val="2"/>
-            <w:vAlign w:val="bottom"/>
-          </w:tcPr>
-          <w:p>
-            <w:pPr>
-              <w:jc w:val="center"/>
-              <w:rPr>
-                <w:sz w:val="20"/>
-                <w:szCs w:val="20"/>
-              </w:rPr>
-            </w:pPr>
-            <w:r>
-              <w:rPr>
-                <w:sz w:val="20"/>
-                <w:szCs w:val="20"/>
-              </w:rPr>
-              <w:t>строение/корпус</w:t>
-            </w:r>
-          </w:p>
-        </w:tc>
-        <w:tc>
-          <w:tcPr>
-            <w:tcW w:w="784" w:type="dxa"/>
-            <w:tcBorders>
-              <w:bottom w:val="single" w:sz="4" w:space="0" w:color="auto"/>
-            </w:tcBorders>
-            <w:vAlign w:val="bottom"/>
-          </w:tcPr>
-          <w:p>
-            <w:pPr>
-              <w:jc w:val="center"/>
-              <w:rPr>
-                <w:sz w:val="20"/>
-                <w:szCs w:val="20"/>
-              </w:rPr>
-            </w:pPr>
-          </w:p>
-        </w:tc>
-        <w:tc>
-          <w:tcPr>
-            <w:tcW w:w="896" w:type="dxa"/>
-            <w:vAlign w:val="bottom"/>
-          </w:tcPr>
-          <w:p>
-            <w:pPr>
-              <w:jc w:val="center"/>
-              <w:rPr>
-                <w:sz w:val="20"/>
-                <w:szCs w:val="20"/>
-              </w:rPr>
-            </w:pPr>
-            <w:r>
-              <w:rPr>
-                <w:sz w:val="20"/>
-                <w:szCs w:val="20"/>
-              </w:rPr>
-              <w:t>квартира</w:t>
-            </w:r>
-          </w:p>
-        </w:tc>
-        <w:tc>
-          <w:tcPr>
-            <w:tcW w:w="826" w:type="dxa"/>
-            <w:tcBorders>
-              <w:bottom w:val="single" w:sz="4" w:space="0" w:color="auto"/>
-            </w:tcBorders>
-            <w:vAlign w:val="bottom"/>
-          </w:tcPr>
-          <w:p>
-            <w:pPr>
-              <w:jc w:val="center"/>
-              <w:rPr>
-                <w:sz w:val="20"/>
-                <w:szCs w:val="20"/>
-              </w:rPr>
-            </w:pPr>
-          </w:p>
-        </w:tc>
-      </w:tr>
-    </w:tbl>
-    <w:p>
-      <w:pPr>
-        <w:rPr>
-          <w:sz w:val="20"/>
-          <w:szCs w:val="20"/>
-        </w:rPr>
-      </w:pPr>
-      <w:r>
-        <w:rPr>
-          <w:sz w:val="20"/>
-          <w:szCs w:val="20"/>
-        </w:rPr>
-        <w:t>Местность: городская — 1, сельская — 2</w:t>
-      </w:r>
-    </w:p>
-    <w:tbl>
-      <w:tblPr>
-        <w:tblStyle w:val="ad"/>
-        <w:tblW w:w="10191" w:type="dxa"/>
-        <w:tblInd w:w="14" w:type="dxa"/>
-        <w:tblBorders>
-          <w:top w:val="none" w:sz="0" w:space="0" w:color="auto"/>
-          <w:left w:val="none" w:sz="0" w:space="0" w:color="auto"/>
-          <w:bottom w:val="none" w:sz="0" w:space="0" w:color="auto"/>
-          <w:right w:val="none" w:sz="0" w:space="0" w:color="auto"/>
-          <w:insideH w:val="none" w:sz="0" w:space="0" w:color="auto"/>
-          <w:insideV w:val="none" w:sz="0" w:space="0" w:color="auto"/>
-        </w:tblBorders>
-        <w:tblLayout w:type="fixed"/>
-        <w:tblCellMar>
-          <w:left w:w="0" w:type="dxa"/>
-          <w:right w:w="0" w:type="dxa"/>
-        </w:tblCellMar>
-        <w:tblLook w:val="04A0" w:firstRow="1" w:lastRow="0" w:firstColumn="1" w:lastColumn="0" w:noHBand="0" w:noVBand="1"/>
-      </w:tblPr>
-      <w:tblGrid>
-        <w:gridCol w:w="4816"/>
-        <w:gridCol w:w="1245"/>
-        <w:gridCol w:w="728"/>
-        <w:gridCol w:w="630"/>
-        <w:gridCol w:w="1680"/>
-        <w:gridCol w:w="420"/>
-        <w:gridCol w:w="672"/>
-      </w:tblGrid>
-      <w:tr>
-        <w:trPr>
-          <w:trHeight w:val="284"/>
-        </w:trPr>
-        <w:tc>
-          <w:tcPr>
-            <w:tcW w:w="4816" w:type="dxa"/>
-            <w:tcMar>
-              <w:left w:w="0" w:type="dxa"/>
-              <w:right w:w="0" w:type="dxa"/>
-            </w:tcMar>
-            <w:vAlign w:val="bottom"/>
-          </w:tcPr>
-          <w:p>
-            <w:pPr>
-              <w:rPr>
-                <w:sz w:val="20"/>
-                <w:szCs w:val="20"/>
-              </w:rPr>
-            </w:pPr>
-            <w:r>
-              <w:rPr>
-                <w:sz w:val="20"/>
-                <w:szCs w:val="20"/>
-              </w:rPr>
-              <w:t>Полис обязательного медицинского страхования:</w:t>
-            </w:r>
-          </w:p>
-        </w:tc>
-        <w:tc>
-          <w:tcPr>
-            <w:tcW w:w="5375" w:type="dxa"/>
-            <w:gridSpan w:val="6"/>
-            <w:tcBorders>
-              <w:bottom w:val="single" w:sz="4" w:space="0" w:color="auto"/>
-            </w:tcBorders>
-            <w:vAlign w:val="bottom"/>
-          </w:tcPr>
-          <w:p>
-            <w:pPr>
-              <w:jc w:val="center"/>
-              <w:rPr>
-                <w:sz w:val="20"/>
-                <w:szCs w:val="20"/>
-                <w:lang w:val="en-US"/>
-              </w:rPr>
-            </w:pPr>
-            <w:proofErr w:type="gramStart"/>
-            <w:r>
-              <w:rPr>
-                <w:sz w:val="20"/>
-                <w:szCs w:val="20"/>
-                <w:lang w:val="en-US"/>
-              </w:rPr>
-              <w:t xml:space="preserve">{{ </w:t>
-            </w:r>
-            <w:proofErr w:type="spellStart"/>
-            <w:r>
-              <w:rPr>
-                <w:sz w:val="20"/>
-                <w:szCs w:val="20"/>
-                <w:lang w:val="en-US"/>
-              </w:rPr>
-              <w:t>polis</w:t>
-            </w:r>
-            <w:proofErr w:type="gramEnd"/>
-            <w:r>
-              <w:rPr>
-                <w:sz w:val="20"/>
-                <w:szCs w:val="20"/>
-                <w:lang w:val="en-US"/>
-              </w:rPr>
-              <w:t>_oms</w:t>
-            </w:r>
-            <w:proofErr w:type="spellEnd"/>
-            <w:r>
-              <w:rPr>
-                <w:sz w:val="20"/>
-                <w:szCs w:val="20"/>
-                <w:lang w:val="en-US"/>
-              </w:rPr>
-              <w:t xml:space="preserve"> }}</w:t>
-            </w:r>
-          </w:p>
-        </w:tc>
-      </w:tr>
-      <w:tr>
-        <w:trPr>
-          <w:trHeight w:val="284"/>
-        </w:trPr>
-        <w:tc>
-          <w:tcPr>
-            <w:tcW w:w="6061" w:type="dxa"/>
-            <w:gridSpan w:val="2"/>
-            <w:vAlign w:val="bottom"/>
-          </w:tcPr>
-          <w:p>
-            <w:pPr>
-              <w:rPr>
-                <w:sz w:val="20"/>
-                <w:szCs w:val="20"/>
-              </w:rPr>
-            </w:pPr>
-            <w:r>
-              <w:rPr>
-                <w:sz w:val="20"/>
-                <w:szCs w:val="20"/>
-              </w:rPr>
-              <w:t>дата выдачи полиса обязательного медицинского страхования: число</w:t>
-            </w:r>
-          </w:p>
-        </w:tc>
-        <w:tc>
-          <w:tcPr>
-            <w:tcW w:w="728" w:type="dxa"/>
-            <w:tcBorders>
-              <w:bottom w:val="single" w:sz="4" w:space="0" w:color="auto"/>
-            </w:tcBorders>
-            <w:vAlign w:val="bottom"/>
-          </w:tcPr>
-          <w:p>
-            <w:pPr>
-              <w:jc w:val="center"/>
-              <w:rPr>
-                <w:sz w:val="20"/>
-                <w:szCs w:val="20"/>
-              </w:rPr>
-            </w:pPr>
-          </w:p>
-        </w:tc>
-        <w:tc>
-          <w:tcPr>
-            <w:tcW w:w="630" w:type="dxa"/>
-            <w:vAlign w:val="bottom"/>
-          </w:tcPr>
-          <w:p>
-            <w:pPr>
-              <w:jc w:val="center"/>
-              <w:rPr>
-                <w:sz w:val="20"/>
-                <w:szCs w:val="20"/>
-              </w:rPr>
-            </w:pPr>
-            <w:r>
-              <w:rPr>
-                <w:sz w:val="20"/>
-                <w:szCs w:val="20"/>
-              </w:rPr>
-              <w:t>месяц</w:t>
-            </w:r>
-          </w:p>
-        </w:tc>
-        <w:tc>
-          <w:tcPr>
-            <w:tcW w:w="1680" w:type="dxa"/>
-            <w:tcBorders>
-              <w:bottom w:val="single" w:sz="4" w:space="0" w:color="auto"/>
-            </w:tcBorders>
-            <w:vAlign w:val="bottom"/>
-          </w:tcPr>
-          <w:p>
-            <w:pPr>
-              <w:jc w:val="center"/>
-              <w:rPr>
-                <w:sz w:val="20"/>
-                <w:szCs w:val="20"/>
-              </w:rPr>
-            </w:pPr>
-          </w:p>
-        </w:tc>
-        <w:tc>
-          <w:tcPr>
-            <w:tcW w:w="420" w:type="dxa"/>
-            <w:vAlign w:val="bottom"/>
-          </w:tcPr>
-          <w:p>
-            <w:pPr>
-              <w:jc w:val="center"/>
-              <w:rPr>
-                <w:sz w:val="20"/>
-                <w:szCs w:val="20"/>
-              </w:rPr>
-            </w:pPr>
-            <w:r>
-              <w:rPr>
-                <w:sz w:val="20"/>
-                <w:szCs w:val="20"/>
-              </w:rPr>
-              <w:t>год</w:t>
-            </w:r>
-          </w:p>
-        </w:tc>
-        <w:tc>
-          <w:tcPr>
-            <w:tcW w:w="672" w:type="dxa"/>
-            <w:tcBorders>
-              <w:bottom w:val="single" w:sz="4" w:space="0" w:color="auto"/>
-            </w:tcBorders>
-            <w:vAlign w:val="bottom"/>
-          </w:tcPr>
-          <w:p>
-            <w:pPr>
-              <w:jc w:val="center"/>
-              <w:rPr>
-                <w:sz w:val="20"/>
-                <w:szCs w:val="20"/>
-              </w:rPr>
-            </w:pPr>
-          </w:p>
-        </w:tc>
-      </w:tr>
-    </w:tbl>
-    <w:p>
-      <w:pPr>
-        <w:autoSpaceDE w:val="0"/>
-        <w:autoSpaceDN w:val="0"/>
-        <w:adjustRightInd w:val="0"/>
-        <w:jc w:val="both"/>
-        <w:rPr>
-          <w:sz w:val="2"/>
-          <w:szCs w:val="2"/>
-        </w:rPr>
-      </w:pPr>
-      <w:r>
-        <w:rPr>
-          <w:sz w:val="20"/>
-          <w:szCs w:val="20"/>
-        </w:rPr>
-        <w:t>данные о страховой медицинской организации, выбранной застрахованным лицом или определенной застрахованному</w:t>
-      </w:r>
-      <w:r>
-        <w:rPr>
-          <w:sz w:val="20"/>
-          <w:szCs w:val="20"/>
-        </w:rPr>
-        <w:br/>
-      </w:r>
-    </w:p>
-    <w:tbl>
-      <w:tblPr>
-        <w:tblStyle w:val="ad"/>
-        <w:tblW w:w="10191" w:type="dxa"/>
-        <w:tblInd w:w="14" w:type="dxa"/>
-        <w:tblBorders>
-          <w:top w:val="none" w:sz="0" w:space="0" w:color="auto"/>
-          <w:left w:val="none" w:sz="0" w:space="0" w:color="auto"/>
-          <w:bottom w:val="none" w:sz="0" w:space="0" w:color="auto"/>
-          <w:right w:val="none" w:sz="0" w:space="0" w:color="auto"/>
-          <w:insideH w:val="none" w:sz="0" w:space="0" w:color="auto"/>
-          <w:insideV w:val="none" w:sz="0" w:space="0" w:color="auto"/>
-        </w:tblBorders>
-        <w:tblLayout w:type="fixed"/>
-        <w:tblCellMar>
-          <w:left w:w="0" w:type="dxa"/>
-          <w:right w:w="0" w:type="dxa"/>
-        </w:tblCellMar>
-        <w:tblLook w:val="04A0" w:firstRow="1" w:lastRow="0" w:firstColumn="1" w:lastColumn="0" w:noHBand="0" w:noVBand="1"/>
-      </w:tblPr>
-      <w:tblGrid>
-        <w:gridCol w:w="490"/>
-        <w:gridCol w:w="4046"/>
-        <w:gridCol w:w="5655"/>
-      </w:tblGrid>
-      <w:tr>
-        <w:trPr>
-          <w:trHeight w:val="284"/>
-        </w:trPr>
-        <w:tc>
-          <w:tcPr>
-            <w:tcW w:w="490" w:type="dxa"/>
-            <w:tcMar>
-              <w:left w:w="0" w:type="dxa"/>
-              <w:right w:w="0" w:type="dxa"/>
-            </w:tcMar>
-            <w:vAlign w:val="bottom"/>
-          </w:tcPr>
-          <w:p>
-            <w:pPr>
-              <w:rPr>
-                <w:sz w:val="20"/>
-                <w:szCs w:val="20"/>
-              </w:rPr>
-            </w:pPr>
-            <w:r>
-              <w:rPr>
-                <w:sz w:val="20"/>
-                <w:szCs w:val="20"/>
-              </w:rPr>
-              <w:t>лицу</w:t>
-            </w:r>
-          </w:p>
-        </w:tc>
-        <w:tc>
-          <w:tcPr>
-            <w:tcW w:w="9701" w:type="dxa"/>
-            <w:gridSpan w:val="2"/>
-            <w:tcBorders>
-              <w:bottom w:val="single" w:sz="4" w:space="0" w:color="auto"/>
-            </w:tcBorders>
-            <w:vAlign w:val="bottom"/>
-          </w:tcPr>
-          <w:p>
-            <w:pPr>
-              <w:jc w:val="center"/>
-              <w:rPr>
-                <w:sz w:val="20"/>
-                <w:szCs w:val="20"/>
-              </w:rPr>
-            </w:pPr>
-          </w:p>
-        </w:tc>
-      </w:tr>
-      <w:tr>
-        <w:trPr>
-          <w:trHeight w:val="284"/>
-        </w:trPr>
-        <w:tc>
-          <w:tcPr>
-            <w:tcW w:w="4536" w:type="dxa"/>
-            <w:gridSpan w:val="2"/>
-            <w:tcMar>
-              <w:left w:w="0" w:type="dxa"/>
-              <w:right w:w="0" w:type="dxa"/>
-            </w:tcMar>
-            <w:vAlign w:val="bottom"/>
-          </w:tcPr>
-          <w:p>
-            <w:pPr>
-              <w:rPr>
-                <w:sz w:val="20"/>
-                <w:szCs w:val="20"/>
-              </w:rPr>
-            </w:pPr>
-            <w:r>
-              <w:rPr>
-                <w:sz w:val="20"/>
-                <w:szCs w:val="20"/>
-              </w:rPr>
-              <w:t>Страховой номер индивидуального лицевого счёта:</w:t>
-            </w:r>
-          </w:p>
-        </w:tc>
-        <w:tc>
-          <w:tcPr>
-            <w:tcW w:w="5655" w:type="dxa"/>
-            <w:tcBorders>
-              <w:bottom w:val="single" w:sz="4" w:space="0" w:color="auto"/>
-            </w:tcBorders>
-            <w:vAlign w:val="bottom"/>
-          </w:tcPr>
-          <w:p>
-            <w:pPr>
-              <w:jc w:val="center"/>
-              <w:rPr>
-                <w:sz w:val="20"/>
-                <w:szCs w:val="20"/>
-              </w:rPr>
-            </w:pPr>
-          </w:p>
-        </w:tc>
-      </w:tr>
-    </w:tbl>
-    <w:p>
-      <w:pPr>
-        <w:autoSpaceDE w:val="0"/>
-        <w:autoSpaceDN w:val="0"/>
-        <w:adjustRightInd w:val="0"/>
-        <w:rPr>
-          <w:sz w:val="2"/>
-          <w:szCs w:val="2"/>
-        </w:rPr>
-      </w:pPr>
-    </w:p>
-    <w:tbl>
-      <w:tblPr>
-        <w:tblStyle w:val="ad"/>
-        <w:tblW w:w="5320" w:type="dxa"/>
-        <w:tblInd w:w="14" w:type="dxa"/>
-        <w:tblBorders>
-          <w:top w:val="none" w:sz="0" w:space="0" w:color="auto"/>
-          <w:left w:val="none" w:sz="0" w:space="0" w:color="auto"/>
-          <w:bottom w:val="none" w:sz="0" w:space="0" w:color="auto"/>
-          <w:right w:val="none" w:sz="0" w:space="0" w:color="auto"/>
-          <w:insideH w:val="none" w:sz="0" w:space="0" w:color="auto"/>
-          <w:insideV w:val="none" w:sz="0" w:space="0" w:color="auto"/>
-        </w:tblBorders>
-        <w:tblLayout w:type="fixed"/>
-        <w:tblCellMar>
-          <w:left w:w="0" w:type="dxa"/>
-          <w:right w:w="0" w:type="dxa"/>
-        </w:tblCellMar>
-        <w:tblLook w:val="04A0" w:firstRow="1" w:lastRow="0" w:firstColumn="1" w:lastColumn="0" w:noHBand="0" w:noVBand="1"/>
-      </w:tblPr>
-      <w:tblGrid>
-        <w:gridCol w:w="2982"/>
-        <w:gridCol w:w="2338"/>
-      </w:tblGrid>
-      <w:tr>
-        <w:tc>
-          <w:tcPr>
-            <w:tcW w:w="2982" w:type="dxa"/>
-            <w:tcMar>
-              <w:left w:w="0" w:type="dxa"/>
-              <w:right w:w="0" w:type="dxa"/>
-            </w:tcMar>
-            <w:vAlign w:val="bottom"/>
-          </w:tcPr>
-          <w:p>
-            <w:pPr>
-              <w:rPr>
-                <w:sz w:val="20"/>
-                <w:szCs w:val="20"/>
-              </w:rPr>
-            </w:pPr>
-            <w:r>
-              <w:rPr>
-                <w:sz w:val="20"/>
-                <w:szCs w:val="20"/>
-              </w:rPr>
-              <w:t>Код меры социальной поддержки</w:t>
-            </w:r>
-          </w:p>
-        </w:tc>
-        <w:tc>
-          <w:tcPr>
-            <w:tcW w:w="2338" w:type="dxa"/>
-            <w:tcBorders>
-              <w:bottom w:val="single" w:sz="4" w:space="0" w:color="auto"/>
-            </w:tcBorders>
-            <w:vAlign w:val="bottom"/>
-          </w:tcPr>
-          <w:p>
-            <w:pPr>
-              <w:jc w:val="center"/>
-              <w:rPr>
-                <w:sz w:val="20"/>
-                <w:szCs w:val="20"/>
-              </w:rPr>
-            </w:pPr>
-          </w:p>
-        </w:tc>
-      </w:tr>
-    </w:tbl>
-    <w:p>
-      <w:pPr>
-        <w:autoSpaceDE w:val="0"/>
-        <w:autoSpaceDN w:val="0"/>
-        <w:adjustRightInd w:val="0"/>
-        <w:rPr>
-          <w:sz w:val="20"/>
-          <w:szCs w:val="20"/>
-        </w:rPr>
-      </w:pPr>
-      <w:bookmarkStart w:id="0" w:name="sub_1012"/>
-      <w:r>
-        <w:rPr>
-          <w:sz w:val="20"/>
-          <w:szCs w:val="20"/>
-        </w:rPr>
-        <w:t xml:space="preserve">Сведения о лице, которому может быть передана информация о состоянии </w:t>
-      </w:r>
-      <w:bookmarkEnd w:id="0"/>
-      <w:r>
-        <w:rPr>
-          <w:sz w:val="20"/>
-          <w:szCs w:val="20"/>
-        </w:rPr>
-        <w:t>здоровья пациента:</w:t>
-      </w:r>
-    </w:p>
-    <w:tbl>
-      <w:tblPr>
-        <w:tblStyle w:val="ad"/>
-        <w:tblW w:w="10191" w:type="dxa"/>
-        <w:tblInd w:w="14" w:type="dxa"/>
-        <w:tblBorders>
-          <w:top w:val="none" w:sz="0" w:space="0" w:color="auto"/>
-          <w:left w:val="none" w:sz="0" w:space="0" w:color="auto"/>
-          <w:bottom w:val="none" w:sz="0" w:space="0" w:color="auto"/>
-          <w:right w:val="none" w:sz="0" w:space="0" w:color="auto"/>
-          <w:insideH w:val="none" w:sz="0" w:space="0" w:color="auto"/>
-          <w:insideV w:val="none" w:sz="0" w:space="0" w:color="auto"/>
-        </w:tblBorders>
-        <w:tblLayout w:type="fixed"/>
-        <w:tblCellMar>
-          <w:left w:w="0" w:type="dxa"/>
-          <w:right w:w="0" w:type="dxa"/>
-        </w:tblCellMar>
-        <w:tblLook w:val="04A0" w:firstRow="1" w:lastRow="0" w:firstColumn="1" w:lastColumn="0" w:noHBand="0" w:noVBand="1"/>
-      </w:tblPr>
-      <w:tblGrid>
-        <w:gridCol w:w="5991"/>
-        <w:gridCol w:w="4200"/>
-      </w:tblGrid>
-      <w:tr>
-        <w:tc>
-          <w:tcPr>
-            <w:tcW w:w="5991" w:type="dxa"/>
-            <w:tcMar>
-              <w:left w:w="0" w:type="dxa"/>
-              <w:right w:w="0" w:type="dxa"/>
-            </w:tcMar>
-            <w:vAlign w:val="bottom"/>
-          </w:tcPr>
-          <w:p>
-            <w:pPr>
-              <w:rPr>
-                <w:sz w:val="20"/>
-                <w:szCs w:val="20"/>
-              </w:rPr>
-            </w:pPr>
-            <w:r>
-              <w:rPr>
-                <w:sz w:val="20"/>
-                <w:szCs w:val="20"/>
-              </w:rPr>
-              <w:t>фамилия, имя, отчество (при наличии), номер контактного телефона</w:t>
-            </w:r>
-          </w:p>
-        </w:tc>
-        <w:tc>
-          <w:tcPr>
-            <w:tcW w:w="4200" w:type="dxa"/>
-            <w:tcBorders>
-              <w:bottom w:val="single" w:sz="4" w:space="0" w:color="auto"/>
-            </w:tcBorders>
-            <w:vAlign w:val="bottom"/>
-          </w:tcPr>
-          <w:p>
-            <w:pPr>
-              <w:jc w:val="center"/>
-              <w:rPr>
-                <w:sz w:val="20"/>
-                <w:szCs w:val="20"/>
-              </w:rPr>
-            </w:pPr>
-          </w:p>
-        </w:tc>
-      </w:tr>
-      <w:tr>
-        <w:tc>
-          <w:tcPr>
-            <w:tcW w:w="10191" w:type="dxa"/>
-            <w:gridSpan w:val="2"/>
-            <w:tcBorders>
-              <w:bottom w:val="single" w:sz="4" w:space="0" w:color="auto"/>
-            </w:tcBorders>
-            <w:vAlign w:val="bottom"/>
-          </w:tcPr>
-          <w:p>
-            <w:pPr>
-              <w:jc w:val="center"/>
-              <w:rPr>
-                <w:sz w:val="20"/>
-                <w:szCs w:val="20"/>
-              </w:rPr>
-            </w:pPr>
-          </w:p>
-        </w:tc>
-      </w:tr>
-      <w:tr>
-        <w:tc>
-          <w:tcPr>
-            <w:tcW w:w="10191" w:type="dxa"/>
-            <w:gridSpan w:val="2"/>
-            <w:tcBorders>
-              <w:top w:val="single" w:sz="4" w:space="0" w:color="auto"/>
-              <w:bottom w:val="single" w:sz="4" w:space="0" w:color="auto"/>
-            </w:tcBorders>
-            <w:vAlign w:val="bottom"/>
-          </w:tcPr>
-          <w:p>
-            <w:pPr>
-              <w:jc w:val="center"/>
-              <w:rPr>
-                <w:sz w:val="20"/>
-                <w:szCs w:val="20"/>
-              </w:rPr>
-            </w:pPr>
-          </w:p>
-        </w:tc>
-      </w:tr>
-    </w:tbl>
-    <w:p>
-      <w:pPr>
-        <w:autoSpaceDE w:val="0"/>
-        <w:autoSpaceDN w:val="0"/>
-        <w:adjustRightInd w:val="0"/>
-        <w:jc w:val="both"/>
-        <w:rPr>
-          <w:sz w:val="2"/>
-          <w:szCs w:val="2"/>
-        </w:rPr>
-      </w:pPr>
-      <w:bookmarkStart w:id="1" w:name="sub_1013"/>
-      <w:r>
-        <w:rPr>
-          <w:sz w:val="20"/>
-          <w:szCs w:val="20"/>
-        </w:rPr>
-        <w:t xml:space="preserve">Занятость: работает — 1, проходит военную и приравненную к ней службу — </w:t>
-      </w:r>
-      <w:bookmarkEnd w:id="1"/>
-      <w:r>
-        <w:rPr>
-          <w:sz w:val="20"/>
-          <w:szCs w:val="20"/>
-        </w:rPr>
-        <w:t>2; пенсионер — 3, обучаю-</w:t>
-      </w:r>
-      <w:r>
-        <w:rPr>
-          <w:sz w:val="20"/>
-          <w:szCs w:val="20"/>
-        </w:rPr>
-        <w:br/>
-      </w:r>
-    </w:p>
-    <w:tbl>
-      <w:tblPr>
-        <w:tblStyle w:val="ad"/>
-        <w:tblW w:w="6612" w:type="dxa"/>
-        <w:tblInd w:w="14" w:type="dxa"/>
-        <w:tblBorders>
-          <w:top w:val="none" w:sz="0" w:space="0" w:color="auto"/>
-          <w:left w:val="none" w:sz="0" w:space="0" w:color="auto"/>
-          <w:bottom w:val="none" w:sz="0" w:space="0" w:color="auto"/>
-          <w:right w:val="none" w:sz="0" w:space="0" w:color="auto"/>
-          <w:insideH w:val="none" w:sz="0" w:space="0" w:color="auto"/>
-          <w:insideV w:val="none" w:sz="0" w:space="0" w:color="auto"/>
-        </w:tblBorders>
-        <w:tblLayout w:type="fixed"/>
-        <w:tblCellMar>
-          <w:left w:w="0" w:type="dxa"/>
-          <w:right w:w="0" w:type="dxa"/>
-        </w:tblCellMar>
-        <w:tblLook w:val="04A0" w:firstRow="1" w:lastRow="0" w:firstColumn="1" w:lastColumn="0" w:noHBand="0" w:noVBand="1"/>
-      </w:tblPr>
-      <w:tblGrid>
-        <w:gridCol w:w="3640"/>
-        <w:gridCol w:w="2867"/>
-        <w:gridCol w:w="105"/>
-      </w:tblGrid>
-      <w:tr>
-        <w:tc>
-          <w:tcPr>
-            <w:tcW w:w="3640" w:type="dxa"/>
-            <w:tcMar>
-              <w:left w:w="0" w:type="dxa"/>
-              <w:right w:w="0" w:type="dxa"/>
-            </w:tcMar>
-            <w:vAlign w:val="bottom"/>
-          </w:tcPr>
-          <w:p>
-            <w:pPr>
-              <w:rPr>
-                <w:sz w:val="20"/>
-                <w:szCs w:val="20"/>
-              </w:rPr>
-            </w:pPr>
-            <w:proofErr w:type="spellStart"/>
-            <w:r>
-              <w:rPr>
-                <w:sz w:val="20"/>
-                <w:szCs w:val="20"/>
-              </w:rPr>
-              <w:t>щийся</w:t>
-            </w:r>
-            <w:proofErr w:type="spellEnd"/>
-            <w:r>
-              <w:rPr>
-                <w:sz w:val="20"/>
-                <w:szCs w:val="20"/>
-              </w:rPr>
-              <w:t xml:space="preserve"> — 4, не работает — 5, прочее — 6</w:t>
-            </w:r>
-          </w:p>
-        </w:tc>
-        <w:tc>
-          <w:tcPr>
-            <w:tcW w:w="2867" w:type="dxa"/>
-            <w:tcBorders>
-              <w:bottom w:val="single" w:sz="4" w:space="0" w:color="auto"/>
-            </w:tcBorders>
-            <w:vAlign w:val="bottom"/>
-          </w:tcPr>
-          <w:p>
-            <w:pPr>
-              <w:jc w:val="center"/>
-              <w:rPr>
-                <w:sz w:val="20"/>
-                <w:szCs w:val="20"/>
-              </w:rPr>
-            </w:pPr>
-          </w:p>
-        </w:tc>
-        <w:tc>
-          <w:tcPr>
-            <w:tcW w:w="105" w:type="dxa"/>
-            <w:vAlign w:val="bottom"/>
-          </w:tcPr>
-          <w:p>
-            <w:pPr>
-              <w:jc w:val="right"/>
-              <w:rPr>
-                <w:sz w:val="20"/>
-                <w:szCs w:val="20"/>
-              </w:rPr>
-            </w:pPr>
-            <w:r>
-              <w:rPr>
-                <w:sz w:val="20"/>
-                <w:szCs w:val="20"/>
-              </w:rPr>
-              <w:t>.</w:t>
-            </w:r>
-          </w:p>
-        </w:tc>
-      </w:tr>
-    </w:tbl>
-    <w:p>
-      <w:pPr>
-        <w:autoSpaceDE w:val="0"/>
-        <w:autoSpaceDN w:val="0"/>
-        <w:adjustRightInd w:val="0"/>
-        <w:jc w:val="both"/>
-        <w:rPr>
-          <w:sz w:val="2"/>
-          <w:szCs w:val="2"/>
-        </w:rPr>
-      </w:pPr>
-    </w:p>
-    <w:tbl>
-      <w:tblPr>
-        <w:tblStyle w:val="ad"/>
-        <w:tblW w:w="10191" w:type="dxa"/>
-        <w:tblInd w:w="14" w:type="dxa"/>
-        <w:tblBorders>
-          <w:top w:val="none" w:sz="0" w:space="0" w:color="auto"/>
-          <w:left w:val="none" w:sz="0" w:space="0" w:color="auto"/>
-          <w:bottom w:val="none" w:sz="0" w:space="0" w:color="auto"/>
-          <w:right w:val="none" w:sz="0" w:space="0" w:color="auto"/>
-          <w:insideH w:val="none" w:sz="0" w:space="0" w:color="auto"/>
-          <w:insideV w:val="none" w:sz="0" w:space="0" w:color="auto"/>
-        </w:tblBorders>
-        <w:tblLayout w:type="fixed"/>
-        <w:tblCellMar>
-          <w:left w:w="0" w:type="dxa"/>
-          <w:right w:w="0" w:type="dxa"/>
-        </w:tblCellMar>
-        <w:tblLook w:val="04A0" w:firstRow="1" w:lastRow="0" w:firstColumn="1" w:lastColumn="0" w:noHBand="0" w:noVBand="1"/>
-      </w:tblPr>
-      <w:tblGrid>
-        <w:gridCol w:w="1988"/>
-        <w:gridCol w:w="8203"/>
-      </w:tblGrid>
-      <w:tr>
-        <w:tc>
-          <w:tcPr>
-            <w:tcW w:w="1988" w:type="dxa"/>
-            <w:tcMar>
-              <w:left w:w="0" w:type="dxa"/>
-              <w:right w:w="0" w:type="dxa"/>
-            </w:tcMar>
-            <w:vAlign w:val="bottom"/>
-          </w:tcPr>
-          <w:p>
-            <w:pPr>
-              <w:rPr>
-                <w:sz w:val="20"/>
-                <w:szCs w:val="20"/>
-              </w:rPr>
-            </w:pPr>
-            <w:r>
-              <w:rPr>
-                <w:sz w:val="20"/>
-                <w:szCs w:val="20"/>
-              </w:rPr>
-              <w:t>Группа инвалидности</w:t>
-            </w:r>
-          </w:p>
-        </w:tc>
-        <w:tc>
-          <w:tcPr>
-            <w:tcW w:w="8203" w:type="dxa"/>
-            <w:tcBorders>
-              <w:bottom w:val="single" w:sz="4" w:space="0" w:color="auto"/>
-            </w:tcBorders>
-            <w:vAlign w:val="bottom"/>
-          </w:tcPr>
-          <w:p>
-            <w:pPr>
-              <w:jc w:val="center"/>
-              <w:rPr>
-                <w:sz w:val="20"/>
-                <w:szCs w:val="20"/>
-              </w:rPr>
-            </w:pPr>
-          </w:p>
-        </w:tc>
-      </w:tr>
-      <w:tr>
-        <w:tc>
-          <w:tcPr>
-            <w:tcW w:w="1988" w:type="dxa"/>
-            <w:tcMar>
-              <w:left w:w="0" w:type="dxa"/>
-              <w:right w:w="0" w:type="dxa"/>
-            </w:tcMar>
-            <w:vAlign w:val="bottom"/>
-          </w:tcPr>
-          <w:p>
-            <w:pPr>
-              <w:rPr>
-                <w:sz w:val="20"/>
-                <w:szCs w:val="20"/>
-              </w:rPr>
-            </w:pPr>
-            <w:r>
-              <w:rPr>
-                <w:sz w:val="20"/>
-                <w:szCs w:val="20"/>
-              </w:rPr>
-              <w:t>Место работы, учебы</w:t>
-            </w:r>
-          </w:p>
-        </w:tc>
-        <w:tc>
-          <w:tcPr>
-            <w:tcW w:w="8203" w:type="dxa"/>
-            <w:tcBorders>
-              <w:bottom w:val="single" w:sz="4" w:space="0" w:color="auto"/>
-            </w:tcBorders>
-            <w:vAlign w:val="bottom"/>
-          </w:tcPr>
-          <w:p>
-            <w:pPr>
-              <w:jc w:val="center"/>
-              <w:rPr>
-                <w:sz w:val="20"/>
-                <w:szCs w:val="20"/>
-              </w:rPr>
-            </w:pPr>
-          </w:p>
-        </w:tc>
-      </w:tr>
-      <w:tr>
-        <w:tc>
-          <w:tcPr>
-            <w:tcW w:w="10191" w:type="dxa"/>
-            <w:gridSpan w:val="2"/>
-            <w:tcBorders>
-              <w:bottom w:val="single" w:sz="4" w:space="0" w:color="auto"/>
-            </w:tcBorders>
-            <w:vAlign w:val="bottom"/>
-          </w:tcPr>
-          <w:p>
-            <w:pPr>
-              <w:jc w:val="center"/>
-              <w:rPr>
-                <w:sz w:val="20"/>
-                <w:szCs w:val="20"/>
-              </w:rPr>
-            </w:pPr>
-          </w:p>
-        </w:tc>
-      </w:tr>
-    </w:tbl>
-    <w:p>
-      <w:pPr>
-        <w:autoSpaceDE w:val="0"/>
-        <w:autoSpaceDN w:val="0"/>
-        <w:adjustRightInd w:val="0"/>
-        <w:rPr>
-          <w:sz w:val="20"/>
-          <w:szCs w:val="20"/>
-        </w:rPr>
-      </w:pPr>
-      <w:bookmarkStart w:id="2" w:name="sub_1016"/>
-      <w:r>
-        <w:rPr>
-          <w:sz w:val="20"/>
-          <w:szCs w:val="20"/>
-        </w:rPr>
-        <w:t xml:space="preserve">Признан нуждающимся в оказании паллиативной медицинской помощи: не </w:t>
-      </w:r>
-      <w:bookmarkEnd w:id="2"/>
-      <w:r>
-        <w:rPr>
-          <w:sz w:val="20"/>
-          <w:szCs w:val="20"/>
-        </w:rPr>
-        <w:t>признан — 1; признан — 2</w:t>
-      </w:r>
-    </w:p>
-    <w:p>
-      <w:pPr>
-        <w:rPr>
-          <w:sz w:val="22"/>
-          <w:szCs w:val="22"/>
-        </w:rPr>
-      </w:pPr>
+      <w:r>
+        <w:br w:type="page"/>
+      </w:r>
     </w:p>
     <w:p>
       <w:pPr>
@@ -3786,14 +4025,6 @@
           <w:szCs w:val="18"/>
         </w:rPr>
       </w:pPr>
-      <w:r>
-        <w:rPr>
-          <w:b/>
-          <w:sz w:val="20"/>
-          <w:szCs w:val="20"/>
-        </w:rPr>
-        <w:br w:type="page"/>
-      </w:r>
       <w:r>
         <w:rPr>
           <w:sz w:val="18"/>
@@ -3826,7 +4057,7 @@
           <w:szCs w:val="22"/>
         </w:rPr>
       </w:pPr>
-      <w:bookmarkStart w:id="3" w:name="sub_1100"/>
+      <w:bookmarkStart w:id="0" w:name="sub_1100"/>
       <w:r>
         <w:rPr>
           <w:b/>
@@ -3837,7 +4068,7 @@
         <w:t>Хронические заболевания, функциональные расстройства, иные состояния, при наличии которых осуществляется диспансерное наблюдение:</w:t>
       </w:r>
     </w:p>
-    <w:bookmarkEnd w:id="3"/>
+    <w:bookmarkEnd w:id="0"/>
     <w:p>
       <w:pPr>
         <w:autoSpaceDE w:val="0"/>
@@ -4656,7 +4887,7 @@
           <w:szCs w:val="22"/>
         </w:rPr>
       </w:pPr>
-      <w:bookmarkStart w:id="4" w:name="sub_1200"/>
+      <w:bookmarkStart w:id="1" w:name="sub_1200"/>
       <w:r>
         <w:rPr>
           <w:b/>
@@ -4667,7 +4898,7 @@
         <w:t>Лист записи заключительных (уточненных) диагнозов:</w:t>
       </w:r>
     </w:p>
-    <w:bookmarkEnd w:id="4"/>
+    <w:bookmarkEnd w:id="1"/>
     <w:p>
       <w:pPr>
         <w:autoSpaceDE w:val="0"/>
@@ -5763,7 +5994,7 @@
           <w:szCs w:val="2"/>
         </w:rPr>
       </w:pPr>
-      <w:bookmarkStart w:id="5" w:name="sub_1202"/>
+      <w:bookmarkStart w:id="2" w:name="sub_1202"/>
       <w:r>
         <w:rPr>
           <w:sz w:val="20"/>
@@ -5771,29 +6002,13 @@
         </w:rPr>
         <w:t xml:space="preserve">Аллергические реакции на лекарственные препараты, пищевая аллергия или </w:t>
       </w:r>
-      <w:bookmarkEnd w:id="5"/>
+      <w:bookmarkEnd w:id="2"/>
       <w:r>
         <w:rPr>
           <w:sz w:val="20"/>
           <w:szCs w:val="20"/>
         </w:rPr>
-        <w:t xml:space="preserve">иные виды непереносимости в </w:t>
-      </w:r>
-      <w:proofErr w:type="spellStart"/>
-      <w:r>
-        <w:rPr>
-          <w:sz w:val="20"/>
-          <w:szCs w:val="20"/>
-        </w:rPr>
-        <w:t>анаамнезе</w:t>
-      </w:r>
-      <w:proofErr w:type="spellEnd"/>
-      <w:r>
-        <w:rPr>
-          <w:sz w:val="20"/>
-          <w:szCs w:val="20"/>
-        </w:rPr>
-        <w:t>,</w:t>
+        <w:t>иные виды непереносимости в анамнезе,</w:t>
       </w:r>
       <w:r>
         <w:rPr>
@@ -5894,22 +6109,6 @@
         </w:tc>
       </w:tr>
     </w:tbl>
-    <w:p>
-      <w:pPr>
-        <w:rPr>
-          <w:sz w:val="20"/>
-          <w:szCs w:val="20"/>
-        </w:rPr>
-      </w:pPr>
-    </w:p>
-    <w:p>
-      <w:pPr>
-        <w:rPr>
-          <w:sz w:val="20"/>
-          <w:szCs w:val="20"/>
-        </w:rPr>
-      </w:pPr>
-    </w:p>
     <w:p>
       <w:pPr>
         <w:rPr>
@@ -6782,6 +6981,7 @@
           <w:sz w:val="26"/>
           <w:szCs w:val="26"/>
         </w:rPr>
+        <w:lastRenderedPageBreak/>
         <w:drawing>
           <wp:anchor distT="0" distB="0" distL="114300" distR="114300" simplePos="0" relativeHeight="251662336" behindDoc="1" locked="0" layoutInCell="1" allowOverlap="1" wp14:anchorId="2EDF8F86" wp14:editId="5191D049">
             <wp:simplePos x="0" y="0"/>
@@ -7974,7 +8174,7 @@
     </w:p>
     <w:sectPr>
       <w:pgSz w:w="11906" w:h="16838"/>
-      <w:pgMar w:top="851" w:right="567" w:bottom="567" w:left="851" w:header="397" w:footer="397" w:gutter="0"/>
+      <w:pgMar w:top="284" w:right="567" w:bottom="567" w:left="851" w:header="397" w:footer="397" w:gutter="0"/>
       <w:cols w:space="708"/>
       <w:docGrid w:linePitch="360"/>
     </w:sectPr>
@@ -8707,7 +8907,6 @@
   <w:style w:type="character" w:default="1" w:styleId="a0">
     <w:name w:val="Default Paragraph Font"/>
     <w:uiPriority w:val="1"/>
-    <w:semiHidden/>
     <w:unhideWhenUsed/>
   </w:style>
   <w:style w:type="table" w:default="1" w:styleId="a1">

--- a/patients/templates/patients/docs/card_OMS_template.docx
+++ b/patients/templates/patients/docs/card_OMS_template.docx
@@ -6397,6 +6397,24 @@
     </w:p>
     <w:p>
       <w:pPr>
+        <w:rPr>
+          <w:color w:val="00000A"/>
+          <w:kern w:val="2"/>
+          <w:sz w:val="22"/>
+          <w:szCs w:val="22"/>
+          <w:lang w:eastAsia="en-US"/>
+        </w:rPr>
+      </w:pPr>
+      <w:r>
+        <w:rPr>
+          <w:sz w:val="22"/>
+          <w:szCs w:val="22"/>
+        </w:rPr>
+        <w:br w:type="page"/>
+      </w:r>
+    </w:p>
+    <w:p>
+      <w:pPr>
         <w:pStyle w:val="af3"/>
         <w:tabs>
           <w:tab w:val="left" w:pos="163"/>
@@ -6419,6 +6437,7 @@
           <w:szCs w:val="22"/>
           <w:lang w:val="ru-RU"/>
         </w:rPr>
+        <w:lastRenderedPageBreak/>
         <w:t xml:space="preserve">Я даю своё согласие на то, что вышеуказанные персональные данные могут быть переданы в Минздрав РК, Росздравнадзор, Роспотребнадзор, страховые медицинские организации, в иные ЛПУ и другие организации как с применением средств автоматизации, так и без их применения в связи с организацией оказания медицинской помощи, осуществления контроля качества ее оказания, а также в соответствии с действующим законодательством в Фонд социального страхования России и в медицинскую организацию, выбранную мной согласно ст. 21 Федерального закона "Об основах охраны здоровья граждан в Российской Федерации" от 21.11.2011 N 323-ФЗ </w:t>
       </w:r>
       <w:r>
@@ -6843,7 +6862,7 @@
       <w:tr>
         <w:tc>
           <w:tcPr>
-            <w:tcW w:w="3402" w:type="dxa"/>
+            <w:tcW w:w="3387" w:type="dxa"/>
           </w:tcPr>
           <w:p>
             <w:pPr>
@@ -6891,7 +6910,7 @@
         </w:tc>
         <w:tc>
           <w:tcPr>
-            <w:tcW w:w="7130" w:type="dxa"/>
+            <w:tcW w:w="7101" w:type="dxa"/>
           </w:tcPr>
           <w:p>
             <w:pPr>
@@ -6942,6 +6961,72 @@
               </w:rPr>
               <w:t>________</w:t>
             </w:r>
+          </w:p>
+        </w:tc>
+      </w:tr>
+    </w:tbl>
+    <w:p>
+      <w:r>
+        <w:br w:type="page"/>
+      </w:r>
+    </w:p>
+    <w:tbl>
+      <w:tblPr>
+        <w:tblStyle w:val="ad"/>
+        <w:tblW w:w="0" w:type="auto"/>
+        <w:tblBorders>
+          <w:top w:val="none" w:sz="0" w:space="0" w:color="auto"/>
+          <w:left w:val="none" w:sz="0" w:space="0" w:color="auto"/>
+          <w:bottom w:val="none" w:sz="0" w:space="0" w:color="auto"/>
+          <w:right w:val="none" w:sz="0" w:space="0" w:color="auto"/>
+          <w:insideH w:val="none" w:sz="0" w:space="0" w:color="auto"/>
+          <w:insideV w:val="none" w:sz="0" w:space="0" w:color="auto"/>
+        </w:tblBorders>
+        <w:tblLook w:val="04A0" w:firstRow="1" w:lastRow="0" w:firstColumn="1" w:lastColumn="0" w:noHBand="0" w:noVBand="1"/>
+      </w:tblPr>
+      <w:tblGrid>
+        <w:gridCol w:w="3387"/>
+        <w:gridCol w:w="7101"/>
+      </w:tblGrid>
+      <w:tr>
+        <w:tc>
+          <w:tcPr>
+            <w:tcW w:w="3387" w:type="dxa"/>
+          </w:tcPr>
+          <w:p>
+            <w:pPr>
+              <w:pStyle w:val="af3"/>
+              <w:shd w:val="clear" w:color="auto" w:fill="auto"/>
+              <w:tabs>
+                <w:tab w:val="left" w:pos="163"/>
+              </w:tabs>
+              <w:spacing w:after="0" w:line="240" w:lineRule="auto"/>
+              <w:jc w:val="both"/>
+              <w:rPr>
+                <w:rFonts w:ascii="Times New Roman" w:hAnsi="Times New Roman"/>
+                <w:lang w:val="ru-RU"/>
+              </w:rPr>
+            </w:pPr>
+          </w:p>
+        </w:tc>
+        <w:tc>
+          <w:tcPr>
+            <w:tcW w:w="7101" w:type="dxa"/>
+          </w:tcPr>
+          <w:p>
+            <w:pPr>
+              <w:pStyle w:val="af3"/>
+              <w:shd w:val="clear" w:color="auto" w:fill="auto"/>
+              <w:tabs>
+                <w:tab w:val="left" w:pos="163"/>
+              </w:tabs>
+              <w:spacing w:after="0" w:line="240" w:lineRule="auto"/>
+              <w:jc w:val="both"/>
+              <w:rPr>
+                <w:rFonts w:ascii="Times New Roman" w:hAnsi="Times New Roman"/>
+                <w:lang w:val="ru-RU"/>
+              </w:rPr>
+            </w:pPr>
           </w:p>
         </w:tc>
       </w:tr>
@@ -6981,7 +7066,6 @@
           <w:sz w:val="26"/>
           <w:szCs w:val="26"/>
         </w:rPr>
-        <w:lastRenderedPageBreak/>
         <w:drawing>
           <wp:anchor distT="0" distB="0" distL="114300" distR="114300" simplePos="0" relativeHeight="251662336" behindDoc="1" locked="0" layoutInCell="1" allowOverlap="1" wp14:anchorId="2EDF8F86" wp14:editId="5191D049">
             <wp:simplePos x="0" y="0"/>
@@ -7560,34 +7644,21 @@
     </w:p>
     <w:p>
       <w:pPr>
-        <w:pStyle w:val="af3"/>
-        <w:tabs>
-          <w:tab w:val="left" w:pos="163"/>
-        </w:tabs>
-        <w:spacing w:after="0" w:line="240" w:lineRule="auto"/>
-        <w:ind w:firstLineChars="200" w:firstLine="420"/>
-        <w:jc w:val="both"/>
-        <w:rPr>
-          <w:lang w:val="ru-RU"/>
+        <w:rPr>
+          <w:color w:val="000000"/>
+          <w:kern w:val="2"/>
+          <w:sz w:val="21"/>
+          <w:szCs w:val="21"/>
+          <w:shd w:val="clear" w:color="auto" w:fill="FFFFFF"/>
+          <w:lang w:eastAsia="en-US"/>
         </w:rPr>
       </w:pPr>
       <w:r>
         <w:rPr>
-          <w:rFonts w:ascii="Times New Roman" w:hAnsi="Times New Roman"/>
           <w:color w:val="000000"/>
           <w:shd w:val="clear" w:color="auto" w:fill="FFFFFF"/>
-          <w:lang w:val="ru-RU"/>
-        </w:rPr>
-        <w:t xml:space="preserve">Я </w:t>
-      </w:r>
-      <w:r>
-        <w:rPr>
-          <w:rStyle w:val="11"/>
-          <w:rFonts w:ascii="Times New Roman" w:hAnsi="Times New Roman"/>
-          <w:color w:val="000000"/>
-          <w:lang w:val="ru-RU"/>
-        </w:rPr>
-        <w:t>извещен (извещена) о том, что мне (представляемому) необходимо регулярно принимать назначенные препараты и другие методы лечения, немедленно сообщать врачу о любом ухудшении самочувствия, согласовывать с врачом прием любых, не прописанных лекарств;</w:t>
+        </w:rPr>
+        <w:br w:type="page"/>
       </w:r>
     </w:p>
     <w:p>
@@ -7605,33 +7676,22 @@
       </w:pPr>
       <w:r>
         <w:rPr>
-          <w:rStyle w:val="af5"/>
-          <w:rFonts w:ascii="Times New Roman" w:hAnsi="Times New Roman"/>
-          <w:i w:val="0"/>
-          <w:iCs w:val="0"/>
+          <w:rFonts w:ascii="Times New Roman" w:hAnsi="Times New Roman"/>
           <w:color w:val="000000"/>
-          <w:lang w:val="ru-RU"/>
-        </w:rPr>
-        <w:t>Я</w:t>
+          <w:shd w:val="clear" w:color="auto" w:fill="FFFFFF"/>
+          <w:lang w:val="ru-RU"/>
+        </w:rPr>
+        <w:lastRenderedPageBreak/>
+        <w:t xml:space="preserve">Я </w:t>
       </w:r>
       <w:r>
         <w:rPr>
           <w:rStyle w:val="11"/>
           <w:rFonts w:ascii="Times New Roman" w:hAnsi="Times New Roman"/>
-          <w:i/>
           <w:color w:val="000000"/>
           <w:lang w:val="ru-RU"/>
         </w:rPr>
-        <w:t xml:space="preserve"> </w:t>
-      </w:r>
-      <w:r>
-        <w:rPr>
-          <w:rStyle w:val="11"/>
-          <w:rFonts w:ascii="Times New Roman" w:hAnsi="Times New Roman"/>
-          <w:color w:val="000000"/>
-          <w:lang w:val="ru-RU"/>
-        </w:rPr>
-        <w:t>предупрежден (предупреждена) и осознаю, что отказ от лечения, несоблюдение лечебно-охранительного режима, рекомендаций медицинских работников, режима приёма препаратов, самовольное использование медицинского инструментария и оборудования, бесконтрольное самолечение могут осложнить процесс лечения и отрицательно сказаться на состоянии здоровья;</w:t>
+        <w:t>извещен (извещена) о том, что мне (представляемому) необходимо регулярно принимать назначенные препараты и другие методы лечения, немедленно сообщать врачу о любом ухудшении самочувствия, согласовывать с врачом прием любых, не прописанных лекарств;</w:t>
       </w:r>
     </w:p>
     <w:p>
@@ -7649,12 +7709,33 @@
       </w:pPr>
       <w:r>
         <w:rPr>
+          <w:rStyle w:val="af5"/>
+          <w:rFonts w:ascii="Times New Roman" w:hAnsi="Times New Roman"/>
+          <w:i w:val="0"/>
+          <w:iCs w:val="0"/>
+          <w:color w:val="000000"/>
+          <w:lang w:val="ru-RU"/>
+        </w:rPr>
+        <w:t>Я</w:t>
+      </w:r>
+      <w:r>
+        <w:rPr>
           <w:rStyle w:val="11"/>
           <w:rFonts w:ascii="Times New Roman" w:hAnsi="Times New Roman"/>
+          <w:i/>
           <w:color w:val="000000"/>
           <w:lang w:val="ru-RU"/>
         </w:rPr>
-        <w:t>Я поставил (поставила) в известность врача обо всех проблемах, связанных со здоровьем, в том числе об аллергических проявлениях или индивидуальной непереносимости лекарственных препаратов, обо всех перенесенных мною (представляемым) и известных мне травмах, операциях, заболеваниях, об экологических и производственных факторах физической, химической или биологической природы, воздействующих на меня (представляемого) во время жизнедеятельности, о принимаемых лекарственных средствах. Я сообщил (сообщила) правдивые сведения о наследственности, а также об употреблении алкоголя, наркотических и токсических средств.</w:t>
+        <w:t xml:space="preserve"> </w:t>
+      </w:r>
+      <w:r>
+        <w:rPr>
+          <w:rStyle w:val="11"/>
+          <w:rFonts w:ascii="Times New Roman" w:hAnsi="Times New Roman"/>
+          <w:color w:val="000000"/>
+          <w:lang w:val="ru-RU"/>
+        </w:rPr>
+        <w:t>предупрежден (предупреждена) и осознаю, что отказ от лечения, несоблюдение лечебно-охранительного режима, рекомендаций медицинских работников, режима приёма препаратов, самовольное использование медицинского инструментария и оборудования, бесконтрольное самолечение могут осложнить процесс лечения и отрицательно сказаться на состоянии здоровья;</w:t>
       </w:r>
     </w:p>
     <w:p>
@@ -7677,6 +7758,29 @@
           <w:color w:val="000000"/>
           <w:lang w:val="ru-RU"/>
         </w:rPr>
+        <w:t>Я поставил (поставила) в известность врача обо всех проблемах, связанных со здоровьем, в том числе об аллергических проявлениях или индивидуальной непереносимости лекарственных препаратов, обо всех перенесенных мною (представляемым) и известных мне травмах, операциях, заболеваниях, об экологических и производственных факторах физической, химической или биологической природы, воздействующих на меня (представляемого) во время жизнедеятельности, о принимаемых лекарственных средствах. Я сообщил (сообщила) правдивые сведения о наследственности, а также об употреблении алкоголя, наркотических и токсических средств.</w:t>
+      </w:r>
+    </w:p>
+    <w:p>
+      <w:pPr>
+        <w:pStyle w:val="af3"/>
+        <w:tabs>
+          <w:tab w:val="left" w:pos="163"/>
+        </w:tabs>
+        <w:spacing w:after="0" w:line="240" w:lineRule="auto"/>
+        <w:ind w:firstLineChars="200" w:firstLine="420"/>
+        <w:jc w:val="both"/>
+        <w:rPr>
+          <w:lang w:val="ru-RU"/>
+        </w:rPr>
+      </w:pPr>
+      <w:r>
+        <w:rPr>
+          <w:rStyle w:val="11"/>
+          <w:rFonts w:ascii="Times New Roman" w:hAnsi="Times New Roman"/>
+          <w:color w:val="000000"/>
+          <w:lang w:val="ru-RU"/>
+        </w:rPr>
         <w:t>Я ознакомлен (ознакомлена) и согласен (согласна) со всеми пунктами настоящего документа, положения которого мне разъяснены, мною поняты и добровольно даю свое согласие на обследование и лечение в предложенном объеме;</w:t>
       </w:r>
     </w:p>
@@ -7707,7 +7811,7 @@
         <w:rPr>
           <w:rStyle w:val="11"/>
           <w:rFonts w:ascii="Times New Roman" w:hAnsi="Times New Roman"/>
-          <w:color w:val="C9211E"/>
+          <w:color w:val="000000" w:themeColor="text1"/>
           <w:lang w:val="ru-RU"/>
         </w:rPr>
       </w:pPr>
@@ -7715,7 +7819,7 @@
         <w:rPr>
           <w:rStyle w:val="11"/>
           <w:rFonts w:ascii="Times New Roman" w:hAnsi="Times New Roman"/>
-          <w:color w:val="C9211E"/>
+          <w:color w:val="000000" w:themeColor="text1"/>
           <w:lang w:val="ru-RU"/>
         </w:rPr>
         <w:t>Разрешаю, в случае необходимости, предоставить информацию о моем диагнозе (диагнозе представляемого), степени и характере моего заболевания (заболевания представляемого) моим родственникам, законным представителям, гражданам:_____________________________________________________________________________________________________________________________________________________________________________________________</w:t>
@@ -8907,6 +9011,7 @@
   <w:style w:type="character" w:default="1" w:styleId="a0">
     <w:name w:val="Default Paragraph Font"/>
     <w:uiPriority w:val="1"/>
+    <w:semiHidden/>
     <w:unhideWhenUsed/>
   </w:style>
   <w:style w:type="table" w:default="1" w:styleId="a1">

--- a/patients/templates/patients/docs/card_OMS_template.docx
+++ b/patients/templates/patients/docs/card_OMS_template.docx
@@ -645,23 +645,34 @@
                 <w:b/>
                 <w:sz w:val="20"/>
                 <w:szCs w:val="20"/>
-              </w:rPr>
-            </w:pPr>
-            <w:proofErr w:type="gramStart"/>
+                <w:u w:val="single"/>
+              </w:rPr>
+            </w:pPr>
             <w:r>
               <w:rPr>
                 <w:b/>
                 <w:sz w:val="20"/>
                 <w:szCs w:val="20"/>
               </w:rPr>
+              <w:t xml:space="preserve"> </w:t>
+            </w:r>
+            <w:proofErr w:type="gramStart"/>
+            <w:r>
+              <w:rPr>
+                <w:b/>
+                <w:sz w:val="22"/>
+                <w:szCs w:val="22"/>
+                <w:u w:val="single"/>
+              </w:rPr>
               <w:t xml:space="preserve">{{ </w:t>
             </w:r>
             <w:proofErr w:type="spellStart"/>
             <w:r>
               <w:rPr>
                 <w:b/>
-                <w:sz w:val="20"/>
-                <w:szCs w:val="20"/>
+                <w:sz w:val="22"/>
+                <w:szCs w:val="22"/>
+                <w:u w:val="single"/>
               </w:rPr>
               <w:t>card</w:t>
             </w:r>
@@ -669,8 +680,9 @@
             <w:r>
               <w:rPr>
                 <w:b/>
-                <w:sz w:val="20"/>
-                <w:szCs w:val="20"/>
+                <w:sz w:val="22"/>
+                <w:szCs w:val="22"/>
+                <w:u w:val="single"/>
               </w:rPr>
               <w:t>_number</w:t>
             </w:r>
@@ -678,8 +690,9 @@
             <w:r>
               <w:rPr>
                 <w:b/>
-                <w:sz w:val="20"/>
-                <w:szCs w:val="20"/>
+                <w:sz w:val="22"/>
+                <w:szCs w:val="22"/>
+                <w:u w:val="single"/>
               </w:rPr>
               <w:t xml:space="preserve"> }}</w:t>
             </w:r>
@@ -785,6 +798,8 @@
           <w:p>
             <w:pPr>
               <w:rPr>
+                <w:b/>
+                <w:bCs/>
                 <w:sz w:val="16"/>
                 <w:szCs w:val="16"/>
               </w:rPr>
@@ -792,6 +807,8 @@
             <w:proofErr w:type="gramStart"/>
             <w:r>
               <w:rPr>
+                <w:b/>
+                <w:bCs/>
                 <w:sz w:val="16"/>
                 <w:szCs w:val="16"/>
                 <w:lang w:val="en-US"/>
@@ -801,6 +818,8 @@
             <w:proofErr w:type="spellStart"/>
             <w:r>
               <w:rPr>
+                <w:b/>
+                <w:bCs/>
                 <w:sz w:val="16"/>
                 <w:szCs w:val="16"/>
                 <w:lang w:val="en-US"/>
@@ -810,6 +829,8 @@
             <w:proofErr w:type="gramEnd"/>
             <w:r>
               <w:rPr>
+                <w:b/>
+                <w:bCs/>
                 <w:sz w:val="16"/>
                 <w:szCs w:val="16"/>
                 <w:lang w:val="en-US"/>
@@ -819,6 +840,8 @@
             <w:proofErr w:type="spellEnd"/>
             <w:r>
               <w:rPr>
+                <w:b/>
+                <w:bCs/>
                 <w:sz w:val="16"/>
                 <w:szCs w:val="16"/>
                 <w:lang w:val="en-US"/>
@@ -867,6 +890,8 @@
           <w:p>
             <w:pPr>
               <w:rPr>
+                <w:b/>
+                <w:bCs/>
                 <w:sz w:val="16"/>
                 <w:szCs w:val="16"/>
               </w:rPr>
@@ -874,6 +899,8 @@
             <w:proofErr w:type="gramStart"/>
             <w:r>
               <w:rPr>
+                <w:b/>
+                <w:bCs/>
                 <w:sz w:val="16"/>
                 <w:szCs w:val="16"/>
                 <w:lang w:val="en-US"/>
@@ -883,6 +910,8 @@
             <w:proofErr w:type="spellStart"/>
             <w:r>
               <w:rPr>
+                <w:b/>
+                <w:bCs/>
                 <w:sz w:val="16"/>
                 <w:szCs w:val="16"/>
                 <w:lang w:val="en-US"/>
@@ -892,6 +921,8 @@
             <w:proofErr w:type="gramEnd"/>
             <w:r>
               <w:rPr>
+                <w:b/>
+                <w:bCs/>
                 <w:sz w:val="16"/>
                 <w:szCs w:val="16"/>
                 <w:lang w:val="en-US"/>
@@ -901,6 +932,8 @@
             <w:proofErr w:type="spellEnd"/>
             <w:r>
               <w:rPr>
+                <w:b/>
+                <w:bCs/>
                 <w:sz w:val="16"/>
                 <w:szCs w:val="16"/>
                 <w:lang w:val="en-US"/>
@@ -949,6 +982,8 @@
           <w:p>
             <w:pPr>
               <w:rPr>
+                <w:b/>
+                <w:bCs/>
                 <w:sz w:val="16"/>
                 <w:szCs w:val="16"/>
               </w:rPr>
@@ -956,6 +991,8 @@
             <w:proofErr w:type="gramStart"/>
             <w:r>
               <w:rPr>
+                <w:b/>
+                <w:bCs/>
                 <w:sz w:val="16"/>
                 <w:szCs w:val="16"/>
                 <w:lang w:val="en-US"/>
@@ -965,6 +1002,8 @@
             <w:proofErr w:type="spellStart"/>
             <w:r>
               <w:rPr>
+                <w:b/>
+                <w:bCs/>
                 <w:sz w:val="16"/>
                 <w:szCs w:val="16"/>
                 <w:lang w:val="en-US"/>
@@ -974,6 +1013,8 @@
             <w:proofErr w:type="gramEnd"/>
             <w:r>
               <w:rPr>
+                <w:b/>
+                <w:bCs/>
                 <w:sz w:val="16"/>
                 <w:szCs w:val="16"/>
                 <w:lang w:val="en-US"/>
@@ -983,6 +1024,8 @@
             <w:proofErr w:type="spellEnd"/>
             <w:r>
               <w:rPr>
+                <w:b/>
+                <w:bCs/>
                 <w:sz w:val="16"/>
                 <w:szCs w:val="16"/>
                 <w:lang w:val="en-US"/>
@@ -1039,16 +1082,20 @@
           <w:p>
             <w:pPr>
               <w:rPr>
-                <w:sz w:val="16"/>
-                <w:szCs w:val="16"/>
+                <w:b/>
+                <w:bCs/>
+                <w:sz w:val="22"/>
+                <w:szCs w:val="22"/>
                 <w:lang w:val="en-US"/>
               </w:rPr>
             </w:pPr>
             <w:proofErr w:type="gramStart"/>
             <w:r>
               <w:rPr>
-                <w:sz w:val="16"/>
-                <w:szCs w:val="16"/>
+                <w:b/>
+                <w:bCs/>
+                <w:sz w:val="22"/>
+                <w:szCs w:val="22"/>
                 <w:lang w:val="en-US"/>
               </w:rPr>
               <w:t>{{ surname</w:t>
@@ -1056,8 +1103,10 @@
             <w:proofErr w:type="gramEnd"/>
             <w:r>
               <w:rPr>
-                <w:sz w:val="16"/>
-                <w:szCs w:val="16"/>
+                <w:b/>
+                <w:bCs/>
+                <w:sz w:val="22"/>
+                <w:szCs w:val="22"/>
                 <w:lang w:val="en-US"/>
               </w:rPr>
               <w:t xml:space="preserve"> }} </w:t>
@@ -1065,8 +1114,10 @@
             <w:proofErr w:type="gramStart"/>
             <w:r>
               <w:rPr>
-                <w:sz w:val="16"/>
-                <w:szCs w:val="16"/>
+                <w:b/>
+                <w:bCs/>
+                <w:sz w:val="22"/>
+                <w:szCs w:val="22"/>
                 <w:lang w:val="en-US"/>
               </w:rPr>
               <w:t xml:space="preserve">{{ </w:t>
@@ -1074,8 +1125,10 @@
             <w:proofErr w:type="spellStart"/>
             <w:r>
               <w:rPr>
-                <w:sz w:val="16"/>
-                <w:szCs w:val="16"/>
+                <w:b/>
+                <w:bCs/>
+                <w:sz w:val="22"/>
+                <w:szCs w:val="22"/>
                 <w:lang w:val="en-US"/>
               </w:rPr>
               <w:t>first</w:t>
@@ -1083,8 +1136,10 @@
             <w:proofErr w:type="gramEnd"/>
             <w:r>
               <w:rPr>
-                <w:sz w:val="16"/>
-                <w:szCs w:val="16"/>
+                <w:b/>
+                <w:bCs/>
+                <w:sz w:val="22"/>
+                <w:szCs w:val="22"/>
                 <w:lang w:val="en-US"/>
               </w:rPr>
               <w:t>_</w:t>
@@ -1092,8 +1147,10 @@
             <w:proofErr w:type="gramStart"/>
             <w:r>
               <w:rPr>
-                <w:sz w:val="16"/>
-                <w:szCs w:val="16"/>
+                <w:b/>
+                <w:bCs/>
+                <w:sz w:val="22"/>
+                <w:szCs w:val="22"/>
                 <w:lang w:val="en-US"/>
               </w:rPr>
               <w:t>name</w:t>
@@ -1101,8 +1158,10 @@
             <w:proofErr w:type="spellEnd"/>
             <w:r>
               <w:rPr>
-                <w:sz w:val="16"/>
-                <w:szCs w:val="16"/>
+                <w:b/>
+                <w:bCs/>
+                <w:sz w:val="22"/>
+                <w:szCs w:val="22"/>
                 <w:lang w:val="en-US"/>
               </w:rPr>
               <w:t xml:space="preserve"> }</w:t>
@@ -1110,8 +1169,10 @@
             <w:proofErr w:type="gramEnd"/>
             <w:r>
               <w:rPr>
-                <w:sz w:val="16"/>
-                <w:szCs w:val="16"/>
+                <w:b/>
+                <w:bCs/>
+                <w:sz w:val="22"/>
+                <w:szCs w:val="22"/>
                 <w:lang w:val="en-US"/>
               </w:rPr>
               <w:t xml:space="preserve">} </w:t>
@@ -1119,8 +1180,10 @@
             <w:proofErr w:type="gramStart"/>
             <w:r>
               <w:rPr>
-                <w:sz w:val="16"/>
-                <w:szCs w:val="16"/>
+                <w:b/>
+                <w:bCs/>
+                <w:sz w:val="22"/>
+                <w:szCs w:val="22"/>
                 <w:lang w:val="en-US"/>
               </w:rPr>
               <w:t xml:space="preserve">{{ </w:t>
@@ -1128,8 +1191,10 @@
             <w:proofErr w:type="spellStart"/>
             <w:r>
               <w:rPr>
-                <w:sz w:val="16"/>
-                <w:szCs w:val="16"/>
+                <w:b/>
+                <w:bCs/>
+                <w:sz w:val="22"/>
+                <w:szCs w:val="22"/>
                 <w:lang w:val="en-US"/>
               </w:rPr>
               <w:t>last</w:t>
@@ -1137,8 +1202,10 @@
             <w:proofErr w:type="gramEnd"/>
             <w:r>
               <w:rPr>
-                <w:sz w:val="16"/>
-                <w:szCs w:val="16"/>
+                <w:b/>
+                <w:bCs/>
+                <w:sz w:val="22"/>
+                <w:szCs w:val="22"/>
                 <w:lang w:val="en-US"/>
               </w:rPr>
               <w:t>_</w:t>
@@ -1146,8 +1213,10 @@
             <w:proofErr w:type="gramStart"/>
             <w:r>
               <w:rPr>
-                <w:sz w:val="16"/>
-                <w:szCs w:val="16"/>
+                <w:b/>
+                <w:bCs/>
+                <w:sz w:val="22"/>
+                <w:szCs w:val="22"/>
                 <w:lang w:val="en-US"/>
               </w:rPr>
               <w:t>name</w:t>
@@ -1155,8 +1224,10 @@
             <w:proofErr w:type="spellEnd"/>
             <w:r>
               <w:rPr>
-                <w:sz w:val="16"/>
-                <w:szCs w:val="16"/>
+                <w:b/>
+                <w:bCs/>
+                <w:sz w:val="22"/>
+                <w:szCs w:val="22"/>
                 <w:lang w:val="en-US"/>
               </w:rPr>
               <w:t xml:space="preserve"> }</w:t>
@@ -1164,8 +1235,10 @@
             <w:proofErr w:type="gramEnd"/>
             <w:r>
               <w:rPr>
-                <w:sz w:val="16"/>
-                <w:szCs w:val="16"/>
+                <w:b/>
+                <w:bCs/>
+                <w:sz w:val="22"/>
+                <w:szCs w:val="22"/>
                 <w:lang w:val="en-US"/>
               </w:rPr>
               <w:t xml:space="preserve">} </w:t>
@@ -1228,29 +1301,37 @@
           <w:p>
             <w:pPr>
               <w:rPr>
-                <w:sz w:val="16"/>
-                <w:szCs w:val="16"/>
+                <w:b/>
+                <w:bCs/>
+                <w:sz w:val="22"/>
+                <w:szCs w:val="22"/>
               </w:rPr>
             </w:pPr>
             <w:proofErr w:type="gramStart"/>
             <w:r>
               <w:rPr>
-                <w:sz w:val="16"/>
-                <w:szCs w:val="16"/>
+                <w:b/>
+                <w:bCs/>
+                <w:sz w:val="22"/>
+                <w:szCs w:val="22"/>
               </w:rPr>
               <w:t>«</w:t>
             </w:r>
             <w:r>
               <w:rPr>
-                <w:sz w:val="16"/>
-                <w:szCs w:val="16"/>
+                <w:b/>
+                <w:bCs/>
+                <w:sz w:val="22"/>
+                <w:szCs w:val="22"/>
               </w:rPr>
               <w:t xml:space="preserve">  </w:t>
             </w:r>
             <w:r>
               <w:rPr>
-                <w:sz w:val="16"/>
-                <w:szCs w:val="16"/>
+                <w:b/>
+                <w:bCs/>
+                <w:sz w:val="22"/>
+                <w:szCs w:val="22"/>
                 <w:lang w:val="en-US"/>
               </w:rPr>
               <w:t xml:space="preserve">{{ </w:t>
@@ -1258,32 +1339,40 @@
             <w:proofErr w:type="spellStart"/>
             <w:r>
               <w:rPr>
-                <w:sz w:val="16"/>
-                <w:szCs w:val="16"/>
+                <w:b/>
+                <w:bCs/>
+                <w:sz w:val="22"/>
+                <w:szCs w:val="22"/>
               </w:rPr>
               <w:t>b</w:t>
             </w:r>
             <w:proofErr w:type="gramEnd"/>
             <w:r>
               <w:rPr>
-                <w:sz w:val="16"/>
-                <w:szCs w:val="16"/>
+                <w:b/>
+                <w:bCs/>
+                <w:sz w:val="22"/>
+                <w:szCs w:val="22"/>
               </w:rPr>
               <w:t>_</w:t>
             </w:r>
             <w:proofErr w:type="gramStart"/>
             <w:r>
               <w:rPr>
-                <w:sz w:val="16"/>
-                <w:szCs w:val="16"/>
+                <w:b/>
+                <w:bCs/>
+                <w:sz w:val="22"/>
+                <w:szCs w:val="22"/>
               </w:rPr>
               <w:t>day</w:t>
             </w:r>
             <w:proofErr w:type="spellEnd"/>
             <w:r>
               <w:rPr>
-                <w:sz w:val="16"/>
-                <w:szCs w:val="16"/>
+                <w:b/>
+                <w:bCs/>
+                <w:sz w:val="22"/>
+                <w:szCs w:val="22"/>
                 <w:lang w:val="en-US"/>
               </w:rPr>
               <w:t xml:space="preserve"> }</w:t>
@@ -1291,8 +1380,10 @@
             <w:proofErr w:type="gramEnd"/>
             <w:r>
               <w:rPr>
-                <w:sz w:val="16"/>
-                <w:szCs w:val="16"/>
+                <w:b/>
+                <w:bCs/>
+                <w:sz w:val="22"/>
+                <w:szCs w:val="22"/>
                 <w:lang w:val="en-US"/>
               </w:rPr>
               <w:t>}</w:t>
@@ -1300,15 +1391,19 @@
             <w:proofErr w:type="gramStart"/>
             <w:r>
               <w:rPr>
-                <w:sz w:val="16"/>
-                <w:szCs w:val="16"/>
+                <w:b/>
+                <w:bCs/>
+                <w:sz w:val="22"/>
+                <w:szCs w:val="22"/>
               </w:rPr>
               <w:t xml:space="preserve">  </w:t>
             </w:r>
             <w:r>
               <w:rPr>
-                <w:sz w:val="16"/>
-                <w:szCs w:val="16"/>
+                <w:b/>
+                <w:bCs/>
+                <w:sz w:val="22"/>
+                <w:szCs w:val="22"/>
               </w:rPr>
               <w:t>»</w:t>
             </w:r>
@@ -1330,16 +1425,20 @@
           <w:p>
             <w:pPr>
               <w:rPr>
-                <w:sz w:val="16"/>
-                <w:szCs w:val="16"/>
+                <w:b/>
+                <w:bCs/>
+                <w:sz w:val="22"/>
+                <w:szCs w:val="22"/>
                 <w:lang w:val="en-US"/>
               </w:rPr>
             </w:pPr>
             <w:proofErr w:type="gramStart"/>
             <w:r>
               <w:rPr>
-                <w:sz w:val="16"/>
-                <w:szCs w:val="16"/>
+                <w:b/>
+                <w:bCs/>
+                <w:sz w:val="22"/>
+                <w:szCs w:val="22"/>
                 <w:lang w:val="en-US"/>
               </w:rPr>
               <w:t xml:space="preserve">{{ </w:t>
@@ -1347,24 +1446,30 @@
             <w:proofErr w:type="spellStart"/>
             <w:r>
               <w:rPr>
-                <w:sz w:val="16"/>
-                <w:szCs w:val="16"/>
+                <w:b/>
+                <w:bCs/>
+                <w:sz w:val="22"/>
+                <w:szCs w:val="22"/>
               </w:rPr>
               <w:t>b</w:t>
             </w:r>
             <w:proofErr w:type="gramEnd"/>
             <w:r>
               <w:rPr>
-                <w:sz w:val="16"/>
-                <w:szCs w:val="16"/>
+                <w:b/>
+                <w:bCs/>
+                <w:sz w:val="22"/>
+                <w:szCs w:val="22"/>
               </w:rPr>
               <w:t>_month_name</w:t>
             </w:r>
             <w:proofErr w:type="spellEnd"/>
             <w:r>
               <w:rPr>
-                <w:sz w:val="16"/>
-                <w:szCs w:val="16"/>
+                <w:b/>
+                <w:bCs/>
+                <w:sz w:val="22"/>
+                <w:szCs w:val="22"/>
                 <w:lang w:val="en-US"/>
               </w:rPr>
               <w:t xml:space="preserve"> }}</w:t>
@@ -1386,15 +1491,19 @@
           <w:p>
             <w:pPr>
               <w:rPr>
-                <w:sz w:val="16"/>
-                <w:szCs w:val="16"/>
+                <w:b/>
+                <w:bCs/>
+                <w:sz w:val="22"/>
+                <w:szCs w:val="22"/>
               </w:rPr>
             </w:pPr>
             <w:proofErr w:type="gramStart"/>
             <w:r>
               <w:rPr>
-                <w:sz w:val="16"/>
-                <w:szCs w:val="16"/>
+                <w:b/>
+                <w:bCs/>
+                <w:sz w:val="22"/>
+                <w:szCs w:val="22"/>
                 <w:lang w:val="en-US"/>
               </w:rPr>
               <w:t xml:space="preserve">{{ </w:t>
@@ -1402,8 +1511,10 @@
             <w:proofErr w:type="spellStart"/>
             <w:r>
               <w:rPr>
-                <w:sz w:val="16"/>
-                <w:szCs w:val="16"/>
+                <w:b/>
+                <w:bCs/>
+                <w:sz w:val="22"/>
+                <w:szCs w:val="22"/>
                 <w:lang w:val="en-US"/>
               </w:rPr>
               <w:t>b</w:t>
@@ -1411,8 +1522,10 @@
             <w:proofErr w:type="gramEnd"/>
             <w:r>
               <w:rPr>
-                <w:sz w:val="16"/>
-                <w:szCs w:val="16"/>
+                <w:b/>
+                <w:bCs/>
+                <w:sz w:val="22"/>
+                <w:szCs w:val="22"/>
                 <w:lang w:val="en-US"/>
               </w:rPr>
               <w:t>_</w:t>
@@ -1420,8 +1533,10 @@
             <w:proofErr w:type="gramStart"/>
             <w:r>
               <w:rPr>
-                <w:sz w:val="16"/>
-                <w:szCs w:val="16"/>
+                <w:b/>
+                <w:bCs/>
+                <w:sz w:val="22"/>
+                <w:szCs w:val="22"/>
                 <w:lang w:val="en-US"/>
               </w:rPr>
               <w:t>year</w:t>
@@ -1429,8 +1544,10 @@
             <w:proofErr w:type="spellEnd"/>
             <w:r>
               <w:rPr>
-                <w:sz w:val="16"/>
-                <w:szCs w:val="16"/>
+                <w:b/>
+                <w:bCs/>
+                <w:sz w:val="22"/>
+                <w:szCs w:val="22"/>
                 <w:lang w:val="en-US"/>
               </w:rPr>
               <w:t xml:space="preserve"> }</w:t>
@@ -1438,16 +1555,20 @@
             <w:proofErr w:type="gramEnd"/>
             <w:r>
               <w:rPr>
-                <w:sz w:val="16"/>
-                <w:szCs w:val="16"/>
+                <w:b/>
+                <w:bCs/>
+                <w:sz w:val="22"/>
+                <w:szCs w:val="22"/>
                 <w:lang w:val="en-US"/>
               </w:rPr>
               <w:t>}</w:t>
             </w:r>
             <w:r>
               <w:rPr>
-                <w:sz w:val="16"/>
-                <w:szCs w:val="16"/>
+                <w:b/>
+                <w:bCs/>
+                <w:sz w:val="22"/>
+                <w:szCs w:val="22"/>
               </w:rPr>
               <w:t xml:space="preserve"> г.</w:t>
             </w:r>
@@ -1593,6 +1714,8 @@
           <w:p>
             <w:pPr>
               <w:rPr>
+                <w:b/>
+                <w:bCs/>
                 <w:sz w:val="16"/>
                 <w:szCs w:val="16"/>
                 <w:lang w:val="en-US"/>
@@ -1601,6 +1724,8 @@
             <w:proofErr w:type="gramStart"/>
             <w:r>
               <w:rPr>
+                <w:b/>
+                <w:bCs/>
                 <w:sz w:val="16"/>
                 <w:szCs w:val="16"/>
                 <w:lang w:val="en-US"/>
@@ -1610,6 +1735,8 @@
             <w:proofErr w:type="spellStart"/>
             <w:r>
               <w:rPr>
+                <w:b/>
+                <w:bCs/>
                 <w:sz w:val="16"/>
                 <w:szCs w:val="16"/>
               </w:rPr>
@@ -1619,6 +1746,8 @@
             <w:proofErr w:type="gramEnd"/>
             <w:r>
               <w:rPr>
+                <w:b/>
+                <w:bCs/>
                 <w:sz w:val="16"/>
                 <w:szCs w:val="16"/>
                 <w:lang w:val="en-US"/>
@@ -1671,6 +1800,8 @@
           <w:p>
             <w:pPr>
               <w:rPr>
+                <w:b/>
+                <w:bCs/>
                 <w:sz w:val="16"/>
                 <w:szCs w:val="16"/>
                 <w:lang w:val="en-US"/>
@@ -1679,6 +1810,8 @@
             <w:proofErr w:type="gramStart"/>
             <w:r>
               <w:rPr>
+                <w:b/>
+                <w:bCs/>
                 <w:sz w:val="16"/>
                 <w:szCs w:val="16"/>
                 <w:lang w:val="en-US"/>
@@ -1688,6 +1821,8 @@
             <w:proofErr w:type="spellStart"/>
             <w:r>
               <w:rPr>
+                <w:b/>
+                <w:bCs/>
                 <w:sz w:val="16"/>
                 <w:szCs w:val="16"/>
               </w:rPr>
@@ -1696,6 +1831,8 @@
             <w:proofErr w:type="gramEnd"/>
             <w:r>
               <w:rPr>
+                <w:b/>
+                <w:bCs/>
                 <w:sz w:val="16"/>
                 <w:szCs w:val="16"/>
               </w:rPr>
@@ -1704,6 +1841,8 @@
             <w:proofErr w:type="spellEnd"/>
             <w:r>
               <w:rPr>
+                <w:b/>
+                <w:bCs/>
                 <w:sz w:val="16"/>
                 <w:szCs w:val="16"/>
                 <w:lang w:val="en-US"/>
@@ -1756,6 +1895,8 @@
           <w:p>
             <w:pPr>
               <w:rPr>
+                <w:b/>
+                <w:bCs/>
                 <w:sz w:val="16"/>
                 <w:szCs w:val="16"/>
                 <w:lang w:val="en-US"/>
@@ -1764,6 +1905,8 @@
             <w:proofErr w:type="gramStart"/>
             <w:r>
               <w:rPr>
+                <w:b/>
+                <w:bCs/>
                 <w:sz w:val="16"/>
                 <w:szCs w:val="16"/>
                 <w:lang w:val="en-US"/>
@@ -1773,6 +1916,8 @@
             <w:proofErr w:type="spellStart"/>
             <w:r>
               <w:rPr>
+                <w:b/>
+                <w:bCs/>
                 <w:sz w:val="16"/>
                 <w:szCs w:val="16"/>
               </w:rPr>
@@ -1781,6 +1926,8 @@
             <w:proofErr w:type="gramEnd"/>
             <w:r>
               <w:rPr>
+                <w:b/>
+                <w:bCs/>
                 <w:sz w:val="16"/>
                 <w:szCs w:val="16"/>
               </w:rPr>
@@ -1789,6 +1936,8 @@
             <w:proofErr w:type="spellEnd"/>
             <w:r>
               <w:rPr>
+                <w:b/>
+                <w:bCs/>
                 <w:sz w:val="16"/>
                 <w:szCs w:val="16"/>
                 <w:lang w:val="en-US"/>
@@ -1847,16 +1996,20 @@
           <w:p>
             <w:pPr>
               <w:rPr>
-                <w:sz w:val="16"/>
-                <w:szCs w:val="16"/>
+                <w:b/>
+                <w:bCs/>
+                <w:sz w:val="22"/>
+                <w:szCs w:val="22"/>
                 <w:lang w:val="en-US"/>
               </w:rPr>
             </w:pPr>
             <w:proofErr w:type="gramStart"/>
             <w:r>
               <w:rPr>
-                <w:sz w:val="16"/>
-                <w:szCs w:val="16"/>
+                <w:b/>
+                <w:bCs/>
+                <w:sz w:val="22"/>
+                <w:szCs w:val="22"/>
                 <w:lang w:val="en-US"/>
               </w:rPr>
               <w:t xml:space="preserve">{{ </w:t>
@@ -1864,24 +2017,30 @@
             <w:proofErr w:type="spellStart"/>
             <w:r>
               <w:rPr>
-                <w:sz w:val="16"/>
-                <w:szCs w:val="16"/>
+                <w:b/>
+                <w:bCs/>
+                <w:sz w:val="22"/>
+                <w:szCs w:val="22"/>
               </w:rPr>
               <w:t>phone</w:t>
             </w:r>
             <w:proofErr w:type="gramEnd"/>
             <w:r>
               <w:rPr>
-                <w:sz w:val="16"/>
-                <w:szCs w:val="16"/>
+                <w:b/>
+                <w:bCs/>
+                <w:sz w:val="22"/>
+                <w:szCs w:val="22"/>
               </w:rPr>
               <w:t>_number</w:t>
             </w:r>
             <w:proofErr w:type="spellEnd"/>
             <w:r>
               <w:rPr>
-                <w:sz w:val="16"/>
-                <w:szCs w:val="16"/>
+                <w:b/>
+                <w:bCs/>
+                <w:sz w:val="22"/>
+                <w:szCs w:val="22"/>
                 <w:lang w:val="en-US"/>
               </w:rPr>
               <w:t xml:space="preserve"> }}</w:t>
@@ -2069,6 +2228,8 @@
           <w:p>
             <w:pPr>
               <w:rPr>
+                <w:b/>
+                <w:bCs/>
                 <w:sz w:val="16"/>
                 <w:szCs w:val="16"/>
               </w:rPr>
@@ -2076,6 +2237,8 @@
             <w:proofErr w:type="gramStart"/>
             <w:r>
               <w:rPr>
+                <w:b/>
+                <w:bCs/>
                 <w:sz w:val="16"/>
                 <w:szCs w:val="16"/>
                 <w:lang w:val="en-US"/>
@@ -2085,6 +2248,8 @@
             <w:proofErr w:type="spellStart"/>
             <w:r>
               <w:rPr>
+                <w:b/>
+                <w:bCs/>
                 <w:sz w:val="16"/>
                 <w:szCs w:val="16"/>
               </w:rPr>
@@ -2094,6 +2259,8 @@
             <w:proofErr w:type="gramEnd"/>
             <w:r>
               <w:rPr>
+                <w:b/>
+                <w:bCs/>
                 <w:sz w:val="16"/>
                 <w:szCs w:val="16"/>
                 <w:lang w:val="en-US"/>
@@ -2145,6 +2312,8 @@
           <w:p>
             <w:pPr>
               <w:rPr>
+                <w:b/>
+                <w:bCs/>
                 <w:sz w:val="16"/>
                 <w:szCs w:val="16"/>
               </w:rPr>
@@ -2152,6 +2321,8 @@
             <w:proofErr w:type="gramStart"/>
             <w:r>
               <w:rPr>
+                <w:b/>
+                <w:bCs/>
                 <w:sz w:val="16"/>
                 <w:szCs w:val="16"/>
                 <w:lang w:val="en-US"/>
@@ -2161,6 +2332,8 @@
             <w:proofErr w:type="spellStart"/>
             <w:r>
               <w:rPr>
+                <w:b/>
+                <w:bCs/>
                 <w:sz w:val="16"/>
                 <w:szCs w:val="16"/>
               </w:rPr>
@@ -2170,6 +2343,8 @@
             <w:proofErr w:type="gramEnd"/>
             <w:r>
               <w:rPr>
+                <w:b/>
+                <w:bCs/>
                 <w:sz w:val="16"/>
                 <w:szCs w:val="16"/>
                 <w:lang w:val="en-US"/>
@@ -2226,6 +2401,8 @@
           <w:p>
             <w:pPr>
               <w:rPr>
+                <w:b/>
+                <w:bCs/>
                 <w:sz w:val="16"/>
                 <w:szCs w:val="16"/>
               </w:rPr>
@@ -2233,6 +2410,8 @@
             <w:proofErr w:type="gramStart"/>
             <w:r>
               <w:rPr>
+                <w:b/>
+                <w:bCs/>
                 <w:sz w:val="16"/>
                 <w:szCs w:val="16"/>
                 <w:lang w:val="en-US"/>
@@ -2242,6 +2421,8 @@
             <w:proofErr w:type="spellStart"/>
             <w:r>
               <w:rPr>
+                <w:b/>
+                <w:bCs/>
                 <w:sz w:val="16"/>
                 <w:szCs w:val="16"/>
               </w:rPr>
@@ -2251,6 +2432,8 @@
             <w:proofErr w:type="gramEnd"/>
             <w:r>
               <w:rPr>
+                <w:b/>
+                <w:bCs/>
                 <w:sz w:val="16"/>
                 <w:szCs w:val="16"/>
               </w:rPr>
@@ -2258,6 +2441,8 @@
             </w:r>
             <w:r>
               <w:rPr>
+                <w:b/>
+                <w:bCs/>
                 <w:sz w:val="16"/>
                 <w:szCs w:val="16"/>
                 <w:lang w:val="en-US"/>
@@ -2309,6 +2494,8 @@
           <w:p>
             <w:pPr>
               <w:rPr>
+                <w:b/>
+                <w:bCs/>
                 <w:sz w:val="16"/>
                 <w:szCs w:val="16"/>
               </w:rPr>
@@ -2316,6 +2503,8 @@
             <w:proofErr w:type="gramStart"/>
             <w:r>
               <w:rPr>
+                <w:b/>
+                <w:bCs/>
                 <w:sz w:val="16"/>
                 <w:szCs w:val="16"/>
                 <w:lang w:val="en-US"/>
@@ -2325,6 +2514,8 @@
             <w:proofErr w:type="spellStart"/>
             <w:r>
               <w:rPr>
+                <w:b/>
+                <w:bCs/>
                 <w:sz w:val="16"/>
                 <w:szCs w:val="16"/>
               </w:rPr>
@@ -2334,6 +2525,8 @@
             <w:proofErr w:type="gramEnd"/>
             <w:r>
               <w:rPr>
+                <w:b/>
+                <w:bCs/>
                 <w:sz w:val="16"/>
                 <w:szCs w:val="16"/>
               </w:rPr>
@@ -2341,6 +2534,8 @@
             </w:r>
             <w:r>
               <w:rPr>
+                <w:b/>
+                <w:bCs/>
                 <w:sz w:val="16"/>
                 <w:szCs w:val="16"/>
                 <w:lang w:val="en-US"/>
@@ -2392,6 +2587,8 @@
           <w:p>
             <w:pPr>
               <w:rPr>
+                <w:b/>
+                <w:bCs/>
                 <w:sz w:val="16"/>
                 <w:szCs w:val="16"/>
               </w:rPr>
@@ -2399,6 +2596,8 @@
             <w:proofErr w:type="gramStart"/>
             <w:r>
               <w:rPr>
+                <w:b/>
+                <w:bCs/>
                 <w:sz w:val="16"/>
                 <w:szCs w:val="16"/>
                 <w:lang w:val="en-US"/>
@@ -2408,6 +2607,8 @@
             <w:proofErr w:type="spellStart"/>
             <w:r>
               <w:rPr>
+                <w:b/>
+                <w:bCs/>
                 <w:sz w:val="16"/>
                 <w:szCs w:val="16"/>
               </w:rPr>
@@ -2417,6 +2618,8 @@
             <w:proofErr w:type="gramEnd"/>
             <w:r>
               <w:rPr>
+                <w:b/>
+                <w:bCs/>
                 <w:sz w:val="16"/>
                 <w:szCs w:val="16"/>
               </w:rPr>
@@ -2424,6 +2627,8 @@
             </w:r>
             <w:r>
               <w:rPr>
+                <w:b/>
+                <w:bCs/>
                 <w:sz w:val="16"/>
                 <w:szCs w:val="16"/>
                 <w:lang w:val="en-US"/>
@@ -2475,6 +2680,8 @@
           <w:p>
             <w:pPr>
               <w:rPr>
+                <w:b/>
+                <w:bCs/>
                 <w:sz w:val="16"/>
                 <w:szCs w:val="16"/>
               </w:rPr>
@@ -2482,6 +2689,8 @@
             <w:proofErr w:type="gramStart"/>
             <w:r>
               <w:rPr>
+                <w:b/>
+                <w:bCs/>
                 <w:sz w:val="16"/>
                 <w:szCs w:val="16"/>
                 <w:lang w:val="en-US"/>
@@ -2491,6 +2700,8 @@
             <w:proofErr w:type="spellStart"/>
             <w:r>
               <w:rPr>
+                <w:b/>
+                <w:bCs/>
                 <w:sz w:val="16"/>
                 <w:szCs w:val="16"/>
               </w:rPr>
@@ -2500,6 +2711,8 @@
             <w:proofErr w:type="gramEnd"/>
             <w:r>
               <w:rPr>
+                <w:b/>
+                <w:bCs/>
                 <w:sz w:val="16"/>
                 <w:szCs w:val="16"/>
                 <w:lang w:val="en-US"/>
@@ -2613,6 +2826,8 @@
           <w:p>
             <w:pPr>
               <w:rPr>
+                <w:b/>
+                <w:bCs/>
                 <w:sz w:val="16"/>
                 <w:szCs w:val="16"/>
               </w:rPr>
@@ -2620,6 +2835,8 @@
             <w:proofErr w:type="gramStart"/>
             <w:r>
               <w:rPr>
+                <w:b/>
+                <w:bCs/>
                 <w:sz w:val="16"/>
                 <w:szCs w:val="16"/>
                 <w:lang w:val="en-US"/>
@@ -2629,6 +2846,8 @@
             <w:proofErr w:type="spellStart"/>
             <w:r>
               <w:rPr>
+                <w:b/>
+                <w:bCs/>
                 <w:sz w:val="16"/>
                 <w:szCs w:val="16"/>
               </w:rPr>
@@ -2638,6 +2857,8 @@
             <w:proofErr w:type="gramEnd"/>
             <w:r>
               <w:rPr>
+                <w:b/>
+                <w:bCs/>
                 <w:sz w:val="16"/>
                 <w:szCs w:val="16"/>
                 <w:lang w:val="en-US"/>
@@ -2694,6 +2915,8 @@
           <w:p>
             <w:pPr>
               <w:rPr>
+                <w:b/>
+                <w:bCs/>
                 <w:sz w:val="16"/>
                 <w:szCs w:val="16"/>
               </w:rPr>
@@ -2701,6 +2924,8 @@
             <w:proofErr w:type="gramStart"/>
             <w:r>
               <w:rPr>
+                <w:b/>
+                <w:bCs/>
                 <w:sz w:val="16"/>
                 <w:szCs w:val="16"/>
                 <w:lang w:val="en-US"/>
@@ -2710,6 +2935,8 @@
             <w:proofErr w:type="spellStart"/>
             <w:r>
               <w:rPr>
+                <w:b/>
+                <w:bCs/>
                 <w:sz w:val="16"/>
                 <w:szCs w:val="16"/>
               </w:rPr>
@@ -2719,6 +2946,8 @@
             <w:proofErr w:type="gramEnd"/>
             <w:r>
               <w:rPr>
+                <w:b/>
+                <w:bCs/>
                 <w:sz w:val="16"/>
                 <w:szCs w:val="16"/>
                 <w:lang w:val="en-US"/>
@@ -2770,6 +2999,8 @@
           <w:p>
             <w:pPr>
               <w:rPr>
+                <w:b/>
+                <w:bCs/>
                 <w:sz w:val="16"/>
                 <w:szCs w:val="16"/>
               </w:rPr>
@@ -2777,6 +3008,8 @@
             <w:proofErr w:type="gramStart"/>
             <w:r>
               <w:rPr>
+                <w:b/>
+                <w:bCs/>
                 <w:sz w:val="16"/>
                 <w:szCs w:val="16"/>
                 <w:lang w:val="en-US"/>
@@ -2786,6 +3019,8 @@
             <w:proofErr w:type="spellStart"/>
             <w:r>
               <w:rPr>
+                <w:b/>
+                <w:bCs/>
                 <w:sz w:val="16"/>
                 <w:szCs w:val="16"/>
               </w:rPr>
@@ -2795,6 +3030,8 @@
             <w:proofErr w:type="gramEnd"/>
             <w:r>
               <w:rPr>
+                <w:b/>
+                <w:bCs/>
                 <w:sz w:val="16"/>
                 <w:szCs w:val="16"/>
                 <w:lang w:val="en-US"/>
@@ -2851,6 +3088,8 @@
           <w:p>
             <w:pPr>
               <w:rPr>
+                <w:b/>
+                <w:bCs/>
                 <w:sz w:val="16"/>
                 <w:szCs w:val="16"/>
               </w:rPr>
@@ -2858,6 +3097,8 @@
             <w:proofErr w:type="gramStart"/>
             <w:r>
               <w:rPr>
+                <w:b/>
+                <w:bCs/>
                 <w:sz w:val="16"/>
                 <w:szCs w:val="16"/>
                 <w:lang w:val="en-US"/>
@@ -2867,6 +3108,8 @@
             <w:proofErr w:type="spellStart"/>
             <w:r>
               <w:rPr>
+                <w:b/>
+                <w:bCs/>
                 <w:sz w:val="16"/>
                 <w:szCs w:val="16"/>
               </w:rPr>
@@ -2876,6 +3119,8 @@
             <w:proofErr w:type="gramEnd"/>
             <w:r>
               <w:rPr>
+                <w:b/>
+                <w:bCs/>
                 <w:sz w:val="16"/>
                 <w:szCs w:val="16"/>
               </w:rPr>
@@ -2883,6 +3128,8 @@
             </w:r>
             <w:r>
               <w:rPr>
+                <w:b/>
+                <w:bCs/>
                 <w:sz w:val="16"/>
                 <w:szCs w:val="16"/>
                 <w:lang w:val="en-US"/>
@@ -2934,6 +3181,8 @@
           <w:p>
             <w:pPr>
               <w:rPr>
+                <w:b/>
+                <w:bCs/>
                 <w:sz w:val="16"/>
                 <w:szCs w:val="16"/>
               </w:rPr>
@@ -2941,6 +3190,8 @@
             <w:proofErr w:type="gramStart"/>
             <w:r>
               <w:rPr>
+                <w:b/>
+                <w:bCs/>
                 <w:sz w:val="16"/>
                 <w:szCs w:val="16"/>
                 <w:lang w:val="en-US"/>
@@ -2950,6 +3201,8 @@
             <w:proofErr w:type="spellStart"/>
             <w:r>
               <w:rPr>
+                <w:b/>
+                <w:bCs/>
                 <w:sz w:val="16"/>
                 <w:szCs w:val="16"/>
               </w:rPr>
@@ -2959,6 +3212,8 @@
             <w:proofErr w:type="gramEnd"/>
             <w:r>
               <w:rPr>
+                <w:b/>
+                <w:bCs/>
                 <w:sz w:val="16"/>
                 <w:szCs w:val="16"/>
               </w:rPr>
@@ -2966,6 +3221,8 @@
             </w:r>
             <w:r>
               <w:rPr>
+                <w:b/>
+                <w:bCs/>
                 <w:sz w:val="16"/>
                 <w:szCs w:val="16"/>
                 <w:lang w:val="en-US"/>
@@ -3017,6 +3274,8 @@
           <w:p>
             <w:pPr>
               <w:rPr>
+                <w:b/>
+                <w:bCs/>
                 <w:sz w:val="16"/>
                 <w:szCs w:val="16"/>
               </w:rPr>
@@ -3024,6 +3283,8 @@
             <w:proofErr w:type="gramStart"/>
             <w:r>
               <w:rPr>
+                <w:b/>
+                <w:bCs/>
                 <w:sz w:val="16"/>
                 <w:szCs w:val="16"/>
                 <w:lang w:val="en-US"/>
@@ -3033,6 +3294,8 @@
             <w:proofErr w:type="spellStart"/>
             <w:r>
               <w:rPr>
+                <w:b/>
+                <w:bCs/>
                 <w:sz w:val="16"/>
                 <w:szCs w:val="16"/>
               </w:rPr>
@@ -3042,6 +3305,8 @@
             <w:proofErr w:type="gramEnd"/>
             <w:r>
               <w:rPr>
+                <w:b/>
+                <w:bCs/>
                 <w:sz w:val="16"/>
                 <w:szCs w:val="16"/>
               </w:rPr>
@@ -3049,6 +3314,8 @@
             </w:r>
             <w:r>
               <w:rPr>
+                <w:b/>
+                <w:bCs/>
                 <w:sz w:val="16"/>
                 <w:szCs w:val="16"/>
                 <w:lang w:val="en-US"/>
@@ -3100,6 +3367,8 @@
           <w:p>
             <w:pPr>
               <w:rPr>
+                <w:b/>
+                <w:bCs/>
                 <w:sz w:val="16"/>
                 <w:szCs w:val="16"/>
               </w:rPr>
@@ -3107,6 +3376,8 @@
             <w:proofErr w:type="gramStart"/>
             <w:r>
               <w:rPr>
+                <w:b/>
+                <w:bCs/>
                 <w:sz w:val="16"/>
                 <w:szCs w:val="16"/>
                 <w:lang w:val="en-US"/>
@@ -3116,6 +3387,8 @@
             <w:proofErr w:type="spellStart"/>
             <w:r>
               <w:rPr>
+                <w:b/>
+                <w:bCs/>
                 <w:sz w:val="16"/>
                 <w:szCs w:val="16"/>
               </w:rPr>
@@ -3125,6 +3398,8 @@
             <w:proofErr w:type="gramEnd"/>
             <w:r>
               <w:rPr>
+                <w:b/>
+                <w:bCs/>
                 <w:sz w:val="16"/>
                 <w:szCs w:val="16"/>
                 <w:lang w:val="en-US"/>
@@ -3239,16 +3514,20 @@
           <w:p>
             <w:pPr>
               <w:rPr>
-                <w:sz w:val="16"/>
-                <w:szCs w:val="16"/>
+                <w:b/>
+                <w:bCs/>
+                <w:sz w:val="22"/>
+                <w:szCs w:val="22"/>
                 <w:lang w:val="en-US"/>
               </w:rPr>
             </w:pPr>
             <w:proofErr w:type="gramStart"/>
             <w:r>
               <w:rPr>
-                <w:sz w:val="16"/>
-                <w:szCs w:val="16"/>
+                <w:b/>
+                <w:bCs/>
+                <w:sz w:val="22"/>
+                <w:szCs w:val="22"/>
                 <w:lang w:val="en-US"/>
               </w:rPr>
               <w:t xml:space="preserve">{{ </w:t>
@@ -3256,8 +3535,10 @@
             <w:proofErr w:type="spellStart"/>
             <w:r>
               <w:rPr>
-                <w:sz w:val="16"/>
-                <w:szCs w:val="16"/>
+                <w:b/>
+                <w:bCs/>
+                <w:sz w:val="22"/>
+                <w:szCs w:val="22"/>
                 <w:lang w:val="en-US"/>
               </w:rPr>
               <w:t>polis</w:t>
@@ -3265,8 +3546,10 @@
             <w:proofErr w:type="gramEnd"/>
             <w:r>
               <w:rPr>
-                <w:sz w:val="16"/>
-                <w:szCs w:val="16"/>
+                <w:b/>
+                <w:bCs/>
+                <w:sz w:val="22"/>
+                <w:szCs w:val="22"/>
                 <w:lang w:val="en-US"/>
               </w:rPr>
               <w:t>_oms</w:t>
@@ -3274,8 +3557,10 @@
             <w:proofErr w:type="spellEnd"/>
             <w:r>
               <w:rPr>
-                <w:sz w:val="16"/>
-                <w:szCs w:val="16"/>
+                <w:b/>
+                <w:bCs/>
+                <w:sz w:val="22"/>
+                <w:szCs w:val="22"/>
                 <w:lang w:val="en-US"/>
               </w:rPr>
               <w:t xml:space="preserve"> }}</w:t>

--- a/patients/templates/patients/docs/card_OMS_template.docx
+++ b/patients/templates/patients/docs/card_OMS_template.docx
@@ -896,7 +896,6 @@
                 <w:szCs w:val="16"/>
               </w:rPr>
             </w:pPr>
-            <w:proofErr w:type="gramStart"/>
             <w:r>
               <w:rPr>
                 <w:b/>
@@ -916,18 +915,7 @@
                 <w:szCs w:val="16"/>
                 <w:lang w:val="en-US"/>
               </w:rPr>
-              <w:t>cur</w:t>
-            </w:r>
-            <w:proofErr w:type="gramEnd"/>
-            <w:r>
-              <w:rPr>
-                <w:b/>
-                <w:bCs/>
-                <w:sz w:val="16"/>
-                <w:szCs w:val="16"/>
-                <w:lang w:val="en-US"/>
-              </w:rPr>
-              <w:t>_month_ru</w:t>
+              <w:t>cur_month_ru</w:t>
             </w:r>
             <w:proofErr w:type="spellEnd"/>
             <w:r>
@@ -988,7 +976,6 @@
                 <w:szCs w:val="16"/>
               </w:rPr>
             </w:pPr>
-            <w:proofErr w:type="gramStart"/>
             <w:r>
               <w:rPr>
                 <w:b/>
@@ -1008,18 +995,7 @@
                 <w:szCs w:val="16"/>
                 <w:lang w:val="en-US"/>
               </w:rPr>
-              <w:t>current</w:t>
-            </w:r>
-            <w:proofErr w:type="gramEnd"/>
-            <w:r>
-              <w:rPr>
-                <w:b/>
-                <w:bCs/>
-                <w:sz w:val="16"/>
-                <w:szCs w:val="16"/>
-                <w:lang w:val="en-US"/>
-              </w:rPr>
-              <w:t>_year</w:t>
+              <w:t>current_year</w:t>
             </w:r>
             <w:proofErr w:type="spellEnd"/>
             <w:r>
@@ -1089,7 +1065,6 @@
                 <w:lang w:val="en-US"/>
               </w:rPr>
             </w:pPr>
-            <w:proofErr w:type="gramStart"/>
             <w:r>
               <w:rPr>
                 <w:b/>
@@ -1098,9 +1073,9 @@
                 <w:szCs w:val="22"/>
                 <w:lang w:val="en-US"/>
               </w:rPr>
-              <w:t>{{ surname</w:t>
-            </w:r>
-            <w:proofErr w:type="gramEnd"/>
+              <w:t xml:space="preserve">{{ surname }} {{ </w:t>
+            </w:r>
+            <w:proofErr w:type="spellStart"/>
             <w:r>
               <w:rPr>
                 <w:b/>
@@ -1109,9 +1084,9 @@
                 <w:szCs w:val="22"/>
                 <w:lang w:val="en-US"/>
               </w:rPr>
-              <w:t xml:space="preserve"> }} </w:t>
-            </w:r>
-            <w:proofErr w:type="gramStart"/>
+              <w:t>first_name</w:t>
+            </w:r>
+            <w:proofErr w:type="spellEnd"/>
             <w:r>
               <w:rPr>
                 <w:b/>
@@ -1120,7 +1095,7 @@
                 <w:szCs w:val="22"/>
                 <w:lang w:val="en-US"/>
               </w:rPr>
-              <w:t xml:space="preserve">{{ </w:t>
+              <w:t xml:space="preserve"> }} {{ </w:t>
             </w:r>
             <w:proofErr w:type="spellStart"/>
             <w:r>
@@ -1131,9 +1106,9 @@
                 <w:szCs w:val="22"/>
                 <w:lang w:val="en-US"/>
               </w:rPr>
-              <w:t>first</w:t>
-            </w:r>
-            <w:proofErr w:type="gramEnd"/>
+              <w:t>last_name</w:t>
+            </w:r>
+            <w:proofErr w:type="spellEnd"/>
             <w:r>
               <w:rPr>
                 <w:b/>
@@ -1142,106 +1117,7 @@
                 <w:szCs w:val="22"/>
                 <w:lang w:val="en-US"/>
               </w:rPr>
-              <w:t>_</w:t>
-            </w:r>
-            <w:proofErr w:type="gramStart"/>
-            <w:r>
-              <w:rPr>
-                <w:b/>
-                <w:bCs/>
-                <w:sz w:val="22"/>
-                <w:szCs w:val="22"/>
-                <w:lang w:val="en-US"/>
-              </w:rPr>
-              <w:t>name</w:t>
-            </w:r>
-            <w:proofErr w:type="spellEnd"/>
-            <w:r>
-              <w:rPr>
-                <w:b/>
-                <w:bCs/>
-                <w:sz w:val="22"/>
-                <w:szCs w:val="22"/>
-                <w:lang w:val="en-US"/>
-              </w:rPr>
-              <w:t xml:space="preserve"> }</w:t>
-            </w:r>
-            <w:proofErr w:type="gramEnd"/>
-            <w:r>
-              <w:rPr>
-                <w:b/>
-                <w:bCs/>
-                <w:sz w:val="22"/>
-                <w:szCs w:val="22"/>
-                <w:lang w:val="en-US"/>
-              </w:rPr>
-              <w:t xml:space="preserve">} </w:t>
-            </w:r>
-            <w:proofErr w:type="gramStart"/>
-            <w:r>
-              <w:rPr>
-                <w:b/>
-                <w:bCs/>
-                <w:sz w:val="22"/>
-                <w:szCs w:val="22"/>
-                <w:lang w:val="en-US"/>
-              </w:rPr>
-              <w:t xml:space="preserve">{{ </w:t>
-            </w:r>
-            <w:proofErr w:type="spellStart"/>
-            <w:r>
-              <w:rPr>
-                <w:b/>
-                <w:bCs/>
-                <w:sz w:val="22"/>
-                <w:szCs w:val="22"/>
-                <w:lang w:val="en-US"/>
-              </w:rPr>
-              <w:t>last</w:t>
-            </w:r>
-            <w:proofErr w:type="gramEnd"/>
-            <w:r>
-              <w:rPr>
-                <w:b/>
-                <w:bCs/>
-                <w:sz w:val="22"/>
-                <w:szCs w:val="22"/>
-                <w:lang w:val="en-US"/>
-              </w:rPr>
-              <w:t>_</w:t>
-            </w:r>
-            <w:proofErr w:type="gramStart"/>
-            <w:r>
-              <w:rPr>
-                <w:b/>
-                <w:bCs/>
-                <w:sz w:val="22"/>
-                <w:szCs w:val="22"/>
-                <w:lang w:val="en-US"/>
-              </w:rPr>
-              <w:t>name</w:t>
-            </w:r>
-            <w:proofErr w:type="spellEnd"/>
-            <w:r>
-              <w:rPr>
-                <w:b/>
-                <w:bCs/>
-                <w:sz w:val="22"/>
-                <w:szCs w:val="22"/>
-                <w:lang w:val="en-US"/>
-              </w:rPr>
-              <w:t xml:space="preserve"> }</w:t>
-            </w:r>
-            <w:proofErr w:type="gramEnd"/>
-            <w:r>
-              <w:rPr>
-                <w:b/>
-                <w:bCs/>
-                <w:sz w:val="22"/>
-                <w:szCs w:val="22"/>
-                <w:lang w:val="en-US"/>
-              </w:rPr>
-              <w:t xml:space="preserve">} </w:t>
+              <w:t xml:space="preserve"> }} </w:t>
             </w:r>
           </w:p>
         </w:tc>
@@ -1307,7 +1183,6 @@
                 <w:szCs w:val="22"/>
               </w:rPr>
             </w:pPr>
-            <w:proofErr w:type="gramStart"/>
             <w:r>
               <w:rPr>
                 <w:b/>
@@ -1344,27 +1219,7 @@
                 <w:sz w:val="22"/>
                 <w:szCs w:val="22"/>
               </w:rPr>
-              <w:t>b</w:t>
-            </w:r>
-            <w:proofErr w:type="gramEnd"/>
-            <w:r>
-              <w:rPr>
-                <w:b/>
-                <w:bCs/>
-                <w:sz w:val="22"/>
-                <w:szCs w:val="22"/>
-              </w:rPr>
-              <w:t>_</w:t>
-            </w:r>
-            <w:proofErr w:type="gramStart"/>
-            <w:r>
-              <w:rPr>
-                <w:b/>
-                <w:bCs/>
-                <w:sz w:val="22"/>
-                <w:szCs w:val="22"/>
-              </w:rPr>
-              <w:t>day</w:t>
+              <w:t>b_day</w:t>
             </w:r>
             <w:proofErr w:type="spellEnd"/>
             <w:r>
@@ -1375,10 +1230,42 @@
                 <w:szCs w:val="22"/>
                 <w:lang w:val="en-US"/>
               </w:rPr>
-              <w:t xml:space="preserve"> }</w:t>
-            </w:r>
-            <w:proofErr w:type="gramEnd"/>
-            <w:r>
+              <w:t xml:space="preserve"> }}</w:t>
+            </w:r>
+            <w:r>
+              <w:rPr>
+                <w:b/>
+                <w:bCs/>
+                <w:sz w:val="22"/>
+                <w:szCs w:val="22"/>
+              </w:rPr>
+              <w:t xml:space="preserve">  </w:t>
+            </w:r>
+            <w:r>
+              <w:rPr>
+                <w:b/>
+                <w:bCs/>
+                <w:sz w:val="22"/>
+                <w:szCs w:val="22"/>
+              </w:rPr>
+              <w:t>»</w:t>
+            </w:r>
+          </w:p>
+        </w:tc>
+        <w:tc>
+          <w:tcPr>
+            <w:tcW w:w="1701" w:type="dxa"/>
+            <w:gridSpan w:val="6"/>
+            <w:tcBorders>
+              <w:top w:val="nil"/>
+              <w:left w:val="nil"/>
+              <w:bottom w:val="single" w:sz="4" w:space="0" w:color="auto"/>
+              <w:right w:val="nil"/>
+            </w:tcBorders>
+            <w:vAlign w:val="bottom"/>
+          </w:tcPr>
+          <w:p>
+            <w:pPr>
               <w:rPr>
                 <w:b/>
                 <w:bCs/>
@@ -1386,44 +1273,8 @@
                 <w:szCs w:val="22"/>
                 <w:lang w:val="en-US"/>
               </w:rPr>
-              <w:t>}</w:t>
-            </w:r>
-            <w:proofErr w:type="gramStart"/>
-            <w:r>
-              <w:rPr>
-                <w:b/>
-                <w:bCs/>
-                <w:sz w:val="22"/>
-                <w:szCs w:val="22"/>
-              </w:rPr>
-              <w:t xml:space="preserve">  </w:t>
-            </w:r>
-            <w:r>
-              <w:rPr>
-                <w:b/>
-                <w:bCs/>
-                <w:sz w:val="22"/>
-                <w:szCs w:val="22"/>
-              </w:rPr>
-              <w:t>»</w:t>
-            </w:r>
-            <w:proofErr w:type="gramEnd"/>
-          </w:p>
-        </w:tc>
-        <w:tc>
-          <w:tcPr>
-            <w:tcW w:w="1701" w:type="dxa"/>
-            <w:gridSpan w:val="6"/>
-            <w:tcBorders>
-              <w:top w:val="nil"/>
-              <w:left w:val="nil"/>
-              <w:bottom w:val="single" w:sz="4" w:space="0" w:color="auto"/>
-              <w:right w:val="nil"/>
-            </w:tcBorders>
-            <w:vAlign w:val="bottom"/>
-          </w:tcPr>
-          <w:p>
-            <w:pPr>
+            </w:pPr>
+            <w:r>
               <w:rPr>
                 <w:b/>
                 <w:bCs/>
@@ -1431,8 +1282,19 @@
                 <w:szCs w:val="22"/>
                 <w:lang w:val="en-US"/>
               </w:rPr>
-            </w:pPr>
-            <w:proofErr w:type="gramStart"/>
+              <w:t xml:space="preserve">{{ </w:t>
+            </w:r>
+            <w:proofErr w:type="spellStart"/>
+            <w:r>
+              <w:rPr>
+                <w:b/>
+                <w:bCs/>
+                <w:sz w:val="22"/>
+                <w:szCs w:val="22"/>
+              </w:rPr>
+              <w:t>b_month_name</w:t>
+            </w:r>
+            <w:proofErr w:type="spellEnd"/>
             <w:r>
               <w:rPr>
                 <w:b/>
@@ -1441,29 +1303,31 @@
                 <w:szCs w:val="22"/>
                 <w:lang w:val="en-US"/>
               </w:rPr>
-              <w:t xml:space="preserve">{{ </w:t>
-            </w:r>
-            <w:proofErr w:type="spellStart"/>
-            <w:r>
+              <w:t xml:space="preserve"> }}</w:t>
+            </w:r>
+          </w:p>
+        </w:tc>
+        <w:tc>
+          <w:tcPr>
+            <w:tcW w:w="1275" w:type="dxa"/>
+            <w:gridSpan w:val="10"/>
+            <w:tcBorders>
+              <w:top w:val="nil"/>
+              <w:left w:val="nil"/>
+              <w:bottom w:val="single" w:sz="4" w:space="0" w:color="auto"/>
+              <w:right w:val="nil"/>
+            </w:tcBorders>
+            <w:vAlign w:val="bottom"/>
+          </w:tcPr>
+          <w:p>
+            <w:pPr>
               <w:rPr>
                 <w:b/>
                 <w:bCs/>
                 <w:sz w:val="22"/>
                 <w:szCs w:val="22"/>
               </w:rPr>
-              <w:t>b</w:t>
-            </w:r>
-            <w:proofErr w:type="gramEnd"/>
-            <w:r>
-              <w:rPr>
-                <w:b/>
-                <w:bCs/>
-                <w:sz w:val="22"/>
-                <w:szCs w:val="22"/>
-              </w:rPr>
-              <w:t>_month_name</w:t>
-            </w:r>
-            <w:proofErr w:type="spellEnd"/>
+            </w:pPr>
             <w:r>
               <w:rPr>
                 <w:b/>
@@ -1472,32 +1336,9 @@
                 <w:szCs w:val="22"/>
                 <w:lang w:val="en-US"/>
               </w:rPr>
-              <w:t xml:space="preserve"> }}</w:t>
-            </w:r>
-          </w:p>
-        </w:tc>
-        <w:tc>
-          <w:tcPr>
-            <w:tcW w:w="1275" w:type="dxa"/>
-            <w:gridSpan w:val="10"/>
-            <w:tcBorders>
-              <w:top w:val="nil"/>
-              <w:left w:val="nil"/>
-              <w:bottom w:val="single" w:sz="4" w:space="0" w:color="auto"/>
-              <w:right w:val="nil"/>
-            </w:tcBorders>
-            <w:vAlign w:val="bottom"/>
-          </w:tcPr>
-          <w:p>
-            <w:pPr>
-              <w:rPr>
-                <w:b/>
-                <w:bCs/>
-                <w:sz w:val="22"/>
-                <w:szCs w:val="22"/>
-              </w:rPr>
-            </w:pPr>
-            <w:proofErr w:type="gramStart"/>
+              <w:t xml:space="preserve">{{ </w:t>
+            </w:r>
+            <w:proofErr w:type="spellStart"/>
             <w:r>
               <w:rPr>
                 <w:b/>
@@ -1506,9 +1347,9 @@
                 <w:szCs w:val="22"/>
                 <w:lang w:val="en-US"/>
               </w:rPr>
-              <w:t xml:space="preserve">{{ </w:t>
-            </w:r>
-            <w:proofErr w:type="spellStart"/>
+              <w:t>b_year</w:t>
+            </w:r>
+            <w:proofErr w:type="spellEnd"/>
             <w:r>
               <w:rPr>
                 <w:b/>
@@ -1517,51 +1358,7 @@
                 <w:szCs w:val="22"/>
                 <w:lang w:val="en-US"/>
               </w:rPr>
-              <w:t>b</w:t>
-            </w:r>
-            <w:proofErr w:type="gramEnd"/>
-            <w:r>
-              <w:rPr>
-                <w:b/>
-                <w:bCs/>
-                <w:sz w:val="22"/>
-                <w:szCs w:val="22"/>
-                <w:lang w:val="en-US"/>
-              </w:rPr>
-              <w:t>_</w:t>
-            </w:r>
-            <w:proofErr w:type="gramStart"/>
-            <w:r>
-              <w:rPr>
-                <w:b/>
-                <w:bCs/>
-                <w:sz w:val="22"/>
-                <w:szCs w:val="22"/>
-                <w:lang w:val="en-US"/>
-              </w:rPr>
-              <w:t>year</w:t>
-            </w:r>
-            <w:proofErr w:type="spellEnd"/>
-            <w:r>
-              <w:rPr>
-                <w:b/>
-                <w:bCs/>
-                <w:sz w:val="22"/>
-                <w:szCs w:val="22"/>
-                <w:lang w:val="en-US"/>
-              </w:rPr>
-              <w:t xml:space="preserve"> }</w:t>
-            </w:r>
-            <w:proofErr w:type="gramEnd"/>
-            <w:r>
-              <w:rPr>
-                <w:b/>
-                <w:bCs/>
-                <w:sz w:val="22"/>
-                <w:szCs w:val="22"/>
-                <w:lang w:val="en-US"/>
-              </w:rPr>
-              <w:t>}</w:t>
+              <w:t xml:space="preserve"> }}</w:t>
             </w:r>
             <w:r>
               <w:rPr>
@@ -1601,23 +1398,13 @@
               </w:rPr>
               <w:t xml:space="preserve">Пол: </w:t>
             </w:r>
-            <w:proofErr w:type="gramStart"/>
             <w:r>
               <w:rPr>
                 <w:sz w:val="16"/>
                 <w:szCs w:val="16"/>
                 <w:lang w:val="en-US"/>
               </w:rPr>
-              <w:t>{{ gender</w:t>
-            </w:r>
-            <w:proofErr w:type="gramEnd"/>
-            <w:r>
-              <w:rPr>
-                <w:sz w:val="16"/>
-                <w:szCs w:val="16"/>
-                <w:lang w:val="en-US"/>
-              </w:rPr>
-              <w:t xml:space="preserve"> }}</w:t>
+              <w:t>{{ gender }}</w:t>
             </w:r>
             <w:r>
               <w:rPr>
@@ -1721,7 +1508,6 @@
                 <w:lang w:val="en-US"/>
               </w:rPr>
             </w:pPr>
-            <w:proofErr w:type="gramStart"/>
             <w:r>
               <w:rPr>
                 <w:b/>
@@ -1743,7 +1529,6 @@
               <w:t>passport</w:t>
             </w:r>
             <w:proofErr w:type="spellEnd"/>
-            <w:proofErr w:type="gramEnd"/>
             <w:r>
               <w:rPr>
                 <w:b/>
@@ -1807,7 +1592,6 @@
                 <w:lang w:val="en-US"/>
               </w:rPr>
             </w:pPr>
-            <w:proofErr w:type="gramStart"/>
             <w:r>
               <w:rPr>
                 <w:b/>
@@ -1826,17 +1610,7 @@
                 <w:sz w:val="16"/>
                 <w:szCs w:val="16"/>
               </w:rPr>
-              <w:t>p</w:t>
-            </w:r>
-            <w:proofErr w:type="gramEnd"/>
-            <w:r>
-              <w:rPr>
-                <w:b/>
-                <w:bCs/>
-                <w:sz w:val="16"/>
-                <w:szCs w:val="16"/>
-              </w:rPr>
-              <w:t>_series</w:t>
+              <w:t>p_series</w:t>
             </w:r>
             <w:proofErr w:type="spellEnd"/>
             <w:r>
@@ -1902,7 +1676,6 @@
                 <w:lang w:val="en-US"/>
               </w:rPr>
             </w:pPr>
-            <w:proofErr w:type="gramStart"/>
             <w:r>
               <w:rPr>
                 <w:b/>
@@ -1921,17 +1694,7 @@
                 <w:sz w:val="16"/>
                 <w:szCs w:val="16"/>
               </w:rPr>
-              <w:t>p</w:t>
-            </w:r>
-            <w:proofErr w:type="gramEnd"/>
-            <w:r>
-              <w:rPr>
-                <w:b/>
-                <w:bCs/>
-                <w:sz w:val="16"/>
-                <w:szCs w:val="16"/>
-              </w:rPr>
-              <w:t>_number</w:t>
+              <w:t>p_number</w:t>
             </w:r>
             <w:proofErr w:type="spellEnd"/>
             <w:r>
@@ -2003,7 +1766,6 @@
                 <w:lang w:val="en-US"/>
               </w:rPr>
             </w:pPr>
-            <w:proofErr w:type="gramStart"/>
             <w:r>
               <w:rPr>
                 <w:b/>
@@ -2022,17 +1784,7 @@
                 <w:sz w:val="22"/>
                 <w:szCs w:val="22"/>
               </w:rPr>
-              <w:t>phone</w:t>
-            </w:r>
-            <w:proofErr w:type="gramEnd"/>
-            <w:r>
-              <w:rPr>
-                <w:b/>
-                <w:bCs/>
-                <w:sz w:val="22"/>
-                <w:szCs w:val="22"/>
-              </w:rPr>
-              <w:t>_number</w:t>
+              <w:t>phone_number</w:t>
             </w:r>
             <w:proofErr w:type="spellEnd"/>
             <w:r>
@@ -2151,7 +1903,6 @@
                 <w:szCs w:val="16"/>
               </w:rPr>
             </w:pPr>
-            <w:proofErr w:type="gramStart"/>
             <w:r>
               <w:rPr>
                 <w:sz w:val="16"/>
@@ -2169,7 +1920,6 @@
               <w:t>area</w:t>
             </w:r>
             <w:proofErr w:type="spellEnd"/>
-            <w:proofErr w:type="gramEnd"/>
             <w:r>
               <w:rPr>
                 <w:sz w:val="16"/>
@@ -2234,7 +1984,6 @@
                 <w:szCs w:val="16"/>
               </w:rPr>
             </w:pPr>
-            <w:proofErr w:type="gramStart"/>
             <w:r>
               <w:rPr>
                 <w:b/>
@@ -2256,7 +2005,6 @@
               <w:t>district</w:t>
             </w:r>
             <w:proofErr w:type="spellEnd"/>
-            <w:proofErr w:type="gramEnd"/>
             <w:r>
               <w:rPr>
                 <w:b/>
@@ -2318,7 +2066,6 @@
                 <w:szCs w:val="16"/>
               </w:rPr>
             </w:pPr>
-            <w:proofErr w:type="gramStart"/>
             <w:r>
               <w:rPr>
                 <w:b/>
@@ -2340,7 +2087,6 @@
               <w:t>locality</w:t>
             </w:r>
             <w:proofErr w:type="spellEnd"/>
-            <w:proofErr w:type="gramEnd"/>
             <w:r>
               <w:rPr>
                 <w:b/>
@@ -2407,7 +2153,6 @@
                 <w:szCs w:val="16"/>
               </w:rPr>
             </w:pPr>
-            <w:proofErr w:type="gramStart"/>
             <w:r>
               <w:rPr>
                 <w:b/>
@@ -2429,7 +2174,6 @@
               <w:t>street</w:t>
             </w:r>
             <w:proofErr w:type="spellEnd"/>
-            <w:proofErr w:type="gramEnd"/>
             <w:r>
               <w:rPr>
                 <w:b/>
@@ -2500,7 +2244,6 @@
                 <w:szCs w:val="16"/>
               </w:rPr>
             </w:pPr>
-            <w:proofErr w:type="gramStart"/>
             <w:r>
               <w:rPr>
                 <w:b/>
@@ -2522,7 +2265,6 @@
               <w:t>home</w:t>
             </w:r>
             <w:proofErr w:type="spellEnd"/>
-            <w:proofErr w:type="gramEnd"/>
             <w:r>
               <w:rPr>
                 <w:b/>
@@ -2593,7 +2335,6 @@
                 <w:szCs w:val="16"/>
               </w:rPr>
             </w:pPr>
-            <w:proofErr w:type="gramStart"/>
             <w:r>
               <w:rPr>
                 <w:b/>
@@ -2615,7 +2356,6 @@
               <w:t>building</w:t>
             </w:r>
             <w:proofErr w:type="spellEnd"/>
-            <w:proofErr w:type="gramEnd"/>
             <w:r>
               <w:rPr>
                 <w:b/>
@@ -2686,7 +2426,6 @@
                 <w:szCs w:val="16"/>
               </w:rPr>
             </w:pPr>
-            <w:proofErr w:type="gramStart"/>
             <w:r>
               <w:rPr>
                 <w:b/>
@@ -2708,7 +2447,6 @@
               <w:t>apartment</w:t>
             </w:r>
             <w:proofErr w:type="spellEnd"/>
-            <w:proofErr w:type="gramEnd"/>
             <w:r>
               <w:rPr>
                 <w:b/>
@@ -2832,7 +2570,6 @@
                 <w:szCs w:val="16"/>
               </w:rPr>
             </w:pPr>
-            <w:proofErr w:type="gramStart"/>
             <w:r>
               <w:rPr>
                 <w:b/>
@@ -2854,7 +2591,6 @@
               <w:t>area</w:t>
             </w:r>
             <w:proofErr w:type="spellEnd"/>
-            <w:proofErr w:type="gramEnd"/>
             <w:r>
               <w:rPr>
                 <w:b/>
@@ -2921,7 +2657,6 @@
                 <w:szCs w:val="16"/>
               </w:rPr>
             </w:pPr>
-            <w:proofErr w:type="gramStart"/>
             <w:r>
               <w:rPr>
                 <w:b/>
@@ -2943,7 +2678,6 @@
               <w:t>district</w:t>
             </w:r>
             <w:proofErr w:type="spellEnd"/>
-            <w:proofErr w:type="gramEnd"/>
             <w:r>
               <w:rPr>
                 <w:b/>
@@ -3005,7 +2739,6 @@
                 <w:szCs w:val="16"/>
               </w:rPr>
             </w:pPr>
-            <w:proofErr w:type="gramStart"/>
             <w:r>
               <w:rPr>
                 <w:b/>
@@ -3027,7 +2760,6 @@
               <w:t>locality</w:t>
             </w:r>
             <w:proofErr w:type="spellEnd"/>
-            <w:proofErr w:type="gramEnd"/>
             <w:r>
               <w:rPr>
                 <w:b/>
@@ -3094,7 +2826,6 @@
                 <w:szCs w:val="16"/>
               </w:rPr>
             </w:pPr>
-            <w:proofErr w:type="gramStart"/>
             <w:r>
               <w:rPr>
                 <w:b/>
@@ -3116,7 +2847,6 @@
               <w:t>street</w:t>
             </w:r>
             <w:proofErr w:type="spellEnd"/>
-            <w:proofErr w:type="gramEnd"/>
             <w:r>
               <w:rPr>
                 <w:b/>
@@ -3187,7 +2917,6 @@
                 <w:szCs w:val="16"/>
               </w:rPr>
             </w:pPr>
-            <w:proofErr w:type="gramStart"/>
             <w:r>
               <w:rPr>
                 <w:b/>
@@ -3209,7 +2938,6 @@
               <w:t>home</w:t>
             </w:r>
             <w:proofErr w:type="spellEnd"/>
-            <w:proofErr w:type="gramEnd"/>
             <w:r>
               <w:rPr>
                 <w:b/>
@@ -3280,7 +3008,6 @@
                 <w:szCs w:val="16"/>
               </w:rPr>
             </w:pPr>
-            <w:proofErr w:type="gramStart"/>
             <w:r>
               <w:rPr>
                 <w:b/>
@@ -3302,7 +3029,6 @@
               <w:t>building</w:t>
             </w:r>
             <w:proofErr w:type="spellEnd"/>
-            <w:proofErr w:type="gramEnd"/>
             <w:r>
               <w:rPr>
                 <w:b/>
@@ -3373,7 +3099,6 @@
                 <w:szCs w:val="16"/>
               </w:rPr>
             </w:pPr>
-            <w:proofErr w:type="gramStart"/>
             <w:r>
               <w:rPr>
                 <w:b/>
@@ -3395,7 +3120,6 @@
               <w:t>apartment</w:t>
             </w:r>
             <w:proofErr w:type="spellEnd"/>
-            <w:proofErr w:type="gramEnd"/>
             <w:r>
               <w:rPr>
                 <w:b/>
@@ -3521,7 +3245,6 @@
                 <w:lang w:val="en-US"/>
               </w:rPr>
             </w:pPr>
-            <w:proofErr w:type="gramStart"/>
             <w:r>
               <w:rPr>
                 <w:b/>
@@ -3541,18 +3264,7 @@
                 <w:szCs w:val="22"/>
                 <w:lang w:val="en-US"/>
               </w:rPr>
-              <w:t>polis</w:t>
-            </w:r>
-            <w:proofErr w:type="gramEnd"/>
-            <w:r>
-              <w:rPr>
-                <w:b/>
-                <w:bCs/>
-                <w:sz w:val="22"/>
-                <w:szCs w:val="22"/>
-                <w:lang w:val="en-US"/>
-              </w:rPr>
-              <w:t>_oms</w:t>
+              <w:t>polis_oms</w:t>
             </w:r>
             <w:proofErr w:type="spellEnd"/>
             <w:r>
@@ -4039,15 +3751,7 @@
                 <w:sz w:val="16"/>
                 <w:szCs w:val="16"/>
               </w:rPr>
-              <w:t xml:space="preserve">Занятость: работает — 1, проходит военную и приравненную к ней службу — 2; пенсионер — 3, обучающийся — 4, не работает — </w:t>
-            </w:r>
-            <w:proofErr w:type="gramStart"/>
-            <w:r>
-              <w:rPr>
-                <w:sz w:val="16"/>
-                <w:szCs w:val="16"/>
-              </w:rPr>
-              <w:t xml:space="preserve">5, </w:t>
+              <w:t xml:space="preserve">Занятость: работает — 1, проходит военную и приравненную к ней службу — 2; пенсионер — 3, обучающийся — 4, не работает — 5, </w:t>
             </w:r>
             <w:r>
               <w:rPr>
@@ -4061,15 +3765,7 @@
                 <w:sz w:val="16"/>
                 <w:szCs w:val="16"/>
               </w:rPr>
-              <w:t>прочее</w:t>
-            </w:r>
-            <w:proofErr w:type="gramEnd"/>
-            <w:r>
-              <w:rPr>
-                <w:sz w:val="16"/>
-                <w:szCs w:val="16"/>
-              </w:rPr>
-              <w:t xml:space="preserve"> — 6</w:t>
+              <w:t>прочее — 6</w:t>
             </w:r>
             <w:r>
               <w:rPr>
@@ -6708,21 +6404,37 @@
         <w:ind w:firstLineChars="200" w:firstLine="440"/>
         <w:jc w:val="both"/>
         <w:rPr>
-          <w:rStyle w:val="blk"/>
           <w:rFonts w:ascii="Times New Roman" w:hAnsi="Times New Roman"/>
           <w:sz w:val="22"/>
           <w:szCs w:val="22"/>
           <w:lang w:val="ru-RU"/>
         </w:rPr>
       </w:pPr>
-      <w:r>
-        <w:rPr>
+    </w:p>
+    <w:p>
+      <w:pPr>
+        <w:pStyle w:val="af3"/>
+        <w:tabs>
+          <w:tab w:val="left" w:pos="163"/>
+        </w:tabs>
+        <w:spacing w:after="0" w:line="312" w:lineRule="auto"/>
+        <w:ind w:firstLineChars="200" w:firstLine="440"/>
+        <w:jc w:val="both"/>
+        <w:rPr>
+          <w:rStyle w:val="blk"/>
           <w:rFonts w:ascii="Times New Roman" w:hAnsi="Times New Roman"/>
           <w:sz w:val="22"/>
           <w:szCs w:val="22"/>
           <w:lang w:val="ru-RU"/>
         </w:rPr>
-        <w:lastRenderedPageBreak/>
+      </w:pPr>
+      <w:r>
+        <w:rPr>
+          <w:rFonts w:ascii="Times New Roman" w:hAnsi="Times New Roman"/>
+          <w:sz w:val="22"/>
+          <w:szCs w:val="22"/>
+          <w:lang w:val="ru-RU"/>
+        </w:rPr>
         <w:t xml:space="preserve">Я даю своё согласие на то, что вышеуказанные персональные данные могут быть переданы в Минздрав РК, Росздравнадзор, Роспотребнадзор, страховые медицинские организации, в иные ЛПУ и другие организации как с применением средств автоматизации, так и без их применения в связи с организацией оказания медицинской помощи, осуществления контроля качества ее оказания, а также в соответствии с действующим законодательством в Фонд социального страхования России и в медицинскую организацию, выбранную мной согласно ст. 21 Федерального закона "Об основах охраны здоровья граждан в Российской Федерации" от 21.11.2011 N 323-ФЗ </w:t>
       </w:r>
       <w:r>
@@ -7956,17 +7668,32 @@
         <w:ind w:firstLineChars="200" w:firstLine="420"/>
         <w:jc w:val="both"/>
         <w:rPr>
-          <w:lang w:val="ru-RU"/>
-        </w:rPr>
-      </w:pPr>
-      <w:r>
-        <w:rPr>
           <w:rFonts w:ascii="Times New Roman" w:hAnsi="Times New Roman"/>
           <w:color w:val="000000"/>
           <w:shd w:val="clear" w:color="auto" w:fill="FFFFFF"/>
-          <w:lang w:val="ru-RU"/>
-        </w:rPr>
-        <w:lastRenderedPageBreak/>
+        </w:rPr>
+      </w:pPr>
+    </w:p>
+    <w:p>
+      <w:pPr>
+        <w:pStyle w:val="af3"/>
+        <w:tabs>
+          <w:tab w:val="left" w:pos="163"/>
+        </w:tabs>
+        <w:spacing w:after="0" w:line="240" w:lineRule="auto"/>
+        <w:ind w:firstLineChars="200" w:firstLine="420"/>
+        <w:jc w:val="both"/>
+        <w:rPr>
+          <w:lang w:val="ru-RU"/>
+        </w:rPr>
+      </w:pPr>
+      <w:r>
+        <w:rPr>
+          <w:rFonts w:ascii="Times New Roman" w:hAnsi="Times New Roman"/>
+          <w:color w:val="000000"/>
+          <w:shd w:val="clear" w:color="auto" w:fill="FFFFFF"/>
+          <w:lang w:val="ru-RU"/>
+        </w:rPr>
         <w:t xml:space="preserve">Я </w:t>
       </w:r>
       <w:r>

--- a/patients/templates/patients/docs/card_OMS_template.docx
+++ b/patients/templates/patients/docs/card_OMS_template.docx
@@ -260,27 +260,7 @@
                 <w:sz w:val="16"/>
                 <w:szCs w:val="16"/>
               </w:rPr>
-              <w:t>Общество с ограниченной ответственностью Медицинский центр «</w:t>
-            </w:r>
-            <w:proofErr w:type="spellStart"/>
-            <w:r>
-              <w:rPr>
-                <w:b/>
-                <w:bCs/>
-                <w:sz w:val="16"/>
-                <w:szCs w:val="16"/>
-              </w:rPr>
-              <w:t>РевмаМед</w:t>
-            </w:r>
-            <w:proofErr w:type="spellEnd"/>
-            <w:r>
-              <w:rPr>
-                <w:b/>
-                <w:bCs/>
-                <w:sz w:val="16"/>
-                <w:szCs w:val="16"/>
-              </w:rPr>
-              <w:t>»</w:t>
+              <w:t>Общество с ограниченной ответственностью Медицинский центр «РевмаМед»</w:t>
             </w:r>
           </w:p>
         </w:tc>
@@ -656,7 +636,6 @@
               </w:rPr>
               <w:t xml:space="preserve"> </w:t>
             </w:r>
-            <w:proofErr w:type="gramStart"/>
             <w:r>
               <w:rPr>
                 <w:b/>
@@ -664,29 +643,18 @@
                 <w:szCs w:val="22"/>
                 <w:u w:val="single"/>
               </w:rPr>
-              <w:t xml:space="preserve">{{ </w:t>
-            </w:r>
-            <w:proofErr w:type="spellStart"/>
+              <w:t>{{ card_number</w:t>
+            </w:r>
             <w:r>
               <w:rPr>
                 <w:b/>
                 <w:sz w:val="22"/>
                 <w:szCs w:val="22"/>
                 <w:u w:val="single"/>
-              </w:rPr>
-              <w:t>card</w:t>
-            </w:r>
-            <w:proofErr w:type="gramEnd"/>
-            <w:r>
-              <w:rPr>
-                <w:b/>
-                <w:sz w:val="22"/>
-                <w:szCs w:val="22"/>
-                <w:u w:val="single"/>
-              </w:rPr>
-              <w:t>_number</w:t>
-            </w:r>
-            <w:proofErr w:type="spellEnd"/>
+                <w:lang w:val="en-US"/>
+              </w:rPr>
+              <w:t>_OMS</w:t>
+            </w:r>
             <w:r>
               <w:rPr>
                 <w:b/>
@@ -804,7 +772,6 @@
                 <w:szCs w:val="16"/>
               </w:rPr>
             </w:pPr>
-            <w:proofErr w:type="gramStart"/>
             <w:r>
               <w:rPr>
                 <w:b/>
@@ -813,40 +780,7 @@
                 <w:szCs w:val="16"/>
                 <w:lang w:val="en-US"/>
               </w:rPr>
-              <w:t xml:space="preserve">{{ </w:t>
-            </w:r>
-            <w:proofErr w:type="spellStart"/>
-            <w:r>
-              <w:rPr>
-                <w:b/>
-                <w:bCs/>
-                <w:sz w:val="16"/>
-                <w:szCs w:val="16"/>
-                <w:lang w:val="en-US"/>
-              </w:rPr>
-              <w:t>c</w:t>
-            </w:r>
-            <w:proofErr w:type="gramEnd"/>
-            <w:r>
-              <w:rPr>
-                <w:b/>
-                <w:bCs/>
-                <w:sz w:val="16"/>
-                <w:szCs w:val="16"/>
-                <w:lang w:val="en-US"/>
-              </w:rPr>
-              <w:t>_day</w:t>
-            </w:r>
-            <w:proofErr w:type="spellEnd"/>
-            <w:r>
-              <w:rPr>
-                <w:b/>
-                <w:bCs/>
-                <w:sz w:val="16"/>
-                <w:szCs w:val="16"/>
-                <w:lang w:val="en-US"/>
-              </w:rPr>
-              <w:t xml:space="preserve"> }}</w:t>
+              <w:t>{{ c_day }}</w:t>
             </w:r>
           </w:p>
         </w:tc>
@@ -904,29 +838,7 @@
                 <w:szCs w:val="16"/>
                 <w:lang w:val="en-US"/>
               </w:rPr>
-              <w:t xml:space="preserve">{{ </w:t>
-            </w:r>
-            <w:proofErr w:type="spellStart"/>
-            <w:r>
-              <w:rPr>
-                <w:b/>
-                <w:bCs/>
-                <w:sz w:val="16"/>
-                <w:szCs w:val="16"/>
-                <w:lang w:val="en-US"/>
-              </w:rPr>
-              <w:t>cur_month_ru</w:t>
-            </w:r>
-            <w:proofErr w:type="spellEnd"/>
-            <w:r>
-              <w:rPr>
-                <w:b/>
-                <w:bCs/>
-                <w:sz w:val="16"/>
-                <w:szCs w:val="16"/>
-                <w:lang w:val="en-US"/>
-              </w:rPr>
-              <w:t xml:space="preserve"> }}</w:t>
+              <w:t>{{ cur_month_ru }}</w:t>
             </w:r>
           </w:p>
         </w:tc>
@@ -984,29 +896,7 @@
                 <w:szCs w:val="16"/>
                 <w:lang w:val="en-US"/>
               </w:rPr>
-              <w:t xml:space="preserve">{{ </w:t>
-            </w:r>
-            <w:proofErr w:type="spellStart"/>
-            <w:r>
-              <w:rPr>
-                <w:b/>
-                <w:bCs/>
-                <w:sz w:val="16"/>
-                <w:szCs w:val="16"/>
-                <w:lang w:val="en-US"/>
-              </w:rPr>
-              <w:t>current_year</w:t>
-            </w:r>
-            <w:proofErr w:type="spellEnd"/>
-            <w:r>
-              <w:rPr>
-                <w:b/>
-                <w:bCs/>
-                <w:sz w:val="16"/>
-                <w:szCs w:val="16"/>
-                <w:lang w:val="en-US"/>
-              </w:rPr>
-              <w:t xml:space="preserve"> }}</w:t>
+              <w:t>{{ current_year }}</w:t>
             </w:r>
           </w:p>
         </w:tc>
@@ -1073,51 +963,7 @@
                 <w:szCs w:val="22"/>
                 <w:lang w:val="en-US"/>
               </w:rPr>
-              <w:t xml:space="preserve">{{ surname }} {{ </w:t>
-            </w:r>
-            <w:proofErr w:type="spellStart"/>
-            <w:r>
-              <w:rPr>
-                <w:b/>
-                <w:bCs/>
-                <w:sz w:val="22"/>
-                <w:szCs w:val="22"/>
-                <w:lang w:val="en-US"/>
-              </w:rPr>
-              <w:t>first_name</w:t>
-            </w:r>
-            <w:proofErr w:type="spellEnd"/>
-            <w:r>
-              <w:rPr>
-                <w:b/>
-                <w:bCs/>
-                <w:sz w:val="22"/>
-                <w:szCs w:val="22"/>
-                <w:lang w:val="en-US"/>
-              </w:rPr>
-              <w:t xml:space="preserve"> }} {{ </w:t>
-            </w:r>
-            <w:proofErr w:type="spellStart"/>
-            <w:r>
-              <w:rPr>
-                <w:b/>
-                <w:bCs/>
-                <w:sz w:val="22"/>
-                <w:szCs w:val="22"/>
-                <w:lang w:val="en-US"/>
-              </w:rPr>
-              <w:t>last_name</w:t>
-            </w:r>
-            <w:proofErr w:type="spellEnd"/>
-            <w:r>
-              <w:rPr>
-                <w:b/>
-                <w:bCs/>
-                <w:sz w:val="22"/>
-                <w:szCs w:val="22"/>
-                <w:lang w:val="en-US"/>
-              </w:rPr>
-              <w:t xml:space="preserve"> }} </w:t>
+              <w:t xml:space="preserve">{{ surname }} {{ first_name }} {{ last_name }} </w:t>
             </w:r>
           </w:p>
         </w:tc>
@@ -1211,7 +1057,6 @@
               </w:rPr>
               <w:t xml:space="preserve">{{ </w:t>
             </w:r>
-            <w:proofErr w:type="spellStart"/>
             <w:r>
               <w:rPr>
                 <w:b/>
@@ -1221,7 +1066,6 @@
               </w:rPr>
               <w:t>b_day</w:t>
             </w:r>
-            <w:proofErr w:type="spellEnd"/>
             <w:r>
               <w:rPr>
                 <w:b/>
@@ -1284,7 +1128,6 @@
               </w:rPr>
               <w:t xml:space="preserve">{{ </w:t>
             </w:r>
-            <w:proofErr w:type="spellStart"/>
             <w:r>
               <w:rPr>
                 <w:b/>
@@ -1294,7 +1137,6 @@
               </w:rPr>
               <w:t>b_month_name</w:t>
             </w:r>
-            <w:proofErr w:type="spellEnd"/>
             <w:r>
               <w:rPr>
                 <w:b/>
@@ -1336,29 +1178,7 @@
                 <w:szCs w:val="22"/>
                 <w:lang w:val="en-US"/>
               </w:rPr>
-              <w:t xml:space="preserve">{{ </w:t>
-            </w:r>
-            <w:proofErr w:type="spellStart"/>
-            <w:r>
-              <w:rPr>
-                <w:b/>
-                <w:bCs/>
-                <w:sz w:val="22"/>
-                <w:szCs w:val="22"/>
-                <w:lang w:val="en-US"/>
-              </w:rPr>
-              <w:t>b_year</w:t>
-            </w:r>
-            <w:proofErr w:type="spellEnd"/>
-            <w:r>
-              <w:rPr>
-                <w:b/>
-                <w:bCs/>
-                <w:sz w:val="22"/>
-                <w:szCs w:val="22"/>
-                <w:lang w:val="en-US"/>
-              </w:rPr>
-              <w:t xml:space="preserve"> }}</w:t>
+              <w:t>{{ b_year }}</w:t>
             </w:r>
             <w:r>
               <w:rPr>
@@ -1518,7 +1338,6 @@
               </w:rPr>
               <w:t xml:space="preserve">{{ </w:t>
             </w:r>
-            <w:proofErr w:type="spellStart"/>
             <w:r>
               <w:rPr>
                 <w:b/>
@@ -1528,7 +1347,6 @@
               </w:rPr>
               <w:t>passport</w:t>
             </w:r>
-            <w:proofErr w:type="spellEnd"/>
             <w:r>
               <w:rPr>
                 <w:b/>
@@ -1602,7 +1420,6 @@
               </w:rPr>
               <w:t xml:space="preserve">{{ </w:t>
             </w:r>
-            <w:proofErr w:type="spellStart"/>
             <w:r>
               <w:rPr>
                 <w:b/>
@@ -1612,7 +1429,6 @@
               </w:rPr>
               <w:t>p_series</w:t>
             </w:r>
-            <w:proofErr w:type="spellEnd"/>
             <w:r>
               <w:rPr>
                 <w:b/>
@@ -1686,7 +1502,6 @@
               </w:rPr>
               <w:t xml:space="preserve">{{ </w:t>
             </w:r>
-            <w:proofErr w:type="spellStart"/>
             <w:r>
               <w:rPr>
                 <w:b/>
@@ -1696,7 +1511,6 @@
               </w:rPr>
               <w:t>p_number</w:t>
             </w:r>
-            <w:proofErr w:type="spellEnd"/>
             <w:r>
               <w:rPr>
                 <w:b/>
@@ -1776,7 +1590,6 @@
               </w:rPr>
               <w:t xml:space="preserve">{{ </w:t>
             </w:r>
-            <w:proofErr w:type="spellStart"/>
             <w:r>
               <w:rPr>
                 <w:b/>
@@ -1786,7 +1599,6 @@
               </w:rPr>
               <w:t>phone_number</w:t>
             </w:r>
-            <w:proofErr w:type="spellEnd"/>
             <w:r>
               <w:rPr>
                 <w:b/>
@@ -1911,7 +1723,6 @@
               </w:rPr>
               <w:t xml:space="preserve">{{ </w:t>
             </w:r>
-            <w:proofErr w:type="spellStart"/>
             <w:r>
               <w:rPr>
                 <w:sz w:val="16"/>
@@ -1919,7 +1730,6 @@
               </w:rPr>
               <w:t>area</w:t>
             </w:r>
-            <w:proofErr w:type="spellEnd"/>
             <w:r>
               <w:rPr>
                 <w:sz w:val="16"/>
@@ -1994,7 +1804,6 @@
               </w:rPr>
               <w:t xml:space="preserve">{{ </w:t>
             </w:r>
-            <w:proofErr w:type="spellStart"/>
             <w:r>
               <w:rPr>
                 <w:b/>
@@ -2004,7 +1813,6 @@
               </w:rPr>
               <w:t>district</w:t>
             </w:r>
-            <w:proofErr w:type="spellEnd"/>
             <w:r>
               <w:rPr>
                 <w:b/>
@@ -2076,7 +1884,6 @@
               </w:rPr>
               <w:t xml:space="preserve">{{ </w:t>
             </w:r>
-            <w:proofErr w:type="spellStart"/>
             <w:r>
               <w:rPr>
                 <w:b/>
@@ -2086,7 +1893,6 @@
               </w:rPr>
               <w:t>locality</w:t>
             </w:r>
-            <w:proofErr w:type="spellEnd"/>
             <w:r>
               <w:rPr>
                 <w:b/>
@@ -2163,25 +1969,14 @@
               </w:rPr>
               <w:t xml:space="preserve">{{ </w:t>
             </w:r>
-            <w:proofErr w:type="spellStart"/>
-            <w:r>
-              <w:rPr>
-                <w:b/>
-                <w:bCs/>
-                <w:sz w:val="16"/>
-                <w:szCs w:val="16"/>
-              </w:rPr>
-              <w:t>street</w:t>
-            </w:r>
-            <w:proofErr w:type="spellEnd"/>
-            <w:r>
-              <w:rPr>
-                <w:b/>
-                <w:bCs/>
-                <w:sz w:val="16"/>
-                <w:szCs w:val="16"/>
-              </w:rPr>
-              <w:t xml:space="preserve"> </w:t>
+            <w:r>
+              <w:rPr>
+                <w:b/>
+                <w:bCs/>
+                <w:sz w:val="16"/>
+                <w:szCs w:val="16"/>
+              </w:rPr>
+              <w:t xml:space="preserve">street </w:t>
             </w:r>
             <w:r>
               <w:rPr>
@@ -2254,25 +2049,14 @@
               </w:rPr>
               <w:t xml:space="preserve">{{ </w:t>
             </w:r>
-            <w:proofErr w:type="spellStart"/>
-            <w:r>
-              <w:rPr>
-                <w:b/>
-                <w:bCs/>
-                <w:sz w:val="16"/>
-                <w:szCs w:val="16"/>
-              </w:rPr>
-              <w:t>home</w:t>
-            </w:r>
-            <w:proofErr w:type="spellEnd"/>
-            <w:r>
-              <w:rPr>
-                <w:b/>
-                <w:bCs/>
-                <w:sz w:val="16"/>
-                <w:szCs w:val="16"/>
-              </w:rPr>
-              <w:t xml:space="preserve"> </w:t>
+            <w:r>
+              <w:rPr>
+                <w:b/>
+                <w:bCs/>
+                <w:sz w:val="16"/>
+                <w:szCs w:val="16"/>
+              </w:rPr>
+              <w:t xml:space="preserve">home </w:t>
             </w:r>
             <w:r>
               <w:rPr>
@@ -2345,25 +2129,14 @@
               </w:rPr>
               <w:t xml:space="preserve">{{ </w:t>
             </w:r>
-            <w:proofErr w:type="spellStart"/>
-            <w:r>
-              <w:rPr>
-                <w:b/>
-                <w:bCs/>
-                <w:sz w:val="16"/>
-                <w:szCs w:val="16"/>
-              </w:rPr>
-              <w:t>building</w:t>
-            </w:r>
-            <w:proofErr w:type="spellEnd"/>
-            <w:r>
-              <w:rPr>
-                <w:b/>
-                <w:bCs/>
-                <w:sz w:val="16"/>
-                <w:szCs w:val="16"/>
-              </w:rPr>
-              <w:t xml:space="preserve"> </w:t>
+            <w:r>
+              <w:rPr>
+                <w:b/>
+                <w:bCs/>
+                <w:sz w:val="16"/>
+                <w:szCs w:val="16"/>
+              </w:rPr>
+              <w:t xml:space="preserve">building </w:t>
             </w:r>
             <w:r>
               <w:rPr>
@@ -2436,7 +2209,6 @@
               </w:rPr>
               <w:t xml:space="preserve">{{ </w:t>
             </w:r>
-            <w:proofErr w:type="spellStart"/>
             <w:r>
               <w:rPr>
                 <w:b/>
@@ -2446,7 +2218,6 @@
               </w:rPr>
               <w:t>apartment</w:t>
             </w:r>
-            <w:proofErr w:type="spellEnd"/>
             <w:r>
               <w:rPr>
                 <w:b/>
@@ -2580,7 +2351,6 @@
               </w:rPr>
               <w:t xml:space="preserve">{{ </w:t>
             </w:r>
-            <w:proofErr w:type="spellStart"/>
             <w:r>
               <w:rPr>
                 <w:b/>
@@ -2590,7 +2360,6 @@
               </w:rPr>
               <w:t>area</w:t>
             </w:r>
-            <w:proofErr w:type="spellEnd"/>
             <w:r>
               <w:rPr>
                 <w:b/>
@@ -2667,7 +2436,6 @@
               </w:rPr>
               <w:t xml:space="preserve">{{ </w:t>
             </w:r>
-            <w:proofErr w:type="spellStart"/>
             <w:r>
               <w:rPr>
                 <w:b/>
@@ -2677,7 +2445,6 @@
               </w:rPr>
               <w:t>district</w:t>
             </w:r>
-            <w:proofErr w:type="spellEnd"/>
             <w:r>
               <w:rPr>
                 <w:b/>
@@ -2749,7 +2516,6 @@
               </w:rPr>
               <w:t xml:space="preserve">{{ </w:t>
             </w:r>
-            <w:proofErr w:type="spellStart"/>
             <w:r>
               <w:rPr>
                 <w:b/>
@@ -2759,7 +2525,6 @@
               </w:rPr>
               <w:t>locality</w:t>
             </w:r>
-            <w:proofErr w:type="spellEnd"/>
             <w:r>
               <w:rPr>
                 <w:b/>
@@ -2836,25 +2601,14 @@
               </w:rPr>
               <w:t xml:space="preserve">{{ </w:t>
             </w:r>
-            <w:proofErr w:type="spellStart"/>
-            <w:r>
-              <w:rPr>
-                <w:b/>
-                <w:bCs/>
-                <w:sz w:val="16"/>
-                <w:szCs w:val="16"/>
-              </w:rPr>
-              <w:t>street</w:t>
-            </w:r>
-            <w:proofErr w:type="spellEnd"/>
-            <w:r>
-              <w:rPr>
-                <w:b/>
-                <w:bCs/>
-                <w:sz w:val="16"/>
-                <w:szCs w:val="16"/>
-              </w:rPr>
-              <w:t xml:space="preserve"> </w:t>
+            <w:r>
+              <w:rPr>
+                <w:b/>
+                <w:bCs/>
+                <w:sz w:val="16"/>
+                <w:szCs w:val="16"/>
+              </w:rPr>
+              <w:t xml:space="preserve">street </w:t>
             </w:r>
             <w:r>
               <w:rPr>
@@ -2927,25 +2681,14 @@
               </w:rPr>
               <w:t xml:space="preserve">{{ </w:t>
             </w:r>
-            <w:proofErr w:type="spellStart"/>
-            <w:r>
-              <w:rPr>
-                <w:b/>
-                <w:bCs/>
-                <w:sz w:val="16"/>
-                <w:szCs w:val="16"/>
-              </w:rPr>
-              <w:t>home</w:t>
-            </w:r>
-            <w:proofErr w:type="spellEnd"/>
-            <w:r>
-              <w:rPr>
-                <w:b/>
-                <w:bCs/>
-                <w:sz w:val="16"/>
-                <w:szCs w:val="16"/>
-              </w:rPr>
-              <w:t xml:space="preserve"> </w:t>
+            <w:r>
+              <w:rPr>
+                <w:b/>
+                <w:bCs/>
+                <w:sz w:val="16"/>
+                <w:szCs w:val="16"/>
+              </w:rPr>
+              <w:t xml:space="preserve">home </w:t>
             </w:r>
             <w:r>
               <w:rPr>
@@ -3018,25 +2761,14 @@
               </w:rPr>
               <w:t xml:space="preserve">{{ </w:t>
             </w:r>
-            <w:proofErr w:type="spellStart"/>
-            <w:r>
-              <w:rPr>
-                <w:b/>
-                <w:bCs/>
-                <w:sz w:val="16"/>
-                <w:szCs w:val="16"/>
-              </w:rPr>
-              <w:t>building</w:t>
-            </w:r>
-            <w:proofErr w:type="spellEnd"/>
-            <w:r>
-              <w:rPr>
-                <w:b/>
-                <w:bCs/>
-                <w:sz w:val="16"/>
-                <w:szCs w:val="16"/>
-              </w:rPr>
-              <w:t xml:space="preserve"> </w:t>
+            <w:r>
+              <w:rPr>
+                <w:b/>
+                <w:bCs/>
+                <w:sz w:val="16"/>
+                <w:szCs w:val="16"/>
+              </w:rPr>
+              <w:t xml:space="preserve">building </w:t>
             </w:r>
             <w:r>
               <w:rPr>
@@ -3109,7 +2841,6 @@
               </w:rPr>
               <w:t xml:space="preserve">{{ </w:t>
             </w:r>
-            <w:proofErr w:type="spellStart"/>
             <w:r>
               <w:rPr>
                 <w:b/>
@@ -3119,7 +2850,6 @@
               </w:rPr>
               <w:t>apartment</w:t>
             </w:r>
-            <w:proofErr w:type="spellEnd"/>
             <w:r>
               <w:rPr>
                 <w:b/>
@@ -3253,29 +2983,7 @@
                 <w:szCs w:val="22"/>
                 <w:lang w:val="en-US"/>
               </w:rPr>
-              <w:t xml:space="preserve">{{ </w:t>
-            </w:r>
-            <w:proofErr w:type="spellStart"/>
-            <w:r>
-              <w:rPr>
-                <w:b/>
-                <w:bCs/>
-                <w:sz w:val="22"/>
-                <w:szCs w:val="22"/>
-                <w:lang w:val="en-US"/>
-              </w:rPr>
-              <w:t>polis_oms</w:t>
-            </w:r>
-            <w:proofErr w:type="spellEnd"/>
-            <w:r>
-              <w:rPr>
-                <w:b/>
-                <w:bCs/>
-                <w:sz w:val="22"/>
-                <w:szCs w:val="22"/>
-                <w:lang w:val="en-US"/>
-              </w:rPr>
-              <w:t xml:space="preserve"> }}</w:t>
+              <w:t>{{ polis_oms }}</w:t>
             </w:r>
           </w:p>
         </w:tc>
@@ -5829,17 +5537,8 @@
                 <w:sz w:val="20"/>
                 <w:szCs w:val="20"/>
               </w:rPr>
-              <w:t xml:space="preserve">антиген К1 системы </w:t>
-            </w:r>
-            <w:proofErr w:type="spellStart"/>
-            <w:r>
-              <w:rPr>
-                <w:sz w:val="20"/>
-                <w:szCs w:val="20"/>
-              </w:rPr>
-              <w:t>Kell</w:t>
-            </w:r>
-            <w:proofErr w:type="spellEnd"/>
+              <w:t>антиген К1 системы Kell</w:t>
+            </w:r>
           </w:p>
         </w:tc>
         <w:tc>
@@ -6261,9 +5960,8 @@
           <w:szCs w:val="22"/>
           <w:lang w:val="ru-RU"/>
         </w:rPr>
-        <w:t xml:space="preserve">{{ </w:t>
-      </w:r>
-      <w:proofErr w:type="spellStart"/>
+        <w:t>{{ surname }} {{ first_name }} {{ last_name }}</w:t>
+      </w:r>
       <w:r>
         <w:rPr>
           <w:rFonts w:ascii="Times New Roman" w:hAnsi="Times New Roman"/>
@@ -6273,77 +5971,6 @@
           <w:szCs w:val="22"/>
           <w:lang w:val="ru-RU"/>
         </w:rPr>
-        <w:t>surname</w:t>
-      </w:r>
-      <w:proofErr w:type="spellEnd"/>
-      <w:r>
-        <w:rPr>
-          <w:rFonts w:ascii="Times New Roman" w:hAnsi="Times New Roman"/>
-          <w:b/>
-          <w:bCs/>
-          <w:sz w:val="22"/>
-          <w:szCs w:val="22"/>
-          <w:lang w:val="ru-RU"/>
-        </w:rPr>
-        <w:t xml:space="preserve"> }} {{ </w:t>
-      </w:r>
-      <w:proofErr w:type="spellStart"/>
-      <w:r>
-        <w:rPr>
-          <w:rFonts w:ascii="Times New Roman" w:hAnsi="Times New Roman"/>
-          <w:b/>
-          <w:bCs/>
-          <w:sz w:val="22"/>
-          <w:szCs w:val="22"/>
-          <w:lang w:val="ru-RU"/>
-        </w:rPr>
-        <w:t>first_name</w:t>
-      </w:r>
-      <w:proofErr w:type="spellEnd"/>
-      <w:r>
-        <w:rPr>
-          <w:rFonts w:ascii="Times New Roman" w:hAnsi="Times New Roman"/>
-          <w:b/>
-          <w:bCs/>
-          <w:sz w:val="22"/>
-          <w:szCs w:val="22"/>
-          <w:lang w:val="ru-RU"/>
-        </w:rPr>
-        <w:t xml:space="preserve"> }} {{ </w:t>
-      </w:r>
-      <w:proofErr w:type="spellStart"/>
-      <w:r>
-        <w:rPr>
-          <w:rFonts w:ascii="Times New Roman" w:hAnsi="Times New Roman"/>
-          <w:b/>
-          <w:bCs/>
-          <w:sz w:val="22"/>
-          <w:szCs w:val="22"/>
-          <w:lang w:val="ru-RU"/>
-        </w:rPr>
-        <w:t>last_name</w:t>
-      </w:r>
-      <w:proofErr w:type="spellEnd"/>
-      <w:r>
-        <w:rPr>
-          <w:rFonts w:ascii="Times New Roman" w:hAnsi="Times New Roman"/>
-          <w:b/>
-          <w:bCs/>
-          <w:sz w:val="22"/>
-          <w:szCs w:val="22"/>
-          <w:lang w:val="ru-RU"/>
-        </w:rPr>
-        <w:t xml:space="preserve"> }}</w:t>
-      </w:r>
-      <w:r>
-        <w:rPr>
-          <w:rFonts w:ascii="Times New Roman" w:hAnsi="Times New Roman"/>
-          <w:b/>
-          <w:bCs/>
-          <w:sz w:val="22"/>
-          <w:szCs w:val="22"/>
-          <w:lang w:val="ru-RU"/>
-        </w:rPr>
         <w:t>,</w:t>
       </w:r>
       <w:r>
@@ -6353,27 +5980,7 @@
           <w:szCs w:val="22"/>
           <w:lang w:val="ru-RU"/>
         </w:rPr>
-        <w:t xml:space="preserve"> подтверждаю своё согласие на обработку ООО МЦ «</w:t>
-      </w:r>
-      <w:proofErr w:type="spellStart"/>
-      <w:r>
-        <w:rPr>
-          <w:rFonts w:ascii="Times New Roman" w:hAnsi="Times New Roman"/>
-          <w:sz w:val="22"/>
-          <w:szCs w:val="22"/>
-          <w:lang w:val="ru-RU"/>
-        </w:rPr>
-        <w:t>РевмаМед</w:t>
-      </w:r>
-      <w:proofErr w:type="spellEnd"/>
-      <w:r>
-        <w:rPr>
-          <w:rFonts w:ascii="Times New Roman" w:hAnsi="Times New Roman"/>
-          <w:sz w:val="22"/>
-          <w:szCs w:val="22"/>
-          <w:lang w:val="ru-RU"/>
-        </w:rPr>
-        <w:t>» (далее - Оператор) моих персональных данных, включающих фамилию, имя, отчество, пол, дату рождения, адрес места жительства, профессия, образование, семейное положение, контактный(е) телефон(ы), реквизиты полиса ОМС (ДМС), страховой номер индивидуального лицевого счёта в Пенсионном фонде России (СНИЛС), данные о состоянии здоровья, заболеваниях, случаях обращения за медицинской помощью — в медико-профилактических целях, в целях установления медицинского диагноза и оказания медицинских услуг при условии, что их обработка осуществляется лицом, профессионально занимающимся медицинской деятельностью и обязанным сохранять врачебную тайну. В процессе оказания Оператором медицинской помощи я предоставляю право медицинским работникам передавать мои персональные данные, содержащие сведения, составляющие врачебную тайну, другим должностным лицам Оператора, в интересах моего обследования и лечения (обследования и лечения несовершеннолетнего пациента/лица, признанного недееспособным). Предоставляю Оператору право осуществлять все действия (операции) с моими персональными данными, включая сбор, систематизацию, накопление, хранение, обновление, изменение, использование, обезличивание, блокирование, уничтожение. Оператор вправе обрабатывать вышеуказанные персональные данные посредством внесения их в электронную базу данных, включения в списки (реестры) и отчётные формы, предусмотренные документами, регламентирующими предоставление отчётных данных (документов) по ОМС (договором ДМС).</w:t>
+        <w:t xml:space="preserve"> подтверждаю своё согласие на обработку ООО МЦ «РевмаМед» (далее - Оператор) моих персональных данных, включающих фамилию, имя, отчество, пол, дату рождения, адрес места жительства, профессия, образование, семейное положение, контактный(е) телефон(ы), реквизиты полиса ОМС (ДМС), страховой номер индивидуального лицевого счёта в Пенсионном фонде России (СНИЛС), данные о состоянии здоровья, заболеваниях, случаях обращения за медицинской помощью — в медико-профилактических целях, в целях установления медицинского диагноза и оказания медицинских услуг при условии, что их обработка осуществляется лицом, профессионально занимающимся медицинской деятельностью и обязанным сохранять врачебную тайну. В процессе оказания Оператором медицинской помощи я предоставляю право медицинским работникам передавать мои персональные данные, содержащие сведения, составляющие врачебную тайну, другим должностным лицам Оператора, в интересах моего обследования и лечения (обследования и лечения несовершеннолетнего пациента/лица, признанного недееспособным). Предоставляю Оператору право осуществлять все действия (операции) с моими персональными данными, включая сбор, систематизацию, накопление, хранение, обновление, изменение, использование, обезличивание, блокирование, уничтожение. Оператор вправе обрабатывать вышеуказанные персональные данные посредством внесения их в электронную базу данных, включения в списки (реестры) и отчётные формы, предусмотренные документами, регламентирующими предоставление отчётных данных (документов) по ОМС (договором ДМС).</w:t>
       </w:r>
     </w:p>
     <w:p>
@@ -6531,9 +6138,16 @@
           <w:szCs w:val="22"/>
           <w:lang w:val="ru-RU"/>
         </w:rPr>
-        <w:t>«</w:t>
-      </w:r>
-      <w:proofErr w:type="gramStart"/>
+        <w:t xml:space="preserve">«{{ </w:t>
+      </w:r>
+      <w:r>
+        <w:rPr>
+          <w:rFonts w:ascii="Times New Roman" w:hAnsi="Times New Roman"/>
+          <w:sz w:val="22"/>
+          <w:szCs w:val="22"/>
+        </w:rPr>
+        <w:t>c</w:t>
+      </w:r>
       <w:r>
         <w:rPr>
           <w:rFonts w:ascii="Times New Roman" w:hAnsi="Times New Roman"/>
@@ -6541,7 +6155,7 @@
           <w:szCs w:val="22"/>
           <w:lang w:val="ru-RU"/>
         </w:rPr>
-        <w:t xml:space="preserve">{{ </w:t>
+        <w:t>_</w:t>
       </w:r>
       <w:r>
         <w:rPr>
@@ -6549,9 +6163,8 @@
           <w:sz w:val="22"/>
           <w:szCs w:val="22"/>
         </w:rPr>
-        <w:t>c</w:t>
-      </w:r>
-      <w:proofErr w:type="gramEnd"/>
+        <w:t>day</w:t>
+      </w:r>
       <w:r>
         <w:rPr>
           <w:rFonts w:ascii="Times New Roman" w:hAnsi="Times New Roman"/>
@@ -6559,16 +6172,15 @@
           <w:szCs w:val="22"/>
           <w:lang w:val="ru-RU"/>
         </w:rPr>
-        <w:t>_</w:t>
-      </w:r>
-      <w:proofErr w:type="gramStart"/>
+        <w:t xml:space="preserve"> }}» {{ </w:t>
+      </w:r>
       <w:r>
         <w:rPr>
           <w:rFonts w:ascii="Times New Roman" w:hAnsi="Times New Roman"/>
           <w:sz w:val="22"/>
           <w:szCs w:val="22"/>
         </w:rPr>
-        <w:t>day</w:t>
+        <w:t>cur</w:t>
       </w:r>
       <w:r>
         <w:rPr>
@@ -6577,9 +6189,16 @@
           <w:szCs w:val="22"/>
           <w:lang w:val="ru-RU"/>
         </w:rPr>
-        <w:t xml:space="preserve"> }</w:t>
-      </w:r>
-      <w:proofErr w:type="gramEnd"/>
+        <w:t>_</w:t>
+      </w:r>
+      <w:r>
+        <w:rPr>
+          <w:rFonts w:ascii="Times New Roman" w:hAnsi="Times New Roman"/>
+          <w:sz w:val="22"/>
+          <w:szCs w:val="22"/>
+        </w:rPr>
+        <w:t>month</w:t>
+      </w:r>
       <w:r>
         <w:rPr>
           <w:rFonts w:ascii="Times New Roman" w:hAnsi="Times New Roman"/>
@@ -6587,9 +6206,16 @@
           <w:szCs w:val="22"/>
           <w:lang w:val="ru-RU"/>
         </w:rPr>
-        <w:t xml:space="preserve">}» </w:t>
-      </w:r>
-      <w:proofErr w:type="gramStart"/>
+        <w:t>_</w:t>
+      </w:r>
+      <w:r>
+        <w:rPr>
+          <w:rFonts w:ascii="Times New Roman" w:hAnsi="Times New Roman"/>
+          <w:sz w:val="22"/>
+          <w:szCs w:val="22"/>
+        </w:rPr>
+        <w:t>ru</w:t>
+      </w:r>
       <w:r>
         <w:rPr>
           <w:rFonts w:ascii="Times New Roman" w:hAnsi="Times New Roman"/>
@@ -6597,7 +6223,7 @@
           <w:szCs w:val="22"/>
           <w:lang w:val="ru-RU"/>
         </w:rPr>
-        <w:t xml:space="preserve">{{ </w:t>
+        <w:t xml:space="preserve"> }} {{ </w:t>
       </w:r>
       <w:r>
         <w:rPr>
@@ -6605,9 +6231,8 @@
           <w:sz w:val="22"/>
           <w:szCs w:val="22"/>
         </w:rPr>
-        <w:t>cur</w:t>
-      </w:r>
-      <w:proofErr w:type="gramEnd"/>
+        <w:t>current</w:t>
+      </w:r>
       <w:r>
         <w:rPr>
           <w:rFonts w:ascii="Times New Roman" w:hAnsi="Times New Roman"/>
@@ -6623,7 +6248,7 @@
           <w:sz w:val="22"/>
           <w:szCs w:val="22"/>
         </w:rPr>
-        <w:t>month</w:t>
+        <w:t>year</w:t>
       </w:r>
       <w:r>
         <w:rPr>
@@ -6632,19 +6257,8 @@
           <w:szCs w:val="22"/>
           <w:lang w:val="ru-RU"/>
         </w:rPr>
-        <w:t>_</w:t>
-      </w:r>
-      <w:proofErr w:type="spellStart"/>
-      <w:proofErr w:type="gramStart"/>
-      <w:r>
-        <w:rPr>
-          <w:rFonts w:ascii="Times New Roman" w:hAnsi="Times New Roman"/>
-          <w:sz w:val="22"/>
-          <w:szCs w:val="22"/>
-        </w:rPr>
-        <w:t>ru</w:t>
-      </w:r>
-      <w:proofErr w:type="spellEnd"/>
+        <w:t xml:space="preserve"> }}</w:t>
+      </w:r>
       <w:r>
         <w:rPr>
           <w:rFonts w:ascii="Times New Roman" w:hAnsi="Times New Roman"/>
@@ -6652,9 +6266,8 @@
           <w:szCs w:val="22"/>
           <w:lang w:val="ru-RU"/>
         </w:rPr>
-        <w:t xml:space="preserve"> }</w:t>
-      </w:r>
-      <w:proofErr w:type="gramEnd"/>
+        <w:t>г</w:t>
+      </w:r>
       <w:r>
         <w:rPr>
           <w:rFonts w:ascii="Times New Roman" w:hAnsi="Times New Roman"/>
@@ -6662,9 +6275,8 @@
           <w:szCs w:val="22"/>
           <w:lang w:val="ru-RU"/>
         </w:rPr>
-        <w:t xml:space="preserve">} </w:t>
-      </w:r>
-      <w:proofErr w:type="gramStart"/>
+        <w:t xml:space="preserve">. </w:t>
+      </w:r>
       <w:r>
         <w:rPr>
           <w:rFonts w:ascii="Times New Roman" w:hAnsi="Times New Roman"/>
@@ -6672,17 +6284,8 @@
           <w:szCs w:val="22"/>
           <w:lang w:val="ru-RU"/>
         </w:rPr>
-        <w:t xml:space="preserve">{{ </w:t>
-      </w:r>
-      <w:r>
-        <w:rPr>
-          <w:rFonts w:ascii="Times New Roman" w:hAnsi="Times New Roman"/>
-          <w:sz w:val="22"/>
-          <w:szCs w:val="22"/>
-        </w:rPr>
-        <w:t>current</w:t>
-      </w:r>
-      <w:proofErr w:type="gramEnd"/>
+        <w:t>до</w:t>
+      </w:r>
       <w:r>
         <w:rPr>
           <w:rFonts w:ascii="Times New Roman" w:hAnsi="Times New Roman"/>
@@ -6690,16 +6293,7 @@
           <w:szCs w:val="22"/>
           <w:lang w:val="ru-RU"/>
         </w:rPr>
-        <w:t>_</w:t>
-      </w:r>
-      <w:proofErr w:type="gramStart"/>
-      <w:r>
-        <w:rPr>
-          <w:rFonts w:ascii="Times New Roman" w:hAnsi="Times New Roman"/>
-          <w:sz w:val="22"/>
-          <w:szCs w:val="22"/>
-        </w:rPr>
-        <w:t>year</w:t>
+        <w:t xml:space="preserve"> </w:t>
       </w:r>
       <w:r>
         <w:rPr>
@@ -6708,7 +6302,7 @@
           <w:szCs w:val="22"/>
           <w:lang w:val="ru-RU"/>
         </w:rPr>
-        <w:t xml:space="preserve"> }}</w:t>
+        <w:t>минования</w:t>
       </w:r>
       <w:r>
         <w:rPr>
@@ -6717,7 +6311,7 @@
           <w:szCs w:val="22"/>
           <w:lang w:val="ru-RU"/>
         </w:rPr>
-        <w:t>г</w:t>
+        <w:t xml:space="preserve"> </w:t>
       </w:r>
       <w:r>
         <w:rPr>
@@ -6726,9 +6320,8 @@
           <w:szCs w:val="22"/>
           <w:lang w:val="ru-RU"/>
         </w:rPr>
-        <w:t>.</w:t>
-      </w:r>
-      <w:proofErr w:type="gramEnd"/>
+        <w:t>надобности</w:t>
+      </w:r>
       <w:r>
         <w:rPr>
           <w:rFonts w:ascii="Times New Roman" w:hAnsi="Times New Roman"/>
@@ -6736,7 +6329,7 @@
           <w:szCs w:val="22"/>
           <w:lang w:val="ru-RU"/>
         </w:rPr>
-        <w:t xml:space="preserve"> </w:t>
+        <w:t xml:space="preserve">. </w:t>
       </w:r>
       <w:r>
         <w:rPr>
@@ -6745,81 +6338,7 @@
           <w:szCs w:val="22"/>
           <w:lang w:val="ru-RU"/>
         </w:rPr>
-        <w:t>до</w:t>
-      </w:r>
-      <w:r>
-        <w:rPr>
-          <w:rFonts w:ascii="Times New Roman" w:hAnsi="Times New Roman"/>
-          <w:sz w:val="22"/>
-          <w:szCs w:val="22"/>
-          <w:lang w:val="ru-RU"/>
-        </w:rPr>
-        <w:t xml:space="preserve"> </w:t>
-      </w:r>
-      <w:r>
-        <w:rPr>
-          <w:rFonts w:ascii="Times New Roman" w:hAnsi="Times New Roman"/>
-          <w:sz w:val="22"/>
-          <w:szCs w:val="22"/>
-          <w:lang w:val="ru-RU"/>
-        </w:rPr>
-        <w:t>минования</w:t>
-      </w:r>
-      <w:r>
-        <w:rPr>
-          <w:rFonts w:ascii="Times New Roman" w:hAnsi="Times New Roman"/>
-          <w:sz w:val="22"/>
-          <w:szCs w:val="22"/>
-          <w:lang w:val="ru-RU"/>
-        </w:rPr>
-        <w:t xml:space="preserve"> </w:t>
-      </w:r>
-      <w:r>
-        <w:rPr>
-          <w:rFonts w:ascii="Times New Roman" w:hAnsi="Times New Roman"/>
-          <w:sz w:val="22"/>
-          <w:szCs w:val="22"/>
-          <w:lang w:val="ru-RU"/>
-        </w:rPr>
-        <w:t>надобности</w:t>
-      </w:r>
-      <w:r>
-        <w:rPr>
-          <w:rFonts w:ascii="Times New Roman" w:hAnsi="Times New Roman"/>
-          <w:sz w:val="22"/>
-          <w:szCs w:val="22"/>
-          <w:lang w:val="ru-RU"/>
-        </w:rPr>
-        <w:t xml:space="preserve">. </w:t>
-      </w:r>
-      <w:r>
-        <w:rPr>
-          <w:rFonts w:ascii="Times New Roman" w:hAnsi="Times New Roman"/>
-          <w:sz w:val="22"/>
-          <w:szCs w:val="22"/>
-          <w:lang w:val="ru-RU"/>
-        </w:rPr>
-        <w:t xml:space="preserve">Я оставляю за собой право отозвать своё согласие на обработку персональных данных посредством составления соответствующего письменного документа, который может быть направлен мной в адрес Оператора по почте заказным письмом с уведомлением о вручении либо вручён лично под расписку представителю Оператора. В случае получения моего письменного заявления об отзыве настоящего согласия на обработку персональных данных Оператор обязан прекратить их обработку в течение периода времени, необходимого для завершения взаиморасчетов </w:t>
-      </w:r>
-      <w:proofErr w:type="gramStart"/>
-      <w:r>
-        <w:rPr>
-          <w:rFonts w:ascii="Times New Roman" w:hAnsi="Times New Roman"/>
-          <w:sz w:val="22"/>
-          <w:szCs w:val="22"/>
-          <w:lang w:val="ru-RU"/>
-        </w:rPr>
-        <w:t>по оплате</w:t>
-      </w:r>
-      <w:proofErr w:type="gramEnd"/>
-      <w:r>
-        <w:rPr>
-          <w:rFonts w:ascii="Times New Roman" w:hAnsi="Times New Roman"/>
-          <w:sz w:val="22"/>
-          <w:szCs w:val="22"/>
-          <w:lang w:val="ru-RU"/>
-        </w:rPr>
-        <w:t xml:space="preserve"> оказанной мне (несовершеннолетнему пациенту/лицу, признанному недееспособным) до этого медицинской помощи.</w:t>
+        <w:t>Я оставляю за собой право отозвать своё согласие на обработку персональных данных посредством составления соответствующего письменного документа, который может быть направлен мной в адрес Оператора по почте заказным письмом с уведомлением о вручении либо вручён лично под расписку представителю Оператора. В случае получения моего письменного заявления об отзыве настоящего согласия на обработку персональных данных Оператор обязан прекратить их обработку в течение периода времени, необходимого для завершения взаиморасчетов по оплате оказанной мне (несовершеннолетнему пациенту/лицу, признанному недееспособным) до этого медицинской помощи.</w:t>
       </w:r>
     </w:p>
     <w:p>
@@ -6871,37 +6390,12 @@
               <w:spacing w:after="0" w:line="240" w:lineRule="auto"/>
               <w:jc w:val="both"/>
             </w:pPr>
-            <w:proofErr w:type="gramStart"/>
             <w:r>
               <w:rPr>
                 <w:rFonts w:ascii="Times New Roman" w:hAnsi="Times New Roman"/>
                 <w:lang w:val="ru-RU"/>
               </w:rPr>
-              <w:t xml:space="preserve">{{ </w:t>
-            </w:r>
-            <w:proofErr w:type="spellStart"/>
-            <w:r>
-              <w:rPr>
-                <w:rFonts w:ascii="Times New Roman" w:hAnsi="Times New Roman"/>
-                <w:lang w:val="ru-RU"/>
-              </w:rPr>
-              <w:t>appointment</w:t>
-            </w:r>
-            <w:proofErr w:type="gramEnd"/>
-            <w:r>
-              <w:rPr>
-                <w:rFonts w:ascii="Times New Roman" w:hAnsi="Times New Roman"/>
-                <w:lang w:val="ru-RU"/>
-              </w:rPr>
-              <w:t>_date</w:t>
-            </w:r>
-            <w:proofErr w:type="spellEnd"/>
-            <w:r>
-              <w:rPr>
-                <w:rFonts w:ascii="Times New Roman" w:hAnsi="Times New Roman"/>
-                <w:lang w:val="ru-RU"/>
-              </w:rPr>
-              <w:t>}} года.</w:t>
+              <w:t>{{ appointment_date}} года.</w:t>
             </w:r>
           </w:p>
         </w:tc>
@@ -7169,79 +6663,7 @@
           <w:color w:val="000000"/>
           <w:lang w:val="ru-RU"/>
         </w:rPr>
-        <w:t xml:space="preserve">{{ </w:t>
-      </w:r>
-      <w:proofErr w:type="spellStart"/>
-      <w:r>
-        <w:rPr>
-          <w:rStyle w:val="11"/>
-          <w:rFonts w:ascii="Times New Roman" w:hAnsi="Times New Roman"/>
-          <w:b/>
-          <w:bCs/>
-          <w:color w:val="000000"/>
-          <w:lang w:val="ru-RU"/>
-        </w:rPr>
-        <w:t>surname</w:t>
-      </w:r>
-      <w:proofErr w:type="spellEnd"/>
-      <w:r>
-        <w:rPr>
-          <w:rStyle w:val="11"/>
-          <w:rFonts w:ascii="Times New Roman" w:hAnsi="Times New Roman"/>
-          <w:b/>
-          <w:bCs/>
-          <w:color w:val="000000"/>
-          <w:lang w:val="ru-RU"/>
-        </w:rPr>
-        <w:t xml:space="preserve"> }} {{ </w:t>
-      </w:r>
-      <w:proofErr w:type="spellStart"/>
-      <w:r>
-        <w:rPr>
-          <w:rStyle w:val="11"/>
-          <w:rFonts w:ascii="Times New Roman" w:hAnsi="Times New Roman"/>
-          <w:b/>
-          <w:bCs/>
-          <w:color w:val="000000"/>
-          <w:lang w:val="ru-RU"/>
-        </w:rPr>
-        <w:t>first_name</w:t>
-      </w:r>
-      <w:proofErr w:type="spellEnd"/>
-      <w:r>
-        <w:rPr>
-          <w:rStyle w:val="11"/>
-          <w:rFonts w:ascii="Times New Roman" w:hAnsi="Times New Roman"/>
-          <w:b/>
-          <w:bCs/>
-          <w:color w:val="000000"/>
-          <w:lang w:val="ru-RU"/>
-        </w:rPr>
-        <w:t xml:space="preserve"> }} {{ </w:t>
-      </w:r>
-      <w:proofErr w:type="spellStart"/>
-      <w:r>
-        <w:rPr>
-          <w:rStyle w:val="11"/>
-          <w:rFonts w:ascii="Times New Roman" w:hAnsi="Times New Roman"/>
-          <w:b/>
-          <w:bCs/>
-          <w:color w:val="000000"/>
-          <w:lang w:val="ru-RU"/>
-        </w:rPr>
-        <w:t>last_name</w:t>
-      </w:r>
-      <w:proofErr w:type="spellEnd"/>
-      <w:r>
-        <w:rPr>
-          <w:rStyle w:val="11"/>
-          <w:rFonts w:ascii="Times New Roman" w:hAnsi="Times New Roman"/>
-          <w:b/>
-          <w:bCs/>
-          <w:color w:val="000000"/>
-          <w:lang w:val="ru-RU"/>
-        </w:rPr>
-        <w:t xml:space="preserve"> }}, </w:t>
+        <w:t xml:space="preserve">{{ surname }} {{ first_name }} {{ last_name }}, </w:t>
       </w:r>
       <w:r>
         <w:rPr>
@@ -7250,70 +6672,14 @@
           <w:color w:val="000000"/>
           <w:lang w:val="ru-RU"/>
         </w:rPr>
-        <w:t xml:space="preserve">добровольно даю свое согласие на проведение опроса, в том числе выявления жалоб, сбор анамнеза; осмотр, в том числе пальпацию, перкуссию, аускультацию, риноскопию, фарингоскопию, ректальные исследования (на приёме гастроэнтеролога — при клинической потребности), антропометрические исследования, термометрию, тонометрию, исследования нервной системы (чувствительной и двигательной сферы), неинвазивные исследования органа слуха и слуховых функций, лабораторные методы исследования, в том числе клинические, биохимические, бактериологические, вирусологические, серологические, иммунологические, функциональные методы исследования, в том числе ЭКГ,  </w:t>
-      </w:r>
-      <w:proofErr w:type="spellStart"/>
-      <w:r>
-        <w:rPr>
-          <w:rStyle w:val="11"/>
-          <w:rFonts w:ascii="Times New Roman" w:hAnsi="Times New Roman"/>
-          <w:color w:val="000000"/>
-          <w:lang w:val="ru-RU"/>
-        </w:rPr>
-        <w:t>пикфлуометрию</w:t>
-      </w:r>
-      <w:proofErr w:type="spellEnd"/>
-      <w:r>
-        <w:rPr>
-          <w:rStyle w:val="11"/>
-          <w:rFonts w:ascii="Times New Roman" w:hAnsi="Times New Roman"/>
-          <w:color w:val="000000"/>
-          <w:lang w:val="ru-RU"/>
-        </w:rPr>
-        <w:t xml:space="preserve">, ультразвуковые исследования и </w:t>
-      </w:r>
-      <w:proofErr w:type="spellStart"/>
-      <w:r>
-        <w:rPr>
-          <w:rStyle w:val="11"/>
-          <w:rFonts w:ascii="Times New Roman" w:hAnsi="Times New Roman"/>
-          <w:color w:val="000000"/>
-          <w:lang w:val="ru-RU"/>
-        </w:rPr>
-        <w:t>доплерографические</w:t>
-      </w:r>
-      <w:proofErr w:type="spellEnd"/>
-      <w:r>
-        <w:rPr>
-          <w:rStyle w:val="11"/>
-          <w:rFonts w:ascii="Times New Roman" w:hAnsi="Times New Roman"/>
-          <w:color w:val="000000"/>
-          <w:lang w:val="ru-RU"/>
-        </w:rPr>
-        <w:t xml:space="preserve"> исследования; введение лекарственных препаратов по назначению врача, в том числе внутримышечно, внутривенно, подкожно, внутрикожно; медицинский массаж, для получения мною первичной медико-санитарной помощи / получения первичной медико-санитарной помощи лицом, законным  представителем которого я  являюсь,  в </w:t>
+        <w:t xml:space="preserve">добровольно даю свое согласие на проведение опроса, в том числе выявления жалоб, сбор анамнеза; осмотр, в том числе пальпацию, перкуссию, аускультацию, риноскопию, фарингоскопию, ректальные исследования (на приёме гастроэнтеролога — при клинической потребности), антропометрические исследования, термометрию, тонометрию, исследования нервной системы (чувствительной и двигательной сферы), неинвазивные исследования органа слуха и слуховых функций, лабораторные методы исследования, в том числе клинические, биохимические, бактериологические, вирусологические, серологические, иммунологические, функциональные методы исследования, в том числе ЭКГ,  пикфлуометрию, ультразвуковые исследования и доплерографические исследования; введение лекарственных препаратов по назначению врача, в том числе внутримышечно, внутривенно, подкожно, внутрикожно; медицинский массаж, для получения мною первичной медико-санитарной помощи / получения первичной медико-санитарной помощи лицом, законным  представителем которого я  являюсь,  в </w:t>
       </w:r>
       <w:r>
         <w:rPr>
           <w:rFonts w:ascii="Times New Roman" w:hAnsi="Times New Roman"/>
           <w:lang w:val="ru-RU"/>
         </w:rPr>
-        <w:t>обработку ООО МЦ «</w:t>
-      </w:r>
-      <w:proofErr w:type="spellStart"/>
-      <w:r>
-        <w:rPr>
-          <w:rFonts w:ascii="Times New Roman" w:hAnsi="Times New Roman"/>
-          <w:lang w:val="ru-RU"/>
-        </w:rPr>
-        <w:t>РевмаМед</w:t>
-      </w:r>
-      <w:proofErr w:type="spellEnd"/>
-      <w:r>
-        <w:rPr>
-          <w:rFonts w:ascii="Times New Roman" w:hAnsi="Times New Roman"/>
-          <w:lang w:val="ru-RU"/>
-        </w:rPr>
-        <w:t>».</w:t>
+        <w:t>обработку ООО МЦ «РевмаМед».</w:t>
       </w:r>
     </w:p>
     <w:p>
@@ -7390,7 +6756,6 @@
         </w:rPr>
         <w:t xml:space="preserve"> </w:t>
       </w:r>
-      <w:proofErr w:type="gramStart"/>
       <w:r>
         <w:rPr>
           <w:rFonts w:ascii="Times New Roman" w:hAnsi="Times New Roman"/>
@@ -7399,52 +6764,7 @@
           <w:color w:val="000000"/>
           <w:shd w:val="clear" w:color="auto" w:fill="FFFFFF"/>
         </w:rPr>
-        <w:t xml:space="preserve">{{  </w:t>
-      </w:r>
-      <w:proofErr w:type="spellStart"/>
-      <w:proofErr w:type="gramEnd"/>
-      <w:r>
-        <w:rPr>
-          <w:rFonts w:ascii="Times New Roman" w:hAnsi="Times New Roman"/>
-          <w:b/>
-          <w:bCs/>
-          <w:color w:val="000000"/>
-          <w:shd w:val="clear" w:color="auto" w:fill="FFFFFF"/>
-        </w:rPr>
-        <w:t>doctor_</w:t>
-      </w:r>
-      <w:proofErr w:type="gramStart"/>
-      <w:r>
-        <w:rPr>
-          <w:rFonts w:ascii="Times New Roman" w:hAnsi="Times New Roman"/>
-          <w:b/>
-          <w:bCs/>
-          <w:color w:val="000000"/>
-          <w:shd w:val="clear" w:color="auto" w:fill="FFFFFF"/>
-        </w:rPr>
-        <w:t>name</w:t>
-      </w:r>
-      <w:proofErr w:type="spellEnd"/>
-      <w:r>
-        <w:rPr>
-          <w:rFonts w:ascii="Times New Roman" w:hAnsi="Times New Roman"/>
-          <w:b/>
-          <w:bCs/>
-          <w:color w:val="000000"/>
-          <w:shd w:val="clear" w:color="auto" w:fill="FFFFFF"/>
-        </w:rPr>
-        <w:t xml:space="preserve"> }</w:t>
-      </w:r>
-      <w:proofErr w:type="gramEnd"/>
-      <w:r>
-        <w:rPr>
-          <w:rFonts w:ascii="Times New Roman" w:hAnsi="Times New Roman"/>
-          <w:b/>
-          <w:bCs/>
-          <w:color w:val="000000"/>
-          <w:shd w:val="clear" w:color="auto" w:fill="FFFFFF"/>
-        </w:rPr>
-        <w:t xml:space="preserve">} </w:t>
+        <w:t xml:space="preserve">{{  doctor_name }} </w:t>
       </w:r>
       <w:r>
         <w:rPr>
@@ -7465,20 +6785,8 @@
           <w:color w:val="000000"/>
           <w:shd w:val="clear" w:color="auto" w:fill="FFFFFF"/>
         </w:rPr>
-        <w:t xml:space="preserve"> </w:t>
-      </w:r>
-      <w:proofErr w:type="gramStart"/>
-      <w:r>
-        <w:rPr>
-          <w:rFonts w:ascii="Times New Roman" w:hAnsi="Times New Roman"/>
-          <w:b/>
-          <w:bCs/>
-          <w:color w:val="000000"/>
-          <w:shd w:val="clear" w:color="auto" w:fill="FFFFFF"/>
-        </w:rPr>
-        <w:t xml:space="preserve">{{ </w:t>
-      </w:r>
-      <w:proofErr w:type="spellStart"/>
+        <w:t xml:space="preserve"> {{ </w:t>
+      </w:r>
       <w:r>
         <w:rPr>
           <w:rFonts w:ascii="Times New Roman" w:hAnsi="Times New Roman"/>
@@ -7486,47 +6794,7 @@
           <w:bCs/>
           <w:shd w:val="clear" w:color="auto" w:fill="FFFFFF"/>
         </w:rPr>
-        <w:t>doctor</w:t>
-      </w:r>
-      <w:proofErr w:type="gramEnd"/>
-      <w:r>
-        <w:rPr>
-          <w:rFonts w:ascii="Times New Roman" w:hAnsi="Times New Roman"/>
-          <w:b/>
-          <w:bCs/>
-          <w:shd w:val="clear" w:color="auto" w:fill="FFFFFF"/>
-        </w:rPr>
-        <w:t>_</w:t>
-      </w:r>
-      <w:proofErr w:type="gramStart"/>
-      <w:r>
-        <w:rPr>
-          <w:rFonts w:ascii="Times New Roman" w:hAnsi="Times New Roman"/>
-          <w:b/>
-          <w:bCs/>
-          <w:shd w:val="clear" w:color="auto" w:fill="FFFFFF"/>
-        </w:rPr>
-        <w:t>specialization</w:t>
-      </w:r>
-      <w:proofErr w:type="spellEnd"/>
-      <w:r>
-        <w:rPr>
-          <w:rFonts w:ascii="Times New Roman" w:hAnsi="Times New Roman"/>
-          <w:b/>
-          <w:bCs/>
-          <w:shd w:val="clear" w:color="auto" w:fill="FFFFFF"/>
-        </w:rPr>
-        <w:t xml:space="preserve"> }</w:t>
-      </w:r>
-      <w:proofErr w:type="gramEnd"/>
-      <w:r>
-        <w:rPr>
-          <w:rFonts w:ascii="Times New Roman" w:hAnsi="Times New Roman"/>
-          <w:b/>
-          <w:bCs/>
-          <w:shd w:val="clear" w:color="auto" w:fill="FFFFFF"/>
-        </w:rPr>
-        <w:t>}</w:t>
+        <w:t>doctor_specialization }}</w:t>
       </w:r>
       <w:r>
         <w:rPr>
@@ -7565,27 +6833,7 @@
           <w:shd w:val="clear" w:color="auto" w:fill="FFFFFF"/>
           <w:lang w:val="ru-RU"/>
         </w:rPr>
-        <w:t xml:space="preserve">в доступной для меня форме мне разъяснены цели, методы оказания медицинской </w:t>
-      </w:r>
-      <w:proofErr w:type="gramStart"/>
-      <w:r>
-        <w:rPr>
-          <w:rFonts w:ascii="Times New Roman" w:hAnsi="Times New Roman"/>
-          <w:color w:val="000000"/>
-          <w:shd w:val="clear" w:color="auto" w:fill="FFFFFF"/>
-          <w:lang w:val="ru-RU"/>
-        </w:rPr>
-        <w:t xml:space="preserve">помощи,   </w:t>
-      </w:r>
-      <w:proofErr w:type="gramEnd"/>
-      <w:r>
-        <w:rPr>
-          <w:rFonts w:ascii="Times New Roman" w:hAnsi="Times New Roman"/>
-          <w:color w:val="000000"/>
-          <w:shd w:val="clear" w:color="auto" w:fill="FFFFFF"/>
-          <w:lang w:val="ru-RU"/>
-        </w:rPr>
-        <w:t xml:space="preserve">    связанный с ними риск, возможные варианты медицинских вмешательств, их последствия, в том числе вероятность развития осложнений, а также предполагаемые результаты оказания медицинской помощи. Мне разъяснено, что я имею право отказаться от одного или нескольких видов медицинских вмешательств, включенных в Перечень определенных видов медицинских вмешательств, на которые граждане дают информированное добровольное согласие при выборе врача и медицинской организации для получения первичной медико-санитарной помощи, утвержденный приказом Министерства здравоохранения и социального развития Российской Федерации от 23 апреля 2012 г. </w:t>
+        <w:t xml:space="preserve">в доступной для меня форме мне разъяснены цели, методы оказания медицинской помощи,       связанный с ними риск, возможные варианты медицинских вмешательств, их последствия, в том числе вероятность развития осложнений, а также предполагаемые результаты оказания медицинской помощи. Мне разъяснено, что я имею право отказаться от одного или нескольких видов медицинских вмешательств, включенных в Перечень определенных видов медицинских вмешательств, на которые граждане дают информированное добровольное согласие при выборе врача и медицинской организации для получения первичной медико-санитарной помощи, утвержденный приказом Министерства здравоохранения и социального развития Российской Федерации от 23 апреля 2012 г. </w:t>
       </w:r>
       <w:r>
         <w:rPr>
@@ -7671,6 +6919,7 @@
           <w:rFonts w:ascii="Times New Roman" w:hAnsi="Times New Roman"/>
           <w:color w:val="000000"/>
           <w:shd w:val="clear" w:color="auto" w:fill="FFFFFF"/>
+          <w:lang w:val="ru-RU"/>
         </w:rPr>
       </w:pPr>
     </w:p>
@@ -7871,39 +7120,7 @@
           <w:rFonts w:ascii="Times New Roman" w:hAnsi="Times New Roman"/>
           <w:lang w:val="ru-RU"/>
         </w:rPr>
-        <w:t xml:space="preserve">Настоящее информированное добровольное согласие действует в течение всего срока оказания мне (представляемому) медицинской помощи </w:t>
-      </w:r>
-      <w:proofErr w:type="gramStart"/>
-      <w:r>
-        <w:rPr>
-          <w:rFonts w:ascii="Times New Roman" w:hAnsi="Times New Roman"/>
-          <w:lang w:val="ru-RU"/>
-        </w:rPr>
-        <w:t>в  ООО</w:t>
-      </w:r>
-      <w:proofErr w:type="gramEnd"/>
-      <w:r>
-        <w:rPr>
-          <w:rFonts w:ascii="Times New Roman" w:hAnsi="Times New Roman"/>
-          <w:lang w:val="ru-RU"/>
-        </w:rPr>
-        <w:t xml:space="preserve"> МЦ «</w:t>
-      </w:r>
-      <w:proofErr w:type="spellStart"/>
-      <w:r>
-        <w:rPr>
-          <w:rFonts w:ascii="Times New Roman" w:hAnsi="Times New Roman"/>
-          <w:lang w:val="ru-RU"/>
-        </w:rPr>
-        <w:t>РевмаМед</w:t>
-      </w:r>
-      <w:proofErr w:type="spellEnd"/>
-      <w:r>
-        <w:rPr>
-          <w:rFonts w:ascii="Times New Roman" w:hAnsi="Times New Roman"/>
-          <w:lang w:val="ru-RU"/>
-        </w:rPr>
-        <w:t xml:space="preserve">» или до момента отзыва мною настоящего согласия. </w:t>
+        <w:t xml:space="preserve">Настоящее информированное добровольное согласие действует в течение всего срока оказания мне (представляемому) медицинской помощи в  ООО МЦ «РевмаМед» или до момента отзыва мною настоящего согласия. </w:t>
       </w:r>
     </w:p>
     <w:p>
@@ -7952,37 +7169,12 @@
               <w:spacing w:after="0" w:line="312" w:lineRule="auto"/>
               <w:jc w:val="both"/>
             </w:pPr>
-            <w:proofErr w:type="gramStart"/>
             <w:r>
               <w:rPr>
                 <w:rFonts w:ascii="Times New Roman" w:hAnsi="Times New Roman"/>
                 <w:lang w:val="ru-RU"/>
               </w:rPr>
-              <w:t xml:space="preserve">{{ </w:t>
-            </w:r>
-            <w:proofErr w:type="spellStart"/>
-            <w:r>
-              <w:rPr>
-                <w:rFonts w:ascii="Times New Roman" w:hAnsi="Times New Roman"/>
-                <w:lang w:val="ru-RU"/>
-              </w:rPr>
-              <w:t>appointment</w:t>
-            </w:r>
-            <w:proofErr w:type="gramEnd"/>
-            <w:r>
-              <w:rPr>
-                <w:rFonts w:ascii="Times New Roman" w:hAnsi="Times New Roman"/>
-                <w:lang w:val="ru-RU"/>
-              </w:rPr>
-              <w:t>_date</w:t>
-            </w:r>
-            <w:proofErr w:type="spellEnd"/>
-            <w:r>
-              <w:rPr>
-                <w:rFonts w:ascii="Times New Roman" w:hAnsi="Times New Roman"/>
-                <w:lang w:val="ru-RU"/>
-              </w:rPr>
-              <w:t>}} года.</w:t>
+              <w:t>{{ appointment_date}} года.</w:t>
             </w:r>
           </w:p>
         </w:tc>
@@ -8142,7 +7334,6 @@
               </w:rPr>
               <w:t xml:space="preserve"> </w:t>
             </w:r>
-            <w:proofErr w:type="gramStart"/>
             <w:r>
               <w:rPr>
                 <w:rFonts w:ascii="Times New Roman" w:hAnsi="Times New Roman"/>
@@ -8151,45 +7342,12 @@
               </w:rPr>
               <w:t xml:space="preserve">{{ </w:t>
             </w:r>
-            <w:proofErr w:type="spellStart"/>
             <w:r>
               <w:rPr>
                 <w:rFonts w:ascii="Times New Roman" w:hAnsi="Times New Roman"/>
                 <w:shd w:val="clear" w:color="auto" w:fill="FFFFFF"/>
               </w:rPr>
-              <w:t>doctor</w:t>
-            </w:r>
-            <w:proofErr w:type="gramEnd"/>
-            <w:r>
-              <w:rPr>
-                <w:rFonts w:ascii="Times New Roman" w:hAnsi="Times New Roman"/>
-                <w:shd w:val="clear" w:color="auto" w:fill="FFFFFF"/>
-              </w:rPr>
-              <w:t>_</w:t>
-            </w:r>
-            <w:proofErr w:type="gramStart"/>
-            <w:r>
-              <w:rPr>
-                <w:rFonts w:ascii="Times New Roman" w:hAnsi="Times New Roman"/>
-                <w:shd w:val="clear" w:color="auto" w:fill="FFFFFF"/>
-              </w:rPr>
-              <w:t>specialization</w:t>
-            </w:r>
-            <w:proofErr w:type="spellEnd"/>
-            <w:r>
-              <w:rPr>
-                <w:rFonts w:ascii="Times New Roman" w:hAnsi="Times New Roman"/>
-                <w:shd w:val="clear" w:color="auto" w:fill="FFFFFF"/>
-              </w:rPr>
-              <w:t xml:space="preserve"> }</w:t>
-            </w:r>
-            <w:proofErr w:type="gramEnd"/>
-            <w:r>
-              <w:rPr>
-                <w:rFonts w:ascii="Times New Roman" w:hAnsi="Times New Roman"/>
-                <w:shd w:val="clear" w:color="auto" w:fill="FFFFFF"/>
-              </w:rPr>
-              <w:t>}</w:t>
+              <w:t>doctor_specialization }}</w:t>
             </w:r>
             <w:r>
               <w:rPr>
@@ -8197,28 +7355,8 @@
                 <w:color w:val="000000"/>
                 <w:shd w:val="clear" w:color="auto" w:fill="FFFFFF"/>
               </w:rPr>
-              <w:t xml:space="preserve"> </w:t>
-            </w:r>
-            <w:proofErr w:type="gramStart"/>
-            <w:r>
-              <w:rPr>
-                <w:rFonts w:ascii="Times New Roman" w:hAnsi="Times New Roman"/>
-                <w:color w:val="000000"/>
-                <w:shd w:val="clear" w:color="auto" w:fill="FFFFFF"/>
-              </w:rPr>
-              <w:t xml:space="preserve">{{  </w:t>
-            </w:r>
-            <w:proofErr w:type="spellStart"/>
-            <w:proofErr w:type="gramEnd"/>
-            <w:r>
-              <w:rPr>
-                <w:rFonts w:ascii="Times New Roman" w:hAnsi="Times New Roman"/>
-                <w:color w:val="000000"/>
-                <w:shd w:val="clear" w:color="auto" w:fill="FFFFFF"/>
-              </w:rPr>
-              <w:t>doctor_name</w:t>
-            </w:r>
-            <w:proofErr w:type="spellEnd"/>
+              <w:t xml:space="preserve"> {{  doctor_name</w:t>
+            </w:r>
             <w:r>
               <w:rPr>
                 <w:rFonts w:ascii="Times New Roman" w:hAnsi="Times New Roman"/>

--- a/patients/templates/patients/docs/card_OMS_template.docx
+++ b/patients/templates/patients/docs/card_OMS_template.docx
@@ -19,13 +19,13 @@
         <mc:AlternateContent>
           <mc:Choice Requires="wps">
             <w:drawing>
-              <wp:anchor distT="45720" distB="45720" distL="114300" distR="114300" simplePos="0" relativeHeight="251664384" behindDoc="0" locked="0" layoutInCell="1" allowOverlap="1" wp14:anchorId="58AE0666" wp14:editId="7BCFCA14">
+              <wp:anchor distT="45720" distB="45720" distL="114300" distR="114300" simplePos="0" relativeHeight="251664384" behindDoc="0" locked="0" layoutInCell="1" allowOverlap="1" wp14:anchorId="58AE0666" wp14:editId="7B93B162">
                 <wp:simplePos x="0" y="0"/>
                 <wp:positionH relativeFrom="column">
-                  <wp:posOffset>-362593</wp:posOffset>
+                  <wp:posOffset>-306926</wp:posOffset>
                 </wp:positionH>
                 <wp:positionV relativeFrom="paragraph">
-                  <wp:posOffset>-347</wp:posOffset>
+                  <wp:posOffset>0</wp:posOffset>
                 </wp:positionV>
                 <wp:extent cx="1365250" cy="1404620"/>
                 <wp:effectExtent l="0" t="0" r="6350" b="2540"/>
@@ -102,7 +102,7 @@
                 <v:stroke joinstyle="miter"/>
                 <v:path gradientshapeok="t" o:connecttype="rect"/>
               </v:shapetype>
-              <v:shape id="Надпись 2" o:spid="_x0000_s1026" type="#_x0000_t202" style="position:absolute;left:0;text-align:left;margin-left:-28.55pt;margin-top:-.05pt;width:107.5pt;height:110.6pt;z-index:251664384;visibility:visible;mso-wrap-style:square;mso-width-percent:0;mso-height-percent:0;mso-wrap-distance-left:9pt;mso-wrap-distance-top:3.6pt;mso-wrap-distance-right:9pt;mso-wrap-distance-bottom:3.6pt;mso-position-horizontal:absolute;mso-position-horizontal-relative:text;mso-position-vertical:absolute;mso-position-vertical-relative:text;mso-width-percent:0;mso-height-percent:0;mso-width-relative:margin;mso-height-relative:margin;v-text-anchor:top" o:gfxdata="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" stroked="f">
+              <v:shape id="Надпись 2" o:spid="_x0000_s1026" type="#_x0000_t202" style="position:absolute;left:0;text-align:left;margin-left:-24.15pt;margin-top:0;width:107.5pt;height:110.6pt;z-index:251664384;visibility:visible;mso-wrap-style:square;mso-width-percent:0;mso-height-percent:0;mso-wrap-distance-left:9pt;mso-wrap-distance-top:3.6pt;mso-wrap-distance-right:9pt;mso-wrap-distance-bottom:3.6pt;mso-position-horizontal:absolute;mso-position-horizontal-relative:text;mso-position-vertical:absolute;mso-position-vertical-relative:text;mso-width-percent:0;mso-height-percent:0;mso-width-relative:margin;mso-height-relative:margin;v-text-anchor:top" o:gfxdata="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" stroked="f">
                 <v:textbox style="mso-fit-shape-to-text:t">
                   <w:txbxContent>
                     <w:p>
@@ -209,7 +209,7 @@
       <w:tblPr>
         <w:tblStyle w:val="ad"/>
         <w:tblW w:w="10918" w:type="dxa"/>
-        <w:tblInd w:w="-572" w:type="dxa"/>
+        <w:tblInd w:w="-426" w:type="dxa"/>
         <w:tblBorders>
           <w:top w:val="none" w:sz="0" w:space="0" w:color="auto"/>
           <w:left w:val="none" w:sz="0" w:space="0" w:color="auto"/>
@@ -260,7 +260,27 @@
                 <w:sz w:val="16"/>
                 <w:szCs w:val="16"/>
               </w:rPr>
-              <w:t>Общество с ограниченной ответственностью Медицинский центр «РевмаМед»</w:t>
+              <w:t>Общество с ограниченной ответственностью Медицинский центр «</w:t>
+            </w:r>
+            <w:proofErr w:type="spellStart"/>
+            <w:r>
+              <w:rPr>
+                <w:b/>
+                <w:bCs/>
+                <w:sz w:val="16"/>
+                <w:szCs w:val="16"/>
+              </w:rPr>
+              <w:t>РевмаМед</w:t>
+            </w:r>
+            <w:proofErr w:type="spellEnd"/>
+            <w:r>
+              <w:rPr>
+                <w:b/>
+                <w:bCs/>
+                <w:sz w:val="16"/>
+                <w:szCs w:val="16"/>
+              </w:rPr>
+              <w:t>»</w:t>
             </w:r>
           </w:p>
         </w:tc>
@@ -636,6 +656,7 @@
               </w:rPr>
               <w:t xml:space="preserve"> </w:t>
             </w:r>
+            <w:proofErr w:type="gramStart"/>
             <w:r>
               <w:rPr>
                 <w:b/>
@@ -643,8 +664,29 @@
                 <w:szCs w:val="22"/>
                 <w:u w:val="single"/>
               </w:rPr>
-              <w:t>{{ card_number</w:t>
-            </w:r>
+              <w:t xml:space="preserve">{{ </w:t>
+            </w:r>
+            <w:proofErr w:type="spellStart"/>
+            <w:r>
+              <w:rPr>
+                <w:b/>
+                <w:sz w:val="22"/>
+                <w:szCs w:val="22"/>
+                <w:u w:val="single"/>
+              </w:rPr>
+              <w:t>card</w:t>
+            </w:r>
+            <w:proofErr w:type="gramEnd"/>
+            <w:r>
+              <w:rPr>
+                <w:b/>
+                <w:sz w:val="22"/>
+                <w:szCs w:val="22"/>
+                <w:u w:val="single"/>
+              </w:rPr>
+              <w:t>_number</w:t>
+            </w:r>
+            <w:proofErr w:type="spellEnd"/>
             <w:r>
               <w:rPr>
                 <w:b/>
@@ -680,7 +722,7 @@
       <w:tblPr>
         <w:tblStyle w:val="ad"/>
         <w:tblW w:w="11057" w:type="dxa"/>
-        <w:tblInd w:w="-601" w:type="dxa"/>
+        <w:tblInd w:w="-426" w:type="dxa"/>
         <w:tblLayout w:type="fixed"/>
         <w:tblLook w:val="04A0" w:firstRow="1" w:lastRow="0" w:firstColumn="1" w:lastColumn="0" w:noHBand="0" w:noVBand="1"/>
       </w:tblPr>
@@ -772,6 +814,7 @@
                 <w:szCs w:val="16"/>
               </w:rPr>
             </w:pPr>
+            <w:proofErr w:type="gramStart"/>
             <w:r>
               <w:rPr>
                 <w:b/>
@@ -780,7 +823,40 @@
                 <w:szCs w:val="16"/>
                 <w:lang w:val="en-US"/>
               </w:rPr>
-              <w:t>{{ c_day }}</w:t>
+              <w:t xml:space="preserve">{{ </w:t>
+            </w:r>
+            <w:proofErr w:type="spellStart"/>
+            <w:r>
+              <w:rPr>
+                <w:b/>
+                <w:bCs/>
+                <w:sz w:val="16"/>
+                <w:szCs w:val="16"/>
+                <w:lang w:val="en-US"/>
+              </w:rPr>
+              <w:t>c</w:t>
+            </w:r>
+            <w:proofErr w:type="gramEnd"/>
+            <w:r>
+              <w:rPr>
+                <w:b/>
+                <w:bCs/>
+                <w:sz w:val="16"/>
+                <w:szCs w:val="16"/>
+                <w:lang w:val="en-US"/>
+              </w:rPr>
+              <w:t>_day</w:t>
+            </w:r>
+            <w:proofErr w:type="spellEnd"/>
+            <w:r>
+              <w:rPr>
+                <w:b/>
+                <w:bCs/>
+                <w:sz w:val="16"/>
+                <w:szCs w:val="16"/>
+                <w:lang w:val="en-US"/>
+              </w:rPr>
+              <w:t xml:space="preserve"> }}</w:t>
             </w:r>
           </w:p>
         </w:tc>
@@ -830,6 +906,7 @@
                 <w:szCs w:val="16"/>
               </w:rPr>
             </w:pPr>
+            <w:proofErr w:type="gramStart"/>
             <w:r>
               <w:rPr>
                 <w:b/>
@@ -838,7 +915,40 @@
                 <w:szCs w:val="16"/>
                 <w:lang w:val="en-US"/>
               </w:rPr>
-              <w:t>{{ cur_month_ru }}</w:t>
+              <w:t xml:space="preserve">{{ </w:t>
+            </w:r>
+            <w:proofErr w:type="spellStart"/>
+            <w:r>
+              <w:rPr>
+                <w:b/>
+                <w:bCs/>
+                <w:sz w:val="16"/>
+                <w:szCs w:val="16"/>
+                <w:lang w:val="en-US"/>
+              </w:rPr>
+              <w:t>cur</w:t>
+            </w:r>
+            <w:proofErr w:type="gramEnd"/>
+            <w:r>
+              <w:rPr>
+                <w:b/>
+                <w:bCs/>
+                <w:sz w:val="16"/>
+                <w:szCs w:val="16"/>
+                <w:lang w:val="en-US"/>
+              </w:rPr>
+              <w:t>_month_ru</w:t>
+            </w:r>
+            <w:proofErr w:type="spellEnd"/>
+            <w:r>
+              <w:rPr>
+                <w:b/>
+                <w:bCs/>
+                <w:sz w:val="16"/>
+                <w:szCs w:val="16"/>
+                <w:lang w:val="en-US"/>
+              </w:rPr>
+              <w:t xml:space="preserve"> }}</w:t>
             </w:r>
           </w:p>
         </w:tc>
@@ -888,6 +998,7 @@
                 <w:szCs w:val="16"/>
               </w:rPr>
             </w:pPr>
+            <w:proofErr w:type="gramStart"/>
             <w:r>
               <w:rPr>
                 <w:b/>
@@ -896,7 +1007,40 @@
                 <w:szCs w:val="16"/>
                 <w:lang w:val="en-US"/>
               </w:rPr>
-              <w:t>{{ current_year }}</w:t>
+              <w:t xml:space="preserve">{{ </w:t>
+            </w:r>
+            <w:proofErr w:type="spellStart"/>
+            <w:r>
+              <w:rPr>
+                <w:b/>
+                <w:bCs/>
+                <w:sz w:val="16"/>
+                <w:szCs w:val="16"/>
+                <w:lang w:val="en-US"/>
+              </w:rPr>
+              <w:t>current</w:t>
+            </w:r>
+            <w:proofErr w:type="gramEnd"/>
+            <w:r>
+              <w:rPr>
+                <w:b/>
+                <w:bCs/>
+                <w:sz w:val="16"/>
+                <w:szCs w:val="16"/>
+                <w:lang w:val="en-US"/>
+              </w:rPr>
+              <w:t>_year</w:t>
+            </w:r>
+            <w:proofErr w:type="spellEnd"/>
+            <w:r>
+              <w:rPr>
+                <w:b/>
+                <w:bCs/>
+                <w:sz w:val="16"/>
+                <w:szCs w:val="16"/>
+                <w:lang w:val="en-US"/>
+              </w:rPr>
+              <w:t xml:space="preserve"> }}</w:t>
             </w:r>
           </w:p>
         </w:tc>
@@ -955,6 +1099,7 @@
                 <w:lang w:val="en-US"/>
               </w:rPr>
             </w:pPr>
+            <w:proofErr w:type="gramStart"/>
             <w:r>
               <w:rPr>
                 <w:b/>
@@ -963,7 +1108,150 @@
                 <w:szCs w:val="22"/>
                 <w:lang w:val="en-US"/>
               </w:rPr>
-              <w:t xml:space="preserve">{{ surname }} {{ first_name }} {{ last_name }} </w:t>
+              <w:t>{{ surname</w:t>
+            </w:r>
+            <w:proofErr w:type="gramEnd"/>
+            <w:r>
+              <w:rPr>
+                <w:b/>
+                <w:bCs/>
+                <w:sz w:val="22"/>
+                <w:szCs w:val="22"/>
+                <w:lang w:val="en-US"/>
+              </w:rPr>
+              <w:t xml:space="preserve"> }} </w:t>
+            </w:r>
+            <w:proofErr w:type="gramStart"/>
+            <w:r>
+              <w:rPr>
+                <w:b/>
+                <w:bCs/>
+                <w:sz w:val="22"/>
+                <w:szCs w:val="22"/>
+                <w:lang w:val="en-US"/>
+              </w:rPr>
+              <w:t xml:space="preserve">{{ </w:t>
+            </w:r>
+            <w:proofErr w:type="spellStart"/>
+            <w:r>
+              <w:rPr>
+                <w:b/>
+                <w:bCs/>
+                <w:sz w:val="22"/>
+                <w:szCs w:val="22"/>
+                <w:lang w:val="en-US"/>
+              </w:rPr>
+              <w:t>first</w:t>
+            </w:r>
+            <w:proofErr w:type="gramEnd"/>
+            <w:r>
+              <w:rPr>
+                <w:b/>
+                <w:bCs/>
+                <w:sz w:val="22"/>
+                <w:szCs w:val="22"/>
+                <w:lang w:val="en-US"/>
+              </w:rPr>
+              <w:t>_</w:t>
+            </w:r>
+            <w:proofErr w:type="gramStart"/>
+            <w:r>
+              <w:rPr>
+                <w:b/>
+                <w:bCs/>
+                <w:sz w:val="22"/>
+                <w:szCs w:val="22"/>
+                <w:lang w:val="en-US"/>
+              </w:rPr>
+              <w:t>name</w:t>
+            </w:r>
+            <w:proofErr w:type="spellEnd"/>
+            <w:r>
+              <w:rPr>
+                <w:b/>
+                <w:bCs/>
+                <w:sz w:val="22"/>
+                <w:szCs w:val="22"/>
+                <w:lang w:val="en-US"/>
+              </w:rPr>
+              <w:t xml:space="preserve"> }</w:t>
+            </w:r>
+            <w:proofErr w:type="gramEnd"/>
+            <w:r>
+              <w:rPr>
+                <w:b/>
+                <w:bCs/>
+                <w:sz w:val="22"/>
+                <w:szCs w:val="22"/>
+                <w:lang w:val="en-US"/>
+              </w:rPr>
+              <w:t xml:space="preserve">} </w:t>
+            </w:r>
+            <w:proofErr w:type="gramStart"/>
+            <w:r>
+              <w:rPr>
+                <w:b/>
+                <w:bCs/>
+                <w:sz w:val="22"/>
+                <w:szCs w:val="22"/>
+                <w:lang w:val="en-US"/>
+              </w:rPr>
+              <w:t xml:space="preserve">{{ </w:t>
+            </w:r>
+            <w:proofErr w:type="spellStart"/>
+            <w:r>
+              <w:rPr>
+                <w:b/>
+                <w:bCs/>
+                <w:sz w:val="22"/>
+                <w:szCs w:val="22"/>
+                <w:lang w:val="en-US"/>
+              </w:rPr>
+              <w:t>last</w:t>
+            </w:r>
+            <w:proofErr w:type="gramEnd"/>
+            <w:r>
+              <w:rPr>
+                <w:b/>
+                <w:bCs/>
+                <w:sz w:val="22"/>
+                <w:szCs w:val="22"/>
+                <w:lang w:val="en-US"/>
+              </w:rPr>
+              <w:t>_</w:t>
+            </w:r>
+            <w:proofErr w:type="gramStart"/>
+            <w:r>
+              <w:rPr>
+                <w:b/>
+                <w:bCs/>
+                <w:sz w:val="22"/>
+                <w:szCs w:val="22"/>
+                <w:lang w:val="en-US"/>
+              </w:rPr>
+              <w:t>name</w:t>
+            </w:r>
+            <w:proofErr w:type="spellEnd"/>
+            <w:r>
+              <w:rPr>
+                <w:b/>
+                <w:bCs/>
+                <w:sz w:val="22"/>
+                <w:szCs w:val="22"/>
+                <w:lang w:val="en-US"/>
+              </w:rPr>
+              <w:t xml:space="preserve"> }</w:t>
+            </w:r>
+            <w:proofErr w:type="gramEnd"/>
+            <w:r>
+              <w:rPr>
+                <w:b/>
+                <w:bCs/>
+                <w:sz w:val="22"/>
+                <w:szCs w:val="22"/>
+                <w:lang w:val="en-US"/>
+              </w:rPr>
+              <w:t xml:space="preserve">} </w:t>
             </w:r>
           </w:p>
         </w:tc>
@@ -1029,6 +1317,7 @@
                 <w:szCs w:val="22"/>
               </w:rPr>
             </w:pPr>
+            <w:proofErr w:type="gramStart"/>
             <w:r>
               <w:rPr>
                 <w:b/>
@@ -1057,6 +1346,7 @@
               </w:rPr>
               <w:t xml:space="preserve">{{ </w:t>
             </w:r>
+            <w:proofErr w:type="spellStart"/>
             <w:r>
               <w:rPr>
                 <w:b/>
@@ -1064,8 +1354,29 @@
                 <w:sz w:val="22"/>
                 <w:szCs w:val="22"/>
               </w:rPr>
-              <w:t>b_day</w:t>
-            </w:r>
+              <w:t>b</w:t>
+            </w:r>
+            <w:proofErr w:type="gramEnd"/>
+            <w:r>
+              <w:rPr>
+                <w:b/>
+                <w:bCs/>
+                <w:sz w:val="22"/>
+                <w:szCs w:val="22"/>
+              </w:rPr>
+              <w:t>_</w:t>
+            </w:r>
+            <w:proofErr w:type="gramStart"/>
+            <w:r>
+              <w:rPr>
+                <w:b/>
+                <w:bCs/>
+                <w:sz w:val="22"/>
+                <w:szCs w:val="22"/>
+              </w:rPr>
+              <w:t>day</w:t>
+            </w:r>
+            <w:proofErr w:type="spellEnd"/>
             <w:r>
               <w:rPr>
                 <w:b/>
@@ -1074,42 +1385,10 @@
                 <w:szCs w:val="22"/>
                 <w:lang w:val="en-US"/>
               </w:rPr>
-              <w:t xml:space="preserve"> }}</w:t>
-            </w:r>
-            <w:r>
-              <w:rPr>
-                <w:b/>
-                <w:bCs/>
-                <w:sz w:val="22"/>
-                <w:szCs w:val="22"/>
-              </w:rPr>
-              <w:t xml:space="preserve">  </w:t>
-            </w:r>
-            <w:r>
-              <w:rPr>
-                <w:b/>
-                <w:bCs/>
-                <w:sz w:val="22"/>
-                <w:szCs w:val="22"/>
-              </w:rPr>
-              <w:t>»</w:t>
-            </w:r>
-          </w:p>
-        </w:tc>
-        <w:tc>
-          <w:tcPr>
-            <w:tcW w:w="1701" w:type="dxa"/>
-            <w:gridSpan w:val="6"/>
-            <w:tcBorders>
-              <w:top w:val="nil"/>
-              <w:left w:val="nil"/>
-              <w:bottom w:val="single" w:sz="4" w:space="0" w:color="auto"/>
-              <w:right w:val="nil"/>
-            </w:tcBorders>
-            <w:vAlign w:val="bottom"/>
-          </w:tcPr>
-          <w:p>
-            <w:pPr>
+              <w:t xml:space="preserve"> }</w:t>
+            </w:r>
+            <w:proofErr w:type="gramEnd"/>
+            <w:r>
               <w:rPr>
                 <w:b/>
                 <w:bCs/>
@@ -1117,8 +1396,44 @@
                 <w:szCs w:val="22"/>
                 <w:lang w:val="en-US"/>
               </w:rPr>
-            </w:pPr>
-            <w:r>
+              <w:t>}</w:t>
+            </w:r>
+            <w:proofErr w:type="gramStart"/>
+            <w:r>
+              <w:rPr>
+                <w:b/>
+                <w:bCs/>
+                <w:sz w:val="22"/>
+                <w:szCs w:val="22"/>
+              </w:rPr>
+              <w:t xml:space="preserve">  </w:t>
+            </w:r>
+            <w:r>
+              <w:rPr>
+                <w:b/>
+                <w:bCs/>
+                <w:sz w:val="22"/>
+                <w:szCs w:val="22"/>
+              </w:rPr>
+              <w:t>»</w:t>
+            </w:r>
+            <w:proofErr w:type="gramEnd"/>
+          </w:p>
+        </w:tc>
+        <w:tc>
+          <w:tcPr>
+            <w:tcW w:w="1701" w:type="dxa"/>
+            <w:gridSpan w:val="6"/>
+            <w:tcBorders>
+              <w:top w:val="nil"/>
+              <w:left w:val="nil"/>
+              <w:bottom w:val="single" w:sz="4" w:space="0" w:color="auto"/>
+              <w:right w:val="nil"/>
+            </w:tcBorders>
+            <w:vAlign w:val="bottom"/>
+          </w:tcPr>
+          <w:p>
+            <w:pPr>
               <w:rPr>
                 <w:b/>
                 <w:bCs/>
@@ -1126,17 +1441,8 @@
                 <w:szCs w:val="22"/>
                 <w:lang w:val="en-US"/>
               </w:rPr>
-              <w:t xml:space="preserve">{{ </w:t>
-            </w:r>
-            <w:r>
-              <w:rPr>
-                <w:b/>
-                <w:bCs/>
-                <w:sz w:val="22"/>
-                <w:szCs w:val="22"/>
-              </w:rPr>
-              <w:t>b_month_name</w:t>
-            </w:r>
+            </w:pPr>
+            <w:proofErr w:type="gramStart"/>
             <w:r>
               <w:rPr>
                 <w:b/>
@@ -1145,31 +1451,29 @@
                 <w:szCs w:val="22"/>
                 <w:lang w:val="en-US"/>
               </w:rPr>
-              <w:t xml:space="preserve"> }}</w:t>
-            </w:r>
-          </w:p>
-        </w:tc>
-        <w:tc>
-          <w:tcPr>
-            <w:tcW w:w="1275" w:type="dxa"/>
-            <w:gridSpan w:val="10"/>
-            <w:tcBorders>
-              <w:top w:val="nil"/>
-              <w:left w:val="nil"/>
-              <w:bottom w:val="single" w:sz="4" w:space="0" w:color="auto"/>
-              <w:right w:val="nil"/>
-            </w:tcBorders>
-            <w:vAlign w:val="bottom"/>
-          </w:tcPr>
-          <w:p>
-            <w:pPr>
+              <w:t xml:space="preserve">{{ </w:t>
+            </w:r>
+            <w:proofErr w:type="spellStart"/>
+            <w:r>
               <w:rPr>
                 <w:b/>
                 <w:bCs/>
                 <w:sz w:val="22"/>
                 <w:szCs w:val="22"/>
               </w:rPr>
-            </w:pPr>
+              <w:t>b</w:t>
+            </w:r>
+            <w:proofErr w:type="gramEnd"/>
+            <w:r>
+              <w:rPr>
+                <w:b/>
+                <w:bCs/>
+                <w:sz w:val="22"/>
+                <w:szCs w:val="22"/>
+              </w:rPr>
+              <w:t>_month_name</w:t>
+            </w:r>
+            <w:proofErr w:type="spellEnd"/>
             <w:r>
               <w:rPr>
                 <w:b/>
@@ -1178,7 +1482,96 @@
                 <w:szCs w:val="22"/>
                 <w:lang w:val="en-US"/>
               </w:rPr>
-              <w:t>{{ b_year }}</w:t>
+              <w:t xml:space="preserve"> }}</w:t>
+            </w:r>
+          </w:p>
+        </w:tc>
+        <w:tc>
+          <w:tcPr>
+            <w:tcW w:w="1275" w:type="dxa"/>
+            <w:gridSpan w:val="10"/>
+            <w:tcBorders>
+              <w:top w:val="nil"/>
+              <w:left w:val="nil"/>
+              <w:bottom w:val="single" w:sz="4" w:space="0" w:color="auto"/>
+              <w:right w:val="nil"/>
+            </w:tcBorders>
+            <w:vAlign w:val="bottom"/>
+          </w:tcPr>
+          <w:p>
+            <w:pPr>
+              <w:rPr>
+                <w:b/>
+                <w:bCs/>
+                <w:sz w:val="22"/>
+                <w:szCs w:val="22"/>
+              </w:rPr>
+            </w:pPr>
+            <w:proofErr w:type="gramStart"/>
+            <w:r>
+              <w:rPr>
+                <w:b/>
+                <w:bCs/>
+                <w:sz w:val="22"/>
+                <w:szCs w:val="22"/>
+                <w:lang w:val="en-US"/>
+              </w:rPr>
+              <w:t xml:space="preserve">{{ </w:t>
+            </w:r>
+            <w:proofErr w:type="spellStart"/>
+            <w:r>
+              <w:rPr>
+                <w:b/>
+                <w:bCs/>
+                <w:sz w:val="22"/>
+                <w:szCs w:val="22"/>
+                <w:lang w:val="en-US"/>
+              </w:rPr>
+              <w:t>b</w:t>
+            </w:r>
+            <w:proofErr w:type="gramEnd"/>
+            <w:r>
+              <w:rPr>
+                <w:b/>
+                <w:bCs/>
+                <w:sz w:val="22"/>
+                <w:szCs w:val="22"/>
+                <w:lang w:val="en-US"/>
+              </w:rPr>
+              <w:t>_</w:t>
+            </w:r>
+            <w:proofErr w:type="gramStart"/>
+            <w:r>
+              <w:rPr>
+                <w:b/>
+                <w:bCs/>
+                <w:sz w:val="22"/>
+                <w:szCs w:val="22"/>
+                <w:lang w:val="en-US"/>
+              </w:rPr>
+              <w:t>year</w:t>
+            </w:r>
+            <w:proofErr w:type="spellEnd"/>
+            <w:r>
+              <w:rPr>
+                <w:b/>
+                <w:bCs/>
+                <w:sz w:val="22"/>
+                <w:szCs w:val="22"/>
+                <w:lang w:val="en-US"/>
+              </w:rPr>
+              <w:t xml:space="preserve"> }</w:t>
+            </w:r>
+            <w:proofErr w:type="gramEnd"/>
+            <w:r>
+              <w:rPr>
+                <w:b/>
+                <w:bCs/>
+                <w:sz w:val="22"/>
+                <w:szCs w:val="22"/>
+                <w:lang w:val="en-US"/>
+              </w:rPr>
+              <w:t>}</w:t>
             </w:r>
             <w:r>
               <w:rPr>
@@ -1218,13 +1611,23 @@
               </w:rPr>
               <w:t xml:space="preserve">Пол: </w:t>
             </w:r>
+            <w:proofErr w:type="gramStart"/>
             <w:r>
               <w:rPr>
                 <w:sz w:val="16"/>
                 <w:szCs w:val="16"/>
                 <w:lang w:val="en-US"/>
               </w:rPr>
-              <w:t>{{ gender }}</w:t>
+              <w:t>{{ gender</w:t>
+            </w:r>
+            <w:proofErr w:type="gramEnd"/>
+            <w:r>
+              <w:rPr>
+                <w:sz w:val="16"/>
+                <w:szCs w:val="16"/>
+                <w:lang w:val="en-US"/>
+              </w:rPr>
+              <w:t xml:space="preserve"> }}</w:t>
             </w:r>
             <w:r>
               <w:rPr>
@@ -1328,6 +1731,7 @@
                 <w:lang w:val="en-US"/>
               </w:rPr>
             </w:pPr>
+            <w:proofErr w:type="gramStart"/>
             <w:r>
               <w:rPr>
                 <w:b/>
@@ -1338,6 +1742,7 @@
               </w:rPr>
               <w:t xml:space="preserve">{{ </w:t>
             </w:r>
+            <w:proofErr w:type="spellStart"/>
             <w:r>
               <w:rPr>
                 <w:b/>
@@ -1347,6 +1752,8 @@
               </w:rPr>
               <w:t>passport</w:t>
             </w:r>
+            <w:proofErr w:type="spellEnd"/>
+            <w:proofErr w:type="gramEnd"/>
             <w:r>
               <w:rPr>
                 <w:b/>
@@ -1410,6 +1817,7 @@
                 <w:lang w:val="en-US"/>
               </w:rPr>
             </w:pPr>
+            <w:proofErr w:type="gramStart"/>
             <w:r>
               <w:rPr>
                 <w:b/>
@@ -1420,15 +1828,27 @@
               </w:rPr>
               <w:t xml:space="preserve">{{ </w:t>
             </w:r>
-            <w:r>
-              <w:rPr>
-                <w:b/>
-                <w:bCs/>
-                <w:sz w:val="16"/>
-                <w:szCs w:val="16"/>
-              </w:rPr>
-              <w:t>p_series</w:t>
-            </w:r>
+            <w:proofErr w:type="spellStart"/>
+            <w:r>
+              <w:rPr>
+                <w:b/>
+                <w:bCs/>
+                <w:sz w:val="16"/>
+                <w:szCs w:val="16"/>
+              </w:rPr>
+              <w:t>p</w:t>
+            </w:r>
+            <w:proofErr w:type="gramEnd"/>
+            <w:r>
+              <w:rPr>
+                <w:b/>
+                <w:bCs/>
+                <w:sz w:val="16"/>
+                <w:szCs w:val="16"/>
+              </w:rPr>
+              <w:t>_series</w:t>
+            </w:r>
+            <w:proofErr w:type="spellEnd"/>
             <w:r>
               <w:rPr>
                 <w:b/>
@@ -1492,6 +1912,7 @@
                 <w:lang w:val="en-US"/>
               </w:rPr>
             </w:pPr>
+            <w:proofErr w:type="gramStart"/>
             <w:r>
               <w:rPr>
                 <w:b/>
@@ -1502,15 +1923,27 @@
               </w:rPr>
               <w:t xml:space="preserve">{{ </w:t>
             </w:r>
-            <w:r>
-              <w:rPr>
-                <w:b/>
-                <w:bCs/>
-                <w:sz w:val="16"/>
-                <w:szCs w:val="16"/>
-              </w:rPr>
-              <w:t>p_number</w:t>
-            </w:r>
+            <w:proofErr w:type="spellStart"/>
+            <w:r>
+              <w:rPr>
+                <w:b/>
+                <w:bCs/>
+                <w:sz w:val="16"/>
+                <w:szCs w:val="16"/>
+              </w:rPr>
+              <w:t>p</w:t>
+            </w:r>
+            <w:proofErr w:type="gramEnd"/>
+            <w:r>
+              <w:rPr>
+                <w:b/>
+                <w:bCs/>
+                <w:sz w:val="16"/>
+                <w:szCs w:val="16"/>
+              </w:rPr>
+              <w:t>_number</w:t>
+            </w:r>
+            <w:proofErr w:type="spellEnd"/>
             <w:r>
               <w:rPr>
                 <w:b/>
@@ -1580,6 +2013,7 @@
                 <w:lang w:val="en-US"/>
               </w:rPr>
             </w:pPr>
+            <w:proofErr w:type="gramStart"/>
             <w:r>
               <w:rPr>
                 <w:b/>
@@ -1590,6 +2024,7 @@
               </w:rPr>
               <w:t xml:space="preserve">{{ </w:t>
             </w:r>
+            <w:proofErr w:type="spellStart"/>
             <w:r>
               <w:rPr>
                 <w:b/>
@@ -1597,8 +2032,19 @@
                 <w:sz w:val="22"/>
                 <w:szCs w:val="22"/>
               </w:rPr>
-              <w:t>phone_number</w:t>
-            </w:r>
+              <w:t>phone</w:t>
+            </w:r>
+            <w:proofErr w:type="gramEnd"/>
+            <w:r>
+              <w:rPr>
+                <w:b/>
+                <w:bCs/>
+                <w:sz w:val="22"/>
+                <w:szCs w:val="22"/>
+              </w:rPr>
+              <w:t>_number</w:t>
+            </w:r>
+            <w:proofErr w:type="spellEnd"/>
             <w:r>
               <w:rPr>
                 <w:b/>
@@ -1715,6 +2161,7 @@
                 <w:szCs w:val="16"/>
               </w:rPr>
             </w:pPr>
+            <w:proofErr w:type="gramStart"/>
             <w:r>
               <w:rPr>
                 <w:sz w:val="16"/>
@@ -1723,6 +2170,7 @@
               </w:rPr>
               <w:t xml:space="preserve">{{ </w:t>
             </w:r>
+            <w:proofErr w:type="spellStart"/>
             <w:r>
               <w:rPr>
                 <w:sz w:val="16"/>
@@ -1730,6 +2178,8 @@
               </w:rPr>
               <w:t>area</w:t>
             </w:r>
+            <w:proofErr w:type="spellEnd"/>
+            <w:proofErr w:type="gramEnd"/>
             <w:r>
               <w:rPr>
                 <w:sz w:val="16"/>
@@ -1794,6 +2244,7 @@
                 <w:szCs w:val="16"/>
               </w:rPr>
             </w:pPr>
+            <w:proofErr w:type="gramStart"/>
             <w:r>
               <w:rPr>
                 <w:b/>
@@ -1804,6 +2255,7 @@
               </w:rPr>
               <w:t xml:space="preserve">{{ </w:t>
             </w:r>
+            <w:proofErr w:type="spellStart"/>
             <w:r>
               <w:rPr>
                 <w:b/>
@@ -1813,6 +2265,8 @@
               </w:rPr>
               <w:t>district</w:t>
             </w:r>
+            <w:proofErr w:type="spellEnd"/>
+            <w:proofErr w:type="gramEnd"/>
             <w:r>
               <w:rPr>
                 <w:b/>
@@ -1874,6 +2328,7 @@
                 <w:szCs w:val="16"/>
               </w:rPr>
             </w:pPr>
+            <w:proofErr w:type="gramStart"/>
             <w:r>
               <w:rPr>
                 <w:b/>
@@ -1884,6 +2339,7 @@
               </w:rPr>
               <w:t xml:space="preserve">{{ </w:t>
             </w:r>
+            <w:proofErr w:type="spellStart"/>
             <w:r>
               <w:rPr>
                 <w:b/>
@@ -1893,6 +2349,8 @@
               </w:rPr>
               <w:t>locality</w:t>
             </w:r>
+            <w:proofErr w:type="spellEnd"/>
+            <w:proofErr w:type="gramEnd"/>
             <w:r>
               <w:rPr>
                 <w:b/>
@@ -1959,6 +2417,7 @@
                 <w:szCs w:val="16"/>
               </w:rPr>
             </w:pPr>
+            <w:proofErr w:type="gramStart"/>
             <w:r>
               <w:rPr>
                 <w:b/>
@@ -1969,14 +2428,26 @@
               </w:rPr>
               <w:t xml:space="preserve">{{ </w:t>
             </w:r>
-            <w:r>
-              <w:rPr>
-                <w:b/>
-                <w:bCs/>
-                <w:sz w:val="16"/>
-                <w:szCs w:val="16"/>
-              </w:rPr>
-              <w:t xml:space="preserve">street </w:t>
+            <w:proofErr w:type="spellStart"/>
+            <w:r>
+              <w:rPr>
+                <w:b/>
+                <w:bCs/>
+                <w:sz w:val="16"/>
+                <w:szCs w:val="16"/>
+              </w:rPr>
+              <w:t>street</w:t>
+            </w:r>
+            <w:proofErr w:type="spellEnd"/>
+            <w:proofErr w:type="gramEnd"/>
+            <w:r>
+              <w:rPr>
+                <w:b/>
+                <w:bCs/>
+                <w:sz w:val="16"/>
+                <w:szCs w:val="16"/>
+              </w:rPr>
+              <w:t xml:space="preserve"> </w:t>
             </w:r>
             <w:r>
               <w:rPr>
@@ -2039,6 +2510,7 @@
                 <w:szCs w:val="16"/>
               </w:rPr>
             </w:pPr>
+            <w:proofErr w:type="gramStart"/>
             <w:r>
               <w:rPr>
                 <w:b/>
@@ -2049,14 +2521,26 @@
               </w:rPr>
               <w:t xml:space="preserve">{{ </w:t>
             </w:r>
-            <w:r>
-              <w:rPr>
-                <w:b/>
-                <w:bCs/>
-                <w:sz w:val="16"/>
-                <w:szCs w:val="16"/>
-              </w:rPr>
-              <w:t xml:space="preserve">home </w:t>
+            <w:proofErr w:type="spellStart"/>
+            <w:r>
+              <w:rPr>
+                <w:b/>
+                <w:bCs/>
+                <w:sz w:val="16"/>
+                <w:szCs w:val="16"/>
+              </w:rPr>
+              <w:t>home</w:t>
+            </w:r>
+            <w:proofErr w:type="spellEnd"/>
+            <w:proofErr w:type="gramEnd"/>
+            <w:r>
+              <w:rPr>
+                <w:b/>
+                <w:bCs/>
+                <w:sz w:val="16"/>
+                <w:szCs w:val="16"/>
+              </w:rPr>
+              <w:t xml:space="preserve"> </w:t>
             </w:r>
             <w:r>
               <w:rPr>
@@ -2119,6 +2603,7 @@
                 <w:szCs w:val="16"/>
               </w:rPr>
             </w:pPr>
+            <w:proofErr w:type="gramStart"/>
             <w:r>
               <w:rPr>
                 <w:b/>
@@ -2129,14 +2614,26 @@
               </w:rPr>
               <w:t xml:space="preserve">{{ </w:t>
             </w:r>
-            <w:r>
-              <w:rPr>
-                <w:b/>
-                <w:bCs/>
-                <w:sz w:val="16"/>
-                <w:szCs w:val="16"/>
-              </w:rPr>
-              <w:t xml:space="preserve">building </w:t>
+            <w:proofErr w:type="spellStart"/>
+            <w:r>
+              <w:rPr>
+                <w:b/>
+                <w:bCs/>
+                <w:sz w:val="16"/>
+                <w:szCs w:val="16"/>
+              </w:rPr>
+              <w:t>building</w:t>
+            </w:r>
+            <w:proofErr w:type="spellEnd"/>
+            <w:proofErr w:type="gramEnd"/>
+            <w:r>
+              <w:rPr>
+                <w:b/>
+                <w:bCs/>
+                <w:sz w:val="16"/>
+                <w:szCs w:val="16"/>
+              </w:rPr>
+              <w:t xml:space="preserve"> </w:t>
             </w:r>
             <w:r>
               <w:rPr>
@@ -2199,6 +2696,7 @@
                 <w:szCs w:val="16"/>
               </w:rPr>
             </w:pPr>
+            <w:proofErr w:type="gramStart"/>
             <w:r>
               <w:rPr>
                 <w:b/>
@@ -2209,6 +2707,7 @@
               </w:rPr>
               <w:t xml:space="preserve">{{ </w:t>
             </w:r>
+            <w:proofErr w:type="spellStart"/>
             <w:r>
               <w:rPr>
                 <w:b/>
@@ -2218,6 +2717,8 @@
               </w:rPr>
               <w:t>apartment</w:t>
             </w:r>
+            <w:proofErr w:type="spellEnd"/>
+            <w:proofErr w:type="gramEnd"/>
             <w:r>
               <w:rPr>
                 <w:b/>
@@ -2341,6 +2842,7 @@
                 <w:szCs w:val="16"/>
               </w:rPr>
             </w:pPr>
+            <w:proofErr w:type="gramStart"/>
             <w:r>
               <w:rPr>
                 <w:b/>
@@ -2351,6 +2853,7 @@
               </w:rPr>
               <w:t xml:space="preserve">{{ </w:t>
             </w:r>
+            <w:proofErr w:type="spellStart"/>
             <w:r>
               <w:rPr>
                 <w:b/>
@@ -2360,6 +2863,8 @@
               </w:rPr>
               <w:t>area</w:t>
             </w:r>
+            <w:proofErr w:type="spellEnd"/>
+            <w:proofErr w:type="gramEnd"/>
             <w:r>
               <w:rPr>
                 <w:b/>
@@ -2426,6 +2931,7 @@
                 <w:szCs w:val="16"/>
               </w:rPr>
             </w:pPr>
+            <w:proofErr w:type="gramStart"/>
             <w:r>
               <w:rPr>
                 <w:b/>
@@ -2436,6 +2942,7 @@
               </w:rPr>
               <w:t xml:space="preserve">{{ </w:t>
             </w:r>
+            <w:proofErr w:type="spellStart"/>
             <w:r>
               <w:rPr>
                 <w:b/>
@@ -2445,6 +2952,8 @@
               </w:rPr>
               <w:t>district</w:t>
             </w:r>
+            <w:proofErr w:type="spellEnd"/>
+            <w:proofErr w:type="gramEnd"/>
             <w:r>
               <w:rPr>
                 <w:b/>
@@ -2506,6 +3015,7 @@
                 <w:szCs w:val="16"/>
               </w:rPr>
             </w:pPr>
+            <w:proofErr w:type="gramStart"/>
             <w:r>
               <w:rPr>
                 <w:b/>
@@ -2516,6 +3026,7 @@
               </w:rPr>
               <w:t xml:space="preserve">{{ </w:t>
             </w:r>
+            <w:proofErr w:type="spellStart"/>
             <w:r>
               <w:rPr>
                 <w:b/>
@@ -2525,6 +3036,8 @@
               </w:rPr>
               <w:t>locality</w:t>
             </w:r>
+            <w:proofErr w:type="spellEnd"/>
+            <w:proofErr w:type="gramEnd"/>
             <w:r>
               <w:rPr>
                 <w:b/>
@@ -2591,6 +3104,7 @@
                 <w:szCs w:val="16"/>
               </w:rPr>
             </w:pPr>
+            <w:proofErr w:type="gramStart"/>
             <w:r>
               <w:rPr>
                 <w:b/>
@@ -2601,14 +3115,26 @@
               </w:rPr>
               <w:t xml:space="preserve">{{ </w:t>
             </w:r>
-            <w:r>
-              <w:rPr>
-                <w:b/>
-                <w:bCs/>
-                <w:sz w:val="16"/>
-                <w:szCs w:val="16"/>
-              </w:rPr>
-              <w:t xml:space="preserve">street </w:t>
+            <w:proofErr w:type="spellStart"/>
+            <w:r>
+              <w:rPr>
+                <w:b/>
+                <w:bCs/>
+                <w:sz w:val="16"/>
+                <w:szCs w:val="16"/>
+              </w:rPr>
+              <w:t>street</w:t>
+            </w:r>
+            <w:proofErr w:type="spellEnd"/>
+            <w:proofErr w:type="gramEnd"/>
+            <w:r>
+              <w:rPr>
+                <w:b/>
+                <w:bCs/>
+                <w:sz w:val="16"/>
+                <w:szCs w:val="16"/>
+              </w:rPr>
+              <w:t xml:space="preserve"> </w:t>
             </w:r>
             <w:r>
               <w:rPr>
@@ -2671,6 +3197,7 @@
                 <w:szCs w:val="16"/>
               </w:rPr>
             </w:pPr>
+            <w:proofErr w:type="gramStart"/>
             <w:r>
               <w:rPr>
                 <w:b/>
@@ -2681,14 +3208,26 @@
               </w:rPr>
               <w:t xml:space="preserve">{{ </w:t>
             </w:r>
-            <w:r>
-              <w:rPr>
-                <w:b/>
-                <w:bCs/>
-                <w:sz w:val="16"/>
-                <w:szCs w:val="16"/>
-              </w:rPr>
-              <w:t xml:space="preserve">home </w:t>
+            <w:proofErr w:type="spellStart"/>
+            <w:r>
+              <w:rPr>
+                <w:b/>
+                <w:bCs/>
+                <w:sz w:val="16"/>
+                <w:szCs w:val="16"/>
+              </w:rPr>
+              <w:t>home</w:t>
+            </w:r>
+            <w:proofErr w:type="spellEnd"/>
+            <w:proofErr w:type="gramEnd"/>
+            <w:r>
+              <w:rPr>
+                <w:b/>
+                <w:bCs/>
+                <w:sz w:val="16"/>
+                <w:szCs w:val="16"/>
+              </w:rPr>
+              <w:t xml:space="preserve"> </w:t>
             </w:r>
             <w:r>
               <w:rPr>
@@ -2751,6 +3290,7 @@
                 <w:szCs w:val="16"/>
               </w:rPr>
             </w:pPr>
+            <w:proofErr w:type="gramStart"/>
             <w:r>
               <w:rPr>
                 <w:b/>
@@ -2761,14 +3301,26 @@
               </w:rPr>
               <w:t xml:space="preserve">{{ </w:t>
             </w:r>
-            <w:r>
-              <w:rPr>
-                <w:b/>
-                <w:bCs/>
-                <w:sz w:val="16"/>
-                <w:szCs w:val="16"/>
-              </w:rPr>
-              <w:t xml:space="preserve">building </w:t>
+            <w:proofErr w:type="spellStart"/>
+            <w:r>
+              <w:rPr>
+                <w:b/>
+                <w:bCs/>
+                <w:sz w:val="16"/>
+                <w:szCs w:val="16"/>
+              </w:rPr>
+              <w:t>building</w:t>
+            </w:r>
+            <w:proofErr w:type="spellEnd"/>
+            <w:proofErr w:type="gramEnd"/>
+            <w:r>
+              <w:rPr>
+                <w:b/>
+                <w:bCs/>
+                <w:sz w:val="16"/>
+                <w:szCs w:val="16"/>
+              </w:rPr>
+              <w:t xml:space="preserve"> </w:t>
             </w:r>
             <w:r>
               <w:rPr>
@@ -2831,6 +3383,7 @@
                 <w:szCs w:val="16"/>
               </w:rPr>
             </w:pPr>
+            <w:proofErr w:type="gramStart"/>
             <w:r>
               <w:rPr>
                 <w:b/>
@@ -2841,6 +3394,7 @@
               </w:rPr>
               <w:t xml:space="preserve">{{ </w:t>
             </w:r>
+            <w:proofErr w:type="spellStart"/>
             <w:r>
               <w:rPr>
                 <w:b/>
@@ -2850,6 +3404,8 @@
               </w:rPr>
               <w:t>apartment</w:t>
             </w:r>
+            <w:proofErr w:type="spellEnd"/>
+            <w:proofErr w:type="gramEnd"/>
             <w:r>
               <w:rPr>
                 <w:b/>
@@ -2975,6 +3531,7 @@
                 <w:lang w:val="en-US"/>
               </w:rPr>
             </w:pPr>
+            <w:proofErr w:type="gramStart"/>
             <w:r>
               <w:rPr>
                 <w:b/>
@@ -2983,7 +3540,40 @@
                 <w:szCs w:val="22"/>
                 <w:lang w:val="en-US"/>
               </w:rPr>
-              <w:t>{{ polis_oms }}</w:t>
+              <w:t xml:space="preserve">{{ </w:t>
+            </w:r>
+            <w:proofErr w:type="spellStart"/>
+            <w:r>
+              <w:rPr>
+                <w:b/>
+                <w:bCs/>
+                <w:sz w:val="22"/>
+                <w:szCs w:val="22"/>
+                <w:lang w:val="en-US"/>
+              </w:rPr>
+              <w:t>polis</w:t>
+            </w:r>
+            <w:proofErr w:type="gramEnd"/>
+            <w:r>
+              <w:rPr>
+                <w:b/>
+                <w:bCs/>
+                <w:sz w:val="22"/>
+                <w:szCs w:val="22"/>
+                <w:lang w:val="en-US"/>
+              </w:rPr>
+              <w:t>_oms</w:t>
+            </w:r>
+            <w:proofErr w:type="spellEnd"/>
+            <w:r>
+              <w:rPr>
+                <w:b/>
+                <w:bCs/>
+                <w:sz w:val="22"/>
+                <w:szCs w:val="22"/>
+                <w:lang w:val="en-US"/>
+              </w:rPr>
+              <w:t xml:space="preserve"> }}</w:t>
             </w:r>
           </w:p>
         </w:tc>
@@ -3459,7 +4049,15 @@
                 <w:sz w:val="16"/>
                 <w:szCs w:val="16"/>
               </w:rPr>
-              <w:t xml:space="preserve">Занятость: работает — 1, проходит военную и приравненную к ней службу — 2; пенсионер — 3, обучающийся — 4, не работает — 5, </w:t>
+              <w:t xml:space="preserve">Занятость: работает — 1, проходит военную и приравненную к ней службу — 2; пенсионер — 3, обучающийся — 4, не работает — </w:t>
+            </w:r>
+            <w:proofErr w:type="gramStart"/>
+            <w:r>
+              <w:rPr>
+                <w:sz w:val="16"/>
+                <w:szCs w:val="16"/>
+              </w:rPr>
+              <w:t xml:space="preserve">5, </w:t>
             </w:r>
             <w:r>
               <w:rPr>
@@ -3473,7 +4071,15 @@
                 <w:sz w:val="16"/>
                 <w:szCs w:val="16"/>
               </w:rPr>
-              <w:t>прочее — 6</w:t>
+              <w:t>прочее</w:t>
+            </w:r>
+            <w:proofErr w:type="gramEnd"/>
+            <w:r>
+              <w:rPr>
+                <w:sz w:val="16"/>
+                <w:szCs w:val="16"/>
+              </w:rPr>
+              <w:t xml:space="preserve"> — 6</w:t>
             </w:r>
             <w:r>
               <w:rPr>
@@ -5537,8 +6143,17 @@
                 <w:sz w:val="20"/>
                 <w:szCs w:val="20"/>
               </w:rPr>
-              <w:t>антиген К1 системы Kell</w:t>
-            </w:r>
+              <w:t xml:space="preserve">антиген К1 системы </w:t>
+            </w:r>
+            <w:proofErr w:type="spellStart"/>
+            <w:r>
+              <w:rPr>
+                <w:sz w:val="20"/>
+                <w:szCs w:val="20"/>
+              </w:rPr>
+              <w:t>Kell</w:t>
+            </w:r>
+            <w:proofErr w:type="spellEnd"/>
           </w:p>
         </w:tc>
         <w:tc>
@@ -5960,8 +6575,9 @@
           <w:szCs w:val="22"/>
           <w:lang w:val="ru-RU"/>
         </w:rPr>
-        <w:t>{{ surname }} {{ first_name }} {{ last_name }}</w:t>
-      </w:r>
+        <w:t xml:space="preserve">{{ </w:t>
+      </w:r>
+      <w:proofErr w:type="spellStart"/>
       <w:r>
         <w:rPr>
           <w:rFonts w:ascii="Times New Roman" w:hAnsi="Times New Roman"/>
@@ -5971,16 +6587,107 @@
           <w:szCs w:val="22"/>
           <w:lang w:val="ru-RU"/>
         </w:rPr>
-        <w:t>,</w:t>
-      </w:r>
-      <w:r>
-        <w:rPr>
-          <w:rFonts w:ascii="Times New Roman" w:hAnsi="Times New Roman"/>
+        <w:t>surname</w:t>
+      </w:r>
+      <w:proofErr w:type="spellEnd"/>
+      <w:r>
+        <w:rPr>
+          <w:rFonts w:ascii="Times New Roman" w:hAnsi="Times New Roman"/>
+          <w:b/>
+          <w:bCs/>
           <w:sz w:val="22"/>
           <w:szCs w:val="22"/>
           <w:lang w:val="ru-RU"/>
         </w:rPr>
-        <w:t xml:space="preserve"> подтверждаю своё согласие на обработку ООО МЦ «РевмаМед» (далее - Оператор) моих персональных данных, включающих фамилию, имя, отчество, пол, дату рождения, адрес места жительства, профессия, образование, семейное положение, контактный(е) телефон(ы), реквизиты полиса ОМС (ДМС), страховой номер индивидуального лицевого счёта в Пенсионном фонде России (СНИЛС), данные о состоянии здоровья, заболеваниях, случаях обращения за медицинской помощью — в медико-профилактических целях, в целях установления медицинского диагноза и оказания медицинских услуг при условии, что их обработка осуществляется лицом, профессионально занимающимся медицинской деятельностью и обязанным сохранять врачебную тайну. В процессе оказания Оператором медицинской помощи я предоставляю право медицинским работникам передавать мои персональные данные, содержащие сведения, составляющие врачебную тайну, другим должностным лицам Оператора, в интересах моего обследования и лечения (обследования и лечения несовершеннолетнего пациента/лица, признанного недееспособным). Предоставляю Оператору право осуществлять все действия (операции) с моими персональными данными, включая сбор, систематизацию, накопление, хранение, обновление, изменение, использование, обезличивание, блокирование, уничтожение. Оператор вправе обрабатывать вышеуказанные персональные данные посредством внесения их в электронную базу данных, включения в списки (реестры) и отчётные формы, предусмотренные документами, регламентирующими предоставление отчётных данных (документов) по ОМС (договором ДМС).</w:t>
+        <w:t xml:space="preserve"> }} {{ </w:t>
+      </w:r>
+      <w:proofErr w:type="spellStart"/>
+      <w:r>
+        <w:rPr>
+          <w:rFonts w:ascii="Times New Roman" w:hAnsi="Times New Roman"/>
+          <w:b/>
+          <w:bCs/>
+          <w:sz w:val="22"/>
+          <w:szCs w:val="22"/>
+          <w:lang w:val="ru-RU"/>
+        </w:rPr>
+        <w:t>first_name</w:t>
+      </w:r>
+      <w:proofErr w:type="spellEnd"/>
+      <w:r>
+        <w:rPr>
+          <w:rFonts w:ascii="Times New Roman" w:hAnsi="Times New Roman"/>
+          <w:b/>
+          <w:bCs/>
+          <w:sz w:val="22"/>
+          <w:szCs w:val="22"/>
+          <w:lang w:val="ru-RU"/>
+        </w:rPr>
+        <w:t xml:space="preserve"> }} {{ </w:t>
+      </w:r>
+      <w:proofErr w:type="spellStart"/>
+      <w:r>
+        <w:rPr>
+          <w:rFonts w:ascii="Times New Roman" w:hAnsi="Times New Roman"/>
+          <w:b/>
+          <w:bCs/>
+          <w:sz w:val="22"/>
+          <w:szCs w:val="22"/>
+          <w:lang w:val="ru-RU"/>
+        </w:rPr>
+        <w:t>last_name</w:t>
+      </w:r>
+      <w:proofErr w:type="spellEnd"/>
+      <w:r>
+        <w:rPr>
+          <w:rFonts w:ascii="Times New Roman" w:hAnsi="Times New Roman"/>
+          <w:b/>
+          <w:bCs/>
+          <w:sz w:val="22"/>
+          <w:szCs w:val="22"/>
+          <w:lang w:val="ru-RU"/>
+        </w:rPr>
+        <w:t xml:space="preserve"> }}</w:t>
+      </w:r>
+      <w:r>
+        <w:rPr>
+          <w:rFonts w:ascii="Times New Roman" w:hAnsi="Times New Roman"/>
+          <w:b/>
+          <w:bCs/>
+          <w:sz w:val="22"/>
+          <w:szCs w:val="22"/>
+          <w:lang w:val="ru-RU"/>
+        </w:rPr>
+        <w:t>,</w:t>
+      </w:r>
+      <w:r>
+        <w:rPr>
+          <w:rFonts w:ascii="Times New Roman" w:hAnsi="Times New Roman"/>
+          <w:sz w:val="22"/>
+          <w:szCs w:val="22"/>
+          <w:lang w:val="ru-RU"/>
+        </w:rPr>
+        <w:t xml:space="preserve"> подтверждаю своё согласие на обработку ООО МЦ «</w:t>
+      </w:r>
+      <w:proofErr w:type="spellStart"/>
+      <w:r>
+        <w:rPr>
+          <w:rFonts w:ascii="Times New Roman" w:hAnsi="Times New Roman"/>
+          <w:sz w:val="22"/>
+          <w:szCs w:val="22"/>
+          <w:lang w:val="ru-RU"/>
+        </w:rPr>
+        <w:t>РевмаМед</w:t>
+      </w:r>
+      <w:proofErr w:type="spellEnd"/>
+      <w:r>
+        <w:rPr>
+          <w:rFonts w:ascii="Times New Roman" w:hAnsi="Times New Roman"/>
+          <w:sz w:val="22"/>
+          <w:szCs w:val="22"/>
+          <w:lang w:val="ru-RU"/>
+        </w:rPr>
+        <w:t>» (далее - Оператор) моих персональных данных, включающих фамилию, имя, отчество, пол, дату рождения, адрес места жительства, профессия, образование, семейное положение, контактный(е) телефон(ы), реквизиты полиса ОМС (ДМС), страховой номер индивидуального лицевого счёта в Пенсионном фонде России (СНИЛС), данные о состоянии здоровья, заболеваниях, случаях обращения за медицинской помощью — в медико-профилактических целях, в целях установления медицинского диагноза и оказания медицинских услуг при условии, что их обработка осуществляется лицом, профессионально занимающимся медицинской деятельностью и обязанным сохранять врачебную тайну. В процессе оказания Оператором медицинской помощи я предоставляю право медицинским работникам передавать мои персональные данные, содержащие сведения, составляющие врачебную тайну, другим должностным лицам Оператора, в интересах моего обследования и лечения (обследования и лечения несовершеннолетнего пациента/лица, признанного недееспособным). Предоставляю Оператору право осуществлять все действия (операции) с моими персональными данными, включая сбор, систематизацию, накопление, хранение, обновление, изменение, использование, обезличивание, блокирование, уничтожение. Оператор вправе обрабатывать вышеуказанные персональные данные посредством внесения их в электронную базу данных, включения в списки (реестры) и отчётные формы, предусмотренные документами, регламентирующими предоставление отчётных данных (документов) по ОМС (договором ДМС).</w:t>
       </w:r>
     </w:p>
     <w:p>
@@ -6138,50 +6845,55 @@
           <w:szCs w:val="22"/>
           <w:lang w:val="ru-RU"/>
         </w:rPr>
-        <w:t xml:space="preserve">«{{ </w:t>
-      </w:r>
+        <w:t>«</w:t>
+      </w:r>
+      <w:proofErr w:type="gramStart"/>
       <w:r>
         <w:rPr>
           <w:rFonts w:ascii="Times New Roman" w:hAnsi="Times New Roman"/>
           <w:sz w:val="22"/>
           <w:szCs w:val="22"/>
-        </w:rPr>
-        <w:t>c</w:t>
+          <w:lang w:val="ru-RU"/>
+        </w:rPr>
+        <w:t xml:space="preserve">{{ </w:t>
       </w:r>
       <w:r>
         <w:rPr>
           <w:rFonts w:ascii="Times New Roman" w:hAnsi="Times New Roman"/>
           <w:sz w:val="22"/>
           <w:szCs w:val="22"/>
-          <w:lang w:val="ru-RU"/>
-        </w:rPr>
-        <w:t>_</w:t>
-      </w:r>
+        </w:rPr>
+        <w:t>c</w:t>
+      </w:r>
+      <w:proofErr w:type="gramEnd"/>
       <w:r>
         <w:rPr>
           <w:rFonts w:ascii="Times New Roman" w:hAnsi="Times New Roman"/>
           <w:sz w:val="22"/>
           <w:szCs w:val="22"/>
-        </w:rPr>
-        <w:t>day</w:t>
-      </w:r>
+          <w:lang w:val="ru-RU"/>
+        </w:rPr>
+        <w:t>_</w:t>
+      </w:r>
+      <w:proofErr w:type="gramStart"/>
       <w:r>
         <w:rPr>
           <w:rFonts w:ascii="Times New Roman" w:hAnsi="Times New Roman"/>
           <w:sz w:val="22"/>
           <w:szCs w:val="22"/>
-          <w:lang w:val="ru-RU"/>
-        </w:rPr>
-        <w:t xml:space="preserve"> }}» {{ </w:t>
+        </w:rPr>
+        <w:t>day</w:t>
       </w:r>
       <w:r>
         <w:rPr>
           <w:rFonts w:ascii="Times New Roman" w:hAnsi="Times New Roman"/>
           <w:sz w:val="22"/>
           <w:szCs w:val="22"/>
-        </w:rPr>
-        <w:t>cur</w:t>
-      </w:r>
+          <w:lang w:val="ru-RU"/>
+        </w:rPr>
+        <w:t xml:space="preserve"> }</w:t>
+      </w:r>
+      <w:proofErr w:type="gramEnd"/>
       <w:r>
         <w:rPr>
           <w:rFonts w:ascii="Times New Roman" w:hAnsi="Times New Roman"/>
@@ -6189,67 +6901,74 @@
           <w:szCs w:val="22"/>
           <w:lang w:val="ru-RU"/>
         </w:rPr>
-        <w:t>_</w:t>
-      </w:r>
+        <w:t xml:space="preserve">}» </w:t>
+      </w:r>
+      <w:proofErr w:type="gramStart"/>
       <w:r>
         <w:rPr>
           <w:rFonts w:ascii="Times New Roman" w:hAnsi="Times New Roman"/>
           <w:sz w:val="22"/>
           <w:szCs w:val="22"/>
-        </w:rPr>
-        <w:t>month</w:t>
+          <w:lang w:val="ru-RU"/>
+        </w:rPr>
+        <w:t xml:space="preserve">{{ </w:t>
       </w:r>
       <w:r>
         <w:rPr>
           <w:rFonts w:ascii="Times New Roman" w:hAnsi="Times New Roman"/>
           <w:sz w:val="22"/>
           <w:szCs w:val="22"/>
-          <w:lang w:val="ru-RU"/>
-        </w:rPr>
-        <w:t>_</w:t>
-      </w:r>
+        </w:rPr>
+        <w:t>cur</w:t>
+      </w:r>
+      <w:proofErr w:type="gramEnd"/>
       <w:r>
         <w:rPr>
           <w:rFonts w:ascii="Times New Roman" w:hAnsi="Times New Roman"/>
           <w:sz w:val="22"/>
           <w:szCs w:val="22"/>
-        </w:rPr>
-        <w:t>ru</w:t>
+          <w:lang w:val="ru-RU"/>
+        </w:rPr>
+        <w:t>_</w:t>
       </w:r>
       <w:r>
         <w:rPr>
           <w:rFonts w:ascii="Times New Roman" w:hAnsi="Times New Roman"/>
           <w:sz w:val="22"/>
           <w:szCs w:val="22"/>
-          <w:lang w:val="ru-RU"/>
-        </w:rPr>
-        <w:t xml:space="preserve"> }} {{ </w:t>
+        </w:rPr>
+        <w:t>month</w:t>
       </w:r>
       <w:r>
         <w:rPr>
           <w:rFonts w:ascii="Times New Roman" w:hAnsi="Times New Roman"/>
           <w:sz w:val="22"/>
           <w:szCs w:val="22"/>
-        </w:rPr>
-        <w:t>current</w:t>
-      </w:r>
+          <w:lang w:val="ru-RU"/>
+        </w:rPr>
+        <w:t>_</w:t>
+      </w:r>
+      <w:proofErr w:type="spellStart"/>
+      <w:proofErr w:type="gramStart"/>
       <w:r>
         <w:rPr>
           <w:rFonts w:ascii="Times New Roman" w:hAnsi="Times New Roman"/>
           <w:sz w:val="22"/>
           <w:szCs w:val="22"/>
-          <w:lang w:val="ru-RU"/>
-        </w:rPr>
-        <w:t>_</w:t>
-      </w:r>
+        </w:rPr>
+        <w:t>ru</w:t>
+      </w:r>
+      <w:proofErr w:type="spellEnd"/>
       <w:r>
         <w:rPr>
           <w:rFonts w:ascii="Times New Roman" w:hAnsi="Times New Roman"/>
           <w:sz w:val="22"/>
           <w:szCs w:val="22"/>
-        </w:rPr>
-        <w:t>year</w:t>
-      </w:r>
+          <w:lang w:val="ru-RU"/>
+        </w:rPr>
+        <w:t xml:space="preserve"> }</w:t>
+      </w:r>
+      <w:proofErr w:type="gramEnd"/>
       <w:r>
         <w:rPr>
           <w:rFonts w:ascii="Times New Roman" w:hAnsi="Times New Roman"/>
@@ -6257,8 +6976,9 @@
           <w:szCs w:val="22"/>
           <w:lang w:val="ru-RU"/>
         </w:rPr>
-        <w:t xml:space="preserve"> }}</w:t>
-      </w:r>
+        <w:t xml:space="preserve">} </w:t>
+      </w:r>
+      <w:proofErr w:type="gramStart"/>
       <w:r>
         <w:rPr>
           <w:rFonts w:ascii="Times New Roman" w:hAnsi="Times New Roman"/>
@@ -6266,17 +6986,17 @@
           <w:szCs w:val="22"/>
           <w:lang w:val="ru-RU"/>
         </w:rPr>
-        <w:t>г</w:t>
+        <w:t xml:space="preserve">{{ </w:t>
       </w:r>
       <w:r>
         <w:rPr>
           <w:rFonts w:ascii="Times New Roman" w:hAnsi="Times New Roman"/>
           <w:sz w:val="22"/>
           <w:szCs w:val="22"/>
-          <w:lang w:val="ru-RU"/>
-        </w:rPr>
-        <w:t xml:space="preserve">. </w:t>
-      </w:r>
+        </w:rPr>
+        <w:t>current</w:t>
+      </w:r>
+      <w:proofErr w:type="gramEnd"/>
       <w:r>
         <w:rPr>
           <w:rFonts w:ascii="Times New Roman" w:hAnsi="Times New Roman"/>
@@ -6284,16 +7004,16 @@
           <w:szCs w:val="22"/>
           <w:lang w:val="ru-RU"/>
         </w:rPr>
-        <w:t>до</w:t>
-      </w:r>
+        <w:t>_</w:t>
+      </w:r>
+      <w:proofErr w:type="gramStart"/>
       <w:r>
         <w:rPr>
           <w:rFonts w:ascii="Times New Roman" w:hAnsi="Times New Roman"/>
           <w:sz w:val="22"/>
           <w:szCs w:val="22"/>
-          <w:lang w:val="ru-RU"/>
-        </w:rPr>
-        <w:t xml:space="preserve"> </w:t>
+        </w:rPr>
+        <w:t>year</w:t>
       </w:r>
       <w:r>
         <w:rPr>
@@ -6302,7 +7022,7 @@
           <w:szCs w:val="22"/>
           <w:lang w:val="ru-RU"/>
         </w:rPr>
-        <w:t>минования</w:t>
+        <w:t xml:space="preserve"> }}</w:t>
       </w:r>
       <w:r>
         <w:rPr>
@@ -6311,7 +7031,7 @@
           <w:szCs w:val="22"/>
           <w:lang w:val="ru-RU"/>
         </w:rPr>
-        <w:t xml:space="preserve"> </w:t>
+        <w:t>г</w:t>
       </w:r>
       <w:r>
         <w:rPr>
@@ -6320,8 +7040,9 @@
           <w:szCs w:val="22"/>
           <w:lang w:val="ru-RU"/>
         </w:rPr>
-        <w:t>надобности</w:t>
-      </w:r>
+        <w:t>.</w:t>
+      </w:r>
+      <w:proofErr w:type="gramEnd"/>
       <w:r>
         <w:rPr>
           <w:rFonts w:ascii="Times New Roman" w:hAnsi="Times New Roman"/>
@@ -6329,7 +7050,7 @@
           <w:szCs w:val="22"/>
           <w:lang w:val="ru-RU"/>
         </w:rPr>
-        <w:t xml:space="preserve">. </w:t>
+        <w:t xml:space="preserve"> </w:t>
       </w:r>
       <w:r>
         <w:rPr>
@@ -6338,7 +7059,81 @@
           <w:szCs w:val="22"/>
           <w:lang w:val="ru-RU"/>
         </w:rPr>
-        <w:t>Я оставляю за собой право отозвать своё согласие на обработку персональных данных посредством составления соответствующего письменного документа, который может быть направлен мной в адрес Оператора по почте заказным письмом с уведомлением о вручении либо вручён лично под расписку представителю Оператора. В случае получения моего письменного заявления об отзыве настоящего согласия на обработку персональных данных Оператор обязан прекратить их обработку в течение периода времени, необходимого для завершения взаиморасчетов по оплате оказанной мне (несовершеннолетнему пациенту/лицу, признанному недееспособным) до этого медицинской помощи.</w:t>
+        <w:t>до</w:t>
+      </w:r>
+      <w:r>
+        <w:rPr>
+          <w:rFonts w:ascii="Times New Roman" w:hAnsi="Times New Roman"/>
+          <w:sz w:val="22"/>
+          <w:szCs w:val="22"/>
+          <w:lang w:val="ru-RU"/>
+        </w:rPr>
+        <w:t xml:space="preserve"> </w:t>
+      </w:r>
+      <w:r>
+        <w:rPr>
+          <w:rFonts w:ascii="Times New Roman" w:hAnsi="Times New Roman"/>
+          <w:sz w:val="22"/>
+          <w:szCs w:val="22"/>
+          <w:lang w:val="ru-RU"/>
+        </w:rPr>
+        <w:t>минования</w:t>
+      </w:r>
+      <w:r>
+        <w:rPr>
+          <w:rFonts w:ascii="Times New Roman" w:hAnsi="Times New Roman"/>
+          <w:sz w:val="22"/>
+          <w:szCs w:val="22"/>
+          <w:lang w:val="ru-RU"/>
+        </w:rPr>
+        <w:t xml:space="preserve"> </w:t>
+      </w:r>
+      <w:r>
+        <w:rPr>
+          <w:rFonts w:ascii="Times New Roman" w:hAnsi="Times New Roman"/>
+          <w:sz w:val="22"/>
+          <w:szCs w:val="22"/>
+          <w:lang w:val="ru-RU"/>
+        </w:rPr>
+        <w:t>надобности</w:t>
+      </w:r>
+      <w:r>
+        <w:rPr>
+          <w:rFonts w:ascii="Times New Roman" w:hAnsi="Times New Roman"/>
+          <w:sz w:val="22"/>
+          <w:szCs w:val="22"/>
+          <w:lang w:val="ru-RU"/>
+        </w:rPr>
+        <w:t xml:space="preserve">. </w:t>
+      </w:r>
+      <w:r>
+        <w:rPr>
+          <w:rFonts w:ascii="Times New Roman" w:hAnsi="Times New Roman"/>
+          <w:sz w:val="22"/>
+          <w:szCs w:val="22"/>
+          <w:lang w:val="ru-RU"/>
+        </w:rPr>
+        <w:t xml:space="preserve">Я оставляю за собой право отозвать своё согласие на обработку персональных данных посредством составления соответствующего письменного документа, который может быть направлен мной в адрес Оператора по почте заказным письмом с уведомлением о вручении либо вручён лично под расписку представителю Оператора. В случае получения моего письменного заявления об отзыве настоящего согласия на обработку персональных данных Оператор обязан прекратить их обработку в течение периода времени, необходимого для завершения взаиморасчетов </w:t>
+      </w:r>
+      <w:proofErr w:type="gramStart"/>
+      <w:r>
+        <w:rPr>
+          <w:rFonts w:ascii="Times New Roman" w:hAnsi="Times New Roman"/>
+          <w:sz w:val="22"/>
+          <w:szCs w:val="22"/>
+          <w:lang w:val="ru-RU"/>
+        </w:rPr>
+        <w:t>по оплате</w:t>
+      </w:r>
+      <w:proofErr w:type="gramEnd"/>
+      <w:r>
+        <w:rPr>
+          <w:rFonts w:ascii="Times New Roman" w:hAnsi="Times New Roman"/>
+          <w:sz w:val="22"/>
+          <w:szCs w:val="22"/>
+          <w:lang w:val="ru-RU"/>
+        </w:rPr>
+        <w:t xml:space="preserve"> оказанной мне (несовершеннолетнему пациенту/лицу, признанному недееспособным) до этого медицинской помощи.</w:t>
       </w:r>
     </w:p>
     <w:p>
@@ -6390,12 +7185,37 @@
               <w:spacing w:after="0" w:line="240" w:lineRule="auto"/>
               <w:jc w:val="both"/>
             </w:pPr>
+            <w:proofErr w:type="gramStart"/>
             <w:r>
               <w:rPr>
                 <w:rFonts w:ascii="Times New Roman" w:hAnsi="Times New Roman"/>
                 <w:lang w:val="ru-RU"/>
               </w:rPr>
-              <w:t>{{ appointment_date}} года.</w:t>
+              <w:t xml:space="preserve">{{ </w:t>
+            </w:r>
+            <w:proofErr w:type="spellStart"/>
+            <w:r>
+              <w:rPr>
+                <w:rFonts w:ascii="Times New Roman" w:hAnsi="Times New Roman"/>
+                <w:lang w:val="ru-RU"/>
+              </w:rPr>
+              <w:t>appointment</w:t>
+            </w:r>
+            <w:proofErr w:type="gramEnd"/>
+            <w:r>
+              <w:rPr>
+                <w:rFonts w:ascii="Times New Roman" w:hAnsi="Times New Roman"/>
+                <w:lang w:val="ru-RU"/>
+              </w:rPr>
+              <w:t>_date</w:t>
+            </w:r>
+            <w:proofErr w:type="spellEnd"/>
+            <w:r>
+              <w:rPr>
+                <w:rFonts w:ascii="Times New Roman" w:hAnsi="Times New Roman"/>
+                <w:lang w:val="ru-RU"/>
+              </w:rPr>
+              <w:t>}} года.</w:t>
             </w:r>
           </w:p>
         </w:tc>
@@ -6663,23 +7483,151 @@
           <w:color w:val="000000"/>
           <w:lang w:val="ru-RU"/>
         </w:rPr>
-        <w:t xml:space="preserve">{{ surname }} {{ first_name }} {{ last_name }}, </w:t>
-      </w:r>
+        <w:t xml:space="preserve">{{ </w:t>
+      </w:r>
+      <w:proofErr w:type="spellStart"/>
       <w:r>
         <w:rPr>
           <w:rStyle w:val="11"/>
           <w:rFonts w:ascii="Times New Roman" w:hAnsi="Times New Roman"/>
+          <w:b/>
+          <w:bCs/>
           <w:color w:val="000000"/>
           <w:lang w:val="ru-RU"/>
         </w:rPr>
-        <w:t xml:space="preserve">добровольно даю свое согласие на проведение опроса, в том числе выявления жалоб, сбор анамнеза; осмотр, в том числе пальпацию, перкуссию, аускультацию, риноскопию, фарингоскопию, ректальные исследования (на приёме гастроэнтеролога — при клинической потребности), антропометрические исследования, термометрию, тонометрию, исследования нервной системы (чувствительной и двигательной сферы), неинвазивные исследования органа слуха и слуховых функций, лабораторные методы исследования, в том числе клинические, биохимические, бактериологические, вирусологические, серологические, иммунологические, функциональные методы исследования, в том числе ЭКГ,  пикфлуометрию, ультразвуковые исследования и доплерографические исследования; введение лекарственных препаратов по назначению врача, в том числе внутримышечно, внутривенно, подкожно, внутрикожно; медицинский массаж, для получения мною первичной медико-санитарной помощи / получения первичной медико-санитарной помощи лицом, законным  представителем которого я  являюсь,  в </w:t>
-      </w:r>
-      <w:r>
-        <w:rPr>
-          <w:rFonts w:ascii="Times New Roman" w:hAnsi="Times New Roman"/>
-          <w:lang w:val="ru-RU"/>
-        </w:rPr>
-        <w:t>обработку ООО МЦ «РевмаМед».</w:t>
+        <w:t>surname</w:t>
+      </w:r>
+      <w:proofErr w:type="spellEnd"/>
+      <w:r>
+        <w:rPr>
+          <w:rStyle w:val="11"/>
+          <w:rFonts w:ascii="Times New Roman" w:hAnsi="Times New Roman"/>
+          <w:b/>
+          <w:bCs/>
+          <w:color w:val="000000"/>
+          <w:lang w:val="ru-RU"/>
+        </w:rPr>
+        <w:t xml:space="preserve"> }} {{ </w:t>
+      </w:r>
+      <w:proofErr w:type="spellStart"/>
+      <w:r>
+        <w:rPr>
+          <w:rStyle w:val="11"/>
+          <w:rFonts w:ascii="Times New Roman" w:hAnsi="Times New Roman"/>
+          <w:b/>
+          <w:bCs/>
+          <w:color w:val="000000"/>
+          <w:lang w:val="ru-RU"/>
+        </w:rPr>
+        <w:t>first_name</w:t>
+      </w:r>
+      <w:proofErr w:type="spellEnd"/>
+      <w:r>
+        <w:rPr>
+          <w:rStyle w:val="11"/>
+          <w:rFonts w:ascii="Times New Roman" w:hAnsi="Times New Roman"/>
+          <w:b/>
+          <w:bCs/>
+          <w:color w:val="000000"/>
+          <w:lang w:val="ru-RU"/>
+        </w:rPr>
+        <w:t xml:space="preserve"> }} {{ </w:t>
+      </w:r>
+      <w:proofErr w:type="spellStart"/>
+      <w:r>
+        <w:rPr>
+          <w:rStyle w:val="11"/>
+          <w:rFonts w:ascii="Times New Roman" w:hAnsi="Times New Roman"/>
+          <w:b/>
+          <w:bCs/>
+          <w:color w:val="000000"/>
+          <w:lang w:val="ru-RU"/>
+        </w:rPr>
+        <w:t>last_name</w:t>
+      </w:r>
+      <w:proofErr w:type="spellEnd"/>
+      <w:r>
+        <w:rPr>
+          <w:rStyle w:val="11"/>
+          <w:rFonts w:ascii="Times New Roman" w:hAnsi="Times New Roman"/>
+          <w:b/>
+          <w:bCs/>
+          <w:color w:val="000000"/>
+          <w:lang w:val="ru-RU"/>
+        </w:rPr>
+        <w:t xml:space="preserve"> }}, </w:t>
+      </w:r>
+      <w:r>
+        <w:rPr>
+          <w:rStyle w:val="11"/>
+          <w:rFonts w:ascii="Times New Roman" w:hAnsi="Times New Roman"/>
+          <w:color w:val="000000"/>
+          <w:lang w:val="ru-RU"/>
+        </w:rPr>
+        <w:t xml:space="preserve">добровольно даю свое согласие на проведение опроса, в том числе выявления жалоб, сбор анамнеза; осмотр, в том числе пальпацию, перкуссию, аускультацию, риноскопию, фарингоскопию, ректальные исследования (на приёме гастроэнтеролога — при клинической потребности), антропометрические исследования, термометрию, тонометрию, исследования нервной системы (чувствительной и двигательной сферы), неинвазивные исследования органа слуха и слуховых функций, лабораторные методы исследования, в том числе клинические, биохимические, бактериологические, вирусологические, серологические, иммунологические, функциональные методы исследования, в том числе ЭКГ,  </w:t>
+      </w:r>
+      <w:proofErr w:type="spellStart"/>
+      <w:r>
+        <w:rPr>
+          <w:rStyle w:val="11"/>
+          <w:rFonts w:ascii="Times New Roman" w:hAnsi="Times New Roman"/>
+          <w:color w:val="000000"/>
+          <w:lang w:val="ru-RU"/>
+        </w:rPr>
+        <w:t>пикфлуометрию</w:t>
+      </w:r>
+      <w:proofErr w:type="spellEnd"/>
+      <w:r>
+        <w:rPr>
+          <w:rStyle w:val="11"/>
+          <w:rFonts w:ascii="Times New Roman" w:hAnsi="Times New Roman"/>
+          <w:color w:val="000000"/>
+          <w:lang w:val="ru-RU"/>
+        </w:rPr>
+        <w:t xml:space="preserve">, ультразвуковые исследования и </w:t>
+      </w:r>
+      <w:proofErr w:type="spellStart"/>
+      <w:r>
+        <w:rPr>
+          <w:rStyle w:val="11"/>
+          <w:rFonts w:ascii="Times New Roman" w:hAnsi="Times New Roman"/>
+          <w:color w:val="000000"/>
+          <w:lang w:val="ru-RU"/>
+        </w:rPr>
+        <w:t>доплерографические</w:t>
+      </w:r>
+      <w:proofErr w:type="spellEnd"/>
+      <w:r>
+        <w:rPr>
+          <w:rStyle w:val="11"/>
+          <w:rFonts w:ascii="Times New Roman" w:hAnsi="Times New Roman"/>
+          <w:color w:val="000000"/>
+          <w:lang w:val="ru-RU"/>
+        </w:rPr>
+        <w:t xml:space="preserve"> исследования; введение лекарственных препаратов по назначению врача, в том числе внутримышечно, внутривенно, подкожно, внутрикожно; медицинский массаж, для получения мною первичной медико-санитарной помощи / получения первичной медико-санитарной помощи лицом, законным  представителем которого я  являюсь,  в </w:t>
+      </w:r>
+      <w:r>
+        <w:rPr>
+          <w:rFonts w:ascii="Times New Roman" w:hAnsi="Times New Roman"/>
+          <w:lang w:val="ru-RU"/>
+        </w:rPr>
+        <w:t>обработку ООО МЦ «</w:t>
+      </w:r>
+      <w:proofErr w:type="spellStart"/>
+      <w:r>
+        <w:rPr>
+          <w:rFonts w:ascii="Times New Roman" w:hAnsi="Times New Roman"/>
+          <w:lang w:val="ru-RU"/>
+        </w:rPr>
+        <w:t>РевмаМед</w:t>
+      </w:r>
+      <w:proofErr w:type="spellEnd"/>
+      <w:r>
+        <w:rPr>
+          <w:rFonts w:ascii="Times New Roman" w:hAnsi="Times New Roman"/>
+          <w:lang w:val="ru-RU"/>
+        </w:rPr>
+        <w:t>».</w:t>
       </w:r>
     </w:p>
     <w:p>
@@ -6756,6 +7704,7 @@
         </w:rPr>
         <w:t xml:space="preserve"> </w:t>
       </w:r>
+      <w:proofErr w:type="gramStart"/>
       <w:r>
         <w:rPr>
           <w:rFonts w:ascii="Times New Roman" w:hAnsi="Times New Roman"/>
@@ -6764,8 +7713,10 @@
           <w:color w:val="000000"/>
           <w:shd w:val="clear" w:color="auto" w:fill="FFFFFF"/>
         </w:rPr>
-        <w:t xml:space="preserve">{{  doctor_name }} </w:t>
-      </w:r>
+        <w:t xml:space="preserve">{{  </w:t>
+      </w:r>
+      <w:proofErr w:type="spellStart"/>
+      <w:proofErr w:type="gramEnd"/>
       <w:r>
         <w:rPr>
           <w:rFonts w:ascii="Times New Roman" w:hAnsi="Times New Roman"/>
@@ -6773,10 +7724,10 @@
           <w:bCs/>
           <w:color w:val="000000"/>
           <w:shd w:val="clear" w:color="auto" w:fill="FFFFFF"/>
-          <w:lang w:val="ru-RU"/>
-        </w:rPr>
-        <w:t>врач</w:t>
-      </w:r>
+        </w:rPr>
+        <w:t>doctor_</w:t>
+      </w:r>
+      <w:proofErr w:type="gramStart"/>
       <w:r>
         <w:rPr>
           <w:rFonts w:ascii="Times New Roman" w:hAnsi="Times New Roman"/>
@@ -6785,8 +7736,63 @@
           <w:color w:val="000000"/>
           <w:shd w:val="clear" w:color="auto" w:fill="FFFFFF"/>
         </w:rPr>
-        <w:t xml:space="preserve"> {{ </w:t>
-      </w:r>
+        <w:t>name</w:t>
+      </w:r>
+      <w:proofErr w:type="spellEnd"/>
+      <w:r>
+        <w:rPr>
+          <w:rFonts w:ascii="Times New Roman" w:hAnsi="Times New Roman"/>
+          <w:b/>
+          <w:bCs/>
+          <w:color w:val="000000"/>
+          <w:shd w:val="clear" w:color="auto" w:fill="FFFFFF"/>
+        </w:rPr>
+        <w:t xml:space="preserve"> }</w:t>
+      </w:r>
+      <w:proofErr w:type="gramEnd"/>
+      <w:r>
+        <w:rPr>
+          <w:rFonts w:ascii="Times New Roman" w:hAnsi="Times New Roman"/>
+          <w:b/>
+          <w:bCs/>
+          <w:color w:val="000000"/>
+          <w:shd w:val="clear" w:color="auto" w:fill="FFFFFF"/>
+        </w:rPr>
+        <w:t xml:space="preserve">} </w:t>
+      </w:r>
+      <w:r>
+        <w:rPr>
+          <w:rFonts w:ascii="Times New Roman" w:hAnsi="Times New Roman"/>
+          <w:b/>
+          <w:bCs/>
+          <w:color w:val="000000"/>
+          <w:shd w:val="clear" w:color="auto" w:fill="FFFFFF"/>
+          <w:lang w:val="ru-RU"/>
+        </w:rPr>
+        <w:t>врач</w:t>
+      </w:r>
+      <w:r>
+        <w:rPr>
+          <w:rFonts w:ascii="Times New Roman" w:hAnsi="Times New Roman"/>
+          <w:b/>
+          <w:bCs/>
+          <w:color w:val="000000"/>
+          <w:shd w:val="clear" w:color="auto" w:fill="FFFFFF"/>
+        </w:rPr>
+        <w:t xml:space="preserve"> </w:t>
+      </w:r>
+      <w:proofErr w:type="gramStart"/>
+      <w:r>
+        <w:rPr>
+          <w:rFonts w:ascii="Times New Roman" w:hAnsi="Times New Roman"/>
+          <w:b/>
+          <w:bCs/>
+          <w:color w:val="000000"/>
+          <w:shd w:val="clear" w:color="auto" w:fill="FFFFFF"/>
+        </w:rPr>
+        <w:t xml:space="preserve">{{ </w:t>
+      </w:r>
+      <w:proofErr w:type="spellStart"/>
       <w:r>
         <w:rPr>
           <w:rFonts w:ascii="Times New Roman" w:hAnsi="Times New Roman"/>
@@ -6794,7 +7800,47 @@
           <w:bCs/>
           <w:shd w:val="clear" w:color="auto" w:fill="FFFFFF"/>
         </w:rPr>
-        <w:t>doctor_specialization }}</w:t>
+        <w:t>doctor</w:t>
+      </w:r>
+      <w:proofErr w:type="gramEnd"/>
+      <w:r>
+        <w:rPr>
+          <w:rFonts w:ascii="Times New Roman" w:hAnsi="Times New Roman"/>
+          <w:b/>
+          <w:bCs/>
+          <w:shd w:val="clear" w:color="auto" w:fill="FFFFFF"/>
+        </w:rPr>
+        <w:t>_</w:t>
+      </w:r>
+      <w:proofErr w:type="gramStart"/>
+      <w:r>
+        <w:rPr>
+          <w:rFonts w:ascii="Times New Roman" w:hAnsi="Times New Roman"/>
+          <w:b/>
+          <w:bCs/>
+          <w:shd w:val="clear" w:color="auto" w:fill="FFFFFF"/>
+        </w:rPr>
+        <w:t>specialization</w:t>
+      </w:r>
+      <w:proofErr w:type="spellEnd"/>
+      <w:r>
+        <w:rPr>
+          <w:rFonts w:ascii="Times New Roman" w:hAnsi="Times New Roman"/>
+          <w:b/>
+          <w:bCs/>
+          <w:shd w:val="clear" w:color="auto" w:fill="FFFFFF"/>
+        </w:rPr>
+        <w:t xml:space="preserve"> }</w:t>
+      </w:r>
+      <w:proofErr w:type="gramEnd"/>
+      <w:r>
+        <w:rPr>
+          <w:rFonts w:ascii="Times New Roman" w:hAnsi="Times New Roman"/>
+          <w:b/>
+          <w:bCs/>
+          <w:shd w:val="clear" w:color="auto" w:fill="FFFFFF"/>
+        </w:rPr>
+        <w:t>}</w:t>
       </w:r>
       <w:r>
         <w:rPr>
@@ -6833,7 +7879,27 @@
           <w:shd w:val="clear" w:color="auto" w:fill="FFFFFF"/>
           <w:lang w:val="ru-RU"/>
         </w:rPr>
-        <w:t xml:space="preserve">в доступной для меня форме мне разъяснены цели, методы оказания медицинской помощи,       связанный с ними риск, возможные варианты медицинских вмешательств, их последствия, в том числе вероятность развития осложнений, а также предполагаемые результаты оказания медицинской помощи. Мне разъяснено, что я имею право отказаться от одного или нескольких видов медицинских вмешательств, включенных в Перечень определенных видов медицинских вмешательств, на которые граждане дают информированное добровольное согласие при выборе врача и медицинской организации для получения первичной медико-санитарной помощи, утвержденный приказом Министерства здравоохранения и социального развития Российской Федерации от 23 апреля 2012 г. </w:t>
+        <w:t xml:space="preserve">в доступной для меня форме мне разъяснены цели, методы оказания медицинской </w:t>
+      </w:r>
+      <w:proofErr w:type="gramStart"/>
+      <w:r>
+        <w:rPr>
+          <w:rFonts w:ascii="Times New Roman" w:hAnsi="Times New Roman"/>
+          <w:color w:val="000000"/>
+          <w:shd w:val="clear" w:color="auto" w:fill="FFFFFF"/>
+          <w:lang w:val="ru-RU"/>
+        </w:rPr>
+        <w:t xml:space="preserve">помощи,   </w:t>
+      </w:r>
+      <w:proofErr w:type="gramEnd"/>
+      <w:r>
+        <w:rPr>
+          <w:rFonts w:ascii="Times New Roman" w:hAnsi="Times New Roman"/>
+          <w:color w:val="000000"/>
+          <w:shd w:val="clear" w:color="auto" w:fill="FFFFFF"/>
+          <w:lang w:val="ru-RU"/>
+        </w:rPr>
+        <w:t xml:space="preserve">    связанный с ними риск, возможные варианты медицинских вмешательств, их последствия, в том числе вероятность развития осложнений, а также предполагаемые результаты оказания медицинской помощи. Мне разъяснено, что я имею право отказаться от одного или нескольких видов медицинских вмешательств, включенных в Перечень определенных видов медицинских вмешательств, на которые граждане дают информированное добровольное согласие при выборе врача и медицинской организации для получения первичной медико-санитарной помощи, утвержденный приказом Министерства здравоохранения и социального развития Российской Федерации от 23 апреля 2012 г. </w:t>
       </w:r>
       <w:r>
         <w:rPr>
@@ -7120,7 +8186,39 @@
           <w:rFonts w:ascii="Times New Roman" w:hAnsi="Times New Roman"/>
           <w:lang w:val="ru-RU"/>
         </w:rPr>
-        <w:t xml:space="preserve">Настоящее информированное добровольное согласие действует в течение всего срока оказания мне (представляемому) медицинской помощи в  ООО МЦ «РевмаМед» или до момента отзыва мною настоящего согласия. </w:t>
+        <w:t xml:space="preserve">Настоящее информированное добровольное согласие действует в течение всего срока оказания мне (представляемому) медицинской помощи </w:t>
+      </w:r>
+      <w:proofErr w:type="gramStart"/>
+      <w:r>
+        <w:rPr>
+          <w:rFonts w:ascii="Times New Roman" w:hAnsi="Times New Roman"/>
+          <w:lang w:val="ru-RU"/>
+        </w:rPr>
+        <w:t>в  ООО</w:t>
+      </w:r>
+      <w:proofErr w:type="gramEnd"/>
+      <w:r>
+        <w:rPr>
+          <w:rFonts w:ascii="Times New Roman" w:hAnsi="Times New Roman"/>
+          <w:lang w:val="ru-RU"/>
+        </w:rPr>
+        <w:t xml:space="preserve"> МЦ «</w:t>
+      </w:r>
+      <w:proofErr w:type="spellStart"/>
+      <w:r>
+        <w:rPr>
+          <w:rFonts w:ascii="Times New Roman" w:hAnsi="Times New Roman"/>
+          <w:lang w:val="ru-RU"/>
+        </w:rPr>
+        <w:t>РевмаМед</w:t>
+      </w:r>
+      <w:proofErr w:type="spellEnd"/>
+      <w:r>
+        <w:rPr>
+          <w:rFonts w:ascii="Times New Roman" w:hAnsi="Times New Roman"/>
+          <w:lang w:val="ru-RU"/>
+        </w:rPr>
+        <w:t xml:space="preserve">» или до момента отзыва мною настоящего согласия. </w:t>
       </w:r>
     </w:p>
     <w:p>
@@ -7169,12 +8267,37 @@
               <w:spacing w:after="0" w:line="312" w:lineRule="auto"/>
               <w:jc w:val="both"/>
             </w:pPr>
+            <w:proofErr w:type="gramStart"/>
             <w:r>
               <w:rPr>
                 <w:rFonts w:ascii="Times New Roman" w:hAnsi="Times New Roman"/>
                 <w:lang w:val="ru-RU"/>
               </w:rPr>
-              <w:t>{{ appointment_date}} года.</w:t>
+              <w:t xml:space="preserve">{{ </w:t>
+            </w:r>
+            <w:proofErr w:type="spellStart"/>
+            <w:r>
+              <w:rPr>
+                <w:rFonts w:ascii="Times New Roman" w:hAnsi="Times New Roman"/>
+                <w:lang w:val="ru-RU"/>
+              </w:rPr>
+              <w:t>appointment</w:t>
+            </w:r>
+            <w:proofErr w:type="gramEnd"/>
+            <w:r>
+              <w:rPr>
+                <w:rFonts w:ascii="Times New Roman" w:hAnsi="Times New Roman"/>
+                <w:lang w:val="ru-RU"/>
+              </w:rPr>
+              <w:t>_date</w:t>
+            </w:r>
+            <w:proofErr w:type="spellEnd"/>
+            <w:r>
+              <w:rPr>
+                <w:rFonts w:ascii="Times New Roman" w:hAnsi="Times New Roman"/>
+                <w:lang w:val="ru-RU"/>
+              </w:rPr>
+              <w:t>}} года.</w:t>
             </w:r>
           </w:p>
         </w:tc>
@@ -7334,6 +8457,7 @@
               </w:rPr>
               <w:t xml:space="preserve"> </w:t>
             </w:r>
+            <w:proofErr w:type="gramStart"/>
             <w:r>
               <w:rPr>
                 <w:rFonts w:ascii="Times New Roman" w:hAnsi="Times New Roman"/>
@@ -7342,12 +8466,45 @@
               </w:rPr>
               <w:t xml:space="preserve">{{ </w:t>
             </w:r>
+            <w:proofErr w:type="spellStart"/>
             <w:r>
               <w:rPr>
                 <w:rFonts w:ascii="Times New Roman" w:hAnsi="Times New Roman"/>
                 <w:shd w:val="clear" w:color="auto" w:fill="FFFFFF"/>
               </w:rPr>
-              <w:t>doctor_specialization }}</w:t>
+              <w:t>doctor</w:t>
+            </w:r>
+            <w:proofErr w:type="gramEnd"/>
+            <w:r>
+              <w:rPr>
+                <w:rFonts w:ascii="Times New Roman" w:hAnsi="Times New Roman"/>
+                <w:shd w:val="clear" w:color="auto" w:fill="FFFFFF"/>
+              </w:rPr>
+              <w:t>_</w:t>
+            </w:r>
+            <w:proofErr w:type="gramStart"/>
+            <w:r>
+              <w:rPr>
+                <w:rFonts w:ascii="Times New Roman" w:hAnsi="Times New Roman"/>
+                <w:shd w:val="clear" w:color="auto" w:fill="FFFFFF"/>
+              </w:rPr>
+              <w:t>specialization</w:t>
+            </w:r>
+            <w:proofErr w:type="spellEnd"/>
+            <w:r>
+              <w:rPr>
+                <w:rFonts w:ascii="Times New Roman" w:hAnsi="Times New Roman"/>
+                <w:shd w:val="clear" w:color="auto" w:fill="FFFFFF"/>
+              </w:rPr>
+              <w:t xml:space="preserve"> }</w:t>
+            </w:r>
+            <w:proofErr w:type="gramEnd"/>
+            <w:r>
+              <w:rPr>
+                <w:rFonts w:ascii="Times New Roman" w:hAnsi="Times New Roman"/>
+                <w:shd w:val="clear" w:color="auto" w:fill="FFFFFF"/>
+              </w:rPr>
+              <w:t>}</w:t>
             </w:r>
             <w:r>
               <w:rPr>
@@ -7355,8 +8512,28 @@
                 <w:color w:val="000000"/>
                 <w:shd w:val="clear" w:color="auto" w:fill="FFFFFF"/>
               </w:rPr>
-              <w:t xml:space="preserve"> {{  doctor_name</w:t>
-            </w:r>
+              <w:t xml:space="preserve"> </w:t>
+            </w:r>
+            <w:proofErr w:type="gramStart"/>
+            <w:r>
+              <w:rPr>
+                <w:rFonts w:ascii="Times New Roman" w:hAnsi="Times New Roman"/>
+                <w:color w:val="000000"/>
+                <w:shd w:val="clear" w:color="auto" w:fill="FFFFFF"/>
+              </w:rPr>
+              <w:t xml:space="preserve">{{  </w:t>
+            </w:r>
+            <w:proofErr w:type="spellStart"/>
+            <w:proofErr w:type="gramEnd"/>
+            <w:r>
+              <w:rPr>
+                <w:rFonts w:ascii="Times New Roman" w:hAnsi="Times New Roman"/>
+                <w:color w:val="000000"/>
+                <w:shd w:val="clear" w:color="auto" w:fill="FFFFFF"/>
+              </w:rPr>
+              <w:t>doctor_name</w:t>
+            </w:r>
+            <w:proofErr w:type="spellEnd"/>
             <w:r>
               <w:rPr>
                 <w:rFonts w:ascii="Times New Roman" w:hAnsi="Times New Roman"/>

--- a/patients/templates/patients/docs/card_OMS_template.docx
+++ b/patients/templates/patients/docs/card_OMS_template.docx
@@ -730,8 +730,8 @@
         <w:gridCol w:w="707"/>
         <w:gridCol w:w="704"/>
         <w:gridCol w:w="432"/>
-        <w:gridCol w:w="419"/>
-        <w:gridCol w:w="290"/>
+        <w:gridCol w:w="568"/>
+        <w:gridCol w:w="141"/>
         <w:gridCol w:w="417"/>
         <w:gridCol w:w="279"/>
         <w:gridCol w:w="290"/>
@@ -1298,7 +1298,7 @@
         </w:tc>
         <w:tc>
           <w:tcPr>
-            <w:tcW w:w="851" w:type="dxa"/>
+            <w:tcW w:w="1000" w:type="dxa"/>
             <w:gridSpan w:val="2"/>
             <w:tcBorders>
               <w:top w:val="nil"/>
@@ -1422,7 +1422,7 @@
         </w:tc>
         <w:tc>
           <w:tcPr>
-            <w:tcW w:w="1701" w:type="dxa"/>
+            <w:tcW w:w="1552" w:type="dxa"/>
             <w:gridSpan w:val="6"/>
             <w:tcBorders>
               <w:top w:val="nil"/>

--- a/patients/templates/patients/docs/card_OMS_template.docx
+++ b/patients/templates/patients/docs/card_OMS_template.docx
@@ -260,27 +260,7 @@
                 <w:sz w:val="16"/>
                 <w:szCs w:val="16"/>
               </w:rPr>
-              <w:t>Общество с ограниченной ответственностью Медицинский центр «</w:t>
-            </w:r>
-            <w:proofErr w:type="spellStart"/>
-            <w:r>
-              <w:rPr>
-                <w:b/>
-                <w:bCs/>
-                <w:sz w:val="16"/>
-                <w:szCs w:val="16"/>
-              </w:rPr>
-              <w:t>РевмаМед</w:t>
-            </w:r>
-            <w:proofErr w:type="spellEnd"/>
-            <w:r>
-              <w:rPr>
-                <w:b/>
-                <w:bCs/>
-                <w:sz w:val="16"/>
-                <w:szCs w:val="16"/>
-              </w:rPr>
-              <w:t>»</w:t>
+              <w:t>Общество с ограниченной ответственностью Медицинский центр «РевмаМед»</w:t>
             </w:r>
           </w:p>
         </w:tc>
@@ -656,7 +636,6 @@
               </w:rPr>
               <w:t xml:space="preserve"> </w:t>
             </w:r>
-            <w:proofErr w:type="gramStart"/>
             <w:r>
               <w:rPr>
                 <w:b/>
@@ -664,29 +643,8 @@
                 <w:szCs w:val="22"/>
                 <w:u w:val="single"/>
               </w:rPr>
-              <w:t xml:space="preserve">{{ </w:t>
-            </w:r>
-            <w:proofErr w:type="spellStart"/>
-            <w:r>
-              <w:rPr>
-                <w:b/>
-                <w:sz w:val="22"/>
-                <w:szCs w:val="22"/>
-                <w:u w:val="single"/>
-              </w:rPr>
-              <w:t>card</w:t>
-            </w:r>
-            <w:proofErr w:type="gramEnd"/>
-            <w:r>
-              <w:rPr>
-                <w:b/>
-                <w:sz w:val="22"/>
-                <w:szCs w:val="22"/>
-                <w:u w:val="single"/>
-              </w:rPr>
-              <w:t>_number</w:t>
-            </w:r>
-            <w:proofErr w:type="spellEnd"/>
+              <w:t>{{ card_number</w:t>
+            </w:r>
             <w:r>
               <w:rPr>
                 <w:b/>
@@ -814,7 +772,6 @@
                 <w:szCs w:val="16"/>
               </w:rPr>
             </w:pPr>
-            <w:proofErr w:type="gramStart"/>
             <w:r>
               <w:rPr>
                 <w:b/>
@@ -823,40 +780,7 @@
                 <w:szCs w:val="16"/>
                 <w:lang w:val="en-US"/>
               </w:rPr>
-              <w:t xml:space="preserve">{{ </w:t>
-            </w:r>
-            <w:proofErr w:type="spellStart"/>
-            <w:r>
-              <w:rPr>
-                <w:b/>
-                <w:bCs/>
-                <w:sz w:val="16"/>
-                <w:szCs w:val="16"/>
-                <w:lang w:val="en-US"/>
-              </w:rPr>
-              <w:t>c</w:t>
-            </w:r>
-            <w:proofErr w:type="gramEnd"/>
-            <w:r>
-              <w:rPr>
-                <w:b/>
-                <w:bCs/>
-                <w:sz w:val="16"/>
-                <w:szCs w:val="16"/>
-                <w:lang w:val="en-US"/>
-              </w:rPr>
-              <w:t>_day</w:t>
-            </w:r>
-            <w:proofErr w:type="spellEnd"/>
-            <w:r>
-              <w:rPr>
-                <w:b/>
-                <w:bCs/>
-                <w:sz w:val="16"/>
-                <w:szCs w:val="16"/>
-                <w:lang w:val="en-US"/>
-              </w:rPr>
-              <w:t xml:space="preserve"> }}</w:t>
+              <w:t>{{ c_day }}</w:t>
             </w:r>
           </w:p>
         </w:tc>
@@ -906,7 +830,6 @@
                 <w:szCs w:val="16"/>
               </w:rPr>
             </w:pPr>
-            <w:proofErr w:type="gramStart"/>
             <w:r>
               <w:rPr>
                 <w:b/>
@@ -915,40 +838,7 @@
                 <w:szCs w:val="16"/>
                 <w:lang w:val="en-US"/>
               </w:rPr>
-              <w:t xml:space="preserve">{{ </w:t>
-            </w:r>
-            <w:proofErr w:type="spellStart"/>
-            <w:r>
-              <w:rPr>
-                <w:b/>
-                <w:bCs/>
-                <w:sz w:val="16"/>
-                <w:szCs w:val="16"/>
-                <w:lang w:val="en-US"/>
-              </w:rPr>
-              <w:t>cur</w:t>
-            </w:r>
-            <w:proofErr w:type="gramEnd"/>
-            <w:r>
-              <w:rPr>
-                <w:b/>
-                <w:bCs/>
-                <w:sz w:val="16"/>
-                <w:szCs w:val="16"/>
-                <w:lang w:val="en-US"/>
-              </w:rPr>
-              <w:t>_month_ru</w:t>
-            </w:r>
-            <w:proofErr w:type="spellEnd"/>
-            <w:r>
-              <w:rPr>
-                <w:b/>
-                <w:bCs/>
-                <w:sz w:val="16"/>
-                <w:szCs w:val="16"/>
-                <w:lang w:val="en-US"/>
-              </w:rPr>
-              <w:t xml:space="preserve"> }}</w:t>
+              <w:t>{{ cur_month_ru }}</w:t>
             </w:r>
           </w:p>
         </w:tc>
@@ -998,7 +888,6 @@
                 <w:szCs w:val="16"/>
               </w:rPr>
             </w:pPr>
-            <w:proofErr w:type="gramStart"/>
             <w:r>
               <w:rPr>
                 <w:b/>
@@ -1007,40 +896,7 @@
                 <w:szCs w:val="16"/>
                 <w:lang w:val="en-US"/>
               </w:rPr>
-              <w:t xml:space="preserve">{{ </w:t>
-            </w:r>
-            <w:proofErr w:type="spellStart"/>
-            <w:r>
-              <w:rPr>
-                <w:b/>
-                <w:bCs/>
-                <w:sz w:val="16"/>
-                <w:szCs w:val="16"/>
-                <w:lang w:val="en-US"/>
-              </w:rPr>
-              <w:t>current</w:t>
-            </w:r>
-            <w:proofErr w:type="gramEnd"/>
-            <w:r>
-              <w:rPr>
-                <w:b/>
-                <w:bCs/>
-                <w:sz w:val="16"/>
-                <w:szCs w:val="16"/>
-                <w:lang w:val="en-US"/>
-              </w:rPr>
-              <w:t>_year</w:t>
-            </w:r>
-            <w:proofErr w:type="spellEnd"/>
-            <w:r>
-              <w:rPr>
-                <w:b/>
-                <w:bCs/>
-                <w:sz w:val="16"/>
-                <w:szCs w:val="16"/>
-                <w:lang w:val="en-US"/>
-              </w:rPr>
-              <w:t xml:space="preserve"> }}</w:t>
+              <w:t>{{ current_year }}</w:t>
             </w:r>
           </w:p>
         </w:tc>
@@ -1099,7 +955,6 @@
                 <w:lang w:val="en-US"/>
               </w:rPr>
             </w:pPr>
-            <w:proofErr w:type="gramStart"/>
             <w:r>
               <w:rPr>
                 <w:b/>
@@ -1108,150 +963,7 @@
                 <w:szCs w:val="22"/>
                 <w:lang w:val="en-US"/>
               </w:rPr>
-              <w:t>{{ surname</w:t>
-            </w:r>
-            <w:proofErr w:type="gramEnd"/>
-            <w:r>
-              <w:rPr>
-                <w:b/>
-                <w:bCs/>
-                <w:sz w:val="22"/>
-                <w:szCs w:val="22"/>
-                <w:lang w:val="en-US"/>
-              </w:rPr>
-              <w:t xml:space="preserve"> }} </w:t>
-            </w:r>
-            <w:proofErr w:type="gramStart"/>
-            <w:r>
-              <w:rPr>
-                <w:b/>
-                <w:bCs/>
-                <w:sz w:val="22"/>
-                <w:szCs w:val="22"/>
-                <w:lang w:val="en-US"/>
-              </w:rPr>
-              <w:t xml:space="preserve">{{ </w:t>
-            </w:r>
-            <w:proofErr w:type="spellStart"/>
-            <w:r>
-              <w:rPr>
-                <w:b/>
-                <w:bCs/>
-                <w:sz w:val="22"/>
-                <w:szCs w:val="22"/>
-                <w:lang w:val="en-US"/>
-              </w:rPr>
-              <w:t>first</w:t>
-            </w:r>
-            <w:proofErr w:type="gramEnd"/>
-            <w:r>
-              <w:rPr>
-                <w:b/>
-                <w:bCs/>
-                <w:sz w:val="22"/>
-                <w:szCs w:val="22"/>
-                <w:lang w:val="en-US"/>
-              </w:rPr>
-              <w:t>_</w:t>
-            </w:r>
-            <w:proofErr w:type="gramStart"/>
-            <w:r>
-              <w:rPr>
-                <w:b/>
-                <w:bCs/>
-                <w:sz w:val="22"/>
-                <w:szCs w:val="22"/>
-                <w:lang w:val="en-US"/>
-              </w:rPr>
-              <w:t>name</w:t>
-            </w:r>
-            <w:proofErr w:type="spellEnd"/>
-            <w:r>
-              <w:rPr>
-                <w:b/>
-                <w:bCs/>
-                <w:sz w:val="22"/>
-                <w:szCs w:val="22"/>
-                <w:lang w:val="en-US"/>
-              </w:rPr>
-              <w:t xml:space="preserve"> }</w:t>
-            </w:r>
-            <w:proofErr w:type="gramEnd"/>
-            <w:r>
-              <w:rPr>
-                <w:b/>
-                <w:bCs/>
-                <w:sz w:val="22"/>
-                <w:szCs w:val="22"/>
-                <w:lang w:val="en-US"/>
-              </w:rPr>
-              <w:t xml:space="preserve">} </w:t>
-            </w:r>
-            <w:proofErr w:type="gramStart"/>
-            <w:r>
-              <w:rPr>
-                <w:b/>
-                <w:bCs/>
-                <w:sz w:val="22"/>
-                <w:szCs w:val="22"/>
-                <w:lang w:val="en-US"/>
-              </w:rPr>
-              <w:t xml:space="preserve">{{ </w:t>
-            </w:r>
-            <w:proofErr w:type="spellStart"/>
-            <w:r>
-              <w:rPr>
-                <w:b/>
-                <w:bCs/>
-                <w:sz w:val="22"/>
-                <w:szCs w:val="22"/>
-                <w:lang w:val="en-US"/>
-              </w:rPr>
-              <w:t>last</w:t>
-            </w:r>
-            <w:proofErr w:type="gramEnd"/>
-            <w:r>
-              <w:rPr>
-                <w:b/>
-                <w:bCs/>
-                <w:sz w:val="22"/>
-                <w:szCs w:val="22"/>
-                <w:lang w:val="en-US"/>
-              </w:rPr>
-              <w:t>_</w:t>
-            </w:r>
-            <w:proofErr w:type="gramStart"/>
-            <w:r>
-              <w:rPr>
-                <w:b/>
-                <w:bCs/>
-                <w:sz w:val="22"/>
-                <w:szCs w:val="22"/>
-                <w:lang w:val="en-US"/>
-              </w:rPr>
-              <w:t>name</w:t>
-            </w:r>
-            <w:proofErr w:type="spellEnd"/>
-            <w:r>
-              <w:rPr>
-                <w:b/>
-                <w:bCs/>
-                <w:sz w:val="22"/>
-                <w:szCs w:val="22"/>
-                <w:lang w:val="en-US"/>
-              </w:rPr>
-              <w:t xml:space="preserve"> }</w:t>
-            </w:r>
-            <w:proofErr w:type="gramEnd"/>
-            <w:r>
-              <w:rPr>
-                <w:b/>
-                <w:bCs/>
-                <w:sz w:val="22"/>
-                <w:szCs w:val="22"/>
-                <w:lang w:val="en-US"/>
-              </w:rPr>
-              <w:t xml:space="preserve">} </w:t>
+              <w:t xml:space="preserve">{{ surname }} {{ first_name }} {{ last_name }} </w:t>
             </w:r>
           </w:p>
         </w:tc>
@@ -1317,7 +1029,6 @@
                 <w:szCs w:val="22"/>
               </w:rPr>
             </w:pPr>
-            <w:proofErr w:type="gramStart"/>
             <w:r>
               <w:rPr>
                 <w:b/>
@@ -1346,7 +1057,6 @@
               </w:rPr>
               <w:t xml:space="preserve">{{ </w:t>
             </w:r>
-            <w:proofErr w:type="spellStart"/>
             <w:r>
               <w:rPr>
                 <w:b/>
@@ -1354,29 +1064,8 @@
                 <w:sz w:val="22"/>
                 <w:szCs w:val="22"/>
               </w:rPr>
-              <w:t>b</w:t>
-            </w:r>
-            <w:proofErr w:type="gramEnd"/>
-            <w:r>
-              <w:rPr>
-                <w:b/>
-                <w:bCs/>
-                <w:sz w:val="22"/>
-                <w:szCs w:val="22"/>
-              </w:rPr>
-              <w:t>_</w:t>
-            </w:r>
-            <w:proofErr w:type="gramStart"/>
-            <w:r>
-              <w:rPr>
-                <w:b/>
-                <w:bCs/>
-                <w:sz w:val="22"/>
-                <w:szCs w:val="22"/>
-              </w:rPr>
-              <w:t>day</w:t>
-            </w:r>
-            <w:proofErr w:type="spellEnd"/>
+              <w:t>b_day</w:t>
+            </w:r>
             <w:r>
               <w:rPr>
                 <w:b/>
@@ -1385,10 +1074,42 @@
                 <w:szCs w:val="22"/>
                 <w:lang w:val="en-US"/>
               </w:rPr>
-              <w:t xml:space="preserve"> }</w:t>
-            </w:r>
-            <w:proofErr w:type="gramEnd"/>
-            <w:r>
+              <w:t xml:space="preserve"> }}</w:t>
+            </w:r>
+            <w:r>
+              <w:rPr>
+                <w:b/>
+                <w:bCs/>
+                <w:sz w:val="22"/>
+                <w:szCs w:val="22"/>
+              </w:rPr>
+              <w:t xml:space="preserve">  </w:t>
+            </w:r>
+            <w:r>
+              <w:rPr>
+                <w:b/>
+                <w:bCs/>
+                <w:sz w:val="22"/>
+                <w:szCs w:val="22"/>
+              </w:rPr>
+              <w:t>»</w:t>
+            </w:r>
+          </w:p>
+        </w:tc>
+        <w:tc>
+          <w:tcPr>
+            <w:tcW w:w="1552" w:type="dxa"/>
+            <w:gridSpan w:val="6"/>
+            <w:tcBorders>
+              <w:top w:val="nil"/>
+              <w:left w:val="nil"/>
+              <w:bottom w:val="single" w:sz="4" w:space="0" w:color="auto"/>
+              <w:right w:val="nil"/>
+            </w:tcBorders>
+            <w:vAlign w:val="bottom"/>
+          </w:tcPr>
+          <w:p>
+            <w:pPr>
               <w:rPr>
                 <w:b/>
                 <w:bCs/>
@@ -1396,44 +1117,8 @@
                 <w:szCs w:val="22"/>
                 <w:lang w:val="en-US"/>
               </w:rPr>
-              <w:t>}</w:t>
-            </w:r>
-            <w:proofErr w:type="gramStart"/>
-            <w:r>
-              <w:rPr>
-                <w:b/>
-                <w:bCs/>
-                <w:sz w:val="22"/>
-                <w:szCs w:val="22"/>
-              </w:rPr>
-              <w:t xml:space="preserve">  </w:t>
-            </w:r>
-            <w:r>
-              <w:rPr>
-                <w:b/>
-                <w:bCs/>
-                <w:sz w:val="22"/>
-                <w:szCs w:val="22"/>
-              </w:rPr>
-              <w:t>»</w:t>
-            </w:r>
-            <w:proofErr w:type="gramEnd"/>
-          </w:p>
-        </w:tc>
-        <w:tc>
-          <w:tcPr>
-            <w:tcW w:w="1552" w:type="dxa"/>
-            <w:gridSpan w:val="6"/>
-            <w:tcBorders>
-              <w:top w:val="nil"/>
-              <w:left w:val="nil"/>
-              <w:bottom w:val="single" w:sz="4" w:space="0" w:color="auto"/>
-              <w:right w:val="nil"/>
-            </w:tcBorders>
-            <w:vAlign w:val="bottom"/>
-          </w:tcPr>
-          <w:p>
-            <w:pPr>
+            </w:pPr>
+            <w:r>
               <w:rPr>
                 <w:b/>
                 <w:bCs/>
@@ -1441,8 +1126,17 @@
                 <w:szCs w:val="22"/>
                 <w:lang w:val="en-US"/>
               </w:rPr>
-            </w:pPr>
-            <w:proofErr w:type="gramStart"/>
+              <w:t xml:space="preserve">{{ </w:t>
+            </w:r>
+            <w:r>
+              <w:rPr>
+                <w:b/>
+                <w:bCs/>
+                <w:sz w:val="22"/>
+                <w:szCs w:val="22"/>
+              </w:rPr>
+              <w:t>b_month_name</w:t>
+            </w:r>
             <w:r>
               <w:rPr>
                 <w:b/>
@@ -1451,29 +1145,31 @@
                 <w:szCs w:val="22"/>
                 <w:lang w:val="en-US"/>
               </w:rPr>
-              <w:t xml:space="preserve">{{ </w:t>
-            </w:r>
-            <w:proofErr w:type="spellStart"/>
-            <w:r>
+              <w:t xml:space="preserve"> }}</w:t>
+            </w:r>
+          </w:p>
+        </w:tc>
+        <w:tc>
+          <w:tcPr>
+            <w:tcW w:w="1275" w:type="dxa"/>
+            <w:gridSpan w:val="10"/>
+            <w:tcBorders>
+              <w:top w:val="nil"/>
+              <w:left w:val="nil"/>
+              <w:bottom w:val="single" w:sz="4" w:space="0" w:color="auto"/>
+              <w:right w:val="nil"/>
+            </w:tcBorders>
+            <w:vAlign w:val="bottom"/>
+          </w:tcPr>
+          <w:p>
+            <w:pPr>
               <w:rPr>
                 <w:b/>
                 <w:bCs/>
                 <w:sz w:val="22"/>
                 <w:szCs w:val="22"/>
               </w:rPr>
-              <w:t>b</w:t>
-            </w:r>
-            <w:proofErr w:type="gramEnd"/>
-            <w:r>
-              <w:rPr>
-                <w:b/>
-                <w:bCs/>
-                <w:sz w:val="22"/>
-                <w:szCs w:val="22"/>
-              </w:rPr>
-              <w:t>_month_name</w:t>
-            </w:r>
-            <w:proofErr w:type="spellEnd"/>
+            </w:pPr>
             <w:r>
               <w:rPr>
                 <w:b/>
@@ -1482,96 +1178,7 @@
                 <w:szCs w:val="22"/>
                 <w:lang w:val="en-US"/>
               </w:rPr>
-              <w:t xml:space="preserve"> }}</w:t>
-            </w:r>
-          </w:p>
-        </w:tc>
-        <w:tc>
-          <w:tcPr>
-            <w:tcW w:w="1275" w:type="dxa"/>
-            <w:gridSpan w:val="10"/>
-            <w:tcBorders>
-              <w:top w:val="nil"/>
-              <w:left w:val="nil"/>
-              <w:bottom w:val="single" w:sz="4" w:space="0" w:color="auto"/>
-              <w:right w:val="nil"/>
-            </w:tcBorders>
-            <w:vAlign w:val="bottom"/>
-          </w:tcPr>
-          <w:p>
-            <w:pPr>
-              <w:rPr>
-                <w:b/>
-                <w:bCs/>
-                <w:sz w:val="22"/>
-                <w:szCs w:val="22"/>
-              </w:rPr>
-            </w:pPr>
-            <w:proofErr w:type="gramStart"/>
-            <w:r>
-              <w:rPr>
-                <w:b/>
-                <w:bCs/>
-                <w:sz w:val="22"/>
-                <w:szCs w:val="22"/>
-                <w:lang w:val="en-US"/>
-              </w:rPr>
-              <w:t xml:space="preserve">{{ </w:t>
-            </w:r>
-            <w:proofErr w:type="spellStart"/>
-            <w:r>
-              <w:rPr>
-                <w:b/>
-                <w:bCs/>
-                <w:sz w:val="22"/>
-                <w:szCs w:val="22"/>
-                <w:lang w:val="en-US"/>
-              </w:rPr>
-              <w:t>b</w:t>
-            </w:r>
-            <w:proofErr w:type="gramEnd"/>
-            <w:r>
-              <w:rPr>
-                <w:b/>
-                <w:bCs/>
-                <w:sz w:val="22"/>
-                <w:szCs w:val="22"/>
-                <w:lang w:val="en-US"/>
-              </w:rPr>
-              <w:t>_</w:t>
-            </w:r>
-            <w:proofErr w:type="gramStart"/>
-            <w:r>
-              <w:rPr>
-                <w:b/>
-                <w:bCs/>
-                <w:sz w:val="22"/>
-                <w:szCs w:val="22"/>
-                <w:lang w:val="en-US"/>
-              </w:rPr>
-              <w:t>year</w:t>
-            </w:r>
-            <w:proofErr w:type="spellEnd"/>
-            <w:r>
-              <w:rPr>
-                <w:b/>
-                <w:bCs/>
-                <w:sz w:val="22"/>
-                <w:szCs w:val="22"/>
-                <w:lang w:val="en-US"/>
-              </w:rPr>
-              <w:t xml:space="preserve"> }</w:t>
-            </w:r>
-            <w:proofErr w:type="gramEnd"/>
-            <w:r>
-              <w:rPr>
-                <w:b/>
-                <w:bCs/>
-                <w:sz w:val="22"/>
-                <w:szCs w:val="22"/>
-                <w:lang w:val="en-US"/>
-              </w:rPr>
-              <w:t>}</w:t>
+              <w:t>{{ b_year }}</w:t>
             </w:r>
             <w:r>
               <w:rPr>
@@ -1611,23 +1218,13 @@
               </w:rPr>
               <w:t xml:space="preserve">Пол: </w:t>
             </w:r>
-            <w:proofErr w:type="gramStart"/>
             <w:r>
               <w:rPr>
                 <w:sz w:val="16"/>
                 <w:szCs w:val="16"/>
                 <w:lang w:val="en-US"/>
               </w:rPr>
-              <w:t>{{ gender</w:t>
-            </w:r>
-            <w:proofErr w:type="gramEnd"/>
-            <w:r>
-              <w:rPr>
-                <w:sz w:val="16"/>
-                <w:szCs w:val="16"/>
-                <w:lang w:val="en-US"/>
-              </w:rPr>
-              <w:t xml:space="preserve"> }}</w:t>
+              <w:t>{{ gender }}</w:t>
             </w:r>
             <w:r>
               <w:rPr>
@@ -1731,7 +1328,6 @@
                 <w:lang w:val="en-US"/>
               </w:rPr>
             </w:pPr>
-            <w:proofErr w:type="gramStart"/>
             <w:r>
               <w:rPr>
                 <w:b/>
@@ -1742,7 +1338,6 @@
               </w:rPr>
               <w:t xml:space="preserve">{{ </w:t>
             </w:r>
-            <w:proofErr w:type="spellStart"/>
             <w:r>
               <w:rPr>
                 <w:b/>
@@ -1752,8 +1347,6 @@
               </w:rPr>
               <w:t>passport</w:t>
             </w:r>
-            <w:proofErr w:type="spellEnd"/>
-            <w:proofErr w:type="gramEnd"/>
             <w:r>
               <w:rPr>
                 <w:b/>
@@ -1817,7 +1410,6 @@
                 <w:lang w:val="en-US"/>
               </w:rPr>
             </w:pPr>
-            <w:proofErr w:type="gramStart"/>
             <w:r>
               <w:rPr>
                 <w:b/>
@@ -1828,27 +1420,15 @@
               </w:rPr>
               <w:t xml:space="preserve">{{ </w:t>
             </w:r>
-            <w:proofErr w:type="spellStart"/>
-            <w:r>
-              <w:rPr>
-                <w:b/>
-                <w:bCs/>
-                <w:sz w:val="16"/>
-                <w:szCs w:val="16"/>
-              </w:rPr>
-              <w:t>p</w:t>
-            </w:r>
-            <w:proofErr w:type="gramEnd"/>
-            <w:r>
-              <w:rPr>
-                <w:b/>
-                <w:bCs/>
-                <w:sz w:val="16"/>
-                <w:szCs w:val="16"/>
-              </w:rPr>
-              <w:t>_series</w:t>
-            </w:r>
-            <w:proofErr w:type="spellEnd"/>
+            <w:r>
+              <w:rPr>
+                <w:b/>
+                <w:bCs/>
+                <w:sz w:val="16"/>
+                <w:szCs w:val="16"/>
+              </w:rPr>
+              <w:t>p_series</w:t>
+            </w:r>
             <w:r>
               <w:rPr>
                 <w:b/>
@@ -1912,7 +1492,6 @@
                 <w:lang w:val="en-US"/>
               </w:rPr>
             </w:pPr>
-            <w:proofErr w:type="gramStart"/>
             <w:r>
               <w:rPr>
                 <w:b/>
@@ -1923,27 +1502,15 @@
               </w:rPr>
               <w:t xml:space="preserve">{{ </w:t>
             </w:r>
-            <w:proofErr w:type="spellStart"/>
-            <w:r>
-              <w:rPr>
-                <w:b/>
-                <w:bCs/>
-                <w:sz w:val="16"/>
-                <w:szCs w:val="16"/>
-              </w:rPr>
-              <w:t>p</w:t>
-            </w:r>
-            <w:proofErr w:type="gramEnd"/>
-            <w:r>
-              <w:rPr>
-                <w:b/>
-                <w:bCs/>
-                <w:sz w:val="16"/>
-                <w:szCs w:val="16"/>
-              </w:rPr>
-              <w:t>_number</w:t>
-            </w:r>
-            <w:proofErr w:type="spellEnd"/>
+            <w:r>
+              <w:rPr>
+                <w:b/>
+                <w:bCs/>
+                <w:sz w:val="16"/>
+                <w:szCs w:val="16"/>
+              </w:rPr>
+              <w:t>p_number</w:t>
+            </w:r>
             <w:r>
               <w:rPr>
                 <w:b/>
@@ -2013,7 +1580,6 @@
                 <w:lang w:val="en-US"/>
               </w:rPr>
             </w:pPr>
-            <w:proofErr w:type="gramStart"/>
             <w:r>
               <w:rPr>
                 <w:b/>
@@ -2024,7 +1590,6 @@
               </w:rPr>
               <w:t xml:space="preserve">{{ </w:t>
             </w:r>
-            <w:proofErr w:type="spellStart"/>
             <w:r>
               <w:rPr>
                 <w:b/>
@@ -2032,19 +1597,8 @@
                 <w:sz w:val="22"/>
                 <w:szCs w:val="22"/>
               </w:rPr>
-              <w:t>phone</w:t>
-            </w:r>
-            <w:proofErr w:type="gramEnd"/>
-            <w:r>
-              <w:rPr>
-                <w:b/>
-                <w:bCs/>
-                <w:sz w:val="22"/>
-                <w:szCs w:val="22"/>
-              </w:rPr>
-              <w:t>_number</w:t>
-            </w:r>
-            <w:proofErr w:type="spellEnd"/>
+              <w:t>phone_number</w:t>
+            </w:r>
             <w:r>
               <w:rPr>
                 <w:b/>
@@ -2161,7 +1715,6 @@
                 <w:szCs w:val="16"/>
               </w:rPr>
             </w:pPr>
-            <w:proofErr w:type="gramStart"/>
             <w:r>
               <w:rPr>
                 <w:sz w:val="16"/>
@@ -2170,7 +1723,6 @@
               </w:rPr>
               <w:t xml:space="preserve">{{ </w:t>
             </w:r>
-            <w:proofErr w:type="spellStart"/>
             <w:r>
               <w:rPr>
                 <w:sz w:val="16"/>
@@ -2178,8 +1730,6 @@
               </w:rPr>
               <w:t>area</w:t>
             </w:r>
-            <w:proofErr w:type="spellEnd"/>
-            <w:proofErr w:type="gramEnd"/>
             <w:r>
               <w:rPr>
                 <w:sz w:val="16"/>
@@ -2244,7 +1794,6 @@
                 <w:szCs w:val="16"/>
               </w:rPr>
             </w:pPr>
-            <w:proofErr w:type="gramStart"/>
             <w:r>
               <w:rPr>
                 <w:b/>
@@ -2255,7 +1804,6 @@
               </w:rPr>
               <w:t xml:space="preserve">{{ </w:t>
             </w:r>
-            <w:proofErr w:type="spellStart"/>
             <w:r>
               <w:rPr>
                 <w:b/>
@@ -2265,8 +1813,6 @@
               </w:rPr>
               <w:t>district</w:t>
             </w:r>
-            <w:proofErr w:type="spellEnd"/>
-            <w:proofErr w:type="gramEnd"/>
             <w:r>
               <w:rPr>
                 <w:b/>
@@ -2328,7 +1874,6 @@
                 <w:szCs w:val="16"/>
               </w:rPr>
             </w:pPr>
-            <w:proofErr w:type="gramStart"/>
             <w:r>
               <w:rPr>
                 <w:b/>
@@ -2339,7 +1884,6 @@
               </w:rPr>
               <w:t xml:space="preserve">{{ </w:t>
             </w:r>
-            <w:proofErr w:type="spellStart"/>
             <w:r>
               <w:rPr>
                 <w:b/>
@@ -2349,8 +1893,6 @@
               </w:rPr>
               <w:t>locality</w:t>
             </w:r>
-            <w:proofErr w:type="spellEnd"/>
-            <w:proofErr w:type="gramEnd"/>
             <w:r>
               <w:rPr>
                 <w:b/>
@@ -2417,7 +1959,6 @@
                 <w:szCs w:val="16"/>
               </w:rPr>
             </w:pPr>
-            <w:proofErr w:type="gramStart"/>
             <w:r>
               <w:rPr>
                 <w:b/>
@@ -2428,26 +1969,14 @@
               </w:rPr>
               <w:t xml:space="preserve">{{ </w:t>
             </w:r>
-            <w:proofErr w:type="spellStart"/>
-            <w:r>
-              <w:rPr>
-                <w:b/>
-                <w:bCs/>
-                <w:sz w:val="16"/>
-                <w:szCs w:val="16"/>
-              </w:rPr>
-              <w:t>street</w:t>
-            </w:r>
-            <w:proofErr w:type="spellEnd"/>
-            <w:proofErr w:type="gramEnd"/>
-            <w:r>
-              <w:rPr>
-                <w:b/>
-                <w:bCs/>
-                <w:sz w:val="16"/>
-                <w:szCs w:val="16"/>
-              </w:rPr>
-              <w:t xml:space="preserve"> </w:t>
+            <w:r>
+              <w:rPr>
+                <w:b/>
+                <w:bCs/>
+                <w:sz w:val="16"/>
+                <w:szCs w:val="16"/>
+              </w:rPr>
+              <w:t xml:space="preserve">street </w:t>
             </w:r>
             <w:r>
               <w:rPr>
@@ -2510,7 +2039,6 @@
                 <w:szCs w:val="16"/>
               </w:rPr>
             </w:pPr>
-            <w:proofErr w:type="gramStart"/>
             <w:r>
               <w:rPr>
                 <w:b/>
@@ -2521,26 +2049,14 @@
               </w:rPr>
               <w:t xml:space="preserve">{{ </w:t>
             </w:r>
-            <w:proofErr w:type="spellStart"/>
-            <w:r>
-              <w:rPr>
-                <w:b/>
-                <w:bCs/>
-                <w:sz w:val="16"/>
-                <w:szCs w:val="16"/>
-              </w:rPr>
-              <w:t>home</w:t>
-            </w:r>
-            <w:proofErr w:type="spellEnd"/>
-            <w:proofErr w:type="gramEnd"/>
-            <w:r>
-              <w:rPr>
-                <w:b/>
-                <w:bCs/>
-                <w:sz w:val="16"/>
-                <w:szCs w:val="16"/>
-              </w:rPr>
-              <w:t xml:space="preserve"> </w:t>
+            <w:r>
+              <w:rPr>
+                <w:b/>
+                <w:bCs/>
+                <w:sz w:val="16"/>
+                <w:szCs w:val="16"/>
+              </w:rPr>
+              <w:t xml:space="preserve">home </w:t>
             </w:r>
             <w:r>
               <w:rPr>
@@ -2603,7 +2119,6 @@
                 <w:szCs w:val="16"/>
               </w:rPr>
             </w:pPr>
-            <w:proofErr w:type="gramStart"/>
             <w:r>
               <w:rPr>
                 <w:b/>
@@ -2614,26 +2129,14 @@
               </w:rPr>
               <w:t xml:space="preserve">{{ </w:t>
             </w:r>
-            <w:proofErr w:type="spellStart"/>
-            <w:r>
-              <w:rPr>
-                <w:b/>
-                <w:bCs/>
-                <w:sz w:val="16"/>
-                <w:szCs w:val="16"/>
-              </w:rPr>
-              <w:t>building</w:t>
-            </w:r>
-            <w:proofErr w:type="spellEnd"/>
-            <w:proofErr w:type="gramEnd"/>
-            <w:r>
-              <w:rPr>
-                <w:b/>
-                <w:bCs/>
-                <w:sz w:val="16"/>
-                <w:szCs w:val="16"/>
-              </w:rPr>
-              <w:t xml:space="preserve"> </w:t>
+            <w:r>
+              <w:rPr>
+                <w:b/>
+                <w:bCs/>
+                <w:sz w:val="16"/>
+                <w:szCs w:val="16"/>
+              </w:rPr>
+              <w:t xml:space="preserve">building </w:t>
             </w:r>
             <w:r>
               <w:rPr>
@@ -2696,7 +2199,6 @@
                 <w:szCs w:val="16"/>
               </w:rPr>
             </w:pPr>
-            <w:proofErr w:type="gramStart"/>
             <w:r>
               <w:rPr>
                 <w:b/>
@@ -2707,7 +2209,6 @@
               </w:rPr>
               <w:t xml:space="preserve">{{ </w:t>
             </w:r>
-            <w:proofErr w:type="spellStart"/>
             <w:r>
               <w:rPr>
                 <w:b/>
@@ -2717,8 +2218,6 @@
               </w:rPr>
               <w:t>apartment</w:t>
             </w:r>
-            <w:proofErr w:type="spellEnd"/>
-            <w:proofErr w:type="gramEnd"/>
             <w:r>
               <w:rPr>
                 <w:b/>
@@ -2842,7 +2341,6 @@
                 <w:szCs w:val="16"/>
               </w:rPr>
             </w:pPr>
-            <w:proofErr w:type="gramStart"/>
             <w:r>
               <w:rPr>
                 <w:b/>
@@ -2853,7 +2351,6 @@
               </w:rPr>
               <w:t xml:space="preserve">{{ </w:t>
             </w:r>
-            <w:proofErr w:type="spellStart"/>
             <w:r>
               <w:rPr>
                 <w:b/>
@@ -2863,8 +2360,6 @@
               </w:rPr>
               <w:t>area</w:t>
             </w:r>
-            <w:proofErr w:type="spellEnd"/>
-            <w:proofErr w:type="gramEnd"/>
             <w:r>
               <w:rPr>
                 <w:b/>
@@ -2931,7 +2426,6 @@
                 <w:szCs w:val="16"/>
               </w:rPr>
             </w:pPr>
-            <w:proofErr w:type="gramStart"/>
             <w:r>
               <w:rPr>
                 <w:b/>
@@ -2942,7 +2436,6 @@
               </w:rPr>
               <w:t xml:space="preserve">{{ </w:t>
             </w:r>
-            <w:proofErr w:type="spellStart"/>
             <w:r>
               <w:rPr>
                 <w:b/>
@@ -2952,8 +2445,6 @@
               </w:rPr>
               <w:t>district</w:t>
             </w:r>
-            <w:proofErr w:type="spellEnd"/>
-            <w:proofErr w:type="gramEnd"/>
             <w:r>
               <w:rPr>
                 <w:b/>
@@ -3015,7 +2506,6 @@
                 <w:szCs w:val="16"/>
               </w:rPr>
             </w:pPr>
-            <w:proofErr w:type="gramStart"/>
             <w:r>
               <w:rPr>
                 <w:b/>
@@ -3026,7 +2516,6 @@
               </w:rPr>
               <w:t xml:space="preserve">{{ </w:t>
             </w:r>
-            <w:proofErr w:type="spellStart"/>
             <w:r>
               <w:rPr>
                 <w:b/>
@@ -3036,8 +2525,6 @@
               </w:rPr>
               <w:t>locality</w:t>
             </w:r>
-            <w:proofErr w:type="spellEnd"/>
-            <w:proofErr w:type="gramEnd"/>
             <w:r>
               <w:rPr>
                 <w:b/>
@@ -3104,7 +2591,6 @@
                 <w:szCs w:val="16"/>
               </w:rPr>
             </w:pPr>
-            <w:proofErr w:type="gramStart"/>
             <w:r>
               <w:rPr>
                 <w:b/>
@@ -3115,26 +2601,14 @@
               </w:rPr>
               <w:t xml:space="preserve">{{ </w:t>
             </w:r>
-            <w:proofErr w:type="spellStart"/>
-            <w:r>
-              <w:rPr>
-                <w:b/>
-                <w:bCs/>
-                <w:sz w:val="16"/>
-                <w:szCs w:val="16"/>
-              </w:rPr>
-              <w:t>street</w:t>
-            </w:r>
-            <w:proofErr w:type="spellEnd"/>
-            <w:proofErr w:type="gramEnd"/>
-            <w:r>
-              <w:rPr>
-                <w:b/>
-                <w:bCs/>
-                <w:sz w:val="16"/>
-                <w:szCs w:val="16"/>
-              </w:rPr>
-              <w:t xml:space="preserve"> </w:t>
+            <w:r>
+              <w:rPr>
+                <w:b/>
+                <w:bCs/>
+                <w:sz w:val="16"/>
+                <w:szCs w:val="16"/>
+              </w:rPr>
+              <w:t xml:space="preserve">street </w:t>
             </w:r>
             <w:r>
               <w:rPr>
@@ -3197,7 +2671,6 @@
                 <w:szCs w:val="16"/>
               </w:rPr>
             </w:pPr>
-            <w:proofErr w:type="gramStart"/>
             <w:r>
               <w:rPr>
                 <w:b/>
@@ -3208,26 +2681,14 @@
               </w:rPr>
               <w:t xml:space="preserve">{{ </w:t>
             </w:r>
-            <w:proofErr w:type="spellStart"/>
-            <w:r>
-              <w:rPr>
-                <w:b/>
-                <w:bCs/>
-                <w:sz w:val="16"/>
-                <w:szCs w:val="16"/>
-              </w:rPr>
-              <w:t>home</w:t>
-            </w:r>
-            <w:proofErr w:type="spellEnd"/>
-            <w:proofErr w:type="gramEnd"/>
-            <w:r>
-              <w:rPr>
-                <w:b/>
-                <w:bCs/>
-                <w:sz w:val="16"/>
-                <w:szCs w:val="16"/>
-              </w:rPr>
-              <w:t xml:space="preserve"> </w:t>
+            <w:r>
+              <w:rPr>
+                <w:b/>
+                <w:bCs/>
+                <w:sz w:val="16"/>
+                <w:szCs w:val="16"/>
+              </w:rPr>
+              <w:t xml:space="preserve">home </w:t>
             </w:r>
             <w:r>
               <w:rPr>
@@ -3290,7 +2751,6 @@
                 <w:szCs w:val="16"/>
               </w:rPr>
             </w:pPr>
-            <w:proofErr w:type="gramStart"/>
             <w:r>
               <w:rPr>
                 <w:b/>
@@ -3301,26 +2761,14 @@
               </w:rPr>
               <w:t xml:space="preserve">{{ </w:t>
             </w:r>
-            <w:proofErr w:type="spellStart"/>
-            <w:r>
-              <w:rPr>
-                <w:b/>
-                <w:bCs/>
-                <w:sz w:val="16"/>
-                <w:szCs w:val="16"/>
-              </w:rPr>
-              <w:t>building</w:t>
-            </w:r>
-            <w:proofErr w:type="spellEnd"/>
-            <w:proofErr w:type="gramEnd"/>
-            <w:r>
-              <w:rPr>
-                <w:b/>
-                <w:bCs/>
-                <w:sz w:val="16"/>
-                <w:szCs w:val="16"/>
-              </w:rPr>
-              <w:t xml:space="preserve"> </w:t>
+            <w:r>
+              <w:rPr>
+                <w:b/>
+                <w:bCs/>
+                <w:sz w:val="16"/>
+                <w:szCs w:val="16"/>
+              </w:rPr>
+              <w:t xml:space="preserve">building </w:t>
             </w:r>
             <w:r>
               <w:rPr>
@@ -3383,7 +2831,6 @@
                 <w:szCs w:val="16"/>
               </w:rPr>
             </w:pPr>
-            <w:proofErr w:type="gramStart"/>
             <w:r>
               <w:rPr>
                 <w:b/>
@@ -3394,7 +2841,6 @@
               </w:rPr>
               <w:t xml:space="preserve">{{ </w:t>
             </w:r>
-            <w:proofErr w:type="spellStart"/>
             <w:r>
               <w:rPr>
                 <w:b/>
@@ -3404,8 +2850,6 @@
               </w:rPr>
               <w:t>apartment</w:t>
             </w:r>
-            <w:proofErr w:type="spellEnd"/>
-            <w:proofErr w:type="gramEnd"/>
             <w:r>
               <w:rPr>
                 <w:b/>
@@ -3531,7 +2975,6 @@
                 <w:lang w:val="en-US"/>
               </w:rPr>
             </w:pPr>
-            <w:proofErr w:type="gramStart"/>
             <w:r>
               <w:rPr>
                 <w:b/>
@@ -3540,40 +2983,7 @@
                 <w:szCs w:val="22"/>
                 <w:lang w:val="en-US"/>
               </w:rPr>
-              <w:t xml:space="preserve">{{ </w:t>
-            </w:r>
-            <w:proofErr w:type="spellStart"/>
-            <w:r>
-              <w:rPr>
-                <w:b/>
-                <w:bCs/>
-                <w:sz w:val="22"/>
-                <w:szCs w:val="22"/>
-                <w:lang w:val="en-US"/>
-              </w:rPr>
-              <w:t>polis</w:t>
-            </w:r>
-            <w:proofErr w:type="gramEnd"/>
-            <w:r>
-              <w:rPr>
-                <w:b/>
-                <w:bCs/>
-                <w:sz w:val="22"/>
-                <w:szCs w:val="22"/>
-                <w:lang w:val="en-US"/>
-              </w:rPr>
-              <w:t>_oms</w:t>
-            </w:r>
-            <w:proofErr w:type="spellEnd"/>
-            <w:r>
-              <w:rPr>
-                <w:b/>
-                <w:bCs/>
-                <w:sz w:val="22"/>
-                <w:szCs w:val="22"/>
-                <w:lang w:val="en-US"/>
-              </w:rPr>
-              <w:t xml:space="preserve"> }}</w:t>
+              <w:t>{{ polis_oms }}</w:t>
             </w:r>
           </w:p>
         </w:tc>
@@ -4049,15 +3459,7 @@
                 <w:sz w:val="16"/>
                 <w:szCs w:val="16"/>
               </w:rPr>
-              <w:t xml:space="preserve">Занятость: работает — 1, проходит военную и приравненную к ней службу — 2; пенсионер — 3, обучающийся — 4, не работает — </w:t>
-            </w:r>
-            <w:proofErr w:type="gramStart"/>
-            <w:r>
-              <w:rPr>
-                <w:sz w:val="16"/>
-                <w:szCs w:val="16"/>
-              </w:rPr>
-              <w:t xml:space="preserve">5, </w:t>
+              <w:t xml:space="preserve">Занятость: работает — 1, проходит военную и приравненную к ней службу — 2; пенсионер — 3, обучающийся — 4, не работает — 5, </w:t>
             </w:r>
             <w:r>
               <w:rPr>
@@ -4071,15 +3473,7 @@
                 <w:sz w:val="16"/>
                 <w:szCs w:val="16"/>
               </w:rPr>
-              <w:t>прочее</w:t>
-            </w:r>
-            <w:proofErr w:type="gramEnd"/>
-            <w:r>
-              <w:rPr>
-                <w:sz w:val="16"/>
-                <w:szCs w:val="16"/>
-              </w:rPr>
-              <w:t xml:space="preserve"> — 6</w:t>
+              <w:t>прочее — 6</w:t>
             </w:r>
             <w:r>
               <w:rPr>
@@ -4348,8 +3742,8 @@
         <w:rPr>
           <w:b/>
           <w:bCs/>
-          <w:sz w:val="22"/>
-          <w:szCs w:val="22"/>
+          <w:sz w:val="20"/>
+          <w:szCs w:val="20"/>
         </w:rPr>
       </w:pPr>
       <w:bookmarkStart w:id="0" w:name="sub_1100"/>
@@ -4357,8 +3751,8 @@
         <w:rPr>
           <w:b/>
           <w:bCs/>
-          <w:sz w:val="22"/>
-          <w:szCs w:val="22"/>
+          <w:sz w:val="20"/>
+          <w:szCs w:val="20"/>
         </w:rPr>
         <w:t>Хронические заболевания, функциональные расстройства, иные состояния, при наличии которых осуществляется диспансерное наблюдение:</w:t>
       </w:r>
@@ -4371,8 +3765,8 @@
         <w:adjustRightInd w:val="0"/>
         <w:jc w:val="both"/>
         <w:rPr>
-          <w:sz w:val="2"/>
-          <w:szCs w:val="2"/>
+          <w:sz w:val="4"/>
+          <w:szCs w:val="4"/>
         </w:rPr>
       </w:pPr>
     </w:p>
@@ -4418,14 +3812,14 @@
               <w:ind w:left="57" w:right="57"/>
               <w:jc w:val="center"/>
               <w:rPr>
-                <w:sz w:val="20"/>
-                <w:szCs w:val="20"/>
-              </w:rPr>
-            </w:pPr>
-            <w:r>
-              <w:rPr>
-                <w:sz w:val="20"/>
-                <w:szCs w:val="20"/>
+                <w:sz w:val="18"/>
+                <w:szCs w:val="18"/>
+              </w:rPr>
+            </w:pPr>
+            <w:r>
+              <w:rPr>
+                <w:sz w:val="18"/>
+                <w:szCs w:val="18"/>
               </w:rPr>
               <w:t>Дата начала диспансерного наблюдения</w:t>
             </w:r>
@@ -4449,14 +3843,14 @@
               <w:ind w:left="57" w:right="57"/>
               <w:jc w:val="center"/>
               <w:rPr>
-                <w:sz w:val="20"/>
-                <w:szCs w:val="20"/>
-              </w:rPr>
-            </w:pPr>
-            <w:r>
-              <w:rPr>
-                <w:sz w:val="20"/>
-                <w:szCs w:val="20"/>
+                <w:sz w:val="18"/>
+                <w:szCs w:val="18"/>
+              </w:rPr>
+            </w:pPr>
+            <w:r>
+              <w:rPr>
+                <w:sz w:val="18"/>
+                <w:szCs w:val="18"/>
               </w:rPr>
               <w:t>Дата прекращения диспансерного наблюдения</w:t>
             </w:r>
@@ -4480,14 +3874,14 @@
               <w:ind w:left="57" w:right="57"/>
               <w:jc w:val="center"/>
               <w:rPr>
-                <w:sz w:val="20"/>
-                <w:szCs w:val="20"/>
-              </w:rPr>
-            </w:pPr>
-            <w:r>
-              <w:rPr>
-                <w:sz w:val="20"/>
-                <w:szCs w:val="20"/>
+                <w:sz w:val="18"/>
+                <w:szCs w:val="18"/>
+              </w:rPr>
+            </w:pPr>
+            <w:r>
+              <w:rPr>
+                <w:sz w:val="18"/>
+                <w:szCs w:val="18"/>
               </w:rPr>
               <w:t>Диагноз</w:t>
             </w:r>
@@ -4511,14 +3905,14 @@
               <w:ind w:left="57" w:right="57"/>
               <w:jc w:val="center"/>
               <w:rPr>
-                <w:sz w:val="20"/>
-                <w:szCs w:val="20"/>
-              </w:rPr>
-            </w:pPr>
-            <w:r>
-              <w:rPr>
-                <w:sz w:val="20"/>
-                <w:szCs w:val="20"/>
+                <w:sz w:val="18"/>
+                <w:szCs w:val="18"/>
+              </w:rPr>
+            </w:pPr>
+            <w:r>
+              <w:rPr>
+                <w:sz w:val="18"/>
+                <w:szCs w:val="18"/>
               </w:rPr>
               <w:t>Код по Международной статистической классификации болезней и проблем, связанных со здоровьем (далее — МКБ)</w:t>
             </w:r>
@@ -4541,14 +3935,14 @@
               <w:ind w:left="57" w:right="57"/>
               <w:jc w:val="center"/>
               <w:rPr>
-                <w:sz w:val="20"/>
-                <w:szCs w:val="20"/>
-              </w:rPr>
-            </w:pPr>
-            <w:r>
-              <w:rPr>
-                <w:sz w:val="20"/>
-                <w:szCs w:val="20"/>
+                <w:sz w:val="18"/>
+                <w:szCs w:val="18"/>
+              </w:rPr>
+            </w:pPr>
+            <w:r>
+              <w:rPr>
+                <w:sz w:val="18"/>
+                <w:szCs w:val="18"/>
               </w:rPr>
               <w:t>Фамилия, имя, отчество (при наличии) врача, наблюдающего пациента, должность, специальность</w:t>
             </w:r>
@@ -4573,8 +3967,8 @@
               <w:adjustRightInd w:val="0"/>
               <w:ind w:left="57" w:right="57"/>
               <w:rPr>
-                <w:sz w:val="20"/>
-                <w:szCs w:val="20"/>
+                <w:sz w:val="18"/>
+                <w:szCs w:val="18"/>
               </w:rPr>
             </w:pPr>
           </w:p>
@@ -4597,8 +3991,8 @@
               <w:adjustRightInd w:val="0"/>
               <w:ind w:left="57" w:right="57"/>
               <w:rPr>
-                <w:sz w:val="20"/>
-                <w:szCs w:val="20"/>
+                <w:sz w:val="18"/>
+                <w:szCs w:val="18"/>
               </w:rPr>
             </w:pPr>
           </w:p>
@@ -4621,8 +4015,8 @@
               <w:adjustRightInd w:val="0"/>
               <w:ind w:left="57" w:right="57"/>
               <w:rPr>
-                <w:sz w:val="20"/>
-                <w:szCs w:val="20"/>
+                <w:sz w:val="18"/>
+                <w:szCs w:val="18"/>
               </w:rPr>
             </w:pPr>
           </w:p>
@@ -4645,8 +4039,8 @@
               <w:adjustRightInd w:val="0"/>
               <w:ind w:left="57" w:right="57"/>
               <w:rPr>
-                <w:sz w:val="20"/>
-                <w:szCs w:val="20"/>
+                <w:sz w:val="18"/>
+                <w:szCs w:val="18"/>
               </w:rPr>
             </w:pPr>
           </w:p>
@@ -4668,8 +4062,8 @@
               <w:adjustRightInd w:val="0"/>
               <w:ind w:left="57" w:right="57"/>
               <w:rPr>
-                <w:sz w:val="20"/>
-                <w:szCs w:val="20"/>
+                <w:sz w:val="18"/>
+                <w:szCs w:val="18"/>
               </w:rPr>
             </w:pPr>
           </w:p>
@@ -4693,8 +4087,8 @@
               <w:adjustRightInd w:val="0"/>
               <w:ind w:left="57" w:right="57"/>
               <w:rPr>
-                <w:sz w:val="20"/>
-                <w:szCs w:val="20"/>
+                <w:sz w:val="18"/>
+                <w:szCs w:val="18"/>
               </w:rPr>
             </w:pPr>
           </w:p>
@@ -4717,8 +4111,8 @@
               <w:adjustRightInd w:val="0"/>
               <w:ind w:left="57" w:right="57"/>
               <w:rPr>
-                <w:sz w:val="20"/>
-                <w:szCs w:val="20"/>
+                <w:sz w:val="18"/>
+                <w:szCs w:val="18"/>
               </w:rPr>
             </w:pPr>
           </w:p>
@@ -4741,8 +4135,8 @@
               <w:adjustRightInd w:val="0"/>
               <w:ind w:left="57" w:right="57"/>
               <w:rPr>
-                <w:sz w:val="20"/>
-                <w:szCs w:val="20"/>
+                <w:sz w:val="18"/>
+                <w:szCs w:val="18"/>
               </w:rPr>
             </w:pPr>
           </w:p>
@@ -4765,8 +4159,8 @@
               <w:adjustRightInd w:val="0"/>
               <w:ind w:left="57" w:right="57"/>
               <w:rPr>
-                <w:sz w:val="20"/>
-                <w:szCs w:val="20"/>
+                <w:sz w:val="18"/>
+                <w:szCs w:val="18"/>
               </w:rPr>
             </w:pPr>
           </w:p>
@@ -4788,8 +4182,8 @@
               <w:adjustRightInd w:val="0"/>
               <w:ind w:left="57" w:right="57"/>
               <w:rPr>
-                <w:sz w:val="20"/>
-                <w:szCs w:val="20"/>
+                <w:sz w:val="18"/>
+                <w:szCs w:val="18"/>
               </w:rPr>
             </w:pPr>
           </w:p>
@@ -4813,8 +4207,8 @@
               <w:adjustRightInd w:val="0"/>
               <w:ind w:left="57" w:right="57"/>
               <w:rPr>
-                <w:sz w:val="20"/>
-                <w:szCs w:val="20"/>
+                <w:sz w:val="18"/>
+                <w:szCs w:val="18"/>
               </w:rPr>
             </w:pPr>
           </w:p>
@@ -4837,8 +4231,8 @@
               <w:adjustRightInd w:val="0"/>
               <w:ind w:left="57" w:right="57"/>
               <w:rPr>
-                <w:sz w:val="20"/>
-                <w:szCs w:val="20"/>
+                <w:sz w:val="18"/>
+                <w:szCs w:val="18"/>
               </w:rPr>
             </w:pPr>
           </w:p>
@@ -4861,8 +4255,8 @@
               <w:adjustRightInd w:val="0"/>
               <w:ind w:left="57" w:right="57"/>
               <w:rPr>
-                <w:sz w:val="20"/>
-                <w:szCs w:val="20"/>
+                <w:sz w:val="18"/>
+                <w:szCs w:val="18"/>
               </w:rPr>
             </w:pPr>
           </w:p>
@@ -4885,8 +4279,8 @@
               <w:adjustRightInd w:val="0"/>
               <w:ind w:left="57" w:right="57"/>
               <w:rPr>
-                <w:sz w:val="20"/>
-                <w:szCs w:val="20"/>
+                <w:sz w:val="18"/>
+                <w:szCs w:val="18"/>
               </w:rPr>
             </w:pPr>
           </w:p>
@@ -4908,8 +4302,8 @@
               <w:adjustRightInd w:val="0"/>
               <w:ind w:left="57" w:right="57"/>
               <w:rPr>
-                <w:sz w:val="20"/>
-                <w:szCs w:val="20"/>
+                <w:sz w:val="18"/>
+                <w:szCs w:val="18"/>
               </w:rPr>
             </w:pPr>
           </w:p>
@@ -4933,8 +4327,8 @@
               <w:adjustRightInd w:val="0"/>
               <w:ind w:left="57" w:right="57"/>
               <w:rPr>
-                <w:sz w:val="20"/>
-                <w:szCs w:val="20"/>
+                <w:sz w:val="18"/>
+                <w:szCs w:val="18"/>
               </w:rPr>
             </w:pPr>
           </w:p>
@@ -4957,8 +4351,8 @@
               <w:adjustRightInd w:val="0"/>
               <w:ind w:left="57" w:right="57"/>
               <w:rPr>
-                <w:sz w:val="20"/>
-                <w:szCs w:val="20"/>
+                <w:sz w:val="18"/>
+                <w:szCs w:val="18"/>
               </w:rPr>
             </w:pPr>
           </w:p>
@@ -4981,8 +4375,8 @@
               <w:adjustRightInd w:val="0"/>
               <w:ind w:left="57" w:right="57"/>
               <w:rPr>
-                <w:sz w:val="20"/>
-                <w:szCs w:val="20"/>
+                <w:sz w:val="18"/>
+                <w:szCs w:val="18"/>
               </w:rPr>
             </w:pPr>
           </w:p>
@@ -5005,8 +4399,8 @@
               <w:adjustRightInd w:val="0"/>
               <w:ind w:left="57" w:right="57"/>
               <w:rPr>
-                <w:sz w:val="20"/>
-                <w:szCs w:val="20"/>
+                <w:sz w:val="18"/>
+                <w:szCs w:val="18"/>
               </w:rPr>
             </w:pPr>
           </w:p>
@@ -5028,8 +4422,8 @@
               <w:adjustRightInd w:val="0"/>
               <w:ind w:left="57" w:right="57"/>
               <w:rPr>
-                <w:sz w:val="20"/>
-                <w:szCs w:val="20"/>
+                <w:sz w:val="18"/>
+                <w:szCs w:val="18"/>
               </w:rPr>
             </w:pPr>
           </w:p>
@@ -5053,8 +4447,8 @@
               <w:adjustRightInd w:val="0"/>
               <w:ind w:left="57" w:right="57"/>
               <w:rPr>
-                <w:sz w:val="20"/>
-                <w:szCs w:val="20"/>
+                <w:sz w:val="18"/>
+                <w:szCs w:val="18"/>
               </w:rPr>
             </w:pPr>
           </w:p>
@@ -5077,8 +4471,8 @@
               <w:adjustRightInd w:val="0"/>
               <w:ind w:left="57" w:right="57"/>
               <w:rPr>
-                <w:sz w:val="20"/>
-                <w:szCs w:val="20"/>
+                <w:sz w:val="18"/>
+                <w:szCs w:val="18"/>
               </w:rPr>
             </w:pPr>
           </w:p>
@@ -5101,8 +4495,8 @@
               <w:adjustRightInd w:val="0"/>
               <w:ind w:left="57" w:right="57"/>
               <w:rPr>
-                <w:sz w:val="20"/>
-                <w:szCs w:val="20"/>
+                <w:sz w:val="18"/>
+                <w:szCs w:val="18"/>
               </w:rPr>
             </w:pPr>
           </w:p>
@@ -5125,8 +4519,8 @@
               <w:adjustRightInd w:val="0"/>
               <w:ind w:left="57" w:right="57"/>
               <w:rPr>
-                <w:sz w:val="20"/>
-                <w:szCs w:val="20"/>
+                <w:sz w:val="18"/>
+                <w:szCs w:val="18"/>
               </w:rPr>
             </w:pPr>
           </w:p>
@@ -5148,8 +4542,8 @@
               <w:adjustRightInd w:val="0"/>
               <w:ind w:left="57" w:right="57"/>
               <w:rPr>
-                <w:sz w:val="20"/>
-                <w:szCs w:val="20"/>
+                <w:sz w:val="18"/>
+                <w:szCs w:val="18"/>
               </w:rPr>
             </w:pPr>
           </w:p>
@@ -5163,8 +4557,8 @@
         <w:adjustRightInd w:val="0"/>
         <w:jc w:val="both"/>
         <w:rPr>
-          <w:sz w:val="10"/>
-          <w:szCs w:val="10"/>
+          <w:sz w:val="8"/>
+          <w:szCs w:val="8"/>
         </w:rPr>
       </w:pPr>
     </w:p>
@@ -5178,8 +4572,8 @@
         <w:rPr>
           <w:b/>
           <w:bCs/>
-          <w:sz w:val="22"/>
-          <w:szCs w:val="22"/>
+          <w:sz w:val="20"/>
+          <w:szCs w:val="20"/>
         </w:rPr>
       </w:pPr>
       <w:bookmarkStart w:id="1" w:name="sub_1200"/>
@@ -5187,8 +4581,8 @@
         <w:rPr>
           <w:b/>
           <w:bCs/>
-          <w:sz w:val="22"/>
-          <w:szCs w:val="22"/>
+          <w:sz w:val="20"/>
+          <w:szCs w:val="20"/>
         </w:rPr>
         <w:t>Лист записи заключительных (уточненных) диагнозов:</w:t>
       </w:r>
@@ -5201,8 +4595,8 @@
         <w:adjustRightInd w:val="0"/>
         <w:jc w:val="both"/>
         <w:rPr>
-          <w:sz w:val="2"/>
-          <w:szCs w:val="2"/>
+          <w:sz w:val="4"/>
+          <w:szCs w:val="4"/>
         </w:rPr>
       </w:pPr>
     </w:p>
@@ -5248,14 +4642,14 @@
               <w:ind w:left="57" w:right="57"/>
               <w:jc w:val="center"/>
               <w:rPr>
-                <w:sz w:val="20"/>
-                <w:szCs w:val="20"/>
-              </w:rPr>
-            </w:pPr>
-            <w:r>
-              <w:rPr>
-                <w:sz w:val="20"/>
-                <w:szCs w:val="20"/>
+                <w:sz w:val="18"/>
+                <w:szCs w:val="18"/>
+              </w:rPr>
+            </w:pPr>
+            <w:r>
+              <w:rPr>
+                <w:sz w:val="18"/>
+                <w:szCs w:val="18"/>
               </w:rPr>
               <w:t>Дата (число, месяц, год)</w:t>
             </w:r>
@@ -5279,14 +4673,14 @@
               <w:ind w:left="57" w:right="57"/>
               <w:jc w:val="center"/>
               <w:rPr>
-                <w:sz w:val="20"/>
-                <w:szCs w:val="20"/>
-              </w:rPr>
-            </w:pPr>
-            <w:r>
-              <w:rPr>
-                <w:sz w:val="20"/>
-                <w:szCs w:val="20"/>
+                <w:sz w:val="18"/>
+                <w:szCs w:val="18"/>
+              </w:rPr>
+            </w:pPr>
+            <w:r>
+              <w:rPr>
+                <w:sz w:val="18"/>
+                <w:szCs w:val="18"/>
               </w:rPr>
               <w:t>Заключительные (уточненные) диагнозы</w:t>
             </w:r>
@@ -5310,14 +4704,14 @@
               <w:ind w:left="57" w:right="57"/>
               <w:jc w:val="center"/>
               <w:rPr>
-                <w:sz w:val="20"/>
-                <w:szCs w:val="20"/>
-              </w:rPr>
-            </w:pPr>
-            <w:r>
-              <w:rPr>
-                <w:sz w:val="20"/>
-                <w:szCs w:val="20"/>
+                <w:sz w:val="18"/>
+                <w:szCs w:val="18"/>
+              </w:rPr>
+            </w:pPr>
+            <w:r>
+              <w:rPr>
+                <w:sz w:val="18"/>
+                <w:szCs w:val="18"/>
               </w:rPr>
               <w:t>Код по МКБ</w:t>
             </w:r>
@@ -5341,29 +4735,29 @@
               <w:ind w:left="57" w:right="57"/>
               <w:jc w:val="center"/>
               <w:rPr>
-                <w:sz w:val="20"/>
-                <w:szCs w:val="20"/>
-              </w:rPr>
-            </w:pPr>
-            <w:r>
-              <w:rPr>
-                <w:sz w:val="20"/>
-                <w:szCs w:val="20"/>
+                <w:sz w:val="18"/>
+                <w:szCs w:val="18"/>
+              </w:rPr>
+            </w:pPr>
+            <w:r>
+              <w:rPr>
+                <w:sz w:val="18"/>
+                <w:szCs w:val="18"/>
               </w:rPr>
               <w:t>Установленные впервые — 1, повторно —</w:t>
             </w:r>
             <w:r>
               <w:rPr>
-                <w:sz w:val="20"/>
-                <w:szCs w:val="20"/>
+                <w:sz w:val="18"/>
+                <w:szCs w:val="18"/>
                 <w:lang w:val="en-US"/>
               </w:rPr>
               <w:t xml:space="preserve"> </w:t>
             </w:r>
             <w:r>
               <w:rPr>
-                <w:sz w:val="20"/>
-                <w:szCs w:val="20"/>
+                <w:sz w:val="18"/>
+                <w:szCs w:val="18"/>
               </w:rPr>
               <w:t>2</w:t>
             </w:r>
@@ -5386,14 +4780,14 @@
               <w:ind w:left="57" w:right="57"/>
               <w:jc w:val="center"/>
               <w:rPr>
-                <w:sz w:val="20"/>
-                <w:szCs w:val="20"/>
-              </w:rPr>
-            </w:pPr>
-            <w:r>
-              <w:rPr>
-                <w:sz w:val="20"/>
-                <w:szCs w:val="20"/>
+                <w:sz w:val="18"/>
+                <w:szCs w:val="18"/>
+              </w:rPr>
+            </w:pPr>
+            <w:r>
+              <w:rPr>
+                <w:sz w:val="18"/>
+                <w:szCs w:val="18"/>
               </w:rPr>
               <w:t>Фамилия, имя, отчество (при наличии) врача, наблюдающего пациента, должность, специальность</w:t>
             </w:r>
@@ -5418,8 +4812,8 @@
               <w:adjustRightInd w:val="0"/>
               <w:ind w:left="57" w:right="57"/>
               <w:rPr>
-                <w:sz w:val="20"/>
-                <w:szCs w:val="20"/>
+                <w:sz w:val="18"/>
+                <w:szCs w:val="18"/>
               </w:rPr>
             </w:pPr>
           </w:p>
@@ -5442,8 +4836,8 @@
               <w:adjustRightInd w:val="0"/>
               <w:ind w:left="57" w:right="57"/>
               <w:rPr>
-                <w:sz w:val="20"/>
-                <w:szCs w:val="20"/>
+                <w:sz w:val="18"/>
+                <w:szCs w:val="18"/>
               </w:rPr>
             </w:pPr>
           </w:p>
@@ -5466,8 +4860,8 @@
               <w:adjustRightInd w:val="0"/>
               <w:ind w:left="57" w:right="57"/>
               <w:rPr>
-                <w:sz w:val="20"/>
-                <w:szCs w:val="20"/>
+                <w:sz w:val="18"/>
+                <w:szCs w:val="18"/>
               </w:rPr>
             </w:pPr>
           </w:p>
@@ -5490,8 +4884,8 @@
               <w:adjustRightInd w:val="0"/>
               <w:ind w:left="57" w:right="57"/>
               <w:rPr>
-                <w:sz w:val="20"/>
-                <w:szCs w:val="20"/>
+                <w:sz w:val="18"/>
+                <w:szCs w:val="18"/>
               </w:rPr>
             </w:pPr>
           </w:p>
@@ -5513,8 +4907,8 @@
               <w:adjustRightInd w:val="0"/>
               <w:ind w:left="57" w:right="57"/>
               <w:rPr>
-                <w:sz w:val="20"/>
-                <w:szCs w:val="20"/>
+                <w:sz w:val="18"/>
+                <w:szCs w:val="18"/>
               </w:rPr>
             </w:pPr>
           </w:p>
@@ -5538,8 +4932,8 @@
               <w:adjustRightInd w:val="0"/>
               <w:ind w:left="57" w:right="57"/>
               <w:rPr>
-                <w:sz w:val="20"/>
-                <w:szCs w:val="20"/>
+                <w:sz w:val="18"/>
+                <w:szCs w:val="18"/>
               </w:rPr>
             </w:pPr>
           </w:p>
@@ -5562,8 +4956,8 @@
               <w:adjustRightInd w:val="0"/>
               <w:ind w:left="57" w:right="57"/>
               <w:rPr>
-                <w:sz w:val="20"/>
-                <w:szCs w:val="20"/>
+                <w:sz w:val="18"/>
+                <w:szCs w:val="18"/>
               </w:rPr>
             </w:pPr>
           </w:p>
@@ -5586,8 +4980,8 @@
               <w:adjustRightInd w:val="0"/>
               <w:ind w:left="57" w:right="57"/>
               <w:rPr>
-                <w:sz w:val="20"/>
-                <w:szCs w:val="20"/>
+                <w:sz w:val="18"/>
+                <w:szCs w:val="18"/>
               </w:rPr>
             </w:pPr>
           </w:p>
@@ -5610,8 +5004,8 @@
               <w:adjustRightInd w:val="0"/>
               <w:ind w:left="57" w:right="57"/>
               <w:rPr>
-                <w:sz w:val="20"/>
-                <w:szCs w:val="20"/>
+                <w:sz w:val="18"/>
+                <w:szCs w:val="18"/>
               </w:rPr>
             </w:pPr>
           </w:p>
@@ -5633,8 +5027,8 @@
               <w:adjustRightInd w:val="0"/>
               <w:ind w:left="57" w:right="57"/>
               <w:rPr>
-                <w:sz w:val="20"/>
-                <w:szCs w:val="20"/>
+                <w:sz w:val="18"/>
+                <w:szCs w:val="18"/>
               </w:rPr>
             </w:pPr>
           </w:p>
@@ -5658,8 +5052,8 @@
               <w:adjustRightInd w:val="0"/>
               <w:ind w:left="57" w:right="57"/>
               <w:rPr>
-                <w:sz w:val="20"/>
-                <w:szCs w:val="20"/>
+                <w:sz w:val="18"/>
+                <w:szCs w:val="18"/>
               </w:rPr>
             </w:pPr>
           </w:p>
@@ -5682,8 +5076,8 @@
               <w:adjustRightInd w:val="0"/>
               <w:ind w:left="57" w:right="57"/>
               <w:rPr>
-                <w:sz w:val="20"/>
-                <w:szCs w:val="20"/>
+                <w:sz w:val="18"/>
+                <w:szCs w:val="18"/>
               </w:rPr>
             </w:pPr>
           </w:p>
@@ -5706,8 +5100,8 @@
               <w:adjustRightInd w:val="0"/>
               <w:ind w:left="57" w:right="57"/>
               <w:rPr>
-                <w:sz w:val="20"/>
-                <w:szCs w:val="20"/>
+                <w:sz w:val="18"/>
+                <w:szCs w:val="18"/>
               </w:rPr>
             </w:pPr>
           </w:p>
@@ -5730,8 +5124,8 @@
               <w:adjustRightInd w:val="0"/>
               <w:ind w:left="57" w:right="57"/>
               <w:rPr>
-                <w:sz w:val="20"/>
-                <w:szCs w:val="20"/>
+                <w:sz w:val="18"/>
+                <w:szCs w:val="18"/>
               </w:rPr>
             </w:pPr>
           </w:p>
@@ -5753,8 +5147,8 @@
               <w:adjustRightInd w:val="0"/>
               <w:ind w:left="57" w:right="57"/>
               <w:rPr>
-                <w:sz w:val="20"/>
-                <w:szCs w:val="20"/>
+                <w:sz w:val="18"/>
+                <w:szCs w:val="18"/>
               </w:rPr>
             </w:pPr>
           </w:p>
@@ -5778,8 +5172,8 @@
               <w:adjustRightInd w:val="0"/>
               <w:ind w:left="57" w:right="57"/>
               <w:rPr>
-                <w:sz w:val="20"/>
-                <w:szCs w:val="20"/>
+                <w:sz w:val="18"/>
+                <w:szCs w:val="18"/>
               </w:rPr>
             </w:pPr>
           </w:p>
@@ -5802,8 +5196,8 @@
               <w:adjustRightInd w:val="0"/>
               <w:ind w:left="57" w:right="57"/>
               <w:rPr>
-                <w:sz w:val="20"/>
-                <w:szCs w:val="20"/>
+                <w:sz w:val="18"/>
+                <w:szCs w:val="18"/>
               </w:rPr>
             </w:pPr>
           </w:p>
@@ -5826,8 +5220,8 @@
               <w:adjustRightInd w:val="0"/>
               <w:ind w:left="57" w:right="57"/>
               <w:rPr>
-                <w:sz w:val="20"/>
-                <w:szCs w:val="20"/>
+                <w:sz w:val="18"/>
+                <w:szCs w:val="18"/>
               </w:rPr>
             </w:pPr>
           </w:p>
@@ -5850,8 +5244,8 @@
               <w:adjustRightInd w:val="0"/>
               <w:ind w:left="57" w:right="57"/>
               <w:rPr>
-                <w:sz w:val="20"/>
-                <w:szCs w:val="20"/>
+                <w:sz w:val="18"/>
+                <w:szCs w:val="18"/>
               </w:rPr>
             </w:pPr>
           </w:p>
@@ -5873,8 +5267,8 @@
               <w:adjustRightInd w:val="0"/>
               <w:ind w:left="57" w:right="57"/>
               <w:rPr>
-                <w:sz w:val="20"/>
-                <w:szCs w:val="20"/>
+                <w:sz w:val="18"/>
+                <w:szCs w:val="18"/>
               </w:rPr>
             </w:pPr>
           </w:p>
@@ -5898,8 +5292,8 @@
               <w:adjustRightInd w:val="0"/>
               <w:ind w:left="57" w:right="57"/>
               <w:rPr>
-                <w:sz w:val="20"/>
-                <w:szCs w:val="20"/>
+                <w:sz w:val="18"/>
+                <w:szCs w:val="18"/>
               </w:rPr>
             </w:pPr>
           </w:p>
@@ -5922,8 +5316,8 @@
               <w:adjustRightInd w:val="0"/>
               <w:ind w:left="57" w:right="57"/>
               <w:rPr>
-                <w:sz w:val="20"/>
-                <w:szCs w:val="20"/>
+                <w:sz w:val="18"/>
+                <w:szCs w:val="18"/>
               </w:rPr>
             </w:pPr>
           </w:p>
@@ -5946,8 +5340,8 @@
               <w:adjustRightInd w:val="0"/>
               <w:ind w:left="57" w:right="57"/>
               <w:rPr>
-                <w:sz w:val="20"/>
-                <w:szCs w:val="20"/>
+                <w:sz w:val="18"/>
+                <w:szCs w:val="18"/>
               </w:rPr>
             </w:pPr>
           </w:p>
@@ -5970,8 +5364,8 @@
               <w:adjustRightInd w:val="0"/>
               <w:ind w:left="57" w:right="57"/>
               <w:rPr>
-                <w:sz w:val="20"/>
-                <w:szCs w:val="20"/>
+                <w:sz w:val="18"/>
+                <w:szCs w:val="18"/>
               </w:rPr>
             </w:pPr>
           </w:p>
@@ -5993,8 +5387,8 @@
               <w:adjustRightInd w:val="0"/>
               <w:ind w:left="57" w:right="57"/>
               <w:rPr>
-                <w:sz w:val="20"/>
-                <w:szCs w:val="20"/>
+                <w:sz w:val="18"/>
+                <w:szCs w:val="18"/>
               </w:rPr>
             </w:pPr>
           </w:p>
@@ -6008,8 +5402,8 @@
         <w:adjustRightInd w:val="0"/>
         <w:jc w:val="both"/>
         <w:rPr>
-          <w:sz w:val="10"/>
-          <w:szCs w:val="10"/>
+          <w:sz w:val="8"/>
+          <w:szCs w:val="8"/>
         </w:rPr>
       </w:pPr>
     </w:p>
@@ -6055,14 +5449,14 @@
           <w:p>
             <w:pPr>
               <w:rPr>
-                <w:sz w:val="20"/>
-                <w:szCs w:val="20"/>
-              </w:rPr>
-            </w:pPr>
-            <w:r>
-              <w:rPr>
-                <w:sz w:val="20"/>
-                <w:szCs w:val="20"/>
+                <w:sz w:val="18"/>
+                <w:szCs w:val="18"/>
+              </w:rPr>
+            </w:pPr>
+            <w:r>
+              <w:rPr>
+                <w:sz w:val="18"/>
+                <w:szCs w:val="18"/>
               </w:rPr>
               <w:t>Группа крови</w:t>
             </w:r>
@@ -6080,8 +5474,8 @@
             <w:pPr>
               <w:jc w:val="center"/>
               <w:rPr>
-                <w:sz w:val="20"/>
-                <w:szCs w:val="20"/>
+                <w:sz w:val="18"/>
+                <w:szCs w:val="18"/>
               </w:rPr>
             </w:pPr>
           </w:p>
@@ -6094,14 +5488,14 @@
           <w:p>
             <w:pPr>
               <w:rPr>
-                <w:sz w:val="20"/>
-                <w:szCs w:val="20"/>
-              </w:rPr>
-            </w:pPr>
-            <w:r>
-              <w:rPr>
-                <w:sz w:val="20"/>
-                <w:szCs w:val="20"/>
+                <w:sz w:val="18"/>
+                <w:szCs w:val="18"/>
+              </w:rPr>
+            </w:pPr>
+            <w:r>
+              <w:rPr>
+                <w:sz w:val="18"/>
+                <w:szCs w:val="18"/>
               </w:rPr>
               <w:t xml:space="preserve"> Резус-принадлежность</w:t>
             </w:r>
@@ -6119,8 +5513,8 @@
             <w:pPr>
               <w:jc w:val="center"/>
               <w:rPr>
-                <w:sz w:val="20"/>
-                <w:szCs w:val="20"/>
+                <w:sz w:val="18"/>
+                <w:szCs w:val="18"/>
               </w:rPr>
             </w:pPr>
           </w:p>
@@ -6134,26 +5528,17 @@
             <w:pPr>
               <w:jc w:val="center"/>
               <w:rPr>
-                <w:sz w:val="20"/>
-                <w:szCs w:val="20"/>
-              </w:rPr>
-            </w:pPr>
-            <w:r>
-              <w:rPr>
-                <w:sz w:val="20"/>
-                <w:szCs w:val="20"/>
-              </w:rPr>
-              <w:t xml:space="preserve">антиген К1 системы </w:t>
-            </w:r>
-            <w:proofErr w:type="spellStart"/>
-            <w:r>
-              <w:rPr>
-                <w:sz w:val="20"/>
-                <w:szCs w:val="20"/>
-              </w:rPr>
-              <w:t>Kell</w:t>
-            </w:r>
-            <w:proofErr w:type="spellEnd"/>
+                <w:sz w:val="18"/>
+                <w:szCs w:val="18"/>
+              </w:rPr>
+            </w:pPr>
+            <w:r>
+              <w:rPr>
+                <w:sz w:val="18"/>
+                <w:szCs w:val="18"/>
+              </w:rPr>
+              <w:t>антиген К1 системы Kell</w:t>
+            </w:r>
           </w:p>
         </w:tc>
         <w:tc>
@@ -6168,8 +5553,8 @@
             <w:pPr>
               <w:jc w:val="center"/>
               <w:rPr>
-                <w:sz w:val="20"/>
-                <w:szCs w:val="20"/>
+                <w:sz w:val="18"/>
+                <w:szCs w:val="18"/>
               </w:rPr>
             </w:pPr>
           </w:p>
@@ -6182,14 +5567,14 @@
           <w:p>
             <w:pPr>
               <w:rPr>
-                <w:sz w:val="20"/>
-                <w:szCs w:val="20"/>
-              </w:rPr>
-            </w:pPr>
-            <w:r>
-              <w:rPr>
-                <w:sz w:val="20"/>
-                <w:szCs w:val="20"/>
+                <w:sz w:val="18"/>
+                <w:szCs w:val="18"/>
+              </w:rPr>
+            </w:pPr>
+            <w:r>
+              <w:rPr>
+                <w:sz w:val="18"/>
+                <w:szCs w:val="18"/>
               </w:rPr>
               <w:t xml:space="preserve"> иные сведения</w:t>
             </w:r>
@@ -6203,8 +5588,8 @@
         <w:autoSpaceDN w:val="0"/>
         <w:adjustRightInd w:val="0"/>
         <w:rPr>
-          <w:sz w:val="2"/>
-          <w:szCs w:val="2"/>
+          <w:sz w:val="4"/>
+          <w:szCs w:val="4"/>
         </w:rPr>
       </w:pPr>
     </w:p>
@@ -6245,14 +5630,14 @@
           <w:p>
             <w:pPr>
               <w:rPr>
-                <w:sz w:val="20"/>
-                <w:szCs w:val="20"/>
-              </w:rPr>
-            </w:pPr>
-            <w:r>
-              <w:rPr>
-                <w:sz w:val="20"/>
-                <w:szCs w:val="20"/>
+                <w:sz w:val="18"/>
+                <w:szCs w:val="18"/>
+              </w:rPr>
+            </w:pPr>
+            <w:r>
+              <w:rPr>
+                <w:sz w:val="18"/>
+                <w:szCs w:val="18"/>
               </w:rPr>
               <w:t>иные сведения групповой принадлежности крови (при наличии)</w:t>
             </w:r>
@@ -6270,8 +5655,8 @@
             <w:pPr>
               <w:jc w:val="center"/>
               <w:rPr>
-                <w:sz w:val="20"/>
-                <w:szCs w:val="20"/>
+                <w:sz w:val="18"/>
+                <w:szCs w:val="18"/>
               </w:rPr>
             </w:pPr>
           </w:p>
@@ -6285,30 +5670,30 @@
         <w:adjustRightInd w:val="0"/>
         <w:jc w:val="both"/>
         <w:rPr>
-          <w:sz w:val="2"/>
-          <w:szCs w:val="2"/>
+          <w:sz w:val="4"/>
+          <w:szCs w:val="4"/>
         </w:rPr>
       </w:pPr>
       <w:bookmarkStart w:id="2" w:name="sub_1202"/>
       <w:r>
         <w:rPr>
-          <w:sz w:val="20"/>
-          <w:szCs w:val="20"/>
+          <w:sz w:val="18"/>
+          <w:szCs w:val="18"/>
         </w:rPr>
         <w:t xml:space="preserve">Аллергические реакции на лекарственные препараты, пищевая аллергия или </w:t>
       </w:r>
       <w:bookmarkEnd w:id="2"/>
       <w:r>
         <w:rPr>
-          <w:sz w:val="20"/>
-          <w:szCs w:val="20"/>
+          <w:sz w:val="18"/>
+          <w:szCs w:val="18"/>
         </w:rPr>
         <w:t>иные виды непереносимости в анамнезе,</w:t>
       </w:r>
       <w:r>
         <w:rPr>
-          <w:sz w:val="20"/>
-          <w:szCs w:val="20"/>
+          <w:sz w:val="18"/>
+          <w:szCs w:val="18"/>
         </w:rPr>
         <w:br/>
       </w:r>
@@ -6350,14 +5735,14 @@
           <w:p>
             <w:pPr>
               <w:rPr>
-                <w:sz w:val="20"/>
-                <w:szCs w:val="20"/>
-              </w:rPr>
-            </w:pPr>
-            <w:r>
-              <w:rPr>
-                <w:sz w:val="20"/>
-                <w:szCs w:val="20"/>
+                <w:sz w:val="18"/>
+                <w:szCs w:val="18"/>
+              </w:rPr>
+            </w:pPr>
+            <w:r>
+              <w:rPr>
+                <w:sz w:val="18"/>
+                <w:szCs w:val="18"/>
               </w:rPr>
               <w:t>с указанием типа и вида аллергической реакции</w:t>
             </w:r>
@@ -6375,8 +5760,8 @@
             <w:pPr>
               <w:jc w:val="center"/>
               <w:rPr>
-                <w:sz w:val="20"/>
-                <w:szCs w:val="20"/>
+                <w:sz w:val="18"/>
+                <w:szCs w:val="18"/>
               </w:rPr>
             </w:pPr>
           </w:p>
@@ -6396,14 +5781,492 @@
             <w:pPr>
               <w:jc w:val="center"/>
               <w:rPr>
-                <w:sz w:val="20"/>
-                <w:szCs w:val="20"/>
+                <w:sz w:val="18"/>
+                <w:szCs w:val="18"/>
+              </w:rPr>
+            </w:pPr>
+          </w:p>
+        </w:tc>
+      </w:tr>
+      <w:tr>
+        <w:tc>
+          <w:tcPr>
+            <w:tcW w:w="10191" w:type="dxa"/>
+            <w:gridSpan w:val="2"/>
+            <w:tcBorders>
+              <w:bottom w:val="single" w:sz="4" w:space="0" w:color="auto"/>
+            </w:tcBorders>
+            <w:vAlign w:val="bottom"/>
+          </w:tcPr>
+          <w:p>
+            <w:pPr>
+              <w:jc w:val="center"/>
+              <w:rPr>
+                <w:sz w:val="18"/>
+                <w:szCs w:val="18"/>
               </w:rPr>
             </w:pPr>
           </w:p>
         </w:tc>
       </w:tr>
     </w:tbl>
+    <w:tbl>
+      <w:tblPr>
+        <w:tblStyle w:val="12"/>
+        <w:tblW w:w="10190" w:type="dxa"/>
+        <w:tblInd w:w="0" w:type="dxa"/>
+        <w:tblLook w:val="04A0" w:firstRow="1" w:lastRow="0" w:firstColumn="1" w:lastColumn="0" w:noHBand="0" w:noVBand="1"/>
+      </w:tblPr>
+      <w:tblGrid>
+        <w:gridCol w:w="875"/>
+        <w:gridCol w:w="1358"/>
+        <w:gridCol w:w="4967"/>
+        <w:gridCol w:w="2990"/>
+      </w:tblGrid>
+      <w:tr>
+        <w:trPr>
+          <w:trHeight w:val="446"/>
+        </w:trPr>
+        <w:tc>
+          <w:tcPr>
+            <w:tcW w:w="875" w:type="dxa"/>
+            <w:tcBorders>
+              <w:top w:val="single" w:sz="4" w:space="0" w:color="auto"/>
+              <w:left w:val="single" w:sz="4" w:space="0" w:color="auto"/>
+              <w:bottom w:val="single" w:sz="4" w:space="0" w:color="auto"/>
+              <w:right w:val="single" w:sz="4" w:space="0" w:color="auto"/>
+            </w:tcBorders>
+            <w:hideMark/>
+          </w:tcPr>
+          <w:p>
+            <w:pPr>
+              <w:pStyle w:val="ConsPlusNonformat"/>
+              <w:jc w:val="center"/>
+              <w:rPr>
+                <w:sz w:val="16"/>
+                <w:szCs w:val="16"/>
+              </w:rPr>
+            </w:pPr>
+            <w:r>
+              <w:rPr>
+                <w:rFonts w:eastAsia="Times New Roman"/>
+                <w:b/>
+                <w:sz w:val="16"/>
+                <w:szCs w:val="16"/>
+              </w:rPr>
+              <w:t>№ п/п</w:t>
+            </w:r>
+          </w:p>
+        </w:tc>
+        <w:tc>
+          <w:tcPr>
+            <w:tcW w:w="1358" w:type="dxa"/>
+            <w:tcBorders>
+              <w:top w:val="single" w:sz="4" w:space="0" w:color="auto"/>
+              <w:left w:val="single" w:sz="4" w:space="0" w:color="auto"/>
+              <w:bottom w:val="single" w:sz="4" w:space="0" w:color="auto"/>
+              <w:right w:val="single" w:sz="4" w:space="0" w:color="auto"/>
+            </w:tcBorders>
+            <w:hideMark/>
+          </w:tcPr>
+          <w:p>
+            <w:pPr>
+              <w:pStyle w:val="ConsPlusNonformat"/>
+              <w:jc w:val="center"/>
+              <w:rPr>
+                <w:sz w:val="16"/>
+                <w:szCs w:val="16"/>
+              </w:rPr>
+            </w:pPr>
+            <w:r>
+              <w:rPr>
+                <w:rFonts w:eastAsia="Times New Roman"/>
+                <w:b/>
+                <w:sz w:val="16"/>
+                <w:szCs w:val="16"/>
+              </w:rPr>
+              <w:t>Дата</w:t>
+            </w:r>
+          </w:p>
+        </w:tc>
+        <w:tc>
+          <w:tcPr>
+            <w:tcW w:w="4967" w:type="dxa"/>
+            <w:tcBorders>
+              <w:top w:val="single" w:sz="4" w:space="0" w:color="auto"/>
+              <w:left w:val="single" w:sz="4" w:space="0" w:color="auto"/>
+              <w:bottom w:val="single" w:sz="4" w:space="0" w:color="auto"/>
+              <w:right w:val="single" w:sz="4" w:space="0" w:color="auto"/>
+            </w:tcBorders>
+            <w:hideMark/>
+          </w:tcPr>
+          <w:p>
+            <w:pPr>
+              <w:pStyle w:val="ConsPlusNonformat"/>
+              <w:jc w:val="center"/>
+              <w:rPr>
+                <w:sz w:val="16"/>
+                <w:szCs w:val="16"/>
+              </w:rPr>
+            </w:pPr>
+            <w:r>
+              <w:rPr>
+                <w:rFonts w:eastAsia="Times New Roman"/>
+                <w:b/>
+                <w:sz w:val="16"/>
+                <w:szCs w:val="16"/>
+              </w:rPr>
+              <w:t>Вид исследования, количество и вид процедур</w:t>
+            </w:r>
+          </w:p>
+        </w:tc>
+        <w:tc>
+          <w:tcPr>
+            <w:tcW w:w="2990" w:type="dxa"/>
+            <w:tcBorders>
+              <w:top w:val="single" w:sz="4" w:space="0" w:color="auto"/>
+              <w:left w:val="single" w:sz="4" w:space="0" w:color="auto"/>
+              <w:bottom w:val="single" w:sz="4" w:space="0" w:color="auto"/>
+              <w:right w:val="single" w:sz="4" w:space="0" w:color="auto"/>
+            </w:tcBorders>
+            <w:hideMark/>
+          </w:tcPr>
+          <w:p>
+            <w:pPr>
+              <w:pStyle w:val="ConsPlusNonformat"/>
+              <w:jc w:val="center"/>
+              <w:rPr>
+                <w:sz w:val="16"/>
+                <w:szCs w:val="16"/>
+              </w:rPr>
+            </w:pPr>
+            <w:r>
+              <w:rPr>
+                <w:rFonts w:eastAsia="Times New Roman"/>
+                <w:b/>
+                <w:sz w:val="16"/>
+                <w:szCs w:val="16"/>
+              </w:rPr>
+              <w:t>Эффективная доза за исследование, мЗв</w:t>
+            </w:r>
+          </w:p>
+        </w:tc>
+      </w:tr>
+      <w:tr>
+        <w:trPr>
+          <w:trHeight w:val="276"/>
+        </w:trPr>
+        <w:tc>
+          <w:tcPr>
+            <w:tcW w:w="875" w:type="dxa"/>
+            <w:tcBorders>
+              <w:top w:val="single" w:sz="4" w:space="0" w:color="auto"/>
+              <w:left w:val="single" w:sz="4" w:space="0" w:color="auto"/>
+              <w:bottom w:val="single" w:sz="4" w:space="0" w:color="auto"/>
+              <w:right w:val="single" w:sz="4" w:space="0" w:color="auto"/>
+            </w:tcBorders>
+          </w:tcPr>
+          <w:p>
+            <w:pPr>
+              <w:pStyle w:val="ConsPlusNonformat"/>
+              <w:jc w:val="both"/>
+            </w:pPr>
+          </w:p>
+        </w:tc>
+        <w:tc>
+          <w:tcPr>
+            <w:tcW w:w="1358" w:type="dxa"/>
+            <w:tcBorders>
+              <w:top w:val="single" w:sz="4" w:space="0" w:color="auto"/>
+              <w:left w:val="single" w:sz="4" w:space="0" w:color="auto"/>
+              <w:bottom w:val="single" w:sz="4" w:space="0" w:color="auto"/>
+              <w:right w:val="single" w:sz="4" w:space="0" w:color="auto"/>
+            </w:tcBorders>
+          </w:tcPr>
+          <w:p>
+            <w:pPr>
+              <w:pStyle w:val="ConsPlusNonformat"/>
+              <w:jc w:val="both"/>
+            </w:pPr>
+          </w:p>
+        </w:tc>
+        <w:tc>
+          <w:tcPr>
+            <w:tcW w:w="4967" w:type="dxa"/>
+            <w:tcBorders>
+              <w:top w:val="single" w:sz="4" w:space="0" w:color="auto"/>
+              <w:left w:val="single" w:sz="4" w:space="0" w:color="auto"/>
+              <w:bottom w:val="single" w:sz="4" w:space="0" w:color="auto"/>
+              <w:right w:val="single" w:sz="4" w:space="0" w:color="auto"/>
+            </w:tcBorders>
+            <w:hideMark/>
+          </w:tcPr>
+          <w:p>
+            <w:pPr>
+              <w:pStyle w:val="ConsPlusNonformat"/>
+              <w:jc w:val="both"/>
+            </w:pPr>
+            <w:r>
+              <w:rPr>
+                <w:rFonts w:eastAsia="Times New Roman"/>
+              </w:rPr>
+              <w:t>Цифровая рентгенограмма</w:t>
+            </w:r>
+          </w:p>
+        </w:tc>
+        <w:tc>
+          <w:tcPr>
+            <w:tcW w:w="2990" w:type="dxa"/>
+            <w:tcBorders>
+              <w:top w:val="single" w:sz="4" w:space="0" w:color="auto"/>
+              <w:left w:val="single" w:sz="4" w:space="0" w:color="auto"/>
+              <w:bottom w:val="single" w:sz="4" w:space="0" w:color="auto"/>
+              <w:right w:val="single" w:sz="4" w:space="0" w:color="auto"/>
+            </w:tcBorders>
+            <w:hideMark/>
+          </w:tcPr>
+          <w:p>
+            <w:pPr>
+              <w:pStyle w:val="ConsPlusNonformat"/>
+              <w:jc w:val="both"/>
+            </w:pPr>
+            <w:r>
+              <w:rPr>
+                <w:rFonts w:eastAsia="Times New Roman"/>
+              </w:rPr>
+              <w:t xml:space="preserve">                  мЗв</w:t>
+            </w:r>
+          </w:p>
+        </w:tc>
+      </w:tr>
+      <w:tr>
+        <w:trPr>
+          <w:trHeight w:val="276"/>
+        </w:trPr>
+        <w:tc>
+          <w:tcPr>
+            <w:tcW w:w="875" w:type="dxa"/>
+            <w:tcBorders>
+              <w:top w:val="single" w:sz="4" w:space="0" w:color="auto"/>
+              <w:left w:val="single" w:sz="4" w:space="0" w:color="auto"/>
+              <w:bottom w:val="single" w:sz="4" w:space="0" w:color="auto"/>
+              <w:right w:val="single" w:sz="4" w:space="0" w:color="auto"/>
+            </w:tcBorders>
+          </w:tcPr>
+          <w:p>
+            <w:pPr>
+              <w:pStyle w:val="ConsPlusNonformat"/>
+              <w:jc w:val="both"/>
+            </w:pPr>
+          </w:p>
+        </w:tc>
+        <w:tc>
+          <w:tcPr>
+            <w:tcW w:w="1358" w:type="dxa"/>
+            <w:tcBorders>
+              <w:top w:val="single" w:sz="4" w:space="0" w:color="auto"/>
+              <w:left w:val="single" w:sz="4" w:space="0" w:color="auto"/>
+              <w:bottom w:val="single" w:sz="4" w:space="0" w:color="auto"/>
+              <w:right w:val="single" w:sz="4" w:space="0" w:color="auto"/>
+            </w:tcBorders>
+          </w:tcPr>
+          <w:p>
+            <w:pPr>
+              <w:pStyle w:val="ConsPlusNonformat"/>
+              <w:jc w:val="both"/>
+            </w:pPr>
+          </w:p>
+        </w:tc>
+        <w:tc>
+          <w:tcPr>
+            <w:tcW w:w="4967" w:type="dxa"/>
+            <w:tcBorders>
+              <w:top w:val="single" w:sz="4" w:space="0" w:color="auto"/>
+              <w:left w:val="single" w:sz="4" w:space="0" w:color="auto"/>
+              <w:bottom w:val="single" w:sz="4" w:space="0" w:color="auto"/>
+              <w:right w:val="single" w:sz="4" w:space="0" w:color="auto"/>
+            </w:tcBorders>
+          </w:tcPr>
+          <w:p>
+            <w:pPr>
+              <w:pStyle w:val="ConsPlusNonformat"/>
+              <w:jc w:val="both"/>
+            </w:pPr>
+          </w:p>
+        </w:tc>
+        <w:tc>
+          <w:tcPr>
+            <w:tcW w:w="2990" w:type="dxa"/>
+            <w:tcBorders>
+              <w:top w:val="single" w:sz="4" w:space="0" w:color="auto"/>
+              <w:left w:val="single" w:sz="4" w:space="0" w:color="auto"/>
+              <w:bottom w:val="single" w:sz="4" w:space="0" w:color="auto"/>
+              <w:right w:val="single" w:sz="4" w:space="0" w:color="auto"/>
+            </w:tcBorders>
+          </w:tcPr>
+          <w:p>
+            <w:pPr>
+              <w:pStyle w:val="ConsPlusNonformat"/>
+              <w:jc w:val="both"/>
+            </w:pPr>
+          </w:p>
+        </w:tc>
+      </w:tr>
+      <w:tr>
+        <w:trPr>
+          <w:trHeight w:val="261"/>
+        </w:trPr>
+        <w:tc>
+          <w:tcPr>
+            <w:tcW w:w="875" w:type="dxa"/>
+            <w:tcBorders>
+              <w:top w:val="single" w:sz="4" w:space="0" w:color="auto"/>
+              <w:left w:val="single" w:sz="4" w:space="0" w:color="auto"/>
+              <w:bottom w:val="single" w:sz="4" w:space="0" w:color="auto"/>
+              <w:right w:val="single" w:sz="4" w:space="0" w:color="auto"/>
+            </w:tcBorders>
+          </w:tcPr>
+          <w:p>
+            <w:pPr>
+              <w:pStyle w:val="ConsPlusNonformat"/>
+              <w:jc w:val="both"/>
+            </w:pPr>
+          </w:p>
+        </w:tc>
+        <w:tc>
+          <w:tcPr>
+            <w:tcW w:w="1358" w:type="dxa"/>
+            <w:tcBorders>
+              <w:top w:val="single" w:sz="4" w:space="0" w:color="auto"/>
+              <w:left w:val="single" w:sz="4" w:space="0" w:color="auto"/>
+              <w:bottom w:val="single" w:sz="4" w:space="0" w:color="auto"/>
+              <w:right w:val="single" w:sz="4" w:space="0" w:color="auto"/>
+            </w:tcBorders>
+          </w:tcPr>
+          <w:p>
+            <w:pPr>
+              <w:pStyle w:val="ConsPlusNonformat"/>
+              <w:jc w:val="both"/>
+            </w:pPr>
+          </w:p>
+        </w:tc>
+        <w:tc>
+          <w:tcPr>
+            <w:tcW w:w="4967" w:type="dxa"/>
+            <w:tcBorders>
+              <w:top w:val="single" w:sz="4" w:space="0" w:color="auto"/>
+              <w:left w:val="single" w:sz="4" w:space="0" w:color="auto"/>
+              <w:bottom w:val="single" w:sz="4" w:space="0" w:color="auto"/>
+              <w:right w:val="single" w:sz="4" w:space="0" w:color="auto"/>
+            </w:tcBorders>
+          </w:tcPr>
+          <w:p>
+            <w:pPr>
+              <w:pStyle w:val="ConsPlusNonformat"/>
+              <w:jc w:val="both"/>
+            </w:pPr>
+          </w:p>
+        </w:tc>
+        <w:tc>
+          <w:tcPr>
+            <w:tcW w:w="2990" w:type="dxa"/>
+            <w:tcBorders>
+              <w:top w:val="single" w:sz="4" w:space="0" w:color="auto"/>
+              <w:left w:val="single" w:sz="4" w:space="0" w:color="auto"/>
+              <w:bottom w:val="single" w:sz="4" w:space="0" w:color="auto"/>
+              <w:right w:val="single" w:sz="4" w:space="0" w:color="auto"/>
+            </w:tcBorders>
+          </w:tcPr>
+          <w:p>
+            <w:pPr>
+              <w:pStyle w:val="ConsPlusNonformat"/>
+              <w:jc w:val="both"/>
+            </w:pPr>
+          </w:p>
+        </w:tc>
+      </w:tr>
+      <w:tr>
+        <w:trPr>
+          <w:trHeight w:val="276"/>
+        </w:trPr>
+        <w:tc>
+          <w:tcPr>
+            <w:tcW w:w="875" w:type="dxa"/>
+            <w:tcBorders>
+              <w:top w:val="single" w:sz="4" w:space="0" w:color="auto"/>
+              <w:left w:val="single" w:sz="4" w:space="0" w:color="auto"/>
+              <w:bottom w:val="single" w:sz="4" w:space="0" w:color="auto"/>
+              <w:right w:val="single" w:sz="4" w:space="0" w:color="auto"/>
+            </w:tcBorders>
+          </w:tcPr>
+          <w:p>
+            <w:pPr>
+              <w:pStyle w:val="ConsPlusNonformat"/>
+              <w:jc w:val="both"/>
+            </w:pPr>
+          </w:p>
+        </w:tc>
+        <w:tc>
+          <w:tcPr>
+            <w:tcW w:w="1358" w:type="dxa"/>
+            <w:tcBorders>
+              <w:top w:val="single" w:sz="4" w:space="0" w:color="auto"/>
+              <w:left w:val="single" w:sz="4" w:space="0" w:color="auto"/>
+              <w:bottom w:val="single" w:sz="4" w:space="0" w:color="auto"/>
+              <w:right w:val="single" w:sz="4" w:space="0" w:color="auto"/>
+            </w:tcBorders>
+          </w:tcPr>
+          <w:p>
+            <w:pPr>
+              <w:pStyle w:val="ConsPlusNonformat"/>
+              <w:jc w:val="both"/>
+            </w:pPr>
+          </w:p>
+        </w:tc>
+        <w:tc>
+          <w:tcPr>
+            <w:tcW w:w="4967" w:type="dxa"/>
+            <w:tcBorders>
+              <w:top w:val="single" w:sz="4" w:space="0" w:color="auto"/>
+              <w:left w:val="single" w:sz="4" w:space="0" w:color="auto"/>
+              <w:bottom w:val="single" w:sz="4" w:space="0" w:color="auto"/>
+              <w:right w:val="single" w:sz="4" w:space="0" w:color="auto"/>
+            </w:tcBorders>
+          </w:tcPr>
+          <w:p>
+            <w:pPr>
+              <w:pStyle w:val="ConsPlusNonformat"/>
+              <w:jc w:val="both"/>
+            </w:pPr>
+          </w:p>
+        </w:tc>
+        <w:tc>
+          <w:tcPr>
+            <w:tcW w:w="2990" w:type="dxa"/>
+            <w:tcBorders>
+              <w:top w:val="single" w:sz="4" w:space="0" w:color="auto"/>
+              <w:left w:val="single" w:sz="4" w:space="0" w:color="auto"/>
+              <w:bottom w:val="single" w:sz="4" w:space="0" w:color="auto"/>
+              <w:right w:val="single" w:sz="4" w:space="0" w:color="auto"/>
+            </w:tcBorders>
+          </w:tcPr>
+          <w:p>
+            <w:pPr>
+              <w:pStyle w:val="ConsPlusNonformat"/>
+              <w:jc w:val="both"/>
+            </w:pPr>
+          </w:p>
+        </w:tc>
+      </w:tr>
+    </w:tbl>
+    <w:p>
+      <w:pPr>
+        <w:rPr>
+          <w:sz w:val="20"/>
+          <w:szCs w:val="20"/>
+        </w:rPr>
+      </w:pPr>
+    </w:p>
     <w:p>
       <w:pPr>
         <w:rPr>
@@ -6453,29 +6316,9 @@
         </w:rPr>
         <w:lastRenderedPageBreak/>
         <w:drawing>
-          <wp:anchor distT="0" distB="0" distL="114300" distR="114300" simplePos="0" relativeHeight="251661312" behindDoc="1" locked="0" layoutInCell="1" allowOverlap="1" wp14:anchorId="6656D6D2" wp14:editId="2C7C1287">
-            <wp:simplePos x="0" y="0"/>
-            <wp:positionH relativeFrom="column">
-              <wp:posOffset>59690</wp:posOffset>
-            </wp:positionH>
-            <wp:positionV relativeFrom="paragraph">
-              <wp:posOffset>0</wp:posOffset>
-            </wp:positionV>
+          <wp:inline distT="0" distB="0" distL="0" distR="0" wp14:anchorId="6656D6D2" wp14:editId="7FA84BD4">
             <wp:extent cx="6705600" cy="748665"/>
             <wp:effectExtent l="0" t="0" r="0" b="0"/>
-            <wp:wrapTight wrapText="bothSides">
-              <wp:wrapPolygon edited="0">
-                <wp:start x="798" y="1099"/>
-                <wp:lineTo x="368" y="6046"/>
-                <wp:lineTo x="368" y="10992"/>
-                <wp:lineTo x="736" y="11542"/>
-                <wp:lineTo x="245" y="19786"/>
-                <wp:lineTo x="20311" y="19786"/>
-                <wp:lineTo x="20434" y="3298"/>
-                <wp:lineTo x="1657" y="1099"/>
-                <wp:lineTo x="798" y="1099"/>
-              </wp:wrapPolygon>
-            </wp:wrapTight>
             <wp:docPr id="2" name="Рисунок 2"/>
             <wp:cNvGraphicFramePr/>
             <a:graphic xmlns:a="http://schemas.openxmlformats.org/drawingml/2006/main">
@@ -6509,7 +6352,7 @@
                 </pic:pic>
               </a:graphicData>
             </a:graphic>
-          </wp:anchor>
+          </wp:inline>
         </w:drawing>
       </w:r>
     </w:p>
@@ -6575,9 +6418,8 @@
           <w:szCs w:val="22"/>
           <w:lang w:val="ru-RU"/>
         </w:rPr>
-        <w:t xml:space="preserve">{{ </w:t>
+        <w:t>{{ surname }} {{ first_name }} {{ last_name }}</w:t>
       </w:r>
-      <w:proofErr w:type="spellStart"/>
       <w:r>
         <w:rPr>
           <w:rFonts w:ascii="Times New Roman" w:hAnsi="Times New Roman"/>
@@ -6587,77 +6429,6 @@
           <w:szCs w:val="22"/>
           <w:lang w:val="ru-RU"/>
         </w:rPr>
-        <w:t>surname</w:t>
-      </w:r>
-      <w:proofErr w:type="spellEnd"/>
-      <w:r>
-        <w:rPr>
-          <w:rFonts w:ascii="Times New Roman" w:hAnsi="Times New Roman"/>
-          <w:b/>
-          <w:bCs/>
-          <w:sz w:val="22"/>
-          <w:szCs w:val="22"/>
-          <w:lang w:val="ru-RU"/>
-        </w:rPr>
-        <w:t xml:space="preserve"> }} {{ </w:t>
-      </w:r>
-      <w:proofErr w:type="spellStart"/>
-      <w:r>
-        <w:rPr>
-          <w:rFonts w:ascii="Times New Roman" w:hAnsi="Times New Roman"/>
-          <w:b/>
-          <w:bCs/>
-          <w:sz w:val="22"/>
-          <w:szCs w:val="22"/>
-          <w:lang w:val="ru-RU"/>
-        </w:rPr>
-        <w:t>first_name</w:t>
-      </w:r>
-      <w:proofErr w:type="spellEnd"/>
-      <w:r>
-        <w:rPr>
-          <w:rFonts w:ascii="Times New Roman" w:hAnsi="Times New Roman"/>
-          <w:b/>
-          <w:bCs/>
-          <w:sz w:val="22"/>
-          <w:szCs w:val="22"/>
-          <w:lang w:val="ru-RU"/>
-        </w:rPr>
-        <w:t xml:space="preserve"> }} {{ </w:t>
-      </w:r>
-      <w:proofErr w:type="spellStart"/>
-      <w:r>
-        <w:rPr>
-          <w:rFonts w:ascii="Times New Roman" w:hAnsi="Times New Roman"/>
-          <w:b/>
-          <w:bCs/>
-          <w:sz w:val="22"/>
-          <w:szCs w:val="22"/>
-          <w:lang w:val="ru-RU"/>
-        </w:rPr>
-        <w:t>last_name</w:t>
-      </w:r>
-      <w:proofErr w:type="spellEnd"/>
-      <w:r>
-        <w:rPr>
-          <w:rFonts w:ascii="Times New Roman" w:hAnsi="Times New Roman"/>
-          <w:b/>
-          <w:bCs/>
-          <w:sz w:val="22"/>
-          <w:szCs w:val="22"/>
-          <w:lang w:val="ru-RU"/>
-        </w:rPr>
-        <w:t xml:space="preserve"> }}</w:t>
-      </w:r>
-      <w:r>
-        <w:rPr>
-          <w:rFonts w:ascii="Times New Roman" w:hAnsi="Times New Roman"/>
-          <w:b/>
-          <w:bCs/>
-          <w:sz w:val="22"/>
-          <w:szCs w:val="22"/>
-          <w:lang w:val="ru-RU"/>
-        </w:rPr>
         <w:t>,</w:t>
       </w:r>
       <w:r>
@@ -6667,27 +6438,7 @@
           <w:szCs w:val="22"/>
           <w:lang w:val="ru-RU"/>
         </w:rPr>
-        <w:t xml:space="preserve"> подтверждаю своё согласие на обработку ООО МЦ «</w:t>
-      </w:r>
-      <w:proofErr w:type="spellStart"/>
-      <w:r>
-        <w:rPr>
-          <w:rFonts w:ascii="Times New Roman" w:hAnsi="Times New Roman"/>
-          <w:sz w:val="22"/>
-          <w:szCs w:val="22"/>
-          <w:lang w:val="ru-RU"/>
-        </w:rPr>
-        <w:t>РевмаМед</w:t>
-      </w:r>
-      <w:proofErr w:type="spellEnd"/>
-      <w:r>
-        <w:rPr>
-          <w:rFonts w:ascii="Times New Roman" w:hAnsi="Times New Roman"/>
-          <w:sz w:val="22"/>
-          <w:szCs w:val="22"/>
-          <w:lang w:val="ru-RU"/>
-        </w:rPr>
-        <w:t>» (далее - Оператор) моих персональных данных, включающих фамилию, имя, отчество, пол, дату рождения, адрес места жительства, профессия, образование, семейное положение, контактный(е) телефон(ы), реквизиты полиса ОМС (ДМС), страховой номер индивидуального лицевого счёта в Пенсионном фонде России (СНИЛС), данные о состоянии здоровья, заболеваниях, случаях обращения за медицинской помощью — в медико-профилактических целях, в целях установления медицинского диагноза и оказания медицинских услуг при условии, что их обработка осуществляется лицом, профессионально занимающимся медицинской деятельностью и обязанным сохранять врачебную тайну. В процессе оказания Оператором медицинской помощи я предоставляю право медицинским работникам передавать мои персональные данные, содержащие сведения, составляющие врачебную тайну, другим должностным лицам Оператора, в интересах моего обследования и лечения (обследования и лечения несовершеннолетнего пациента/лица, признанного недееспособным). Предоставляю Оператору право осуществлять все действия (операции) с моими персональными данными, включая сбор, систематизацию, накопление, хранение, обновление, изменение, использование, обезличивание, блокирование, уничтожение. Оператор вправе обрабатывать вышеуказанные персональные данные посредством внесения их в электронную базу данных, включения в списки (реестры) и отчётные формы, предусмотренные документами, регламентирующими предоставление отчётных данных (документов) по ОМС (договором ДМС).</w:t>
+        <w:t xml:space="preserve"> подтверждаю своё согласие на обработку ООО МЦ «РевмаМед» (далее - Оператор) моих персональных данных, включающих фамилию, имя, отчество, пол, дату рождения, адрес места жительства, профессия, образование, семейное положение, контактный(е) телефон(ы), реквизиты полиса ОМС (ДМС), страховой номер индивидуального лицевого счёта в Пенсионном фонде России (СНИЛС), данные о состоянии здоровья, заболеваниях, случаях обращения за медицинской помощью — в медико-профилактических целях, в целях установления медицинского диагноза и оказания медицинских услуг при условии, что их обработка осуществляется лицом, профессионально занимающимся медицинской деятельностью и обязанным сохранять врачебную тайну. В процессе оказания Оператором медицинской помощи я предоставляю право медицинским работникам передавать мои персональные данные, содержащие сведения, составляющие врачебную тайну, другим должностным лицам Оператора, в интересах моего обследования и лечения (обследования и лечения несовершеннолетнего пациента/лица, признанного недееспособным). Предоставляю Оператору право осуществлять все действия (операции) с моими персональными данными, включая сбор, систематизацию, накопление, хранение, обновление, изменение, использование, обезличивание, блокирование, уничтожение. Оператор вправе обрабатывать вышеуказанные персональные данные посредством внесения их в электронную базу данных, включения в списки (реестры) и отчётные формы, предусмотренные документами, регламентирующими предоставление отчётных данных (документов) по ОМС (договором ДМС).</w:t>
       </w:r>
     </w:p>
     <w:p>
@@ -6845,9 +6596,16 @@
           <w:szCs w:val="22"/>
           <w:lang w:val="ru-RU"/>
         </w:rPr>
-        <w:t>«</w:t>
+        <w:t xml:space="preserve">«{{ </w:t>
       </w:r>
-      <w:proofErr w:type="gramStart"/>
+      <w:r>
+        <w:rPr>
+          <w:rFonts w:ascii="Times New Roman" w:hAnsi="Times New Roman"/>
+          <w:sz w:val="22"/>
+          <w:szCs w:val="22"/>
+        </w:rPr>
+        <w:t>c</w:t>
+      </w:r>
       <w:r>
         <w:rPr>
           <w:rFonts w:ascii="Times New Roman" w:hAnsi="Times New Roman"/>
@@ -6855,7 +6613,7 @@
           <w:szCs w:val="22"/>
           <w:lang w:val="ru-RU"/>
         </w:rPr>
-        <w:t xml:space="preserve">{{ </w:t>
+        <w:t>_</w:t>
       </w:r>
       <w:r>
         <w:rPr>
@@ -6863,9 +6621,8 @@
           <w:sz w:val="22"/>
           <w:szCs w:val="22"/>
         </w:rPr>
-        <w:t>c</w:t>
+        <w:t>day</w:t>
       </w:r>
-      <w:proofErr w:type="gramEnd"/>
       <w:r>
         <w:rPr>
           <w:rFonts w:ascii="Times New Roman" w:hAnsi="Times New Roman"/>
@@ -6873,16 +6630,15 @@
           <w:szCs w:val="22"/>
           <w:lang w:val="ru-RU"/>
         </w:rPr>
-        <w:t>_</w:t>
+        <w:t xml:space="preserve"> }}» {{ </w:t>
       </w:r>
-      <w:proofErr w:type="gramStart"/>
       <w:r>
         <w:rPr>
           <w:rFonts w:ascii="Times New Roman" w:hAnsi="Times New Roman"/>
           <w:sz w:val="22"/>
           <w:szCs w:val="22"/>
         </w:rPr>
-        <w:t>day</w:t>
+        <w:t>cur</w:t>
       </w:r>
       <w:r>
         <w:rPr>
@@ -6891,9 +6647,16 @@
           <w:szCs w:val="22"/>
           <w:lang w:val="ru-RU"/>
         </w:rPr>
-        <w:t xml:space="preserve"> }</w:t>
+        <w:t>_</w:t>
       </w:r>
-      <w:proofErr w:type="gramEnd"/>
+      <w:r>
+        <w:rPr>
+          <w:rFonts w:ascii="Times New Roman" w:hAnsi="Times New Roman"/>
+          <w:sz w:val="22"/>
+          <w:szCs w:val="22"/>
+        </w:rPr>
+        <w:t>month</w:t>
+      </w:r>
       <w:r>
         <w:rPr>
           <w:rFonts w:ascii="Times New Roman" w:hAnsi="Times New Roman"/>
@@ -6901,9 +6664,16 @@
           <w:szCs w:val="22"/>
           <w:lang w:val="ru-RU"/>
         </w:rPr>
-        <w:t xml:space="preserve">}» </w:t>
+        <w:t>_</w:t>
       </w:r>
-      <w:proofErr w:type="gramStart"/>
+      <w:r>
+        <w:rPr>
+          <w:rFonts w:ascii="Times New Roman" w:hAnsi="Times New Roman"/>
+          <w:sz w:val="22"/>
+          <w:szCs w:val="22"/>
+        </w:rPr>
+        <w:t>ru</w:t>
+      </w:r>
       <w:r>
         <w:rPr>
           <w:rFonts w:ascii="Times New Roman" w:hAnsi="Times New Roman"/>
@@ -6911,7 +6681,7 @@
           <w:szCs w:val="22"/>
           <w:lang w:val="ru-RU"/>
         </w:rPr>
-        <w:t xml:space="preserve">{{ </w:t>
+        <w:t xml:space="preserve"> }} {{ </w:t>
       </w:r>
       <w:r>
         <w:rPr>
@@ -6919,9 +6689,8 @@
           <w:sz w:val="22"/>
           <w:szCs w:val="22"/>
         </w:rPr>
-        <w:t>cur</w:t>
+        <w:t>current</w:t>
       </w:r>
-      <w:proofErr w:type="gramEnd"/>
       <w:r>
         <w:rPr>
           <w:rFonts w:ascii="Times New Roman" w:hAnsi="Times New Roman"/>
@@ -6937,7 +6706,7 @@
           <w:sz w:val="22"/>
           <w:szCs w:val="22"/>
         </w:rPr>
-        <w:t>month</w:t>
+        <w:t>year</w:t>
       </w:r>
       <w:r>
         <w:rPr>
@@ -6946,19 +6715,8 @@
           <w:szCs w:val="22"/>
           <w:lang w:val="ru-RU"/>
         </w:rPr>
-        <w:t>_</w:t>
+        <w:t xml:space="preserve"> }}</w:t>
       </w:r>
-      <w:proofErr w:type="spellStart"/>
-      <w:proofErr w:type="gramStart"/>
-      <w:r>
-        <w:rPr>
-          <w:rFonts w:ascii="Times New Roman" w:hAnsi="Times New Roman"/>
-          <w:sz w:val="22"/>
-          <w:szCs w:val="22"/>
-        </w:rPr>
-        <w:t>ru</w:t>
-      </w:r>
-      <w:proofErr w:type="spellEnd"/>
       <w:r>
         <w:rPr>
           <w:rFonts w:ascii="Times New Roman" w:hAnsi="Times New Roman"/>
@@ -6966,9 +6724,8 @@
           <w:szCs w:val="22"/>
           <w:lang w:val="ru-RU"/>
         </w:rPr>
-        <w:t xml:space="preserve"> }</w:t>
+        <w:t>г</w:t>
       </w:r>
-      <w:proofErr w:type="gramEnd"/>
       <w:r>
         <w:rPr>
           <w:rFonts w:ascii="Times New Roman" w:hAnsi="Times New Roman"/>
@@ -6976,9 +6733,8 @@
           <w:szCs w:val="22"/>
           <w:lang w:val="ru-RU"/>
         </w:rPr>
-        <w:t xml:space="preserve">} </w:t>
+        <w:t xml:space="preserve">. </w:t>
       </w:r>
-      <w:proofErr w:type="gramStart"/>
       <w:r>
         <w:rPr>
           <w:rFonts w:ascii="Times New Roman" w:hAnsi="Times New Roman"/>
@@ -6986,17 +6742,8 @@
           <w:szCs w:val="22"/>
           <w:lang w:val="ru-RU"/>
         </w:rPr>
-        <w:t xml:space="preserve">{{ </w:t>
+        <w:t>до</w:t>
       </w:r>
-      <w:r>
-        <w:rPr>
-          <w:rFonts w:ascii="Times New Roman" w:hAnsi="Times New Roman"/>
-          <w:sz w:val="22"/>
-          <w:szCs w:val="22"/>
-        </w:rPr>
-        <w:t>current</w:t>
-      </w:r>
-      <w:proofErr w:type="gramEnd"/>
       <w:r>
         <w:rPr>
           <w:rFonts w:ascii="Times New Roman" w:hAnsi="Times New Roman"/>
@@ -7004,16 +6751,7 @@
           <w:szCs w:val="22"/>
           <w:lang w:val="ru-RU"/>
         </w:rPr>
-        <w:t>_</w:t>
-      </w:r>
-      <w:proofErr w:type="gramStart"/>
-      <w:r>
-        <w:rPr>
-          <w:rFonts w:ascii="Times New Roman" w:hAnsi="Times New Roman"/>
-          <w:sz w:val="22"/>
-          <w:szCs w:val="22"/>
-        </w:rPr>
-        <w:t>year</w:t>
+        <w:t xml:space="preserve"> </w:t>
       </w:r>
       <w:r>
         <w:rPr>
@@ -7022,7 +6760,7 @@
           <w:szCs w:val="22"/>
           <w:lang w:val="ru-RU"/>
         </w:rPr>
-        <w:t xml:space="preserve"> }}</w:t>
+        <w:t>минования</w:t>
       </w:r>
       <w:r>
         <w:rPr>
@@ -7031,7 +6769,7 @@
           <w:szCs w:val="22"/>
           <w:lang w:val="ru-RU"/>
         </w:rPr>
-        <w:t>г</w:t>
+        <w:t xml:space="preserve"> </w:t>
       </w:r>
       <w:r>
         <w:rPr>
@@ -7040,9 +6778,8 @@
           <w:szCs w:val="22"/>
           <w:lang w:val="ru-RU"/>
         </w:rPr>
-        <w:t>.</w:t>
+        <w:t>надобности</w:t>
       </w:r>
-      <w:proofErr w:type="gramEnd"/>
       <w:r>
         <w:rPr>
           <w:rFonts w:ascii="Times New Roman" w:hAnsi="Times New Roman"/>
@@ -7050,7 +6787,7 @@
           <w:szCs w:val="22"/>
           <w:lang w:val="ru-RU"/>
         </w:rPr>
-        <w:t xml:space="preserve"> </w:t>
+        <w:t xml:space="preserve">. </w:t>
       </w:r>
       <w:r>
         <w:rPr>
@@ -7059,81 +6796,7 @@
           <w:szCs w:val="22"/>
           <w:lang w:val="ru-RU"/>
         </w:rPr>
-        <w:t>до</w:t>
-      </w:r>
-      <w:r>
-        <w:rPr>
-          <w:rFonts w:ascii="Times New Roman" w:hAnsi="Times New Roman"/>
-          <w:sz w:val="22"/>
-          <w:szCs w:val="22"/>
-          <w:lang w:val="ru-RU"/>
-        </w:rPr>
-        <w:t xml:space="preserve"> </w:t>
-      </w:r>
-      <w:r>
-        <w:rPr>
-          <w:rFonts w:ascii="Times New Roman" w:hAnsi="Times New Roman"/>
-          <w:sz w:val="22"/>
-          <w:szCs w:val="22"/>
-          <w:lang w:val="ru-RU"/>
-        </w:rPr>
-        <w:t>минования</w:t>
-      </w:r>
-      <w:r>
-        <w:rPr>
-          <w:rFonts w:ascii="Times New Roman" w:hAnsi="Times New Roman"/>
-          <w:sz w:val="22"/>
-          <w:szCs w:val="22"/>
-          <w:lang w:val="ru-RU"/>
-        </w:rPr>
-        <w:t xml:space="preserve"> </w:t>
-      </w:r>
-      <w:r>
-        <w:rPr>
-          <w:rFonts w:ascii="Times New Roman" w:hAnsi="Times New Roman"/>
-          <w:sz w:val="22"/>
-          <w:szCs w:val="22"/>
-          <w:lang w:val="ru-RU"/>
-        </w:rPr>
-        <w:t>надобности</w:t>
-      </w:r>
-      <w:r>
-        <w:rPr>
-          <w:rFonts w:ascii="Times New Roman" w:hAnsi="Times New Roman"/>
-          <w:sz w:val="22"/>
-          <w:szCs w:val="22"/>
-          <w:lang w:val="ru-RU"/>
-        </w:rPr>
-        <w:t xml:space="preserve">. </w:t>
-      </w:r>
-      <w:r>
-        <w:rPr>
-          <w:rFonts w:ascii="Times New Roman" w:hAnsi="Times New Roman"/>
-          <w:sz w:val="22"/>
-          <w:szCs w:val="22"/>
-          <w:lang w:val="ru-RU"/>
-        </w:rPr>
-        <w:t xml:space="preserve">Я оставляю за собой право отозвать своё согласие на обработку персональных данных посредством составления соответствующего письменного документа, который может быть направлен мной в адрес Оператора по почте заказным письмом с уведомлением о вручении либо вручён лично под расписку представителю Оператора. В случае получения моего письменного заявления об отзыве настоящего согласия на обработку персональных данных Оператор обязан прекратить их обработку в течение периода времени, необходимого для завершения взаиморасчетов </w:t>
-      </w:r>
-      <w:proofErr w:type="gramStart"/>
-      <w:r>
-        <w:rPr>
-          <w:rFonts w:ascii="Times New Roman" w:hAnsi="Times New Roman"/>
-          <w:sz w:val="22"/>
-          <w:szCs w:val="22"/>
-          <w:lang w:val="ru-RU"/>
-        </w:rPr>
-        <w:t>по оплате</w:t>
-      </w:r>
-      <w:proofErr w:type="gramEnd"/>
-      <w:r>
-        <w:rPr>
-          <w:rFonts w:ascii="Times New Roman" w:hAnsi="Times New Roman"/>
-          <w:sz w:val="22"/>
-          <w:szCs w:val="22"/>
-          <w:lang w:val="ru-RU"/>
-        </w:rPr>
-        <w:t xml:space="preserve"> оказанной мне (несовершеннолетнему пациенту/лицу, признанному недееспособным) до этого медицинской помощи.</w:t>
+        <w:t>Я оставляю за собой право отозвать своё согласие на обработку персональных данных посредством составления соответствующего письменного документа, который может быть направлен мной в адрес Оператора по почте заказным письмом с уведомлением о вручении либо вручён лично под расписку представителю Оператора. В случае получения моего письменного заявления об отзыве настоящего согласия на обработку персональных данных Оператор обязан прекратить их обработку в течение периода времени, необходимого для завершения взаиморасчетов по оплате оказанной мне (несовершеннолетнему пациенту/лицу, признанному недееспособным) до этого медицинской помощи.</w:t>
       </w:r>
     </w:p>
     <w:p>
@@ -7185,37 +6848,12 @@
               <w:spacing w:after="0" w:line="240" w:lineRule="auto"/>
               <w:jc w:val="both"/>
             </w:pPr>
-            <w:proofErr w:type="gramStart"/>
             <w:r>
               <w:rPr>
                 <w:rFonts w:ascii="Times New Roman" w:hAnsi="Times New Roman"/>
                 <w:lang w:val="ru-RU"/>
               </w:rPr>
-              <w:t xml:space="preserve">{{ </w:t>
-            </w:r>
-            <w:proofErr w:type="spellStart"/>
-            <w:r>
-              <w:rPr>
-                <w:rFonts w:ascii="Times New Roman" w:hAnsi="Times New Roman"/>
-                <w:lang w:val="ru-RU"/>
-              </w:rPr>
-              <w:t>appointment</w:t>
-            </w:r>
-            <w:proofErr w:type="gramEnd"/>
-            <w:r>
-              <w:rPr>
-                <w:rFonts w:ascii="Times New Roman" w:hAnsi="Times New Roman"/>
-                <w:lang w:val="ru-RU"/>
-              </w:rPr>
-              <w:t>_date</w:t>
-            </w:r>
-            <w:proofErr w:type="spellEnd"/>
-            <w:r>
-              <w:rPr>
-                <w:rFonts w:ascii="Times New Roman" w:hAnsi="Times New Roman"/>
-                <w:lang w:val="ru-RU"/>
-              </w:rPr>
-              <w:t>}} года.</w:t>
+              <w:t>{{ appointment_date}} года.</w:t>
             </w:r>
           </w:p>
         </w:tc>
@@ -7348,21 +6986,6 @@
         <w:tabs>
           <w:tab w:val="left" w:pos="163"/>
         </w:tabs>
-        <w:spacing w:after="0" w:line="312" w:lineRule="auto"/>
-        <w:ind w:firstLineChars="200" w:firstLine="420"/>
-        <w:jc w:val="both"/>
-        <w:rPr>
-          <w:rFonts w:ascii="Times New Roman" w:hAnsi="Times New Roman"/>
-          <w:lang w:val="ru-RU"/>
-        </w:rPr>
-      </w:pPr>
-    </w:p>
-    <w:p>
-      <w:pPr>
-        <w:pStyle w:val="af3"/>
-        <w:tabs>
-          <w:tab w:val="left" w:pos="163"/>
-        </w:tabs>
         <w:spacing w:line="100" w:lineRule="atLeast"/>
         <w:jc w:val="center"/>
         <w:rPr>
@@ -7378,30 +7001,9 @@
           <w:szCs w:val="26"/>
         </w:rPr>
         <w:drawing>
-          <wp:anchor distT="0" distB="0" distL="114300" distR="114300" simplePos="0" relativeHeight="251662336" behindDoc="1" locked="0" layoutInCell="1" allowOverlap="1" wp14:anchorId="2EDF8F86" wp14:editId="5191D049">
-            <wp:simplePos x="0" y="0"/>
-            <wp:positionH relativeFrom="column">
-              <wp:posOffset>97790</wp:posOffset>
-            </wp:positionH>
-            <wp:positionV relativeFrom="paragraph">
-              <wp:posOffset>-266065</wp:posOffset>
-            </wp:positionV>
+          <wp:inline distT="0" distB="0" distL="0" distR="0" wp14:anchorId="2EDF8F86" wp14:editId="0F555511">
             <wp:extent cx="6705600" cy="748665"/>
             <wp:effectExtent l="0" t="0" r="0" b="0"/>
-            <wp:wrapTight wrapText="bothSides">
-              <wp:wrapPolygon edited="0">
-                <wp:start x="798" y="2198"/>
-                <wp:lineTo x="368" y="6046"/>
-                <wp:lineTo x="368" y="10992"/>
-                <wp:lineTo x="798" y="10992"/>
-                <wp:lineTo x="245" y="18687"/>
-                <wp:lineTo x="307" y="19786"/>
-                <wp:lineTo x="20250" y="19786"/>
-                <wp:lineTo x="20373" y="3847"/>
-                <wp:lineTo x="1595" y="2198"/>
-                <wp:lineTo x="798" y="2198"/>
-              </wp:wrapPolygon>
-            </wp:wrapTight>
             <wp:docPr id="1" name="Рисунок 2"/>
             <wp:cNvGraphicFramePr/>
             <a:graphic xmlns:a="http://schemas.openxmlformats.org/drawingml/2006/main">
@@ -7435,7 +7037,7 @@
                 </pic:pic>
               </a:graphicData>
             </a:graphic>
-          </wp:anchor>
+          </wp:inline>
         </w:drawing>
       </w:r>
       <w:r>
@@ -7483,79 +7085,7 @@
           <w:color w:val="000000"/>
           <w:lang w:val="ru-RU"/>
         </w:rPr>
-        <w:t xml:space="preserve">{{ </w:t>
-      </w:r>
-      <w:proofErr w:type="spellStart"/>
-      <w:r>
-        <w:rPr>
-          <w:rStyle w:val="11"/>
-          <w:rFonts w:ascii="Times New Roman" w:hAnsi="Times New Roman"/>
-          <w:b/>
-          <w:bCs/>
-          <w:color w:val="000000"/>
-          <w:lang w:val="ru-RU"/>
-        </w:rPr>
-        <w:t>surname</w:t>
-      </w:r>
-      <w:proofErr w:type="spellEnd"/>
-      <w:r>
-        <w:rPr>
-          <w:rStyle w:val="11"/>
-          <w:rFonts w:ascii="Times New Roman" w:hAnsi="Times New Roman"/>
-          <w:b/>
-          <w:bCs/>
-          <w:color w:val="000000"/>
-          <w:lang w:val="ru-RU"/>
-        </w:rPr>
-        <w:t xml:space="preserve"> }} {{ </w:t>
-      </w:r>
-      <w:proofErr w:type="spellStart"/>
-      <w:r>
-        <w:rPr>
-          <w:rStyle w:val="11"/>
-          <w:rFonts w:ascii="Times New Roman" w:hAnsi="Times New Roman"/>
-          <w:b/>
-          <w:bCs/>
-          <w:color w:val="000000"/>
-          <w:lang w:val="ru-RU"/>
-        </w:rPr>
-        <w:t>first_name</w:t>
-      </w:r>
-      <w:proofErr w:type="spellEnd"/>
-      <w:r>
-        <w:rPr>
-          <w:rStyle w:val="11"/>
-          <w:rFonts w:ascii="Times New Roman" w:hAnsi="Times New Roman"/>
-          <w:b/>
-          <w:bCs/>
-          <w:color w:val="000000"/>
-          <w:lang w:val="ru-RU"/>
-        </w:rPr>
-        <w:t xml:space="preserve"> }} {{ </w:t>
-      </w:r>
-      <w:proofErr w:type="spellStart"/>
-      <w:r>
-        <w:rPr>
-          <w:rStyle w:val="11"/>
-          <w:rFonts w:ascii="Times New Roman" w:hAnsi="Times New Roman"/>
-          <w:b/>
-          <w:bCs/>
-          <w:color w:val="000000"/>
-          <w:lang w:val="ru-RU"/>
-        </w:rPr>
-        <w:t>last_name</w:t>
-      </w:r>
-      <w:proofErr w:type="spellEnd"/>
-      <w:r>
-        <w:rPr>
-          <w:rStyle w:val="11"/>
-          <w:rFonts w:ascii="Times New Roman" w:hAnsi="Times New Roman"/>
-          <w:b/>
-          <w:bCs/>
-          <w:color w:val="000000"/>
-          <w:lang w:val="ru-RU"/>
-        </w:rPr>
-        <w:t xml:space="preserve"> }}, </w:t>
+        <w:t xml:space="preserve">{{ surname }} {{ first_name }} {{ last_name }}, </w:t>
       </w:r>
       <w:r>
         <w:rPr>
@@ -7564,70 +7094,14 @@
           <w:color w:val="000000"/>
           <w:lang w:val="ru-RU"/>
         </w:rPr>
-        <w:t xml:space="preserve">добровольно даю свое согласие на проведение опроса, в том числе выявления жалоб, сбор анамнеза; осмотр, в том числе пальпацию, перкуссию, аускультацию, риноскопию, фарингоскопию, ректальные исследования (на приёме гастроэнтеролога — при клинической потребности), антропометрические исследования, термометрию, тонометрию, исследования нервной системы (чувствительной и двигательной сферы), неинвазивные исследования органа слуха и слуховых функций, лабораторные методы исследования, в том числе клинические, биохимические, бактериологические, вирусологические, серологические, иммунологические, функциональные методы исследования, в том числе ЭКГ,  </w:t>
-      </w:r>
-      <w:proofErr w:type="spellStart"/>
-      <w:r>
-        <w:rPr>
-          <w:rStyle w:val="11"/>
-          <w:rFonts w:ascii="Times New Roman" w:hAnsi="Times New Roman"/>
-          <w:color w:val="000000"/>
-          <w:lang w:val="ru-RU"/>
-        </w:rPr>
-        <w:t>пикфлуометрию</w:t>
-      </w:r>
-      <w:proofErr w:type="spellEnd"/>
-      <w:r>
-        <w:rPr>
-          <w:rStyle w:val="11"/>
-          <w:rFonts w:ascii="Times New Roman" w:hAnsi="Times New Roman"/>
-          <w:color w:val="000000"/>
-          <w:lang w:val="ru-RU"/>
-        </w:rPr>
-        <w:t xml:space="preserve">, ультразвуковые исследования и </w:t>
-      </w:r>
-      <w:proofErr w:type="spellStart"/>
-      <w:r>
-        <w:rPr>
-          <w:rStyle w:val="11"/>
-          <w:rFonts w:ascii="Times New Roman" w:hAnsi="Times New Roman"/>
-          <w:color w:val="000000"/>
-          <w:lang w:val="ru-RU"/>
-        </w:rPr>
-        <w:t>доплерографические</w:t>
-      </w:r>
-      <w:proofErr w:type="spellEnd"/>
-      <w:r>
-        <w:rPr>
-          <w:rStyle w:val="11"/>
-          <w:rFonts w:ascii="Times New Roman" w:hAnsi="Times New Roman"/>
-          <w:color w:val="000000"/>
-          <w:lang w:val="ru-RU"/>
-        </w:rPr>
-        <w:t xml:space="preserve"> исследования; введение лекарственных препаратов по назначению врача, в том числе внутримышечно, внутривенно, подкожно, внутрикожно; медицинский массаж, для получения мною первичной медико-санитарной помощи / получения первичной медико-санитарной помощи лицом, законным  представителем которого я  являюсь,  в </w:t>
+        <w:t xml:space="preserve">добровольно даю свое согласие на проведение опроса, в том числе выявления жалоб, сбор анамнеза; осмотр, в том числе пальпацию, перкуссию, аускультацию, риноскопию, фарингоскопию, ректальные исследования (на приёме гастроэнтеролога — при клинической потребности), антропометрические исследования, термометрию, тонометрию, исследования нервной системы (чувствительной и двигательной сферы), неинвазивные исследования органа слуха и слуховых функций, лабораторные методы исследования, в том числе клинические, биохимические, бактериологические, вирусологические, серологические, иммунологические, функциональные методы исследования, в том числе ЭКГ,  пикфлуометрию, ультразвуковые исследования и доплерографические исследования; введение лекарственных препаратов по назначению врача, в том числе внутримышечно, внутривенно, подкожно, внутрикожно; медицинский массаж, для получения мною первичной медико-санитарной помощи / получения первичной медико-санитарной помощи лицом, законным  представителем которого я  являюсь,  в </w:t>
       </w:r>
       <w:r>
         <w:rPr>
           <w:rFonts w:ascii="Times New Roman" w:hAnsi="Times New Roman"/>
           <w:lang w:val="ru-RU"/>
         </w:rPr>
-        <w:t>обработку ООО МЦ «</w:t>
-      </w:r>
-      <w:proofErr w:type="spellStart"/>
-      <w:r>
-        <w:rPr>
-          <w:rFonts w:ascii="Times New Roman" w:hAnsi="Times New Roman"/>
-          <w:lang w:val="ru-RU"/>
-        </w:rPr>
-        <w:t>РевмаМед</w:t>
-      </w:r>
-      <w:proofErr w:type="spellEnd"/>
-      <w:r>
-        <w:rPr>
-          <w:rFonts w:ascii="Times New Roman" w:hAnsi="Times New Roman"/>
-          <w:lang w:val="ru-RU"/>
-        </w:rPr>
-        <w:t>».</w:t>
+        <w:t>обработку ООО МЦ «РевмаМед».</w:t>
       </w:r>
     </w:p>
     <w:p>
@@ -7704,7 +7178,6 @@
         </w:rPr>
         <w:t xml:space="preserve"> </w:t>
       </w:r>
-      <w:proofErr w:type="gramStart"/>
       <w:r>
         <w:rPr>
           <w:rFonts w:ascii="Times New Roman" w:hAnsi="Times New Roman"/>
@@ -7713,52 +7186,7 @@
           <w:color w:val="000000"/>
           <w:shd w:val="clear" w:color="auto" w:fill="FFFFFF"/>
         </w:rPr>
-        <w:t xml:space="preserve">{{  </w:t>
-      </w:r>
-      <w:proofErr w:type="spellStart"/>
-      <w:proofErr w:type="gramEnd"/>
-      <w:r>
-        <w:rPr>
-          <w:rFonts w:ascii="Times New Roman" w:hAnsi="Times New Roman"/>
-          <w:b/>
-          <w:bCs/>
-          <w:color w:val="000000"/>
-          <w:shd w:val="clear" w:color="auto" w:fill="FFFFFF"/>
-        </w:rPr>
-        <w:t>doctor_</w:t>
-      </w:r>
-      <w:proofErr w:type="gramStart"/>
-      <w:r>
-        <w:rPr>
-          <w:rFonts w:ascii="Times New Roman" w:hAnsi="Times New Roman"/>
-          <w:b/>
-          <w:bCs/>
-          <w:color w:val="000000"/>
-          <w:shd w:val="clear" w:color="auto" w:fill="FFFFFF"/>
-        </w:rPr>
-        <w:t>name</w:t>
-      </w:r>
-      <w:proofErr w:type="spellEnd"/>
-      <w:r>
-        <w:rPr>
-          <w:rFonts w:ascii="Times New Roman" w:hAnsi="Times New Roman"/>
-          <w:b/>
-          <w:bCs/>
-          <w:color w:val="000000"/>
-          <w:shd w:val="clear" w:color="auto" w:fill="FFFFFF"/>
-        </w:rPr>
-        <w:t xml:space="preserve"> }</w:t>
-      </w:r>
-      <w:proofErr w:type="gramEnd"/>
-      <w:r>
-        <w:rPr>
-          <w:rFonts w:ascii="Times New Roman" w:hAnsi="Times New Roman"/>
-          <w:b/>
-          <w:bCs/>
-          <w:color w:val="000000"/>
-          <w:shd w:val="clear" w:color="auto" w:fill="FFFFFF"/>
-        </w:rPr>
-        <w:t xml:space="preserve">} </w:t>
+        <w:t xml:space="preserve">{{  doctor_name }} </w:t>
       </w:r>
       <w:r>
         <w:rPr>
@@ -7779,20 +7207,8 @@
           <w:color w:val="000000"/>
           <w:shd w:val="clear" w:color="auto" w:fill="FFFFFF"/>
         </w:rPr>
-        <w:t xml:space="preserve"> </w:t>
+        <w:t xml:space="preserve"> {{ </w:t>
       </w:r>
-      <w:proofErr w:type="gramStart"/>
-      <w:r>
-        <w:rPr>
-          <w:rFonts w:ascii="Times New Roman" w:hAnsi="Times New Roman"/>
-          <w:b/>
-          <w:bCs/>
-          <w:color w:val="000000"/>
-          <w:shd w:val="clear" w:color="auto" w:fill="FFFFFF"/>
-        </w:rPr>
-        <w:t xml:space="preserve">{{ </w:t>
-      </w:r>
-      <w:proofErr w:type="spellStart"/>
       <w:r>
         <w:rPr>
           <w:rFonts w:ascii="Times New Roman" w:hAnsi="Times New Roman"/>
@@ -7800,47 +7216,7 @@
           <w:bCs/>
           <w:shd w:val="clear" w:color="auto" w:fill="FFFFFF"/>
         </w:rPr>
-        <w:t>doctor</w:t>
-      </w:r>
-      <w:proofErr w:type="gramEnd"/>
-      <w:r>
-        <w:rPr>
-          <w:rFonts w:ascii="Times New Roman" w:hAnsi="Times New Roman"/>
-          <w:b/>
-          <w:bCs/>
-          <w:shd w:val="clear" w:color="auto" w:fill="FFFFFF"/>
-        </w:rPr>
-        <w:t>_</w:t>
-      </w:r>
-      <w:proofErr w:type="gramStart"/>
-      <w:r>
-        <w:rPr>
-          <w:rFonts w:ascii="Times New Roman" w:hAnsi="Times New Roman"/>
-          <w:b/>
-          <w:bCs/>
-          <w:shd w:val="clear" w:color="auto" w:fill="FFFFFF"/>
-        </w:rPr>
-        <w:t>specialization</w:t>
-      </w:r>
-      <w:proofErr w:type="spellEnd"/>
-      <w:r>
-        <w:rPr>
-          <w:rFonts w:ascii="Times New Roman" w:hAnsi="Times New Roman"/>
-          <w:b/>
-          <w:bCs/>
-          <w:shd w:val="clear" w:color="auto" w:fill="FFFFFF"/>
-        </w:rPr>
-        <w:t xml:space="preserve"> }</w:t>
-      </w:r>
-      <w:proofErr w:type="gramEnd"/>
-      <w:r>
-        <w:rPr>
-          <w:rFonts w:ascii="Times New Roman" w:hAnsi="Times New Roman"/>
-          <w:b/>
-          <w:bCs/>
-          <w:shd w:val="clear" w:color="auto" w:fill="FFFFFF"/>
-        </w:rPr>
-        <w:t>}</w:t>
+        <w:t>doctor_specialization }}</w:t>
       </w:r>
       <w:r>
         <w:rPr>
@@ -7879,27 +7255,7 @@
           <w:shd w:val="clear" w:color="auto" w:fill="FFFFFF"/>
           <w:lang w:val="ru-RU"/>
         </w:rPr>
-        <w:t xml:space="preserve">в доступной для меня форме мне разъяснены цели, методы оказания медицинской </w:t>
-      </w:r>
-      <w:proofErr w:type="gramStart"/>
-      <w:r>
-        <w:rPr>
-          <w:rFonts w:ascii="Times New Roman" w:hAnsi="Times New Roman"/>
-          <w:color w:val="000000"/>
-          <w:shd w:val="clear" w:color="auto" w:fill="FFFFFF"/>
-          <w:lang w:val="ru-RU"/>
-        </w:rPr>
-        <w:t xml:space="preserve">помощи,   </w:t>
-      </w:r>
-      <w:proofErr w:type="gramEnd"/>
-      <w:r>
-        <w:rPr>
-          <w:rFonts w:ascii="Times New Roman" w:hAnsi="Times New Roman"/>
-          <w:color w:val="000000"/>
-          <w:shd w:val="clear" w:color="auto" w:fill="FFFFFF"/>
-          <w:lang w:val="ru-RU"/>
-        </w:rPr>
-        <w:t xml:space="preserve">    связанный с ними риск, возможные варианты медицинских вмешательств, их последствия, в том числе вероятность развития осложнений, а также предполагаемые результаты оказания медицинской помощи. Мне разъяснено, что я имею право отказаться от одного или нескольких видов медицинских вмешательств, включенных в Перечень определенных видов медицинских вмешательств, на которые граждане дают информированное добровольное согласие при выборе врача и медицинской организации для получения первичной медико-санитарной помощи, утвержденный приказом Министерства здравоохранения и социального развития Российской Федерации от 23 апреля 2012 г. </w:t>
+        <w:t xml:space="preserve">в доступной для меня форме мне разъяснены цели, методы оказания медицинской помощи,       связанный с ними риск, возможные варианты медицинских вмешательств, их последствия, в том числе вероятность развития осложнений, а также предполагаемые результаты оказания медицинской помощи. Мне разъяснено, что я имею право отказаться от одного или нескольких видов медицинских вмешательств, включенных в Перечень определенных видов медицинских вмешательств, на которые граждане дают информированное добровольное согласие при выборе врача и медицинской организации для получения первичной медико-санитарной помощи, утвержденный приказом Министерства здравоохранения и социального развития Российской Федерации от 23 апреля 2012 г. </w:t>
       </w:r>
       <w:r>
         <w:rPr>
@@ -8186,39 +7542,7 @@
           <w:rFonts w:ascii="Times New Roman" w:hAnsi="Times New Roman"/>
           <w:lang w:val="ru-RU"/>
         </w:rPr>
-        <w:t xml:space="preserve">Настоящее информированное добровольное согласие действует в течение всего срока оказания мне (представляемому) медицинской помощи </w:t>
-      </w:r>
-      <w:proofErr w:type="gramStart"/>
-      <w:r>
-        <w:rPr>
-          <w:rFonts w:ascii="Times New Roman" w:hAnsi="Times New Roman"/>
-          <w:lang w:val="ru-RU"/>
-        </w:rPr>
-        <w:t>в  ООО</w:t>
-      </w:r>
-      <w:proofErr w:type="gramEnd"/>
-      <w:r>
-        <w:rPr>
-          <w:rFonts w:ascii="Times New Roman" w:hAnsi="Times New Roman"/>
-          <w:lang w:val="ru-RU"/>
-        </w:rPr>
-        <w:t xml:space="preserve"> МЦ «</w:t>
-      </w:r>
-      <w:proofErr w:type="spellStart"/>
-      <w:r>
-        <w:rPr>
-          <w:rFonts w:ascii="Times New Roman" w:hAnsi="Times New Roman"/>
-          <w:lang w:val="ru-RU"/>
-        </w:rPr>
-        <w:t>РевмаМед</w:t>
-      </w:r>
-      <w:proofErr w:type="spellEnd"/>
-      <w:r>
-        <w:rPr>
-          <w:rFonts w:ascii="Times New Roman" w:hAnsi="Times New Roman"/>
-          <w:lang w:val="ru-RU"/>
-        </w:rPr>
-        <w:t xml:space="preserve">» или до момента отзыва мною настоящего согласия. </w:t>
+        <w:t xml:space="preserve">Настоящее информированное добровольное согласие действует в течение всего срока оказания мне (представляемому) медицинской помощи в  ООО МЦ «РевмаМед» или до момента отзыва мною настоящего согласия. </w:t>
       </w:r>
     </w:p>
     <w:p>
@@ -8267,37 +7591,12 @@
               <w:spacing w:after="0" w:line="312" w:lineRule="auto"/>
               <w:jc w:val="both"/>
             </w:pPr>
-            <w:proofErr w:type="gramStart"/>
             <w:r>
               <w:rPr>
                 <w:rFonts w:ascii="Times New Roman" w:hAnsi="Times New Roman"/>
                 <w:lang w:val="ru-RU"/>
               </w:rPr>
-              <w:t xml:space="preserve">{{ </w:t>
-            </w:r>
-            <w:proofErr w:type="spellStart"/>
-            <w:r>
-              <w:rPr>
-                <w:rFonts w:ascii="Times New Roman" w:hAnsi="Times New Roman"/>
-                <w:lang w:val="ru-RU"/>
-              </w:rPr>
-              <w:t>appointment</w:t>
-            </w:r>
-            <w:proofErr w:type="gramEnd"/>
-            <w:r>
-              <w:rPr>
-                <w:rFonts w:ascii="Times New Roman" w:hAnsi="Times New Roman"/>
-                <w:lang w:val="ru-RU"/>
-              </w:rPr>
-              <w:t>_date</w:t>
-            </w:r>
-            <w:proofErr w:type="spellEnd"/>
-            <w:r>
-              <w:rPr>
-                <w:rFonts w:ascii="Times New Roman" w:hAnsi="Times New Roman"/>
-                <w:lang w:val="ru-RU"/>
-              </w:rPr>
-              <w:t>}} года.</w:t>
+              <w:t>{{ appointment_date}} года.</w:t>
             </w:r>
           </w:p>
         </w:tc>
@@ -8457,7 +7756,6 @@
               </w:rPr>
               <w:t xml:space="preserve"> </w:t>
             </w:r>
-            <w:proofErr w:type="gramStart"/>
             <w:r>
               <w:rPr>
                 <w:rFonts w:ascii="Times New Roman" w:hAnsi="Times New Roman"/>
@@ -8466,45 +7764,12 @@
               </w:rPr>
               <w:t xml:space="preserve">{{ </w:t>
             </w:r>
-            <w:proofErr w:type="spellStart"/>
             <w:r>
               <w:rPr>
                 <w:rFonts w:ascii="Times New Roman" w:hAnsi="Times New Roman"/>
                 <w:shd w:val="clear" w:color="auto" w:fill="FFFFFF"/>
               </w:rPr>
-              <w:t>doctor</w:t>
-            </w:r>
-            <w:proofErr w:type="gramEnd"/>
-            <w:r>
-              <w:rPr>
-                <w:rFonts w:ascii="Times New Roman" w:hAnsi="Times New Roman"/>
-                <w:shd w:val="clear" w:color="auto" w:fill="FFFFFF"/>
-              </w:rPr>
-              <w:t>_</w:t>
-            </w:r>
-            <w:proofErr w:type="gramStart"/>
-            <w:r>
-              <w:rPr>
-                <w:rFonts w:ascii="Times New Roman" w:hAnsi="Times New Roman"/>
-                <w:shd w:val="clear" w:color="auto" w:fill="FFFFFF"/>
-              </w:rPr>
-              <w:t>specialization</w:t>
-            </w:r>
-            <w:proofErr w:type="spellEnd"/>
-            <w:r>
-              <w:rPr>
-                <w:rFonts w:ascii="Times New Roman" w:hAnsi="Times New Roman"/>
-                <w:shd w:val="clear" w:color="auto" w:fill="FFFFFF"/>
-              </w:rPr>
-              <w:t xml:space="preserve"> }</w:t>
-            </w:r>
-            <w:proofErr w:type="gramEnd"/>
-            <w:r>
-              <w:rPr>
-                <w:rFonts w:ascii="Times New Roman" w:hAnsi="Times New Roman"/>
-                <w:shd w:val="clear" w:color="auto" w:fill="FFFFFF"/>
-              </w:rPr>
-              <w:t>}</w:t>
+              <w:t>doctor_specialization }}</w:t>
             </w:r>
             <w:r>
               <w:rPr>
@@ -8512,28 +7777,8 @@
                 <w:color w:val="000000"/>
                 <w:shd w:val="clear" w:color="auto" w:fill="FFFFFF"/>
               </w:rPr>
-              <w:t xml:space="preserve"> </w:t>
-            </w:r>
-            <w:proofErr w:type="gramStart"/>
-            <w:r>
-              <w:rPr>
-                <w:rFonts w:ascii="Times New Roman" w:hAnsi="Times New Roman"/>
-                <w:color w:val="000000"/>
-                <w:shd w:val="clear" w:color="auto" w:fill="FFFFFF"/>
-              </w:rPr>
-              <w:t xml:space="preserve">{{  </w:t>
-            </w:r>
-            <w:proofErr w:type="spellStart"/>
-            <w:proofErr w:type="gramEnd"/>
-            <w:r>
-              <w:rPr>
-                <w:rFonts w:ascii="Times New Roman" w:hAnsi="Times New Roman"/>
-                <w:color w:val="000000"/>
-                <w:shd w:val="clear" w:color="auto" w:fill="FFFFFF"/>
-              </w:rPr>
-              <w:t>doctor_name</w:t>
-            </w:r>
-            <w:proofErr w:type="spellEnd"/>
+              <w:t xml:space="preserve"> {{  doctor_name</w:t>
+            </w:r>
             <w:r>
               <w:rPr>
                 <w:rFonts w:ascii="Times New Roman" w:hAnsi="Times New Roman"/>
@@ -9674,6 +8919,44 @@
     <w:qFormat/>
     <w:rsid w:val="001F6FB3"/>
   </w:style>
+  <w:style w:type="paragraph" w:customStyle="1" w:styleId="ConsPlusNonformat">
+    <w:name w:val="ConsPlusNonformat"/>
+    <w:qFormat/>
+    <w:rsid w:val="00DD36CF"/>
+    <w:pPr>
+      <w:widowControl w:val="0"/>
+      <w:suppressAutoHyphens/>
+      <w:jc w:val="right"/>
+    </w:pPr>
+    <w:rPr>
+      <w:rFonts w:ascii="Courier New" w:eastAsiaTheme="minorEastAsia" w:hAnsi="Courier New" w:cs="Courier New"/>
+    </w:rPr>
+  </w:style>
+  <w:style w:type="table" w:customStyle="1" w:styleId="12">
+    <w:name w:val="Сетка таблицы1"/>
+    <w:basedOn w:val="a1"/>
+    <w:next w:val="ad"/>
+    <w:uiPriority w:val="59"/>
+    <w:rsid w:val="00DD36CF"/>
+    <w:pPr>
+      <w:suppressAutoHyphens/>
+    </w:pPr>
+    <w:rPr>
+      <w:rFonts w:asciiTheme="minorHAnsi" w:eastAsiaTheme="minorHAnsi" w:hAnsiTheme="minorHAnsi" w:cstheme="minorBidi"/>
+      <w:lang w:eastAsia="en-US"/>
+    </w:rPr>
+    <w:tblPr>
+      <w:tblInd w:w="0" w:type="nil"/>
+      <w:tblBorders>
+        <w:top w:val="single" w:sz="4" w:space="0" w:color="auto"/>
+        <w:left w:val="single" w:sz="4" w:space="0" w:color="auto"/>
+        <w:bottom w:val="single" w:sz="4" w:space="0" w:color="auto"/>
+        <w:right w:val="single" w:sz="4" w:space="0" w:color="auto"/>
+        <w:insideH w:val="single" w:sz="4" w:space="0" w:color="auto"/>
+        <w:insideV w:val="single" w:sz="4" w:space="0" w:color="auto"/>
+      </w:tblBorders>
+    </w:tblPr>
+  </w:style>
 </w:styles>
 </file>
 

--- a/patients/templates/patients/docs/card_OMS_template.docx
+++ b/patients/templates/patients/docs/card_OMS_template.docx
@@ -260,7 +260,27 @@
                 <w:sz w:val="16"/>
                 <w:szCs w:val="16"/>
               </w:rPr>
-              <w:t>Общество с ограниченной ответственностью Медицинский центр «РевмаМед»</w:t>
+              <w:t>Общество с ограниченной ответственностью Медицинский центр «</w:t>
+            </w:r>
+            <w:proofErr w:type="spellStart"/>
+            <w:r>
+              <w:rPr>
+                <w:b/>
+                <w:bCs/>
+                <w:sz w:val="16"/>
+                <w:szCs w:val="16"/>
+              </w:rPr>
+              <w:t>РевмаМед</w:t>
+            </w:r>
+            <w:proofErr w:type="spellEnd"/>
+            <w:r>
+              <w:rPr>
+                <w:b/>
+                <w:bCs/>
+                <w:sz w:val="16"/>
+                <w:szCs w:val="16"/>
+              </w:rPr>
+              <w:t>»</w:t>
             </w:r>
           </w:p>
         </w:tc>
@@ -636,6 +656,7 @@
               </w:rPr>
               <w:t xml:space="preserve"> </w:t>
             </w:r>
+            <w:proofErr w:type="gramStart"/>
             <w:r>
               <w:rPr>
                 <w:b/>
@@ -643,8 +664,29 @@
                 <w:szCs w:val="22"/>
                 <w:u w:val="single"/>
               </w:rPr>
-              <w:t>{{ card_number</w:t>
-            </w:r>
+              <w:t xml:space="preserve">{{ </w:t>
+            </w:r>
+            <w:proofErr w:type="spellStart"/>
+            <w:r>
+              <w:rPr>
+                <w:b/>
+                <w:sz w:val="22"/>
+                <w:szCs w:val="22"/>
+                <w:u w:val="single"/>
+              </w:rPr>
+              <w:t>card</w:t>
+            </w:r>
+            <w:proofErr w:type="gramEnd"/>
+            <w:r>
+              <w:rPr>
+                <w:b/>
+                <w:sz w:val="22"/>
+                <w:szCs w:val="22"/>
+                <w:u w:val="single"/>
+              </w:rPr>
+              <w:t>_number</w:t>
+            </w:r>
+            <w:proofErr w:type="spellEnd"/>
             <w:r>
               <w:rPr>
                 <w:b/>
@@ -772,6 +814,7 @@
                 <w:szCs w:val="16"/>
               </w:rPr>
             </w:pPr>
+            <w:proofErr w:type="gramStart"/>
             <w:r>
               <w:rPr>
                 <w:b/>
@@ -780,7 +823,40 @@
                 <w:szCs w:val="16"/>
                 <w:lang w:val="en-US"/>
               </w:rPr>
-              <w:t>{{ c_day }}</w:t>
+              <w:t xml:space="preserve">{{ </w:t>
+            </w:r>
+            <w:proofErr w:type="spellStart"/>
+            <w:r>
+              <w:rPr>
+                <w:b/>
+                <w:bCs/>
+                <w:sz w:val="16"/>
+                <w:szCs w:val="16"/>
+                <w:lang w:val="en-US"/>
+              </w:rPr>
+              <w:t>c</w:t>
+            </w:r>
+            <w:proofErr w:type="gramEnd"/>
+            <w:r>
+              <w:rPr>
+                <w:b/>
+                <w:bCs/>
+                <w:sz w:val="16"/>
+                <w:szCs w:val="16"/>
+                <w:lang w:val="en-US"/>
+              </w:rPr>
+              <w:t>_day</w:t>
+            </w:r>
+            <w:proofErr w:type="spellEnd"/>
+            <w:r>
+              <w:rPr>
+                <w:b/>
+                <w:bCs/>
+                <w:sz w:val="16"/>
+                <w:szCs w:val="16"/>
+                <w:lang w:val="en-US"/>
+              </w:rPr>
+              <w:t xml:space="preserve"> }}</w:t>
             </w:r>
           </w:p>
         </w:tc>
@@ -830,6 +906,7 @@
                 <w:szCs w:val="16"/>
               </w:rPr>
             </w:pPr>
+            <w:proofErr w:type="gramStart"/>
             <w:r>
               <w:rPr>
                 <w:b/>
@@ -838,7 +915,40 @@
                 <w:szCs w:val="16"/>
                 <w:lang w:val="en-US"/>
               </w:rPr>
-              <w:t>{{ cur_month_ru }}</w:t>
+              <w:t xml:space="preserve">{{ </w:t>
+            </w:r>
+            <w:proofErr w:type="spellStart"/>
+            <w:r>
+              <w:rPr>
+                <w:b/>
+                <w:bCs/>
+                <w:sz w:val="16"/>
+                <w:szCs w:val="16"/>
+                <w:lang w:val="en-US"/>
+              </w:rPr>
+              <w:t>cur</w:t>
+            </w:r>
+            <w:proofErr w:type="gramEnd"/>
+            <w:r>
+              <w:rPr>
+                <w:b/>
+                <w:bCs/>
+                <w:sz w:val="16"/>
+                <w:szCs w:val="16"/>
+                <w:lang w:val="en-US"/>
+              </w:rPr>
+              <w:t>_month_ru</w:t>
+            </w:r>
+            <w:proofErr w:type="spellEnd"/>
+            <w:r>
+              <w:rPr>
+                <w:b/>
+                <w:bCs/>
+                <w:sz w:val="16"/>
+                <w:szCs w:val="16"/>
+                <w:lang w:val="en-US"/>
+              </w:rPr>
+              <w:t xml:space="preserve"> }}</w:t>
             </w:r>
           </w:p>
         </w:tc>
@@ -888,6 +998,7 @@
                 <w:szCs w:val="16"/>
               </w:rPr>
             </w:pPr>
+            <w:proofErr w:type="gramStart"/>
             <w:r>
               <w:rPr>
                 <w:b/>
@@ -896,7 +1007,40 @@
                 <w:szCs w:val="16"/>
                 <w:lang w:val="en-US"/>
               </w:rPr>
-              <w:t>{{ current_year }}</w:t>
+              <w:t xml:space="preserve">{{ </w:t>
+            </w:r>
+            <w:proofErr w:type="spellStart"/>
+            <w:r>
+              <w:rPr>
+                <w:b/>
+                <w:bCs/>
+                <w:sz w:val="16"/>
+                <w:szCs w:val="16"/>
+                <w:lang w:val="en-US"/>
+              </w:rPr>
+              <w:t>current</w:t>
+            </w:r>
+            <w:proofErr w:type="gramEnd"/>
+            <w:r>
+              <w:rPr>
+                <w:b/>
+                <w:bCs/>
+                <w:sz w:val="16"/>
+                <w:szCs w:val="16"/>
+                <w:lang w:val="en-US"/>
+              </w:rPr>
+              <w:t>_year</w:t>
+            </w:r>
+            <w:proofErr w:type="spellEnd"/>
+            <w:r>
+              <w:rPr>
+                <w:b/>
+                <w:bCs/>
+                <w:sz w:val="16"/>
+                <w:szCs w:val="16"/>
+                <w:lang w:val="en-US"/>
+              </w:rPr>
+              <w:t xml:space="preserve"> }}</w:t>
             </w:r>
           </w:p>
         </w:tc>
@@ -955,6 +1099,7 @@
                 <w:lang w:val="en-US"/>
               </w:rPr>
             </w:pPr>
+            <w:proofErr w:type="gramStart"/>
             <w:r>
               <w:rPr>
                 <w:b/>
@@ -963,7 +1108,150 @@
                 <w:szCs w:val="22"/>
                 <w:lang w:val="en-US"/>
               </w:rPr>
-              <w:t xml:space="preserve">{{ surname }} {{ first_name }} {{ last_name }} </w:t>
+              <w:t>{{ surname</w:t>
+            </w:r>
+            <w:proofErr w:type="gramEnd"/>
+            <w:r>
+              <w:rPr>
+                <w:b/>
+                <w:bCs/>
+                <w:sz w:val="22"/>
+                <w:szCs w:val="22"/>
+                <w:lang w:val="en-US"/>
+              </w:rPr>
+              <w:t xml:space="preserve"> }} </w:t>
+            </w:r>
+            <w:proofErr w:type="gramStart"/>
+            <w:r>
+              <w:rPr>
+                <w:b/>
+                <w:bCs/>
+                <w:sz w:val="22"/>
+                <w:szCs w:val="22"/>
+                <w:lang w:val="en-US"/>
+              </w:rPr>
+              <w:t xml:space="preserve">{{ </w:t>
+            </w:r>
+            <w:proofErr w:type="spellStart"/>
+            <w:r>
+              <w:rPr>
+                <w:b/>
+                <w:bCs/>
+                <w:sz w:val="22"/>
+                <w:szCs w:val="22"/>
+                <w:lang w:val="en-US"/>
+              </w:rPr>
+              <w:t>first</w:t>
+            </w:r>
+            <w:proofErr w:type="gramEnd"/>
+            <w:r>
+              <w:rPr>
+                <w:b/>
+                <w:bCs/>
+                <w:sz w:val="22"/>
+                <w:szCs w:val="22"/>
+                <w:lang w:val="en-US"/>
+              </w:rPr>
+              <w:t>_</w:t>
+            </w:r>
+            <w:proofErr w:type="gramStart"/>
+            <w:r>
+              <w:rPr>
+                <w:b/>
+                <w:bCs/>
+                <w:sz w:val="22"/>
+                <w:szCs w:val="22"/>
+                <w:lang w:val="en-US"/>
+              </w:rPr>
+              <w:t>name</w:t>
+            </w:r>
+            <w:proofErr w:type="spellEnd"/>
+            <w:r>
+              <w:rPr>
+                <w:b/>
+                <w:bCs/>
+                <w:sz w:val="22"/>
+                <w:szCs w:val="22"/>
+                <w:lang w:val="en-US"/>
+              </w:rPr>
+              <w:t xml:space="preserve"> }</w:t>
+            </w:r>
+            <w:proofErr w:type="gramEnd"/>
+            <w:r>
+              <w:rPr>
+                <w:b/>
+                <w:bCs/>
+                <w:sz w:val="22"/>
+                <w:szCs w:val="22"/>
+                <w:lang w:val="en-US"/>
+              </w:rPr>
+              <w:t xml:space="preserve">} </w:t>
+            </w:r>
+            <w:proofErr w:type="gramStart"/>
+            <w:r>
+              <w:rPr>
+                <w:b/>
+                <w:bCs/>
+                <w:sz w:val="22"/>
+                <w:szCs w:val="22"/>
+                <w:lang w:val="en-US"/>
+              </w:rPr>
+              <w:t xml:space="preserve">{{ </w:t>
+            </w:r>
+            <w:proofErr w:type="spellStart"/>
+            <w:r>
+              <w:rPr>
+                <w:b/>
+                <w:bCs/>
+                <w:sz w:val="22"/>
+                <w:szCs w:val="22"/>
+                <w:lang w:val="en-US"/>
+              </w:rPr>
+              <w:t>last</w:t>
+            </w:r>
+            <w:proofErr w:type="gramEnd"/>
+            <w:r>
+              <w:rPr>
+                <w:b/>
+                <w:bCs/>
+                <w:sz w:val="22"/>
+                <w:szCs w:val="22"/>
+                <w:lang w:val="en-US"/>
+              </w:rPr>
+              <w:t>_</w:t>
+            </w:r>
+            <w:proofErr w:type="gramStart"/>
+            <w:r>
+              <w:rPr>
+                <w:b/>
+                <w:bCs/>
+                <w:sz w:val="22"/>
+                <w:szCs w:val="22"/>
+                <w:lang w:val="en-US"/>
+              </w:rPr>
+              <w:t>name</w:t>
+            </w:r>
+            <w:proofErr w:type="spellEnd"/>
+            <w:r>
+              <w:rPr>
+                <w:b/>
+                <w:bCs/>
+                <w:sz w:val="22"/>
+                <w:szCs w:val="22"/>
+                <w:lang w:val="en-US"/>
+              </w:rPr>
+              <w:t xml:space="preserve"> }</w:t>
+            </w:r>
+            <w:proofErr w:type="gramEnd"/>
+            <w:r>
+              <w:rPr>
+                <w:b/>
+                <w:bCs/>
+                <w:sz w:val="22"/>
+                <w:szCs w:val="22"/>
+                <w:lang w:val="en-US"/>
+              </w:rPr>
+              <w:t xml:space="preserve">} </w:t>
             </w:r>
           </w:p>
         </w:tc>
@@ -1029,6 +1317,7 @@
                 <w:szCs w:val="22"/>
               </w:rPr>
             </w:pPr>
+            <w:proofErr w:type="gramStart"/>
             <w:r>
               <w:rPr>
                 <w:b/>
@@ -1057,6 +1346,7 @@
               </w:rPr>
               <w:t xml:space="preserve">{{ </w:t>
             </w:r>
+            <w:proofErr w:type="spellStart"/>
             <w:r>
               <w:rPr>
                 <w:b/>
@@ -1064,8 +1354,29 @@
                 <w:sz w:val="22"/>
                 <w:szCs w:val="22"/>
               </w:rPr>
-              <w:t>b_day</w:t>
-            </w:r>
+              <w:t>b</w:t>
+            </w:r>
+            <w:proofErr w:type="gramEnd"/>
+            <w:r>
+              <w:rPr>
+                <w:b/>
+                <w:bCs/>
+                <w:sz w:val="22"/>
+                <w:szCs w:val="22"/>
+              </w:rPr>
+              <w:t>_</w:t>
+            </w:r>
+            <w:proofErr w:type="gramStart"/>
+            <w:r>
+              <w:rPr>
+                <w:b/>
+                <w:bCs/>
+                <w:sz w:val="22"/>
+                <w:szCs w:val="22"/>
+              </w:rPr>
+              <w:t>day</w:t>
+            </w:r>
+            <w:proofErr w:type="spellEnd"/>
             <w:r>
               <w:rPr>
                 <w:b/>
@@ -1074,42 +1385,10 @@
                 <w:szCs w:val="22"/>
                 <w:lang w:val="en-US"/>
               </w:rPr>
-              <w:t xml:space="preserve"> }}</w:t>
-            </w:r>
-            <w:r>
-              <w:rPr>
-                <w:b/>
-                <w:bCs/>
-                <w:sz w:val="22"/>
-                <w:szCs w:val="22"/>
-              </w:rPr>
-              <w:t xml:space="preserve">  </w:t>
-            </w:r>
-            <w:r>
-              <w:rPr>
-                <w:b/>
-                <w:bCs/>
-                <w:sz w:val="22"/>
-                <w:szCs w:val="22"/>
-              </w:rPr>
-              <w:t>»</w:t>
-            </w:r>
-          </w:p>
-        </w:tc>
-        <w:tc>
-          <w:tcPr>
-            <w:tcW w:w="1552" w:type="dxa"/>
-            <w:gridSpan w:val="6"/>
-            <w:tcBorders>
-              <w:top w:val="nil"/>
-              <w:left w:val="nil"/>
-              <w:bottom w:val="single" w:sz="4" w:space="0" w:color="auto"/>
-              <w:right w:val="nil"/>
-            </w:tcBorders>
-            <w:vAlign w:val="bottom"/>
-          </w:tcPr>
-          <w:p>
-            <w:pPr>
+              <w:t xml:space="preserve"> }</w:t>
+            </w:r>
+            <w:proofErr w:type="gramEnd"/>
+            <w:r>
               <w:rPr>
                 <w:b/>
                 <w:bCs/>
@@ -1117,8 +1396,44 @@
                 <w:szCs w:val="22"/>
                 <w:lang w:val="en-US"/>
               </w:rPr>
-            </w:pPr>
-            <w:r>
+              <w:t>}</w:t>
+            </w:r>
+            <w:proofErr w:type="gramStart"/>
+            <w:r>
+              <w:rPr>
+                <w:b/>
+                <w:bCs/>
+                <w:sz w:val="22"/>
+                <w:szCs w:val="22"/>
+              </w:rPr>
+              <w:t xml:space="preserve">  </w:t>
+            </w:r>
+            <w:r>
+              <w:rPr>
+                <w:b/>
+                <w:bCs/>
+                <w:sz w:val="22"/>
+                <w:szCs w:val="22"/>
+              </w:rPr>
+              <w:t>»</w:t>
+            </w:r>
+            <w:proofErr w:type="gramEnd"/>
+          </w:p>
+        </w:tc>
+        <w:tc>
+          <w:tcPr>
+            <w:tcW w:w="1552" w:type="dxa"/>
+            <w:gridSpan w:val="6"/>
+            <w:tcBorders>
+              <w:top w:val="nil"/>
+              <w:left w:val="nil"/>
+              <w:bottom w:val="single" w:sz="4" w:space="0" w:color="auto"/>
+              <w:right w:val="nil"/>
+            </w:tcBorders>
+            <w:vAlign w:val="bottom"/>
+          </w:tcPr>
+          <w:p>
+            <w:pPr>
               <w:rPr>
                 <w:b/>
                 <w:bCs/>
@@ -1126,17 +1441,8 @@
                 <w:szCs w:val="22"/>
                 <w:lang w:val="en-US"/>
               </w:rPr>
-              <w:t xml:space="preserve">{{ </w:t>
-            </w:r>
-            <w:r>
-              <w:rPr>
-                <w:b/>
-                <w:bCs/>
-                <w:sz w:val="22"/>
-                <w:szCs w:val="22"/>
-              </w:rPr>
-              <w:t>b_month_name</w:t>
-            </w:r>
+            </w:pPr>
+            <w:proofErr w:type="gramStart"/>
             <w:r>
               <w:rPr>
                 <w:b/>
@@ -1145,31 +1451,29 @@
                 <w:szCs w:val="22"/>
                 <w:lang w:val="en-US"/>
               </w:rPr>
-              <w:t xml:space="preserve"> }}</w:t>
-            </w:r>
-          </w:p>
-        </w:tc>
-        <w:tc>
-          <w:tcPr>
-            <w:tcW w:w="1275" w:type="dxa"/>
-            <w:gridSpan w:val="10"/>
-            <w:tcBorders>
-              <w:top w:val="nil"/>
-              <w:left w:val="nil"/>
-              <w:bottom w:val="single" w:sz="4" w:space="0" w:color="auto"/>
-              <w:right w:val="nil"/>
-            </w:tcBorders>
-            <w:vAlign w:val="bottom"/>
-          </w:tcPr>
-          <w:p>
-            <w:pPr>
+              <w:t xml:space="preserve">{{ </w:t>
+            </w:r>
+            <w:proofErr w:type="spellStart"/>
+            <w:r>
               <w:rPr>
                 <w:b/>
                 <w:bCs/>
                 <w:sz w:val="22"/>
                 <w:szCs w:val="22"/>
               </w:rPr>
-            </w:pPr>
+              <w:t>b</w:t>
+            </w:r>
+            <w:proofErr w:type="gramEnd"/>
+            <w:r>
+              <w:rPr>
+                <w:b/>
+                <w:bCs/>
+                <w:sz w:val="22"/>
+                <w:szCs w:val="22"/>
+              </w:rPr>
+              <w:t>_month_name</w:t>
+            </w:r>
+            <w:proofErr w:type="spellEnd"/>
             <w:r>
               <w:rPr>
                 <w:b/>
@@ -1178,7 +1482,96 @@
                 <w:szCs w:val="22"/>
                 <w:lang w:val="en-US"/>
               </w:rPr>
-              <w:t>{{ b_year }}</w:t>
+              <w:t xml:space="preserve"> }}</w:t>
+            </w:r>
+          </w:p>
+        </w:tc>
+        <w:tc>
+          <w:tcPr>
+            <w:tcW w:w="1275" w:type="dxa"/>
+            <w:gridSpan w:val="10"/>
+            <w:tcBorders>
+              <w:top w:val="nil"/>
+              <w:left w:val="nil"/>
+              <w:bottom w:val="single" w:sz="4" w:space="0" w:color="auto"/>
+              <w:right w:val="nil"/>
+            </w:tcBorders>
+            <w:vAlign w:val="bottom"/>
+          </w:tcPr>
+          <w:p>
+            <w:pPr>
+              <w:rPr>
+                <w:b/>
+                <w:bCs/>
+                <w:sz w:val="22"/>
+                <w:szCs w:val="22"/>
+              </w:rPr>
+            </w:pPr>
+            <w:proofErr w:type="gramStart"/>
+            <w:r>
+              <w:rPr>
+                <w:b/>
+                <w:bCs/>
+                <w:sz w:val="22"/>
+                <w:szCs w:val="22"/>
+                <w:lang w:val="en-US"/>
+              </w:rPr>
+              <w:t xml:space="preserve">{{ </w:t>
+            </w:r>
+            <w:proofErr w:type="spellStart"/>
+            <w:r>
+              <w:rPr>
+                <w:b/>
+                <w:bCs/>
+                <w:sz w:val="22"/>
+                <w:szCs w:val="22"/>
+                <w:lang w:val="en-US"/>
+              </w:rPr>
+              <w:t>b</w:t>
+            </w:r>
+            <w:proofErr w:type="gramEnd"/>
+            <w:r>
+              <w:rPr>
+                <w:b/>
+                <w:bCs/>
+                <w:sz w:val="22"/>
+                <w:szCs w:val="22"/>
+                <w:lang w:val="en-US"/>
+              </w:rPr>
+              <w:t>_</w:t>
+            </w:r>
+            <w:proofErr w:type="gramStart"/>
+            <w:r>
+              <w:rPr>
+                <w:b/>
+                <w:bCs/>
+                <w:sz w:val="22"/>
+                <w:szCs w:val="22"/>
+                <w:lang w:val="en-US"/>
+              </w:rPr>
+              <w:t>year</w:t>
+            </w:r>
+            <w:proofErr w:type="spellEnd"/>
+            <w:r>
+              <w:rPr>
+                <w:b/>
+                <w:bCs/>
+                <w:sz w:val="22"/>
+                <w:szCs w:val="22"/>
+                <w:lang w:val="en-US"/>
+              </w:rPr>
+              <w:t xml:space="preserve"> }</w:t>
+            </w:r>
+            <w:proofErr w:type="gramEnd"/>
+            <w:r>
+              <w:rPr>
+                <w:b/>
+                <w:bCs/>
+                <w:sz w:val="22"/>
+                <w:szCs w:val="22"/>
+                <w:lang w:val="en-US"/>
+              </w:rPr>
+              <w:t>}</w:t>
             </w:r>
             <w:r>
               <w:rPr>
@@ -1218,13 +1611,23 @@
               </w:rPr>
               <w:t xml:space="preserve">Пол: </w:t>
             </w:r>
+            <w:proofErr w:type="gramStart"/>
             <w:r>
               <w:rPr>
                 <w:sz w:val="16"/>
                 <w:szCs w:val="16"/>
                 <w:lang w:val="en-US"/>
               </w:rPr>
-              <w:t>{{ gender }}</w:t>
+              <w:t>{{ gender</w:t>
+            </w:r>
+            <w:proofErr w:type="gramEnd"/>
+            <w:r>
+              <w:rPr>
+                <w:sz w:val="16"/>
+                <w:szCs w:val="16"/>
+                <w:lang w:val="en-US"/>
+              </w:rPr>
+              <w:t xml:space="preserve"> }}</w:t>
             </w:r>
             <w:r>
               <w:rPr>
@@ -1328,6 +1731,7 @@
                 <w:lang w:val="en-US"/>
               </w:rPr>
             </w:pPr>
+            <w:proofErr w:type="gramStart"/>
             <w:r>
               <w:rPr>
                 <w:b/>
@@ -1338,6 +1742,7 @@
               </w:rPr>
               <w:t xml:space="preserve">{{ </w:t>
             </w:r>
+            <w:proofErr w:type="spellStart"/>
             <w:r>
               <w:rPr>
                 <w:b/>
@@ -1347,6 +1752,8 @@
               </w:rPr>
               <w:t>passport</w:t>
             </w:r>
+            <w:proofErr w:type="spellEnd"/>
+            <w:proofErr w:type="gramEnd"/>
             <w:r>
               <w:rPr>
                 <w:b/>
@@ -1410,6 +1817,7 @@
                 <w:lang w:val="en-US"/>
               </w:rPr>
             </w:pPr>
+            <w:proofErr w:type="gramStart"/>
             <w:r>
               <w:rPr>
                 <w:b/>
@@ -1420,15 +1828,27 @@
               </w:rPr>
               <w:t xml:space="preserve">{{ </w:t>
             </w:r>
-            <w:r>
-              <w:rPr>
-                <w:b/>
-                <w:bCs/>
-                <w:sz w:val="16"/>
-                <w:szCs w:val="16"/>
-              </w:rPr>
-              <w:t>p_series</w:t>
-            </w:r>
+            <w:proofErr w:type="spellStart"/>
+            <w:r>
+              <w:rPr>
+                <w:b/>
+                <w:bCs/>
+                <w:sz w:val="16"/>
+                <w:szCs w:val="16"/>
+              </w:rPr>
+              <w:t>p</w:t>
+            </w:r>
+            <w:proofErr w:type="gramEnd"/>
+            <w:r>
+              <w:rPr>
+                <w:b/>
+                <w:bCs/>
+                <w:sz w:val="16"/>
+                <w:szCs w:val="16"/>
+              </w:rPr>
+              <w:t>_series</w:t>
+            </w:r>
+            <w:proofErr w:type="spellEnd"/>
             <w:r>
               <w:rPr>
                 <w:b/>
@@ -1492,6 +1912,7 @@
                 <w:lang w:val="en-US"/>
               </w:rPr>
             </w:pPr>
+            <w:proofErr w:type="gramStart"/>
             <w:r>
               <w:rPr>
                 <w:b/>
@@ -1502,15 +1923,27 @@
               </w:rPr>
               <w:t xml:space="preserve">{{ </w:t>
             </w:r>
-            <w:r>
-              <w:rPr>
-                <w:b/>
-                <w:bCs/>
-                <w:sz w:val="16"/>
-                <w:szCs w:val="16"/>
-              </w:rPr>
-              <w:t>p_number</w:t>
-            </w:r>
+            <w:proofErr w:type="spellStart"/>
+            <w:r>
+              <w:rPr>
+                <w:b/>
+                <w:bCs/>
+                <w:sz w:val="16"/>
+                <w:szCs w:val="16"/>
+              </w:rPr>
+              <w:t>p</w:t>
+            </w:r>
+            <w:proofErr w:type="gramEnd"/>
+            <w:r>
+              <w:rPr>
+                <w:b/>
+                <w:bCs/>
+                <w:sz w:val="16"/>
+                <w:szCs w:val="16"/>
+              </w:rPr>
+              <w:t>_number</w:t>
+            </w:r>
+            <w:proofErr w:type="spellEnd"/>
             <w:r>
               <w:rPr>
                 <w:b/>
@@ -1580,6 +2013,7 @@
                 <w:lang w:val="en-US"/>
               </w:rPr>
             </w:pPr>
+            <w:proofErr w:type="gramStart"/>
             <w:r>
               <w:rPr>
                 <w:b/>
@@ -1590,6 +2024,7 @@
               </w:rPr>
               <w:t xml:space="preserve">{{ </w:t>
             </w:r>
+            <w:proofErr w:type="spellStart"/>
             <w:r>
               <w:rPr>
                 <w:b/>
@@ -1597,8 +2032,19 @@
                 <w:sz w:val="22"/>
                 <w:szCs w:val="22"/>
               </w:rPr>
-              <w:t>phone_number</w:t>
-            </w:r>
+              <w:t>phone</w:t>
+            </w:r>
+            <w:proofErr w:type="gramEnd"/>
+            <w:r>
+              <w:rPr>
+                <w:b/>
+                <w:bCs/>
+                <w:sz w:val="22"/>
+                <w:szCs w:val="22"/>
+              </w:rPr>
+              <w:t>_number</w:t>
+            </w:r>
+            <w:proofErr w:type="spellEnd"/>
             <w:r>
               <w:rPr>
                 <w:b/>
@@ -1715,6 +2161,7 @@
                 <w:szCs w:val="16"/>
               </w:rPr>
             </w:pPr>
+            <w:proofErr w:type="gramStart"/>
             <w:r>
               <w:rPr>
                 <w:sz w:val="16"/>
@@ -1723,6 +2170,7 @@
               </w:rPr>
               <w:t xml:space="preserve">{{ </w:t>
             </w:r>
+            <w:proofErr w:type="spellStart"/>
             <w:r>
               <w:rPr>
                 <w:sz w:val="16"/>
@@ -1730,6 +2178,8 @@
               </w:rPr>
               <w:t>area</w:t>
             </w:r>
+            <w:proofErr w:type="spellEnd"/>
+            <w:proofErr w:type="gramEnd"/>
             <w:r>
               <w:rPr>
                 <w:sz w:val="16"/>
@@ -1794,6 +2244,7 @@
                 <w:szCs w:val="16"/>
               </w:rPr>
             </w:pPr>
+            <w:proofErr w:type="gramStart"/>
             <w:r>
               <w:rPr>
                 <w:b/>
@@ -1804,6 +2255,7 @@
               </w:rPr>
               <w:t xml:space="preserve">{{ </w:t>
             </w:r>
+            <w:proofErr w:type="spellStart"/>
             <w:r>
               <w:rPr>
                 <w:b/>
@@ -1813,6 +2265,8 @@
               </w:rPr>
               <w:t>district</w:t>
             </w:r>
+            <w:proofErr w:type="spellEnd"/>
+            <w:proofErr w:type="gramEnd"/>
             <w:r>
               <w:rPr>
                 <w:b/>
@@ -1874,6 +2328,7 @@
                 <w:szCs w:val="16"/>
               </w:rPr>
             </w:pPr>
+            <w:proofErr w:type="gramStart"/>
             <w:r>
               <w:rPr>
                 <w:b/>
@@ -1884,6 +2339,7 @@
               </w:rPr>
               <w:t xml:space="preserve">{{ </w:t>
             </w:r>
+            <w:proofErr w:type="spellStart"/>
             <w:r>
               <w:rPr>
                 <w:b/>
@@ -1893,6 +2349,8 @@
               </w:rPr>
               <w:t>locality</w:t>
             </w:r>
+            <w:proofErr w:type="spellEnd"/>
+            <w:proofErr w:type="gramEnd"/>
             <w:r>
               <w:rPr>
                 <w:b/>
@@ -1959,6 +2417,7 @@
                 <w:szCs w:val="16"/>
               </w:rPr>
             </w:pPr>
+            <w:proofErr w:type="gramStart"/>
             <w:r>
               <w:rPr>
                 <w:b/>
@@ -1969,14 +2428,26 @@
               </w:rPr>
               <w:t xml:space="preserve">{{ </w:t>
             </w:r>
-            <w:r>
-              <w:rPr>
-                <w:b/>
-                <w:bCs/>
-                <w:sz w:val="16"/>
-                <w:szCs w:val="16"/>
-              </w:rPr>
-              <w:t xml:space="preserve">street </w:t>
+            <w:proofErr w:type="spellStart"/>
+            <w:r>
+              <w:rPr>
+                <w:b/>
+                <w:bCs/>
+                <w:sz w:val="16"/>
+                <w:szCs w:val="16"/>
+              </w:rPr>
+              <w:t>street</w:t>
+            </w:r>
+            <w:proofErr w:type="spellEnd"/>
+            <w:proofErr w:type="gramEnd"/>
+            <w:r>
+              <w:rPr>
+                <w:b/>
+                <w:bCs/>
+                <w:sz w:val="16"/>
+                <w:szCs w:val="16"/>
+              </w:rPr>
+              <w:t xml:space="preserve"> </w:t>
             </w:r>
             <w:r>
               <w:rPr>
@@ -2039,6 +2510,7 @@
                 <w:szCs w:val="16"/>
               </w:rPr>
             </w:pPr>
+            <w:proofErr w:type="gramStart"/>
             <w:r>
               <w:rPr>
                 <w:b/>
@@ -2049,14 +2521,26 @@
               </w:rPr>
               <w:t xml:space="preserve">{{ </w:t>
             </w:r>
-            <w:r>
-              <w:rPr>
-                <w:b/>
-                <w:bCs/>
-                <w:sz w:val="16"/>
-                <w:szCs w:val="16"/>
-              </w:rPr>
-              <w:t xml:space="preserve">home </w:t>
+            <w:proofErr w:type="spellStart"/>
+            <w:r>
+              <w:rPr>
+                <w:b/>
+                <w:bCs/>
+                <w:sz w:val="16"/>
+                <w:szCs w:val="16"/>
+              </w:rPr>
+              <w:t>home</w:t>
+            </w:r>
+            <w:proofErr w:type="spellEnd"/>
+            <w:proofErr w:type="gramEnd"/>
+            <w:r>
+              <w:rPr>
+                <w:b/>
+                <w:bCs/>
+                <w:sz w:val="16"/>
+                <w:szCs w:val="16"/>
+              </w:rPr>
+              <w:t xml:space="preserve"> </w:t>
             </w:r>
             <w:r>
               <w:rPr>
@@ -2119,6 +2603,7 @@
                 <w:szCs w:val="16"/>
               </w:rPr>
             </w:pPr>
+            <w:proofErr w:type="gramStart"/>
             <w:r>
               <w:rPr>
                 <w:b/>
@@ -2129,14 +2614,26 @@
               </w:rPr>
               <w:t xml:space="preserve">{{ </w:t>
             </w:r>
-            <w:r>
-              <w:rPr>
-                <w:b/>
-                <w:bCs/>
-                <w:sz w:val="16"/>
-                <w:szCs w:val="16"/>
-              </w:rPr>
-              <w:t xml:space="preserve">building </w:t>
+            <w:proofErr w:type="spellStart"/>
+            <w:r>
+              <w:rPr>
+                <w:b/>
+                <w:bCs/>
+                <w:sz w:val="16"/>
+                <w:szCs w:val="16"/>
+              </w:rPr>
+              <w:t>building</w:t>
+            </w:r>
+            <w:proofErr w:type="spellEnd"/>
+            <w:proofErr w:type="gramEnd"/>
+            <w:r>
+              <w:rPr>
+                <w:b/>
+                <w:bCs/>
+                <w:sz w:val="16"/>
+                <w:szCs w:val="16"/>
+              </w:rPr>
+              <w:t xml:space="preserve"> </w:t>
             </w:r>
             <w:r>
               <w:rPr>
@@ -2199,6 +2696,7 @@
                 <w:szCs w:val="16"/>
               </w:rPr>
             </w:pPr>
+            <w:proofErr w:type="gramStart"/>
             <w:r>
               <w:rPr>
                 <w:b/>
@@ -2209,6 +2707,7 @@
               </w:rPr>
               <w:t xml:space="preserve">{{ </w:t>
             </w:r>
+            <w:proofErr w:type="spellStart"/>
             <w:r>
               <w:rPr>
                 <w:b/>
@@ -2218,6 +2717,8 @@
               </w:rPr>
               <w:t>apartment</w:t>
             </w:r>
+            <w:proofErr w:type="spellEnd"/>
+            <w:proofErr w:type="gramEnd"/>
             <w:r>
               <w:rPr>
                 <w:b/>
@@ -2341,6 +2842,7 @@
                 <w:szCs w:val="16"/>
               </w:rPr>
             </w:pPr>
+            <w:proofErr w:type="gramStart"/>
             <w:r>
               <w:rPr>
                 <w:b/>
@@ -2351,6 +2853,7 @@
               </w:rPr>
               <w:t xml:space="preserve">{{ </w:t>
             </w:r>
+            <w:proofErr w:type="spellStart"/>
             <w:r>
               <w:rPr>
                 <w:b/>
@@ -2360,6 +2863,8 @@
               </w:rPr>
               <w:t>area</w:t>
             </w:r>
+            <w:proofErr w:type="spellEnd"/>
+            <w:proofErr w:type="gramEnd"/>
             <w:r>
               <w:rPr>
                 <w:b/>
@@ -2426,6 +2931,7 @@
                 <w:szCs w:val="16"/>
               </w:rPr>
             </w:pPr>
+            <w:proofErr w:type="gramStart"/>
             <w:r>
               <w:rPr>
                 <w:b/>
@@ -2436,6 +2942,7 @@
               </w:rPr>
               <w:t xml:space="preserve">{{ </w:t>
             </w:r>
+            <w:proofErr w:type="spellStart"/>
             <w:r>
               <w:rPr>
                 <w:b/>
@@ -2445,6 +2952,8 @@
               </w:rPr>
               <w:t>district</w:t>
             </w:r>
+            <w:proofErr w:type="spellEnd"/>
+            <w:proofErr w:type="gramEnd"/>
             <w:r>
               <w:rPr>
                 <w:b/>
@@ -2506,6 +3015,7 @@
                 <w:szCs w:val="16"/>
               </w:rPr>
             </w:pPr>
+            <w:proofErr w:type="gramStart"/>
             <w:r>
               <w:rPr>
                 <w:b/>
@@ -2516,6 +3026,7 @@
               </w:rPr>
               <w:t xml:space="preserve">{{ </w:t>
             </w:r>
+            <w:proofErr w:type="spellStart"/>
             <w:r>
               <w:rPr>
                 <w:b/>
@@ -2525,6 +3036,8 @@
               </w:rPr>
               <w:t>locality</w:t>
             </w:r>
+            <w:proofErr w:type="spellEnd"/>
+            <w:proofErr w:type="gramEnd"/>
             <w:r>
               <w:rPr>
                 <w:b/>
@@ -2591,6 +3104,7 @@
                 <w:szCs w:val="16"/>
               </w:rPr>
             </w:pPr>
+            <w:proofErr w:type="gramStart"/>
             <w:r>
               <w:rPr>
                 <w:b/>
@@ -2601,14 +3115,26 @@
               </w:rPr>
               <w:t xml:space="preserve">{{ </w:t>
             </w:r>
-            <w:r>
-              <w:rPr>
-                <w:b/>
-                <w:bCs/>
-                <w:sz w:val="16"/>
-                <w:szCs w:val="16"/>
-              </w:rPr>
-              <w:t xml:space="preserve">street </w:t>
+            <w:proofErr w:type="spellStart"/>
+            <w:r>
+              <w:rPr>
+                <w:b/>
+                <w:bCs/>
+                <w:sz w:val="16"/>
+                <w:szCs w:val="16"/>
+              </w:rPr>
+              <w:t>street</w:t>
+            </w:r>
+            <w:proofErr w:type="spellEnd"/>
+            <w:proofErr w:type="gramEnd"/>
+            <w:r>
+              <w:rPr>
+                <w:b/>
+                <w:bCs/>
+                <w:sz w:val="16"/>
+                <w:szCs w:val="16"/>
+              </w:rPr>
+              <w:t xml:space="preserve"> </w:t>
             </w:r>
             <w:r>
               <w:rPr>
@@ -2671,6 +3197,7 @@
                 <w:szCs w:val="16"/>
               </w:rPr>
             </w:pPr>
+            <w:proofErr w:type="gramStart"/>
             <w:r>
               <w:rPr>
                 <w:b/>
@@ -2681,14 +3208,26 @@
               </w:rPr>
               <w:t xml:space="preserve">{{ </w:t>
             </w:r>
-            <w:r>
-              <w:rPr>
-                <w:b/>
-                <w:bCs/>
-                <w:sz w:val="16"/>
-                <w:szCs w:val="16"/>
-              </w:rPr>
-              <w:t xml:space="preserve">home </w:t>
+            <w:proofErr w:type="spellStart"/>
+            <w:r>
+              <w:rPr>
+                <w:b/>
+                <w:bCs/>
+                <w:sz w:val="16"/>
+                <w:szCs w:val="16"/>
+              </w:rPr>
+              <w:t>home</w:t>
+            </w:r>
+            <w:proofErr w:type="spellEnd"/>
+            <w:proofErr w:type="gramEnd"/>
+            <w:r>
+              <w:rPr>
+                <w:b/>
+                <w:bCs/>
+                <w:sz w:val="16"/>
+                <w:szCs w:val="16"/>
+              </w:rPr>
+              <w:t xml:space="preserve"> </w:t>
             </w:r>
             <w:r>
               <w:rPr>
@@ -2751,6 +3290,7 @@
                 <w:szCs w:val="16"/>
               </w:rPr>
             </w:pPr>
+            <w:proofErr w:type="gramStart"/>
             <w:r>
               <w:rPr>
                 <w:b/>
@@ -2761,14 +3301,26 @@
               </w:rPr>
               <w:t xml:space="preserve">{{ </w:t>
             </w:r>
-            <w:r>
-              <w:rPr>
-                <w:b/>
-                <w:bCs/>
-                <w:sz w:val="16"/>
-                <w:szCs w:val="16"/>
-              </w:rPr>
-              <w:t xml:space="preserve">building </w:t>
+            <w:proofErr w:type="spellStart"/>
+            <w:r>
+              <w:rPr>
+                <w:b/>
+                <w:bCs/>
+                <w:sz w:val="16"/>
+                <w:szCs w:val="16"/>
+              </w:rPr>
+              <w:t>building</w:t>
+            </w:r>
+            <w:proofErr w:type="spellEnd"/>
+            <w:proofErr w:type="gramEnd"/>
+            <w:r>
+              <w:rPr>
+                <w:b/>
+                <w:bCs/>
+                <w:sz w:val="16"/>
+                <w:szCs w:val="16"/>
+              </w:rPr>
+              <w:t xml:space="preserve"> </w:t>
             </w:r>
             <w:r>
               <w:rPr>
@@ -2831,6 +3383,7 @@
                 <w:szCs w:val="16"/>
               </w:rPr>
             </w:pPr>
+            <w:proofErr w:type="gramStart"/>
             <w:r>
               <w:rPr>
                 <w:b/>
@@ -2841,6 +3394,7 @@
               </w:rPr>
               <w:t xml:space="preserve">{{ </w:t>
             </w:r>
+            <w:proofErr w:type="spellStart"/>
             <w:r>
               <w:rPr>
                 <w:b/>
@@ -2850,6 +3404,8 @@
               </w:rPr>
               <w:t>apartment</w:t>
             </w:r>
+            <w:proofErr w:type="spellEnd"/>
+            <w:proofErr w:type="gramEnd"/>
             <w:r>
               <w:rPr>
                 <w:b/>
@@ -2975,6 +3531,7 @@
                 <w:lang w:val="en-US"/>
               </w:rPr>
             </w:pPr>
+            <w:proofErr w:type="gramStart"/>
             <w:r>
               <w:rPr>
                 <w:b/>
@@ -2983,7 +3540,40 @@
                 <w:szCs w:val="22"/>
                 <w:lang w:val="en-US"/>
               </w:rPr>
-              <w:t>{{ polis_oms }}</w:t>
+              <w:t xml:space="preserve">{{ </w:t>
+            </w:r>
+            <w:proofErr w:type="spellStart"/>
+            <w:r>
+              <w:rPr>
+                <w:b/>
+                <w:bCs/>
+                <w:sz w:val="22"/>
+                <w:szCs w:val="22"/>
+                <w:lang w:val="en-US"/>
+              </w:rPr>
+              <w:t>polis</w:t>
+            </w:r>
+            <w:proofErr w:type="gramEnd"/>
+            <w:r>
+              <w:rPr>
+                <w:b/>
+                <w:bCs/>
+                <w:sz w:val="22"/>
+                <w:szCs w:val="22"/>
+                <w:lang w:val="en-US"/>
+              </w:rPr>
+              <w:t>_oms</w:t>
+            </w:r>
+            <w:proofErr w:type="spellEnd"/>
+            <w:r>
+              <w:rPr>
+                <w:b/>
+                <w:bCs/>
+                <w:sz w:val="22"/>
+                <w:szCs w:val="22"/>
+                <w:lang w:val="en-US"/>
+              </w:rPr>
+              <w:t xml:space="preserve"> }}</w:t>
             </w:r>
           </w:p>
         </w:tc>
@@ -3289,10 +3879,47 @@
           <w:p>
             <w:pPr>
               <w:rPr>
-                <w:sz w:val="16"/>
-                <w:szCs w:val="16"/>
-              </w:rPr>
-            </w:pPr>
+                <w:b/>
+                <w:bCs/>
+                <w:sz w:val="16"/>
+                <w:szCs w:val="16"/>
+                <w:lang w:val="en-US"/>
+              </w:rPr>
+            </w:pPr>
+            <w:proofErr w:type="gramStart"/>
+            <w:r>
+              <w:rPr>
+                <w:b/>
+                <w:bCs/>
+                <w:sz w:val="20"/>
+                <w:szCs w:val="20"/>
+                <w:lang w:val="en-US"/>
+              </w:rPr>
+              <w:t xml:space="preserve">{{ </w:t>
+            </w:r>
+            <w:proofErr w:type="spellStart"/>
+            <w:r>
+              <w:rPr>
+                <w:b/>
+                <w:bCs/>
+                <w:sz w:val="20"/>
+                <w:szCs w:val="20"/>
+                <w:lang w:val="en-US"/>
+              </w:rPr>
+              <w:t>snils</w:t>
+            </w:r>
+            <w:proofErr w:type="spellEnd"/>
+            <w:proofErr w:type="gramEnd"/>
+            <w:r>
+              <w:rPr>
+                <w:b/>
+                <w:bCs/>
+                <w:sz w:val="20"/>
+                <w:szCs w:val="20"/>
+                <w:lang w:val="en-US"/>
+              </w:rPr>
+              <w:t xml:space="preserve"> }}</w:t>
+            </w:r>
           </w:p>
         </w:tc>
       </w:tr>
@@ -3459,7 +4086,15 @@
                 <w:sz w:val="16"/>
                 <w:szCs w:val="16"/>
               </w:rPr>
-              <w:t xml:space="preserve">Занятость: работает — 1, проходит военную и приравненную к ней службу — 2; пенсионер — 3, обучающийся — 4, не работает — 5, </w:t>
+              <w:t xml:space="preserve">Занятость: работает — 1, проходит военную и приравненную к ней службу — 2; пенсионер — 3, обучающийся — 4, не работает — </w:t>
+            </w:r>
+            <w:proofErr w:type="gramStart"/>
+            <w:r>
+              <w:rPr>
+                <w:sz w:val="16"/>
+                <w:szCs w:val="16"/>
+              </w:rPr>
+              <w:t xml:space="preserve">5, </w:t>
             </w:r>
             <w:r>
               <w:rPr>
@@ -3473,7 +4108,15 @@
                 <w:sz w:val="16"/>
                 <w:szCs w:val="16"/>
               </w:rPr>
-              <w:t>прочее — 6</w:t>
+              <w:t>прочее</w:t>
+            </w:r>
+            <w:proofErr w:type="gramEnd"/>
+            <w:r>
+              <w:rPr>
+                <w:sz w:val="16"/>
+                <w:szCs w:val="16"/>
+              </w:rPr>
+              <w:t xml:space="preserve"> — 6</w:t>
             </w:r>
             <w:r>
               <w:rPr>
@@ -5537,8 +6180,17 @@
                 <w:sz w:val="18"/>
                 <w:szCs w:val="18"/>
               </w:rPr>
-              <w:t>антиген К1 системы Kell</w:t>
-            </w:r>
+              <w:t xml:space="preserve">антиген К1 системы </w:t>
+            </w:r>
+            <w:proofErr w:type="spellStart"/>
+            <w:r>
+              <w:rPr>
+                <w:sz w:val="18"/>
+                <w:szCs w:val="18"/>
+              </w:rPr>
+              <w:t>Kell</w:t>
+            </w:r>
+            <w:proofErr w:type="spellEnd"/>
           </w:p>
         </w:tc>
         <w:tc>
@@ -5947,8 +6599,19 @@
                 <w:sz w:val="16"/>
                 <w:szCs w:val="16"/>
               </w:rPr>
-              <w:t>Эффективная доза за исследование, мЗв</w:t>
-            </w:r>
+              <w:t xml:space="preserve">Эффективная доза за исследование, </w:t>
+            </w:r>
+            <w:proofErr w:type="spellStart"/>
+            <w:r>
+              <w:rPr>
+                <w:rFonts w:eastAsia="Times New Roman"/>
+                <w:b/>
+                <w:sz w:val="16"/>
+                <w:szCs w:val="16"/>
+              </w:rPr>
+              <w:t>мЗв</w:t>
+            </w:r>
+            <w:proofErr w:type="spellEnd"/>
           </w:p>
         </w:tc>
       </w:tr>
@@ -6034,8 +6697,16 @@
               <w:rPr>
                 <w:rFonts w:eastAsia="Times New Roman"/>
               </w:rPr>
-              <w:t xml:space="preserve">                  мЗв</w:t>
-            </w:r>
+              <w:t xml:space="preserve">                  </w:t>
+            </w:r>
+            <w:proofErr w:type="spellStart"/>
+            <w:r>
+              <w:rPr>
+                <w:rFonts w:eastAsia="Times New Roman"/>
+              </w:rPr>
+              <w:t>мЗв</w:t>
+            </w:r>
+            <w:proofErr w:type="spellEnd"/>
           </w:p>
         </w:tc>
       </w:tr>
@@ -6418,8 +7089,9 @@
           <w:szCs w:val="22"/>
           <w:lang w:val="ru-RU"/>
         </w:rPr>
-        <w:t>{{ surname }} {{ first_name }} {{ last_name }}</w:t>
-      </w:r>
+        <w:t xml:space="preserve">{{ </w:t>
+      </w:r>
+      <w:proofErr w:type="spellStart"/>
       <w:r>
         <w:rPr>
           <w:rFonts w:ascii="Times New Roman" w:hAnsi="Times New Roman"/>
@@ -6429,16 +7101,107 @@
           <w:szCs w:val="22"/>
           <w:lang w:val="ru-RU"/>
         </w:rPr>
-        <w:t>,</w:t>
-      </w:r>
-      <w:r>
-        <w:rPr>
-          <w:rFonts w:ascii="Times New Roman" w:hAnsi="Times New Roman"/>
+        <w:t>surname</w:t>
+      </w:r>
+      <w:proofErr w:type="spellEnd"/>
+      <w:r>
+        <w:rPr>
+          <w:rFonts w:ascii="Times New Roman" w:hAnsi="Times New Roman"/>
+          <w:b/>
+          <w:bCs/>
           <w:sz w:val="22"/>
           <w:szCs w:val="22"/>
           <w:lang w:val="ru-RU"/>
         </w:rPr>
-        <w:t xml:space="preserve"> подтверждаю своё согласие на обработку ООО МЦ «РевмаМед» (далее - Оператор) моих персональных данных, включающих фамилию, имя, отчество, пол, дату рождения, адрес места жительства, профессия, образование, семейное положение, контактный(е) телефон(ы), реквизиты полиса ОМС (ДМС), страховой номер индивидуального лицевого счёта в Пенсионном фонде России (СНИЛС), данные о состоянии здоровья, заболеваниях, случаях обращения за медицинской помощью — в медико-профилактических целях, в целях установления медицинского диагноза и оказания медицинских услуг при условии, что их обработка осуществляется лицом, профессионально занимающимся медицинской деятельностью и обязанным сохранять врачебную тайну. В процессе оказания Оператором медицинской помощи я предоставляю право медицинским работникам передавать мои персональные данные, содержащие сведения, составляющие врачебную тайну, другим должностным лицам Оператора, в интересах моего обследования и лечения (обследования и лечения несовершеннолетнего пациента/лица, признанного недееспособным). Предоставляю Оператору право осуществлять все действия (операции) с моими персональными данными, включая сбор, систематизацию, накопление, хранение, обновление, изменение, использование, обезличивание, блокирование, уничтожение. Оператор вправе обрабатывать вышеуказанные персональные данные посредством внесения их в электронную базу данных, включения в списки (реестры) и отчётные формы, предусмотренные документами, регламентирующими предоставление отчётных данных (документов) по ОМС (договором ДМС).</w:t>
+        <w:t xml:space="preserve"> }} {{ </w:t>
+      </w:r>
+      <w:proofErr w:type="spellStart"/>
+      <w:r>
+        <w:rPr>
+          <w:rFonts w:ascii="Times New Roman" w:hAnsi="Times New Roman"/>
+          <w:b/>
+          <w:bCs/>
+          <w:sz w:val="22"/>
+          <w:szCs w:val="22"/>
+          <w:lang w:val="ru-RU"/>
+        </w:rPr>
+        <w:t>first_name</w:t>
+      </w:r>
+      <w:proofErr w:type="spellEnd"/>
+      <w:r>
+        <w:rPr>
+          <w:rFonts w:ascii="Times New Roman" w:hAnsi="Times New Roman"/>
+          <w:b/>
+          <w:bCs/>
+          <w:sz w:val="22"/>
+          <w:szCs w:val="22"/>
+          <w:lang w:val="ru-RU"/>
+        </w:rPr>
+        <w:t xml:space="preserve"> }} {{ </w:t>
+      </w:r>
+      <w:proofErr w:type="spellStart"/>
+      <w:r>
+        <w:rPr>
+          <w:rFonts w:ascii="Times New Roman" w:hAnsi="Times New Roman"/>
+          <w:b/>
+          <w:bCs/>
+          <w:sz w:val="22"/>
+          <w:szCs w:val="22"/>
+          <w:lang w:val="ru-RU"/>
+        </w:rPr>
+        <w:t>last_name</w:t>
+      </w:r>
+      <w:proofErr w:type="spellEnd"/>
+      <w:r>
+        <w:rPr>
+          <w:rFonts w:ascii="Times New Roman" w:hAnsi="Times New Roman"/>
+          <w:b/>
+          <w:bCs/>
+          <w:sz w:val="22"/>
+          <w:szCs w:val="22"/>
+          <w:lang w:val="ru-RU"/>
+        </w:rPr>
+        <w:t xml:space="preserve"> }}</w:t>
+      </w:r>
+      <w:r>
+        <w:rPr>
+          <w:rFonts w:ascii="Times New Roman" w:hAnsi="Times New Roman"/>
+          <w:b/>
+          <w:bCs/>
+          <w:sz w:val="22"/>
+          <w:szCs w:val="22"/>
+          <w:lang w:val="ru-RU"/>
+        </w:rPr>
+        <w:t>,</w:t>
+      </w:r>
+      <w:r>
+        <w:rPr>
+          <w:rFonts w:ascii="Times New Roman" w:hAnsi="Times New Roman"/>
+          <w:sz w:val="22"/>
+          <w:szCs w:val="22"/>
+          <w:lang w:val="ru-RU"/>
+        </w:rPr>
+        <w:t xml:space="preserve"> подтверждаю своё согласие на обработку ООО МЦ «</w:t>
+      </w:r>
+      <w:proofErr w:type="spellStart"/>
+      <w:r>
+        <w:rPr>
+          <w:rFonts w:ascii="Times New Roman" w:hAnsi="Times New Roman"/>
+          <w:sz w:val="22"/>
+          <w:szCs w:val="22"/>
+          <w:lang w:val="ru-RU"/>
+        </w:rPr>
+        <w:t>РевмаМед</w:t>
+      </w:r>
+      <w:proofErr w:type="spellEnd"/>
+      <w:r>
+        <w:rPr>
+          <w:rFonts w:ascii="Times New Roman" w:hAnsi="Times New Roman"/>
+          <w:sz w:val="22"/>
+          <w:szCs w:val="22"/>
+          <w:lang w:val="ru-RU"/>
+        </w:rPr>
+        <w:t>» (далее - Оператор) моих персональных данных, включающих фамилию, имя, отчество, пол, дату рождения, адрес места жительства, профессия, образование, семейное положение, контактный(е) телефон(ы), реквизиты полиса ОМС (ДМС), страховой номер индивидуального лицевого счёта в Пенсионном фонде России (СНИЛС), данные о состоянии здоровья, заболеваниях, случаях обращения за медицинской помощью — в медико-профилактических целях, в целях установления медицинского диагноза и оказания медицинских услуг при условии, что их обработка осуществляется лицом, профессионально занимающимся медицинской деятельностью и обязанным сохранять врачебную тайну. В процессе оказания Оператором медицинской помощи я предоставляю право медицинским работникам передавать мои персональные данные, содержащие сведения, составляющие врачебную тайну, другим должностным лицам Оператора, в интересах моего обследования и лечения (обследования и лечения несовершеннолетнего пациента/лица, признанного недееспособным). Предоставляю Оператору право осуществлять все действия (операции) с моими персональными данными, включая сбор, систематизацию, накопление, хранение, обновление, изменение, использование, обезличивание, блокирование, уничтожение. Оператор вправе обрабатывать вышеуказанные персональные данные посредством внесения их в электронную базу данных, включения в списки (реестры) и отчётные формы, предусмотренные документами, регламентирующими предоставление отчётных данных (документов) по ОМС (договором ДМС).</w:t>
       </w:r>
     </w:p>
     <w:p>
@@ -6596,50 +7359,55 @@
           <w:szCs w:val="22"/>
           <w:lang w:val="ru-RU"/>
         </w:rPr>
-        <w:t xml:space="preserve">«{{ </w:t>
-      </w:r>
+        <w:t>«</w:t>
+      </w:r>
+      <w:proofErr w:type="gramStart"/>
       <w:r>
         <w:rPr>
           <w:rFonts w:ascii="Times New Roman" w:hAnsi="Times New Roman"/>
           <w:sz w:val="22"/>
           <w:szCs w:val="22"/>
-        </w:rPr>
-        <w:t>c</w:t>
+          <w:lang w:val="ru-RU"/>
+        </w:rPr>
+        <w:t xml:space="preserve">{{ </w:t>
       </w:r>
       <w:r>
         <w:rPr>
           <w:rFonts w:ascii="Times New Roman" w:hAnsi="Times New Roman"/>
           <w:sz w:val="22"/>
           <w:szCs w:val="22"/>
-          <w:lang w:val="ru-RU"/>
-        </w:rPr>
-        <w:t>_</w:t>
-      </w:r>
+        </w:rPr>
+        <w:t>c</w:t>
+      </w:r>
+      <w:proofErr w:type="gramEnd"/>
       <w:r>
         <w:rPr>
           <w:rFonts w:ascii="Times New Roman" w:hAnsi="Times New Roman"/>
           <w:sz w:val="22"/>
           <w:szCs w:val="22"/>
-        </w:rPr>
-        <w:t>day</w:t>
-      </w:r>
+          <w:lang w:val="ru-RU"/>
+        </w:rPr>
+        <w:t>_</w:t>
+      </w:r>
+      <w:proofErr w:type="gramStart"/>
       <w:r>
         <w:rPr>
           <w:rFonts w:ascii="Times New Roman" w:hAnsi="Times New Roman"/>
           <w:sz w:val="22"/>
           <w:szCs w:val="22"/>
-          <w:lang w:val="ru-RU"/>
-        </w:rPr>
-        <w:t xml:space="preserve"> }}» {{ </w:t>
+        </w:rPr>
+        <w:t>day</w:t>
       </w:r>
       <w:r>
         <w:rPr>
           <w:rFonts w:ascii="Times New Roman" w:hAnsi="Times New Roman"/>
           <w:sz w:val="22"/>
           <w:szCs w:val="22"/>
-        </w:rPr>
-        <w:t>cur</w:t>
-      </w:r>
+          <w:lang w:val="ru-RU"/>
+        </w:rPr>
+        <w:t xml:space="preserve"> }</w:t>
+      </w:r>
+      <w:proofErr w:type="gramEnd"/>
       <w:r>
         <w:rPr>
           <w:rFonts w:ascii="Times New Roman" w:hAnsi="Times New Roman"/>
@@ -6647,67 +7415,74 @@
           <w:szCs w:val="22"/>
           <w:lang w:val="ru-RU"/>
         </w:rPr>
-        <w:t>_</w:t>
-      </w:r>
+        <w:t xml:space="preserve">}» </w:t>
+      </w:r>
+      <w:proofErr w:type="gramStart"/>
       <w:r>
         <w:rPr>
           <w:rFonts w:ascii="Times New Roman" w:hAnsi="Times New Roman"/>
           <w:sz w:val="22"/>
           <w:szCs w:val="22"/>
-        </w:rPr>
-        <w:t>month</w:t>
+          <w:lang w:val="ru-RU"/>
+        </w:rPr>
+        <w:t xml:space="preserve">{{ </w:t>
       </w:r>
       <w:r>
         <w:rPr>
           <w:rFonts w:ascii="Times New Roman" w:hAnsi="Times New Roman"/>
           <w:sz w:val="22"/>
           <w:szCs w:val="22"/>
-          <w:lang w:val="ru-RU"/>
-        </w:rPr>
-        <w:t>_</w:t>
-      </w:r>
+        </w:rPr>
+        <w:t>cur</w:t>
+      </w:r>
+      <w:proofErr w:type="gramEnd"/>
       <w:r>
         <w:rPr>
           <w:rFonts w:ascii="Times New Roman" w:hAnsi="Times New Roman"/>
           <w:sz w:val="22"/>
           <w:szCs w:val="22"/>
-        </w:rPr>
-        <w:t>ru</w:t>
+          <w:lang w:val="ru-RU"/>
+        </w:rPr>
+        <w:t>_</w:t>
       </w:r>
       <w:r>
         <w:rPr>
           <w:rFonts w:ascii="Times New Roman" w:hAnsi="Times New Roman"/>
           <w:sz w:val="22"/>
           <w:szCs w:val="22"/>
-          <w:lang w:val="ru-RU"/>
-        </w:rPr>
-        <w:t xml:space="preserve"> }} {{ </w:t>
+        </w:rPr>
+        <w:t>month</w:t>
       </w:r>
       <w:r>
         <w:rPr>
           <w:rFonts w:ascii="Times New Roman" w:hAnsi="Times New Roman"/>
           <w:sz w:val="22"/>
           <w:szCs w:val="22"/>
-        </w:rPr>
-        <w:t>current</w:t>
-      </w:r>
+          <w:lang w:val="ru-RU"/>
+        </w:rPr>
+        <w:t>_</w:t>
+      </w:r>
+      <w:proofErr w:type="spellStart"/>
+      <w:proofErr w:type="gramStart"/>
       <w:r>
         <w:rPr>
           <w:rFonts w:ascii="Times New Roman" w:hAnsi="Times New Roman"/>
           <w:sz w:val="22"/>
           <w:szCs w:val="22"/>
-          <w:lang w:val="ru-RU"/>
-        </w:rPr>
-        <w:t>_</w:t>
-      </w:r>
+        </w:rPr>
+        <w:t>ru</w:t>
+      </w:r>
+      <w:proofErr w:type="spellEnd"/>
       <w:r>
         <w:rPr>
           <w:rFonts w:ascii="Times New Roman" w:hAnsi="Times New Roman"/>
           <w:sz w:val="22"/>
           <w:szCs w:val="22"/>
-        </w:rPr>
-        <w:t>year</w:t>
-      </w:r>
+          <w:lang w:val="ru-RU"/>
+        </w:rPr>
+        <w:t xml:space="preserve"> }</w:t>
+      </w:r>
+      <w:proofErr w:type="gramEnd"/>
       <w:r>
         <w:rPr>
           <w:rFonts w:ascii="Times New Roman" w:hAnsi="Times New Roman"/>
@@ -6715,8 +7490,9 @@
           <w:szCs w:val="22"/>
           <w:lang w:val="ru-RU"/>
         </w:rPr>
-        <w:t xml:space="preserve"> }}</w:t>
-      </w:r>
+        <w:t xml:space="preserve">} </w:t>
+      </w:r>
+      <w:proofErr w:type="gramStart"/>
       <w:r>
         <w:rPr>
           <w:rFonts w:ascii="Times New Roman" w:hAnsi="Times New Roman"/>
@@ -6724,17 +7500,17 @@
           <w:szCs w:val="22"/>
           <w:lang w:val="ru-RU"/>
         </w:rPr>
-        <w:t>г</w:t>
+        <w:t xml:space="preserve">{{ </w:t>
       </w:r>
       <w:r>
         <w:rPr>
           <w:rFonts w:ascii="Times New Roman" w:hAnsi="Times New Roman"/>
           <w:sz w:val="22"/>
           <w:szCs w:val="22"/>
-          <w:lang w:val="ru-RU"/>
-        </w:rPr>
-        <w:t xml:space="preserve">. </w:t>
-      </w:r>
+        </w:rPr>
+        <w:t>current</w:t>
+      </w:r>
+      <w:proofErr w:type="gramEnd"/>
       <w:r>
         <w:rPr>
           <w:rFonts w:ascii="Times New Roman" w:hAnsi="Times New Roman"/>
@@ -6742,16 +7518,16 @@
           <w:szCs w:val="22"/>
           <w:lang w:val="ru-RU"/>
         </w:rPr>
-        <w:t>до</w:t>
-      </w:r>
+        <w:t>_</w:t>
+      </w:r>
+      <w:proofErr w:type="gramStart"/>
       <w:r>
         <w:rPr>
           <w:rFonts w:ascii="Times New Roman" w:hAnsi="Times New Roman"/>
           <w:sz w:val="22"/>
           <w:szCs w:val="22"/>
-          <w:lang w:val="ru-RU"/>
-        </w:rPr>
-        <w:t xml:space="preserve"> </w:t>
+        </w:rPr>
+        <w:t>year</w:t>
       </w:r>
       <w:r>
         <w:rPr>
@@ -6760,7 +7536,7 @@
           <w:szCs w:val="22"/>
           <w:lang w:val="ru-RU"/>
         </w:rPr>
-        <w:t>минования</w:t>
+        <w:t xml:space="preserve"> }}</w:t>
       </w:r>
       <w:r>
         <w:rPr>
@@ -6769,7 +7545,7 @@
           <w:szCs w:val="22"/>
           <w:lang w:val="ru-RU"/>
         </w:rPr>
-        <w:t xml:space="preserve"> </w:t>
+        <w:t>г</w:t>
       </w:r>
       <w:r>
         <w:rPr>
@@ -6778,8 +7554,9 @@
           <w:szCs w:val="22"/>
           <w:lang w:val="ru-RU"/>
         </w:rPr>
-        <w:t>надобности</w:t>
-      </w:r>
+        <w:t>.</w:t>
+      </w:r>
+      <w:proofErr w:type="gramEnd"/>
       <w:r>
         <w:rPr>
           <w:rFonts w:ascii="Times New Roman" w:hAnsi="Times New Roman"/>
@@ -6787,7 +7564,7 @@
           <w:szCs w:val="22"/>
           <w:lang w:val="ru-RU"/>
         </w:rPr>
-        <w:t xml:space="preserve">. </w:t>
+        <w:t xml:space="preserve"> </w:t>
       </w:r>
       <w:r>
         <w:rPr>
@@ -6796,7 +7573,81 @@
           <w:szCs w:val="22"/>
           <w:lang w:val="ru-RU"/>
         </w:rPr>
-        <w:t>Я оставляю за собой право отозвать своё согласие на обработку персональных данных посредством составления соответствующего письменного документа, который может быть направлен мной в адрес Оператора по почте заказным письмом с уведомлением о вручении либо вручён лично под расписку представителю Оператора. В случае получения моего письменного заявления об отзыве настоящего согласия на обработку персональных данных Оператор обязан прекратить их обработку в течение периода времени, необходимого для завершения взаиморасчетов по оплате оказанной мне (несовершеннолетнему пациенту/лицу, признанному недееспособным) до этого медицинской помощи.</w:t>
+        <w:t>до</w:t>
+      </w:r>
+      <w:r>
+        <w:rPr>
+          <w:rFonts w:ascii="Times New Roman" w:hAnsi="Times New Roman"/>
+          <w:sz w:val="22"/>
+          <w:szCs w:val="22"/>
+          <w:lang w:val="ru-RU"/>
+        </w:rPr>
+        <w:t xml:space="preserve"> </w:t>
+      </w:r>
+      <w:r>
+        <w:rPr>
+          <w:rFonts w:ascii="Times New Roman" w:hAnsi="Times New Roman"/>
+          <w:sz w:val="22"/>
+          <w:szCs w:val="22"/>
+          <w:lang w:val="ru-RU"/>
+        </w:rPr>
+        <w:t>минования</w:t>
+      </w:r>
+      <w:r>
+        <w:rPr>
+          <w:rFonts w:ascii="Times New Roman" w:hAnsi="Times New Roman"/>
+          <w:sz w:val="22"/>
+          <w:szCs w:val="22"/>
+          <w:lang w:val="ru-RU"/>
+        </w:rPr>
+        <w:t xml:space="preserve"> </w:t>
+      </w:r>
+      <w:r>
+        <w:rPr>
+          <w:rFonts w:ascii="Times New Roman" w:hAnsi="Times New Roman"/>
+          <w:sz w:val="22"/>
+          <w:szCs w:val="22"/>
+          <w:lang w:val="ru-RU"/>
+        </w:rPr>
+        <w:t>надобности</w:t>
+      </w:r>
+      <w:r>
+        <w:rPr>
+          <w:rFonts w:ascii="Times New Roman" w:hAnsi="Times New Roman"/>
+          <w:sz w:val="22"/>
+          <w:szCs w:val="22"/>
+          <w:lang w:val="ru-RU"/>
+        </w:rPr>
+        <w:t xml:space="preserve">. </w:t>
+      </w:r>
+      <w:r>
+        <w:rPr>
+          <w:rFonts w:ascii="Times New Roman" w:hAnsi="Times New Roman"/>
+          <w:sz w:val="22"/>
+          <w:szCs w:val="22"/>
+          <w:lang w:val="ru-RU"/>
+        </w:rPr>
+        <w:t xml:space="preserve">Я оставляю за собой право отозвать своё согласие на обработку персональных данных посредством составления соответствующего письменного документа, который может быть направлен мной в адрес Оператора по почте заказным письмом с уведомлением о вручении либо вручён лично под расписку представителю Оператора. В случае получения моего письменного заявления об отзыве настоящего согласия на обработку персональных данных Оператор обязан прекратить их обработку в течение периода времени, необходимого для завершения взаиморасчетов </w:t>
+      </w:r>
+      <w:proofErr w:type="gramStart"/>
+      <w:r>
+        <w:rPr>
+          <w:rFonts w:ascii="Times New Roman" w:hAnsi="Times New Roman"/>
+          <w:sz w:val="22"/>
+          <w:szCs w:val="22"/>
+          <w:lang w:val="ru-RU"/>
+        </w:rPr>
+        <w:t>по оплате</w:t>
+      </w:r>
+      <w:proofErr w:type="gramEnd"/>
+      <w:r>
+        <w:rPr>
+          <w:rFonts w:ascii="Times New Roman" w:hAnsi="Times New Roman"/>
+          <w:sz w:val="22"/>
+          <w:szCs w:val="22"/>
+          <w:lang w:val="ru-RU"/>
+        </w:rPr>
+        <w:t xml:space="preserve"> оказанной мне (несовершеннолетнему пациенту/лицу, признанному недееспособным) до этого медицинской помощи.</w:t>
       </w:r>
     </w:p>
     <w:p>
@@ -6848,12 +7699,37 @@
               <w:spacing w:after="0" w:line="240" w:lineRule="auto"/>
               <w:jc w:val="both"/>
             </w:pPr>
+            <w:proofErr w:type="gramStart"/>
             <w:r>
               <w:rPr>
                 <w:rFonts w:ascii="Times New Roman" w:hAnsi="Times New Roman"/>
                 <w:lang w:val="ru-RU"/>
               </w:rPr>
-              <w:t>{{ appointment_date}} года.</w:t>
+              <w:t xml:space="preserve">{{ </w:t>
+            </w:r>
+            <w:proofErr w:type="spellStart"/>
+            <w:r>
+              <w:rPr>
+                <w:rFonts w:ascii="Times New Roman" w:hAnsi="Times New Roman"/>
+                <w:lang w:val="ru-RU"/>
+              </w:rPr>
+              <w:t>appointment</w:t>
+            </w:r>
+            <w:proofErr w:type="gramEnd"/>
+            <w:r>
+              <w:rPr>
+                <w:rFonts w:ascii="Times New Roman" w:hAnsi="Times New Roman"/>
+                <w:lang w:val="ru-RU"/>
+              </w:rPr>
+              <w:t>_date</w:t>
+            </w:r>
+            <w:proofErr w:type="spellEnd"/>
+            <w:r>
+              <w:rPr>
+                <w:rFonts w:ascii="Times New Roman" w:hAnsi="Times New Roman"/>
+                <w:lang w:val="ru-RU"/>
+              </w:rPr>
+              <w:t>}} года.</w:t>
             </w:r>
           </w:p>
         </w:tc>
@@ -7085,23 +7961,151 @@
           <w:color w:val="000000"/>
           <w:lang w:val="ru-RU"/>
         </w:rPr>
-        <w:t xml:space="preserve">{{ surname }} {{ first_name }} {{ last_name }}, </w:t>
-      </w:r>
+        <w:t xml:space="preserve">{{ </w:t>
+      </w:r>
+      <w:proofErr w:type="spellStart"/>
       <w:r>
         <w:rPr>
           <w:rStyle w:val="11"/>
           <w:rFonts w:ascii="Times New Roman" w:hAnsi="Times New Roman"/>
+          <w:b/>
+          <w:bCs/>
           <w:color w:val="000000"/>
           <w:lang w:val="ru-RU"/>
         </w:rPr>
-        <w:t xml:space="preserve">добровольно даю свое согласие на проведение опроса, в том числе выявления жалоб, сбор анамнеза; осмотр, в том числе пальпацию, перкуссию, аускультацию, риноскопию, фарингоскопию, ректальные исследования (на приёме гастроэнтеролога — при клинической потребности), антропометрические исследования, термометрию, тонометрию, исследования нервной системы (чувствительной и двигательной сферы), неинвазивные исследования органа слуха и слуховых функций, лабораторные методы исследования, в том числе клинические, биохимические, бактериологические, вирусологические, серологические, иммунологические, функциональные методы исследования, в том числе ЭКГ,  пикфлуометрию, ультразвуковые исследования и доплерографические исследования; введение лекарственных препаратов по назначению врача, в том числе внутримышечно, внутривенно, подкожно, внутрикожно; медицинский массаж, для получения мною первичной медико-санитарной помощи / получения первичной медико-санитарной помощи лицом, законным  представителем которого я  являюсь,  в </w:t>
-      </w:r>
-      <w:r>
-        <w:rPr>
-          <w:rFonts w:ascii="Times New Roman" w:hAnsi="Times New Roman"/>
-          <w:lang w:val="ru-RU"/>
-        </w:rPr>
-        <w:t>обработку ООО МЦ «РевмаМед».</w:t>
+        <w:t>surname</w:t>
+      </w:r>
+      <w:proofErr w:type="spellEnd"/>
+      <w:r>
+        <w:rPr>
+          <w:rStyle w:val="11"/>
+          <w:rFonts w:ascii="Times New Roman" w:hAnsi="Times New Roman"/>
+          <w:b/>
+          <w:bCs/>
+          <w:color w:val="000000"/>
+          <w:lang w:val="ru-RU"/>
+        </w:rPr>
+        <w:t xml:space="preserve"> }} {{ </w:t>
+      </w:r>
+      <w:proofErr w:type="spellStart"/>
+      <w:r>
+        <w:rPr>
+          <w:rStyle w:val="11"/>
+          <w:rFonts w:ascii="Times New Roman" w:hAnsi="Times New Roman"/>
+          <w:b/>
+          <w:bCs/>
+          <w:color w:val="000000"/>
+          <w:lang w:val="ru-RU"/>
+        </w:rPr>
+        <w:t>first_name</w:t>
+      </w:r>
+      <w:proofErr w:type="spellEnd"/>
+      <w:r>
+        <w:rPr>
+          <w:rStyle w:val="11"/>
+          <w:rFonts w:ascii="Times New Roman" w:hAnsi="Times New Roman"/>
+          <w:b/>
+          <w:bCs/>
+          <w:color w:val="000000"/>
+          <w:lang w:val="ru-RU"/>
+        </w:rPr>
+        <w:t xml:space="preserve"> }} {{ </w:t>
+      </w:r>
+      <w:proofErr w:type="spellStart"/>
+      <w:r>
+        <w:rPr>
+          <w:rStyle w:val="11"/>
+          <w:rFonts w:ascii="Times New Roman" w:hAnsi="Times New Roman"/>
+          <w:b/>
+          <w:bCs/>
+          <w:color w:val="000000"/>
+          <w:lang w:val="ru-RU"/>
+        </w:rPr>
+        <w:t>last_name</w:t>
+      </w:r>
+      <w:proofErr w:type="spellEnd"/>
+      <w:r>
+        <w:rPr>
+          <w:rStyle w:val="11"/>
+          <w:rFonts w:ascii="Times New Roman" w:hAnsi="Times New Roman"/>
+          <w:b/>
+          <w:bCs/>
+          <w:color w:val="000000"/>
+          <w:lang w:val="ru-RU"/>
+        </w:rPr>
+        <w:t xml:space="preserve"> }}, </w:t>
+      </w:r>
+      <w:r>
+        <w:rPr>
+          <w:rStyle w:val="11"/>
+          <w:rFonts w:ascii="Times New Roman" w:hAnsi="Times New Roman"/>
+          <w:color w:val="000000"/>
+          <w:lang w:val="ru-RU"/>
+        </w:rPr>
+        <w:t xml:space="preserve">добровольно даю свое согласие на проведение опроса, в том числе выявления жалоб, сбор анамнеза; осмотр, в том числе пальпацию, перкуссию, аускультацию, риноскопию, фарингоскопию, ректальные исследования (на приёме гастроэнтеролога — при клинической потребности), антропометрические исследования, термометрию, тонометрию, исследования нервной системы (чувствительной и двигательной сферы), неинвазивные исследования органа слуха и слуховых функций, лабораторные методы исследования, в том числе клинические, биохимические, бактериологические, вирусологические, серологические, иммунологические, функциональные методы исследования, в том числе ЭКГ,  </w:t>
+      </w:r>
+      <w:proofErr w:type="spellStart"/>
+      <w:r>
+        <w:rPr>
+          <w:rStyle w:val="11"/>
+          <w:rFonts w:ascii="Times New Roman" w:hAnsi="Times New Roman"/>
+          <w:color w:val="000000"/>
+          <w:lang w:val="ru-RU"/>
+        </w:rPr>
+        <w:t>пикфлуометрию</w:t>
+      </w:r>
+      <w:proofErr w:type="spellEnd"/>
+      <w:r>
+        <w:rPr>
+          <w:rStyle w:val="11"/>
+          <w:rFonts w:ascii="Times New Roman" w:hAnsi="Times New Roman"/>
+          <w:color w:val="000000"/>
+          <w:lang w:val="ru-RU"/>
+        </w:rPr>
+        <w:t xml:space="preserve">, ультразвуковые исследования и </w:t>
+      </w:r>
+      <w:proofErr w:type="spellStart"/>
+      <w:r>
+        <w:rPr>
+          <w:rStyle w:val="11"/>
+          <w:rFonts w:ascii="Times New Roman" w:hAnsi="Times New Roman"/>
+          <w:color w:val="000000"/>
+          <w:lang w:val="ru-RU"/>
+        </w:rPr>
+        <w:t>доплерографические</w:t>
+      </w:r>
+      <w:proofErr w:type="spellEnd"/>
+      <w:r>
+        <w:rPr>
+          <w:rStyle w:val="11"/>
+          <w:rFonts w:ascii="Times New Roman" w:hAnsi="Times New Roman"/>
+          <w:color w:val="000000"/>
+          <w:lang w:val="ru-RU"/>
+        </w:rPr>
+        <w:t xml:space="preserve"> исследования; введение лекарственных препаратов по назначению врача, в том числе внутримышечно, внутривенно, подкожно, внутрикожно; медицинский массаж, для получения мною первичной медико-санитарной помощи / получения первичной медико-санитарной помощи лицом, законным  представителем которого я  являюсь,  в </w:t>
+      </w:r>
+      <w:r>
+        <w:rPr>
+          <w:rFonts w:ascii="Times New Roman" w:hAnsi="Times New Roman"/>
+          <w:lang w:val="ru-RU"/>
+        </w:rPr>
+        <w:t>обработку ООО МЦ «</w:t>
+      </w:r>
+      <w:proofErr w:type="spellStart"/>
+      <w:r>
+        <w:rPr>
+          <w:rFonts w:ascii="Times New Roman" w:hAnsi="Times New Roman"/>
+          <w:lang w:val="ru-RU"/>
+        </w:rPr>
+        <w:t>РевмаМед</w:t>
+      </w:r>
+      <w:proofErr w:type="spellEnd"/>
+      <w:r>
+        <w:rPr>
+          <w:rFonts w:ascii="Times New Roman" w:hAnsi="Times New Roman"/>
+          <w:lang w:val="ru-RU"/>
+        </w:rPr>
+        <w:t>».</w:t>
       </w:r>
     </w:p>
     <w:p>
@@ -7178,6 +8182,7 @@
         </w:rPr>
         <w:t xml:space="preserve"> </w:t>
       </w:r>
+      <w:proofErr w:type="gramStart"/>
       <w:r>
         <w:rPr>
           <w:rFonts w:ascii="Times New Roman" w:hAnsi="Times New Roman"/>
@@ -7186,8 +8191,10 @@
           <w:color w:val="000000"/>
           <w:shd w:val="clear" w:color="auto" w:fill="FFFFFF"/>
         </w:rPr>
-        <w:t xml:space="preserve">{{  doctor_name }} </w:t>
-      </w:r>
+        <w:t xml:space="preserve">{{  </w:t>
+      </w:r>
+      <w:proofErr w:type="spellStart"/>
+      <w:proofErr w:type="gramEnd"/>
       <w:r>
         <w:rPr>
           <w:rFonts w:ascii="Times New Roman" w:hAnsi="Times New Roman"/>
@@ -7195,10 +8202,10 @@
           <w:bCs/>
           <w:color w:val="000000"/>
           <w:shd w:val="clear" w:color="auto" w:fill="FFFFFF"/>
-          <w:lang w:val="ru-RU"/>
-        </w:rPr>
-        <w:t>врач</w:t>
-      </w:r>
+        </w:rPr>
+        <w:t>doctor_</w:t>
+      </w:r>
+      <w:proofErr w:type="gramStart"/>
       <w:r>
         <w:rPr>
           <w:rFonts w:ascii="Times New Roman" w:hAnsi="Times New Roman"/>
@@ -7207,8 +8214,63 @@
           <w:color w:val="000000"/>
           <w:shd w:val="clear" w:color="auto" w:fill="FFFFFF"/>
         </w:rPr>
-        <w:t xml:space="preserve"> {{ </w:t>
-      </w:r>
+        <w:t>name</w:t>
+      </w:r>
+      <w:proofErr w:type="spellEnd"/>
+      <w:r>
+        <w:rPr>
+          <w:rFonts w:ascii="Times New Roman" w:hAnsi="Times New Roman"/>
+          <w:b/>
+          <w:bCs/>
+          <w:color w:val="000000"/>
+          <w:shd w:val="clear" w:color="auto" w:fill="FFFFFF"/>
+        </w:rPr>
+        <w:t xml:space="preserve"> }</w:t>
+      </w:r>
+      <w:proofErr w:type="gramEnd"/>
+      <w:r>
+        <w:rPr>
+          <w:rFonts w:ascii="Times New Roman" w:hAnsi="Times New Roman"/>
+          <w:b/>
+          <w:bCs/>
+          <w:color w:val="000000"/>
+          <w:shd w:val="clear" w:color="auto" w:fill="FFFFFF"/>
+        </w:rPr>
+        <w:t xml:space="preserve">} </w:t>
+      </w:r>
+      <w:r>
+        <w:rPr>
+          <w:rFonts w:ascii="Times New Roman" w:hAnsi="Times New Roman"/>
+          <w:b/>
+          <w:bCs/>
+          <w:color w:val="000000"/>
+          <w:shd w:val="clear" w:color="auto" w:fill="FFFFFF"/>
+          <w:lang w:val="ru-RU"/>
+        </w:rPr>
+        <w:t>врач</w:t>
+      </w:r>
+      <w:r>
+        <w:rPr>
+          <w:rFonts w:ascii="Times New Roman" w:hAnsi="Times New Roman"/>
+          <w:b/>
+          <w:bCs/>
+          <w:color w:val="000000"/>
+          <w:shd w:val="clear" w:color="auto" w:fill="FFFFFF"/>
+        </w:rPr>
+        <w:t xml:space="preserve"> </w:t>
+      </w:r>
+      <w:proofErr w:type="gramStart"/>
+      <w:r>
+        <w:rPr>
+          <w:rFonts w:ascii="Times New Roman" w:hAnsi="Times New Roman"/>
+          <w:b/>
+          <w:bCs/>
+          <w:color w:val="000000"/>
+          <w:shd w:val="clear" w:color="auto" w:fill="FFFFFF"/>
+        </w:rPr>
+        <w:t xml:space="preserve">{{ </w:t>
+      </w:r>
+      <w:proofErr w:type="spellStart"/>
       <w:r>
         <w:rPr>
           <w:rFonts w:ascii="Times New Roman" w:hAnsi="Times New Roman"/>
@@ -7216,7 +8278,47 @@
           <w:bCs/>
           <w:shd w:val="clear" w:color="auto" w:fill="FFFFFF"/>
         </w:rPr>
-        <w:t>doctor_specialization }}</w:t>
+        <w:t>doctor</w:t>
+      </w:r>
+      <w:proofErr w:type="gramEnd"/>
+      <w:r>
+        <w:rPr>
+          <w:rFonts w:ascii="Times New Roman" w:hAnsi="Times New Roman"/>
+          <w:b/>
+          <w:bCs/>
+          <w:shd w:val="clear" w:color="auto" w:fill="FFFFFF"/>
+        </w:rPr>
+        <w:t>_</w:t>
+      </w:r>
+      <w:proofErr w:type="gramStart"/>
+      <w:r>
+        <w:rPr>
+          <w:rFonts w:ascii="Times New Roman" w:hAnsi="Times New Roman"/>
+          <w:b/>
+          <w:bCs/>
+          <w:shd w:val="clear" w:color="auto" w:fill="FFFFFF"/>
+        </w:rPr>
+        <w:t>specialization</w:t>
+      </w:r>
+      <w:proofErr w:type="spellEnd"/>
+      <w:r>
+        <w:rPr>
+          <w:rFonts w:ascii="Times New Roman" w:hAnsi="Times New Roman"/>
+          <w:b/>
+          <w:bCs/>
+          <w:shd w:val="clear" w:color="auto" w:fill="FFFFFF"/>
+        </w:rPr>
+        <w:t xml:space="preserve"> }</w:t>
+      </w:r>
+      <w:proofErr w:type="gramEnd"/>
+      <w:r>
+        <w:rPr>
+          <w:rFonts w:ascii="Times New Roman" w:hAnsi="Times New Roman"/>
+          <w:b/>
+          <w:bCs/>
+          <w:shd w:val="clear" w:color="auto" w:fill="FFFFFF"/>
+        </w:rPr>
+        <w:t>}</w:t>
       </w:r>
       <w:r>
         <w:rPr>
@@ -7255,7 +8357,27 @@
           <w:shd w:val="clear" w:color="auto" w:fill="FFFFFF"/>
           <w:lang w:val="ru-RU"/>
         </w:rPr>
-        <w:t xml:space="preserve">в доступной для меня форме мне разъяснены цели, методы оказания медицинской помощи,       связанный с ними риск, возможные варианты медицинских вмешательств, их последствия, в том числе вероятность развития осложнений, а также предполагаемые результаты оказания медицинской помощи. Мне разъяснено, что я имею право отказаться от одного или нескольких видов медицинских вмешательств, включенных в Перечень определенных видов медицинских вмешательств, на которые граждане дают информированное добровольное согласие при выборе врача и медицинской организации для получения первичной медико-санитарной помощи, утвержденный приказом Министерства здравоохранения и социального развития Российской Федерации от 23 апреля 2012 г. </w:t>
+        <w:t xml:space="preserve">в доступной для меня форме мне разъяснены цели, методы оказания медицинской </w:t>
+      </w:r>
+      <w:proofErr w:type="gramStart"/>
+      <w:r>
+        <w:rPr>
+          <w:rFonts w:ascii="Times New Roman" w:hAnsi="Times New Roman"/>
+          <w:color w:val="000000"/>
+          <w:shd w:val="clear" w:color="auto" w:fill="FFFFFF"/>
+          <w:lang w:val="ru-RU"/>
+        </w:rPr>
+        <w:t xml:space="preserve">помощи,   </w:t>
+      </w:r>
+      <w:proofErr w:type="gramEnd"/>
+      <w:r>
+        <w:rPr>
+          <w:rFonts w:ascii="Times New Roman" w:hAnsi="Times New Roman"/>
+          <w:color w:val="000000"/>
+          <w:shd w:val="clear" w:color="auto" w:fill="FFFFFF"/>
+          <w:lang w:val="ru-RU"/>
+        </w:rPr>
+        <w:t xml:space="preserve">    связанный с ними риск, возможные варианты медицинских вмешательств, их последствия, в том числе вероятность развития осложнений, а также предполагаемые результаты оказания медицинской помощи. Мне разъяснено, что я имею право отказаться от одного или нескольких видов медицинских вмешательств, включенных в Перечень определенных видов медицинских вмешательств, на которые граждане дают информированное добровольное согласие при выборе врача и медицинской организации для получения первичной медико-санитарной помощи, утвержденный приказом Министерства здравоохранения и социального развития Российской Федерации от 23 апреля 2012 г. </w:t>
       </w:r>
       <w:r>
         <w:rPr>
@@ -7542,7 +8664,39 @@
           <w:rFonts w:ascii="Times New Roman" w:hAnsi="Times New Roman"/>
           <w:lang w:val="ru-RU"/>
         </w:rPr>
-        <w:t xml:space="preserve">Настоящее информированное добровольное согласие действует в течение всего срока оказания мне (представляемому) медицинской помощи в  ООО МЦ «РевмаМед» или до момента отзыва мною настоящего согласия. </w:t>
+        <w:t xml:space="preserve">Настоящее информированное добровольное согласие действует в течение всего срока оказания мне (представляемому) медицинской помощи </w:t>
+      </w:r>
+      <w:proofErr w:type="gramStart"/>
+      <w:r>
+        <w:rPr>
+          <w:rFonts w:ascii="Times New Roman" w:hAnsi="Times New Roman"/>
+          <w:lang w:val="ru-RU"/>
+        </w:rPr>
+        <w:t>в  ООО</w:t>
+      </w:r>
+      <w:proofErr w:type="gramEnd"/>
+      <w:r>
+        <w:rPr>
+          <w:rFonts w:ascii="Times New Roman" w:hAnsi="Times New Roman"/>
+          <w:lang w:val="ru-RU"/>
+        </w:rPr>
+        <w:t xml:space="preserve"> МЦ «</w:t>
+      </w:r>
+      <w:proofErr w:type="spellStart"/>
+      <w:r>
+        <w:rPr>
+          <w:rFonts w:ascii="Times New Roman" w:hAnsi="Times New Roman"/>
+          <w:lang w:val="ru-RU"/>
+        </w:rPr>
+        <w:t>РевмаМед</w:t>
+      </w:r>
+      <w:proofErr w:type="spellEnd"/>
+      <w:r>
+        <w:rPr>
+          <w:rFonts w:ascii="Times New Roman" w:hAnsi="Times New Roman"/>
+          <w:lang w:val="ru-RU"/>
+        </w:rPr>
+        <w:t xml:space="preserve">» или до момента отзыва мною настоящего согласия. </w:t>
       </w:r>
     </w:p>
     <w:p>
@@ -7591,12 +8745,37 @@
               <w:spacing w:after="0" w:line="312" w:lineRule="auto"/>
               <w:jc w:val="both"/>
             </w:pPr>
+            <w:proofErr w:type="gramStart"/>
             <w:r>
               <w:rPr>
                 <w:rFonts w:ascii="Times New Roman" w:hAnsi="Times New Roman"/>
                 <w:lang w:val="ru-RU"/>
               </w:rPr>
-              <w:t>{{ appointment_date}} года.</w:t>
+              <w:t xml:space="preserve">{{ </w:t>
+            </w:r>
+            <w:proofErr w:type="spellStart"/>
+            <w:r>
+              <w:rPr>
+                <w:rFonts w:ascii="Times New Roman" w:hAnsi="Times New Roman"/>
+                <w:lang w:val="ru-RU"/>
+              </w:rPr>
+              <w:t>appointment</w:t>
+            </w:r>
+            <w:proofErr w:type="gramEnd"/>
+            <w:r>
+              <w:rPr>
+                <w:rFonts w:ascii="Times New Roman" w:hAnsi="Times New Roman"/>
+                <w:lang w:val="ru-RU"/>
+              </w:rPr>
+              <w:t>_date</w:t>
+            </w:r>
+            <w:proofErr w:type="spellEnd"/>
+            <w:r>
+              <w:rPr>
+                <w:rFonts w:ascii="Times New Roman" w:hAnsi="Times New Roman"/>
+                <w:lang w:val="ru-RU"/>
+              </w:rPr>
+              <w:t>}} года.</w:t>
             </w:r>
           </w:p>
         </w:tc>
@@ -7756,6 +8935,7 @@
               </w:rPr>
               <w:t xml:space="preserve"> </w:t>
             </w:r>
+            <w:proofErr w:type="gramStart"/>
             <w:r>
               <w:rPr>
                 <w:rFonts w:ascii="Times New Roman" w:hAnsi="Times New Roman"/>
@@ -7764,12 +8944,45 @@
               </w:rPr>
               <w:t xml:space="preserve">{{ </w:t>
             </w:r>
+            <w:proofErr w:type="spellStart"/>
             <w:r>
               <w:rPr>
                 <w:rFonts w:ascii="Times New Roman" w:hAnsi="Times New Roman"/>
                 <w:shd w:val="clear" w:color="auto" w:fill="FFFFFF"/>
               </w:rPr>
-              <w:t>doctor_specialization }}</w:t>
+              <w:t>doctor</w:t>
+            </w:r>
+            <w:proofErr w:type="gramEnd"/>
+            <w:r>
+              <w:rPr>
+                <w:rFonts w:ascii="Times New Roman" w:hAnsi="Times New Roman"/>
+                <w:shd w:val="clear" w:color="auto" w:fill="FFFFFF"/>
+              </w:rPr>
+              <w:t>_</w:t>
+            </w:r>
+            <w:proofErr w:type="gramStart"/>
+            <w:r>
+              <w:rPr>
+                <w:rFonts w:ascii="Times New Roman" w:hAnsi="Times New Roman"/>
+                <w:shd w:val="clear" w:color="auto" w:fill="FFFFFF"/>
+              </w:rPr>
+              <w:t>specialization</w:t>
+            </w:r>
+            <w:proofErr w:type="spellEnd"/>
+            <w:r>
+              <w:rPr>
+                <w:rFonts w:ascii="Times New Roman" w:hAnsi="Times New Roman"/>
+                <w:shd w:val="clear" w:color="auto" w:fill="FFFFFF"/>
+              </w:rPr>
+              <w:t xml:space="preserve"> }</w:t>
+            </w:r>
+            <w:proofErr w:type="gramEnd"/>
+            <w:r>
+              <w:rPr>
+                <w:rFonts w:ascii="Times New Roman" w:hAnsi="Times New Roman"/>
+                <w:shd w:val="clear" w:color="auto" w:fill="FFFFFF"/>
+              </w:rPr>
+              <w:t>}</w:t>
             </w:r>
             <w:r>
               <w:rPr>
@@ -7777,8 +8990,28 @@
                 <w:color w:val="000000"/>
                 <w:shd w:val="clear" w:color="auto" w:fill="FFFFFF"/>
               </w:rPr>
-              <w:t xml:space="preserve"> {{  doctor_name</w:t>
-            </w:r>
+              <w:t xml:space="preserve"> </w:t>
+            </w:r>
+            <w:proofErr w:type="gramStart"/>
+            <w:r>
+              <w:rPr>
+                <w:rFonts w:ascii="Times New Roman" w:hAnsi="Times New Roman"/>
+                <w:color w:val="000000"/>
+                <w:shd w:val="clear" w:color="auto" w:fill="FFFFFF"/>
+              </w:rPr>
+              <w:t xml:space="preserve">{{  </w:t>
+            </w:r>
+            <w:proofErr w:type="spellStart"/>
+            <w:proofErr w:type="gramEnd"/>
+            <w:r>
+              <w:rPr>
+                <w:rFonts w:ascii="Times New Roman" w:hAnsi="Times New Roman"/>
+                <w:color w:val="000000"/>
+                <w:shd w:val="clear" w:color="auto" w:fill="FFFFFF"/>
+              </w:rPr>
+              <w:t>doctor_name</w:t>
+            </w:r>
+            <w:proofErr w:type="spellEnd"/>
             <w:r>
               <w:rPr>
                 <w:rFonts w:ascii="Times New Roman" w:hAnsi="Times New Roman"/>
